--- a/downloads/all-lessons.docx
+++ b/downloads/all-lessons.docx
@@ -150,17 +150,17 @@
         <w:tblW w:w="5000" w:type="pct"/>
         <w:tblBorders>
           <w:top w:val="single" w:color="D9DEE5" w:sz="4"/>
+          <w:left w:val="single" w:color="D9DEE5" w:sz="4"/>
           <w:bottom w:val="single" w:color="D9DEE5" w:sz="4"/>
-          <w:left w:val="single" w:color="D9DEE5" w:sz="4"/>
           <w:right w:val="single" w:color="D9DEE5" w:sz="4"/>
           <w:insideH w:val="single" w:color="D9DEE5" w:sz="4"/>
           <w:insideV w:val="single" w:color="D9DEE5" w:sz="4"/>
         </w:tblBorders>
         <w:tblCellMar>
           <w:top w:w="60" w:type="dxa"/>
-          <w:start w:w="100" w:type="dxa"/>
+          <w:left w:w="100" w:type="dxa"/>
           <w:bottom w:w="60" w:type="dxa"/>
-          <w:end w:w="100" w:type="dxa"/>
+          <w:right w:w="100" w:type="dxa"/>
         </w:tblCellMar>
       </w:tblPr>
       <w:tblGrid>
@@ -1077,17 +1077,17 @@
         <w:tblW w:w="5000" w:type="pct"/>
         <w:tblBorders>
           <w:top w:val="single" w:color="D9DEE5" w:sz="4"/>
+          <w:left w:val="single" w:color="D9DEE5" w:sz="4"/>
           <w:bottom w:val="single" w:color="D9DEE5" w:sz="4"/>
-          <w:left w:val="single" w:color="D9DEE5" w:sz="4"/>
           <w:right w:val="single" w:color="D9DEE5" w:sz="4"/>
           <w:insideH w:val="single" w:color="D9DEE5" w:sz="4"/>
           <w:insideV w:val="single" w:color="D9DEE5" w:sz="4"/>
         </w:tblBorders>
         <w:tblCellMar>
           <w:top w:w="60" w:type="dxa"/>
-          <w:start w:w="100" w:type="dxa"/>
+          <w:left w:w="100" w:type="dxa"/>
           <w:bottom w:w="60" w:type="dxa"/>
-          <w:end w:w="100" w:type="dxa"/>
+          <w:right w:w="100" w:type="dxa"/>
         </w:tblCellMar>
       </w:tblPr>
       <w:tblGrid>
@@ -1797,17 +1797,17 @@
         <w:tblW w:w="5000" w:type="pct"/>
         <w:tblBorders>
           <w:top w:val="single" w:color="D9DEE5" w:sz="4"/>
+          <w:left w:val="single" w:color="D9DEE5" w:sz="4"/>
           <w:bottom w:val="single" w:color="D9DEE5" w:sz="4"/>
-          <w:left w:val="single" w:color="D9DEE5" w:sz="4"/>
           <w:right w:val="single" w:color="D9DEE5" w:sz="4"/>
           <w:insideH w:val="single" w:color="D9DEE5" w:sz="4"/>
           <w:insideV w:val="single" w:color="D9DEE5" w:sz="4"/>
         </w:tblBorders>
         <w:tblCellMar>
           <w:top w:w="60" w:type="dxa"/>
-          <w:start w:w="100" w:type="dxa"/>
+          <w:left w:w="100" w:type="dxa"/>
           <w:bottom w:w="60" w:type="dxa"/>
-          <w:end w:w="100" w:type="dxa"/>
+          <w:right w:w="100" w:type="dxa"/>
         </w:tblCellMar>
       </w:tblPr>
       <w:tblGrid>
@@ -2205,17 +2205,17 @@
         <w:tblW w:w="5000" w:type="pct"/>
         <w:tblBorders>
           <w:top w:val="single" w:color="D9DEE5" w:sz="4"/>
+          <w:left w:val="single" w:color="D9DEE5" w:sz="4"/>
           <w:bottom w:val="single" w:color="D9DEE5" w:sz="4"/>
-          <w:left w:val="single" w:color="D9DEE5" w:sz="4"/>
           <w:right w:val="single" w:color="D9DEE5" w:sz="4"/>
           <w:insideH w:val="single" w:color="D9DEE5" w:sz="4"/>
           <w:insideV w:val="single" w:color="D9DEE5" w:sz="4"/>
         </w:tblBorders>
         <w:tblCellMar>
           <w:top w:w="60" w:type="dxa"/>
-          <w:start w:w="100" w:type="dxa"/>
+          <w:left w:w="100" w:type="dxa"/>
           <w:bottom w:w="60" w:type="dxa"/>
-          <w:end w:w="100" w:type="dxa"/>
+          <w:right w:w="100" w:type="dxa"/>
         </w:tblCellMar>
       </w:tblPr>
       <w:tblGrid>
@@ -2665,17 +2665,17 @@
         <w:tblW w:w="5000" w:type="pct"/>
         <w:tblBorders>
           <w:top w:val="single" w:color="D9DEE5" w:sz="4"/>
+          <w:left w:val="single" w:color="D9DEE5" w:sz="4"/>
           <w:bottom w:val="single" w:color="D9DEE5" w:sz="4"/>
-          <w:left w:val="single" w:color="D9DEE5" w:sz="4"/>
           <w:right w:val="single" w:color="D9DEE5" w:sz="4"/>
           <w:insideH w:val="single" w:color="D9DEE5" w:sz="4"/>
           <w:insideV w:val="single" w:color="D9DEE5" w:sz="4"/>
         </w:tblBorders>
         <w:tblCellMar>
           <w:top w:w="60" w:type="dxa"/>
-          <w:start w:w="100" w:type="dxa"/>
+          <w:left w:w="100" w:type="dxa"/>
           <w:bottom w:w="60" w:type="dxa"/>
-          <w:end w:w="100" w:type="dxa"/>
+          <w:right w:w="100" w:type="dxa"/>
         </w:tblCellMar>
       </w:tblPr>
       <w:tblGrid>
@@ -3237,17 +3237,17 @@
         <w:tblW w:w="5000" w:type="pct"/>
         <w:tblBorders>
           <w:top w:val="single" w:color="D9DEE5" w:sz="4"/>
+          <w:left w:val="single" w:color="D9DEE5" w:sz="4"/>
           <w:bottom w:val="single" w:color="D9DEE5" w:sz="4"/>
-          <w:left w:val="single" w:color="D9DEE5" w:sz="4"/>
           <w:right w:val="single" w:color="D9DEE5" w:sz="4"/>
           <w:insideH w:val="single" w:color="D9DEE5" w:sz="4"/>
           <w:insideV w:val="single" w:color="D9DEE5" w:sz="4"/>
         </w:tblBorders>
         <w:tblCellMar>
           <w:top w:w="60" w:type="dxa"/>
-          <w:start w:w="100" w:type="dxa"/>
+          <w:left w:w="100" w:type="dxa"/>
           <w:bottom w:w="60" w:type="dxa"/>
-          <w:end w:w="100" w:type="dxa"/>
+          <w:right w:w="100" w:type="dxa"/>
         </w:tblCellMar>
       </w:tblPr>
       <w:tblGrid>
@@ -3593,17 +3593,17 @@
         <w:tblW w:w="5000" w:type="pct"/>
         <w:tblBorders>
           <w:top w:val="single" w:color="D9DEE5" w:sz="4"/>
+          <w:left w:val="single" w:color="D9DEE5" w:sz="4"/>
           <w:bottom w:val="single" w:color="D9DEE5" w:sz="4"/>
-          <w:left w:val="single" w:color="D9DEE5" w:sz="4"/>
           <w:right w:val="single" w:color="D9DEE5" w:sz="4"/>
           <w:insideH w:val="single" w:color="D9DEE5" w:sz="4"/>
           <w:insideV w:val="single" w:color="D9DEE5" w:sz="4"/>
         </w:tblBorders>
         <w:tblCellMar>
           <w:top w:w="60" w:type="dxa"/>
-          <w:start w:w="100" w:type="dxa"/>
+          <w:left w:w="100" w:type="dxa"/>
           <w:bottom w:w="60" w:type="dxa"/>
-          <w:end w:w="100" w:type="dxa"/>
+          <w:right w:w="100" w:type="dxa"/>
         </w:tblCellMar>
       </w:tblPr>
       <w:tblGrid>

--- a/downloads/all-lessons.docx
+++ b/downloads/all-lessons.docx
@@ -2,6 +2,23 @@
 <file path=word/document.xml><?xml version="1.0" encoding="utf-8"?>
 <w:document xmlns:w="http://schemas.openxmlformats.org/wordprocessingml/2006/main">
   <w:body>
+    <w:p>
+      <w:pPr>
+        <w:bidi/>
+        <w:spacing w:before="0" w:after="240"/>
+      </w:pPr>
+      <w:r>
+        <w:rPr>
+          <w:b/>
+          <w:bCs/>
+          <w:color w:val="0E6B66"/>
+          <w:sz w:val="44"/>
+          <w:szCs w:val="44"/>
+          <w:rtl/>
+        </w:rPr>
+        <w:t xml:space="preserve">دورة أساسيات البرمجة: الدروس</w:t>
+      </w:r>
+    </w:p>
     <w:p>
       <w:pPr>
         <w:bidi/>
@@ -4062,6 +4079,5748 @@
         <w:t xml:space="preserve">أكمل صفحة التعريف وأضف إليها رابطين وصورتين.</w:t>
       </w:r>
     </w:p>
+    <w:p>
+      <w:r>
+        <w:br w:type="page"/>
+      </w:r>
+    </w:p>
+    <w:p>
+      <w:pPr>
+        <w:bidi/>
+        <w:spacing w:before="0" w:after="60"/>
+      </w:pPr>
+      <w:r>
+        <w:rPr>
+          <w:color w:val="5B6575"/>
+          <w:sz w:val="20"/>
+          <w:szCs w:val="20"/>
+          <w:rtl/>
+        </w:rPr>
+        <w:t xml:space="preserve">اليوم 2 · الأسبوع 1 · HTML وCSS · ساعتان</w:t>
+      </w:r>
+    </w:p>
+    <w:p>
+      <w:pPr>
+        <w:keepNext/>
+        <w:bidi/>
+        <w:spacing w:before="0" w:after="100"/>
+      </w:pPr>
+      <w:r>
+        <w:rPr>
+          <w:b/>
+          <w:bCs/>
+          <w:color w:val="18202B"/>
+          <w:sz w:val="40"/>
+          <w:szCs w:val="40"/>
+          <w:rtl/>
+        </w:rPr>
+        <w:t xml:space="preserve">القوائم والجداول والنماذج</w:t>
+      </w:r>
+    </w:p>
+    <w:p>
+      <w:pPr>
+        <w:keepNext/>
+        <w:bidi/>
+        <w:spacing w:before="280" w:after="100"/>
+      </w:pPr>
+      <w:r>
+        <w:rPr>
+          <w:b/>
+          <w:bCs/>
+          <w:color w:val="0E6B66"/>
+          <w:sz w:val="30"/>
+          <w:szCs w:val="30"/>
+          <w:rtl/>
+        </w:rPr>
+        <w:t xml:space="preserve">أهداف التعلم</w:t>
+      </w:r>
+    </w:p>
+    <w:p>
+      <w:pPr>
+        <w:bidi/>
+        <w:spacing w:before="0" w:after="120"/>
+      </w:pPr>
+      <w:r>
+        <w:rPr>
+          <w:color w:val="5B6575"/>
+          <w:rtl/>
+        </w:rPr>
+        <w:t xml:space="preserve">في نهاية الدرس يستطيع المتدرب أن:</w:t>
+      </w:r>
+    </w:p>
+    <w:p>
+      <w:pPr>
+        <w:bidi/>
+        <w:spacing w:before="0" w:after="40"/>
+      </w:pPr>
+      <w:r>
+        <w:rPr>
+          <w:rtl/>
+        </w:rPr>
+        <w:t xml:space="preserve">• ينشئ قوائم مرقمة ol وغير مرقمة ul.</w:t>
+      </w:r>
+    </w:p>
+    <w:p>
+      <w:pPr>
+        <w:bidi/>
+        <w:spacing w:before="0" w:after="40"/>
+      </w:pPr>
+      <w:r>
+        <w:rPr>
+          <w:rtl/>
+        </w:rPr>
+        <w:t xml:space="preserve">• يبني جدولًا بصفوف وأعمدة وعناوين.</w:t>
+      </w:r>
+    </w:p>
+    <w:p>
+      <w:pPr>
+        <w:bidi/>
+        <w:spacing w:before="0" w:after="40"/>
+      </w:pPr>
+      <w:r>
+        <w:rPr>
+          <w:rtl/>
+        </w:rPr>
+        <w:t xml:space="preserve">• يصمم نموذج إدخال بأنواع حقول مختلفة.</w:t>
+      </w:r>
+    </w:p>
+    <w:p>
+      <w:pPr>
+        <w:bidi/>
+        <w:spacing w:before="0" w:after="40"/>
+      </w:pPr>
+      <w:r>
+        <w:rPr>
+          <w:rtl/>
+        </w:rPr>
+        <w:t xml:space="preserve">• يقسّم الصفحة بوسوم header وmain وfooter.</w:t>
+      </w:r>
+    </w:p>
+    <w:p>
+      <w:pPr>
+        <w:keepNext/>
+        <w:bidi/>
+        <w:spacing w:before="280" w:after="100"/>
+      </w:pPr>
+      <w:r>
+        <w:rPr>
+          <w:b/>
+          <w:bCs/>
+          <w:color w:val="0E6B66"/>
+          <w:sz w:val="30"/>
+          <w:szCs w:val="30"/>
+          <w:rtl/>
+        </w:rPr>
+        <w:t xml:space="preserve">توزيع وقت الحصة</w:t>
+      </w:r>
+    </w:p>
+    <w:tbl>
+      <w:tblPr>
+        <w:bidiVisual/>
+        <w:tblW w:w="5000" w:type="pct"/>
+        <w:tblBorders>
+          <w:top w:val="single" w:color="D9DEE5" w:sz="4"/>
+          <w:left w:val="single" w:color="D9DEE5" w:sz="4"/>
+          <w:bottom w:val="single" w:color="D9DEE5" w:sz="4"/>
+          <w:right w:val="single" w:color="D9DEE5" w:sz="4"/>
+          <w:insideH w:val="single" w:color="D9DEE5" w:sz="4"/>
+          <w:insideV w:val="single" w:color="D9DEE5" w:sz="4"/>
+        </w:tblBorders>
+        <w:tblCellMar>
+          <w:top w:w="60" w:type="dxa"/>
+          <w:left w:w="100" w:type="dxa"/>
+          <w:bottom w:w="60" w:type="dxa"/>
+          <w:right w:w="100" w:type="dxa"/>
+        </w:tblCellMar>
+      </w:tblPr>
+      <w:tblGrid>
+        <w:gridCol w:w="2200"/>
+        <w:gridCol w:w="7438"/>
+      </w:tblGrid>
+      <w:tr>
+        <w:tc>
+          <w:tcPr>
+            <w:tcW w:w="2200" w:type="dxa"/>
+          </w:tcPr>
+          <w:p>
+            <w:pPr>
+              <w:spacing w:before="0" w:after="0"/>
+              <w:jc w:val="left"/>
+            </w:pPr>
+            <w:r>
+              <w:rPr>
+                <w:rFonts w:ascii="Consolas" w:hAnsi="Consolas" w:cs="Arial"/>
+              </w:rPr>
+              <w:t xml:space="preserve">0:00 – 0:10</w:t>
+            </w:r>
+          </w:p>
+        </w:tc>
+        <w:tc>
+          <w:tcPr>
+            <w:tcW w:w="7438" w:type="dxa"/>
+          </w:tcPr>
+          <w:p>
+            <w:pPr>
+              <w:bidi/>
+              <w:spacing w:before="0" w:after="0"/>
+            </w:pPr>
+            <w:r>
+              <w:rPr>
+                <w:rtl/>
+              </w:rPr>
+              <w:t xml:space="preserve">مراجعة سريعة لدرس الأمس وحل الواجب</w:t>
+            </w:r>
+          </w:p>
+        </w:tc>
+      </w:tr>
+      <w:tr>
+        <w:tc>
+          <w:tcPr>
+            <w:tcW w:w="2200" w:type="dxa"/>
+          </w:tcPr>
+          <w:p>
+            <w:pPr>
+              <w:spacing w:before="0" w:after="0"/>
+              <w:jc w:val="left"/>
+            </w:pPr>
+            <w:r>
+              <w:rPr>
+                <w:rFonts w:ascii="Consolas" w:hAnsi="Consolas" w:cs="Arial"/>
+              </w:rPr>
+              <w:t xml:space="preserve">0:10 – 0:50</w:t>
+            </w:r>
+          </w:p>
+        </w:tc>
+        <w:tc>
+          <w:tcPr>
+            <w:tcW w:w="7438" w:type="dxa"/>
+          </w:tcPr>
+          <w:p>
+            <w:pPr>
+              <w:bidi/>
+              <w:spacing w:before="0" w:after="0"/>
+            </w:pPr>
+            <w:r>
+              <w:rPr>
+                <w:rtl/>
+              </w:rPr>
+              <w:t xml:space="preserve">شرح الدرس مع أمثلة حيّة يكتبها المدرب والمتدربون معًا</w:t>
+            </w:r>
+          </w:p>
+        </w:tc>
+      </w:tr>
+      <w:tr>
+        <w:tc>
+          <w:tcPr>
+            <w:tcW w:w="2200" w:type="dxa"/>
+          </w:tcPr>
+          <w:p>
+            <w:pPr>
+              <w:spacing w:before="0" w:after="0"/>
+              <w:jc w:val="left"/>
+            </w:pPr>
+            <w:r>
+              <w:rPr>
+                <w:rFonts w:ascii="Consolas" w:hAnsi="Consolas" w:cs="Arial"/>
+              </w:rPr>
+              <w:t xml:space="preserve">0:50 – 1:00</w:t>
+            </w:r>
+          </w:p>
+        </w:tc>
+        <w:tc>
+          <w:tcPr>
+            <w:tcW w:w="7438" w:type="dxa"/>
+          </w:tcPr>
+          <w:p>
+            <w:pPr>
+              <w:bidi/>
+              <w:spacing w:before="0" w:after="0"/>
+            </w:pPr>
+            <w:r>
+              <w:rPr>
+                <w:rtl/>
+              </w:rPr>
+              <w:t xml:space="preserve">استراحة</w:t>
+            </w:r>
+          </w:p>
+        </w:tc>
+      </w:tr>
+      <w:tr>
+        <w:tc>
+          <w:tcPr>
+            <w:tcW w:w="2200" w:type="dxa"/>
+          </w:tcPr>
+          <w:p>
+            <w:pPr>
+              <w:spacing w:before="0" w:after="0"/>
+              <w:jc w:val="left"/>
+            </w:pPr>
+            <w:r>
+              <w:rPr>
+                <w:rFonts w:ascii="Consolas" w:hAnsi="Consolas" w:cs="Arial"/>
+              </w:rPr>
+              <w:t xml:space="preserve">1:00 – 1:40</w:t>
+            </w:r>
+          </w:p>
+        </w:tc>
+        <w:tc>
+          <w:tcPr>
+            <w:tcW w:w="7438" w:type="dxa"/>
+          </w:tcPr>
+          <w:p>
+            <w:pPr>
+              <w:bidi/>
+              <w:spacing w:before="0" w:after="0"/>
+            </w:pPr>
+            <w:r>
+              <w:rPr>
+                <w:rtl/>
+              </w:rPr>
+              <w:t xml:space="preserve">تمارين عملية فردية (المدرب يتنقل بين المتدربين الستة)</w:t>
+            </w:r>
+          </w:p>
+        </w:tc>
+      </w:tr>
+      <w:tr>
+        <w:tc>
+          <w:tcPr>
+            <w:tcW w:w="2200" w:type="dxa"/>
+          </w:tcPr>
+          <w:p>
+            <w:pPr>
+              <w:spacing w:before="0" w:after="0"/>
+              <w:jc w:val="left"/>
+            </w:pPr>
+            <w:r>
+              <w:rPr>
+                <w:rFonts w:ascii="Consolas" w:hAnsi="Consolas" w:cs="Arial"/>
+              </w:rPr>
+              <w:t xml:space="preserve">1:40 – 1:55</w:t>
+            </w:r>
+          </w:p>
+        </w:tc>
+        <w:tc>
+          <w:tcPr>
+            <w:tcW w:w="7438" w:type="dxa"/>
+          </w:tcPr>
+          <w:p>
+            <w:pPr>
+              <w:bidi/>
+              <w:spacing w:before="0" w:after="0"/>
+            </w:pPr>
+            <w:r>
+              <w:rPr>
+                <w:rtl/>
+              </w:rPr>
+              <w:t xml:space="preserve">تصحيح جماعي ومناقشة الأخطاء الشائعة</w:t>
+            </w:r>
+          </w:p>
+        </w:tc>
+      </w:tr>
+      <w:tr>
+        <w:tc>
+          <w:tcPr>
+            <w:tcW w:w="2200" w:type="dxa"/>
+          </w:tcPr>
+          <w:p>
+            <w:pPr>
+              <w:spacing w:before="0" w:after="0"/>
+              <w:jc w:val="left"/>
+            </w:pPr>
+            <w:r>
+              <w:rPr>
+                <w:rFonts w:ascii="Consolas" w:hAnsi="Consolas" w:cs="Arial"/>
+              </w:rPr>
+              <w:t xml:space="preserve">1:55 – 2:00</w:t>
+            </w:r>
+          </w:p>
+        </w:tc>
+        <w:tc>
+          <w:tcPr>
+            <w:tcW w:w="7438" w:type="dxa"/>
+          </w:tcPr>
+          <w:p>
+            <w:pPr>
+              <w:bidi/>
+              <w:spacing w:before="0" w:after="0"/>
+            </w:pPr>
+            <w:r>
+              <w:rPr>
+                <w:rtl/>
+              </w:rPr>
+              <w:t xml:space="preserve">ملخص الدرس + اختبار ذاتي سريع + الواجب</w:t>
+            </w:r>
+          </w:p>
+        </w:tc>
+      </w:tr>
+    </w:tbl>
+    <w:p>
+      <w:pPr>
+        <w:keepNext/>
+        <w:bidi/>
+        <w:spacing w:before="280" w:after="100"/>
+      </w:pPr>
+      <w:r>
+        <w:rPr>
+          <w:b/>
+          <w:bCs/>
+          <w:color w:val="0E6B66"/>
+          <w:sz w:val="30"/>
+          <w:szCs w:val="30"/>
+          <w:rtl/>
+        </w:rPr>
+        <w:t xml:space="preserve">شرح الدرس</w:t>
+      </w:r>
+    </w:p>
+    <w:p>
+      <w:pPr>
+        <w:keepNext/>
+        <w:bidi/>
+        <w:spacing w:before="160" w:after="100"/>
+      </w:pPr>
+      <w:r>
+        <w:rPr>
+          <w:b/>
+          <w:bCs/>
+          <w:color w:val="18202B"/>
+          <w:sz w:val="25"/>
+          <w:szCs w:val="25"/>
+          <w:rtl/>
+        </w:rPr>
+        <w:t xml:space="preserve">1. القوائم</w:t>
+      </w:r>
+    </w:p>
+    <w:p>
+      <w:pPr>
+        <w:bidi/>
+        <w:spacing w:before="0" w:after="120"/>
+      </w:pPr>
+      <w:r>
+        <w:rPr>
+          <w:rFonts w:ascii="Consolas" w:hAnsi="Consolas" w:cs="Arial"/>
+        </w:rPr>
+        <w:t xml:space="preserve">ul</w:t>
+      </w:r>
+      <w:r>
+        <w:rPr>
+          <w:rtl/>
+        </w:rPr>
+        <w:t xml:space="preserve"> قائمة نقطية، و</w:t>
+      </w:r>
+      <w:r>
+        <w:rPr>
+          <w:rFonts w:ascii="Consolas" w:hAnsi="Consolas" w:cs="Arial"/>
+        </w:rPr>
+        <w:t xml:space="preserve">ol</w:t>
+      </w:r>
+      <w:r>
+        <w:rPr>
+          <w:rtl/>
+        </w:rPr>
+        <w:t xml:space="preserve"> قائمة مرقمة، وكل عنصر يوضع داخل </w:t>
+      </w:r>
+      <w:r>
+        <w:rPr>
+          <w:rFonts w:ascii="Consolas" w:hAnsi="Consolas" w:cs="Arial"/>
+        </w:rPr>
+        <w:t xml:space="preserve">li</w:t>
+      </w:r>
+      <w:r>
+        <w:rPr/>
+        <w:t xml:space="preserve">.</w:t>
+      </w:r>
+    </w:p>
+    <w:p>
+      <w:pPr>
+        <w:keepNext/>
+        <w:shd w:val="clear" w:color="auto" w:fill="F3F4F6"/>
+        <w:spacing w:before="0" w:after="0"/>
+        <w:jc w:val="left"/>
+      </w:pPr>
+      <w:r>
+        <w:rPr>
+          <w:rFonts w:ascii="Consolas" w:hAnsi="Consolas" w:cs="Arial"/>
+          <w:b/>
+          <w:bCs/>
+          <w:color w:val="5B6575"/>
+          <w:sz w:val="18"/>
+          <w:szCs w:val="18"/>
+        </w:rPr>
+        <w:t xml:space="preserve">HTML</w:t>
+      </w:r>
+    </w:p>
+    <w:p>
+      <w:pPr>
+        <w:keepNext/>
+        <w:shd w:val="clear" w:color="auto" w:fill="F3F4F6"/>
+        <w:spacing w:before="0" w:after="0"/>
+        <w:jc w:val="left"/>
+      </w:pPr>
+      <w:r>
+        <w:rPr>
+          <w:rFonts w:ascii="Consolas" w:hAnsi="Consolas" w:cs="Arial"/>
+          <w:sz w:val="18"/>
+          <w:szCs w:val="18"/>
+        </w:rPr>
+        <w:t xml:space="preserve">&lt;h3&gt;أدوات الدورة&lt;/h3&gt;</w:t>
+      </w:r>
+    </w:p>
+    <w:p>
+      <w:pPr>
+        <w:keepNext/>
+        <w:shd w:val="clear" w:color="auto" w:fill="F3F4F6"/>
+        <w:spacing w:before="0" w:after="0"/>
+        <w:jc w:val="left"/>
+      </w:pPr>
+      <w:r>
+        <w:rPr>
+          <w:rFonts w:ascii="Consolas" w:hAnsi="Consolas" w:cs="Arial"/>
+          <w:sz w:val="18"/>
+          <w:szCs w:val="18"/>
+        </w:rPr>
+        <w:t xml:space="preserve">&lt;ul&gt;</w:t>
+      </w:r>
+    </w:p>
+    <w:p>
+      <w:pPr>
+        <w:keepNext/>
+        <w:shd w:val="clear" w:color="auto" w:fill="F3F4F6"/>
+        <w:spacing w:before="0" w:after="0"/>
+        <w:jc w:val="left"/>
+      </w:pPr>
+      <w:r>
+        <w:rPr>
+          <w:rFonts w:ascii="Consolas" w:hAnsi="Consolas" w:cs="Arial"/>
+          <w:sz w:val="18"/>
+          <w:szCs w:val="18"/>
+        </w:rPr>
+        <w:t xml:space="preserve">  &lt;li&gt;Visual Studio Community&lt;/li&gt;</w:t>
+      </w:r>
+    </w:p>
+    <w:p>
+      <w:pPr>
+        <w:keepNext/>
+        <w:shd w:val="clear" w:color="auto" w:fill="F3F4F6"/>
+        <w:spacing w:before="0" w:after="0"/>
+        <w:jc w:val="left"/>
+      </w:pPr>
+      <w:r>
+        <w:rPr>
+          <w:rFonts w:ascii="Consolas" w:hAnsi="Consolas" w:cs="Arial"/>
+          <w:sz w:val="18"/>
+          <w:szCs w:val="18"/>
+        </w:rPr>
+        <w:t xml:space="preserve">  &lt;li&gt;المتصفح&lt;/li&gt;</w:t>
+      </w:r>
+    </w:p>
+    <w:p>
+      <w:pPr>
+        <w:keepNext/>
+        <w:shd w:val="clear" w:color="auto" w:fill="F3F4F6"/>
+        <w:spacing w:before="0" w:after="0"/>
+        <w:jc w:val="left"/>
+      </w:pPr>
+      <w:r>
+        <w:rPr>
+          <w:rFonts w:ascii="Consolas" w:hAnsi="Consolas" w:cs="Arial"/>
+          <w:sz w:val="18"/>
+          <w:szCs w:val="18"/>
+        </w:rPr>
+        <w:t xml:space="preserve">  &lt;li&gt;SQL Server&lt;/li&gt;</w:t>
+      </w:r>
+    </w:p>
+    <w:p>
+      <w:pPr>
+        <w:keepNext/>
+        <w:shd w:val="clear" w:color="auto" w:fill="F3F4F6"/>
+        <w:spacing w:before="0" w:after="0"/>
+        <w:jc w:val="left"/>
+      </w:pPr>
+      <w:r>
+        <w:rPr>
+          <w:rFonts w:ascii="Consolas" w:hAnsi="Consolas" w:cs="Arial"/>
+          <w:sz w:val="18"/>
+          <w:szCs w:val="18"/>
+        </w:rPr>
+        <w:t xml:space="preserve">&lt;/ul&gt;</w:t>
+      </w:r>
+    </w:p>
+    <w:p>
+      <w:pPr>
+        <w:keepNext/>
+        <w:shd w:val="clear" w:color="auto" w:fill="F3F4F6"/>
+        <w:spacing w:before="0" w:after="0"/>
+        <w:jc w:val="left"/>
+      </w:pPr>
+      <w:r>
+        <w:rPr>
+          <w:rFonts w:ascii="Consolas" w:hAnsi="Consolas" w:cs="Arial"/>
+          <w:sz w:val="18"/>
+          <w:szCs w:val="18"/>
+        </w:rPr>
+        <w:t xml:space="preserve"> </w:t>
+      </w:r>
+    </w:p>
+    <w:p>
+      <w:pPr>
+        <w:keepNext/>
+        <w:shd w:val="clear" w:color="auto" w:fill="F3F4F6"/>
+        <w:spacing w:before="0" w:after="0"/>
+        <w:jc w:val="left"/>
+      </w:pPr>
+      <w:r>
+        <w:rPr>
+          <w:rFonts w:ascii="Consolas" w:hAnsi="Consolas" w:cs="Arial"/>
+          <w:sz w:val="18"/>
+          <w:szCs w:val="18"/>
+        </w:rPr>
+        <w:t xml:space="preserve">&lt;h3&gt;خطوات حفظ الملف&lt;/h3&gt;</w:t>
+      </w:r>
+    </w:p>
+    <w:p>
+      <w:pPr>
+        <w:keepNext/>
+        <w:shd w:val="clear" w:color="auto" w:fill="F3F4F6"/>
+        <w:spacing w:before="0" w:after="0"/>
+        <w:jc w:val="left"/>
+      </w:pPr>
+      <w:r>
+        <w:rPr>
+          <w:rFonts w:ascii="Consolas" w:hAnsi="Consolas" w:cs="Arial"/>
+          <w:sz w:val="18"/>
+          <w:szCs w:val="18"/>
+        </w:rPr>
+        <w:t xml:space="preserve">&lt;ol&gt;</w:t>
+      </w:r>
+    </w:p>
+    <w:p>
+      <w:pPr>
+        <w:keepNext/>
+        <w:shd w:val="clear" w:color="auto" w:fill="F3F4F6"/>
+        <w:spacing w:before="0" w:after="0"/>
+        <w:jc w:val="left"/>
+      </w:pPr>
+      <w:r>
+        <w:rPr>
+          <w:rFonts w:ascii="Consolas" w:hAnsi="Consolas" w:cs="Arial"/>
+          <w:sz w:val="18"/>
+          <w:szCs w:val="18"/>
+        </w:rPr>
+        <w:t xml:space="preserve">  &lt;li&gt;اكتب الكود&lt;/li&gt;</w:t>
+      </w:r>
+    </w:p>
+    <w:p>
+      <w:pPr>
+        <w:keepNext/>
+        <w:shd w:val="clear" w:color="auto" w:fill="F3F4F6"/>
+        <w:spacing w:before="0" w:after="0"/>
+        <w:jc w:val="left"/>
+      </w:pPr>
+      <w:r>
+        <w:rPr>
+          <w:rFonts w:ascii="Consolas" w:hAnsi="Consolas" w:cs="Arial"/>
+          <w:sz w:val="18"/>
+          <w:szCs w:val="18"/>
+        </w:rPr>
+        <w:t xml:space="preserve">  &lt;li&gt;اضغط Ctrl + S&lt;/li&gt;</w:t>
+      </w:r>
+    </w:p>
+    <w:p>
+      <w:pPr>
+        <w:keepNext/>
+        <w:shd w:val="clear" w:color="auto" w:fill="F3F4F6"/>
+        <w:spacing w:before="0" w:after="0"/>
+        <w:jc w:val="left"/>
+      </w:pPr>
+      <w:r>
+        <w:rPr>
+          <w:rFonts w:ascii="Consolas" w:hAnsi="Consolas" w:cs="Arial"/>
+          <w:sz w:val="18"/>
+          <w:szCs w:val="18"/>
+        </w:rPr>
+        <w:t xml:space="preserve">  &lt;li&gt;حدّث المتصفح&lt;/li&gt;</w:t>
+      </w:r>
+    </w:p>
+    <w:p>
+      <w:pPr>
+        <w:keepNext/>
+        <w:shd w:val="clear" w:color="auto" w:fill="F3F4F6"/>
+        <w:spacing w:before="0" w:after="0"/>
+        <w:jc w:val="left"/>
+      </w:pPr>
+      <w:r>
+        <w:rPr>
+          <w:rFonts w:ascii="Consolas" w:hAnsi="Consolas" w:cs="Arial"/>
+          <w:sz w:val="18"/>
+          <w:szCs w:val="18"/>
+        </w:rPr>
+        <w:t xml:space="preserve">&lt;/ol&gt;</w:t>
+      </w:r>
+    </w:p>
+    <w:p>
+      <w:pPr>
+        <w:shd w:val="clear" w:color="auto" w:fill="F3F4F6"/>
+        <w:spacing w:before="0" w:after="120"/>
+        <w:jc w:val="left"/>
+      </w:pPr>
+      <w:r>
+        <w:rPr>
+          <w:sz w:val="8"/>
+          <w:szCs w:val="8"/>
+        </w:rPr>
+        <w:t xml:space="preserve"> </w:t>
+      </w:r>
+    </w:p>
+    <w:p>
+      <w:pPr>
+        <w:shd w:val="clear" w:color="auto" w:fill="DDF0EE"/>
+        <w:bidi/>
+        <w:spacing w:before="0" w:after="80"/>
+      </w:pPr>
+      <w:r>
+        <w:rPr>
+          <w:b/>
+          <w:bCs/>
+          <w:color w:val="0E6B66"/>
+          <w:rtl/>
+        </w:rPr>
+        <w:t xml:space="preserve">ماذا يفعل هذا الكود؟ </w:t>
+      </w:r>
+      <w:r>
+        <w:rPr>
+          <w:rtl/>
+        </w:rPr>
+        <w:t xml:space="preserve">يعرض هذا المثال نوعين من القوائم: قائمة نقطية (بدون ترتيب) لأدوات الدورة، وقائمة مرقمة لخطوات حفظ الملف.</w:t>
+      </w:r>
+    </w:p>
+    <w:tbl>
+      <w:tblPr>
+        <w:bidiVisual/>
+        <w:tblW w:w="5000" w:type="pct"/>
+        <w:tblBorders>
+          <w:top w:val="single" w:color="D9DEE5" w:sz="4"/>
+          <w:left w:val="single" w:color="D9DEE5" w:sz="4"/>
+          <w:bottom w:val="single" w:color="D9DEE5" w:sz="4"/>
+          <w:right w:val="single" w:color="D9DEE5" w:sz="4"/>
+          <w:insideH w:val="single" w:color="D9DEE5" w:sz="4"/>
+          <w:insideV w:val="single" w:color="D9DEE5" w:sz="4"/>
+        </w:tblBorders>
+        <w:tblCellMar>
+          <w:top w:w="60" w:type="dxa"/>
+          <w:left w:w="100" w:type="dxa"/>
+          <w:bottom w:w="60" w:type="dxa"/>
+          <w:right w:w="100" w:type="dxa"/>
+        </w:tblCellMar>
+      </w:tblPr>
+      <w:tblGrid>
+        <w:gridCol w:w="3600"/>
+        <w:gridCol w:w="6038"/>
+      </w:tblGrid>
+      <w:tr>
+        <w:tc>
+          <w:tcPr>
+            <w:tcW w:w="3600" w:type="dxa"/>
+            <w:shd w:val="clear" w:color="auto" w:fill="F3F4F6"/>
+          </w:tcPr>
+          <w:p>
+            <w:pPr>
+              <w:bidi/>
+              <w:spacing w:before="0" w:after="0"/>
+            </w:pPr>
+            <w:r>
+              <w:rPr>
+                <w:b/>
+                <w:bCs/>
+                <w:rtl/>
+              </w:rPr>
+              <w:t xml:space="preserve">السطر</w:t>
+            </w:r>
+          </w:p>
+        </w:tc>
+        <w:tc>
+          <w:tcPr>
+            <w:tcW w:w="6038" w:type="dxa"/>
+            <w:shd w:val="clear" w:color="auto" w:fill="F3F4F6"/>
+          </w:tcPr>
+          <w:p>
+            <w:pPr>
+              <w:bidi/>
+              <w:spacing w:before="0" w:after="0"/>
+            </w:pPr>
+            <w:r>
+              <w:rPr>
+                <w:b/>
+                <w:bCs/>
+                <w:rtl/>
+              </w:rPr>
+              <w:t xml:space="preserve">الشرح</w:t>
+            </w:r>
+          </w:p>
+        </w:tc>
+      </w:tr>
+      <w:tr>
+        <w:tc>
+          <w:tcPr>
+            <w:tcW w:w="3600" w:type="dxa"/>
+          </w:tcPr>
+          <w:p>
+            <w:pPr>
+              <w:spacing w:before="0" w:after="0"/>
+              <w:jc w:val="left"/>
+            </w:pPr>
+            <w:r>
+              <w:rPr>
+                <w:rFonts w:ascii="Consolas" w:hAnsi="Consolas" w:cs="Arial"/>
+                <w:sz w:val="17"/>
+                <w:szCs w:val="17"/>
+              </w:rPr>
+              <w:t xml:space="preserve">&lt;h3&gt;أدوات الدورة&lt;/h3&gt;</w:t>
+            </w:r>
+          </w:p>
+        </w:tc>
+        <w:tc>
+          <w:tcPr>
+            <w:tcW w:w="6038" w:type="dxa"/>
+          </w:tcPr>
+          <w:p>
+            <w:pPr>
+              <w:bidi/>
+              <w:spacing w:before="0" w:after="0"/>
+            </w:pPr>
+            <w:r>
+              <w:rPr>
+                <w:sz w:val="20"/>
+                <w:szCs w:val="20"/>
+                <w:rtl/>
+              </w:rPr>
+              <w:t xml:space="preserve">الوسم h3 عنوان من المستوى الثالث، أصغر من h1 وh2، ويظهر فوق القائمة الأولى.</w:t>
+            </w:r>
+          </w:p>
+        </w:tc>
+      </w:tr>
+      <w:tr>
+        <w:tc>
+          <w:tcPr>
+            <w:tcW w:w="3600" w:type="dxa"/>
+          </w:tcPr>
+          <w:p>
+            <w:pPr>
+              <w:spacing w:before="0" w:after="0"/>
+              <w:jc w:val="left"/>
+            </w:pPr>
+            <w:r>
+              <w:rPr>
+                <w:rFonts w:ascii="Consolas" w:hAnsi="Consolas" w:cs="Arial"/>
+                <w:sz w:val="17"/>
+                <w:szCs w:val="17"/>
+              </w:rPr>
+              <w:t xml:space="preserve">&lt;ul&gt;</w:t>
+            </w:r>
+          </w:p>
+        </w:tc>
+        <w:tc>
+          <w:tcPr>
+            <w:tcW w:w="6038" w:type="dxa"/>
+          </w:tcPr>
+          <w:p>
+            <w:pPr>
+              <w:bidi/>
+              <w:spacing w:before="0" w:after="0"/>
+            </w:pPr>
+            <w:r>
+              <w:rPr>
+                <w:sz w:val="20"/>
+                <w:szCs w:val="20"/>
+                <w:rtl/>
+              </w:rPr>
+              <w:t xml:space="preserve">الوسم ul اختصار unordered list أي «قائمة غير مرتبة»، وتظهر عناصرها مع نقطة صغيرة أمام كل عنصر بدل الأرقام.</w:t>
+            </w:r>
+          </w:p>
+        </w:tc>
+      </w:tr>
+      <w:tr>
+        <w:tc>
+          <w:tcPr>
+            <w:tcW w:w="3600" w:type="dxa"/>
+          </w:tcPr>
+          <w:p>
+            <w:pPr>
+              <w:spacing w:before="0" w:after="0"/>
+              <w:jc w:val="left"/>
+            </w:pPr>
+            <w:r>
+              <w:rPr>
+                <w:rFonts w:ascii="Consolas" w:hAnsi="Consolas" w:cs="Arial"/>
+                <w:sz w:val="17"/>
+                <w:szCs w:val="17"/>
+              </w:rPr>
+              <w:t xml:space="preserve">&lt;li&gt;Visual Studio Community&lt;/li&gt;</w:t>
+            </w:r>
+          </w:p>
+        </w:tc>
+        <w:tc>
+          <w:tcPr>
+            <w:tcW w:w="6038" w:type="dxa"/>
+          </w:tcPr>
+          <w:p>
+            <w:pPr>
+              <w:bidi/>
+              <w:spacing w:before="0" w:after="0"/>
+            </w:pPr>
+            <w:r>
+              <w:rPr>
+                <w:sz w:val="20"/>
+                <w:szCs w:val="20"/>
+                <w:rtl/>
+              </w:rPr>
+              <w:t xml:space="preserve">الوسم li اختصار list item أي «عنصر في القائمة». كل li يظهر في سطر خاص به مع نقطة أمامه، والسطران التاليان عنصران آخران بنفس الطريقة.</w:t>
+            </w:r>
+          </w:p>
+        </w:tc>
+      </w:tr>
+      <w:tr>
+        <w:tc>
+          <w:tcPr>
+            <w:tcW w:w="3600" w:type="dxa"/>
+          </w:tcPr>
+          <w:p>
+            <w:pPr>
+              <w:spacing w:before="0" w:after="0"/>
+              <w:jc w:val="left"/>
+            </w:pPr>
+            <w:r>
+              <w:rPr>
+                <w:rFonts w:ascii="Consolas" w:hAnsi="Consolas" w:cs="Arial"/>
+                <w:sz w:val="17"/>
+                <w:szCs w:val="17"/>
+              </w:rPr>
+              <w:t xml:space="preserve">&lt;/ul&gt;</w:t>
+            </w:r>
+          </w:p>
+        </w:tc>
+        <w:tc>
+          <w:tcPr>
+            <w:tcW w:w="6038" w:type="dxa"/>
+          </w:tcPr>
+          <w:p>
+            <w:pPr>
+              <w:bidi/>
+              <w:spacing w:before="0" w:after="0"/>
+            </w:pPr>
+            <w:r>
+              <w:rPr>
+                <w:sz w:val="20"/>
+                <w:szCs w:val="20"/>
+                <w:rtl/>
+              </w:rPr>
+              <w:t xml:space="preserve">يغلق القائمة غير المرتبة؛ كل عناصر li يجب أن تكون بين وسم الفتح ووسم الإغلاق.</w:t>
+            </w:r>
+          </w:p>
+        </w:tc>
+      </w:tr>
+      <w:tr>
+        <w:tc>
+          <w:tcPr>
+            <w:tcW w:w="3600" w:type="dxa"/>
+          </w:tcPr>
+          <w:p>
+            <w:pPr>
+              <w:spacing w:before="0" w:after="0"/>
+              <w:jc w:val="left"/>
+            </w:pPr>
+            <w:r>
+              <w:rPr>
+                <w:rFonts w:ascii="Consolas" w:hAnsi="Consolas" w:cs="Arial"/>
+                <w:sz w:val="17"/>
+                <w:szCs w:val="17"/>
+              </w:rPr>
+              <w:t xml:space="preserve">&lt;h3&gt;خطوات حفظ الملف&lt;/h3&gt;</w:t>
+            </w:r>
+          </w:p>
+        </w:tc>
+        <w:tc>
+          <w:tcPr>
+            <w:tcW w:w="6038" w:type="dxa"/>
+          </w:tcPr>
+          <w:p>
+            <w:pPr>
+              <w:bidi/>
+              <w:spacing w:before="0" w:after="0"/>
+            </w:pPr>
+            <w:r>
+              <w:rPr>
+                <w:sz w:val="20"/>
+                <w:szCs w:val="20"/>
+                <w:rtl/>
+              </w:rPr>
+              <w:t xml:space="preserve">عنوان h3 ثانٍ يبدأ القائمة الثانية.</w:t>
+            </w:r>
+          </w:p>
+        </w:tc>
+      </w:tr>
+      <w:tr>
+        <w:tc>
+          <w:tcPr>
+            <w:tcW w:w="3600" w:type="dxa"/>
+          </w:tcPr>
+          <w:p>
+            <w:pPr>
+              <w:spacing w:before="0" w:after="0"/>
+              <w:jc w:val="left"/>
+            </w:pPr>
+            <w:r>
+              <w:rPr>
+                <w:rFonts w:ascii="Consolas" w:hAnsi="Consolas" w:cs="Arial"/>
+                <w:sz w:val="17"/>
+                <w:szCs w:val="17"/>
+              </w:rPr>
+              <w:t xml:space="preserve">&lt;ol&gt;</w:t>
+            </w:r>
+          </w:p>
+        </w:tc>
+        <w:tc>
+          <w:tcPr>
+            <w:tcW w:w="6038" w:type="dxa"/>
+          </w:tcPr>
+          <w:p>
+            <w:pPr>
+              <w:bidi/>
+              <w:spacing w:before="0" w:after="0"/>
+            </w:pPr>
+            <w:r>
+              <w:rPr>
+                <w:sz w:val="20"/>
+                <w:szCs w:val="20"/>
+                <w:rtl/>
+              </w:rPr>
+              <w:t xml:space="preserve">الوسم ol اختصار ordered list أي «قائمة مرتبة»، فيضع المتصفح أرقامًا تلقائيًا أمام العناصر: 1، 2، 3. نستخدمها عندما يكون الترتيب مهمًا مثل الخطوات.</w:t>
+            </w:r>
+          </w:p>
+        </w:tc>
+      </w:tr>
+      <w:tr>
+        <w:tc>
+          <w:tcPr>
+            <w:tcW w:w="3600" w:type="dxa"/>
+          </w:tcPr>
+          <w:p>
+            <w:pPr>
+              <w:spacing w:before="0" w:after="0"/>
+              <w:jc w:val="left"/>
+            </w:pPr>
+            <w:r>
+              <w:rPr>
+                <w:rFonts w:ascii="Consolas" w:hAnsi="Consolas" w:cs="Arial"/>
+                <w:sz w:val="17"/>
+                <w:szCs w:val="17"/>
+              </w:rPr>
+              <w:t xml:space="preserve">&lt;li&gt;اكتب الكود&lt;/li&gt;</w:t>
+            </w:r>
+          </w:p>
+        </w:tc>
+        <w:tc>
+          <w:tcPr>
+            <w:tcW w:w="6038" w:type="dxa"/>
+          </w:tcPr>
+          <w:p>
+            <w:pPr>
+              <w:bidi/>
+              <w:spacing w:before="0" w:after="0"/>
+            </w:pPr>
+            <w:r>
+              <w:rPr>
+                <w:sz w:val="20"/>
+                <w:szCs w:val="20"/>
+                <w:rtl/>
+              </w:rPr>
+              <w:t xml:space="preserve">أول عنصر في القائمة المرتبة، سيظهر بجانبه الرقم 1، ثم يأتي العنصران التاليان بالرقمين 2 و3 تلقائيًا دون أن نكتب الأرقام بأنفسنا.</w:t>
+            </w:r>
+          </w:p>
+        </w:tc>
+      </w:tr>
+      <w:tr>
+        <w:tc>
+          <w:tcPr>
+            <w:tcW w:w="3600" w:type="dxa"/>
+          </w:tcPr>
+          <w:p>
+            <w:pPr>
+              <w:spacing w:before="0" w:after="0"/>
+              <w:jc w:val="left"/>
+            </w:pPr>
+            <w:r>
+              <w:rPr>
+                <w:rFonts w:ascii="Consolas" w:hAnsi="Consolas" w:cs="Arial"/>
+                <w:sz w:val="17"/>
+                <w:szCs w:val="17"/>
+              </w:rPr>
+              <w:t xml:space="preserve">&lt;/ol&gt;</w:t>
+            </w:r>
+          </w:p>
+        </w:tc>
+        <w:tc>
+          <w:tcPr>
+            <w:tcW w:w="6038" w:type="dxa"/>
+          </w:tcPr>
+          <w:p>
+            <w:pPr>
+              <w:bidi/>
+              <w:spacing w:before="0" w:after="0"/>
+            </w:pPr>
+            <w:r>
+              <w:rPr>
+                <w:sz w:val="20"/>
+                <w:szCs w:val="20"/>
+                <w:rtl/>
+              </w:rPr>
+              <w:t xml:space="preserve">يغلق القائمة المرتبة.</w:t>
+            </w:r>
+          </w:p>
+        </w:tc>
+      </w:tr>
+    </w:tbl>
+    <w:p>
+      <w:pPr>
+        <w:bidi/>
+        <w:spacing w:before="0" w:after="120"/>
+      </w:pPr>
+      <w:r>
+        <w:rPr>
+          <w:sz w:val="8"/>
+          <w:szCs w:val="8"/>
+        </w:rPr>
+        <w:t xml:space="preserve"> </w:t>
+      </w:r>
+    </w:p>
+    <w:p>
+      <w:pPr>
+        <w:keepNext/>
+        <w:bidi/>
+        <w:spacing w:before="160" w:after="100"/>
+      </w:pPr>
+      <w:r>
+        <w:rPr>
+          <w:b/>
+          <w:bCs/>
+          <w:color w:val="18202B"/>
+          <w:sz w:val="25"/>
+          <w:szCs w:val="25"/>
+          <w:rtl/>
+        </w:rPr>
+        <w:t xml:space="preserve">2. الجداول</w:t>
+      </w:r>
+    </w:p>
+    <w:p>
+      <w:pPr>
+        <w:bidi/>
+        <w:spacing w:before="0" w:after="120"/>
+      </w:pPr>
+      <w:r>
+        <w:rPr>
+          <w:rtl/>
+        </w:rPr>
+        <w:t xml:space="preserve">الجدول </w:t>
+      </w:r>
+      <w:r>
+        <w:rPr>
+          <w:rFonts w:ascii="Consolas" w:hAnsi="Consolas" w:cs="Arial"/>
+        </w:rPr>
+        <w:t xml:space="preserve">table</w:t>
+      </w:r>
+      <w:r>
+        <w:rPr>
+          <w:rtl/>
+        </w:rPr>
+        <w:t xml:space="preserve"> يتكون من صفوف </w:t>
+      </w:r>
+      <w:r>
+        <w:rPr>
+          <w:rFonts w:ascii="Consolas" w:hAnsi="Consolas" w:cs="Arial"/>
+        </w:rPr>
+        <w:t xml:space="preserve">tr</w:t>
+      </w:r>
+      <w:r>
+        <w:rPr>
+          <w:rtl/>
+        </w:rPr>
+        <w:t xml:space="preserve">، وكل صف فيه خلايا عنوان </w:t>
+      </w:r>
+      <w:r>
+        <w:rPr>
+          <w:rFonts w:ascii="Consolas" w:hAnsi="Consolas" w:cs="Arial"/>
+        </w:rPr>
+        <w:t xml:space="preserve">th</w:t>
+      </w:r>
+      <w:r>
+        <w:rPr>
+          <w:rtl/>
+        </w:rPr>
+        <w:t xml:space="preserve"> أو خلايا بيانات </w:t>
+      </w:r>
+      <w:r>
+        <w:rPr>
+          <w:rFonts w:ascii="Consolas" w:hAnsi="Consolas" w:cs="Arial"/>
+        </w:rPr>
+        <w:t xml:space="preserve">td</w:t>
+      </w:r>
+      <w:r>
+        <w:rPr/>
+        <w:t xml:space="preserve">.</w:t>
+      </w:r>
+    </w:p>
+    <w:p>
+      <w:pPr>
+        <w:keepNext/>
+        <w:shd w:val="clear" w:color="auto" w:fill="F3F4F6"/>
+        <w:spacing w:before="0" w:after="0"/>
+        <w:jc w:val="left"/>
+      </w:pPr>
+      <w:r>
+        <w:rPr>
+          <w:rFonts w:ascii="Consolas" w:hAnsi="Consolas" w:cs="Arial"/>
+          <w:b/>
+          <w:bCs/>
+          <w:color w:val="5B6575"/>
+          <w:sz w:val="18"/>
+          <w:szCs w:val="18"/>
+        </w:rPr>
+        <w:t xml:space="preserve">HTML</w:t>
+      </w:r>
+    </w:p>
+    <w:p>
+      <w:pPr>
+        <w:keepNext/>
+        <w:shd w:val="clear" w:color="auto" w:fill="F3F4F6"/>
+        <w:spacing w:before="0" w:after="0"/>
+        <w:jc w:val="left"/>
+      </w:pPr>
+      <w:r>
+        <w:rPr>
+          <w:rFonts w:ascii="Consolas" w:hAnsi="Consolas" w:cs="Arial"/>
+          <w:sz w:val="18"/>
+          <w:szCs w:val="18"/>
+        </w:rPr>
+        <w:t xml:space="preserve">&lt;table border="1"&gt;</w:t>
+      </w:r>
+    </w:p>
+    <w:p>
+      <w:pPr>
+        <w:keepNext/>
+        <w:shd w:val="clear" w:color="auto" w:fill="F3F4F6"/>
+        <w:spacing w:before="0" w:after="0"/>
+        <w:jc w:val="left"/>
+      </w:pPr>
+      <w:r>
+        <w:rPr>
+          <w:rFonts w:ascii="Consolas" w:hAnsi="Consolas" w:cs="Arial"/>
+          <w:sz w:val="18"/>
+          <w:szCs w:val="18"/>
+        </w:rPr>
+        <w:t xml:space="preserve">  &lt;tr&gt;</w:t>
+      </w:r>
+    </w:p>
+    <w:p>
+      <w:pPr>
+        <w:keepNext/>
+        <w:shd w:val="clear" w:color="auto" w:fill="F3F4F6"/>
+        <w:spacing w:before="0" w:after="0"/>
+        <w:jc w:val="left"/>
+      </w:pPr>
+      <w:r>
+        <w:rPr>
+          <w:rFonts w:ascii="Consolas" w:hAnsi="Consolas" w:cs="Arial"/>
+          <w:sz w:val="18"/>
+          <w:szCs w:val="18"/>
+        </w:rPr>
+        <w:t xml:space="preserve">    &lt;th&gt;الاسم&lt;/th&gt;</w:t>
+      </w:r>
+    </w:p>
+    <w:p>
+      <w:pPr>
+        <w:keepNext/>
+        <w:shd w:val="clear" w:color="auto" w:fill="F3F4F6"/>
+        <w:spacing w:before="0" w:after="0"/>
+        <w:jc w:val="left"/>
+      </w:pPr>
+      <w:r>
+        <w:rPr>
+          <w:rFonts w:ascii="Consolas" w:hAnsi="Consolas" w:cs="Arial"/>
+          <w:sz w:val="18"/>
+          <w:szCs w:val="18"/>
+        </w:rPr>
+        <w:t xml:space="preserve">    &lt;th&gt;الدرجة&lt;/th&gt;</w:t>
+      </w:r>
+    </w:p>
+    <w:p>
+      <w:pPr>
+        <w:keepNext/>
+        <w:shd w:val="clear" w:color="auto" w:fill="F3F4F6"/>
+        <w:spacing w:before="0" w:after="0"/>
+        <w:jc w:val="left"/>
+      </w:pPr>
+      <w:r>
+        <w:rPr>
+          <w:rFonts w:ascii="Consolas" w:hAnsi="Consolas" w:cs="Arial"/>
+          <w:sz w:val="18"/>
+          <w:szCs w:val="18"/>
+        </w:rPr>
+        <w:t xml:space="preserve">  &lt;/tr&gt;</w:t>
+      </w:r>
+    </w:p>
+    <w:p>
+      <w:pPr>
+        <w:keepNext/>
+        <w:shd w:val="clear" w:color="auto" w:fill="F3F4F6"/>
+        <w:spacing w:before="0" w:after="0"/>
+        <w:jc w:val="left"/>
+      </w:pPr>
+      <w:r>
+        <w:rPr>
+          <w:rFonts w:ascii="Consolas" w:hAnsi="Consolas" w:cs="Arial"/>
+          <w:sz w:val="18"/>
+          <w:szCs w:val="18"/>
+        </w:rPr>
+        <w:t xml:space="preserve">  &lt;tr&gt;</w:t>
+      </w:r>
+    </w:p>
+    <w:p>
+      <w:pPr>
+        <w:keepNext/>
+        <w:shd w:val="clear" w:color="auto" w:fill="F3F4F6"/>
+        <w:spacing w:before="0" w:after="0"/>
+        <w:jc w:val="left"/>
+      </w:pPr>
+      <w:r>
+        <w:rPr>
+          <w:rFonts w:ascii="Consolas" w:hAnsi="Consolas" w:cs="Arial"/>
+          <w:sz w:val="18"/>
+          <w:szCs w:val="18"/>
+        </w:rPr>
+        <w:t xml:space="preserve">    &lt;td&gt;سارة&lt;/td&gt;</w:t>
+      </w:r>
+    </w:p>
+    <w:p>
+      <w:pPr>
+        <w:keepNext/>
+        <w:shd w:val="clear" w:color="auto" w:fill="F3F4F6"/>
+        <w:spacing w:before="0" w:after="0"/>
+        <w:jc w:val="left"/>
+      </w:pPr>
+      <w:r>
+        <w:rPr>
+          <w:rFonts w:ascii="Consolas" w:hAnsi="Consolas" w:cs="Arial"/>
+          <w:sz w:val="18"/>
+          <w:szCs w:val="18"/>
+        </w:rPr>
+        <w:t xml:space="preserve">    &lt;td&gt;95&lt;/td&gt;</w:t>
+      </w:r>
+    </w:p>
+    <w:p>
+      <w:pPr>
+        <w:keepNext/>
+        <w:shd w:val="clear" w:color="auto" w:fill="F3F4F6"/>
+        <w:spacing w:before="0" w:after="0"/>
+        <w:jc w:val="left"/>
+      </w:pPr>
+      <w:r>
+        <w:rPr>
+          <w:rFonts w:ascii="Consolas" w:hAnsi="Consolas" w:cs="Arial"/>
+          <w:sz w:val="18"/>
+          <w:szCs w:val="18"/>
+        </w:rPr>
+        <w:t xml:space="preserve">  &lt;/tr&gt;</w:t>
+      </w:r>
+    </w:p>
+    <w:p>
+      <w:pPr>
+        <w:keepNext/>
+        <w:shd w:val="clear" w:color="auto" w:fill="F3F4F6"/>
+        <w:spacing w:before="0" w:after="0"/>
+        <w:jc w:val="left"/>
+      </w:pPr>
+      <w:r>
+        <w:rPr>
+          <w:rFonts w:ascii="Consolas" w:hAnsi="Consolas" w:cs="Arial"/>
+          <w:sz w:val="18"/>
+          <w:szCs w:val="18"/>
+        </w:rPr>
+        <w:t xml:space="preserve">  &lt;tr&gt;</w:t>
+      </w:r>
+    </w:p>
+    <w:p>
+      <w:pPr>
+        <w:keepNext/>
+        <w:shd w:val="clear" w:color="auto" w:fill="F3F4F6"/>
+        <w:spacing w:before="0" w:after="0"/>
+        <w:jc w:val="left"/>
+      </w:pPr>
+      <w:r>
+        <w:rPr>
+          <w:rFonts w:ascii="Consolas" w:hAnsi="Consolas" w:cs="Arial"/>
+          <w:sz w:val="18"/>
+          <w:szCs w:val="18"/>
+        </w:rPr>
+        <w:t xml:space="preserve">    &lt;td&gt;خالد&lt;/td&gt;</w:t>
+      </w:r>
+    </w:p>
+    <w:p>
+      <w:pPr>
+        <w:keepNext/>
+        <w:shd w:val="clear" w:color="auto" w:fill="F3F4F6"/>
+        <w:spacing w:before="0" w:after="0"/>
+        <w:jc w:val="left"/>
+      </w:pPr>
+      <w:r>
+        <w:rPr>
+          <w:rFonts w:ascii="Consolas" w:hAnsi="Consolas" w:cs="Arial"/>
+          <w:sz w:val="18"/>
+          <w:szCs w:val="18"/>
+        </w:rPr>
+        <w:t xml:space="preserve">    &lt;td&gt;88&lt;/td&gt;</w:t>
+      </w:r>
+    </w:p>
+    <w:p>
+      <w:pPr>
+        <w:keepNext/>
+        <w:shd w:val="clear" w:color="auto" w:fill="F3F4F6"/>
+        <w:spacing w:before="0" w:after="0"/>
+        <w:jc w:val="left"/>
+      </w:pPr>
+      <w:r>
+        <w:rPr>
+          <w:rFonts w:ascii="Consolas" w:hAnsi="Consolas" w:cs="Arial"/>
+          <w:sz w:val="18"/>
+          <w:szCs w:val="18"/>
+        </w:rPr>
+        <w:t xml:space="preserve">  &lt;/tr&gt;</w:t>
+      </w:r>
+    </w:p>
+    <w:p>
+      <w:pPr>
+        <w:keepNext/>
+        <w:shd w:val="clear" w:color="auto" w:fill="F3F4F6"/>
+        <w:spacing w:before="0" w:after="0"/>
+        <w:jc w:val="left"/>
+      </w:pPr>
+      <w:r>
+        <w:rPr>
+          <w:rFonts w:ascii="Consolas" w:hAnsi="Consolas" w:cs="Arial"/>
+          <w:sz w:val="18"/>
+          <w:szCs w:val="18"/>
+        </w:rPr>
+        <w:t xml:space="preserve">&lt;/table&gt;</w:t>
+      </w:r>
+    </w:p>
+    <w:p>
+      <w:pPr>
+        <w:shd w:val="clear" w:color="auto" w:fill="F3F4F6"/>
+        <w:spacing w:before="0" w:after="120"/>
+        <w:jc w:val="left"/>
+      </w:pPr>
+      <w:r>
+        <w:rPr>
+          <w:sz w:val="8"/>
+          <w:szCs w:val="8"/>
+        </w:rPr>
+        <w:t xml:space="preserve"> </w:t>
+      </w:r>
+    </w:p>
+    <w:p>
+      <w:pPr>
+        <w:shd w:val="clear" w:color="auto" w:fill="DDF0EE"/>
+        <w:bidi/>
+        <w:spacing w:before="0" w:after="80"/>
+      </w:pPr>
+      <w:r>
+        <w:rPr>
+          <w:b/>
+          <w:bCs/>
+          <w:color w:val="0E6B66"/>
+          <w:rtl/>
+        </w:rPr>
+        <w:t xml:space="preserve">ماذا يفعل هذا الكود؟ </w:t>
+      </w:r>
+      <w:r>
+        <w:rPr>
+          <w:rtl/>
+        </w:rPr>
+        <w:t xml:space="preserve">يعرض هذا الكود جدولًا صغيرًا بإطار، فيه صف عناوين (الاسم، الدرجة) وتحته صفان لطالبين ودرجاتهما.</w:t>
+      </w:r>
+    </w:p>
+    <w:tbl>
+      <w:tblPr>
+        <w:bidiVisual/>
+        <w:tblW w:w="5000" w:type="pct"/>
+        <w:tblBorders>
+          <w:top w:val="single" w:color="D9DEE5" w:sz="4"/>
+          <w:left w:val="single" w:color="D9DEE5" w:sz="4"/>
+          <w:bottom w:val="single" w:color="D9DEE5" w:sz="4"/>
+          <w:right w:val="single" w:color="D9DEE5" w:sz="4"/>
+          <w:insideH w:val="single" w:color="D9DEE5" w:sz="4"/>
+          <w:insideV w:val="single" w:color="D9DEE5" w:sz="4"/>
+        </w:tblBorders>
+        <w:tblCellMar>
+          <w:top w:w="60" w:type="dxa"/>
+          <w:left w:w="100" w:type="dxa"/>
+          <w:bottom w:w="60" w:type="dxa"/>
+          <w:right w:w="100" w:type="dxa"/>
+        </w:tblCellMar>
+      </w:tblPr>
+      <w:tblGrid>
+        <w:gridCol w:w="3600"/>
+        <w:gridCol w:w="6038"/>
+      </w:tblGrid>
+      <w:tr>
+        <w:tc>
+          <w:tcPr>
+            <w:tcW w:w="3600" w:type="dxa"/>
+            <w:shd w:val="clear" w:color="auto" w:fill="F3F4F6"/>
+          </w:tcPr>
+          <w:p>
+            <w:pPr>
+              <w:bidi/>
+              <w:spacing w:before="0" w:after="0"/>
+            </w:pPr>
+            <w:r>
+              <w:rPr>
+                <w:b/>
+                <w:bCs/>
+                <w:rtl/>
+              </w:rPr>
+              <w:t xml:space="preserve">السطر</w:t>
+            </w:r>
+          </w:p>
+        </w:tc>
+        <w:tc>
+          <w:tcPr>
+            <w:tcW w:w="6038" w:type="dxa"/>
+            <w:shd w:val="clear" w:color="auto" w:fill="F3F4F6"/>
+          </w:tcPr>
+          <w:p>
+            <w:pPr>
+              <w:bidi/>
+              <w:spacing w:before="0" w:after="0"/>
+            </w:pPr>
+            <w:r>
+              <w:rPr>
+                <w:b/>
+                <w:bCs/>
+                <w:rtl/>
+              </w:rPr>
+              <w:t xml:space="preserve">الشرح</w:t>
+            </w:r>
+          </w:p>
+        </w:tc>
+      </w:tr>
+      <w:tr>
+        <w:tc>
+          <w:tcPr>
+            <w:tcW w:w="3600" w:type="dxa"/>
+          </w:tcPr>
+          <w:p>
+            <w:pPr>
+              <w:spacing w:before="0" w:after="0"/>
+              <w:jc w:val="left"/>
+            </w:pPr>
+            <w:r>
+              <w:rPr>
+                <w:rFonts w:ascii="Consolas" w:hAnsi="Consolas" w:cs="Arial"/>
+                <w:sz w:val="17"/>
+                <w:szCs w:val="17"/>
+              </w:rPr>
+              <w:t xml:space="preserve">&lt;table border="1"&gt;</w:t>
+            </w:r>
+          </w:p>
+        </w:tc>
+        <w:tc>
+          <w:tcPr>
+            <w:tcW w:w="6038" w:type="dxa"/>
+          </w:tcPr>
+          <w:p>
+            <w:pPr>
+              <w:bidi/>
+              <w:spacing w:before="0" w:after="0"/>
+            </w:pPr>
+            <w:r>
+              <w:rPr>
+                <w:sz w:val="20"/>
+                <w:szCs w:val="20"/>
+                <w:rtl/>
+              </w:rPr>
+              <w:t xml:space="preserve">الوسم table يبدأ جدولًا. الخاصية border="1" ترسم خطوطًا حول الخلايا حتى يظهر الجدول بإطار؛ وهي طريقة قديمة سهلة، وفي الدروس القادمة سنرسم الإطارات باستخدام CSS.</w:t>
+            </w:r>
+          </w:p>
+        </w:tc>
+      </w:tr>
+      <w:tr>
+        <w:tc>
+          <w:tcPr>
+            <w:tcW w:w="3600" w:type="dxa"/>
+          </w:tcPr>
+          <w:p>
+            <w:pPr>
+              <w:spacing w:before="0" w:after="0"/>
+              <w:jc w:val="left"/>
+            </w:pPr>
+            <w:r>
+              <w:rPr>
+                <w:rFonts w:ascii="Consolas" w:hAnsi="Consolas" w:cs="Arial"/>
+                <w:sz w:val="17"/>
+                <w:szCs w:val="17"/>
+              </w:rPr>
+              <w:t xml:space="preserve">&lt;tr&gt;</w:t>
+            </w:r>
+          </w:p>
+        </w:tc>
+        <w:tc>
+          <w:tcPr>
+            <w:tcW w:w="6038" w:type="dxa"/>
+          </w:tcPr>
+          <w:p>
+            <w:pPr>
+              <w:bidi/>
+              <w:spacing w:before="0" w:after="0"/>
+            </w:pPr>
+            <w:r>
+              <w:rPr>
+                <w:sz w:val="20"/>
+                <w:szCs w:val="20"/>
+                <w:rtl/>
+              </w:rPr>
+              <w:t xml:space="preserve">الوسم tr اختصار table row أي «صف في الجدول». كل ما بين &lt;tr&gt; و&lt;/tr&gt; يظهر في صف أفقي واحد.</w:t>
+            </w:r>
+          </w:p>
+        </w:tc>
+      </w:tr>
+      <w:tr>
+        <w:tc>
+          <w:tcPr>
+            <w:tcW w:w="3600" w:type="dxa"/>
+          </w:tcPr>
+          <w:p>
+            <w:pPr>
+              <w:spacing w:before="0" w:after="0"/>
+              <w:jc w:val="left"/>
+            </w:pPr>
+            <w:r>
+              <w:rPr>
+                <w:rFonts w:ascii="Consolas" w:hAnsi="Consolas" w:cs="Arial"/>
+                <w:sz w:val="17"/>
+                <w:szCs w:val="17"/>
+              </w:rPr>
+              <w:t xml:space="preserve">&lt;th&gt;الاسم&lt;/th&gt;</w:t>
+            </w:r>
+          </w:p>
+        </w:tc>
+        <w:tc>
+          <w:tcPr>
+            <w:tcW w:w="6038" w:type="dxa"/>
+          </w:tcPr>
+          <w:p>
+            <w:pPr>
+              <w:bidi/>
+              <w:spacing w:before="0" w:after="0"/>
+            </w:pPr>
+            <w:r>
+              <w:rPr>
+                <w:sz w:val="20"/>
+                <w:szCs w:val="20"/>
+                <w:rtl/>
+              </w:rPr>
+              <w:t xml:space="preserve">الوسم th اختصار table header أي «خلية عنوان»، ويظهر نصها عريضًا وفي الوسط عادةً. هذه الخلية والتي تليها تكوّنان صف العناوين.</w:t>
+            </w:r>
+          </w:p>
+        </w:tc>
+      </w:tr>
+      <w:tr>
+        <w:tc>
+          <w:tcPr>
+            <w:tcW w:w="3600" w:type="dxa"/>
+          </w:tcPr>
+          <w:p>
+            <w:pPr>
+              <w:spacing w:before="0" w:after="0"/>
+              <w:jc w:val="left"/>
+            </w:pPr>
+            <w:r>
+              <w:rPr>
+                <w:rFonts w:ascii="Consolas" w:hAnsi="Consolas" w:cs="Arial"/>
+                <w:sz w:val="17"/>
+                <w:szCs w:val="17"/>
+              </w:rPr>
+              <w:t xml:space="preserve">&lt;/tr&gt;</w:t>
+            </w:r>
+          </w:p>
+        </w:tc>
+        <w:tc>
+          <w:tcPr>
+            <w:tcW w:w="6038" w:type="dxa"/>
+          </w:tcPr>
+          <w:p>
+            <w:pPr>
+              <w:bidi/>
+              <w:spacing w:before="0" w:after="0"/>
+            </w:pPr>
+            <w:r>
+              <w:rPr>
+                <w:sz w:val="20"/>
+                <w:szCs w:val="20"/>
+                <w:rtl/>
+              </w:rPr>
+              <w:t xml:space="preserve">يغلق الصف الحالي، وبعده يبدأ صف جديد في سطر جديد من الجدول.</w:t>
+            </w:r>
+          </w:p>
+        </w:tc>
+      </w:tr>
+      <w:tr>
+        <w:tc>
+          <w:tcPr>
+            <w:tcW w:w="3600" w:type="dxa"/>
+          </w:tcPr>
+          <w:p>
+            <w:pPr>
+              <w:spacing w:before="0" w:after="0"/>
+              <w:jc w:val="left"/>
+            </w:pPr>
+            <w:r>
+              <w:rPr>
+                <w:rFonts w:ascii="Consolas" w:hAnsi="Consolas" w:cs="Arial"/>
+                <w:sz w:val="17"/>
+                <w:szCs w:val="17"/>
+              </w:rPr>
+              <w:t xml:space="preserve">&lt;td&gt;سارة&lt;/td&gt;</w:t>
+            </w:r>
+          </w:p>
+        </w:tc>
+        <w:tc>
+          <w:tcPr>
+            <w:tcW w:w="6038" w:type="dxa"/>
+          </w:tcPr>
+          <w:p>
+            <w:pPr>
+              <w:bidi/>
+              <w:spacing w:before="0" w:after="0"/>
+            </w:pPr>
+            <w:r>
+              <w:rPr>
+                <w:sz w:val="20"/>
+                <w:szCs w:val="20"/>
+                <w:rtl/>
+              </w:rPr>
+              <w:t xml:space="preserve">الوسم td اختصار table data أي «خلية بيانات» عادية. هنا تظهر «سارة» تحت عمود الاسم، والسطر التالي يضع درجتها 95 تحت عمود الدرجة.</w:t>
+            </w:r>
+          </w:p>
+        </w:tc>
+      </w:tr>
+      <w:tr>
+        <w:tc>
+          <w:tcPr>
+            <w:tcW w:w="3600" w:type="dxa"/>
+          </w:tcPr>
+          <w:p>
+            <w:pPr>
+              <w:spacing w:before="0" w:after="0"/>
+              <w:jc w:val="left"/>
+            </w:pPr>
+            <w:r>
+              <w:rPr>
+                <w:rFonts w:ascii="Consolas" w:hAnsi="Consolas" w:cs="Arial"/>
+                <w:sz w:val="17"/>
+                <w:szCs w:val="17"/>
+              </w:rPr>
+              <w:t xml:space="preserve">&lt;td&gt;خالد&lt;/td&gt;</w:t>
+            </w:r>
+          </w:p>
+        </w:tc>
+        <w:tc>
+          <w:tcPr>
+            <w:tcW w:w="6038" w:type="dxa"/>
+          </w:tcPr>
+          <w:p>
+            <w:pPr>
+              <w:bidi/>
+              <w:spacing w:before="0" w:after="0"/>
+            </w:pPr>
+            <w:r>
+              <w:rPr>
+                <w:sz w:val="20"/>
+                <w:szCs w:val="20"/>
+                <w:rtl/>
+              </w:rPr>
+              <w:t xml:space="preserve">صف ثالث بنفس الطريقة: خلية لاسم «خالد» وخلية لدرجته 88.</w:t>
+            </w:r>
+          </w:p>
+        </w:tc>
+      </w:tr>
+      <w:tr>
+        <w:tc>
+          <w:tcPr>
+            <w:tcW w:w="3600" w:type="dxa"/>
+          </w:tcPr>
+          <w:p>
+            <w:pPr>
+              <w:spacing w:before="0" w:after="0"/>
+              <w:jc w:val="left"/>
+            </w:pPr>
+            <w:r>
+              <w:rPr>
+                <w:rFonts w:ascii="Consolas" w:hAnsi="Consolas" w:cs="Arial"/>
+                <w:sz w:val="17"/>
+                <w:szCs w:val="17"/>
+              </w:rPr>
+              <w:t xml:space="preserve">&lt;/table&gt;</w:t>
+            </w:r>
+          </w:p>
+        </w:tc>
+        <w:tc>
+          <w:tcPr>
+            <w:tcW w:w="6038" w:type="dxa"/>
+          </w:tcPr>
+          <w:p>
+            <w:pPr>
+              <w:bidi/>
+              <w:spacing w:before="0" w:after="0"/>
+            </w:pPr>
+            <w:r>
+              <w:rPr>
+                <w:sz w:val="20"/>
+                <w:szCs w:val="20"/>
+                <w:rtl/>
+              </w:rPr>
+              <w:t xml:space="preserve">يغلق الجدول كاملًا.</w:t>
+            </w:r>
+          </w:p>
+        </w:tc>
+      </w:tr>
+    </w:tbl>
+    <w:p>
+      <w:pPr>
+        <w:bidi/>
+        <w:spacing w:before="0" w:after="120"/>
+      </w:pPr>
+      <w:r>
+        <w:rPr>
+          <w:sz w:val="8"/>
+          <w:szCs w:val="8"/>
+        </w:rPr>
+        <w:t xml:space="preserve"> </w:t>
+      </w:r>
+    </w:p>
+    <w:p>
+      <w:pPr>
+        <w:keepNext/>
+        <w:bidi/>
+        <w:spacing w:before="160" w:after="100"/>
+      </w:pPr>
+      <w:r>
+        <w:rPr>
+          <w:b/>
+          <w:bCs/>
+          <w:color w:val="18202B"/>
+          <w:sz w:val="25"/>
+          <w:szCs w:val="25"/>
+          <w:rtl/>
+        </w:rPr>
+        <w:t xml:space="preserve">3. النماذج (Forms)</w:t>
+      </w:r>
+    </w:p>
+    <w:p>
+      <w:pPr>
+        <w:bidi/>
+        <w:spacing w:before="0" w:after="120"/>
+      </w:pPr>
+      <w:r>
+        <w:rPr>
+          <w:rtl/>
+        </w:rPr>
+        <w:t xml:space="preserve">النموذج </w:t>
+      </w:r>
+      <w:r>
+        <w:rPr>
+          <w:rFonts w:ascii="Consolas" w:hAnsi="Consolas" w:cs="Arial"/>
+        </w:rPr>
+        <w:t xml:space="preserve">form</w:t>
+      </w:r>
+      <w:r>
+        <w:rPr>
+          <w:rtl/>
+        </w:rPr>
+        <w:t xml:space="preserve"> يجمع بيانات المستخدم. الحقل </w:t>
+      </w:r>
+      <w:r>
+        <w:rPr>
+          <w:rFonts w:ascii="Consolas" w:hAnsi="Consolas" w:cs="Arial"/>
+        </w:rPr>
+        <w:t xml:space="preserve">input</w:t>
+      </w:r>
+      <w:r>
+        <w:rPr>
+          <w:rtl/>
+        </w:rPr>
+        <w:t xml:space="preserve"> يتغير شكله حسب </w:t>
+      </w:r>
+      <w:r>
+        <w:rPr>
+          <w:rFonts w:ascii="Consolas" w:hAnsi="Consolas" w:cs="Arial"/>
+        </w:rPr>
+        <w:t xml:space="preserve">type</w:t>
+      </w:r>
+      <w:r>
+        <w:rPr>
+          <w:rtl/>
+        </w:rPr>
+        <w:t xml:space="preserve">، و</w:t>
+      </w:r>
+      <w:r>
+        <w:rPr>
+          <w:rFonts w:ascii="Consolas" w:hAnsi="Consolas" w:cs="Arial"/>
+        </w:rPr>
+        <w:t xml:space="preserve">label</w:t>
+      </w:r>
+      <w:r>
+        <w:rPr>
+          <w:rtl/>
+        </w:rPr>
+        <w:t xml:space="preserve"> يصف الحقل، و</w:t>
+      </w:r>
+      <w:r>
+        <w:rPr>
+          <w:rFonts w:ascii="Consolas" w:hAnsi="Consolas" w:cs="Arial"/>
+        </w:rPr>
+        <w:t xml:space="preserve">select</w:t>
+      </w:r>
+      <w:r>
+        <w:rPr>
+          <w:rtl/>
+        </w:rPr>
+        <w:t xml:space="preserve"> قائمة منسدلة، و</w:t>
+      </w:r>
+      <w:r>
+        <w:rPr>
+          <w:rFonts w:ascii="Consolas" w:hAnsi="Consolas" w:cs="Arial"/>
+        </w:rPr>
+        <w:t xml:space="preserve">textarea</w:t>
+      </w:r>
+      <w:r>
+        <w:rPr>
+          <w:rtl/>
+        </w:rPr>
+        <w:t xml:space="preserve"> نص طويل.</w:t>
+      </w:r>
+    </w:p>
+    <w:p>
+      <w:pPr>
+        <w:keepNext/>
+        <w:shd w:val="clear" w:color="auto" w:fill="F3F4F6"/>
+        <w:spacing w:before="0" w:after="0"/>
+        <w:jc w:val="left"/>
+      </w:pPr>
+      <w:r>
+        <w:rPr>
+          <w:rFonts w:ascii="Consolas" w:hAnsi="Consolas" w:cs="Arial"/>
+          <w:b/>
+          <w:bCs/>
+          <w:color w:val="5B6575"/>
+          <w:sz w:val="18"/>
+          <w:szCs w:val="18"/>
+        </w:rPr>
+        <w:t xml:space="preserve">HTML</w:t>
+      </w:r>
+    </w:p>
+    <w:p>
+      <w:pPr>
+        <w:keepNext/>
+        <w:shd w:val="clear" w:color="auto" w:fill="F3F4F6"/>
+        <w:spacing w:before="0" w:after="0"/>
+        <w:jc w:val="left"/>
+      </w:pPr>
+      <w:r>
+        <w:rPr>
+          <w:rFonts w:ascii="Consolas" w:hAnsi="Consolas" w:cs="Arial"/>
+          <w:sz w:val="18"/>
+          <w:szCs w:val="18"/>
+        </w:rPr>
+        <w:t xml:space="preserve">&lt;form&gt;</w:t>
+      </w:r>
+    </w:p>
+    <w:p>
+      <w:pPr>
+        <w:keepNext/>
+        <w:shd w:val="clear" w:color="auto" w:fill="F3F4F6"/>
+        <w:spacing w:before="0" w:after="0"/>
+        <w:jc w:val="left"/>
+      </w:pPr>
+      <w:r>
+        <w:rPr>
+          <w:rFonts w:ascii="Consolas" w:hAnsi="Consolas" w:cs="Arial"/>
+          <w:sz w:val="18"/>
+          <w:szCs w:val="18"/>
+        </w:rPr>
+        <w:t xml:space="preserve">  &lt;label&gt;الاسم:&lt;/label&gt;</w:t>
+      </w:r>
+    </w:p>
+    <w:p>
+      <w:pPr>
+        <w:keepNext/>
+        <w:shd w:val="clear" w:color="auto" w:fill="F3F4F6"/>
+        <w:spacing w:before="0" w:after="0"/>
+        <w:jc w:val="left"/>
+      </w:pPr>
+      <w:r>
+        <w:rPr>
+          <w:rFonts w:ascii="Consolas" w:hAnsi="Consolas" w:cs="Arial"/>
+          <w:sz w:val="18"/>
+          <w:szCs w:val="18"/>
+        </w:rPr>
+        <w:t xml:space="preserve">  &lt;input type="text" placeholder="اكتب اسمك"&gt;&lt;br&gt;&lt;br&gt;</w:t>
+      </w:r>
+    </w:p>
+    <w:p>
+      <w:pPr>
+        <w:keepNext/>
+        <w:shd w:val="clear" w:color="auto" w:fill="F3F4F6"/>
+        <w:spacing w:before="0" w:after="0"/>
+        <w:jc w:val="left"/>
+      </w:pPr>
+      <w:r>
+        <w:rPr>
+          <w:rFonts w:ascii="Consolas" w:hAnsi="Consolas" w:cs="Arial"/>
+          <w:sz w:val="18"/>
+          <w:szCs w:val="18"/>
+        </w:rPr>
+        <w:t xml:space="preserve"> </w:t>
+      </w:r>
+    </w:p>
+    <w:p>
+      <w:pPr>
+        <w:keepNext/>
+        <w:shd w:val="clear" w:color="auto" w:fill="F3F4F6"/>
+        <w:spacing w:before="0" w:after="0"/>
+        <w:jc w:val="left"/>
+      </w:pPr>
+      <w:r>
+        <w:rPr>
+          <w:rFonts w:ascii="Consolas" w:hAnsi="Consolas" w:cs="Arial"/>
+          <w:sz w:val="18"/>
+          <w:szCs w:val="18"/>
+        </w:rPr>
+        <w:t xml:space="preserve">  &lt;label&gt;البريد:&lt;/label&gt;</w:t>
+      </w:r>
+    </w:p>
+    <w:p>
+      <w:pPr>
+        <w:keepNext/>
+        <w:shd w:val="clear" w:color="auto" w:fill="F3F4F6"/>
+        <w:spacing w:before="0" w:after="0"/>
+        <w:jc w:val="left"/>
+      </w:pPr>
+      <w:r>
+        <w:rPr>
+          <w:rFonts w:ascii="Consolas" w:hAnsi="Consolas" w:cs="Arial"/>
+          <w:sz w:val="18"/>
+          <w:szCs w:val="18"/>
+        </w:rPr>
+        <w:t xml:space="preserve">  &lt;input type="email"&gt;&lt;br&gt;&lt;br&gt;</w:t>
+      </w:r>
+    </w:p>
+    <w:p>
+      <w:pPr>
+        <w:keepNext/>
+        <w:shd w:val="clear" w:color="auto" w:fill="F3F4F6"/>
+        <w:spacing w:before="0" w:after="0"/>
+        <w:jc w:val="left"/>
+      </w:pPr>
+      <w:r>
+        <w:rPr>
+          <w:rFonts w:ascii="Consolas" w:hAnsi="Consolas" w:cs="Arial"/>
+          <w:sz w:val="18"/>
+          <w:szCs w:val="18"/>
+        </w:rPr>
+        <w:t xml:space="preserve"> </w:t>
+      </w:r>
+    </w:p>
+    <w:p>
+      <w:pPr>
+        <w:keepNext/>
+        <w:shd w:val="clear" w:color="auto" w:fill="F3F4F6"/>
+        <w:spacing w:before="0" w:after="0"/>
+        <w:jc w:val="left"/>
+      </w:pPr>
+      <w:r>
+        <w:rPr>
+          <w:rFonts w:ascii="Consolas" w:hAnsi="Consolas" w:cs="Arial"/>
+          <w:sz w:val="18"/>
+          <w:szCs w:val="18"/>
+        </w:rPr>
+        <w:t xml:space="preserve">  &lt;label&gt;العمر:&lt;/label&gt;</w:t>
+      </w:r>
+    </w:p>
+    <w:p>
+      <w:pPr>
+        <w:keepNext/>
+        <w:shd w:val="clear" w:color="auto" w:fill="F3F4F6"/>
+        <w:spacing w:before="0" w:after="0"/>
+        <w:jc w:val="left"/>
+      </w:pPr>
+      <w:r>
+        <w:rPr>
+          <w:rFonts w:ascii="Consolas" w:hAnsi="Consolas" w:cs="Arial"/>
+          <w:sz w:val="18"/>
+          <w:szCs w:val="18"/>
+        </w:rPr>
+        <w:t xml:space="preserve">  &lt;input type="number" min="15" max="60"&gt;&lt;br&gt;&lt;br&gt;</w:t>
+      </w:r>
+    </w:p>
+    <w:p>
+      <w:pPr>
+        <w:keepNext/>
+        <w:shd w:val="clear" w:color="auto" w:fill="F3F4F6"/>
+        <w:spacing w:before="0" w:after="0"/>
+        <w:jc w:val="left"/>
+      </w:pPr>
+      <w:r>
+        <w:rPr>
+          <w:rFonts w:ascii="Consolas" w:hAnsi="Consolas" w:cs="Arial"/>
+          <w:sz w:val="18"/>
+          <w:szCs w:val="18"/>
+        </w:rPr>
+        <w:t xml:space="preserve"> </w:t>
+      </w:r>
+    </w:p>
+    <w:p>
+      <w:pPr>
+        <w:keepNext/>
+        <w:shd w:val="clear" w:color="auto" w:fill="F3F4F6"/>
+        <w:spacing w:before="0" w:after="0"/>
+        <w:jc w:val="left"/>
+      </w:pPr>
+      <w:r>
+        <w:rPr>
+          <w:rFonts w:ascii="Consolas" w:hAnsi="Consolas" w:cs="Arial"/>
+          <w:sz w:val="18"/>
+          <w:szCs w:val="18"/>
+        </w:rPr>
+        <w:t xml:space="preserve">  &lt;label&gt;الجنس:&lt;/label&gt;</w:t>
+      </w:r>
+    </w:p>
+    <w:p>
+      <w:pPr>
+        <w:keepNext/>
+        <w:shd w:val="clear" w:color="auto" w:fill="F3F4F6"/>
+        <w:spacing w:before="0" w:after="0"/>
+        <w:jc w:val="left"/>
+      </w:pPr>
+      <w:r>
+        <w:rPr>
+          <w:rFonts w:ascii="Consolas" w:hAnsi="Consolas" w:cs="Arial"/>
+          <w:sz w:val="18"/>
+          <w:szCs w:val="18"/>
+        </w:rPr>
+        <w:t xml:space="preserve">  &lt;input type="radio" name="g"&gt; ذكر</w:t>
+      </w:r>
+    </w:p>
+    <w:p>
+      <w:pPr>
+        <w:keepNext/>
+        <w:shd w:val="clear" w:color="auto" w:fill="F3F4F6"/>
+        <w:spacing w:before="0" w:after="0"/>
+        <w:jc w:val="left"/>
+      </w:pPr>
+      <w:r>
+        <w:rPr>
+          <w:rFonts w:ascii="Consolas" w:hAnsi="Consolas" w:cs="Arial"/>
+          <w:sz w:val="18"/>
+          <w:szCs w:val="18"/>
+        </w:rPr>
+        <w:t xml:space="preserve">  &lt;input type="radio" name="g"&gt; أنثى&lt;br&gt;&lt;br&gt;</w:t>
+      </w:r>
+    </w:p>
+    <w:p>
+      <w:pPr>
+        <w:keepNext/>
+        <w:shd w:val="clear" w:color="auto" w:fill="F3F4F6"/>
+        <w:spacing w:before="0" w:after="0"/>
+        <w:jc w:val="left"/>
+      </w:pPr>
+      <w:r>
+        <w:rPr>
+          <w:rFonts w:ascii="Consolas" w:hAnsi="Consolas" w:cs="Arial"/>
+          <w:sz w:val="18"/>
+          <w:szCs w:val="18"/>
+        </w:rPr>
+        <w:t xml:space="preserve"> </w:t>
+      </w:r>
+    </w:p>
+    <w:p>
+      <w:pPr>
+        <w:keepNext/>
+        <w:shd w:val="clear" w:color="auto" w:fill="F3F4F6"/>
+        <w:spacing w:before="0" w:after="0"/>
+        <w:jc w:val="left"/>
+      </w:pPr>
+      <w:r>
+        <w:rPr>
+          <w:rFonts w:ascii="Consolas" w:hAnsi="Consolas" w:cs="Arial"/>
+          <w:sz w:val="18"/>
+          <w:szCs w:val="18"/>
+        </w:rPr>
+        <w:t xml:space="preserve">  &lt;label&gt;الدورة:&lt;/label&gt;</w:t>
+      </w:r>
+    </w:p>
+    <w:p>
+      <w:pPr>
+        <w:keepNext/>
+        <w:shd w:val="clear" w:color="auto" w:fill="F3F4F6"/>
+        <w:spacing w:before="0" w:after="0"/>
+        <w:jc w:val="left"/>
+      </w:pPr>
+      <w:r>
+        <w:rPr>
+          <w:rFonts w:ascii="Consolas" w:hAnsi="Consolas" w:cs="Arial"/>
+          <w:sz w:val="18"/>
+          <w:szCs w:val="18"/>
+        </w:rPr>
+        <w:t xml:space="preserve">  &lt;select&gt;</w:t>
+      </w:r>
+    </w:p>
+    <w:p>
+      <w:pPr>
+        <w:keepNext/>
+        <w:shd w:val="clear" w:color="auto" w:fill="F3F4F6"/>
+        <w:spacing w:before="0" w:after="0"/>
+        <w:jc w:val="left"/>
+      </w:pPr>
+      <w:r>
+        <w:rPr>
+          <w:rFonts w:ascii="Consolas" w:hAnsi="Consolas" w:cs="Arial"/>
+          <w:sz w:val="18"/>
+          <w:szCs w:val="18"/>
+        </w:rPr>
+        <w:t xml:space="preserve">    &lt;option&gt;HTML&lt;/option&gt;</w:t>
+      </w:r>
+    </w:p>
+    <w:p>
+      <w:pPr>
+        <w:keepNext/>
+        <w:shd w:val="clear" w:color="auto" w:fill="F3F4F6"/>
+        <w:spacing w:before="0" w:after="0"/>
+        <w:jc w:val="left"/>
+      </w:pPr>
+      <w:r>
+        <w:rPr>
+          <w:rFonts w:ascii="Consolas" w:hAnsi="Consolas" w:cs="Arial"/>
+          <w:sz w:val="18"/>
+          <w:szCs w:val="18"/>
+        </w:rPr>
+        <w:t xml:space="preserve">    &lt;option&gt;C#&lt;/option&gt;</w:t>
+      </w:r>
+    </w:p>
+    <w:p>
+      <w:pPr>
+        <w:keepNext/>
+        <w:shd w:val="clear" w:color="auto" w:fill="F3F4F6"/>
+        <w:spacing w:before="0" w:after="0"/>
+        <w:jc w:val="left"/>
+      </w:pPr>
+      <w:r>
+        <w:rPr>
+          <w:rFonts w:ascii="Consolas" w:hAnsi="Consolas" w:cs="Arial"/>
+          <w:sz w:val="18"/>
+          <w:szCs w:val="18"/>
+        </w:rPr>
+        <w:t xml:space="preserve">  &lt;/select&gt;&lt;br&gt;&lt;br&gt;</w:t>
+      </w:r>
+    </w:p>
+    <w:p>
+      <w:pPr>
+        <w:keepNext/>
+        <w:shd w:val="clear" w:color="auto" w:fill="F3F4F6"/>
+        <w:spacing w:before="0" w:after="0"/>
+        <w:jc w:val="left"/>
+      </w:pPr>
+      <w:r>
+        <w:rPr>
+          <w:rFonts w:ascii="Consolas" w:hAnsi="Consolas" w:cs="Arial"/>
+          <w:sz w:val="18"/>
+          <w:szCs w:val="18"/>
+        </w:rPr>
+        <w:t xml:space="preserve"> </w:t>
+      </w:r>
+    </w:p>
+    <w:p>
+      <w:pPr>
+        <w:keepNext/>
+        <w:shd w:val="clear" w:color="auto" w:fill="F3F4F6"/>
+        <w:spacing w:before="0" w:after="0"/>
+        <w:jc w:val="left"/>
+      </w:pPr>
+      <w:r>
+        <w:rPr>
+          <w:rFonts w:ascii="Consolas" w:hAnsi="Consolas" w:cs="Arial"/>
+          <w:sz w:val="18"/>
+          <w:szCs w:val="18"/>
+        </w:rPr>
+        <w:t xml:space="preserve">  &lt;input type="checkbox"&gt; أوافق على الشروط&lt;br&gt;&lt;br&gt;</w:t>
+      </w:r>
+    </w:p>
+    <w:p>
+      <w:pPr>
+        <w:keepNext/>
+        <w:shd w:val="clear" w:color="auto" w:fill="F3F4F6"/>
+        <w:spacing w:before="0" w:after="0"/>
+        <w:jc w:val="left"/>
+      </w:pPr>
+      <w:r>
+        <w:rPr>
+          <w:rFonts w:ascii="Consolas" w:hAnsi="Consolas" w:cs="Arial"/>
+          <w:sz w:val="18"/>
+          <w:szCs w:val="18"/>
+        </w:rPr>
+        <w:t xml:space="preserve">  &lt;button type="submit"&gt;تسجيل&lt;/button&gt;</w:t>
+      </w:r>
+    </w:p>
+    <w:p>
+      <w:pPr>
+        <w:keepNext/>
+        <w:shd w:val="clear" w:color="auto" w:fill="F3F4F6"/>
+        <w:spacing w:before="0" w:after="0"/>
+        <w:jc w:val="left"/>
+      </w:pPr>
+      <w:r>
+        <w:rPr>
+          <w:rFonts w:ascii="Consolas" w:hAnsi="Consolas" w:cs="Arial"/>
+          <w:sz w:val="18"/>
+          <w:szCs w:val="18"/>
+        </w:rPr>
+        <w:t xml:space="preserve">&lt;/form&gt;</w:t>
+      </w:r>
+    </w:p>
+    <w:p>
+      <w:pPr>
+        <w:shd w:val="clear" w:color="auto" w:fill="F3F4F6"/>
+        <w:spacing w:before="0" w:after="120"/>
+        <w:jc w:val="left"/>
+      </w:pPr>
+      <w:r>
+        <w:rPr>
+          <w:sz w:val="8"/>
+          <w:szCs w:val="8"/>
+        </w:rPr>
+        <w:t xml:space="preserve"> </w:t>
+      </w:r>
+    </w:p>
+    <w:p>
+      <w:pPr>
+        <w:shd w:val="clear" w:color="auto" w:fill="DDF0EE"/>
+        <w:bidi/>
+        <w:spacing w:before="0" w:after="80"/>
+      </w:pPr>
+      <w:r>
+        <w:rPr>
+          <w:b/>
+          <w:bCs/>
+          <w:color w:val="0E6B66"/>
+          <w:rtl/>
+        </w:rPr>
+        <w:t xml:space="preserve">ماذا يفعل هذا الكود؟ </w:t>
+      </w:r>
+      <w:r>
+        <w:rPr>
+          <w:rtl/>
+        </w:rPr>
+        <w:t xml:space="preserve">يعرض هذا الكود نموذج تسجيل (فورم) فيه خانات لكتابة الاسم والبريد والعمر، واختيار الجنس والدورة، ومربع موافقة، وزر «تسجيل».</w:t>
+      </w:r>
+    </w:p>
+    <w:tbl>
+      <w:tblPr>
+        <w:bidiVisual/>
+        <w:tblW w:w="5000" w:type="pct"/>
+        <w:tblBorders>
+          <w:top w:val="single" w:color="D9DEE5" w:sz="4"/>
+          <w:left w:val="single" w:color="D9DEE5" w:sz="4"/>
+          <w:bottom w:val="single" w:color="D9DEE5" w:sz="4"/>
+          <w:right w:val="single" w:color="D9DEE5" w:sz="4"/>
+          <w:insideH w:val="single" w:color="D9DEE5" w:sz="4"/>
+          <w:insideV w:val="single" w:color="D9DEE5" w:sz="4"/>
+        </w:tblBorders>
+        <w:tblCellMar>
+          <w:top w:w="60" w:type="dxa"/>
+          <w:left w:w="100" w:type="dxa"/>
+          <w:bottom w:w="60" w:type="dxa"/>
+          <w:right w:w="100" w:type="dxa"/>
+        </w:tblCellMar>
+      </w:tblPr>
+      <w:tblGrid>
+        <w:gridCol w:w="3600"/>
+        <w:gridCol w:w="6038"/>
+      </w:tblGrid>
+      <w:tr>
+        <w:tc>
+          <w:tcPr>
+            <w:tcW w:w="3600" w:type="dxa"/>
+            <w:shd w:val="clear" w:color="auto" w:fill="F3F4F6"/>
+          </w:tcPr>
+          <w:p>
+            <w:pPr>
+              <w:bidi/>
+              <w:spacing w:before="0" w:after="0"/>
+            </w:pPr>
+            <w:r>
+              <w:rPr>
+                <w:b/>
+                <w:bCs/>
+                <w:rtl/>
+              </w:rPr>
+              <w:t xml:space="preserve">السطر</w:t>
+            </w:r>
+          </w:p>
+        </w:tc>
+        <w:tc>
+          <w:tcPr>
+            <w:tcW w:w="6038" w:type="dxa"/>
+            <w:shd w:val="clear" w:color="auto" w:fill="F3F4F6"/>
+          </w:tcPr>
+          <w:p>
+            <w:pPr>
+              <w:bidi/>
+              <w:spacing w:before="0" w:after="0"/>
+            </w:pPr>
+            <w:r>
+              <w:rPr>
+                <w:b/>
+                <w:bCs/>
+                <w:rtl/>
+              </w:rPr>
+              <w:t xml:space="preserve">الشرح</w:t>
+            </w:r>
+          </w:p>
+        </w:tc>
+      </w:tr>
+      <w:tr>
+        <w:tc>
+          <w:tcPr>
+            <w:tcW w:w="3600" w:type="dxa"/>
+          </w:tcPr>
+          <w:p>
+            <w:pPr>
+              <w:spacing w:before="0" w:after="0"/>
+              <w:jc w:val="left"/>
+            </w:pPr>
+            <w:r>
+              <w:rPr>
+                <w:rFonts w:ascii="Consolas" w:hAnsi="Consolas" w:cs="Arial"/>
+                <w:sz w:val="17"/>
+                <w:szCs w:val="17"/>
+              </w:rPr>
+              <w:t xml:space="preserve">&lt;form&gt;</w:t>
+            </w:r>
+          </w:p>
+        </w:tc>
+        <w:tc>
+          <w:tcPr>
+            <w:tcW w:w="6038" w:type="dxa"/>
+          </w:tcPr>
+          <w:p>
+            <w:pPr>
+              <w:bidi/>
+              <w:spacing w:before="0" w:after="0"/>
+            </w:pPr>
+            <w:r>
+              <w:rPr>
+                <w:sz w:val="20"/>
+                <w:szCs w:val="20"/>
+                <w:rtl/>
+              </w:rPr>
+              <w:t xml:space="preserve">الوسم form يصنع نموذجًا، أي مجموعة خانات يملؤها المستخدم ثم يرسلها. كل عناصر الإدخال توضع داخله.</w:t>
+            </w:r>
+          </w:p>
+        </w:tc>
+      </w:tr>
+      <w:tr>
+        <w:tc>
+          <w:tcPr>
+            <w:tcW w:w="3600" w:type="dxa"/>
+          </w:tcPr>
+          <w:p>
+            <w:pPr>
+              <w:spacing w:before="0" w:after="0"/>
+              <w:jc w:val="left"/>
+            </w:pPr>
+            <w:r>
+              <w:rPr>
+                <w:rFonts w:ascii="Consolas" w:hAnsi="Consolas" w:cs="Arial"/>
+                <w:sz w:val="17"/>
+                <w:szCs w:val="17"/>
+              </w:rPr>
+              <w:t xml:space="preserve">&lt;label&gt;الاسم:&lt;/label&gt;</w:t>
+            </w:r>
+          </w:p>
+        </w:tc>
+        <w:tc>
+          <w:tcPr>
+            <w:tcW w:w="6038" w:type="dxa"/>
+          </w:tcPr>
+          <w:p>
+            <w:pPr>
+              <w:bidi/>
+              <w:spacing w:before="0" w:after="0"/>
+            </w:pPr>
+            <w:r>
+              <w:rPr>
+                <w:sz w:val="20"/>
+                <w:szCs w:val="20"/>
+                <w:rtl/>
+              </w:rPr>
+              <w:t xml:space="preserve">الوسم label يعرض نصًا وصفيًا بجانب الخانة ليعرف المستخدم ماذا يكتب فيها.</w:t>
+            </w:r>
+          </w:p>
+        </w:tc>
+      </w:tr>
+      <w:tr>
+        <w:tc>
+          <w:tcPr>
+            <w:tcW w:w="3600" w:type="dxa"/>
+          </w:tcPr>
+          <w:p>
+            <w:pPr>
+              <w:spacing w:before="0" w:after="0"/>
+              <w:jc w:val="left"/>
+            </w:pPr>
+            <w:r>
+              <w:rPr>
+                <w:rFonts w:ascii="Consolas" w:hAnsi="Consolas" w:cs="Arial"/>
+                <w:sz w:val="17"/>
+                <w:szCs w:val="17"/>
+              </w:rPr>
+              <w:t xml:space="preserve">&lt;input type="text" placeholder="اكتب اسمك"&gt;&lt;br&gt;&lt;br&gt;</w:t>
+            </w:r>
+          </w:p>
+        </w:tc>
+        <w:tc>
+          <w:tcPr>
+            <w:tcW w:w="6038" w:type="dxa"/>
+          </w:tcPr>
+          <w:p>
+            <w:pPr>
+              <w:bidi/>
+              <w:spacing w:before="0" w:after="0"/>
+            </w:pPr>
+            <w:r>
+              <w:rPr>
+                <w:sz w:val="20"/>
+                <w:szCs w:val="20"/>
+                <w:rtl/>
+              </w:rPr>
+              <w:t xml:space="preserve">الوسم input يصنع خانة إدخال، وtype="text" تعني أنها لكتابة نص عادي. الخاصية placeholder تعرض نصًا باهتًا داخل الخانة يختفي عند الكتابة، والوسمان br يتركان سطرًا فارغًا قبل الخانة التالية.</w:t>
+            </w:r>
+          </w:p>
+        </w:tc>
+      </w:tr>
+      <w:tr>
+        <w:tc>
+          <w:tcPr>
+            <w:tcW w:w="3600" w:type="dxa"/>
+          </w:tcPr>
+          <w:p>
+            <w:pPr>
+              <w:spacing w:before="0" w:after="0"/>
+              <w:jc w:val="left"/>
+            </w:pPr>
+            <w:r>
+              <w:rPr>
+                <w:rFonts w:ascii="Consolas" w:hAnsi="Consolas" w:cs="Arial"/>
+                <w:sz w:val="17"/>
+                <w:szCs w:val="17"/>
+              </w:rPr>
+              <w:t xml:space="preserve">&lt;label&gt;البريد:&lt;/label&gt;</w:t>
+            </w:r>
+          </w:p>
+        </w:tc>
+        <w:tc>
+          <w:tcPr>
+            <w:tcW w:w="6038" w:type="dxa"/>
+          </w:tcPr>
+          <w:p>
+            <w:pPr>
+              <w:bidi/>
+              <w:spacing w:before="0" w:after="0"/>
+            </w:pPr>
+            <w:r>
+              <w:rPr>
+                <w:sz w:val="20"/>
+                <w:szCs w:val="20"/>
+                <w:rtl/>
+              </w:rPr>
+              <w:t xml:space="preserve">نص وصفي لخانة البريد الإلكتروني.</w:t>
+            </w:r>
+          </w:p>
+        </w:tc>
+      </w:tr>
+      <w:tr>
+        <w:tc>
+          <w:tcPr>
+            <w:tcW w:w="3600" w:type="dxa"/>
+          </w:tcPr>
+          <w:p>
+            <w:pPr>
+              <w:spacing w:before="0" w:after="0"/>
+              <w:jc w:val="left"/>
+            </w:pPr>
+            <w:r>
+              <w:rPr>
+                <w:rFonts w:ascii="Consolas" w:hAnsi="Consolas" w:cs="Arial"/>
+                <w:sz w:val="17"/>
+                <w:szCs w:val="17"/>
+              </w:rPr>
+              <w:t xml:space="preserve">&lt;input type="email"&gt;&lt;br&gt;&lt;br&gt;</w:t>
+            </w:r>
+          </w:p>
+        </w:tc>
+        <w:tc>
+          <w:tcPr>
+            <w:tcW w:w="6038" w:type="dxa"/>
+          </w:tcPr>
+          <w:p>
+            <w:pPr>
+              <w:bidi/>
+              <w:spacing w:before="0" w:after="0"/>
+            </w:pPr>
+            <w:r>
+              <w:rPr>
+                <w:sz w:val="20"/>
+                <w:szCs w:val="20"/>
+                <w:rtl/>
+              </w:rPr>
+              <w:t xml:space="preserve">خانة من نوع email مخصصة للبريد الإلكتروني؛ عند الإرسال يتحقق المتصفح أن النص المكتوب يشبه بريدًا صحيحًا (فيه @ مثلًا).</w:t>
+            </w:r>
+          </w:p>
+        </w:tc>
+      </w:tr>
+      <w:tr>
+        <w:tc>
+          <w:tcPr>
+            <w:tcW w:w="3600" w:type="dxa"/>
+          </w:tcPr>
+          <w:p>
+            <w:pPr>
+              <w:spacing w:before="0" w:after="0"/>
+              <w:jc w:val="left"/>
+            </w:pPr>
+            <w:r>
+              <w:rPr>
+                <w:rFonts w:ascii="Consolas" w:hAnsi="Consolas" w:cs="Arial"/>
+                <w:sz w:val="17"/>
+                <w:szCs w:val="17"/>
+              </w:rPr>
+              <w:t xml:space="preserve">&lt;label&gt;العمر:&lt;/label&gt;</w:t>
+            </w:r>
+          </w:p>
+        </w:tc>
+        <w:tc>
+          <w:tcPr>
+            <w:tcW w:w="6038" w:type="dxa"/>
+          </w:tcPr>
+          <w:p>
+            <w:pPr>
+              <w:bidi/>
+              <w:spacing w:before="0" w:after="0"/>
+            </w:pPr>
+            <w:r>
+              <w:rPr>
+                <w:sz w:val="20"/>
+                <w:szCs w:val="20"/>
+                <w:rtl/>
+              </w:rPr>
+              <w:t xml:space="preserve">نص وصفي لخانة العمر.</w:t>
+            </w:r>
+          </w:p>
+        </w:tc>
+      </w:tr>
+      <w:tr>
+        <w:tc>
+          <w:tcPr>
+            <w:tcW w:w="3600" w:type="dxa"/>
+          </w:tcPr>
+          <w:p>
+            <w:pPr>
+              <w:spacing w:before="0" w:after="0"/>
+              <w:jc w:val="left"/>
+            </w:pPr>
+            <w:r>
+              <w:rPr>
+                <w:rFonts w:ascii="Consolas" w:hAnsi="Consolas" w:cs="Arial"/>
+                <w:sz w:val="17"/>
+                <w:szCs w:val="17"/>
+              </w:rPr>
+              <w:t xml:space="preserve">&lt;input type="number" min="15" max="60"&gt;&lt;br&gt;&lt;br&gt;</w:t>
+            </w:r>
+          </w:p>
+        </w:tc>
+        <w:tc>
+          <w:tcPr>
+            <w:tcW w:w="6038" w:type="dxa"/>
+          </w:tcPr>
+          <w:p>
+            <w:pPr>
+              <w:bidi/>
+              <w:spacing w:before="0" w:after="0"/>
+            </w:pPr>
+            <w:r>
+              <w:rPr>
+                <w:sz w:val="20"/>
+                <w:szCs w:val="20"/>
+                <w:rtl/>
+              </w:rPr>
+              <w:t xml:space="preserve">خانة من نوع number لا تقبل إلا الأرقام، وتظهر بجانبها أسهم صغيرة للزيادة والنقصان. الخاصيتان min وmax تحددان أصغر قيمة مسموحة (15) وأكبر قيمة (60).</w:t>
+            </w:r>
+          </w:p>
+        </w:tc>
+      </w:tr>
+      <w:tr>
+        <w:tc>
+          <w:tcPr>
+            <w:tcW w:w="3600" w:type="dxa"/>
+          </w:tcPr>
+          <w:p>
+            <w:pPr>
+              <w:spacing w:before="0" w:after="0"/>
+              <w:jc w:val="left"/>
+            </w:pPr>
+            <w:r>
+              <w:rPr>
+                <w:rFonts w:ascii="Consolas" w:hAnsi="Consolas" w:cs="Arial"/>
+                <w:sz w:val="17"/>
+                <w:szCs w:val="17"/>
+              </w:rPr>
+              <w:t xml:space="preserve">&lt;label&gt;الجنس:&lt;/label&gt;</w:t>
+            </w:r>
+          </w:p>
+        </w:tc>
+        <w:tc>
+          <w:tcPr>
+            <w:tcW w:w="6038" w:type="dxa"/>
+          </w:tcPr>
+          <w:p>
+            <w:pPr>
+              <w:bidi/>
+              <w:spacing w:before="0" w:after="0"/>
+            </w:pPr>
+            <w:r>
+              <w:rPr>
+                <w:sz w:val="20"/>
+                <w:szCs w:val="20"/>
+                <w:rtl/>
+              </w:rPr>
+              <w:t xml:space="preserve">نص وصفي لخيارات الجنس.</w:t>
+            </w:r>
+          </w:p>
+        </w:tc>
+      </w:tr>
+      <w:tr>
+        <w:tc>
+          <w:tcPr>
+            <w:tcW w:w="3600" w:type="dxa"/>
+          </w:tcPr>
+          <w:p>
+            <w:pPr>
+              <w:spacing w:before="0" w:after="0"/>
+              <w:jc w:val="left"/>
+            </w:pPr>
+            <w:r>
+              <w:rPr>
+                <w:rFonts w:ascii="Consolas" w:hAnsi="Consolas" w:cs="Arial"/>
+                <w:sz w:val="17"/>
+                <w:szCs w:val="17"/>
+              </w:rPr>
+              <w:t xml:space="preserve">&lt;input type="radio" name="g"&gt; ذكر</w:t>
+            </w:r>
+          </w:p>
+        </w:tc>
+        <w:tc>
+          <w:tcPr>
+            <w:tcW w:w="6038" w:type="dxa"/>
+          </w:tcPr>
+          <w:p>
+            <w:pPr>
+              <w:bidi/>
+              <w:spacing w:before="0" w:after="0"/>
+            </w:pPr>
+            <w:r>
+              <w:rPr>
+                <w:sz w:val="20"/>
+                <w:szCs w:val="20"/>
+                <w:rtl/>
+              </w:rPr>
+              <w:t xml:space="preserve">النوع radio يصنع دائرة اختيار صغيرة. هذا السطر والذي بعده لهما نفس الاسم name="g"، لذلك يعتبرهما المتصفح مجموعة واحدة ولا يسمح إلا باختيار واحد منهما: ذكر أو أنثى.</w:t>
+            </w:r>
+          </w:p>
+        </w:tc>
+      </w:tr>
+      <w:tr>
+        <w:tc>
+          <w:tcPr>
+            <w:tcW w:w="3600" w:type="dxa"/>
+          </w:tcPr>
+          <w:p>
+            <w:pPr>
+              <w:spacing w:before="0" w:after="0"/>
+              <w:jc w:val="left"/>
+            </w:pPr>
+            <w:r>
+              <w:rPr>
+                <w:rFonts w:ascii="Consolas" w:hAnsi="Consolas" w:cs="Arial"/>
+                <w:sz w:val="17"/>
+                <w:szCs w:val="17"/>
+              </w:rPr>
+              <w:t xml:space="preserve">&lt;label&gt;الدورة:&lt;/label&gt;</w:t>
+            </w:r>
+          </w:p>
+        </w:tc>
+        <w:tc>
+          <w:tcPr>
+            <w:tcW w:w="6038" w:type="dxa"/>
+          </w:tcPr>
+          <w:p>
+            <w:pPr>
+              <w:bidi/>
+              <w:spacing w:before="0" w:after="0"/>
+            </w:pPr>
+            <w:r>
+              <w:rPr>
+                <w:sz w:val="20"/>
+                <w:szCs w:val="20"/>
+                <w:rtl/>
+              </w:rPr>
+              <w:t xml:space="preserve">نص وصفي لقائمة اختيار الدورة.</w:t>
+            </w:r>
+          </w:p>
+        </w:tc>
+      </w:tr>
+      <w:tr>
+        <w:tc>
+          <w:tcPr>
+            <w:tcW w:w="3600" w:type="dxa"/>
+          </w:tcPr>
+          <w:p>
+            <w:pPr>
+              <w:spacing w:before="0" w:after="0"/>
+              <w:jc w:val="left"/>
+            </w:pPr>
+            <w:r>
+              <w:rPr>
+                <w:rFonts w:ascii="Consolas" w:hAnsi="Consolas" w:cs="Arial"/>
+                <w:sz w:val="17"/>
+                <w:szCs w:val="17"/>
+              </w:rPr>
+              <w:t xml:space="preserve">&lt;select&gt;</w:t>
+            </w:r>
+          </w:p>
+        </w:tc>
+        <w:tc>
+          <w:tcPr>
+            <w:tcW w:w="6038" w:type="dxa"/>
+          </w:tcPr>
+          <w:p>
+            <w:pPr>
+              <w:bidi/>
+              <w:spacing w:before="0" w:after="0"/>
+            </w:pPr>
+            <w:r>
+              <w:rPr>
+                <w:sz w:val="20"/>
+                <w:szCs w:val="20"/>
+                <w:rtl/>
+              </w:rPr>
+              <w:t xml:space="preserve">الوسم select يصنع قائمة منسدلة، أي مربعًا تضغط عليه فتظهر خيارات تختار منها واحدًا.</w:t>
+            </w:r>
+          </w:p>
+        </w:tc>
+      </w:tr>
+      <w:tr>
+        <w:tc>
+          <w:tcPr>
+            <w:tcW w:w="3600" w:type="dxa"/>
+          </w:tcPr>
+          <w:p>
+            <w:pPr>
+              <w:spacing w:before="0" w:after="0"/>
+              <w:jc w:val="left"/>
+            </w:pPr>
+            <w:r>
+              <w:rPr>
+                <w:rFonts w:ascii="Consolas" w:hAnsi="Consolas" w:cs="Arial"/>
+                <w:sz w:val="17"/>
+                <w:szCs w:val="17"/>
+              </w:rPr>
+              <w:t xml:space="preserve">&lt;option&gt;HTML&lt;/option&gt;</w:t>
+            </w:r>
+          </w:p>
+        </w:tc>
+        <w:tc>
+          <w:tcPr>
+            <w:tcW w:w="6038" w:type="dxa"/>
+          </w:tcPr>
+          <w:p>
+            <w:pPr>
+              <w:bidi/>
+              <w:spacing w:before="0" w:after="0"/>
+            </w:pPr>
+            <w:r>
+              <w:rPr>
+                <w:sz w:val="20"/>
+                <w:szCs w:val="20"/>
+                <w:rtl/>
+              </w:rPr>
+              <w:t xml:space="preserve">الوسم option يمثل خيارًا واحدًا داخل القائمة المنسدلة. هنا خياران: HTML وفي السطر التالي C#‎.</w:t>
+            </w:r>
+          </w:p>
+        </w:tc>
+      </w:tr>
+      <w:tr>
+        <w:tc>
+          <w:tcPr>
+            <w:tcW w:w="3600" w:type="dxa"/>
+          </w:tcPr>
+          <w:p>
+            <w:pPr>
+              <w:spacing w:before="0" w:after="0"/>
+              <w:jc w:val="left"/>
+            </w:pPr>
+            <w:r>
+              <w:rPr>
+                <w:rFonts w:ascii="Consolas" w:hAnsi="Consolas" w:cs="Arial"/>
+                <w:sz w:val="17"/>
+                <w:szCs w:val="17"/>
+              </w:rPr>
+              <w:t xml:space="preserve">&lt;/select&gt;&lt;br&gt;&lt;br&gt;</w:t>
+            </w:r>
+          </w:p>
+        </w:tc>
+        <w:tc>
+          <w:tcPr>
+            <w:tcW w:w="6038" w:type="dxa"/>
+          </w:tcPr>
+          <w:p>
+            <w:pPr>
+              <w:bidi/>
+              <w:spacing w:before="0" w:after="0"/>
+            </w:pPr>
+            <w:r>
+              <w:rPr>
+                <w:sz w:val="20"/>
+                <w:szCs w:val="20"/>
+                <w:rtl/>
+              </w:rPr>
+              <w:t xml:space="preserve">يغلق القائمة المنسدلة، ثم يترك سطرًا فارغًا بالوسمين br.</w:t>
+            </w:r>
+          </w:p>
+        </w:tc>
+      </w:tr>
+      <w:tr>
+        <w:tc>
+          <w:tcPr>
+            <w:tcW w:w="3600" w:type="dxa"/>
+          </w:tcPr>
+          <w:p>
+            <w:pPr>
+              <w:spacing w:before="0" w:after="0"/>
+              <w:jc w:val="left"/>
+            </w:pPr>
+            <w:r>
+              <w:rPr>
+                <w:rFonts w:ascii="Consolas" w:hAnsi="Consolas" w:cs="Arial"/>
+                <w:sz w:val="17"/>
+                <w:szCs w:val="17"/>
+              </w:rPr>
+              <w:t xml:space="preserve">&lt;input type="checkbox"&gt; أوافق على الشروط&lt;br&gt;&lt;br&gt;</w:t>
+            </w:r>
+          </w:p>
+        </w:tc>
+        <w:tc>
+          <w:tcPr>
+            <w:tcW w:w="6038" w:type="dxa"/>
+          </w:tcPr>
+          <w:p>
+            <w:pPr>
+              <w:bidi/>
+              <w:spacing w:before="0" w:after="0"/>
+            </w:pPr>
+            <w:r>
+              <w:rPr>
+                <w:sz w:val="20"/>
+                <w:szCs w:val="20"/>
+                <w:rtl/>
+              </w:rPr>
+              <w:t xml:space="preserve">النوع checkbox يصنع مربعًا صغيرًا يمكن تحديده بعلامة صح أو إلغاء تحديده، وبجانبه النص «أوافق على الشروط».</w:t>
+            </w:r>
+          </w:p>
+        </w:tc>
+      </w:tr>
+      <w:tr>
+        <w:tc>
+          <w:tcPr>
+            <w:tcW w:w="3600" w:type="dxa"/>
+          </w:tcPr>
+          <w:p>
+            <w:pPr>
+              <w:spacing w:before="0" w:after="0"/>
+              <w:jc w:val="left"/>
+            </w:pPr>
+            <w:r>
+              <w:rPr>
+                <w:rFonts w:ascii="Consolas" w:hAnsi="Consolas" w:cs="Arial"/>
+                <w:sz w:val="17"/>
+                <w:szCs w:val="17"/>
+              </w:rPr>
+              <w:t xml:space="preserve">&lt;button type="submit"&gt;تسجيل&lt;/button&gt;</w:t>
+            </w:r>
+          </w:p>
+        </w:tc>
+        <w:tc>
+          <w:tcPr>
+            <w:tcW w:w="6038" w:type="dxa"/>
+          </w:tcPr>
+          <w:p>
+            <w:pPr>
+              <w:bidi/>
+              <w:spacing w:before="0" w:after="0"/>
+            </w:pPr>
+            <w:r>
+              <w:rPr>
+                <w:sz w:val="20"/>
+                <w:szCs w:val="20"/>
+                <w:rtl/>
+              </w:rPr>
+              <w:t xml:space="preserve">الوسم button يصنع زرًا مكتوبًا عليه «تسجيل»، وtype="submit" تعني أن الضغط عليه يرسل النموذج. بما أننا لم نحدد إلى أين يُرسل، ستُعاد تحميل الصفحة نفسها فقط.</w:t>
+            </w:r>
+          </w:p>
+        </w:tc>
+      </w:tr>
+      <w:tr>
+        <w:tc>
+          <w:tcPr>
+            <w:tcW w:w="3600" w:type="dxa"/>
+          </w:tcPr>
+          <w:p>
+            <w:pPr>
+              <w:spacing w:before="0" w:after="0"/>
+              <w:jc w:val="left"/>
+            </w:pPr>
+            <w:r>
+              <w:rPr>
+                <w:rFonts w:ascii="Consolas" w:hAnsi="Consolas" w:cs="Arial"/>
+                <w:sz w:val="17"/>
+                <w:szCs w:val="17"/>
+              </w:rPr>
+              <w:t xml:space="preserve">&lt;/form&gt;</w:t>
+            </w:r>
+          </w:p>
+        </w:tc>
+        <w:tc>
+          <w:tcPr>
+            <w:tcW w:w="6038" w:type="dxa"/>
+          </w:tcPr>
+          <w:p>
+            <w:pPr>
+              <w:bidi/>
+              <w:spacing w:before="0" w:after="0"/>
+            </w:pPr>
+            <w:r>
+              <w:rPr>
+                <w:sz w:val="20"/>
+                <w:szCs w:val="20"/>
+                <w:rtl/>
+              </w:rPr>
+              <w:t xml:space="preserve">يغلق النموذج؛ كل الخانات التي بين وسم الفتح والإغلاق تنتمي لهذا النموذج.</w:t>
+            </w:r>
+          </w:p>
+        </w:tc>
+      </w:tr>
+    </w:tbl>
+    <w:p>
+      <w:pPr>
+        <w:bidi/>
+        <w:spacing w:before="0" w:after="120"/>
+      </w:pPr>
+      <w:r>
+        <w:rPr>
+          <w:sz w:val="8"/>
+          <w:szCs w:val="8"/>
+        </w:rPr>
+        <w:t xml:space="preserve"> </w:t>
+      </w:r>
+    </w:p>
+    <w:p>
+      <w:pPr>
+        <w:shd w:val="clear" w:color="auto" w:fill="DDF0EE"/>
+        <w:bidi/>
+        <w:spacing w:before="0" w:after="160"/>
+      </w:pPr>
+      <w:r>
+        <w:rPr>
+          <w:b/>
+          <w:bCs/>
+          <w:color w:val="0E6B66"/>
+          <w:rtl/>
+        </w:rPr>
+        <w:t xml:space="preserve">ملاحظة: </w:t>
+      </w:r>
+      <w:r>
+        <w:rPr>
+          <w:rtl/>
+        </w:rPr>
+        <w:t xml:space="preserve">أزرار radio التي لها نفس name تسمح باختيار واحد فقط من بينها.</w:t>
+      </w:r>
+    </w:p>
+    <w:p>
+      <w:pPr>
+        <w:keepNext/>
+        <w:bidi/>
+        <w:spacing w:before="160" w:after="100"/>
+      </w:pPr>
+      <w:r>
+        <w:rPr>
+          <w:b/>
+          <w:bCs/>
+          <w:color w:val="18202B"/>
+          <w:sz w:val="25"/>
+          <w:szCs w:val="25"/>
+          <w:rtl/>
+        </w:rPr>
+        <w:t xml:space="preserve">4. تقسيم الصفحة</w:t>
+      </w:r>
+    </w:p>
+    <w:p>
+      <w:pPr>
+        <w:bidi/>
+        <w:spacing w:before="0" w:after="120"/>
+      </w:pPr>
+      <w:r>
+        <w:rPr>
+          <w:rtl/>
+        </w:rPr>
+        <w:t xml:space="preserve">نستخدم وسومًا ذات معنى: </w:t>
+      </w:r>
+      <w:r>
+        <w:rPr>
+          <w:rFonts w:ascii="Consolas" w:hAnsi="Consolas" w:cs="Arial"/>
+        </w:rPr>
+        <w:t xml:space="preserve">header</w:t>
+      </w:r>
+      <w:r>
+        <w:rPr>
+          <w:rtl/>
+        </w:rPr>
+        <w:t xml:space="preserve"> لرأس الصفحة، </w:t>
+      </w:r>
+      <w:r>
+        <w:rPr>
+          <w:rFonts w:ascii="Consolas" w:hAnsi="Consolas" w:cs="Arial"/>
+        </w:rPr>
+        <w:t xml:space="preserve">nav</w:t>
+      </w:r>
+      <w:r>
+        <w:rPr>
+          <w:rtl/>
+        </w:rPr>
+        <w:t xml:space="preserve"> للقائمة، </w:t>
+      </w:r>
+      <w:r>
+        <w:rPr>
+          <w:rFonts w:ascii="Consolas" w:hAnsi="Consolas" w:cs="Arial"/>
+        </w:rPr>
+        <w:t xml:space="preserve">main</w:t>
+      </w:r>
+      <w:r>
+        <w:rPr>
+          <w:rtl/>
+        </w:rPr>
+        <w:t xml:space="preserve"> للمحتوى، </w:t>
+      </w:r>
+      <w:r>
+        <w:rPr>
+          <w:rFonts w:ascii="Consolas" w:hAnsi="Consolas" w:cs="Arial"/>
+        </w:rPr>
+        <w:t xml:space="preserve">footer</w:t>
+      </w:r>
+      <w:r>
+        <w:rPr>
+          <w:rtl/>
+        </w:rPr>
+        <w:t xml:space="preserve"> للتذييل، و</w:t>
+      </w:r>
+      <w:r>
+        <w:rPr>
+          <w:rFonts w:ascii="Consolas" w:hAnsi="Consolas" w:cs="Arial"/>
+        </w:rPr>
+        <w:t xml:space="preserve">div</w:t>
+      </w:r>
+      <w:r>
+        <w:rPr>
+          <w:rtl/>
+        </w:rPr>
+        <w:t xml:space="preserve"> كصندوق عام للتجميع.</w:t>
+      </w:r>
+    </w:p>
+    <w:p>
+      <w:pPr>
+        <w:keepNext/>
+        <w:shd w:val="clear" w:color="auto" w:fill="F3F4F6"/>
+        <w:spacing w:before="0" w:after="0"/>
+        <w:jc w:val="left"/>
+      </w:pPr>
+      <w:r>
+        <w:rPr>
+          <w:rFonts w:ascii="Consolas" w:hAnsi="Consolas" w:cs="Arial"/>
+          <w:b/>
+          <w:bCs/>
+          <w:color w:val="5B6575"/>
+          <w:sz w:val="18"/>
+          <w:szCs w:val="18"/>
+        </w:rPr>
+        <w:t xml:space="preserve">HTML</w:t>
+      </w:r>
+    </w:p>
+    <w:p>
+      <w:pPr>
+        <w:keepNext/>
+        <w:shd w:val="clear" w:color="auto" w:fill="F3F4F6"/>
+        <w:spacing w:before="0" w:after="0"/>
+        <w:jc w:val="left"/>
+      </w:pPr>
+      <w:r>
+        <w:rPr>
+          <w:rFonts w:ascii="Consolas" w:hAnsi="Consolas" w:cs="Arial"/>
+          <w:sz w:val="18"/>
+          <w:szCs w:val="18"/>
+        </w:rPr>
+        <w:t xml:space="preserve">&lt;header&gt;&lt;h1&gt;معهد البرمجة&lt;/h1&gt;&lt;/header&gt;</w:t>
+      </w:r>
+    </w:p>
+    <w:p>
+      <w:pPr>
+        <w:keepNext/>
+        <w:shd w:val="clear" w:color="auto" w:fill="F3F4F6"/>
+        <w:spacing w:before="0" w:after="0"/>
+        <w:jc w:val="left"/>
+      </w:pPr>
+      <w:r>
+        <w:rPr>
+          <w:rFonts w:ascii="Consolas" w:hAnsi="Consolas" w:cs="Arial"/>
+          <w:sz w:val="18"/>
+          <w:szCs w:val="18"/>
+        </w:rPr>
+        <w:t xml:space="preserve">&lt;nav&gt;&lt;a href="#"&gt;الرئيسية&lt;/a&gt; | &lt;a href="#"&gt;الدورات&lt;/a&gt;&lt;/nav&gt;</w:t>
+      </w:r>
+    </w:p>
+    <w:p>
+      <w:pPr>
+        <w:keepNext/>
+        <w:shd w:val="clear" w:color="auto" w:fill="F3F4F6"/>
+        <w:spacing w:before="0" w:after="0"/>
+        <w:jc w:val="left"/>
+      </w:pPr>
+      <w:r>
+        <w:rPr>
+          <w:rFonts w:ascii="Consolas" w:hAnsi="Consolas" w:cs="Arial"/>
+          <w:sz w:val="18"/>
+          <w:szCs w:val="18"/>
+        </w:rPr>
+        <w:t xml:space="preserve">&lt;main&gt;</w:t>
+      </w:r>
+    </w:p>
+    <w:p>
+      <w:pPr>
+        <w:keepNext/>
+        <w:shd w:val="clear" w:color="auto" w:fill="F3F4F6"/>
+        <w:spacing w:before="0" w:after="0"/>
+        <w:jc w:val="left"/>
+      </w:pPr>
+      <w:r>
+        <w:rPr>
+          <w:rFonts w:ascii="Consolas" w:hAnsi="Consolas" w:cs="Arial"/>
+          <w:sz w:val="18"/>
+          <w:szCs w:val="18"/>
+        </w:rPr>
+        <w:t xml:space="preserve">  &lt;p&gt;مرحبًا بكم في دورة أساسيات البرمجة.&lt;/p&gt;</w:t>
+      </w:r>
+    </w:p>
+    <w:p>
+      <w:pPr>
+        <w:keepNext/>
+        <w:shd w:val="clear" w:color="auto" w:fill="F3F4F6"/>
+        <w:spacing w:before="0" w:after="0"/>
+        <w:jc w:val="left"/>
+      </w:pPr>
+      <w:r>
+        <w:rPr>
+          <w:rFonts w:ascii="Consolas" w:hAnsi="Consolas" w:cs="Arial"/>
+          <w:sz w:val="18"/>
+          <w:szCs w:val="18"/>
+        </w:rPr>
+        <w:t xml:space="preserve">&lt;/main&gt;</w:t>
+      </w:r>
+    </w:p>
+    <w:p>
+      <w:pPr>
+        <w:keepNext/>
+        <w:shd w:val="clear" w:color="auto" w:fill="F3F4F6"/>
+        <w:spacing w:before="0" w:after="0"/>
+        <w:jc w:val="left"/>
+      </w:pPr>
+      <w:r>
+        <w:rPr>
+          <w:rFonts w:ascii="Consolas" w:hAnsi="Consolas" w:cs="Arial"/>
+          <w:sz w:val="18"/>
+          <w:szCs w:val="18"/>
+        </w:rPr>
+        <w:t xml:space="preserve">&lt;footer&gt;&lt;p&gt;جميع الحقوق محفوظة 2026&lt;/p&gt;&lt;/footer&gt;</w:t>
+      </w:r>
+    </w:p>
+    <w:p>
+      <w:pPr>
+        <w:shd w:val="clear" w:color="auto" w:fill="F3F4F6"/>
+        <w:spacing w:before="0" w:after="120"/>
+        <w:jc w:val="left"/>
+      </w:pPr>
+      <w:r>
+        <w:rPr>
+          <w:sz w:val="8"/>
+          <w:szCs w:val="8"/>
+        </w:rPr>
+        <w:t xml:space="preserve"> </w:t>
+      </w:r>
+    </w:p>
+    <w:p>
+      <w:pPr>
+        <w:shd w:val="clear" w:color="auto" w:fill="DDF0EE"/>
+        <w:bidi/>
+        <w:spacing w:before="0" w:after="80"/>
+      </w:pPr>
+      <w:r>
+        <w:rPr>
+          <w:b/>
+          <w:bCs/>
+          <w:color w:val="0E6B66"/>
+          <w:rtl/>
+        </w:rPr>
+        <w:t xml:space="preserve">ماذا يفعل هذا الكود؟ </w:t>
+      </w:r>
+      <w:r>
+        <w:rPr>
+          <w:rtl/>
+        </w:rPr>
+        <w:t xml:space="preserve">يقسم هذا الكود الصفحة إلى أجزاء ذات معنى: رأس فيه اسم المعهد، وشريط روابط، ومحتوى رئيسي، وتذييل في الأسفل لحقوق النشر.</w:t>
+      </w:r>
+    </w:p>
+    <w:tbl>
+      <w:tblPr>
+        <w:bidiVisual/>
+        <w:tblW w:w="5000" w:type="pct"/>
+        <w:tblBorders>
+          <w:top w:val="single" w:color="D9DEE5" w:sz="4"/>
+          <w:left w:val="single" w:color="D9DEE5" w:sz="4"/>
+          <w:bottom w:val="single" w:color="D9DEE5" w:sz="4"/>
+          <w:right w:val="single" w:color="D9DEE5" w:sz="4"/>
+          <w:insideH w:val="single" w:color="D9DEE5" w:sz="4"/>
+          <w:insideV w:val="single" w:color="D9DEE5" w:sz="4"/>
+        </w:tblBorders>
+        <w:tblCellMar>
+          <w:top w:w="60" w:type="dxa"/>
+          <w:left w:w="100" w:type="dxa"/>
+          <w:bottom w:w="60" w:type="dxa"/>
+          <w:right w:w="100" w:type="dxa"/>
+        </w:tblCellMar>
+      </w:tblPr>
+      <w:tblGrid>
+        <w:gridCol w:w="3600"/>
+        <w:gridCol w:w="6038"/>
+      </w:tblGrid>
+      <w:tr>
+        <w:tc>
+          <w:tcPr>
+            <w:tcW w:w="3600" w:type="dxa"/>
+            <w:shd w:val="clear" w:color="auto" w:fill="F3F4F6"/>
+          </w:tcPr>
+          <w:p>
+            <w:pPr>
+              <w:bidi/>
+              <w:spacing w:before="0" w:after="0"/>
+            </w:pPr>
+            <w:r>
+              <w:rPr>
+                <w:b/>
+                <w:bCs/>
+                <w:rtl/>
+              </w:rPr>
+              <w:t xml:space="preserve">السطر</w:t>
+            </w:r>
+          </w:p>
+        </w:tc>
+        <w:tc>
+          <w:tcPr>
+            <w:tcW w:w="6038" w:type="dxa"/>
+            <w:shd w:val="clear" w:color="auto" w:fill="F3F4F6"/>
+          </w:tcPr>
+          <w:p>
+            <w:pPr>
+              <w:bidi/>
+              <w:spacing w:before="0" w:after="0"/>
+            </w:pPr>
+            <w:r>
+              <w:rPr>
+                <w:b/>
+                <w:bCs/>
+                <w:rtl/>
+              </w:rPr>
+              <w:t xml:space="preserve">الشرح</w:t>
+            </w:r>
+          </w:p>
+        </w:tc>
+      </w:tr>
+      <w:tr>
+        <w:tc>
+          <w:tcPr>
+            <w:tcW w:w="3600" w:type="dxa"/>
+          </w:tcPr>
+          <w:p>
+            <w:pPr>
+              <w:spacing w:before="0" w:after="0"/>
+              <w:jc w:val="left"/>
+            </w:pPr>
+            <w:r>
+              <w:rPr>
+                <w:rFonts w:ascii="Consolas" w:hAnsi="Consolas" w:cs="Arial"/>
+                <w:sz w:val="17"/>
+                <w:szCs w:val="17"/>
+              </w:rPr>
+              <w:t xml:space="preserve">&lt;header&gt;&lt;h1&gt;معهد البرمجة&lt;/h1&gt;&lt;/header&gt;</w:t>
+            </w:r>
+          </w:p>
+        </w:tc>
+        <w:tc>
+          <w:tcPr>
+            <w:tcW w:w="6038" w:type="dxa"/>
+          </w:tcPr>
+          <w:p>
+            <w:pPr>
+              <w:bidi/>
+              <w:spacing w:before="0" w:after="0"/>
+            </w:pPr>
+            <w:r>
+              <w:rPr>
+                <w:sz w:val="20"/>
+                <w:szCs w:val="20"/>
+                <w:rtl/>
+              </w:rPr>
+              <w:t xml:space="preserve">الوسم header يمثل رأس الصفحة أو الجزء العلوي منها، وبداخله عنوان h1 باسم المعهد. هذه الوسوم تسمى «دلالية» لأنها توضح معنى كل جزء دون أن تغير شكله كثيرًا.</w:t>
+            </w:r>
+          </w:p>
+        </w:tc>
+      </w:tr>
+      <w:tr>
+        <w:tc>
+          <w:tcPr>
+            <w:tcW w:w="3600" w:type="dxa"/>
+          </w:tcPr>
+          <w:p>
+            <w:pPr>
+              <w:spacing w:before="0" w:after="0"/>
+              <w:jc w:val="left"/>
+            </w:pPr>
+            <w:r>
+              <w:rPr>
+                <w:rFonts w:ascii="Consolas" w:hAnsi="Consolas" w:cs="Arial"/>
+                <w:sz w:val="17"/>
+                <w:szCs w:val="17"/>
+              </w:rPr>
+              <w:t xml:space="preserve">&lt;nav&gt;&lt;a href="#"&gt;الرئيسية&lt;/a&gt; | &lt;a href="#"&gt;الدورات&lt;/a&gt;&lt;/nav&gt;</w:t>
+            </w:r>
+          </w:p>
+        </w:tc>
+        <w:tc>
+          <w:tcPr>
+            <w:tcW w:w="6038" w:type="dxa"/>
+          </w:tcPr>
+          <w:p>
+            <w:pPr>
+              <w:bidi/>
+              <w:spacing w:before="0" w:after="0"/>
+            </w:pPr>
+            <w:r>
+              <w:rPr>
+                <w:sz w:val="20"/>
+                <w:szCs w:val="20"/>
+                <w:rtl/>
+              </w:rPr>
+              <w:t xml:space="preserve">الوسم nav اختصار navigation ويضم روابط التنقل في الموقع. بداخله رابطان a، والقيمة href="#" تعني رابطًا مؤقتًا لا ينقل إلى صفحة أخرى، والعلامة | مجرد نص يفصل بين الرابطين.</w:t>
+            </w:r>
+          </w:p>
+        </w:tc>
+      </w:tr>
+      <w:tr>
+        <w:tc>
+          <w:tcPr>
+            <w:tcW w:w="3600" w:type="dxa"/>
+          </w:tcPr>
+          <w:p>
+            <w:pPr>
+              <w:spacing w:before="0" w:after="0"/>
+              <w:jc w:val="left"/>
+            </w:pPr>
+            <w:r>
+              <w:rPr>
+                <w:rFonts w:ascii="Consolas" w:hAnsi="Consolas" w:cs="Arial"/>
+                <w:sz w:val="17"/>
+                <w:szCs w:val="17"/>
+              </w:rPr>
+              <w:t xml:space="preserve">&lt;main&gt;</w:t>
+            </w:r>
+          </w:p>
+        </w:tc>
+        <w:tc>
+          <w:tcPr>
+            <w:tcW w:w="6038" w:type="dxa"/>
+          </w:tcPr>
+          <w:p>
+            <w:pPr>
+              <w:bidi/>
+              <w:spacing w:before="0" w:after="0"/>
+            </w:pPr>
+            <w:r>
+              <w:rPr>
+                <w:sz w:val="20"/>
+                <w:szCs w:val="20"/>
+                <w:rtl/>
+              </w:rPr>
+              <w:t xml:space="preserve">الوسم main يضم المحتوى الرئيسي والأهم في الصفحة.</w:t>
+            </w:r>
+          </w:p>
+        </w:tc>
+      </w:tr>
+      <w:tr>
+        <w:tc>
+          <w:tcPr>
+            <w:tcW w:w="3600" w:type="dxa"/>
+          </w:tcPr>
+          <w:p>
+            <w:pPr>
+              <w:spacing w:before="0" w:after="0"/>
+              <w:jc w:val="left"/>
+            </w:pPr>
+            <w:r>
+              <w:rPr>
+                <w:rFonts w:ascii="Consolas" w:hAnsi="Consolas" w:cs="Arial"/>
+                <w:sz w:val="17"/>
+                <w:szCs w:val="17"/>
+              </w:rPr>
+              <w:t xml:space="preserve">&lt;p&gt;مرحبًا بكم في دورة أساسيات البرمجة.&lt;/p&gt;</w:t>
+            </w:r>
+          </w:p>
+        </w:tc>
+        <w:tc>
+          <w:tcPr>
+            <w:tcW w:w="6038" w:type="dxa"/>
+          </w:tcPr>
+          <w:p>
+            <w:pPr>
+              <w:bidi/>
+              <w:spacing w:before="0" w:after="0"/>
+            </w:pPr>
+            <w:r>
+              <w:rPr>
+                <w:sz w:val="20"/>
+                <w:szCs w:val="20"/>
+                <w:rtl/>
+              </w:rPr>
+              <w:t xml:space="preserve">فقرة ترحيبية داخل المحتوى الرئيسي.</w:t>
+            </w:r>
+          </w:p>
+        </w:tc>
+      </w:tr>
+      <w:tr>
+        <w:tc>
+          <w:tcPr>
+            <w:tcW w:w="3600" w:type="dxa"/>
+          </w:tcPr>
+          <w:p>
+            <w:pPr>
+              <w:spacing w:before="0" w:after="0"/>
+              <w:jc w:val="left"/>
+            </w:pPr>
+            <w:r>
+              <w:rPr>
+                <w:rFonts w:ascii="Consolas" w:hAnsi="Consolas" w:cs="Arial"/>
+                <w:sz w:val="17"/>
+                <w:szCs w:val="17"/>
+              </w:rPr>
+              <w:t xml:space="preserve">&lt;/main&gt;</w:t>
+            </w:r>
+          </w:p>
+        </w:tc>
+        <w:tc>
+          <w:tcPr>
+            <w:tcW w:w="6038" w:type="dxa"/>
+          </w:tcPr>
+          <w:p>
+            <w:pPr>
+              <w:bidi/>
+              <w:spacing w:before="0" w:after="0"/>
+            </w:pPr>
+            <w:r>
+              <w:rPr>
+                <w:sz w:val="20"/>
+                <w:szCs w:val="20"/>
+                <w:rtl/>
+              </w:rPr>
+              <w:t xml:space="preserve">يغلق قسم المحتوى الرئيسي.</w:t>
+            </w:r>
+          </w:p>
+        </w:tc>
+      </w:tr>
+      <w:tr>
+        <w:tc>
+          <w:tcPr>
+            <w:tcW w:w="3600" w:type="dxa"/>
+          </w:tcPr>
+          <w:p>
+            <w:pPr>
+              <w:spacing w:before="0" w:after="0"/>
+              <w:jc w:val="left"/>
+            </w:pPr>
+            <w:r>
+              <w:rPr>
+                <w:rFonts w:ascii="Consolas" w:hAnsi="Consolas" w:cs="Arial"/>
+                <w:sz w:val="17"/>
+                <w:szCs w:val="17"/>
+              </w:rPr>
+              <w:t xml:space="preserve">&lt;footer&gt;&lt;p&gt;جميع الحقوق محفوظة 2026&lt;/p&gt;&lt;/footer&gt;</w:t>
+            </w:r>
+          </w:p>
+        </w:tc>
+        <w:tc>
+          <w:tcPr>
+            <w:tcW w:w="6038" w:type="dxa"/>
+          </w:tcPr>
+          <w:p>
+            <w:pPr>
+              <w:bidi/>
+              <w:spacing w:before="0" w:after="0"/>
+            </w:pPr>
+            <w:r>
+              <w:rPr>
+                <w:sz w:val="20"/>
+                <w:szCs w:val="20"/>
+                <w:rtl/>
+              </w:rPr>
+              <w:t xml:space="preserve">الوسم footer يمثل تذييل الصفحة، أي الجزء السفلي الذي يحتوي عادة على حقوق النشر ومعلومات التواصل.</w:t>
+            </w:r>
+          </w:p>
+        </w:tc>
+      </w:tr>
+    </w:tbl>
+    <w:p>
+      <w:pPr>
+        <w:bidi/>
+        <w:spacing w:before="0" w:after="120"/>
+      </w:pPr>
+      <w:r>
+        <w:rPr>
+          <w:sz w:val="8"/>
+          <w:szCs w:val="8"/>
+        </w:rPr>
+        <w:t xml:space="preserve"> </w:t>
+      </w:r>
+    </w:p>
+    <w:p>
+      <w:pPr>
+        <w:keepNext/>
+        <w:bidi/>
+        <w:spacing w:before="280" w:after="100"/>
+      </w:pPr>
+      <w:r>
+        <w:rPr>
+          <w:b/>
+          <w:bCs/>
+          <w:color w:val="0E6B66"/>
+          <w:sz w:val="30"/>
+          <w:szCs w:val="30"/>
+          <w:rtl/>
+        </w:rPr>
+        <w:t xml:space="preserve">التمارين العملية</w:t>
+      </w:r>
+    </w:p>
+    <w:p>
+      <w:pPr>
+        <w:keepNext/>
+        <w:bidi/>
+        <w:spacing w:before="160" w:after="100"/>
+      </w:pPr>
+      <w:r>
+        <w:rPr>
+          <w:b/>
+          <w:bCs/>
+          <w:color w:val="18202B"/>
+          <w:sz w:val="25"/>
+          <w:szCs w:val="25"/>
+          <w:rtl/>
+        </w:rPr>
+        <w:t xml:space="preserve">تمرين 1: قائمة مهامي (سهل)</w:t>
+      </w:r>
+    </w:p>
+    <w:p>
+      <w:pPr>
+        <w:bidi/>
+        <w:spacing w:before="0" w:after="120"/>
+      </w:pPr>
+      <w:r>
+        <w:rPr>
+          <w:rtl/>
+        </w:rPr>
+        <w:t xml:space="preserve">أنشئ قائمة مرقمة بخمس مهام يومية، وقائمة نقطية بثلاث لغات برمجة تعرفها.</w:t>
+      </w:r>
+    </w:p>
+    <w:p>
+      <w:pPr>
+        <w:keepNext/>
+        <w:bidi/>
+        <w:spacing w:before="0" w:after="60"/>
+      </w:pPr>
+      <w:r>
+        <w:rPr>
+          <w:b/>
+          <w:bCs/>
+          <w:color w:val="0E6B66"/>
+          <w:rtl/>
+        </w:rPr>
+        <w:t xml:space="preserve">الحل المقترح:</w:t>
+      </w:r>
+    </w:p>
+    <w:p>
+      <w:pPr>
+        <w:keepNext/>
+        <w:shd w:val="clear" w:color="auto" w:fill="F3F4F6"/>
+        <w:spacing w:before="0" w:after="0"/>
+        <w:jc w:val="left"/>
+      </w:pPr>
+      <w:r>
+        <w:rPr>
+          <w:rFonts w:ascii="Consolas" w:hAnsi="Consolas" w:cs="Arial"/>
+          <w:b/>
+          <w:bCs/>
+          <w:color w:val="5B6575"/>
+          <w:sz w:val="18"/>
+          <w:szCs w:val="18"/>
+        </w:rPr>
+        <w:t xml:space="preserve">HTML</w:t>
+      </w:r>
+    </w:p>
+    <w:p>
+      <w:pPr>
+        <w:keepNext/>
+        <w:shd w:val="clear" w:color="auto" w:fill="F3F4F6"/>
+        <w:spacing w:before="0" w:after="0"/>
+        <w:jc w:val="left"/>
+      </w:pPr>
+      <w:r>
+        <w:rPr>
+          <w:rFonts w:ascii="Consolas" w:hAnsi="Consolas" w:cs="Arial"/>
+          <w:sz w:val="18"/>
+          <w:szCs w:val="18"/>
+        </w:rPr>
+        <w:t xml:space="preserve">&lt;h2&gt;مهامي اليوم&lt;/h2&gt;</w:t>
+      </w:r>
+    </w:p>
+    <w:p>
+      <w:pPr>
+        <w:keepNext/>
+        <w:shd w:val="clear" w:color="auto" w:fill="F3F4F6"/>
+        <w:spacing w:before="0" w:after="0"/>
+        <w:jc w:val="left"/>
+      </w:pPr>
+      <w:r>
+        <w:rPr>
+          <w:rFonts w:ascii="Consolas" w:hAnsi="Consolas" w:cs="Arial"/>
+          <w:sz w:val="18"/>
+          <w:szCs w:val="18"/>
+        </w:rPr>
+        <w:t xml:space="preserve">&lt;ol&gt;</w:t>
+      </w:r>
+    </w:p>
+    <w:p>
+      <w:pPr>
+        <w:keepNext/>
+        <w:shd w:val="clear" w:color="auto" w:fill="F3F4F6"/>
+        <w:spacing w:before="0" w:after="0"/>
+        <w:jc w:val="left"/>
+      </w:pPr>
+      <w:r>
+        <w:rPr>
+          <w:rFonts w:ascii="Consolas" w:hAnsi="Consolas" w:cs="Arial"/>
+          <w:sz w:val="18"/>
+          <w:szCs w:val="18"/>
+        </w:rPr>
+        <w:t xml:space="preserve">  &lt;li&gt;حضور الدورة&lt;/li&gt;&lt;li&gt;حل التمارين&lt;/li&gt;&lt;li&gt;مراجعة الدرس&lt;/li&gt;&lt;li&gt;الرياضة&lt;/li&gt;&lt;li&gt;القراءة&lt;/li&gt;</w:t>
+      </w:r>
+    </w:p>
+    <w:p>
+      <w:pPr>
+        <w:keepNext/>
+        <w:shd w:val="clear" w:color="auto" w:fill="F3F4F6"/>
+        <w:spacing w:before="0" w:after="0"/>
+        <w:jc w:val="left"/>
+      </w:pPr>
+      <w:r>
+        <w:rPr>
+          <w:rFonts w:ascii="Consolas" w:hAnsi="Consolas" w:cs="Arial"/>
+          <w:sz w:val="18"/>
+          <w:szCs w:val="18"/>
+        </w:rPr>
+        <w:t xml:space="preserve">&lt;/ol&gt;</w:t>
+      </w:r>
+    </w:p>
+    <w:p>
+      <w:pPr>
+        <w:keepNext/>
+        <w:shd w:val="clear" w:color="auto" w:fill="F3F4F6"/>
+        <w:spacing w:before="0" w:after="0"/>
+        <w:jc w:val="left"/>
+      </w:pPr>
+      <w:r>
+        <w:rPr>
+          <w:rFonts w:ascii="Consolas" w:hAnsi="Consolas" w:cs="Arial"/>
+          <w:sz w:val="18"/>
+          <w:szCs w:val="18"/>
+        </w:rPr>
+        <w:t xml:space="preserve">&lt;h2&gt;لغات أعرفها&lt;/h2&gt;</w:t>
+      </w:r>
+    </w:p>
+    <w:p>
+      <w:pPr>
+        <w:keepNext/>
+        <w:shd w:val="clear" w:color="auto" w:fill="F3F4F6"/>
+        <w:spacing w:before="0" w:after="0"/>
+        <w:jc w:val="left"/>
+      </w:pPr>
+      <w:r>
+        <w:rPr>
+          <w:rFonts w:ascii="Consolas" w:hAnsi="Consolas" w:cs="Arial"/>
+          <w:sz w:val="18"/>
+          <w:szCs w:val="18"/>
+        </w:rPr>
+        <w:t xml:space="preserve">&lt;ul&gt;&lt;li&gt;HTML&lt;/li&gt;&lt;li&gt;C#&lt;/li&gt;&lt;li&gt;SQL&lt;/li&gt;&lt;/ul&gt;</w:t>
+      </w:r>
+    </w:p>
+    <w:p>
+      <w:pPr>
+        <w:shd w:val="clear" w:color="auto" w:fill="F3F4F6"/>
+        <w:spacing w:before="0" w:after="120"/>
+        <w:jc w:val="left"/>
+      </w:pPr>
+      <w:r>
+        <w:rPr>
+          <w:sz w:val="8"/>
+          <w:szCs w:val="8"/>
+        </w:rPr>
+        <w:t xml:space="preserve"> </w:t>
+      </w:r>
+    </w:p>
+    <w:p>
+      <w:pPr>
+        <w:shd w:val="clear" w:color="auto" w:fill="DDF0EE"/>
+        <w:bidi/>
+        <w:spacing w:before="0" w:after="80"/>
+      </w:pPr>
+      <w:r>
+        <w:rPr>
+          <w:b/>
+          <w:bCs/>
+          <w:color w:val="0E6B66"/>
+          <w:rtl/>
+        </w:rPr>
+        <w:t xml:space="preserve">ماذا يفعل هذا الكود؟ </w:t>
+      </w:r>
+      <w:r>
+        <w:rPr>
+          <w:rtl/>
+        </w:rPr>
+        <w:t xml:space="preserve">يعرض هذا الحل قائمة مرقمة بخمس مهام لليوم، وتحتها قائمة نقطية باللغات التي يعرفها الطالب.</w:t>
+      </w:r>
+    </w:p>
+    <w:tbl>
+      <w:tblPr>
+        <w:bidiVisual/>
+        <w:tblW w:w="5000" w:type="pct"/>
+        <w:tblBorders>
+          <w:top w:val="single" w:color="D9DEE5" w:sz="4"/>
+          <w:left w:val="single" w:color="D9DEE5" w:sz="4"/>
+          <w:bottom w:val="single" w:color="D9DEE5" w:sz="4"/>
+          <w:right w:val="single" w:color="D9DEE5" w:sz="4"/>
+          <w:insideH w:val="single" w:color="D9DEE5" w:sz="4"/>
+          <w:insideV w:val="single" w:color="D9DEE5" w:sz="4"/>
+        </w:tblBorders>
+        <w:tblCellMar>
+          <w:top w:w="60" w:type="dxa"/>
+          <w:left w:w="100" w:type="dxa"/>
+          <w:bottom w:w="60" w:type="dxa"/>
+          <w:right w:w="100" w:type="dxa"/>
+        </w:tblCellMar>
+      </w:tblPr>
+      <w:tblGrid>
+        <w:gridCol w:w="3600"/>
+        <w:gridCol w:w="6038"/>
+      </w:tblGrid>
+      <w:tr>
+        <w:tc>
+          <w:tcPr>
+            <w:tcW w:w="3600" w:type="dxa"/>
+            <w:shd w:val="clear" w:color="auto" w:fill="F3F4F6"/>
+          </w:tcPr>
+          <w:p>
+            <w:pPr>
+              <w:bidi/>
+              <w:spacing w:before="0" w:after="0"/>
+            </w:pPr>
+            <w:r>
+              <w:rPr>
+                <w:b/>
+                <w:bCs/>
+                <w:rtl/>
+              </w:rPr>
+              <w:t xml:space="preserve">السطر</w:t>
+            </w:r>
+          </w:p>
+        </w:tc>
+        <w:tc>
+          <w:tcPr>
+            <w:tcW w:w="6038" w:type="dxa"/>
+            <w:shd w:val="clear" w:color="auto" w:fill="F3F4F6"/>
+          </w:tcPr>
+          <w:p>
+            <w:pPr>
+              <w:bidi/>
+              <w:spacing w:before="0" w:after="0"/>
+            </w:pPr>
+            <w:r>
+              <w:rPr>
+                <w:b/>
+                <w:bCs/>
+                <w:rtl/>
+              </w:rPr>
+              <w:t xml:space="preserve">الشرح</w:t>
+            </w:r>
+          </w:p>
+        </w:tc>
+      </w:tr>
+      <w:tr>
+        <w:tc>
+          <w:tcPr>
+            <w:tcW w:w="3600" w:type="dxa"/>
+          </w:tcPr>
+          <w:p>
+            <w:pPr>
+              <w:spacing w:before="0" w:after="0"/>
+              <w:jc w:val="left"/>
+            </w:pPr>
+            <w:r>
+              <w:rPr>
+                <w:rFonts w:ascii="Consolas" w:hAnsi="Consolas" w:cs="Arial"/>
+                <w:sz w:val="17"/>
+                <w:szCs w:val="17"/>
+              </w:rPr>
+              <w:t xml:space="preserve">&lt;h2&gt;مهامي اليوم&lt;/h2&gt;</w:t>
+            </w:r>
+          </w:p>
+        </w:tc>
+        <w:tc>
+          <w:tcPr>
+            <w:tcW w:w="6038" w:type="dxa"/>
+          </w:tcPr>
+          <w:p>
+            <w:pPr>
+              <w:bidi/>
+              <w:spacing w:before="0" w:after="0"/>
+            </w:pPr>
+            <w:r>
+              <w:rPr>
+                <w:sz w:val="20"/>
+                <w:szCs w:val="20"/>
+                <w:rtl/>
+              </w:rPr>
+              <w:t xml:space="preserve">عنوان فرعي h2 يظهر فوق قائمة المهام.</w:t>
+            </w:r>
+          </w:p>
+        </w:tc>
+      </w:tr>
+      <w:tr>
+        <w:tc>
+          <w:tcPr>
+            <w:tcW w:w="3600" w:type="dxa"/>
+          </w:tcPr>
+          <w:p>
+            <w:pPr>
+              <w:spacing w:before="0" w:after="0"/>
+              <w:jc w:val="left"/>
+            </w:pPr>
+            <w:r>
+              <w:rPr>
+                <w:rFonts w:ascii="Consolas" w:hAnsi="Consolas" w:cs="Arial"/>
+                <w:sz w:val="17"/>
+                <w:szCs w:val="17"/>
+              </w:rPr>
+              <w:t xml:space="preserve">&lt;ol&gt;</w:t>
+            </w:r>
+          </w:p>
+        </w:tc>
+        <w:tc>
+          <w:tcPr>
+            <w:tcW w:w="6038" w:type="dxa"/>
+          </w:tcPr>
+          <w:p>
+            <w:pPr>
+              <w:bidi/>
+              <w:spacing w:before="0" w:after="0"/>
+            </w:pPr>
+            <w:r>
+              <w:rPr>
+                <w:sz w:val="20"/>
+                <w:szCs w:val="20"/>
+                <w:rtl/>
+              </w:rPr>
+              <w:t xml:space="preserve">الوسم ol يبدأ قائمة مرتبة، فتظهر المهام مرقمة تلقائيًا من 1 إلى 5.</w:t>
+            </w:r>
+          </w:p>
+        </w:tc>
+      </w:tr>
+      <w:tr>
+        <w:tc>
+          <w:tcPr>
+            <w:tcW w:w="3600" w:type="dxa"/>
+          </w:tcPr>
+          <w:p>
+            <w:pPr>
+              <w:spacing w:before="0" w:after="0"/>
+              <w:jc w:val="left"/>
+            </w:pPr>
+            <w:r>
+              <w:rPr>
+                <w:rFonts w:ascii="Consolas" w:hAnsi="Consolas" w:cs="Arial"/>
+                <w:sz w:val="17"/>
+                <w:szCs w:val="17"/>
+              </w:rPr>
+              <w:t xml:space="preserve">&lt;li&gt;حضور الدورة&lt;/li&gt;&lt;li&gt;حل التمارين&lt;/li&gt;&lt;li&gt;مراجعة الدرس&lt;/li&gt;&lt;li&gt;الرياضة&lt;/li&gt;&lt;li&gt;القراءة&lt;/li&gt;</w:t>
+            </w:r>
+          </w:p>
+        </w:tc>
+        <w:tc>
+          <w:tcPr>
+            <w:tcW w:w="6038" w:type="dxa"/>
+          </w:tcPr>
+          <w:p>
+            <w:pPr>
+              <w:bidi/>
+              <w:spacing w:before="0" w:after="0"/>
+            </w:pPr>
+            <w:r>
+              <w:rPr>
+                <w:sz w:val="20"/>
+                <w:szCs w:val="20"/>
+                <w:rtl/>
+              </w:rPr>
+              <w:t xml:space="preserve">خمسة عناصر li مكتوبة في سطر واحد. رغم ذلك سيعرض المتصفح كل عنصر في سطر مستقل برقمه، لأن شكل الكود لا يؤثر على العرض بل الوسوم هي التي تحدده.</w:t>
+            </w:r>
+          </w:p>
+        </w:tc>
+      </w:tr>
+      <w:tr>
+        <w:tc>
+          <w:tcPr>
+            <w:tcW w:w="3600" w:type="dxa"/>
+          </w:tcPr>
+          <w:p>
+            <w:pPr>
+              <w:spacing w:before="0" w:after="0"/>
+              <w:jc w:val="left"/>
+            </w:pPr>
+            <w:r>
+              <w:rPr>
+                <w:rFonts w:ascii="Consolas" w:hAnsi="Consolas" w:cs="Arial"/>
+                <w:sz w:val="17"/>
+                <w:szCs w:val="17"/>
+              </w:rPr>
+              <w:t xml:space="preserve">&lt;/ol&gt;</w:t>
+            </w:r>
+          </w:p>
+        </w:tc>
+        <w:tc>
+          <w:tcPr>
+            <w:tcW w:w="6038" w:type="dxa"/>
+          </w:tcPr>
+          <w:p>
+            <w:pPr>
+              <w:bidi/>
+              <w:spacing w:before="0" w:after="0"/>
+            </w:pPr>
+            <w:r>
+              <w:rPr>
+                <w:sz w:val="20"/>
+                <w:szCs w:val="20"/>
+                <w:rtl/>
+              </w:rPr>
+              <w:t xml:space="preserve">يغلق القائمة المرتبة.</w:t>
+            </w:r>
+          </w:p>
+        </w:tc>
+      </w:tr>
+      <w:tr>
+        <w:tc>
+          <w:tcPr>
+            <w:tcW w:w="3600" w:type="dxa"/>
+          </w:tcPr>
+          <w:p>
+            <w:pPr>
+              <w:spacing w:before="0" w:after="0"/>
+              <w:jc w:val="left"/>
+            </w:pPr>
+            <w:r>
+              <w:rPr>
+                <w:rFonts w:ascii="Consolas" w:hAnsi="Consolas" w:cs="Arial"/>
+                <w:sz w:val="17"/>
+                <w:szCs w:val="17"/>
+              </w:rPr>
+              <w:t xml:space="preserve">&lt;h2&gt;لغات أعرفها&lt;/h2&gt;</w:t>
+            </w:r>
+          </w:p>
+        </w:tc>
+        <w:tc>
+          <w:tcPr>
+            <w:tcW w:w="6038" w:type="dxa"/>
+          </w:tcPr>
+          <w:p>
+            <w:pPr>
+              <w:bidi/>
+              <w:spacing w:before="0" w:after="0"/>
+            </w:pPr>
+            <w:r>
+              <w:rPr>
+                <w:sz w:val="20"/>
+                <w:szCs w:val="20"/>
+                <w:rtl/>
+              </w:rPr>
+              <w:t xml:space="preserve">عنوان فرعي ثانٍ فوق قائمة اللغات.</w:t>
+            </w:r>
+          </w:p>
+        </w:tc>
+      </w:tr>
+      <w:tr>
+        <w:tc>
+          <w:tcPr>
+            <w:tcW w:w="3600" w:type="dxa"/>
+          </w:tcPr>
+          <w:p>
+            <w:pPr>
+              <w:spacing w:before="0" w:after="0"/>
+              <w:jc w:val="left"/>
+            </w:pPr>
+            <w:r>
+              <w:rPr>
+                <w:rFonts w:ascii="Consolas" w:hAnsi="Consolas" w:cs="Arial"/>
+                <w:sz w:val="17"/>
+                <w:szCs w:val="17"/>
+              </w:rPr>
+              <w:t xml:space="preserve">&lt;ul&gt;&lt;li&gt;HTML&lt;/li&gt;&lt;li&gt;C#&lt;/li&gt;&lt;li&gt;SQL&lt;/li&gt;&lt;/ul&gt;</w:t>
+            </w:r>
+          </w:p>
+        </w:tc>
+        <w:tc>
+          <w:tcPr>
+            <w:tcW w:w="6038" w:type="dxa"/>
+          </w:tcPr>
+          <w:p>
+            <w:pPr>
+              <w:bidi/>
+              <w:spacing w:before="0" w:after="0"/>
+            </w:pPr>
+            <w:r>
+              <w:rPr>
+                <w:sz w:val="20"/>
+                <w:szCs w:val="20"/>
+                <w:rtl/>
+              </w:rPr>
+              <w:t xml:space="preserve">قائمة غير مرتبة ul كاملة في سطر واحد، فيها ثلاثة عناصر li، وستظهر كل لغة في سطر مع نقطة أمامها.</w:t>
+            </w:r>
+          </w:p>
+        </w:tc>
+      </w:tr>
+    </w:tbl>
+    <w:p>
+      <w:pPr>
+        <w:bidi/>
+        <w:spacing w:before="0" w:after="120"/>
+      </w:pPr>
+      <w:r>
+        <w:rPr>
+          <w:sz w:val="8"/>
+          <w:szCs w:val="8"/>
+        </w:rPr>
+        <w:t xml:space="preserve"> </w:t>
+      </w:r>
+    </w:p>
+    <w:p>
+      <w:pPr>
+        <w:keepNext/>
+        <w:bidi/>
+        <w:spacing w:before="160" w:after="100"/>
+      </w:pPr>
+      <w:r>
+        <w:rPr>
+          <w:b/>
+          <w:bCs/>
+          <w:color w:val="18202B"/>
+          <w:sz w:val="25"/>
+          <w:szCs w:val="25"/>
+          <w:rtl/>
+        </w:rPr>
+        <w:t xml:space="preserve">تمرين 2: جدول درجات (متوسط)</w:t>
+      </w:r>
+    </w:p>
+    <w:p>
+      <w:pPr>
+        <w:bidi/>
+        <w:spacing w:before="0" w:after="120"/>
+      </w:pPr>
+      <w:r>
+        <w:rPr>
+          <w:rtl/>
+        </w:rPr>
+        <w:t xml:space="preserve">صمم جدولًا لثلاثة طلاب بأعمدة: الرقم، الاسم، HTML، C#‎، المجموع.</w:t>
+      </w:r>
+    </w:p>
+    <w:p>
+      <w:pPr>
+        <w:keepNext/>
+        <w:bidi/>
+        <w:spacing w:before="0" w:after="60"/>
+      </w:pPr>
+      <w:r>
+        <w:rPr>
+          <w:b/>
+          <w:bCs/>
+          <w:color w:val="0E6B66"/>
+          <w:rtl/>
+        </w:rPr>
+        <w:t xml:space="preserve">الحل المقترح:</w:t>
+      </w:r>
+    </w:p>
+    <w:p>
+      <w:pPr>
+        <w:keepNext/>
+        <w:shd w:val="clear" w:color="auto" w:fill="F3F4F6"/>
+        <w:spacing w:before="0" w:after="0"/>
+        <w:jc w:val="left"/>
+      </w:pPr>
+      <w:r>
+        <w:rPr>
+          <w:rFonts w:ascii="Consolas" w:hAnsi="Consolas" w:cs="Arial"/>
+          <w:b/>
+          <w:bCs/>
+          <w:color w:val="5B6575"/>
+          <w:sz w:val="18"/>
+          <w:szCs w:val="18"/>
+        </w:rPr>
+        <w:t xml:space="preserve">HTML</w:t>
+      </w:r>
+    </w:p>
+    <w:p>
+      <w:pPr>
+        <w:keepNext/>
+        <w:shd w:val="clear" w:color="auto" w:fill="F3F4F6"/>
+        <w:spacing w:before="0" w:after="0"/>
+        <w:jc w:val="left"/>
+      </w:pPr>
+      <w:r>
+        <w:rPr>
+          <w:rFonts w:ascii="Consolas" w:hAnsi="Consolas" w:cs="Arial"/>
+          <w:sz w:val="18"/>
+          <w:szCs w:val="18"/>
+        </w:rPr>
+        <w:t xml:space="preserve">&lt;table border="1" cellpadding="8"&gt;</w:t>
+      </w:r>
+    </w:p>
+    <w:p>
+      <w:pPr>
+        <w:keepNext/>
+        <w:shd w:val="clear" w:color="auto" w:fill="F3F4F6"/>
+        <w:spacing w:before="0" w:after="0"/>
+        <w:jc w:val="left"/>
+      </w:pPr>
+      <w:r>
+        <w:rPr>
+          <w:rFonts w:ascii="Consolas" w:hAnsi="Consolas" w:cs="Arial"/>
+          <w:sz w:val="18"/>
+          <w:szCs w:val="18"/>
+        </w:rPr>
+        <w:t xml:space="preserve">  &lt;tr&gt;&lt;th&gt;#&lt;/th&gt;&lt;th&gt;الاسم&lt;/th&gt;&lt;th&gt;HTML&lt;/th&gt;&lt;th&gt;C#&lt;/th&gt;&lt;th&gt;المجموع&lt;/th&gt;&lt;/tr&gt;</w:t>
+      </w:r>
+    </w:p>
+    <w:p>
+      <w:pPr>
+        <w:keepNext/>
+        <w:shd w:val="clear" w:color="auto" w:fill="F3F4F6"/>
+        <w:spacing w:before="0" w:after="0"/>
+        <w:jc w:val="left"/>
+      </w:pPr>
+      <w:r>
+        <w:rPr>
+          <w:rFonts w:ascii="Consolas" w:hAnsi="Consolas" w:cs="Arial"/>
+          <w:sz w:val="18"/>
+          <w:szCs w:val="18"/>
+        </w:rPr>
+        <w:t xml:space="preserve">  &lt;tr&gt;&lt;td&gt;1&lt;/td&gt;&lt;td&gt;سارة&lt;/td&gt;&lt;td&gt;45&lt;/td&gt;&lt;td&gt;48&lt;/td&gt;&lt;td&gt;93&lt;/td&gt;&lt;/tr&gt;</w:t>
+      </w:r>
+    </w:p>
+    <w:p>
+      <w:pPr>
+        <w:keepNext/>
+        <w:shd w:val="clear" w:color="auto" w:fill="F3F4F6"/>
+        <w:spacing w:before="0" w:after="0"/>
+        <w:jc w:val="left"/>
+      </w:pPr>
+      <w:r>
+        <w:rPr>
+          <w:rFonts w:ascii="Consolas" w:hAnsi="Consolas" w:cs="Arial"/>
+          <w:sz w:val="18"/>
+          <w:szCs w:val="18"/>
+        </w:rPr>
+        <w:t xml:space="preserve">  &lt;tr&gt;&lt;td&gt;2&lt;/td&gt;&lt;td&gt;خالد&lt;/td&gt;&lt;td&gt;40&lt;/td&gt;&lt;td&gt;42&lt;/td&gt;&lt;td&gt;82&lt;/td&gt;&lt;/tr&gt;</w:t>
+      </w:r>
+    </w:p>
+    <w:p>
+      <w:pPr>
+        <w:keepNext/>
+        <w:shd w:val="clear" w:color="auto" w:fill="F3F4F6"/>
+        <w:spacing w:before="0" w:after="0"/>
+        <w:jc w:val="left"/>
+      </w:pPr>
+      <w:r>
+        <w:rPr>
+          <w:rFonts w:ascii="Consolas" w:hAnsi="Consolas" w:cs="Arial"/>
+          <w:sz w:val="18"/>
+          <w:szCs w:val="18"/>
+        </w:rPr>
+        <w:t xml:space="preserve">  &lt;tr&gt;&lt;td&gt;3&lt;/td&gt;&lt;td&gt;مريم&lt;/td&gt;&lt;td&gt;47&lt;/td&gt;&lt;td&gt;44&lt;/td&gt;&lt;td&gt;91&lt;/td&gt;&lt;/tr&gt;</w:t>
+      </w:r>
+    </w:p>
+    <w:p>
+      <w:pPr>
+        <w:keepNext/>
+        <w:shd w:val="clear" w:color="auto" w:fill="F3F4F6"/>
+        <w:spacing w:before="0" w:after="0"/>
+        <w:jc w:val="left"/>
+      </w:pPr>
+      <w:r>
+        <w:rPr>
+          <w:rFonts w:ascii="Consolas" w:hAnsi="Consolas" w:cs="Arial"/>
+          <w:sz w:val="18"/>
+          <w:szCs w:val="18"/>
+        </w:rPr>
+        <w:t xml:space="preserve">&lt;/table&gt;</w:t>
+      </w:r>
+    </w:p>
+    <w:p>
+      <w:pPr>
+        <w:shd w:val="clear" w:color="auto" w:fill="F3F4F6"/>
+        <w:spacing w:before="0" w:after="120"/>
+        <w:jc w:val="left"/>
+      </w:pPr>
+      <w:r>
+        <w:rPr>
+          <w:sz w:val="8"/>
+          <w:szCs w:val="8"/>
+        </w:rPr>
+        <w:t xml:space="preserve"> </w:t>
+      </w:r>
+    </w:p>
+    <w:p>
+      <w:pPr>
+        <w:shd w:val="clear" w:color="auto" w:fill="DDF0EE"/>
+        <w:bidi/>
+        <w:spacing w:before="0" w:after="80"/>
+      </w:pPr>
+      <w:r>
+        <w:rPr>
+          <w:b/>
+          <w:bCs/>
+          <w:color w:val="0E6B66"/>
+          <w:rtl/>
+        </w:rPr>
+        <w:t xml:space="preserve">ماذا يفعل هذا الكود؟ </w:t>
+      </w:r>
+      <w:r>
+        <w:rPr>
+          <w:rtl/>
+        </w:rPr>
+        <w:t xml:space="preserve">يعرض هذا الحل جدول درجات بإطار، فيه صف عناوين وثلاثة طلاب مع درجاتهم في HTML وC#‎ ومجموعهم.</w:t>
+      </w:r>
+    </w:p>
+    <w:tbl>
+      <w:tblPr>
+        <w:bidiVisual/>
+        <w:tblW w:w="5000" w:type="pct"/>
+        <w:tblBorders>
+          <w:top w:val="single" w:color="D9DEE5" w:sz="4"/>
+          <w:left w:val="single" w:color="D9DEE5" w:sz="4"/>
+          <w:bottom w:val="single" w:color="D9DEE5" w:sz="4"/>
+          <w:right w:val="single" w:color="D9DEE5" w:sz="4"/>
+          <w:insideH w:val="single" w:color="D9DEE5" w:sz="4"/>
+          <w:insideV w:val="single" w:color="D9DEE5" w:sz="4"/>
+        </w:tblBorders>
+        <w:tblCellMar>
+          <w:top w:w="60" w:type="dxa"/>
+          <w:left w:w="100" w:type="dxa"/>
+          <w:bottom w:w="60" w:type="dxa"/>
+          <w:right w:w="100" w:type="dxa"/>
+        </w:tblCellMar>
+      </w:tblPr>
+      <w:tblGrid>
+        <w:gridCol w:w="3600"/>
+        <w:gridCol w:w="6038"/>
+      </w:tblGrid>
+      <w:tr>
+        <w:tc>
+          <w:tcPr>
+            <w:tcW w:w="3600" w:type="dxa"/>
+            <w:shd w:val="clear" w:color="auto" w:fill="F3F4F6"/>
+          </w:tcPr>
+          <w:p>
+            <w:pPr>
+              <w:bidi/>
+              <w:spacing w:before="0" w:after="0"/>
+            </w:pPr>
+            <w:r>
+              <w:rPr>
+                <w:b/>
+                <w:bCs/>
+                <w:rtl/>
+              </w:rPr>
+              <w:t xml:space="preserve">السطر</w:t>
+            </w:r>
+          </w:p>
+        </w:tc>
+        <w:tc>
+          <w:tcPr>
+            <w:tcW w:w="6038" w:type="dxa"/>
+            <w:shd w:val="clear" w:color="auto" w:fill="F3F4F6"/>
+          </w:tcPr>
+          <w:p>
+            <w:pPr>
+              <w:bidi/>
+              <w:spacing w:before="0" w:after="0"/>
+            </w:pPr>
+            <w:r>
+              <w:rPr>
+                <w:b/>
+                <w:bCs/>
+                <w:rtl/>
+              </w:rPr>
+              <w:t xml:space="preserve">الشرح</w:t>
+            </w:r>
+          </w:p>
+        </w:tc>
+      </w:tr>
+      <w:tr>
+        <w:tc>
+          <w:tcPr>
+            <w:tcW w:w="3600" w:type="dxa"/>
+          </w:tcPr>
+          <w:p>
+            <w:pPr>
+              <w:spacing w:before="0" w:after="0"/>
+              <w:jc w:val="left"/>
+            </w:pPr>
+            <w:r>
+              <w:rPr>
+                <w:rFonts w:ascii="Consolas" w:hAnsi="Consolas" w:cs="Arial"/>
+                <w:sz w:val="17"/>
+                <w:szCs w:val="17"/>
+              </w:rPr>
+              <w:t xml:space="preserve">&lt;table border="1" cellpadding="8"&gt;</w:t>
+            </w:r>
+          </w:p>
+        </w:tc>
+        <w:tc>
+          <w:tcPr>
+            <w:tcW w:w="6038" w:type="dxa"/>
+          </w:tcPr>
+          <w:p>
+            <w:pPr>
+              <w:bidi/>
+              <w:spacing w:before="0" w:after="0"/>
+            </w:pPr>
+            <w:r>
+              <w:rPr>
+                <w:sz w:val="20"/>
+                <w:szCs w:val="20"/>
+                <w:rtl/>
+              </w:rPr>
+              <w:t xml:space="preserve">الوسم table يبدأ الجدول؛ border="1" يرسم خطوطًا حول الخلايا، وcellpadding="8" يضع مسافة 8 بكسل بين نص الخلية وحدودها حتى لا يبدو مزدحمًا. هاتان خاصيتان قديمتان، ولاحقًا نستخدم CSS بدلًا منهما.</w:t>
+            </w:r>
+          </w:p>
+        </w:tc>
+      </w:tr>
+      <w:tr>
+        <w:tc>
+          <w:tcPr>
+            <w:tcW w:w="3600" w:type="dxa"/>
+          </w:tcPr>
+          <w:p>
+            <w:pPr>
+              <w:spacing w:before="0" w:after="0"/>
+              <w:jc w:val="left"/>
+            </w:pPr>
+            <w:r>
+              <w:rPr>
+                <w:rFonts w:ascii="Consolas" w:hAnsi="Consolas" w:cs="Arial"/>
+                <w:sz w:val="17"/>
+                <w:szCs w:val="17"/>
+              </w:rPr>
+              <w:t xml:space="preserve">&lt;tr&gt;&lt;th&gt;#&lt;/th&gt;&lt;th&gt;الاسم&lt;/th&gt;&lt;th&gt;HTML&lt;/th&gt;&lt;th&gt;C#&lt;/th&gt;&lt;th&gt;المجموع&lt;/th&gt;&lt;/tr&gt;</w:t>
+            </w:r>
+          </w:p>
+        </w:tc>
+        <w:tc>
+          <w:tcPr>
+            <w:tcW w:w="6038" w:type="dxa"/>
+          </w:tcPr>
+          <w:p>
+            <w:pPr>
+              <w:bidi/>
+              <w:spacing w:before="0" w:after="0"/>
+            </w:pPr>
+            <w:r>
+              <w:rPr>
+                <w:sz w:val="20"/>
+                <w:szCs w:val="20"/>
+                <w:rtl/>
+              </w:rPr>
+              <w:t xml:space="preserve">صف tr كامل في سطر واحد يحتوي خمس خلايا عنوان th، فتظهر عناوين الأعمدة بخط عريض في أعلى الجدول.</w:t>
+            </w:r>
+          </w:p>
+        </w:tc>
+      </w:tr>
+      <w:tr>
+        <w:tc>
+          <w:tcPr>
+            <w:tcW w:w="3600" w:type="dxa"/>
+          </w:tcPr>
+          <w:p>
+            <w:pPr>
+              <w:spacing w:before="0" w:after="0"/>
+              <w:jc w:val="left"/>
+            </w:pPr>
+            <w:r>
+              <w:rPr>
+                <w:rFonts w:ascii="Consolas" w:hAnsi="Consolas" w:cs="Arial"/>
+                <w:sz w:val="17"/>
+                <w:szCs w:val="17"/>
+              </w:rPr>
+              <w:t xml:space="preserve">&lt;tr&gt;&lt;td&gt;1&lt;/td&gt;&lt;td&gt;سارة&lt;/td&gt;&lt;td&gt;45&lt;/td&gt;&lt;td&gt;48&lt;/td&gt;&lt;td&gt;93&lt;/td&gt;&lt;/tr&gt;</w:t>
+            </w:r>
+          </w:p>
+        </w:tc>
+        <w:tc>
+          <w:tcPr>
+            <w:tcW w:w="6038" w:type="dxa"/>
+          </w:tcPr>
+          <w:p>
+            <w:pPr>
+              <w:bidi/>
+              <w:spacing w:before="0" w:after="0"/>
+            </w:pPr>
+            <w:r>
+              <w:rPr>
+                <w:sz w:val="20"/>
+                <w:szCs w:val="20"/>
+                <w:rtl/>
+              </w:rPr>
+              <w:t xml:space="preserve">صف بيانات يحتوي خمس خلايا td: رقم الطالب واسمه ودرجتاه ومجموعه، وكل خلية تقع تحت العنوان المقابل لها.</w:t>
+            </w:r>
+          </w:p>
+        </w:tc>
+      </w:tr>
+      <w:tr>
+        <w:tc>
+          <w:tcPr>
+            <w:tcW w:w="3600" w:type="dxa"/>
+          </w:tcPr>
+          <w:p>
+            <w:pPr>
+              <w:spacing w:before="0" w:after="0"/>
+              <w:jc w:val="left"/>
+            </w:pPr>
+            <w:r>
+              <w:rPr>
+                <w:rFonts w:ascii="Consolas" w:hAnsi="Consolas" w:cs="Arial"/>
+                <w:sz w:val="17"/>
+                <w:szCs w:val="17"/>
+              </w:rPr>
+              <w:t xml:space="preserve">&lt;tr&gt;&lt;td&gt;2&lt;/td&gt;&lt;td&gt;خالد&lt;/td&gt;&lt;td&gt;40&lt;/td&gt;&lt;td&gt;42&lt;/td&gt;&lt;td&gt;82&lt;/td&gt;&lt;/tr&gt;</w:t>
+            </w:r>
+          </w:p>
+        </w:tc>
+        <w:tc>
+          <w:tcPr>
+            <w:tcW w:w="6038" w:type="dxa"/>
+          </w:tcPr>
+          <w:p>
+            <w:pPr>
+              <w:bidi/>
+              <w:spacing w:before="0" w:after="0"/>
+            </w:pPr>
+            <w:r>
+              <w:rPr>
+                <w:sz w:val="20"/>
+                <w:szCs w:val="20"/>
+                <w:rtl/>
+              </w:rPr>
+              <w:t xml:space="preserve">صف بيانات الطالب الثاني بنفس الترتيب. والسطر التالي صف الطالبة الثالثة مريم بنفس الطريقة.</w:t>
+            </w:r>
+          </w:p>
+        </w:tc>
+      </w:tr>
+      <w:tr>
+        <w:tc>
+          <w:tcPr>
+            <w:tcW w:w="3600" w:type="dxa"/>
+          </w:tcPr>
+          <w:p>
+            <w:pPr>
+              <w:spacing w:before="0" w:after="0"/>
+              <w:jc w:val="left"/>
+            </w:pPr>
+            <w:r>
+              <w:rPr>
+                <w:rFonts w:ascii="Consolas" w:hAnsi="Consolas" w:cs="Arial"/>
+                <w:sz w:val="17"/>
+                <w:szCs w:val="17"/>
+              </w:rPr>
+              <w:t xml:space="preserve">&lt;/table&gt;</w:t>
+            </w:r>
+          </w:p>
+        </w:tc>
+        <w:tc>
+          <w:tcPr>
+            <w:tcW w:w="6038" w:type="dxa"/>
+          </w:tcPr>
+          <w:p>
+            <w:pPr>
+              <w:bidi/>
+              <w:spacing w:before="0" w:after="0"/>
+            </w:pPr>
+            <w:r>
+              <w:rPr>
+                <w:sz w:val="20"/>
+                <w:szCs w:val="20"/>
+                <w:rtl/>
+              </w:rPr>
+              <w:t xml:space="preserve">يغلق الجدول.</w:t>
+            </w:r>
+          </w:p>
+        </w:tc>
+      </w:tr>
+    </w:tbl>
+    <w:p>
+      <w:pPr>
+        <w:bidi/>
+        <w:spacing w:before="0" w:after="120"/>
+      </w:pPr>
+      <w:r>
+        <w:rPr>
+          <w:sz w:val="8"/>
+          <w:szCs w:val="8"/>
+        </w:rPr>
+        <w:t xml:space="preserve"> </w:t>
+      </w:r>
+    </w:p>
+    <w:p>
+      <w:pPr>
+        <w:keepNext/>
+        <w:bidi/>
+        <w:spacing w:before="160" w:after="100"/>
+      </w:pPr>
+      <w:r>
+        <w:rPr>
+          <w:b/>
+          <w:bCs/>
+          <w:color w:val="18202B"/>
+          <w:sz w:val="25"/>
+          <w:szCs w:val="25"/>
+          <w:rtl/>
+        </w:rPr>
+        <w:t xml:space="preserve">تمرين 3: نموذج تسجيل طالب (تحدٍّ)</w:t>
+      </w:r>
+    </w:p>
+    <w:p>
+      <w:pPr>
+        <w:bidi/>
+        <w:spacing w:before="0" w:after="120"/>
+      </w:pPr>
+      <w:r>
+        <w:rPr>
+          <w:rtl/>
+        </w:rPr>
+        <w:t xml:space="preserve">صمم نموذج تسجيل فيه: الاسم الكامل، البريد، رقم الهاتف، العمر، الجنس (radio)، الدورة (select)، ملاحظات (textarea)، وزر «تسجيل». هذا النموذج سيدخل في مشروعك النهائي.</w:t>
+      </w:r>
+    </w:p>
+    <w:p>
+      <w:pPr>
+        <w:keepNext/>
+        <w:bidi/>
+        <w:spacing w:before="0" w:after="60"/>
+      </w:pPr>
+      <w:r>
+        <w:rPr>
+          <w:b/>
+          <w:bCs/>
+          <w:color w:val="0E6B66"/>
+          <w:rtl/>
+        </w:rPr>
+        <w:t xml:space="preserve">الحل المقترح:</w:t>
+      </w:r>
+    </w:p>
+    <w:p>
+      <w:pPr>
+        <w:keepNext/>
+        <w:shd w:val="clear" w:color="auto" w:fill="F3F4F6"/>
+        <w:spacing w:before="0" w:after="0"/>
+        <w:jc w:val="left"/>
+      </w:pPr>
+      <w:r>
+        <w:rPr>
+          <w:rFonts w:ascii="Consolas" w:hAnsi="Consolas" w:cs="Arial"/>
+          <w:b/>
+          <w:bCs/>
+          <w:color w:val="5B6575"/>
+          <w:sz w:val="18"/>
+          <w:szCs w:val="18"/>
+        </w:rPr>
+        <w:t xml:space="preserve">HTML</w:t>
+      </w:r>
+    </w:p>
+    <w:p>
+      <w:pPr>
+        <w:keepNext/>
+        <w:shd w:val="clear" w:color="auto" w:fill="F3F4F6"/>
+        <w:spacing w:before="0" w:after="0"/>
+        <w:jc w:val="left"/>
+      </w:pPr>
+      <w:r>
+        <w:rPr>
+          <w:rFonts w:ascii="Consolas" w:hAnsi="Consolas" w:cs="Arial"/>
+          <w:sz w:val="18"/>
+          <w:szCs w:val="18"/>
+        </w:rPr>
+        <w:t xml:space="preserve">&lt;h2&gt;تسجيل طالب جديد&lt;/h2&gt;</w:t>
+      </w:r>
+    </w:p>
+    <w:p>
+      <w:pPr>
+        <w:keepNext/>
+        <w:shd w:val="clear" w:color="auto" w:fill="F3F4F6"/>
+        <w:spacing w:before="0" w:after="0"/>
+        <w:jc w:val="left"/>
+      </w:pPr>
+      <w:r>
+        <w:rPr>
+          <w:rFonts w:ascii="Consolas" w:hAnsi="Consolas" w:cs="Arial"/>
+          <w:sz w:val="18"/>
+          <w:szCs w:val="18"/>
+        </w:rPr>
+        <w:t xml:space="preserve">&lt;form&gt;</w:t>
+      </w:r>
+    </w:p>
+    <w:p>
+      <w:pPr>
+        <w:keepNext/>
+        <w:shd w:val="clear" w:color="auto" w:fill="F3F4F6"/>
+        <w:spacing w:before="0" w:after="0"/>
+        <w:jc w:val="left"/>
+      </w:pPr>
+      <w:r>
+        <w:rPr>
+          <w:rFonts w:ascii="Consolas" w:hAnsi="Consolas" w:cs="Arial"/>
+          <w:sz w:val="18"/>
+          <w:szCs w:val="18"/>
+        </w:rPr>
+        <w:t xml:space="preserve">  &lt;p&gt;&lt;label&gt;الاسم الكامل: &lt;input type="text" required&gt;&lt;/label&gt;&lt;/p&gt;</w:t>
+      </w:r>
+    </w:p>
+    <w:p>
+      <w:pPr>
+        <w:keepNext/>
+        <w:shd w:val="clear" w:color="auto" w:fill="F3F4F6"/>
+        <w:spacing w:before="0" w:after="0"/>
+        <w:jc w:val="left"/>
+      </w:pPr>
+      <w:r>
+        <w:rPr>
+          <w:rFonts w:ascii="Consolas" w:hAnsi="Consolas" w:cs="Arial"/>
+          <w:sz w:val="18"/>
+          <w:szCs w:val="18"/>
+        </w:rPr>
+        <w:t xml:space="preserve">  &lt;p&gt;&lt;label&gt;البريد: &lt;input type="email"&gt;&lt;/label&gt;&lt;/p&gt;</w:t>
+      </w:r>
+    </w:p>
+    <w:p>
+      <w:pPr>
+        <w:keepNext/>
+        <w:shd w:val="clear" w:color="auto" w:fill="F3F4F6"/>
+        <w:spacing w:before="0" w:after="0"/>
+        <w:jc w:val="left"/>
+      </w:pPr>
+      <w:r>
+        <w:rPr>
+          <w:rFonts w:ascii="Consolas" w:hAnsi="Consolas" w:cs="Arial"/>
+          <w:sz w:val="18"/>
+          <w:szCs w:val="18"/>
+        </w:rPr>
+        <w:t xml:space="preserve">  &lt;p&gt;&lt;label&gt;الهاتف: &lt;input type="tel"&gt;&lt;/label&gt;&lt;/p&gt;</w:t>
+      </w:r>
+    </w:p>
+    <w:p>
+      <w:pPr>
+        <w:keepNext/>
+        <w:shd w:val="clear" w:color="auto" w:fill="F3F4F6"/>
+        <w:spacing w:before="0" w:after="0"/>
+        <w:jc w:val="left"/>
+      </w:pPr>
+      <w:r>
+        <w:rPr>
+          <w:rFonts w:ascii="Consolas" w:hAnsi="Consolas" w:cs="Arial"/>
+          <w:sz w:val="18"/>
+          <w:szCs w:val="18"/>
+        </w:rPr>
+        <w:t xml:space="preserve">  &lt;p&gt;&lt;label&gt;العمر: &lt;input type="number" min="15"&gt;&lt;/label&gt;&lt;/p&gt;</w:t>
+      </w:r>
+    </w:p>
+    <w:p>
+      <w:pPr>
+        <w:keepNext/>
+        <w:shd w:val="clear" w:color="auto" w:fill="F3F4F6"/>
+        <w:spacing w:before="0" w:after="0"/>
+        <w:jc w:val="left"/>
+      </w:pPr>
+      <w:r>
+        <w:rPr>
+          <w:rFonts w:ascii="Consolas" w:hAnsi="Consolas" w:cs="Arial"/>
+          <w:sz w:val="18"/>
+          <w:szCs w:val="18"/>
+        </w:rPr>
+        <w:t xml:space="preserve">  &lt;p&gt;الجنس:</w:t>
+      </w:r>
+    </w:p>
+    <w:p>
+      <w:pPr>
+        <w:keepNext/>
+        <w:shd w:val="clear" w:color="auto" w:fill="F3F4F6"/>
+        <w:spacing w:before="0" w:after="0"/>
+        <w:jc w:val="left"/>
+      </w:pPr>
+      <w:r>
+        <w:rPr>
+          <w:rFonts w:ascii="Consolas" w:hAnsi="Consolas" w:cs="Arial"/>
+          <w:sz w:val="18"/>
+          <w:szCs w:val="18"/>
+        </w:rPr>
+        <w:t xml:space="preserve">    &lt;label&gt;&lt;input type="radio" name="g"&gt; ذكر&lt;/label&gt;</w:t>
+      </w:r>
+    </w:p>
+    <w:p>
+      <w:pPr>
+        <w:keepNext/>
+        <w:shd w:val="clear" w:color="auto" w:fill="F3F4F6"/>
+        <w:spacing w:before="0" w:after="0"/>
+        <w:jc w:val="left"/>
+      </w:pPr>
+      <w:r>
+        <w:rPr>
+          <w:rFonts w:ascii="Consolas" w:hAnsi="Consolas" w:cs="Arial"/>
+          <w:sz w:val="18"/>
+          <w:szCs w:val="18"/>
+        </w:rPr>
+        <w:t xml:space="preserve">    &lt;label&gt;&lt;input type="radio" name="g"&gt; أنثى&lt;/label&gt;&lt;/p&gt;</w:t>
+      </w:r>
+    </w:p>
+    <w:p>
+      <w:pPr>
+        <w:keepNext/>
+        <w:shd w:val="clear" w:color="auto" w:fill="F3F4F6"/>
+        <w:spacing w:before="0" w:after="0"/>
+        <w:jc w:val="left"/>
+      </w:pPr>
+      <w:r>
+        <w:rPr>
+          <w:rFonts w:ascii="Consolas" w:hAnsi="Consolas" w:cs="Arial"/>
+          <w:sz w:val="18"/>
+          <w:szCs w:val="18"/>
+        </w:rPr>
+        <w:t xml:space="preserve">  &lt;p&gt;&lt;label&gt;الدورة:</w:t>
+      </w:r>
+    </w:p>
+    <w:p>
+      <w:pPr>
+        <w:keepNext/>
+        <w:shd w:val="clear" w:color="auto" w:fill="F3F4F6"/>
+        <w:spacing w:before="0" w:after="0"/>
+        <w:jc w:val="left"/>
+      </w:pPr>
+      <w:r>
+        <w:rPr>
+          <w:rFonts w:ascii="Consolas" w:hAnsi="Consolas" w:cs="Arial"/>
+          <w:sz w:val="18"/>
+          <w:szCs w:val="18"/>
+        </w:rPr>
+        <w:t xml:space="preserve">    &lt;select&gt;&lt;option&gt;HTML&lt;/option&gt;&lt;option&gt;C#&lt;/option&gt;&lt;option&gt;SQL&lt;/option&gt;&lt;/select&gt;&lt;/label&gt;&lt;/p&gt;</w:t>
+      </w:r>
+    </w:p>
+    <w:p>
+      <w:pPr>
+        <w:keepNext/>
+        <w:shd w:val="clear" w:color="auto" w:fill="F3F4F6"/>
+        <w:spacing w:before="0" w:after="0"/>
+        <w:jc w:val="left"/>
+      </w:pPr>
+      <w:r>
+        <w:rPr>
+          <w:rFonts w:ascii="Consolas" w:hAnsi="Consolas" w:cs="Arial"/>
+          <w:sz w:val="18"/>
+          <w:szCs w:val="18"/>
+        </w:rPr>
+        <w:t xml:space="preserve">  &lt;p&gt;&lt;label&gt;ملاحظات:&lt;br&gt;&lt;textarea rows="3" cols="30"&gt;&lt;/textarea&gt;&lt;/label&gt;&lt;/p&gt;</w:t>
+      </w:r>
+    </w:p>
+    <w:p>
+      <w:pPr>
+        <w:keepNext/>
+        <w:shd w:val="clear" w:color="auto" w:fill="F3F4F6"/>
+        <w:spacing w:before="0" w:after="0"/>
+        <w:jc w:val="left"/>
+      </w:pPr>
+      <w:r>
+        <w:rPr>
+          <w:rFonts w:ascii="Consolas" w:hAnsi="Consolas" w:cs="Arial"/>
+          <w:sz w:val="18"/>
+          <w:szCs w:val="18"/>
+        </w:rPr>
+        <w:t xml:space="preserve">  &lt;button type="submit"&gt;تسجيل&lt;/button&gt;</w:t>
+      </w:r>
+    </w:p>
+    <w:p>
+      <w:pPr>
+        <w:keepNext/>
+        <w:shd w:val="clear" w:color="auto" w:fill="F3F4F6"/>
+        <w:spacing w:before="0" w:after="0"/>
+        <w:jc w:val="left"/>
+      </w:pPr>
+      <w:r>
+        <w:rPr>
+          <w:rFonts w:ascii="Consolas" w:hAnsi="Consolas" w:cs="Arial"/>
+          <w:sz w:val="18"/>
+          <w:szCs w:val="18"/>
+        </w:rPr>
+        <w:t xml:space="preserve">&lt;/form&gt;</w:t>
+      </w:r>
+    </w:p>
+    <w:p>
+      <w:pPr>
+        <w:shd w:val="clear" w:color="auto" w:fill="F3F4F6"/>
+        <w:spacing w:before="0" w:after="120"/>
+        <w:jc w:val="left"/>
+      </w:pPr>
+      <w:r>
+        <w:rPr>
+          <w:sz w:val="8"/>
+          <w:szCs w:val="8"/>
+        </w:rPr>
+        <w:t xml:space="preserve"> </w:t>
+      </w:r>
+    </w:p>
+    <w:p>
+      <w:pPr>
+        <w:shd w:val="clear" w:color="auto" w:fill="DDF0EE"/>
+        <w:bidi/>
+        <w:spacing w:before="0" w:after="80"/>
+      </w:pPr>
+      <w:r>
+        <w:rPr>
+          <w:b/>
+          <w:bCs/>
+          <w:color w:val="0E6B66"/>
+          <w:rtl/>
+        </w:rPr>
+        <w:t xml:space="preserve">ماذا يفعل هذا الكود؟ </w:t>
+      </w:r>
+      <w:r>
+        <w:rPr>
+          <w:rtl/>
+        </w:rPr>
+        <w:t xml:space="preserve">يعرض هذا الحل نموذج تسجيل طالب جديد فيه خانات للاسم والبريد والهاتف والعمر، واختيار الجنس والدورة، ومربع ملاحظات، وزر تسجيل.</w:t>
+      </w:r>
+    </w:p>
+    <w:tbl>
+      <w:tblPr>
+        <w:bidiVisual/>
+        <w:tblW w:w="5000" w:type="pct"/>
+        <w:tblBorders>
+          <w:top w:val="single" w:color="D9DEE5" w:sz="4"/>
+          <w:left w:val="single" w:color="D9DEE5" w:sz="4"/>
+          <w:bottom w:val="single" w:color="D9DEE5" w:sz="4"/>
+          <w:right w:val="single" w:color="D9DEE5" w:sz="4"/>
+          <w:insideH w:val="single" w:color="D9DEE5" w:sz="4"/>
+          <w:insideV w:val="single" w:color="D9DEE5" w:sz="4"/>
+        </w:tblBorders>
+        <w:tblCellMar>
+          <w:top w:w="60" w:type="dxa"/>
+          <w:left w:w="100" w:type="dxa"/>
+          <w:bottom w:w="60" w:type="dxa"/>
+          <w:right w:w="100" w:type="dxa"/>
+        </w:tblCellMar>
+      </w:tblPr>
+      <w:tblGrid>
+        <w:gridCol w:w="3600"/>
+        <w:gridCol w:w="6038"/>
+      </w:tblGrid>
+      <w:tr>
+        <w:tc>
+          <w:tcPr>
+            <w:tcW w:w="3600" w:type="dxa"/>
+            <w:shd w:val="clear" w:color="auto" w:fill="F3F4F6"/>
+          </w:tcPr>
+          <w:p>
+            <w:pPr>
+              <w:bidi/>
+              <w:spacing w:before="0" w:after="0"/>
+            </w:pPr>
+            <w:r>
+              <w:rPr>
+                <w:b/>
+                <w:bCs/>
+                <w:rtl/>
+              </w:rPr>
+              <w:t xml:space="preserve">السطر</w:t>
+            </w:r>
+          </w:p>
+        </w:tc>
+        <w:tc>
+          <w:tcPr>
+            <w:tcW w:w="6038" w:type="dxa"/>
+            <w:shd w:val="clear" w:color="auto" w:fill="F3F4F6"/>
+          </w:tcPr>
+          <w:p>
+            <w:pPr>
+              <w:bidi/>
+              <w:spacing w:before="0" w:after="0"/>
+            </w:pPr>
+            <w:r>
+              <w:rPr>
+                <w:b/>
+                <w:bCs/>
+                <w:rtl/>
+              </w:rPr>
+              <w:t xml:space="preserve">الشرح</w:t>
+            </w:r>
+          </w:p>
+        </w:tc>
+      </w:tr>
+      <w:tr>
+        <w:tc>
+          <w:tcPr>
+            <w:tcW w:w="3600" w:type="dxa"/>
+          </w:tcPr>
+          <w:p>
+            <w:pPr>
+              <w:spacing w:before="0" w:after="0"/>
+              <w:jc w:val="left"/>
+            </w:pPr>
+            <w:r>
+              <w:rPr>
+                <w:rFonts w:ascii="Consolas" w:hAnsi="Consolas" w:cs="Arial"/>
+                <w:sz w:val="17"/>
+                <w:szCs w:val="17"/>
+              </w:rPr>
+              <w:t xml:space="preserve">&lt;h2&gt;تسجيل طالب جديد&lt;/h2&gt;</w:t>
+            </w:r>
+          </w:p>
+        </w:tc>
+        <w:tc>
+          <w:tcPr>
+            <w:tcW w:w="6038" w:type="dxa"/>
+          </w:tcPr>
+          <w:p>
+            <w:pPr>
+              <w:bidi/>
+              <w:spacing w:before="0" w:after="0"/>
+            </w:pPr>
+            <w:r>
+              <w:rPr>
+                <w:sz w:val="20"/>
+                <w:szCs w:val="20"/>
+                <w:rtl/>
+              </w:rPr>
+              <w:t xml:space="preserve">عنوان فرعي h2 يظهر فوق النموذج.</w:t>
+            </w:r>
+          </w:p>
+        </w:tc>
+      </w:tr>
+      <w:tr>
+        <w:tc>
+          <w:tcPr>
+            <w:tcW w:w="3600" w:type="dxa"/>
+          </w:tcPr>
+          <w:p>
+            <w:pPr>
+              <w:spacing w:before="0" w:after="0"/>
+              <w:jc w:val="left"/>
+            </w:pPr>
+            <w:r>
+              <w:rPr>
+                <w:rFonts w:ascii="Consolas" w:hAnsi="Consolas" w:cs="Arial"/>
+                <w:sz w:val="17"/>
+                <w:szCs w:val="17"/>
+              </w:rPr>
+              <w:t xml:space="preserve">&lt;form&gt;</w:t>
+            </w:r>
+          </w:p>
+        </w:tc>
+        <w:tc>
+          <w:tcPr>
+            <w:tcW w:w="6038" w:type="dxa"/>
+          </w:tcPr>
+          <w:p>
+            <w:pPr>
+              <w:bidi/>
+              <w:spacing w:before="0" w:after="0"/>
+            </w:pPr>
+            <w:r>
+              <w:rPr>
+                <w:sz w:val="20"/>
+                <w:szCs w:val="20"/>
+                <w:rtl/>
+              </w:rPr>
+              <w:t xml:space="preserve">الوسم form يبدأ النموذج الذي يضم كل خانات الإدخال.</w:t>
+            </w:r>
+          </w:p>
+        </w:tc>
+      </w:tr>
+      <w:tr>
+        <w:tc>
+          <w:tcPr>
+            <w:tcW w:w="3600" w:type="dxa"/>
+          </w:tcPr>
+          <w:p>
+            <w:pPr>
+              <w:spacing w:before="0" w:after="0"/>
+              <w:jc w:val="left"/>
+            </w:pPr>
+            <w:r>
+              <w:rPr>
+                <w:rFonts w:ascii="Consolas" w:hAnsi="Consolas" w:cs="Arial"/>
+                <w:sz w:val="17"/>
+                <w:szCs w:val="17"/>
+              </w:rPr>
+              <w:t xml:space="preserve">&lt;p&gt;&lt;label&gt;الاسم الكامل: &lt;input type="text" required&gt;&lt;/label&gt;&lt;/p&gt;</w:t>
+            </w:r>
+          </w:p>
+        </w:tc>
+        <w:tc>
+          <w:tcPr>
+            <w:tcW w:w="6038" w:type="dxa"/>
+          </w:tcPr>
+          <w:p>
+            <w:pPr>
+              <w:bidi/>
+              <w:spacing w:before="0" w:after="0"/>
+            </w:pPr>
+            <w:r>
+              <w:rPr>
+                <w:sz w:val="20"/>
+                <w:szCs w:val="20"/>
+                <w:rtl/>
+              </w:rPr>
+              <w:t xml:space="preserve">وضعنا الخانة input داخل الوسم label، فإذا ضغط المستخدم على النص «الاسم الكامل» ينتقل المؤشر إلى الخانة. الخاصية required تجعل الخانة إجبارية، فلا يرسل المتصفح النموذج إذا كانت فارغة. والوسم p يضع كل خانة في سطر خاص.</w:t>
+            </w:r>
+          </w:p>
+        </w:tc>
+      </w:tr>
+      <w:tr>
+        <w:tc>
+          <w:tcPr>
+            <w:tcW w:w="3600" w:type="dxa"/>
+          </w:tcPr>
+          <w:p>
+            <w:pPr>
+              <w:spacing w:before="0" w:after="0"/>
+              <w:jc w:val="left"/>
+            </w:pPr>
+            <w:r>
+              <w:rPr>
+                <w:rFonts w:ascii="Consolas" w:hAnsi="Consolas" w:cs="Arial"/>
+                <w:sz w:val="17"/>
+                <w:szCs w:val="17"/>
+              </w:rPr>
+              <w:t xml:space="preserve">&lt;p&gt;&lt;label&gt;البريد: &lt;input type="email"&gt;&lt;/label&gt;&lt;/p&gt;</w:t>
+            </w:r>
+          </w:p>
+        </w:tc>
+        <w:tc>
+          <w:tcPr>
+            <w:tcW w:w="6038" w:type="dxa"/>
+          </w:tcPr>
+          <w:p>
+            <w:pPr>
+              <w:bidi/>
+              <w:spacing w:before="0" w:after="0"/>
+            </w:pPr>
+            <w:r>
+              <w:rPr>
+                <w:sz w:val="20"/>
+                <w:szCs w:val="20"/>
+                <w:rtl/>
+              </w:rPr>
+              <w:t xml:space="preserve">خانة من نوع email يتحقق المتصفح عند الإرسال أن ما كُتب فيها يشبه بريدًا إلكترونيًا.</w:t>
+            </w:r>
+          </w:p>
+        </w:tc>
+      </w:tr>
+      <w:tr>
+        <w:tc>
+          <w:tcPr>
+            <w:tcW w:w="3600" w:type="dxa"/>
+          </w:tcPr>
+          <w:p>
+            <w:pPr>
+              <w:spacing w:before="0" w:after="0"/>
+              <w:jc w:val="left"/>
+            </w:pPr>
+            <w:r>
+              <w:rPr>
+                <w:rFonts w:ascii="Consolas" w:hAnsi="Consolas" w:cs="Arial"/>
+                <w:sz w:val="17"/>
+                <w:szCs w:val="17"/>
+              </w:rPr>
+              <w:t xml:space="preserve">&lt;p&gt;&lt;label&gt;الهاتف: &lt;input type="tel"&gt;&lt;/label&gt;&lt;/p&gt;</w:t>
+            </w:r>
+          </w:p>
+        </w:tc>
+        <w:tc>
+          <w:tcPr>
+            <w:tcW w:w="6038" w:type="dxa"/>
+          </w:tcPr>
+          <w:p>
+            <w:pPr>
+              <w:bidi/>
+              <w:spacing w:before="0" w:after="0"/>
+            </w:pPr>
+            <w:r>
+              <w:rPr>
+                <w:sz w:val="20"/>
+                <w:szCs w:val="20"/>
+                <w:rtl/>
+              </w:rPr>
+              <w:t xml:space="preserve">خانة من نوع tel مخصصة لرقم الهاتف، وعلى الجوال تظهر لوحة أرقام لتسهيل الكتابة.</w:t>
+            </w:r>
+          </w:p>
+        </w:tc>
+      </w:tr>
+      <w:tr>
+        <w:tc>
+          <w:tcPr>
+            <w:tcW w:w="3600" w:type="dxa"/>
+          </w:tcPr>
+          <w:p>
+            <w:pPr>
+              <w:spacing w:before="0" w:after="0"/>
+              <w:jc w:val="left"/>
+            </w:pPr>
+            <w:r>
+              <w:rPr>
+                <w:rFonts w:ascii="Consolas" w:hAnsi="Consolas" w:cs="Arial"/>
+                <w:sz w:val="17"/>
+                <w:szCs w:val="17"/>
+              </w:rPr>
+              <w:t xml:space="preserve">&lt;p&gt;&lt;label&gt;العمر: &lt;input type="number" min="15"&gt;&lt;/label&gt;&lt;/p&gt;</w:t>
+            </w:r>
+          </w:p>
+        </w:tc>
+        <w:tc>
+          <w:tcPr>
+            <w:tcW w:w="6038" w:type="dxa"/>
+          </w:tcPr>
+          <w:p>
+            <w:pPr>
+              <w:bidi/>
+              <w:spacing w:before="0" w:after="0"/>
+            </w:pPr>
+            <w:r>
+              <w:rPr>
+                <w:sz w:val="20"/>
+                <w:szCs w:val="20"/>
+                <w:rtl/>
+              </w:rPr>
+              <w:t xml:space="preserve">خانة أرقام number، والخاصية min="15" تجعل أقل عمر مقبول هو 15.</w:t>
+            </w:r>
+          </w:p>
+        </w:tc>
+      </w:tr>
+      <w:tr>
+        <w:tc>
+          <w:tcPr>
+            <w:tcW w:w="3600" w:type="dxa"/>
+          </w:tcPr>
+          <w:p>
+            <w:pPr>
+              <w:spacing w:before="0" w:after="0"/>
+              <w:jc w:val="left"/>
+            </w:pPr>
+            <w:r>
+              <w:rPr>
+                <w:rFonts w:ascii="Consolas" w:hAnsi="Consolas" w:cs="Arial"/>
+                <w:sz w:val="17"/>
+                <w:szCs w:val="17"/>
+              </w:rPr>
+              <w:t xml:space="preserve">&lt;p&gt;الجنس:</w:t>
+            </w:r>
+          </w:p>
+        </w:tc>
+        <w:tc>
+          <w:tcPr>
+            <w:tcW w:w="6038" w:type="dxa"/>
+          </w:tcPr>
+          <w:p>
+            <w:pPr>
+              <w:bidi/>
+              <w:spacing w:before="0" w:after="0"/>
+            </w:pPr>
+            <w:r>
+              <w:rPr>
+                <w:sz w:val="20"/>
+                <w:szCs w:val="20"/>
+                <w:rtl/>
+              </w:rPr>
+              <w:t xml:space="preserve">فقرة تبدأ بالنص «الجنس:» وتضم خياري الجنس في السطرين التاليين.</w:t>
+            </w:r>
+          </w:p>
+        </w:tc>
+      </w:tr>
+      <w:tr>
+        <w:tc>
+          <w:tcPr>
+            <w:tcW w:w="3600" w:type="dxa"/>
+          </w:tcPr>
+          <w:p>
+            <w:pPr>
+              <w:spacing w:before="0" w:after="0"/>
+              <w:jc w:val="left"/>
+            </w:pPr>
+            <w:r>
+              <w:rPr>
+                <w:rFonts w:ascii="Consolas" w:hAnsi="Consolas" w:cs="Arial"/>
+                <w:sz w:val="17"/>
+                <w:szCs w:val="17"/>
+              </w:rPr>
+              <w:t xml:space="preserve">&lt;label&gt;&lt;input type="radio" name="g"&gt; ذكر&lt;/label&gt;</w:t>
+            </w:r>
+          </w:p>
+        </w:tc>
+        <w:tc>
+          <w:tcPr>
+            <w:tcW w:w="6038" w:type="dxa"/>
+          </w:tcPr>
+          <w:p>
+            <w:pPr>
+              <w:bidi/>
+              <w:spacing w:before="0" w:after="0"/>
+            </w:pPr>
+            <w:r>
+              <w:rPr>
+                <w:sz w:val="20"/>
+                <w:szCs w:val="20"/>
+                <w:rtl/>
+              </w:rPr>
+              <w:t xml:space="preserve">دائرة اختيار radio داخل label، فالضغط على كلمة «ذكر» يختار الدائرة. هذا الخيار والخيار التالي «أنثى» لهما نفس name="g" فلا يمكن اختيار الاثنين معًا.</w:t>
+            </w:r>
+          </w:p>
+        </w:tc>
+      </w:tr>
+      <w:tr>
+        <w:tc>
+          <w:tcPr>
+            <w:tcW w:w="3600" w:type="dxa"/>
+          </w:tcPr>
+          <w:p>
+            <w:pPr>
+              <w:spacing w:before="0" w:after="0"/>
+              <w:jc w:val="left"/>
+            </w:pPr>
+            <w:r>
+              <w:rPr>
+                <w:rFonts w:ascii="Consolas" w:hAnsi="Consolas" w:cs="Arial"/>
+                <w:sz w:val="17"/>
+                <w:szCs w:val="17"/>
+              </w:rPr>
+              <w:t xml:space="preserve">&lt;p&gt;&lt;label&gt;الدورة:</w:t>
+            </w:r>
+          </w:p>
+        </w:tc>
+        <w:tc>
+          <w:tcPr>
+            <w:tcW w:w="6038" w:type="dxa"/>
+          </w:tcPr>
+          <w:p>
+            <w:pPr>
+              <w:bidi/>
+              <w:spacing w:before="0" w:after="0"/>
+            </w:pPr>
+            <w:r>
+              <w:rPr>
+                <w:sz w:val="20"/>
+                <w:szCs w:val="20"/>
+                <w:rtl/>
+              </w:rPr>
+              <w:t xml:space="preserve">فقرة فيها label بعنوان «الدورة:» تحيط بالقائمة المنسدلة في السطر التالي.</w:t>
+            </w:r>
+          </w:p>
+        </w:tc>
+      </w:tr>
+      <w:tr>
+        <w:tc>
+          <w:tcPr>
+            <w:tcW w:w="3600" w:type="dxa"/>
+          </w:tcPr>
+          <w:p>
+            <w:pPr>
+              <w:spacing w:before="0" w:after="0"/>
+              <w:jc w:val="left"/>
+            </w:pPr>
+            <w:r>
+              <w:rPr>
+                <w:rFonts w:ascii="Consolas" w:hAnsi="Consolas" w:cs="Arial"/>
+                <w:sz w:val="17"/>
+                <w:szCs w:val="17"/>
+              </w:rPr>
+              <w:t xml:space="preserve">&lt;select&gt;&lt;option&gt;HTML&lt;/option&gt;&lt;option&gt;C#&lt;/option&gt;&lt;option&gt;SQL&lt;/option&gt;&lt;/select&gt;&lt;/label&gt;&lt;/p&gt;</w:t>
+            </w:r>
+          </w:p>
+        </w:tc>
+        <w:tc>
+          <w:tcPr>
+            <w:tcW w:w="6038" w:type="dxa"/>
+          </w:tcPr>
+          <w:p>
+            <w:pPr>
+              <w:bidi/>
+              <w:spacing w:before="0" w:after="0"/>
+            </w:pPr>
+            <w:r>
+              <w:rPr>
+                <w:sz w:val="20"/>
+                <w:szCs w:val="20"/>
+                <w:rtl/>
+              </w:rPr>
+              <w:t xml:space="preserve">الوسم select يصنع قائمة منسدلة، وبداخلها ثلاثة خيارات option: HTML وC#‎ وSQL. ثم نغلق label والفقرة p.</w:t>
+            </w:r>
+          </w:p>
+        </w:tc>
+      </w:tr>
+      <w:tr>
+        <w:tc>
+          <w:tcPr>
+            <w:tcW w:w="3600" w:type="dxa"/>
+          </w:tcPr>
+          <w:p>
+            <w:pPr>
+              <w:spacing w:before="0" w:after="0"/>
+              <w:jc w:val="left"/>
+            </w:pPr>
+            <w:r>
+              <w:rPr>
+                <w:rFonts w:ascii="Consolas" w:hAnsi="Consolas" w:cs="Arial"/>
+                <w:sz w:val="17"/>
+                <w:szCs w:val="17"/>
+              </w:rPr>
+              <w:t xml:space="preserve">&lt;p&gt;&lt;label&gt;ملاحظات:&lt;br&gt;&lt;textarea rows="3" cols="30"&gt;&lt;/textarea&gt;&lt;/label&gt;&lt;/p&gt;</w:t>
+            </w:r>
+          </w:p>
+        </w:tc>
+        <w:tc>
+          <w:tcPr>
+            <w:tcW w:w="6038" w:type="dxa"/>
+          </w:tcPr>
+          <w:p>
+            <w:pPr>
+              <w:bidi/>
+              <w:spacing w:before="0" w:after="0"/>
+            </w:pPr>
+            <w:r>
+              <w:rPr>
+                <w:sz w:val="20"/>
+                <w:szCs w:val="20"/>
+                <w:rtl/>
+              </w:rPr>
+              <w:t xml:space="preserve">الوسم textarea يصنع مربع نص كبير يسمح بكتابة عدة أسطر. الخاصية rows="3" تجعل ارتفاعه 3 أسطر، وcols="30" تجعل عرضه يتسع لحوالي 30 حرفًا، والوسم br يضع المربع تحت كلمة «ملاحظات».</w:t>
+            </w:r>
+          </w:p>
+        </w:tc>
+      </w:tr>
+      <w:tr>
+        <w:tc>
+          <w:tcPr>
+            <w:tcW w:w="3600" w:type="dxa"/>
+          </w:tcPr>
+          <w:p>
+            <w:pPr>
+              <w:spacing w:before="0" w:after="0"/>
+              <w:jc w:val="left"/>
+            </w:pPr>
+            <w:r>
+              <w:rPr>
+                <w:rFonts w:ascii="Consolas" w:hAnsi="Consolas" w:cs="Arial"/>
+                <w:sz w:val="17"/>
+                <w:szCs w:val="17"/>
+              </w:rPr>
+              <w:t xml:space="preserve">&lt;button type="submit"&gt;تسجيل&lt;/button&gt;</w:t>
+            </w:r>
+          </w:p>
+        </w:tc>
+        <w:tc>
+          <w:tcPr>
+            <w:tcW w:w="6038" w:type="dxa"/>
+          </w:tcPr>
+          <w:p>
+            <w:pPr>
+              <w:bidi/>
+              <w:spacing w:before="0" w:after="0"/>
+            </w:pPr>
+            <w:r>
+              <w:rPr>
+                <w:sz w:val="20"/>
+                <w:szCs w:val="20"/>
+                <w:rtl/>
+              </w:rPr>
+              <w:t xml:space="preserve">زر مكتوب عليه «تسجيل»، وtype="submit" تعني أنه يرسل النموذج عند الضغط عليه بعد التحقق من الخانات الإجبارية.</w:t>
+            </w:r>
+          </w:p>
+        </w:tc>
+      </w:tr>
+      <w:tr>
+        <w:tc>
+          <w:tcPr>
+            <w:tcW w:w="3600" w:type="dxa"/>
+          </w:tcPr>
+          <w:p>
+            <w:pPr>
+              <w:spacing w:before="0" w:after="0"/>
+              <w:jc w:val="left"/>
+            </w:pPr>
+            <w:r>
+              <w:rPr>
+                <w:rFonts w:ascii="Consolas" w:hAnsi="Consolas" w:cs="Arial"/>
+                <w:sz w:val="17"/>
+                <w:szCs w:val="17"/>
+              </w:rPr>
+              <w:t xml:space="preserve">&lt;/form&gt;</w:t>
+            </w:r>
+          </w:p>
+        </w:tc>
+        <w:tc>
+          <w:tcPr>
+            <w:tcW w:w="6038" w:type="dxa"/>
+          </w:tcPr>
+          <w:p>
+            <w:pPr>
+              <w:bidi/>
+              <w:spacing w:before="0" w:after="0"/>
+            </w:pPr>
+            <w:r>
+              <w:rPr>
+                <w:sz w:val="20"/>
+                <w:szCs w:val="20"/>
+                <w:rtl/>
+              </w:rPr>
+              <w:t xml:space="preserve">يغلق النموذج.</w:t>
+            </w:r>
+          </w:p>
+        </w:tc>
+      </w:tr>
+    </w:tbl>
+    <w:p>
+      <w:pPr>
+        <w:bidi/>
+        <w:spacing w:before="0" w:after="120"/>
+      </w:pPr>
+      <w:r>
+        <w:rPr>
+          <w:sz w:val="8"/>
+          <w:szCs w:val="8"/>
+        </w:rPr>
+        <w:t xml:space="preserve"> </w:t>
+      </w:r>
+    </w:p>
+    <w:p>
+      <w:pPr>
+        <w:keepNext/>
+        <w:bidi/>
+        <w:spacing w:before="280" w:after="100"/>
+      </w:pPr>
+      <w:r>
+        <w:rPr>
+          <w:b/>
+          <w:bCs/>
+          <w:color w:val="0E6B66"/>
+          <w:sz w:val="30"/>
+          <w:szCs w:val="30"/>
+          <w:rtl/>
+        </w:rPr>
+        <w:t xml:space="preserve">اختبر نفسك</w:t>
+      </w:r>
+    </w:p>
+    <w:p>
+      <w:pPr>
+        <w:keepNext/>
+        <w:bidi/>
+        <w:spacing w:before="0" w:after="40"/>
+      </w:pPr>
+      <w:r>
+        <w:rPr>
+          <w:b/>
+          <w:bCs/>
+          <w:rtl/>
+        </w:rPr>
+        <w:t xml:space="preserve">1. أي وسم يُستخدم لعنصر داخل قائمة؟</w:t>
+      </w:r>
+    </w:p>
+    <w:p>
+      <w:pPr>
+        <w:bidi/>
+        <w:spacing w:before="0" w:after="120"/>
+      </w:pPr>
+      <w:r>
+        <w:rPr>
+          <w:rtl/>
+        </w:rPr>
+        <w:t xml:space="preserve">أ) li     ب) td     ج) ul</w:t>
+      </w:r>
+    </w:p>
+    <w:p>
+      <w:pPr>
+        <w:keepNext/>
+        <w:bidi/>
+        <w:spacing w:before="0" w:after="40"/>
+      </w:pPr>
+      <w:r>
+        <w:rPr>
+          <w:b/>
+          <w:bCs/>
+          <w:rtl/>
+        </w:rPr>
+        <w:t xml:space="preserve">2. خلية العنوان في الجدول هي:</w:t>
+      </w:r>
+    </w:p>
+    <w:p>
+      <w:pPr>
+        <w:bidi/>
+        <w:spacing w:before="0" w:after="120"/>
+      </w:pPr>
+      <w:r>
+        <w:rPr>
+          <w:rtl/>
+        </w:rPr>
+        <w:t xml:space="preserve">أ) td     ب) th     ج) tr</w:t>
+      </w:r>
+    </w:p>
+    <w:p>
+      <w:pPr>
+        <w:keepNext/>
+        <w:bidi/>
+        <w:spacing w:before="0" w:after="40"/>
+      </w:pPr>
+      <w:r>
+        <w:rPr>
+          <w:b/>
+          <w:bCs/>
+          <w:rtl/>
+        </w:rPr>
+        <w:t xml:space="preserve">3. لاختيار خيار واحد فقط من عدة خيارات نستخدم:</w:t>
+      </w:r>
+    </w:p>
+    <w:p>
+      <w:pPr>
+        <w:bidi/>
+        <w:spacing w:before="0" w:after="120"/>
+      </w:pPr>
+      <w:r>
+        <w:rPr>
+          <w:rtl/>
+        </w:rPr>
+        <w:t xml:space="preserve">أ) checkbox     ب) radio     ج) textarea</w:t>
+      </w:r>
+    </w:p>
+    <w:p>
+      <w:pPr>
+        <w:bidi/>
+        <w:spacing w:before="0" w:after="120"/>
+      </w:pPr>
+      <w:r>
+        <w:rPr>
+          <w:b/>
+          <w:bCs/>
+          <w:color w:val="5B6575"/>
+          <w:sz w:val="18"/>
+          <w:szCs w:val="18"/>
+          <w:rtl/>
+        </w:rPr>
+        <w:t xml:space="preserve">الإجابات: </w:t>
+      </w:r>
+      <w:r>
+        <w:rPr>
+          <w:color w:val="5B6575"/>
+          <w:sz w:val="18"/>
+          <w:szCs w:val="18"/>
+        </w:rPr>
+        <w:t xml:space="preserve">1) li  ·  2) th  ·  3) radio</w:t>
+      </w:r>
+    </w:p>
+    <w:p>
+      <w:pPr>
+        <w:keepNext/>
+        <w:bidi/>
+        <w:spacing w:before="280" w:after="100"/>
+      </w:pPr>
+      <w:r>
+        <w:rPr>
+          <w:b/>
+          <w:bCs/>
+          <w:color w:val="0E6B66"/>
+          <w:sz w:val="30"/>
+          <w:szCs w:val="30"/>
+          <w:rtl/>
+        </w:rPr>
+        <w:t xml:space="preserve">الواجب</w:t>
+      </w:r>
+    </w:p>
+    <w:p>
+      <w:pPr>
+        <w:shd w:val="clear" w:color="auto" w:fill="DDF0EE"/>
+        <w:bidi/>
+        <w:spacing w:before="0" w:after="120"/>
+      </w:pPr>
+      <w:r>
+        <w:rPr>
+          <w:rtl/>
+        </w:rPr>
+        <w:t xml:space="preserve">أضف إلى صفحتك جدولًا لجدولك الدراسي الأسبوعي.</w:t>
+      </w:r>
+    </w:p>
     <w:sectPr>
       <w:pgSz w:w="11906" w:h="16838"/>
       <w:pgMar w:top="1134" w:right="1134" w:bottom="1134" w:left="1134" w:header="567" w:footer="567" w:gutter="0"/>

--- a/downloads/all-lessons.docx
+++ b/downloads/all-lessons.docx
@@ -9821,6 +9821,6020 @@
         <w:t xml:space="preserve">أضف إلى صفحتك جدولًا لجدولك الدراسي الأسبوعي.</w:t>
       </w:r>
     </w:p>
+    <w:p>
+      <w:r>
+        <w:br w:type="page"/>
+      </w:r>
+    </w:p>
+    <w:p>
+      <w:pPr>
+        <w:bidi/>
+        <w:spacing w:before="0" w:after="60"/>
+      </w:pPr>
+      <w:r>
+        <w:rPr>
+          <w:color w:val="5B6575"/>
+          <w:sz w:val="20"/>
+          <w:szCs w:val="20"/>
+          <w:rtl/>
+        </w:rPr>
+        <w:t xml:space="preserve">اليوم 3 · الأسبوع 1 · HTML وCSS · ساعتان</w:t>
+      </w:r>
+    </w:p>
+    <w:p>
+      <w:pPr>
+        <w:keepNext/>
+        <w:bidi/>
+        <w:spacing w:before="0" w:after="100"/>
+      </w:pPr>
+      <w:r>
+        <w:rPr>
+          <w:b/>
+          <w:bCs/>
+          <w:color w:val="18202B"/>
+          <w:sz w:val="40"/>
+          <w:szCs w:val="40"/>
+          <w:rtl/>
+        </w:rPr>
+        <w:t xml:space="preserve">تنسيق الصفحات بـ CSS</w:t>
+      </w:r>
+    </w:p>
+    <w:p>
+      <w:pPr>
+        <w:keepNext/>
+        <w:bidi/>
+        <w:spacing w:before="280" w:after="100"/>
+      </w:pPr>
+      <w:r>
+        <w:rPr>
+          <w:b/>
+          <w:bCs/>
+          <w:color w:val="0E6B66"/>
+          <w:sz w:val="30"/>
+          <w:szCs w:val="30"/>
+          <w:rtl/>
+        </w:rPr>
+        <w:t xml:space="preserve">أهداف التعلم</w:t>
+      </w:r>
+    </w:p>
+    <w:p>
+      <w:pPr>
+        <w:bidi/>
+        <w:spacing w:before="0" w:after="120"/>
+      </w:pPr>
+      <w:r>
+        <w:rPr>
+          <w:color w:val="5B6575"/>
+          <w:rtl/>
+        </w:rPr>
+        <w:t xml:space="preserve">في نهاية الدرس يستطيع المتدرب أن:</w:t>
+      </w:r>
+    </w:p>
+    <w:p>
+      <w:pPr>
+        <w:bidi/>
+        <w:spacing w:before="0" w:after="40"/>
+      </w:pPr>
+      <w:r>
+        <w:rPr>
+          <w:rtl/>
+        </w:rPr>
+        <w:t xml:space="preserve">• يربط ملف CSS بصفحة HTML.</w:t>
+      </w:r>
+    </w:p>
+    <w:p>
+      <w:pPr>
+        <w:bidi/>
+        <w:spacing w:before="0" w:after="40"/>
+      </w:pPr>
+      <w:r>
+        <w:rPr>
+          <w:rtl/>
+        </w:rPr>
+        <w:t xml:space="preserve">• يستخدم المحددات: الوسم والكلاس class والمعرّف id.</w:t>
+      </w:r>
+    </w:p>
+    <w:p>
+      <w:pPr>
+        <w:bidi/>
+        <w:spacing w:before="0" w:after="40"/>
+      </w:pPr>
+      <w:r>
+        <w:rPr>
+          <w:rtl/>
+        </w:rPr>
+        <w:t xml:space="preserve">• يغير الألوان والخطوط والخلفيات.</w:t>
+      </w:r>
+    </w:p>
+    <w:p>
+      <w:pPr>
+        <w:bidi/>
+        <w:spacing w:before="0" w:after="40"/>
+      </w:pPr>
+      <w:r>
+        <w:rPr>
+          <w:rtl/>
+        </w:rPr>
+        <w:t xml:space="preserve">• يفهم نموذج الصندوق: margin وborder وpadding.</w:t>
+      </w:r>
+    </w:p>
+    <w:p>
+      <w:pPr>
+        <w:bidi/>
+        <w:spacing w:before="0" w:after="40"/>
+      </w:pPr>
+      <w:r>
+        <w:rPr>
+          <w:rtl/>
+        </w:rPr>
+        <w:t xml:space="preserve">• يرتب العناصر أفقيًا باستخدام Flexbox.</w:t>
+      </w:r>
+    </w:p>
+    <w:p>
+      <w:pPr>
+        <w:keepNext/>
+        <w:bidi/>
+        <w:spacing w:before="280" w:after="100"/>
+      </w:pPr>
+      <w:r>
+        <w:rPr>
+          <w:b/>
+          <w:bCs/>
+          <w:color w:val="0E6B66"/>
+          <w:sz w:val="30"/>
+          <w:szCs w:val="30"/>
+          <w:rtl/>
+        </w:rPr>
+        <w:t xml:space="preserve">توزيع وقت الحصة</w:t>
+      </w:r>
+    </w:p>
+    <w:tbl>
+      <w:tblPr>
+        <w:bidiVisual/>
+        <w:tblW w:w="5000" w:type="pct"/>
+        <w:tblBorders>
+          <w:top w:val="single" w:color="D9DEE5" w:sz="4"/>
+          <w:left w:val="single" w:color="D9DEE5" w:sz="4"/>
+          <w:bottom w:val="single" w:color="D9DEE5" w:sz="4"/>
+          <w:right w:val="single" w:color="D9DEE5" w:sz="4"/>
+          <w:insideH w:val="single" w:color="D9DEE5" w:sz="4"/>
+          <w:insideV w:val="single" w:color="D9DEE5" w:sz="4"/>
+        </w:tblBorders>
+        <w:tblCellMar>
+          <w:top w:w="60" w:type="dxa"/>
+          <w:left w:w="100" w:type="dxa"/>
+          <w:bottom w:w="60" w:type="dxa"/>
+          <w:right w:w="100" w:type="dxa"/>
+        </w:tblCellMar>
+      </w:tblPr>
+      <w:tblGrid>
+        <w:gridCol w:w="2200"/>
+        <w:gridCol w:w="7438"/>
+      </w:tblGrid>
+      <w:tr>
+        <w:tc>
+          <w:tcPr>
+            <w:tcW w:w="2200" w:type="dxa"/>
+          </w:tcPr>
+          <w:p>
+            <w:pPr>
+              <w:spacing w:before="0" w:after="0"/>
+              <w:jc w:val="left"/>
+            </w:pPr>
+            <w:r>
+              <w:rPr>
+                <w:rFonts w:ascii="Consolas" w:hAnsi="Consolas" w:cs="Arial"/>
+              </w:rPr>
+              <w:t xml:space="preserve">0:00 – 0:10</w:t>
+            </w:r>
+          </w:p>
+        </w:tc>
+        <w:tc>
+          <w:tcPr>
+            <w:tcW w:w="7438" w:type="dxa"/>
+          </w:tcPr>
+          <w:p>
+            <w:pPr>
+              <w:bidi/>
+              <w:spacing w:before="0" w:after="0"/>
+            </w:pPr>
+            <w:r>
+              <w:rPr>
+                <w:rtl/>
+              </w:rPr>
+              <w:t xml:space="preserve">مراجعة سريعة لدرس الأمس وحل الواجب</w:t>
+            </w:r>
+          </w:p>
+        </w:tc>
+      </w:tr>
+      <w:tr>
+        <w:tc>
+          <w:tcPr>
+            <w:tcW w:w="2200" w:type="dxa"/>
+          </w:tcPr>
+          <w:p>
+            <w:pPr>
+              <w:spacing w:before="0" w:after="0"/>
+              <w:jc w:val="left"/>
+            </w:pPr>
+            <w:r>
+              <w:rPr>
+                <w:rFonts w:ascii="Consolas" w:hAnsi="Consolas" w:cs="Arial"/>
+              </w:rPr>
+              <w:t xml:space="preserve">0:10 – 0:50</w:t>
+            </w:r>
+          </w:p>
+        </w:tc>
+        <w:tc>
+          <w:tcPr>
+            <w:tcW w:w="7438" w:type="dxa"/>
+          </w:tcPr>
+          <w:p>
+            <w:pPr>
+              <w:bidi/>
+              <w:spacing w:before="0" w:after="0"/>
+            </w:pPr>
+            <w:r>
+              <w:rPr>
+                <w:rtl/>
+              </w:rPr>
+              <w:t xml:space="preserve">شرح الدرس مع أمثلة حيّة يكتبها المدرب والمتدربون معًا</w:t>
+            </w:r>
+          </w:p>
+        </w:tc>
+      </w:tr>
+      <w:tr>
+        <w:tc>
+          <w:tcPr>
+            <w:tcW w:w="2200" w:type="dxa"/>
+          </w:tcPr>
+          <w:p>
+            <w:pPr>
+              <w:spacing w:before="0" w:after="0"/>
+              <w:jc w:val="left"/>
+            </w:pPr>
+            <w:r>
+              <w:rPr>
+                <w:rFonts w:ascii="Consolas" w:hAnsi="Consolas" w:cs="Arial"/>
+              </w:rPr>
+              <w:t xml:space="preserve">0:50 – 1:00</w:t>
+            </w:r>
+          </w:p>
+        </w:tc>
+        <w:tc>
+          <w:tcPr>
+            <w:tcW w:w="7438" w:type="dxa"/>
+          </w:tcPr>
+          <w:p>
+            <w:pPr>
+              <w:bidi/>
+              <w:spacing w:before="0" w:after="0"/>
+            </w:pPr>
+            <w:r>
+              <w:rPr>
+                <w:rtl/>
+              </w:rPr>
+              <w:t xml:space="preserve">استراحة</w:t>
+            </w:r>
+          </w:p>
+        </w:tc>
+      </w:tr>
+      <w:tr>
+        <w:tc>
+          <w:tcPr>
+            <w:tcW w:w="2200" w:type="dxa"/>
+          </w:tcPr>
+          <w:p>
+            <w:pPr>
+              <w:spacing w:before="0" w:after="0"/>
+              <w:jc w:val="left"/>
+            </w:pPr>
+            <w:r>
+              <w:rPr>
+                <w:rFonts w:ascii="Consolas" w:hAnsi="Consolas" w:cs="Arial"/>
+              </w:rPr>
+              <w:t xml:space="preserve">1:00 – 1:40</w:t>
+            </w:r>
+          </w:p>
+        </w:tc>
+        <w:tc>
+          <w:tcPr>
+            <w:tcW w:w="7438" w:type="dxa"/>
+          </w:tcPr>
+          <w:p>
+            <w:pPr>
+              <w:bidi/>
+              <w:spacing w:before="0" w:after="0"/>
+            </w:pPr>
+            <w:r>
+              <w:rPr>
+                <w:rtl/>
+              </w:rPr>
+              <w:t xml:space="preserve">تمارين عملية فردية (المدرب يتنقل بين المتدربين الستة)</w:t>
+            </w:r>
+          </w:p>
+        </w:tc>
+      </w:tr>
+      <w:tr>
+        <w:tc>
+          <w:tcPr>
+            <w:tcW w:w="2200" w:type="dxa"/>
+          </w:tcPr>
+          <w:p>
+            <w:pPr>
+              <w:spacing w:before="0" w:after="0"/>
+              <w:jc w:val="left"/>
+            </w:pPr>
+            <w:r>
+              <w:rPr>
+                <w:rFonts w:ascii="Consolas" w:hAnsi="Consolas" w:cs="Arial"/>
+              </w:rPr>
+              <w:t xml:space="preserve">1:40 – 1:55</w:t>
+            </w:r>
+          </w:p>
+        </w:tc>
+        <w:tc>
+          <w:tcPr>
+            <w:tcW w:w="7438" w:type="dxa"/>
+          </w:tcPr>
+          <w:p>
+            <w:pPr>
+              <w:bidi/>
+              <w:spacing w:before="0" w:after="0"/>
+            </w:pPr>
+            <w:r>
+              <w:rPr>
+                <w:rtl/>
+              </w:rPr>
+              <w:t xml:space="preserve">تصحيح جماعي ومناقشة الأخطاء الشائعة</w:t>
+            </w:r>
+          </w:p>
+        </w:tc>
+      </w:tr>
+      <w:tr>
+        <w:tc>
+          <w:tcPr>
+            <w:tcW w:w="2200" w:type="dxa"/>
+          </w:tcPr>
+          <w:p>
+            <w:pPr>
+              <w:spacing w:before="0" w:after="0"/>
+              <w:jc w:val="left"/>
+            </w:pPr>
+            <w:r>
+              <w:rPr>
+                <w:rFonts w:ascii="Consolas" w:hAnsi="Consolas" w:cs="Arial"/>
+              </w:rPr>
+              <w:t xml:space="preserve">1:55 – 2:00</w:t>
+            </w:r>
+          </w:p>
+        </w:tc>
+        <w:tc>
+          <w:tcPr>
+            <w:tcW w:w="7438" w:type="dxa"/>
+          </w:tcPr>
+          <w:p>
+            <w:pPr>
+              <w:bidi/>
+              <w:spacing w:before="0" w:after="0"/>
+            </w:pPr>
+            <w:r>
+              <w:rPr>
+                <w:rtl/>
+              </w:rPr>
+              <w:t xml:space="preserve">ملخص الدرس + اختبار ذاتي سريع + الواجب</w:t>
+            </w:r>
+          </w:p>
+        </w:tc>
+      </w:tr>
+    </w:tbl>
+    <w:p>
+      <w:pPr>
+        <w:keepNext/>
+        <w:bidi/>
+        <w:spacing w:before="280" w:after="100"/>
+      </w:pPr>
+      <w:r>
+        <w:rPr>
+          <w:b/>
+          <w:bCs/>
+          <w:color w:val="0E6B66"/>
+          <w:sz w:val="30"/>
+          <w:szCs w:val="30"/>
+          <w:rtl/>
+        </w:rPr>
+        <w:t xml:space="preserve">شرح الدرس</w:t>
+      </w:r>
+    </w:p>
+    <w:p>
+      <w:pPr>
+        <w:keepNext/>
+        <w:bidi/>
+        <w:spacing w:before="160" w:after="100"/>
+      </w:pPr>
+      <w:r>
+        <w:rPr>
+          <w:b/>
+          <w:bCs/>
+          <w:color w:val="18202B"/>
+          <w:sz w:val="25"/>
+          <w:szCs w:val="25"/>
+          <w:rtl/>
+        </w:rPr>
+        <w:t xml:space="preserve">1. ما هو CSS وكيف نربطه؟</w:t>
+      </w:r>
+    </w:p>
+    <w:p>
+      <w:pPr>
+        <w:bidi/>
+        <w:spacing w:before="0" w:after="120"/>
+      </w:pPr>
+      <w:r>
+        <w:rPr>
+          <w:rtl/>
+        </w:rPr>
+        <w:t xml:space="preserve">HTML يحدد </w:t>
+      </w:r>
+      <w:r>
+        <w:rPr>
+          <w:b/>
+          <w:bCs/>
+          <w:rtl/>
+        </w:rPr>
+        <w:t xml:space="preserve">المحتوى</w:t>
+      </w:r>
+      <w:r>
+        <w:rPr>
+          <w:rtl/>
+        </w:rPr>
+        <w:t xml:space="preserve">، وCSS يحدد </w:t>
+      </w:r>
+      <w:r>
+        <w:rPr>
+          <w:b/>
+          <w:bCs/>
+          <w:rtl/>
+        </w:rPr>
+        <w:t xml:space="preserve">الشكل</w:t>
+      </w:r>
+      <w:r>
+        <w:rPr>
+          <w:rtl/>
+        </w:rPr>
+        <w:t xml:space="preserve">. نكتب CSS داخل وسم </w:t>
+      </w:r>
+      <w:r>
+        <w:rPr>
+          <w:rFonts w:ascii="Consolas" w:hAnsi="Consolas" w:cs="Arial"/>
+        </w:rPr>
+        <w:t xml:space="preserve">style</w:t>
+      </w:r>
+      <w:r>
+        <w:rPr>
+          <w:rtl/>
+        </w:rPr>
+        <w:t xml:space="preserve"> أو في ملف مستقل </w:t>
+      </w:r>
+      <w:r>
+        <w:rPr>
+          <w:rFonts w:ascii="Consolas" w:hAnsi="Consolas" w:cs="Arial"/>
+        </w:rPr>
+        <w:t xml:space="preserve">style.css</w:t>
+      </w:r>
+      <w:r>
+        <w:rPr>
+          <w:rtl/>
+        </w:rPr>
+        <w:t xml:space="preserve"> نربطه بالصفحة.</w:t>
+      </w:r>
+    </w:p>
+    <w:p>
+      <w:pPr>
+        <w:keepNext/>
+        <w:shd w:val="clear" w:color="auto" w:fill="F3F4F6"/>
+        <w:spacing w:before="0" w:after="0"/>
+        <w:jc w:val="left"/>
+      </w:pPr>
+      <w:r>
+        <w:rPr>
+          <w:rFonts w:ascii="Consolas" w:hAnsi="Consolas" w:cs="Arial"/>
+          <w:b/>
+          <w:bCs/>
+          <w:color w:val="5B6575"/>
+          <w:sz w:val="18"/>
+          <w:szCs w:val="18"/>
+        </w:rPr>
+        <w:t xml:space="preserve">HTML</w:t>
+      </w:r>
+    </w:p>
+    <w:p>
+      <w:pPr>
+        <w:keepNext/>
+        <w:shd w:val="clear" w:color="auto" w:fill="F3F4F6"/>
+        <w:spacing w:before="0" w:after="0"/>
+        <w:jc w:val="left"/>
+      </w:pPr>
+      <w:r>
+        <w:rPr>
+          <w:rFonts w:ascii="Consolas" w:hAnsi="Consolas" w:cs="Arial"/>
+          <w:sz w:val="18"/>
+          <w:szCs w:val="18"/>
+        </w:rPr>
+        <w:t xml:space="preserve">&lt;head&gt;</w:t>
+      </w:r>
+    </w:p>
+    <w:p>
+      <w:pPr>
+        <w:keepNext/>
+        <w:shd w:val="clear" w:color="auto" w:fill="F3F4F6"/>
+        <w:spacing w:before="0" w:after="0"/>
+        <w:jc w:val="left"/>
+      </w:pPr>
+      <w:r>
+        <w:rPr>
+          <w:rFonts w:ascii="Consolas" w:hAnsi="Consolas" w:cs="Arial"/>
+          <w:sz w:val="18"/>
+          <w:szCs w:val="18"/>
+        </w:rPr>
+        <w:t xml:space="preserve">  &lt;link rel="stylesheet" href="style.css"&gt;</w:t>
+      </w:r>
+    </w:p>
+    <w:p>
+      <w:pPr>
+        <w:keepNext/>
+        <w:shd w:val="clear" w:color="auto" w:fill="F3F4F6"/>
+        <w:spacing w:before="0" w:after="0"/>
+        <w:jc w:val="left"/>
+      </w:pPr>
+      <w:r>
+        <w:rPr>
+          <w:rFonts w:ascii="Consolas" w:hAnsi="Consolas" w:cs="Arial"/>
+          <w:sz w:val="18"/>
+          <w:szCs w:val="18"/>
+        </w:rPr>
+        <w:t xml:space="preserve">&lt;/head&gt;</w:t>
+      </w:r>
+    </w:p>
+    <w:p>
+      <w:pPr>
+        <w:shd w:val="clear" w:color="auto" w:fill="F3F4F6"/>
+        <w:spacing w:before="0" w:after="120"/>
+        <w:jc w:val="left"/>
+      </w:pPr>
+      <w:r>
+        <w:rPr>
+          <w:sz w:val="8"/>
+          <w:szCs w:val="8"/>
+        </w:rPr>
+        <w:t xml:space="preserve"> </w:t>
+      </w:r>
+    </w:p>
+    <w:p>
+      <w:pPr>
+        <w:shd w:val="clear" w:color="auto" w:fill="DDF0EE"/>
+        <w:bidi/>
+        <w:spacing w:before="0" w:after="80"/>
+      </w:pPr>
+      <w:r>
+        <w:rPr>
+          <w:b/>
+          <w:bCs/>
+          <w:color w:val="0E6B66"/>
+          <w:rtl/>
+        </w:rPr>
+        <w:t xml:space="preserve">ماذا يفعل هذا الكود؟ </w:t>
+      </w:r>
+      <w:r>
+        <w:rPr>
+          <w:rtl/>
+        </w:rPr>
+        <w:t xml:space="preserve">يوضح هذا المثال كيف نربط صفحة HTML بملف تنسيق خارجي اسمه style.css، فتأخذ الصفحة ألوانها وشكلها من هذا الملف. لا يظهر شيء جديد بنفسه، لكن التنسيقات المكتوبة في الملف تُطبَّق على الصفحة.</w:t>
+      </w:r>
+    </w:p>
+    <w:tbl>
+      <w:tblPr>
+        <w:bidiVisual/>
+        <w:tblW w:w="5000" w:type="pct"/>
+        <w:tblBorders>
+          <w:top w:val="single" w:color="D9DEE5" w:sz="4"/>
+          <w:left w:val="single" w:color="D9DEE5" w:sz="4"/>
+          <w:bottom w:val="single" w:color="D9DEE5" w:sz="4"/>
+          <w:right w:val="single" w:color="D9DEE5" w:sz="4"/>
+          <w:insideH w:val="single" w:color="D9DEE5" w:sz="4"/>
+          <w:insideV w:val="single" w:color="D9DEE5" w:sz="4"/>
+        </w:tblBorders>
+        <w:tblCellMar>
+          <w:top w:w="60" w:type="dxa"/>
+          <w:left w:w="100" w:type="dxa"/>
+          <w:bottom w:w="60" w:type="dxa"/>
+          <w:right w:w="100" w:type="dxa"/>
+        </w:tblCellMar>
+      </w:tblPr>
+      <w:tblGrid>
+        <w:gridCol w:w="3600"/>
+        <w:gridCol w:w="6038"/>
+      </w:tblGrid>
+      <w:tr>
+        <w:tc>
+          <w:tcPr>
+            <w:tcW w:w="3600" w:type="dxa"/>
+            <w:shd w:val="clear" w:color="auto" w:fill="F3F4F6"/>
+          </w:tcPr>
+          <w:p>
+            <w:pPr>
+              <w:bidi/>
+              <w:spacing w:before="0" w:after="0"/>
+            </w:pPr>
+            <w:r>
+              <w:rPr>
+                <w:b/>
+                <w:bCs/>
+                <w:rtl/>
+              </w:rPr>
+              <w:t xml:space="preserve">السطر</w:t>
+            </w:r>
+          </w:p>
+        </w:tc>
+        <w:tc>
+          <w:tcPr>
+            <w:tcW w:w="6038" w:type="dxa"/>
+            <w:shd w:val="clear" w:color="auto" w:fill="F3F4F6"/>
+          </w:tcPr>
+          <w:p>
+            <w:pPr>
+              <w:bidi/>
+              <w:spacing w:before="0" w:after="0"/>
+            </w:pPr>
+            <w:r>
+              <w:rPr>
+                <w:b/>
+                <w:bCs/>
+                <w:rtl/>
+              </w:rPr>
+              <w:t xml:space="preserve">الشرح</w:t>
+            </w:r>
+          </w:p>
+        </w:tc>
+      </w:tr>
+      <w:tr>
+        <w:tc>
+          <w:tcPr>
+            <w:tcW w:w="3600" w:type="dxa"/>
+          </w:tcPr>
+          <w:p>
+            <w:pPr>
+              <w:spacing w:before="0" w:after="0"/>
+              <w:jc w:val="left"/>
+            </w:pPr>
+            <w:r>
+              <w:rPr>
+                <w:rFonts w:ascii="Consolas" w:hAnsi="Consolas" w:cs="Arial"/>
+                <w:sz w:val="17"/>
+                <w:szCs w:val="17"/>
+              </w:rPr>
+              <w:t xml:space="preserve">&lt;head&gt;</w:t>
+            </w:r>
+          </w:p>
+        </w:tc>
+        <w:tc>
+          <w:tcPr>
+            <w:tcW w:w="6038" w:type="dxa"/>
+          </w:tcPr>
+          <w:p>
+            <w:pPr>
+              <w:bidi/>
+              <w:spacing w:before="0" w:after="0"/>
+            </w:pPr>
+            <w:r>
+              <w:rPr>
+                <w:sz w:val="20"/>
+                <w:szCs w:val="20"/>
+                <w:rtl/>
+              </w:rPr>
+              <w:t xml:space="preserve">قسم head هو المكان المناسب لربط ملفات التنسيق، لأنه يحتوي معلومات الصفحة التي يقرؤها المتصفح قبل عرض المحتوى.</w:t>
+            </w:r>
+          </w:p>
+        </w:tc>
+      </w:tr>
+      <w:tr>
+        <w:tc>
+          <w:tcPr>
+            <w:tcW w:w="3600" w:type="dxa"/>
+          </w:tcPr>
+          <w:p>
+            <w:pPr>
+              <w:spacing w:before="0" w:after="0"/>
+              <w:jc w:val="left"/>
+            </w:pPr>
+            <w:r>
+              <w:rPr>
+                <w:rFonts w:ascii="Consolas" w:hAnsi="Consolas" w:cs="Arial"/>
+                <w:sz w:val="17"/>
+                <w:szCs w:val="17"/>
+              </w:rPr>
+              <w:t xml:space="preserve">&lt;link rel="stylesheet" href="style.css"&gt;</w:t>
+            </w:r>
+          </w:p>
+        </w:tc>
+        <w:tc>
+          <w:tcPr>
+            <w:tcW w:w="6038" w:type="dxa"/>
+          </w:tcPr>
+          <w:p>
+            <w:pPr>
+              <w:bidi/>
+              <w:spacing w:before="0" w:after="0"/>
+            </w:pPr>
+            <w:r>
+              <w:rPr>
+                <w:sz w:val="20"/>
+                <w:szCs w:val="20"/>
+                <w:rtl/>
+              </w:rPr>
+              <w:t xml:space="preserve">الوسم link يربط الصفحة بملف آخر. الخاصية rel="stylesheet" تقول إن هذا الملف ملف تنسيق CSS، والخاصية href تحدد اسم الملف style.css، ويجب أن يكون في نفس مجلد صفحة HTML في هذا المثال.</w:t>
+            </w:r>
+          </w:p>
+        </w:tc>
+      </w:tr>
+      <w:tr>
+        <w:tc>
+          <w:tcPr>
+            <w:tcW w:w="3600" w:type="dxa"/>
+          </w:tcPr>
+          <w:p>
+            <w:pPr>
+              <w:spacing w:before="0" w:after="0"/>
+              <w:jc w:val="left"/>
+            </w:pPr>
+            <w:r>
+              <w:rPr>
+                <w:rFonts w:ascii="Consolas" w:hAnsi="Consolas" w:cs="Arial"/>
+                <w:sz w:val="17"/>
+                <w:szCs w:val="17"/>
+              </w:rPr>
+              <w:t xml:space="preserve">&lt;/head&gt;</w:t>
+            </w:r>
+          </w:p>
+        </w:tc>
+        <w:tc>
+          <w:tcPr>
+            <w:tcW w:w="6038" w:type="dxa"/>
+          </w:tcPr>
+          <w:p>
+            <w:pPr>
+              <w:bidi/>
+              <w:spacing w:before="0" w:after="0"/>
+            </w:pPr>
+            <w:r>
+              <w:rPr>
+                <w:sz w:val="20"/>
+                <w:szCs w:val="20"/>
+                <w:rtl/>
+              </w:rPr>
+              <w:t xml:space="preserve">يغلق قسم head.</w:t>
+            </w:r>
+          </w:p>
+        </w:tc>
+      </w:tr>
+    </w:tbl>
+    <w:p>
+      <w:pPr>
+        <w:bidi/>
+        <w:spacing w:before="0" w:after="120"/>
+      </w:pPr>
+      <w:r>
+        <w:rPr>
+          <w:sz w:val="8"/>
+          <w:szCs w:val="8"/>
+        </w:rPr>
+        <w:t xml:space="preserve"> </w:t>
+      </w:r>
+    </w:p>
+    <w:p>
+      <w:pPr>
+        <w:keepNext/>
+        <w:bidi/>
+        <w:spacing w:before="160" w:after="100"/>
+      </w:pPr>
+      <w:r>
+        <w:rPr>
+          <w:b/>
+          <w:bCs/>
+          <w:color w:val="18202B"/>
+          <w:sz w:val="25"/>
+          <w:szCs w:val="25"/>
+          <w:rtl/>
+        </w:rPr>
+        <w:t xml:space="preserve">2. المحددات والخصائص</w:t>
+      </w:r>
+    </w:p>
+    <w:p>
+      <w:pPr>
+        <w:bidi/>
+        <w:spacing w:before="0" w:after="120"/>
+      </w:pPr>
+      <w:r>
+        <w:rPr>
+          <w:rtl/>
+        </w:rPr>
+        <w:t xml:space="preserve">القاعدة تتكون من </w:t>
+      </w:r>
+      <w:r>
+        <w:rPr>
+          <w:b/>
+          <w:bCs/>
+          <w:rtl/>
+        </w:rPr>
+        <w:t xml:space="preserve">محدد</w:t>
+      </w:r>
+      <w:r>
+        <w:rPr>
+          <w:rtl/>
+        </w:rPr>
+        <w:t xml:space="preserve"> ثم خصائص بين أقواس. الكلاس يبدأ بنقطة </w:t>
+      </w:r>
+      <w:r>
+        <w:rPr>
+          <w:rFonts w:ascii="Consolas" w:hAnsi="Consolas" w:cs="Arial"/>
+        </w:rPr>
+        <w:t xml:space="preserve">.</w:t>
+      </w:r>
+      <w:r>
+        <w:rPr>
+          <w:rtl/>
+        </w:rPr>
+        <w:t xml:space="preserve"> ويمكن تكراره، والمعرّف يبدأ بـ </w:t>
+      </w:r>
+      <w:r>
+        <w:rPr>
+          <w:rFonts w:ascii="Consolas" w:hAnsi="Consolas" w:cs="Arial"/>
+        </w:rPr>
+        <w:t xml:space="preserve">#</w:t>
+      </w:r>
+      <w:r>
+        <w:rPr>
+          <w:rtl/>
+        </w:rPr>
+        <w:t xml:space="preserve"> ويُستخدم مرة واحدة.</w:t>
+      </w:r>
+    </w:p>
+    <w:p>
+      <w:pPr>
+        <w:keepNext/>
+        <w:shd w:val="clear" w:color="auto" w:fill="F3F4F6"/>
+        <w:spacing w:before="0" w:after="0"/>
+        <w:jc w:val="left"/>
+      </w:pPr>
+      <w:r>
+        <w:rPr>
+          <w:rFonts w:ascii="Consolas" w:hAnsi="Consolas" w:cs="Arial"/>
+          <w:b/>
+          <w:bCs/>
+          <w:color w:val="5B6575"/>
+          <w:sz w:val="18"/>
+          <w:szCs w:val="18"/>
+        </w:rPr>
+        <w:t xml:space="preserve">HTML</w:t>
+      </w:r>
+    </w:p>
+    <w:p>
+      <w:pPr>
+        <w:keepNext/>
+        <w:shd w:val="clear" w:color="auto" w:fill="F3F4F6"/>
+        <w:spacing w:before="0" w:after="0"/>
+        <w:jc w:val="left"/>
+      </w:pPr>
+      <w:r>
+        <w:rPr>
+          <w:rFonts w:ascii="Consolas" w:hAnsi="Consolas" w:cs="Arial"/>
+          <w:sz w:val="18"/>
+          <w:szCs w:val="18"/>
+        </w:rPr>
+        <w:t xml:space="preserve">&lt;style&gt;</w:t>
+      </w:r>
+    </w:p>
+    <w:p>
+      <w:pPr>
+        <w:keepNext/>
+        <w:shd w:val="clear" w:color="auto" w:fill="F3F4F6"/>
+        <w:spacing w:before="0" w:after="0"/>
+        <w:jc w:val="left"/>
+      </w:pPr>
+      <w:r>
+        <w:rPr>
+          <w:rFonts w:ascii="Consolas" w:hAnsi="Consolas" w:cs="Arial"/>
+          <w:sz w:val="18"/>
+          <w:szCs w:val="18"/>
+        </w:rPr>
+        <w:t xml:space="preserve">  body { font-family: Tahoma; background: #f5f5f5; }</w:t>
+      </w:r>
+    </w:p>
+    <w:p>
+      <w:pPr>
+        <w:keepNext/>
+        <w:shd w:val="clear" w:color="auto" w:fill="F3F4F6"/>
+        <w:spacing w:before="0" w:after="0"/>
+        <w:jc w:val="left"/>
+      </w:pPr>
+      <w:r>
+        <w:rPr>
+          <w:rFonts w:ascii="Consolas" w:hAnsi="Consolas" w:cs="Arial"/>
+          <w:sz w:val="18"/>
+          <w:szCs w:val="18"/>
+        </w:rPr>
+        <w:t xml:space="preserve">  h1 { color: darkblue; text-align: center; }</w:t>
+      </w:r>
+    </w:p>
+    <w:p>
+      <w:pPr>
+        <w:keepNext/>
+        <w:shd w:val="clear" w:color="auto" w:fill="F3F4F6"/>
+        <w:spacing w:before="0" w:after="0"/>
+        <w:jc w:val="left"/>
+      </w:pPr>
+      <w:r>
+        <w:rPr>
+          <w:rFonts w:ascii="Consolas" w:hAnsi="Consolas" w:cs="Arial"/>
+          <w:sz w:val="18"/>
+          <w:szCs w:val="18"/>
+        </w:rPr>
+        <w:t xml:space="preserve">  .highlight { background: yellow; }</w:t>
+      </w:r>
+    </w:p>
+    <w:p>
+      <w:pPr>
+        <w:keepNext/>
+        <w:shd w:val="clear" w:color="auto" w:fill="F3F4F6"/>
+        <w:spacing w:before="0" w:after="0"/>
+        <w:jc w:val="left"/>
+      </w:pPr>
+      <w:r>
+        <w:rPr>
+          <w:rFonts w:ascii="Consolas" w:hAnsi="Consolas" w:cs="Arial"/>
+          <w:sz w:val="18"/>
+          <w:szCs w:val="18"/>
+        </w:rPr>
+        <w:t xml:space="preserve">  #intro { font-size: 20px; color: #444; }</w:t>
+      </w:r>
+    </w:p>
+    <w:p>
+      <w:pPr>
+        <w:keepNext/>
+        <w:shd w:val="clear" w:color="auto" w:fill="F3F4F6"/>
+        <w:spacing w:before="0" w:after="0"/>
+        <w:jc w:val="left"/>
+      </w:pPr>
+      <w:r>
+        <w:rPr>
+          <w:rFonts w:ascii="Consolas" w:hAnsi="Consolas" w:cs="Arial"/>
+          <w:sz w:val="18"/>
+          <w:szCs w:val="18"/>
+        </w:rPr>
+        <w:t xml:space="preserve">&lt;/style&gt;</w:t>
+      </w:r>
+    </w:p>
+    <w:p>
+      <w:pPr>
+        <w:keepNext/>
+        <w:shd w:val="clear" w:color="auto" w:fill="F3F4F6"/>
+        <w:spacing w:before="0" w:after="0"/>
+        <w:jc w:val="left"/>
+      </w:pPr>
+      <w:r>
+        <w:rPr>
+          <w:rFonts w:ascii="Consolas" w:hAnsi="Consolas" w:cs="Arial"/>
+          <w:sz w:val="18"/>
+          <w:szCs w:val="18"/>
+        </w:rPr>
+        <w:t xml:space="preserve"> </w:t>
+      </w:r>
+    </w:p>
+    <w:p>
+      <w:pPr>
+        <w:keepNext/>
+        <w:shd w:val="clear" w:color="auto" w:fill="F3F4F6"/>
+        <w:spacing w:before="0" w:after="0"/>
+        <w:jc w:val="left"/>
+      </w:pPr>
+      <w:r>
+        <w:rPr>
+          <w:rFonts w:ascii="Consolas" w:hAnsi="Consolas" w:cs="Arial"/>
+          <w:sz w:val="18"/>
+          <w:szCs w:val="18"/>
+        </w:rPr>
+        <w:t xml:space="preserve">&lt;h1&gt;مرحبًا بكم&lt;/h1&gt;</w:t>
+      </w:r>
+    </w:p>
+    <w:p>
+      <w:pPr>
+        <w:keepNext/>
+        <w:shd w:val="clear" w:color="auto" w:fill="F3F4F6"/>
+        <w:spacing w:before="0" w:after="0"/>
+        <w:jc w:val="left"/>
+      </w:pPr>
+      <w:r>
+        <w:rPr>
+          <w:rFonts w:ascii="Consolas" w:hAnsi="Consolas" w:cs="Arial"/>
+          <w:sz w:val="18"/>
+          <w:szCs w:val="18"/>
+        </w:rPr>
+        <w:t xml:space="preserve">&lt;p id="intro"&gt;هذه فقرة تعريفية.&lt;/p&gt;</w:t>
+      </w:r>
+    </w:p>
+    <w:p>
+      <w:pPr>
+        <w:keepNext/>
+        <w:shd w:val="clear" w:color="auto" w:fill="F3F4F6"/>
+        <w:spacing w:before="0" w:after="0"/>
+        <w:jc w:val="left"/>
+      </w:pPr>
+      <w:r>
+        <w:rPr>
+          <w:rFonts w:ascii="Consolas" w:hAnsi="Consolas" w:cs="Arial"/>
+          <w:sz w:val="18"/>
+          <w:szCs w:val="18"/>
+        </w:rPr>
+        <w:t xml:space="preserve">&lt;p&gt;هذه فقرة فيها &lt;span class="highlight"&gt;كلمة مميزة&lt;/span&gt;.&lt;/p&gt;</w:t>
+      </w:r>
+    </w:p>
+    <w:p>
+      <w:pPr>
+        <w:shd w:val="clear" w:color="auto" w:fill="F3F4F6"/>
+        <w:spacing w:before="0" w:after="120"/>
+        <w:jc w:val="left"/>
+      </w:pPr>
+      <w:r>
+        <w:rPr>
+          <w:sz w:val="8"/>
+          <w:szCs w:val="8"/>
+        </w:rPr>
+        <w:t xml:space="preserve"> </w:t>
+      </w:r>
+    </w:p>
+    <w:p>
+      <w:pPr>
+        <w:shd w:val="clear" w:color="auto" w:fill="DDF0EE"/>
+        <w:bidi/>
+        <w:spacing w:before="0" w:after="80"/>
+      </w:pPr>
+      <w:r>
+        <w:rPr>
+          <w:b/>
+          <w:bCs/>
+          <w:color w:val="0E6B66"/>
+          <w:rtl/>
+        </w:rPr>
+        <w:t xml:space="preserve">ماذا يفعل هذا الكود؟ </w:t>
+      </w:r>
+      <w:r>
+        <w:rPr>
+          <w:rtl/>
+        </w:rPr>
+        <w:t xml:space="preserve">يكتب هذا المثال تنسيق CSS داخل الصفحة نفسها: خلفية رمادية فاتحة وخط Tahoma للصفحة، وعنوان أزرق داكن في الوسط، وفقرة تعريفية أكبر بلون رمادي، وكلمة مميزة بخلفية صفراء.</w:t>
+      </w:r>
+    </w:p>
+    <w:tbl>
+      <w:tblPr>
+        <w:bidiVisual/>
+        <w:tblW w:w="5000" w:type="pct"/>
+        <w:tblBorders>
+          <w:top w:val="single" w:color="D9DEE5" w:sz="4"/>
+          <w:left w:val="single" w:color="D9DEE5" w:sz="4"/>
+          <w:bottom w:val="single" w:color="D9DEE5" w:sz="4"/>
+          <w:right w:val="single" w:color="D9DEE5" w:sz="4"/>
+          <w:insideH w:val="single" w:color="D9DEE5" w:sz="4"/>
+          <w:insideV w:val="single" w:color="D9DEE5" w:sz="4"/>
+        </w:tblBorders>
+        <w:tblCellMar>
+          <w:top w:w="60" w:type="dxa"/>
+          <w:left w:w="100" w:type="dxa"/>
+          <w:bottom w:w="60" w:type="dxa"/>
+          <w:right w:w="100" w:type="dxa"/>
+        </w:tblCellMar>
+      </w:tblPr>
+      <w:tblGrid>
+        <w:gridCol w:w="3600"/>
+        <w:gridCol w:w="6038"/>
+      </w:tblGrid>
+      <w:tr>
+        <w:tc>
+          <w:tcPr>
+            <w:tcW w:w="3600" w:type="dxa"/>
+            <w:shd w:val="clear" w:color="auto" w:fill="F3F4F6"/>
+          </w:tcPr>
+          <w:p>
+            <w:pPr>
+              <w:bidi/>
+              <w:spacing w:before="0" w:after="0"/>
+            </w:pPr>
+            <w:r>
+              <w:rPr>
+                <w:b/>
+                <w:bCs/>
+                <w:rtl/>
+              </w:rPr>
+              <w:t xml:space="preserve">السطر</w:t>
+            </w:r>
+          </w:p>
+        </w:tc>
+        <w:tc>
+          <w:tcPr>
+            <w:tcW w:w="6038" w:type="dxa"/>
+            <w:shd w:val="clear" w:color="auto" w:fill="F3F4F6"/>
+          </w:tcPr>
+          <w:p>
+            <w:pPr>
+              <w:bidi/>
+              <w:spacing w:before="0" w:after="0"/>
+            </w:pPr>
+            <w:r>
+              <w:rPr>
+                <w:b/>
+                <w:bCs/>
+                <w:rtl/>
+              </w:rPr>
+              <w:t xml:space="preserve">الشرح</w:t>
+            </w:r>
+          </w:p>
+        </w:tc>
+      </w:tr>
+      <w:tr>
+        <w:tc>
+          <w:tcPr>
+            <w:tcW w:w="3600" w:type="dxa"/>
+          </w:tcPr>
+          <w:p>
+            <w:pPr>
+              <w:spacing w:before="0" w:after="0"/>
+              <w:jc w:val="left"/>
+            </w:pPr>
+            <w:r>
+              <w:rPr>
+                <w:rFonts w:ascii="Consolas" w:hAnsi="Consolas" w:cs="Arial"/>
+                <w:sz w:val="17"/>
+                <w:szCs w:val="17"/>
+              </w:rPr>
+              <w:t xml:space="preserve">&lt;style&gt;</w:t>
+            </w:r>
+          </w:p>
+        </w:tc>
+        <w:tc>
+          <w:tcPr>
+            <w:tcW w:w="6038" w:type="dxa"/>
+          </w:tcPr>
+          <w:p>
+            <w:pPr>
+              <w:bidi/>
+              <w:spacing w:before="0" w:after="0"/>
+            </w:pPr>
+            <w:r>
+              <w:rPr>
+                <w:sz w:val="20"/>
+                <w:szCs w:val="20"/>
+                <w:rtl/>
+              </w:rPr>
+              <w:t xml:space="preserve">الوسم style يسمح بكتابة تنسيقات CSS داخل ملف HTML نفسه. كل ما بين &lt;style&gt; و&lt;/style&gt; قواعد تحدد شكل العناصر، ولا يظهر كنص على الشاشة.</w:t>
+            </w:r>
+          </w:p>
+        </w:tc>
+      </w:tr>
+      <w:tr>
+        <w:tc>
+          <w:tcPr>
+            <w:tcW w:w="3600" w:type="dxa"/>
+          </w:tcPr>
+          <w:p>
+            <w:pPr>
+              <w:spacing w:before="0" w:after="0"/>
+              <w:jc w:val="left"/>
+            </w:pPr>
+            <w:r>
+              <w:rPr>
+                <w:rFonts w:ascii="Consolas" w:hAnsi="Consolas" w:cs="Arial"/>
+                <w:sz w:val="17"/>
+                <w:szCs w:val="17"/>
+              </w:rPr>
+              <w:t xml:space="preserve">body { font-family: Tahoma; background: #f5f5f5; }</w:t>
+            </w:r>
+          </w:p>
+        </w:tc>
+        <w:tc>
+          <w:tcPr>
+            <w:tcW w:w="6038" w:type="dxa"/>
+          </w:tcPr>
+          <w:p>
+            <w:pPr>
+              <w:bidi/>
+              <w:spacing w:before="0" w:after="0"/>
+            </w:pPr>
+            <w:r>
+              <w:rPr>
+                <w:sz w:val="20"/>
+                <w:szCs w:val="20"/>
+                <w:rtl/>
+              </w:rPr>
+              <w:t xml:space="preserve">هذه قاعدة CSS: كلمة body هي «المحدِّد» أي العنصر الذي نريد تنسيقه، وبين القوسين { } خصائص. font-family تجعل خط الصفحة Tahoma، وbackground تجعل الخلفية بلون #f5f5f5 وهو رمادي فاتح جدًا مكتوب بنظام الألوان السداسي (hex).</w:t>
+            </w:r>
+          </w:p>
+        </w:tc>
+      </w:tr>
+      <w:tr>
+        <w:tc>
+          <w:tcPr>
+            <w:tcW w:w="3600" w:type="dxa"/>
+          </w:tcPr>
+          <w:p>
+            <w:pPr>
+              <w:spacing w:before="0" w:after="0"/>
+              <w:jc w:val="left"/>
+            </w:pPr>
+            <w:r>
+              <w:rPr>
+                <w:rFonts w:ascii="Consolas" w:hAnsi="Consolas" w:cs="Arial"/>
+                <w:sz w:val="17"/>
+                <w:szCs w:val="17"/>
+              </w:rPr>
+              <w:t xml:space="preserve">h1 { color: darkblue; text-align: center; }</w:t>
+            </w:r>
+          </w:p>
+        </w:tc>
+        <w:tc>
+          <w:tcPr>
+            <w:tcW w:w="6038" w:type="dxa"/>
+          </w:tcPr>
+          <w:p>
+            <w:pPr>
+              <w:bidi/>
+              <w:spacing w:before="0" w:after="0"/>
+            </w:pPr>
+            <w:r>
+              <w:rPr>
+                <w:sz w:val="20"/>
+                <w:szCs w:val="20"/>
+                <w:rtl/>
+              </w:rPr>
+              <w:t xml:space="preserve">تنسيق كل عناوين h1: الخاصية color تجعل لون النص أزرق داكنًا (darkblue)، والخاصية text-align: center تضع النص في منتصف السطر. لاحظ أن كل خاصية تنتهي بفاصلة منقوطة ;.</w:t>
+            </w:r>
+          </w:p>
+        </w:tc>
+      </w:tr>
+      <w:tr>
+        <w:tc>
+          <w:tcPr>
+            <w:tcW w:w="3600" w:type="dxa"/>
+          </w:tcPr>
+          <w:p>
+            <w:pPr>
+              <w:spacing w:before="0" w:after="0"/>
+              <w:jc w:val="left"/>
+            </w:pPr>
+            <w:r>
+              <w:rPr>
+                <w:rFonts w:ascii="Consolas" w:hAnsi="Consolas" w:cs="Arial"/>
+                <w:sz w:val="17"/>
+                <w:szCs w:val="17"/>
+              </w:rPr>
+              <w:t xml:space="preserve">.highlight { background: yellow; }</w:t>
+            </w:r>
+          </w:p>
+        </w:tc>
+        <w:tc>
+          <w:tcPr>
+            <w:tcW w:w="6038" w:type="dxa"/>
+          </w:tcPr>
+          <w:p>
+            <w:pPr>
+              <w:bidi/>
+              <w:spacing w:before="0" w:after="0"/>
+            </w:pPr>
+            <w:r>
+              <w:rPr>
+                <w:sz w:val="20"/>
+                <w:szCs w:val="20"/>
+                <w:rtl/>
+              </w:rPr>
+              <w:t xml:space="preserve">النقطة قبل الاسم تعني أن هذا محدِّد «كلاس» (class)، فيُطبَّق التنسيق على أي عنصر مكتوب فيه class="highlight". هنا يجعل خلفيته صفراء مثل قلم التظليل.</w:t>
+            </w:r>
+          </w:p>
+        </w:tc>
+      </w:tr>
+      <w:tr>
+        <w:tc>
+          <w:tcPr>
+            <w:tcW w:w="3600" w:type="dxa"/>
+          </w:tcPr>
+          <w:p>
+            <w:pPr>
+              <w:spacing w:before="0" w:after="0"/>
+              <w:jc w:val="left"/>
+            </w:pPr>
+            <w:r>
+              <w:rPr>
+                <w:rFonts w:ascii="Consolas" w:hAnsi="Consolas" w:cs="Arial"/>
+                <w:sz w:val="17"/>
+                <w:szCs w:val="17"/>
+              </w:rPr>
+              <w:t xml:space="preserve">#intro { font-size: 20px; color: #444; }</w:t>
+            </w:r>
+          </w:p>
+        </w:tc>
+        <w:tc>
+          <w:tcPr>
+            <w:tcW w:w="6038" w:type="dxa"/>
+          </w:tcPr>
+          <w:p>
+            <w:pPr>
+              <w:bidi/>
+              <w:spacing w:before="0" w:after="0"/>
+            </w:pPr>
+            <w:r>
+              <w:rPr>
+                <w:sz w:val="20"/>
+                <w:szCs w:val="20"/>
+                <w:rtl/>
+              </w:rPr>
+              <w:t xml:space="preserve">علامة # تعني محدِّد «معرّف» (id)، فيُطبَّق على العنصر الذي يحمل id="intro"، والمعرّف يُستخدم لعنصر واحد فقط في الصفحة. font-size: 20px تجعل حجم الخط 20 بكسل، وcolor: #444 لون رمادي غامق.</w:t>
+            </w:r>
+          </w:p>
+        </w:tc>
+      </w:tr>
+      <w:tr>
+        <w:tc>
+          <w:tcPr>
+            <w:tcW w:w="3600" w:type="dxa"/>
+          </w:tcPr>
+          <w:p>
+            <w:pPr>
+              <w:spacing w:before="0" w:after="0"/>
+              <w:jc w:val="left"/>
+            </w:pPr>
+            <w:r>
+              <w:rPr>
+                <w:rFonts w:ascii="Consolas" w:hAnsi="Consolas" w:cs="Arial"/>
+                <w:sz w:val="17"/>
+                <w:szCs w:val="17"/>
+              </w:rPr>
+              <w:t xml:space="preserve">&lt;/style&gt;</w:t>
+            </w:r>
+          </w:p>
+        </w:tc>
+        <w:tc>
+          <w:tcPr>
+            <w:tcW w:w="6038" w:type="dxa"/>
+          </w:tcPr>
+          <w:p>
+            <w:pPr>
+              <w:bidi/>
+              <w:spacing w:before="0" w:after="0"/>
+            </w:pPr>
+            <w:r>
+              <w:rPr>
+                <w:sz w:val="20"/>
+                <w:szCs w:val="20"/>
+                <w:rtl/>
+              </w:rPr>
+              <w:t xml:space="preserve">يغلق وسم التنسيق، وبعده يبدأ محتوى الصفحة الذي سيتأثر بهذه القواعد.</w:t>
+            </w:r>
+          </w:p>
+        </w:tc>
+      </w:tr>
+      <w:tr>
+        <w:tc>
+          <w:tcPr>
+            <w:tcW w:w="3600" w:type="dxa"/>
+          </w:tcPr>
+          <w:p>
+            <w:pPr>
+              <w:spacing w:before="0" w:after="0"/>
+              <w:jc w:val="left"/>
+            </w:pPr>
+            <w:r>
+              <w:rPr>
+                <w:rFonts w:ascii="Consolas" w:hAnsi="Consolas" w:cs="Arial"/>
+                <w:sz w:val="17"/>
+                <w:szCs w:val="17"/>
+              </w:rPr>
+              <w:t xml:space="preserve">&lt;h1&gt;مرحبًا بكم&lt;/h1&gt;</w:t>
+            </w:r>
+          </w:p>
+        </w:tc>
+        <w:tc>
+          <w:tcPr>
+            <w:tcW w:w="6038" w:type="dxa"/>
+          </w:tcPr>
+          <w:p>
+            <w:pPr>
+              <w:bidi/>
+              <w:spacing w:before="0" w:after="0"/>
+            </w:pPr>
+            <w:r>
+              <w:rPr>
+                <w:sz w:val="20"/>
+                <w:szCs w:val="20"/>
+                <w:rtl/>
+              </w:rPr>
+              <w:t xml:space="preserve">عنوان h1 سيظهر بلون أزرق داكن وفي منتصف الصفحة بسبب قاعدة h1 أعلاه.</w:t>
+            </w:r>
+          </w:p>
+        </w:tc>
+      </w:tr>
+      <w:tr>
+        <w:tc>
+          <w:tcPr>
+            <w:tcW w:w="3600" w:type="dxa"/>
+          </w:tcPr>
+          <w:p>
+            <w:pPr>
+              <w:spacing w:before="0" w:after="0"/>
+              <w:jc w:val="left"/>
+            </w:pPr>
+            <w:r>
+              <w:rPr>
+                <w:rFonts w:ascii="Consolas" w:hAnsi="Consolas" w:cs="Arial"/>
+                <w:sz w:val="17"/>
+                <w:szCs w:val="17"/>
+              </w:rPr>
+              <w:t xml:space="preserve">&lt;p id="intro"&gt;هذه فقرة تعريفية.&lt;/p&gt;</w:t>
+            </w:r>
+          </w:p>
+        </w:tc>
+        <w:tc>
+          <w:tcPr>
+            <w:tcW w:w="6038" w:type="dxa"/>
+          </w:tcPr>
+          <w:p>
+            <w:pPr>
+              <w:bidi/>
+              <w:spacing w:before="0" w:after="0"/>
+            </w:pPr>
+            <w:r>
+              <w:rPr>
+                <w:sz w:val="20"/>
+                <w:szCs w:val="20"/>
+                <w:rtl/>
+              </w:rPr>
+              <w:t xml:space="preserve">فقرة تحمل المعرّف id="intro"، لذلك ستأخذ تنسيق #intro فتظهر بخط أكبر (20 بكسل) ولون رمادي غامق.</w:t>
+            </w:r>
+          </w:p>
+        </w:tc>
+      </w:tr>
+      <w:tr>
+        <w:tc>
+          <w:tcPr>
+            <w:tcW w:w="3600" w:type="dxa"/>
+          </w:tcPr>
+          <w:p>
+            <w:pPr>
+              <w:spacing w:before="0" w:after="0"/>
+              <w:jc w:val="left"/>
+            </w:pPr>
+            <w:r>
+              <w:rPr>
+                <w:rFonts w:ascii="Consolas" w:hAnsi="Consolas" w:cs="Arial"/>
+                <w:sz w:val="17"/>
+                <w:szCs w:val="17"/>
+              </w:rPr>
+              <w:t xml:space="preserve">&lt;p&gt;هذه فقرة فيها &lt;span class="highlight"&gt;كلمة مميزة&lt;/span&gt;.&lt;/p&gt;</w:t>
+            </w:r>
+          </w:p>
+        </w:tc>
+        <w:tc>
+          <w:tcPr>
+            <w:tcW w:w="6038" w:type="dxa"/>
+          </w:tcPr>
+          <w:p>
+            <w:pPr>
+              <w:bidi/>
+              <w:spacing w:before="0" w:after="0"/>
+            </w:pPr>
+            <w:r>
+              <w:rPr>
+                <w:sz w:val="20"/>
+                <w:szCs w:val="20"/>
+                <w:rtl/>
+              </w:rPr>
+              <w:t xml:space="preserve">الوسم span حاوية صغيرة تحيط بجزء من النص دون أن تنقله إلى سطر جديد. لأنه يحمل class="highlight" ستظهر عبارة «كلمة مميزة» بخلفية صفراء وباقي الفقرة عادي.</w:t>
+            </w:r>
+          </w:p>
+        </w:tc>
+      </w:tr>
+    </w:tbl>
+    <w:p>
+      <w:pPr>
+        <w:bidi/>
+        <w:spacing w:before="0" w:after="120"/>
+      </w:pPr>
+      <w:r>
+        <w:rPr>
+          <w:sz w:val="8"/>
+          <w:szCs w:val="8"/>
+        </w:rPr>
+        <w:t xml:space="preserve"> </w:t>
+      </w:r>
+    </w:p>
+    <w:p>
+      <w:pPr>
+        <w:keepNext/>
+        <w:bidi/>
+        <w:spacing w:before="160" w:after="100"/>
+      </w:pPr>
+      <w:r>
+        <w:rPr>
+          <w:b/>
+          <w:bCs/>
+          <w:color w:val="18202B"/>
+          <w:sz w:val="25"/>
+          <w:szCs w:val="25"/>
+          <w:rtl/>
+        </w:rPr>
+        <w:t xml:space="preserve">3. نموذج الصندوق (Box Model)</w:t>
+      </w:r>
+    </w:p>
+    <w:p>
+      <w:pPr>
+        <w:bidi/>
+        <w:spacing w:before="0" w:after="120"/>
+      </w:pPr>
+      <w:r>
+        <w:rPr>
+          <w:rtl/>
+        </w:rPr>
+        <w:t xml:space="preserve">كل عنصر هو صندوق: </w:t>
+      </w:r>
+      <w:r>
+        <w:rPr>
+          <w:b/>
+          <w:bCs/>
+          <w:rtl/>
+        </w:rPr>
+        <w:t xml:space="preserve">المحتوى</w:t>
+      </w:r>
+      <w:r>
+        <w:rPr>
+          <w:rtl/>
+        </w:rPr>
+        <w:t xml:space="preserve"> ثم </w:t>
+      </w:r>
+      <w:r>
+        <w:rPr>
+          <w:rFonts w:ascii="Consolas" w:hAnsi="Consolas" w:cs="Arial"/>
+        </w:rPr>
+        <w:t xml:space="preserve">padding</w:t>
+      </w:r>
+      <w:r>
+        <w:rPr>
+          <w:rtl/>
+        </w:rPr>
+        <w:t xml:space="preserve"> (المسافة الداخلية) ثم </w:t>
+      </w:r>
+      <w:r>
+        <w:rPr>
+          <w:rFonts w:ascii="Consolas" w:hAnsi="Consolas" w:cs="Arial"/>
+        </w:rPr>
+        <w:t xml:space="preserve">border</w:t>
+      </w:r>
+      <w:r>
+        <w:rPr>
+          <w:rtl/>
+        </w:rPr>
+        <w:t xml:space="preserve"> (الإطار) ثم </w:t>
+      </w:r>
+      <w:r>
+        <w:rPr>
+          <w:rFonts w:ascii="Consolas" w:hAnsi="Consolas" w:cs="Arial"/>
+        </w:rPr>
+        <w:t xml:space="preserve">margin</w:t>
+      </w:r>
+      <w:r>
+        <w:rPr>
+          <w:rtl/>
+        </w:rPr>
+        <w:t xml:space="preserve"> (المسافة الخارجية).</w:t>
+      </w:r>
+    </w:p>
+    <w:p>
+      <w:pPr>
+        <w:keepNext/>
+        <w:shd w:val="clear" w:color="auto" w:fill="F3F4F6"/>
+        <w:spacing w:before="0" w:after="0"/>
+        <w:jc w:val="left"/>
+      </w:pPr>
+      <w:r>
+        <w:rPr>
+          <w:rFonts w:ascii="Consolas" w:hAnsi="Consolas" w:cs="Arial"/>
+          <w:b/>
+          <w:bCs/>
+          <w:color w:val="5B6575"/>
+          <w:sz w:val="18"/>
+          <w:szCs w:val="18"/>
+        </w:rPr>
+        <w:t xml:space="preserve">HTML</w:t>
+      </w:r>
+    </w:p>
+    <w:p>
+      <w:pPr>
+        <w:keepNext/>
+        <w:shd w:val="clear" w:color="auto" w:fill="F3F4F6"/>
+        <w:spacing w:before="0" w:after="0"/>
+        <w:jc w:val="left"/>
+      </w:pPr>
+      <w:r>
+        <w:rPr>
+          <w:rFonts w:ascii="Consolas" w:hAnsi="Consolas" w:cs="Arial"/>
+          <w:sz w:val="18"/>
+          <w:szCs w:val="18"/>
+        </w:rPr>
+        <w:t xml:space="preserve">&lt;style&gt;</w:t>
+      </w:r>
+    </w:p>
+    <w:p>
+      <w:pPr>
+        <w:keepNext/>
+        <w:shd w:val="clear" w:color="auto" w:fill="F3F4F6"/>
+        <w:spacing w:before="0" w:after="0"/>
+        <w:jc w:val="left"/>
+      </w:pPr>
+      <w:r>
+        <w:rPr>
+          <w:rFonts w:ascii="Consolas" w:hAnsi="Consolas" w:cs="Arial"/>
+          <w:sz w:val="18"/>
+          <w:szCs w:val="18"/>
+        </w:rPr>
+        <w:t xml:space="preserve">  .card {</w:t>
+      </w:r>
+    </w:p>
+    <w:p>
+      <w:pPr>
+        <w:keepNext/>
+        <w:shd w:val="clear" w:color="auto" w:fill="F3F4F6"/>
+        <w:spacing w:before="0" w:after="0"/>
+        <w:jc w:val="left"/>
+      </w:pPr>
+      <w:r>
+        <w:rPr>
+          <w:rFonts w:ascii="Consolas" w:hAnsi="Consolas" w:cs="Arial"/>
+          <w:sz w:val="18"/>
+          <w:szCs w:val="18"/>
+        </w:rPr>
+        <w:t xml:space="preserve">    background: white;</w:t>
+      </w:r>
+    </w:p>
+    <w:p>
+      <w:pPr>
+        <w:keepNext/>
+        <w:shd w:val="clear" w:color="auto" w:fill="F3F4F6"/>
+        <w:spacing w:before="0" w:after="0"/>
+        <w:jc w:val="left"/>
+      </w:pPr>
+      <w:r>
+        <w:rPr>
+          <w:rFonts w:ascii="Consolas" w:hAnsi="Consolas" w:cs="Arial"/>
+          <w:sz w:val="18"/>
+          <w:szCs w:val="18"/>
+        </w:rPr>
+        <w:t xml:space="preserve">    padding: 20px;</w:t>
+      </w:r>
+    </w:p>
+    <w:p>
+      <w:pPr>
+        <w:keepNext/>
+        <w:shd w:val="clear" w:color="auto" w:fill="F3F4F6"/>
+        <w:spacing w:before="0" w:after="0"/>
+        <w:jc w:val="left"/>
+      </w:pPr>
+      <w:r>
+        <w:rPr>
+          <w:rFonts w:ascii="Consolas" w:hAnsi="Consolas" w:cs="Arial"/>
+          <w:sz w:val="18"/>
+          <w:szCs w:val="18"/>
+        </w:rPr>
+        <w:t xml:space="preserve">    border: 2px solid #3b82f6;</w:t>
+      </w:r>
+    </w:p>
+    <w:p>
+      <w:pPr>
+        <w:keepNext/>
+        <w:shd w:val="clear" w:color="auto" w:fill="F3F4F6"/>
+        <w:spacing w:before="0" w:after="0"/>
+        <w:jc w:val="left"/>
+      </w:pPr>
+      <w:r>
+        <w:rPr>
+          <w:rFonts w:ascii="Consolas" w:hAnsi="Consolas" w:cs="Arial"/>
+          <w:sz w:val="18"/>
+          <w:szCs w:val="18"/>
+        </w:rPr>
+        <w:t xml:space="preserve">    border-radius: 12px;</w:t>
+      </w:r>
+    </w:p>
+    <w:p>
+      <w:pPr>
+        <w:keepNext/>
+        <w:shd w:val="clear" w:color="auto" w:fill="F3F4F6"/>
+        <w:spacing w:before="0" w:after="0"/>
+        <w:jc w:val="left"/>
+      </w:pPr>
+      <w:r>
+        <w:rPr>
+          <w:rFonts w:ascii="Consolas" w:hAnsi="Consolas" w:cs="Arial"/>
+          <w:sz w:val="18"/>
+          <w:szCs w:val="18"/>
+        </w:rPr>
+        <w:t xml:space="preserve">    margin: 20px;</w:t>
+      </w:r>
+    </w:p>
+    <w:p>
+      <w:pPr>
+        <w:keepNext/>
+        <w:shd w:val="clear" w:color="auto" w:fill="F3F4F6"/>
+        <w:spacing w:before="0" w:after="0"/>
+        <w:jc w:val="left"/>
+      </w:pPr>
+      <w:r>
+        <w:rPr>
+          <w:rFonts w:ascii="Consolas" w:hAnsi="Consolas" w:cs="Arial"/>
+          <w:sz w:val="18"/>
+          <w:szCs w:val="18"/>
+        </w:rPr>
+        <w:t xml:space="preserve">    width: 250px;</w:t>
+      </w:r>
+    </w:p>
+    <w:p>
+      <w:pPr>
+        <w:keepNext/>
+        <w:shd w:val="clear" w:color="auto" w:fill="F3F4F6"/>
+        <w:spacing w:before="0" w:after="0"/>
+        <w:jc w:val="left"/>
+      </w:pPr>
+      <w:r>
+        <w:rPr>
+          <w:rFonts w:ascii="Consolas" w:hAnsi="Consolas" w:cs="Arial"/>
+          <w:sz w:val="18"/>
+          <w:szCs w:val="18"/>
+        </w:rPr>
+        <w:t xml:space="preserve">  }</w:t>
+      </w:r>
+    </w:p>
+    <w:p>
+      <w:pPr>
+        <w:keepNext/>
+        <w:shd w:val="clear" w:color="auto" w:fill="F3F4F6"/>
+        <w:spacing w:before="0" w:after="0"/>
+        <w:jc w:val="left"/>
+      </w:pPr>
+      <w:r>
+        <w:rPr>
+          <w:rFonts w:ascii="Consolas" w:hAnsi="Consolas" w:cs="Arial"/>
+          <w:sz w:val="18"/>
+          <w:szCs w:val="18"/>
+        </w:rPr>
+        <w:t xml:space="preserve">&lt;/style&gt;</w:t>
+      </w:r>
+    </w:p>
+    <w:p>
+      <w:pPr>
+        <w:keepNext/>
+        <w:shd w:val="clear" w:color="auto" w:fill="F3F4F6"/>
+        <w:spacing w:before="0" w:after="0"/>
+        <w:jc w:val="left"/>
+      </w:pPr>
+      <w:r>
+        <w:rPr>
+          <w:rFonts w:ascii="Consolas" w:hAnsi="Consolas" w:cs="Arial"/>
+          <w:sz w:val="18"/>
+          <w:szCs w:val="18"/>
+        </w:rPr>
+        <w:t xml:space="preserve">&lt;div class="card"&gt;</w:t>
+      </w:r>
+    </w:p>
+    <w:p>
+      <w:pPr>
+        <w:keepNext/>
+        <w:shd w:val="clear" w:color="auto" w:fill="F3F4F6"/>
+        <w:spacing w:before="0" w:after="0"/>
+        <w:jc w:val="left"/>
+      </w:pPr>
+      <w:r>
+        <w:rPr>
+          <w:rFonts w:ascii="Consolas" w:hAnsi="Consolas" w:cs="Arial"/>
+          <w:sz w:val="18"/>
+          <w:szCs w:val="18"/>
+        </w:rPr>
+        <w:t xml:space="preserve">  &lt;h3&gt;سارة أحمد&lt;/h3&gt;</w:t>
+      </w:r>
+    </w:p>
+    <w:p>
+      <w:pPr>
+        <w:keepNext/>
+        <w:shd w:val="clear" w:color="auto" w:fill="F3F4F6"/>
+        <w:spacing w:before="0" w:after="0"/>
+        <w:jc w:val="left"/>
+      </w:pPr>
+      <w:r>
+        <w:rPr>
+          <w:rFonts w:ascii="Consolas" w:hAnsi="Consolas" w:cs="Arial"/>
+          <w:sz w:val="18"/>
+          <w:szCs w:val="18"/>
+        </w:rPr>
+        <w:t xml:space="preserve">  &lt;p&gt;متدربة في دورة البرمجة&lt;/p&gt;</w:t>
+      </w:r>
+    </w:p>
+    <w:p>
+      <w:pPr>
+        <w:keepNext/>
+        <w:shd w:val="clear" w:color="auto" w:fill="F3F4F6"/>
+        <w:spacing w:before="0" w:after="0"/>
+        <w:jc w:val="left"/>
+      </w:pPr>
+      <w:r>
+        <w:rPr>
+          <w:rFonts w:ascii="Consolas" w:hAnsi="Consolas" w:cs="Arial"/>
+          <w:sz w:val="18"/>
+          <w:szCs w:val="18"/>
+        </w:rPr>
+        <w:t xml:space="preserve">&lt;/div&gt;</w:t>
+      </w:r>
+    </w:p>
+    <w:p>
+      <w:pPr>
+        <w:shd w:val="clear" w:color="auto" w:fill="F3F4F6"/>
+        <w:spacing w:before="0" w:after="120"/>
+        <w:jc w:val="left"/>
+      </w:pPr>
+      <w:r>
+        <w:rPr>
+          <w:sz w:val="8"/>
+          <w:szCs w:val="8"/>
+        </w:rPr>
+        <w:t xml:space="preserve"> </w:t>
+      </w:r>
+    </w:p>
+    <w:p>
+      <w:pPr>
+        <w:shd w:val="clear" w:color="auto" w:fill="DDF0EE"/>
+        <w:bidi/>
+        <w:spacing w:before="0" w:after="80"/>
+      </w:pPr>
+      <w:r>
+        <w:rPr>
+          <w:b/>
+          <w:bCs/>
+          <w:color w:val="0E6B66"/>
+          <w:rtl/>
+        </w:rPr>
+        <w:t xml:space="preserve">ماذا يفعل هذا الكود؟ </w:t>
+      </w:r>
+      <w:r>
+        <w:rPr>
+          <w:rtl/>
+        </w:rPr>
+        <w:t xml:space="preserve">يصنع هذا المثال «بطاقة» بخلفية بيضاء وإطار أزرق وزوايا دائرية، وبداخلها اسم المتدربة ووصف قصير.</w:t>
+      </w:r>
+    </w:p>
+    <w:tbl>
+      <w:tblPr>
+        <w:bidiVisual/>
+        <w:tblW w:w="5000" w:type="pct"/>
+        <w:tblBorders>
+          <w:top w:val="single" w:color="D9DEE5" w:sz="4"/>
+          <w:left w:val="single" w:color="D9DEE5" w:sz="4"/>
+          <w:bottom w:val="single" w:color="D9DEE5" w:sz="4"/>
+          <w:right w:val="single" w:color="D9DEE5" w:sz="4"/>
+          <w:insideH w:val="single" w:color="D9DEE5" w:sz="4"/>
+          <w:insideV w:val="single" w:color="D9DEE5" w:sz="4"/>
+        </w:tblBorders>
+        <w:tblCellMar>
+          <w:top w:w="60" w:type="dxa"/>
+          <w:left w:w="100" w:type="dxa"/>
+          <w:bottom w:w="60" w:type="dxa"/>
+          <w:right w:w="100" w:type="dxa"/>
+        </w:tblCellMar>
+      </w:tblPr>
+      <w:tblGrid>
+        <w:gridCol w:w="3600"/>
+        <w:gridCol w:w="6038"/>
+      </w:tblGrid>
+      <w:tr>
+        <w:tc>
+          <w:tcPr>
+            <w:tcW w:w="3600" w:type="dxa"/>
+            <w:shd w:val="clear" w:color="auto" w:fill="F3F4F6"/>
+          </w:tcPr>
+          <w:p>
+            <w:pPr>
+              <w:bidi/>
+              <w:spacing w:before="0" w:after="0"/>
+            </w:pPr>
+            <w:r>
+              <w:rPr>
+                <w:b/>
+                <w:bCs/>
+                <w:rtl/>
+              </w:rPr>
+              <w:t xml:space="preserve">السطر</w:t>
+            </w:r>
+          </w:p>
+        </w:tc>
+        <w:tc>
+          <w:tcPr>
+            <w:tcW w:w="6038" w:type="dxa"/>
+            <w:shd w:val="clear" w:color="auto" w:fill="F3F4F6"/>
+          </w:tcPr>
+          <w:p>
+            <w:pPr>
+              <w:bidi/>
+              <w:spacing w:before="0" w:after="0"/>
+            </w:pPr>
+            <w:r>
+              <w:rPr>
+                <w:b/>
+                <w:bCs/>
+                <w:rtl/>
+              </w:rPr>
+              <w:t xml:space="preserve">الشرح</w:t>
+            </w:r>
+          </w:p>
+        </w:tc>
+      </w:tr>
+      <w:tr>
+        <w:tc>
+          <w:tcPr>
+            <w:tcW w:w="3600" w:type="dxa"/>
+          </w:tcPr>
+          <w:p>
+            <w:pPr>
+              <w:spacing w:before="0" w:after="0"/>
+              <w:jc w:val="left"/>
+            </w:pPr>
+            <w:r>
+              <w:rPr>
+                <w:rFonts w:ascii="Consolas" w:hAnsi="Consolas" w:cs="Arial"/>
+                <w:sz w:val="17"/>
+                <w:szCs w:val="17"/>
+              </w:rPr>
+              <w:t xml:space="preserve">&lt;style&gt;</w:t>
+            </w:r>
+          </w:p>
+        </w:tc>
+        <w:tc>
+          <w:tcPr>
+            <w:tcW w:w="6038" w:type="dxa"/>
+          </w:tcPr>
+          <w:p>
+            <w:pPr>
+              <w:bidi/>
+              <w:spacing w:before="0" w:after="0"/>
+            </w:pPr>
+            <w:r>
+              <w:rPr>
+                <w:sz w:val="20"/>
+                <w:szCs w:val="20"/>
+                <w:rtl/>
+              </w:rPr>
+              <w:t xml:space="preserve">بداية قسم تنسيقات CSS داخل الصفحة.</w:t>
+            </w:r>
+          </w:p>
+        </w:tc>
+      </w:tr>
+      <w:tr>
+        <w:tc>
+          <w:tcPr>
+            <w:tcW w:w="3600" w:type="dxa"/>
+          </w:tcPr>
+          <w:p>
+            <w:pPr>
+              <w:spacing w:before="0" w:after="0"/>
+              <w:jc w:val="left"/>
+            </w:pPr>
+            <w:r>
+              <w:rPr>
+                <w:rFonts w:ascii="Consolas" w:hAnsi="Consolas" w:cs="Arial"/>
+                <w:sz w:val="17"/>
+                <w:szCs w:val="17"/>
+              </w:rPr>
+              <w:t xml:space="preserve">.card {</w:t>
+            </w:r>
+          </w:p>
+        </w:tc>
+        <w:tc>
+          <w:tcPr>
+            <w:tcW w:w="6038" w:type="dxa"/>
+          </w:tcPr>
+          <w:p>
+            <w:pPr>
+              <w:bidi/>
+              <w:spacing w:before="0" w:after="0"/>
+            </w:pPr>
+            <w:r>
+              <w:rPr>
+                <w:sz w:val="20"/>
+                <w:szCs w:val="20"/>
+                <w:rtl/>
+              </w:rPr>
+              <w:t xml:space="preserve">بداية قاعدة للكلاس card؛ كل عنصر يحمل class="card" سيأخذ الخصائص المكتوبة في الأسطر التالية. هنا كتبنا كل خاصية في سطر لتسهيل القراءة.</w:t>
+            </w:r>
+          </w:p>
+        </w:tc>
+      </w:tr>
+      <w:tr>
+        <w:tc>
+          <w:tcPr>
+            <w:tcW w:w="3600" w:type="dxa"/>
+          </w:tcPr>
+          <w:p>
+            <w:pPr>
+              <w:spacing w:before="0" w:after="0"/>
+              <w:jc w:val="left"/>
+            </w:pPr>
+            <w:r>
+              <w:rPr>
+                <w:rFonts w:ascii="Consolas" w:hAnsi="Consolas" w:cs="Arial"/>
+                <w:sz w:val="17"/>
+                <w:szCs w:val="17"/>
+              </w:rPr>
+              <w:t xml:space="preserve">background: white;</w:t>
+            </w:r>
+          </w:p>
+        </w:tc>
+        <w:tc>
+          <w:tcPr>
+            <w:tcW w:w="6038" w:type="dxa"/>
+          </w:tcPr>
+          <w:p>
+            <w:pPr>
+              <w:bidi/>
+              <w:spacing w:before="0" w:after="0"/>
+            </w:pPr>
+            <w:r>
+              <w:rPr>
+                <w:sz w:val="20"/>
+                <w:szCs w:val="20"/>
+                <w:rtl/>
+              </w:rPr>
+              <w:t xml:space="preserve">الخاصية background تجعل خلفية البطاقة بيضاء.</w:t>
+            </w:r>
+          </w:p>
+        </w:tc>
+      </w:tr>
+      <w:tr>
+        <w:tc>
+          <w:tcPr>
+            <w:tcW w:w="3600" w:type="dxa"/>
+          </w:tcPr>
+          <w:p>
+            <w:pPr>
+              <w:spacing w:before="0" w:after="0"/>
+              <w:jc w:val="left"/>
+            </w:pPr>
+            <w:r>
+              <w:rPr>
+                <w:rFonts w:ascii="Consolas" w:hAnsi="Consolas" w:cs="Arial"/>
+                <w:sz w:val="17"/>
+                <w:szCs w:val="17"/>
+              </w:rPr>
+              <w:t xml:space="preserve">padding: 20px;</w:t>
+            </w:r>
+          </w:p>
+        </w:tc>
+        <w:tc>
+          <w:tcPr>
+            <w:tcW w:w="6038" w:type="dxa"/>
+          </w:tcPr>
+          <w:p>
+            <w:pPr>
+              <w:bidi/>
+              <w:spacing w:before="0" w:after="0"/>
+            </w:pPr>
+            <w:r>
+              <w:rPr>
+                <w:sz w:val="20"/>
+                <w:szCs w:val="20"/>
+                <w:rtl/>
+              </w:rPr>
+              <w:t xml:space="preserve">الخاصية padding هي المسافة الداخلية بين حدود البطاقة ومحتواها، وهنا 20 بكسل من كل الجهات حتى لا يلتصق النص بالإطار.</w:t>
+            </w:r>
+          </w:p>
+        </w:tc>
+      </w:tr>
+      <w:tr>
+        <w:tc>
+          <w:tcPr>
+            <w:tcW w:w="3600" w:type="dxa"/>
+          </w:tcPr>
+          <w:p>
+            <w:pPr>
+              <w:spacing w:before="0" w:after="0"/>
+              <w:jc w:val="left"/>
+            </w:pPr>
+            <w:r>
+              <w:rPr>
+                <w:rFonts w:ascii="Consolas" w:hAnsi="Consolas" w:cs="Arial"/>
+                <w:sz w:val="17"/>
+                <w:szCs w:val="17"/>
+              </w:rPr>
+              <w:t xml:space="preserve">border: 2px solid #3b82f6;</w:t>
+            </w:r>
+          </w:p>
+        </w:tc>
+        <w:tc>
+          <w:tcPr>
+            <w:tcW w:w="6038" w:type="dxa"/>
+          </w:tcPr>
+          <w:p>
+            <w:pPr>
+              <w:bidi/>
+              <w:spacing w:before="0" w:after="0"/>
+            </w:pPr>
+            <w:r>
+              <w:rPr>
+                <w:sz w:val="20"/>
+                <w:szCs w:val="20"/>
+                <w:rtl/>
+              </w:rPr>
+              <w:t xml:space="preserve">الخاصية border ترسم إطارًا حول البطاقة: سُمكه 2px، ونوعه solid أي خط متصل، ولونه #3b82f6 وهو أزرق.</w:t>
+            </w:r>
+          </w:p>
+        </w:tc>
+      </w:tr>
+      <w:tr>
+        <w:tc>
+          <w:tcPr>
+            <w:tcW w:w="3600" w:type="dxa"/>
+          </w:tcPr>
+          <w:p>
+            <w:pPr>
+              <w:spacing w:before="0" w:after="0"/>
+              <w:jc w:val="left"/>
+            </w:pPr>
+            <w:r>
+              <w:rPr>
+                <w:rFonts w:ascii="Consolas" w:hAnsi="Consolas" w:cs="Arial"/>
+                <w:sz w:val="17"/>
+                <w:szCs w:val="17"/>
+              </w:rPr>
+              <w:t xml:space="preserve">border-radius: 12px;</w:t>
+            </w:r>
+          </w:p>
+        </w:tc>
+        <w:tc>
+          <w:tcPr>
+            <w:tcW w:w="6038" w:type="dxa"/>
+          </w:tcPr>
+          <w:p>
+            <w:pPr>
+              <w:bidi/>
+              <w:spacing w:before="0" w:after="0"/>
+            </w:pPr>
+            <w:r>
+              <w:rPr>
+                <w:sz w:val="20"/>
+                <w:szCs w:val="20"/>
+                <w:rtl/>
+              </w:rPr>
+              <w:t xml:space="preserve">الخاصية border-radius تجعل زوايا البطاقة دائرية بدل أن تكون حادة، وكلما زاد الرقم زاد انحناء الزوايا.</w:t>
+            </w:r>
+          </w:p>
+        </w:tc>
+      </w:tr>
+      <w:tr>
+        <w:tc>
+          <w:tcPr>
+            <w:tcW w:w="3600" w:type="dxa"/>
+          </w:tcPr>
+          <w:p>
+            <w:pPr>
+              <w:spacing w:before="0" w:after="0"/>
+              <w:jc w:val="left"/>
+            </w:pPr>
+            <w:r>
+              <w:rPr>
+                <w:rFonts w:ascii="Consolas" w:hAnsi="Consolas" w:cs="Arial"/>
+                <w:sz w:val="17"/>
+                <w:szCs w:val="17"/>
+              </w:rPr>
+              <w:t xml:space="preserve">margin: 20px;</w:t>
+            </w:r>
+          </w:p>
+        </w:tc>
+        <w:tc>
+          <w:tcPr>
+            <w:tcW w:w="6038" w:type="dxa"/>
+          </w:tcPr>
+          <w:p>
+            <w:pPr>
+              <w:bidi/>
+              <w:spacing w:before="0" w:after="0"/>
+            </w:pPr>
+            <w:r>
+              <w:rPr>
+                <w:sz w:val="20"/>
+                <w:szCs w:val="20"/>
+                <w:rtl/>
+              </w:rPr>
+              <w:t xml:space="preserve">الخاصية margin هي المسافة الخارجية حول البطاقة، أي الفراغ بينها وبين ما حولها، وهنا 20 بكسل.</w:t>
+            </w:r>
+          </w:p>
+        </w:tc>
+      </w:tr>
+      <w:tr>
+        <w:tc>
+          <w:tcPr>
+            <w:tcW w:w="3600" w:type="dxa"/>
+          </w:tcPr>
+          <w:p>
+            <w:pPr>
+              <w:spacing w:before="0" w:after="0"/>
+              <w:jc w:val="left"/>
+            </w:pPr>
+            <w:r>
+              <w:rPr>
+                <w:rFonts w:ascii="Consolas" w:hAnsi="Consolas" w:cs="Arial"/>
+                <w:sz w:val="17"/>
+                <w:szCs w:val="17"/>
+              </w:rPr>
+              <w:t xml:space="preserve">width: 250px;</w:t>
+            </w:r>
+          </w:p>
+        </w:tc>
+        <w:tc>
+          <w:tcPr>
+            <w:tcW w:w="6038" w:type="dxa"/>
+          </w:tcPr>
+          <w:p>
+            <w:pPr>
+              <w:bidi/>
+              <w:spacing w:before="0" w:after="0"/>
+            </w:pPr>
+            <w:r>
+              <w:rPr>
+                <w:sz w:val="20"/>
+                <w:szCs w:val="20"/>
+                <w:rtl/>
+              </w:rPr>
+              <w:t xml:space="preserve">الخاصية width تحدد عرض البطاقة بـ 250 بكسل، بدل أن تمتد على عرض الصفحة كلها.</w:t>
+            </w:r>
+          </w:p>
+        </w:tc>
+      </w:tr>
+      <w:tr>
+        <w:tc>
+          <w:tcPr>
+            <w:tcW w:w="3600" w:type="dxa"/>
+          </w:tcPr>
+          <w:p>
+            <w:pPr>
+              <w:spacing w:before="0" w:after="0"/>
+              <w:jc w:val="left"/>
+            </w:pPr>
+            <w:r>
+              <w:rPr>
+                <w:rFonts w:ascii="Consolas" w:hAnsi="Consolas" w:cs="Arial"/>
+                <w:sz w:val="17"/>
+                <w:szCs w:val="17"/>
+              </w:rPr>
+              <w:t xml:space="preserve">}</w:t>
+            </w:r>
+          </w:p>
+        </w:tc>
+        <w:tc>
+          <w:tcPr>
+            <w:tcW w:w="6038" w:type="dxa"/>
+          </w:tcPr>
+          <w:p>
+            <w:pPr>
+              <w:bidi/>
+              <w:spacing w:before="0" w:after="0"/>
+            </w:pPr>
+            <w:r>
+              <w:rPr>
+                <w:sz w:val="20"/>
+                <w:szCs w:val="20"/>
+                <w:rtl/>
+              </w:rPr>
+              <w:t xml:space="preserve">القوس } يغلق قاعدة .card، فكل الخصائص بين القوسين تابعة لها.</w:t>
+            </w:r>
+          </w:p>
+        </w:tc>
+      </w:tr>
+      <w:tr>
+        <w:tc>
+          <w:tcPr>
+            <w:tcW w:w="3600" w:type="dxa"/>
+          </w:tcPr>
+          <w:p>
+            <w:pPr>
+              <w:spacing w:before="0" w:after="0"/>
+              <w:jc w:val="left"/>
+            </w:pPr>
+            <w:r>
+              <w:rPr>
+                <w:rFonts w:ascii="Consolas" w:hAnsi="Consolas" w:cs="Arial"/>
+                <w:sz w:val="17"/>
+                <w:szCs w:val="17"/>
+              </w:rPr>
+              <w:t xml:space="preserve">&lt;div class="card"&gt;</w:t>
+            </w:r>
+          </w:p>
+        </w:tc>
+        <w:tc>
+          <w:tcPr>
+            <w:tcW w:w="6038" w:type="dxa"/>
+          </w:tcPr>
+          <w:p>
+            <w:pPr>
+              <w:bidi/>
+              <w:spacing w:before="0" w:after="0"/>
+            </w:pPr>
+            <w:r>
+              <w:rPr>
+                <w:sz w:val="20"/>
+                <w:szCs w:val="20"/>
+                <w:rtl/>
+              </w:rPr>
+              <w:t xml:space="preserve">الوسم div حاوية عامة نجمع بداخلها عناصر أخرى. لأنه يحمل class="card" سيظهر بشكل البطاقة الموصوف في التنسيق.</w:t>
+            </w:r>
+          </w:p>
+        </w:tc>
+      </w:tr>
+      <w:tr>
+        <w:tc>
+          <w:tcPr>
+            <w:tcW w:w="3600" w:type="dxa"/>
+          </w:tcPr>
+          <w:p>
+            <w:pPr>
+              <w:spacing w:before="0" w:after="0"/>
+              <w:jc w:val="left"/>
+            </w:pPr>
+            <w:r>
+              <w:rPr>
+                <w:rFonts w:ascii="Consolas" w:hAnsi="Consolas" w:cs="Arial"/>
+                <w:sz w:val="17"/>
+                <w:szCs w:val="17"/>
+              </w:rPr>
+              <w:t xml:space="preserve">&lt;h3&gt;سارة أحمد&lt;/h3&gt;</w:t>
+            </w:r>
+          </w:p>
+        </w:tc>
+        <w:tc>
+          <w:tcPr>
+            <w:tcW w:w="6038" w:type="dxa"/>
+          </w:tcPr>
+          <w:p>
+            <w:pPr>
+              <w:bidi/>
+              <w:spacing w:before="0" w:after="0"/>
+            </w:pPr>
+            <w:r>
+              <w:rPr>
+                <w:sz w:val="20"/>
+                <w:szCs w:val="20"/>
+                <w:rtl/>
+              </w:rPr>
+              <w:t xml:space="preserve">عنوان h3 داخل البطاقة يعرض اسم المتدربة.</w:t>
+            </w:r>
+          </w:p>
+        </w:tc>
+      </w:tr>
+      <w:tr>
+        <w:tc>
+          <w:tcPr>
+            <w:tcW w:w="3600" w:type="dxa"/>
+          </w:tcPr>
+          <w:p>
+            <w:pPr>
+              <w:spacing w:before="0" w:after="0"/>
+              <w:jc w:val="left"/>
+            </w:pPr>
+            <w:r>
+              <w:rPr>
+                <w:rFonts w:ascii="Consolas" w:hAnsi="Consolas" w:cs="Arial"/>
+                <w:sz w:val="17"/>
+                <w:szCs w:val="17"/>
+              </w:rPr>
+              <w:t xml:space="preserve">&lt;p&gt;متدربة في دورة البرمجة&lt;/p&gt;</w:t>
+            </w:r>
+          </w:p>
+        </w:tc>
+        <w:tc>
+          <w:tcPr>
+            <w:tcW w:w="6038" w:type="dxa"/>
+          </w:tcPr>
+          <w:p>
+            <w:pPr>
+              <w:bidi/>
+              <w:spacing w:before="0" w:after="0"/>
+            </w:pPr>
+            <w:r>
+              <w:rPr>
+                <w:sz w:val="20"/>
+                <w:szCs w:val="20"/>
+                <w:rtl/>
+              </w:rPr>
+              <w:t xml:space="preserve">فقرة داخل البطاقة تعرض وصفًا قصيرًا تحت الاسم.</w:t>
+            </w:r>
+          </w:p>
+        </w:tc>
+      </w:tr>
+      <w:tr>
+        <w:tc>
+          <w:tcPr>
+            <w:tcW w:w="3600" w:type="dxa"/>
+          </w:tcPr>
+          <w:p>
+            <w:pPr>
+              <w:spacing w:before="0" w:after="0"/>
+              <w:jc w:val="left"/>
+            </w:pPr>
+            <w:r>
+              <w:rPr>
+                <w:rFonts w:ascii="Consolas" w:hAnsi="Consolas" w:cs="Arial"/>
+                <w:sz w:val="17"/>
+                <w:szCs w:val="17"/>
+              </w:rPr>
+              <w:t xml:space="preserve">&lt;/div&gt;</w:t>
+            </w:r>
+          </w:p>
+        </w:tc>
+        <w:tc>
+          <w:tcPr>
+            <w:tcW w:w="6038" w:type="dxa"/>
+          </w:tcPr>
+          <w:p>
+            <w:pPr>
+              <w:bidi/>
+              <w:spacing w:before="0" w:after="0"/>
+            </w:pPr>
+            <w:r>
+              <w:rPr>
+                <w:sz w:val="20"/>
+                <w:szCs w:val="20"/>
+                <w:rtl/>
+              </w:rPr>
+              <w:t xml:space="preserve">يغلق الحاوية div، فالعنوان والفقرة كلاهما داخل البطاقة.</w:t>
+            </w:r>
+          </w:p>
+        </w:tc>
+      </w:tr>
+    </w:tbl>
+    <w:p>
+      <w:pPr>
+        <w:bidi/>
+        <w:spacing w:before="0" w:after="120"/>
+      </w:pPr>
+      <w:r>
+        <w:rPr>
+          <w:sz w:val="8"/>
+          <w:szCs w:val="8"/>
+        </w:rPr>
+        <w:t xml:space="preserve"> </w:t>
+      </w:r>
+    </w:p>
+    <w:p>
+      <w:pPr>
+        <w:keepNext/>
+        <w:bidi/>
+        <w:spacing w:before="160" w:after="100"/>
+      </w:pPr>
+      <w:r>
+        <w:rPr>
+          <w:b/>
+          <w:bCs/>
+          <w:color w:val="18202B"/>
+          <w:sz w:val="25"/>
+          <w:szCs w:val="25"/>
+          <w:rtl/>
+        </w:rPr>
+        <w:t xml:space="preserve">4. ترتيب العناصر بـ Flexbox</w:t>
+      </w:r>
+    </w:p>
+    <w:p>
+      <w:pPr>
+        <w:bidi/>
+        <w:spacing w:before="0" w:after="120"/>
+      </w:pPr>
+      <w:r>
+        <w:rPr>
+          <w:rFonts w:ascii="Consolas" w:hAnsi="Consolas" w:cs="Arial"/>
+        </w:rPr>
+        <w:t xml:space="preserve">display: flex</w:t>
+      </w:r>
+      <w:r>
+        <w:rPr>
+          <w:rtl/>
+        </w:rPr>
+        <w:t xml:space="preserve"> يضع العناصر الأبناء بجانب بعضها. </w:t>
+      </w:r>
+      <w:r>
+        <w:rPr>
+          <w:rFonts w:ascii="Consolas" w:hAnsi="Consolas" w:cs="Arial"/>
+        </w:rPr>
+        <w:t xml:space="preserve">gap</w:t>
+      </w:r>
+      <w:r>
+        <w:rPr>
+          <w:rtl/>
+        </w:rPr>
+        <w:t xml:space="preserve"> يضع مسافة بينها، و</w:t>
+      </w:r>
+      <w:r>
+        <w:rPr>
+          <w:rFonts w:ascii="Consolas" w:hAnsi="Consolas" w:cs="Arial"/>
+        </w:rPr>
+        <w:t xml:space="preserve">justify-content</w:t>
+      </w:r>
+      <w:r>
+        <w:rPr>
+          <w:rtl/>
+        </w:rPr>
+        <w:t xml:space="preserve"> يحدد توزيعها.</w:t>
+      </w:r>
+    </w:p>
+    <w:p>
+      <w:pPr>
+        <w:keepNext/>
+        <w:shd w:val="clear" w:color="auto" w:fill="F3F4F6"/>
+        <w:spacing w:before="0" w:after="0"/>
+        <w:jc w:val="left"/>
+      </w:pPr>
+      <w:r>
+        <w:rPr>
+          <w:rFonts w:ascii="Consolas" w:hAnsi="Consolas" w:cs="Arial"/>
+          <w:b/>
+          <w:bCs/>
+          <w:color w:val="5B6575"/>
+          <w:sz w:val="18"/>
+          <w:szCs w:val="18"/>
+        </w:rPr>
+        <w:t xml:space="preserve">HTML</w:t>
+      </w:r>
+    </w:p>
+    <w:p>
+      <w:pPr>
+        <w:keepNext/>
+        <w:shd w:val="clear" w:color="auto" w:fill="F3F4F6"/>
+        <w:spacing w:before="0" w:after="0"/>
+        <w:jc w:val="left"/>
+      </w:pPr>
+      <w:r>
+        <w:rPr>
+          <w:rFonts w:ascii="Consolas" w:hAnsi="Consolas" w:cs="Arial"/>
+          <w:sz w:val="18"/>
+          <w:szCs w:val="18"/>
+        </w:rPr>
+        <w:t xml:space="preserve">&lt;style&gt;</w:t>
+      </w:r>
+    </w:p>
+    <w:p>
+      <w:pPr>
+        <w:keepNext/>
+        <w:shd w:val="clear" w:color="auto" w:fill="F3F4F6"/>
+        <w:spacing w:before="0" w:after="0"/>
+        <w:jc w:val="left"/>
+      </w:pPr>
+      <w:r>
+        <w:rPr>
+          <w:rFonts w:ascii="Consolas" w:hAnsi="Consolas" w:cs="Arial"/>
+          <w:sz w:val="18"/>
+          <w:szCs w:val="18"/>
+        </w:rPr>
+        <w:t xml:space="preserve">  nav { display: flex; gap: 16px; background: #1e293b; padding: 12px; }</w:t>
+      </w:r>
+    </w:p>
+    <w:p>
+      <w:pPr>
+        <w:keepNext/>
+        <w:shd w:val="clear" w:color="auto" w:fill="F3F4F6"/>
+        <w:spacing w:before="0" w:after="0"/>
+        <w:jc w:val="left"/>
+      </w:pPr>
+      <w:r>
+        <w:rPr>
+          <w:rFonts w:ascii="Consolas" w:hAnsi="Consolas" w:cs="Arial"/>
+          <w:sz w:val="18"/>
+          <w:szCs w:val="18"/>
+        </w:rPr>
+        <w:t xml:space="preserve">  nav a { color: white; text-decoration: none; }</w:t>
+      </w:r>
+    </w:p>
+    <w:p>
+      <w:pPr>
+        <w:keepNext/>
+        <w:shd w:val="clear" w:color="auto" w:fill="F3F4F6"/>
+        <w:spacing w:before="0" w:after="0"/>
+        <w:jc w:val="left"/>
+      </w:pPr>
+      <w:r>
+        <w:rPr>
+          <w:rFonts w:ascii="Consolas" w:hAnsi="Consolas" w:cs="Arial"/>
+          <w:sz w:val="18"/>
+          <w:szCs w:val="18"/>
+        </w:rPr>
+        <w:t xml:space="preserve">  nav a:hover { color: #fbbf24; }</w:t>
+      </w:r>
+    </w:p>
+    <w:p>
+      <w:pPr>
+        <w:keepNext/>
+        <w:shd w:val="clear" w:color="auto" w:fill="F3F4F6"/>
+        <w:spacing w:before="0" w:after="0"/>
+        <w:jc w:val="left"/>
+      </w:pPr>
+      <w:r>
+        <w:rPr>
+          <w:rFonts w:ascii="Consolas" w:hAnsi="Consolas" w:cs="Arial"/>
+          <w:sz w:val="18"/>
+          <w:szCs w:val="18"/>
+        </w:rPr>
+        <w:t xml:space="preserve">&lt;/style&gt;</w:t>
+      </w:r>
+    </w:p>
+    <w:p>
+      <w:pPr>
+        <w:keepNext/>
+        <w:shd w:val="clear" w:color="auto" w:fill="F3F4F6"/>
+        <w:spacing w:before="0" w:after="0"/>
+        <w:jc w:val="left"/>
+      </w:pPr>
+      <w:r>
+        <w:rPr>
+          <w:rFonts w:ascii="Consolas" w:hAnsi="Consolas" w:cs="Arial"/>
+          <w:sz w:val="18"/>
+          <w:szCs w:val="18"/>
+        </w:rPr>
+        <w:t xml:space="preserve">&lt;nav&gt;</w:t>
+      </w:r>
+    </w:p>
+    <w:p>
+      <w:pPr>
+        <w:keepNext/>
+        <w:shd w:val="clear" w:color="auto" w:fill="F3F4F6"/>
+        <w:spacing w:before="0" w:after="0"/>
+        <w:jc w:val="left"/>
+      </w:pPr>
+      <w:r>
+        <w:rPr>
+          <w:rFonts w:ascii="Consolas" w:hAnsi="Consolas" w:cs="Arial"/>
+          <w:sz w:val="18"/>
+          <w:szCs w:val="18"/>
+        </w:rPr>
+        <w:t xml:space="preserve">  &lt;a href="#"&gt;الرئيسية&lt;/a&gt;</w:t>
+      </w:r>
+    </w:p>
+    <w:p>
+      <w:pPr>
+        <w:keepNext/>
+        <w:shd w:val="clear" w:color="auto" w:fill="F3F4F6"/>
+        <w:spacing w:before="0" w:after="0"/>
+        <w:jc w:val="left"/>
+      </w:pPr>
+      <w:r>
+        <w:rPr>
+          <w:rFonts w:ascii="Consolas" w:hAnsi="Consolas" w:cs="Arial"/>
+          <w:sz w:val="18"/>
+          <w:szCs w:val="18"/>
+        </w:rPr>
+        <w:t xml:space="preserve">  &lt;a href="#"&gt;الطلاب&lt;/a&gt;</w:t>
+      </w:r>
+    </w:p>
+    <w:p>
+      <w:pPr>
+        <w:keepNext/>
+        <w:shd w:val="clear" w:color="auto" w:fill="F3F4F6"/>
+        <w:spacing w:before="0" w:after="0"/>
+        <w:jc w:val="left"/>
+      </w:pPr>
+      <w:r>
+        <w:rPr>
+          <w:rFonts w:ascii="Consolas" w:hAnsi="Consolas" w:cs="Arial"/>
+          <w:sz w:val="18"/>
+          <w:szCs w:val="18"/>
+        </w:rPr>
+        <w:t xml:space="preserve">  &lt;a href="#"&gt;التسجيل&lt;/a&gt;</w:t>
+      </w:r>
+    </w:p>
+    <w:p>
+      <w:pPr>
+        <w:keepNext/>
+        <w:shd w:val="clear" w:color="auto" w:fill="F3F4F6"/>
+        <w:spacing w:before="0" w:after="0"/>
+        <w:jc w:val="left"/>
+      </w:pPr>
+      <w:r>
+        <w:rPr>
+          <w:rFonts w:ascii="Consolas" w:hAnsi="Consolas" w:cs="Arial"/>
+          <w:sz w:val="18"/>
+          <w:szCs w:val="18"/>
+        </w:rPr>
+        <w:t xml:space="preserve">&lt;/nav&gt;</w:t>
+      </w:r>
+    </w:p>
+    <w:p>
+      <w:pPr>
+        <w:shd w:val="clear" w:color="auto" w:fill="F3F4F6"/>
+        <w:spacing w:before="0" w:after="120"/>
+        <w:jc w:val="left"/>
+      </w:pPr>
+      <w:r>
+        <w:rPr>
+          <w:sz w:val="8"/>
+          <w:szCs w:val="8"/>
+        </w:rPr>
+        <w:t xml:space="preserve"> </w:t>
+      </w:r>
+    </w:p>
+    <w:p>
+      <w:pPr>
+        <w:shd w:val="clear" w:color="auto" w:fill="DDF0EE"/>
+        <w:bidi/>
+        <w:spacing w:before="0" w:after="80"/>
+      </w:pPr>
+      <w:r>
+        <w:rPr>
+          <w:b/>
+          <w:bCs/>
+          <w:color w:val="0E6B66"/>
+          <w:rtl/>
+        </w:rPr>
+        <w:t xml:space="preserve">ماذا يفعل هذا الكود؟ </w:t>
+      </w:r>
+      <w:r>
+        <w:rPr>
+          <w:rtl/>
+        </w:rPr>
+        <w:t xml:space="preserve">يصنع هذا المثال شريط تنقل داكنًا فيه ثلاثة روابط بيضاء متجاورة في صف واحد، ويتغير لون الرابط إلى الأصفر عند مرور الفأرة فوقه.</w:t>
+      </w:r>
+    </w:p>
+    <w:tbl>
+      <w:tblPr>
+        <w:bidiVisual/>
+        <w:tblW w:w="5000" w:type="pct"/>
+        <w:tblBorders>
+          <w:top w:val="single" w:color="D9DEE5" w:sz="4"/>
+          <w:left w:val="single" w:color="D9DEE5" w:sz="4"/>
+          <w:bottom w:val="single" w:color="D9DEE5" w:sz="4"/>
+          <w:right w:val="single" w:color="D9DEE5" w:sz="4"/>
+          <w:insideH w:val="single" w:color="D9DEE5" w:sz="4"/>
+          <w:insideV w:val="single" w:color="D9DEE5" w:sz="4"/>
+        </w:tblBorders>
+        <w:tblCellMar>
+          <w:top w:w="60" w:type="dxa"/>
+          <w:left w:w="100" w:type="dxa"/>
+          <w:bottom w:w="60" w:type="dxa"/>
+          <w:right w:w="100" w:type="dxa"/>
+        </w:tblCellMar>
+      </w:tblPr>
+      <w:tblGrid>
+        <w:gridCol w:w="3600"/>
+        <w:gridCol w:w="6038"/>
+      </w:tblGrid>
+      <w:tr>
+        <w:tc>
+          <w:tcPr>
+            <w:tcW w:w="3600" w:type="dxa"/>
+            <w:shd w:val="clear" w:color="auto" w:fill="F3F4F6"/>
+          </w:tcPr>
+          <w:p>
+            <w:pPr>
+              <w:bidi/>
+              <w:spacing w:before="0" w:after="0"/>
+            </w:pPr>
+            <w:r>
+              <w:rPr>
+                <w:b/>
+                <w:bCs/>
+                <w:rtl/>
+              </w:rPr>
+              <w:t xml:space="preserve">السطر</w:t>
+            </w:r>
+          </w:p>
+        </w:tc>
+        <w:tc>
+          <w:tcPr>
+            <w:tcW w:w="6038" w:type="dxa"/>
+            <w:shd w:val="clear" w:color="auto" w:fill="F3F4F6"/>
+          </w:tcPr>
+          <w:p>
+            <w:pPr>
+              <w:bidi/>
+              <w:spacing w:before="0" w:after="0"/>
+            </w:pPr>
+            <w:r>
+              <w:rPr>
+                <w:b/>
+                <w:bCs/>
+                <w:rtl/>
+              </w:rPr>
+              <w:t xml:space="preserve">الشرح</w:t>
+            </w:r>
+          </w:p>
+        </w:tc>
+      </w:tr>
+      <w:tr>
+        <w:tc>
+          <w:tcPr>
+            <w:tcW w:w="3600" w:type="dxa"/>
+          </w:tcPr>
+          <w:p>
+            <w:pPr>
+              <w:spacing w:before="0" w:after="0"/>
+              <w:jc w:val="left"/>
+            </w:pPr>
+            <w:r>
+              <w:rPr>
+                <w:rFonts w:ascii="Consolas" w:hAnsi="Consolas" w:cs="Arial"/>
+                <w:sz w:val="17"/>
+                <w:szCs w:val="17"/>
+              </w:rPr>
+              <w:t xml:space="preserve">&lt;style&gt;</w:t>
+            </w:r>
+          </w:p>
+        </w:tc>
+        <w:tc>
+          <w:tcPr>
+            <w:tcW w:w="6038" w:type="dxa"/>
+          </w:tcPr>
+          <w:p>
+            <w:pPr>
+              <w:bidi/>
+              <w:spacing w:before="0" w:after="0"/>
+            </w:pPr>
+            <w:r>
+              <w:rPr>
+                <w:sz w:val="20"/>
+                <w:szCs w:val="20"/>
+                <w:rtl/>
+              </w:rPr>
+              <w:t xml:space="preserve">بداية قسم تنسيقات CSS.</w:t>
+            </w:r>
+          </w:p>
+        </w:tc>
+      </w:tr>
+      <w:tr>
+        <w:tc>
+          <w:tcPr>
+            <w:tcW w:w="3600" w:type="dxa"/>
+          </w:tcPr>
+          <w:p>
+            <w:pPr>
+              <w:spacing w:before="0" w:after="0"/>
+              <w:jc w:val="left"/>
+            </w:pPr>
+            <w:r>
+              <w:rPr>
+                <w:rFonts w:ascii="Consolas" w:hAnsi="Consolas" w:cs="Arial"/>
+                <w:sz w:val="17"/>
+                <w:szCs w:val="17"/>
+              </w:rPr>
+              <w:t xml:space="preserve">nav { display: flex; gap: 16px; background: #1e293b; padding: 12px; }</w:t>
+            </w:r>
+          </w:p>
+        </w:tc>
+        <w:tc>
+          <w:tcPr>
+            <w:tcW w:w="6038" w:type="dxa"/>
+          </w:tcPr>
+          <w:p>
+            <w:pPr>
+              <w:bidi/>
+              <w:spacing w:before="0" w:after="0"/>
+            </w:pPr>
+            <w:r>
+              <w:rPr>
+                <w:sz w:val="20"/>
+                <w:szCs w:val="20"/>
+                <w:rtl/>
+              </w:rPr>
+              <w:t xml:space="preserve">تنسيق شريط nav: الخاصية display: flex ترتّب العناصر التي بداخله بجانب بعضها في صف واحد، وgap: 16px تضع مسافة 16 بكسل بين كل عنصر والذي يليه. background تعطيه لونًا كحليًا داكنًا، وpadding مسافة داخلية 12 بكسل.</w:t>
+            </w:r>
+          </w:p>
+        </w:tc>
+      </w:tr>
+      <w:tr>
+        <w:tc>
+          <w:tcPr>
+            <w:tcW w:w="3600" w:type="dxa"/>
+          </w:tcPr>
+          <w:p>
+            <w:pPr>
+              <w:spacing w:before="0" w:after="0"/>
+              <w:jc w:val="left"/>
+            </w:pPr>
+            <w:r>
+              <w:rPr>
+                <w:rFonts w:ascii="Consolas" w:hAnsi="Consolas" w:cs="Arial"/>
+                <w:sz w:val="17"/>
+                <w:szCs w:val="17"/>
+              </w:rPr>
+              <w:t xml:space="preserve">nav a { color: white; text-decoration: none; }</w:t>
+            </w:r>
+          </w:p>
+        </w:tc>
+        <w:tc>
+          <w:tcPr>
+            <w:tcW w:w="6038" w:type="dxa"/>
+          </w:tcPr>
+          <w:p>
+            <w:pPr>
+              <w:bidi/>
+              <w:spacing w:before="0" w:after="0"/>
+            </w:pPr>
+            <w:r>
+              <w:rPr>
+                <w:sz w:val="20"/>
+                <w:szCs w:val="20"/>
+                <w:rtl/>
+              </w:rPr>
+              <w:t xml:space="preserve">المحدِّد nav a يعني «كل رابط a موجود داخل nav» فقط. color: white يجعل لون الروابط أبيض، وtext-decoration: none يزيل الخط الذي يظهر تحت الروابط عادةً.</w:t>
+            </w:r>
+          </w:p>
+        </w:tc>
+      </w:tr>
+      <w:tr>
+        <w:tc>
+          <w:tcPr>
+            <w:tcW w:w="3600" w:type="dxa"/>
+          </w:tcPr>
+          <w:p>
+            <w:pPr>
+              <w:spacing w:before="0" w:after="0"/>
+              <w:jc w:val="left"/>
+            </w:pPr>
+            <w:r>
+              <w:rPr>
+                <w:rFonts w:ascii="Consolas" w:hAnsi="Consolas" w:cs="Arial"/>
+                <w:sz w:val="17"/>
+                <w:szCs w:val="17"/>
+              </w:rPr>
+              <w:t xml:space="preserve">nav a:hover { color: #fbbf24; }</w:t>
+            </w:r>
+          </w:p>
+        </w:tc>
+        <w:tc>
+          <w:tcPr>
+            <w:tcW w:w="6038" w:type="dxa"/>
+          </w:tcPr>
+          <w:p>
+            <w:pPr>
+              <w:bidi/>
+              <w:spacing w:before="0" w:after="0"/>
+            </w:pPr>
+            <w:r>
+              <w:rPr>
+                <w:sz w:val="20"/>
+                <w:szCs w:val="20"/>
+                <w:rtl/>
+              </w:rPr>
+              <w:t xml:space="preserve">الإضافة :hover تعني «عندما تمر الفأرة فوق العنصر». فعندما تضع الفأرة على أي رابط يتغير لونه إلى #fbbf24 وهو أصفر ذهبي، ويعود أبيض عند إبعادها.</w:t>
+            </w:r>
+          </w:p>
+        </w:tc>
+      </w:tr>
+      <w:tr>
+        <w:tc>
+          <w:tcPr>
+            <w:tcW w:w="3600" w:type="dxa"/>
+          </w:tcPr>
+          <w:p>
+            <w:pPr>
+              <w:spacing w:before="0" w:after="0"/>
+              <w:jc w:val="left"/>
+            </w:pPr>
+            <w:r>
+              <w:rPr>
+                <w:rFonts w:ascii="Consolas" w:hAnsi="Consolas" w:cs="Arial"/>
+                <w:sz w:val="17"/>
+                <w:szCs w:val="17"/>
+              </w:rPr>
+              <w:t xml:space="preserve">&lt;/style&gt;</w:t>
+            </w:r>
+          </w:p>
+        </w:tc>
+        <w:tc>
+          <w:tcPr>
+            <w:tcW w:w="6038" w:type="dxa"/>
+          </w:tcPr>
+          <w:p>
+            <w:pPr>
+              <w:bidi/>
+              <w:spacing w:before="0" w:after="0"/>
+            </w:pPr>
+            <w:r>
+              <w:rPr>
+                <w:sz w:val="20"/>
+                <w:szCs w:val="20"/>
+                <w:rtl/>
+              </w:rPr>
+              <w:t xml:space="preserve">يغلق قسم التنسيقات.</w:t>
+            </w:r>
+          </w:p>
+        </w:tc>
+      </w:tr>
+      <w:tr>
+        <w:tc>
+          <w:tcPr>
+            <w:tcW w:w="3600" w:type="dxa"/>
+          </w:tcPr>
+          <w:p>
+            <w:pPr>
+              <w:spacing w:before="0" w:after="0"/>
+              <w:jc w:val="left"/>
+            </w:pPr>
+            <w:r>
+              <w:rPr>
+                <w:rFonts w:ascii="Consolas" w:hAnsi="Consolas" w:cs="Arial"/>
+                <w:sz w:val="17"/>
+                <w:szCs w:val="17"/>
+              </w:rPr>
+              <w:t xml:space="preserve">&lt;nav&gt;</w:t>
+            </w:r>
+          </w:p>
+        </w:tc>
+        <w:tc>
+          <w:tcPr>
+            <w:tcW w:w="6038" w:type="dxa"/>
+          </w:tcPr>
+          <w:p>
+            <w:pPr>
+              <w:bidi/>
+              <w:spacing w:before="0" w:after="0"/>
+            </w:pPr>
+            <w:r>
+              <w:rPr>
+                <w:sz w:val="20"/>
+                <w:szCs w:val="20"/>
+                <w:rtl/>
+              </w:rPr>
+              <w:t xml:space="preserve">الوسم nav يمثل شريط التنقل، وسيأخذ الخلفية الداكنة وترتيب flex من التنسيق أعلاه.</w:t>
+            </w:r>
+          </w:p>
+        </w:tc>
+      </w:tr>
+      <w:tr>
+        <w:tc>
+          <w:tcPr>
+            <w:tcW w:w="3600" w:type="dxa"/>
+          </w:tcPr>
+          <w:p>
+            <w:pPr>
+              <w:spacing w:before="0" w:after="0"/>
+              <w:jc w:val="left"/>
+            </w:pPr>
+            <w:r>
+              <w:rPr>
+                <w:rFonts w:ascii="Consolas" w:hAnsi="Consolas" w:cs="Arial"/>
+                <w:sz w:val="17"/>
+                <w:szCs w:val="17"/>
+              </w:rPr>
+              <w:t xml:space="preserve">&lt;a href="#"&gt;الرئيسية&lt;/a&gt;</w:t>
+            </w:r>
+          </w:p>
+        </w:tc>
+        <w:tc>
+          <w:tcPr>
+            <w:tcW w:w="6038" w:type="dxa"/>
+          </w:tcPr>
+          <w:p>
+            <w:pPr>
+              <w:bidi/>
+              <w:spacing w:before="0" w:after="0"/>
+            </w:pPr>
+            <w:r>
+              <w:rPr>
+                <w:sz w:val="20"/>
+                <w:szCs w:val="20"/>
+                <w:rtl/>
+              </w:rPr>
+              <w:t xml:space="preserve">رابط a مؤقت (href="#" لا ينقل لصفحة أخرى). هذا الرابط والرابطان بعده يظهرون بجانب بعضهم بلون أبيض بفضل display: flex.</w:t>
+            </w:r>
+          </w:p>
+        </w:tc>
+      </w:tr>
+      <w:tr>
+        <w:tc>
+          <w:tcPr>
+            <w:tcW w:w="3600" w:type="dxa"/>
+          </w:tcPr>
+          <w:p>
+            <w:pPr>
+              <w:spacing w:before="0" w:after="0"/>
+              <w:jc w:val="left"/>
+            </w:pPr>
+            <w:r>
+              <w:rPr>
+                <w:rFonts w:ascii="Consolas" w:hAnsi="Consolas" w:cs="Arial"/>
+                <w:sz w:val="17"/>
+                <w:szCs w:val="17"/>
+              </w:rPr>
+              <w:t xml:space="preserve">&lt;/nav&gt;</w:t>
+            </w:r>
+          </w:p>
+        </w:tc>
+        <w:tc>
+          <w:tcPr>
+            <w:tcW w:w="6038" w:type="dxa"/>
+          </w:tcPr>
+          <w:p>
+            <w:pPr>
+              <w:bidi/>
+              <w:spacing w:before="0" w:after="0"/>
+            </w:pPr>
+            <w:r>
+              <w:rPr>
+                <w:sz w:val="20"/>
+                <w:szCs w:val="20"/>
+                <w:rtl/>
+              </w:rPr>
+              <w:t xml:space="preserve">يغلق شريط التنقل.</w:t>
+            </w:r>
+          </w:p>
+        </w:tc>
+      </w:tr>
+    </w:tbl>
+    <w:p>
+      <w:pPr>
+        <w:bidi/>
+        <w:spacing w:before="0" w:after="120"/>
+      </w:pPr>
+      <w:r>
+        <w:rPr>
+          <w:sz w:val="8"/>
+          <w:szCs w:val="8"/>
+        </w:rPr>
+        <w:t xml:space="preserve"> </w:t>
+      </w:r>
+    </w:p>
+    <w:p>
+      <w:pPr>
+        <w:shd w:val="clear" w:color="auto" w:fill="DDF0EE"/>
+        <w:bidi/>
+        <w:spacing w:before="0" w:after="160"/>
+      </w:pPr>
+      <w:r>
+        <w:rPr>
+          <w:b/>
+          <w:bCs/>
+          <w:color w:val="0E6B66"/>
+          <w:rtl/>
+        </w:rPr>
+        <w:t xml:space="preserve">ملاحظة: </w:t>
+      </w:r>
+      <w:r>
+        <w:rPr>
+          <w:rtl/>
+        </w:rPr>
+        <w:t xml:space="preserve">:hover تنسيق يظهر عند مرور الفأرة فوق العنصر.</w:t>
+      </w:r>
+    </w:p>
+    <w:p>
+      <w:pPr>
+        <w:keepNext/>
+        <w:bidi/>
+        <w:spacing w:before="280" w:after="100"/>
+      </w:pPr>
+      <w:r>
+        <w:rPr>
+          <w:b/>
+          <w:bCs/>
+          <w:color w:val="0E6B66"/>
+          <w:sz w:val="30"/>
+          <w:szCs w:val="30"/>
+          <w:rtl/>
+        </w:rPr>
+        <w:t xml:space="preserve">التمارين العملية</w:t>
+      </w:r>
+    </w:p>
+    <w:p>
+      <w:pPr>
+        <w:keepNext/>
+        <w:bidi/>
+        <w:spacing w:before="160" w:after="100"/>
+      </w:pPr>
+      <w:r>
+        <w:rPr>
+          <w:b/>
+          <w:bCs/>
+          <w:color w:val="18202B"/>
+          <w:sz w:val="25"/>
+          <w:szCs w:val="25"/>
+          <w:rtl/>
+        </w:rPr>
+        <w:t xml:space="preserve">تمرين 1: نسّق صفحة التعريف (سهل)</w:t>
+      </w:r>
+    </w:p>
+    <w:p>
+      <w:pPr>
+        <w:bidi/>
+        <w:spacing w:before="0" w:after="120"/>
+      </w:pPr>
+      <w:r>
+        <w:rPr>
+          <w:rtl/>
+        </w:rPr>
+        <w:t xml:space="preserve">أضف CSS لصفحة يوم 1: لون خلفية فاتح، عنوان رئيسي بلون مختلف ومتوسط، خط Tahoma، وصورة بحواف دائرية (border-radius).</w:t>
+      </w:r>
+    </w:p>
+    <w:p>
+      <w:pPr>
+        <w:keepNext/>
+        <w:bidi/>
+        <w:spacing w:before="0" w:after="60"/>
+      </w:pPr>
+      <w:r>
+        <w:rPr>
+          <w:b/>
+          <w:bCs/>
+          <w:color w:val="0E6B66"/>
+          <w:rtl/>
+        </w:rPr>
+        <w:t xml:space="preserve">الحل المقترح:</w:t>
+      </w:r>
+    </w:p>
+    <w:p>
+      <w:pPr>
+        <w:keepNext/>
+        <w:shd w:val="clear" w:color="auto" w:fill="F3F4F6"/>
+        <w:spacing w:before="0" w:after="0"/>
+        <w:jc w:val="left"/>
+      </w:pPr>
+      <w:r>
+        <w:rPr>
+          <w:rFonts w:ascii="Consolas" w:hAnsi="Consolas" w:cs="Arial"/>
+          <w:b/>
+          <w:bCs/>
+          <w:color w:val="5B6575"/>
+          <w:sz w:val="18"/>
+          <w:szCs w:val="18"/>
+        </w:rPr>
+        <w:t xml:space="preserve">HTML</w:t>
+      </w:r>
+    </w:p>
+    <w:p>
+      <w:pPr>
+        <w:keepNext/>
+        <w:shd w:val="clear" w:color="auto" w:fill="F3F4F6"/>
+        <w:spacing w:before="0" w:after="0"/>
+        <w:jc w:val="left"/>
+      </w:pPr>
+      <w:r>
+        <w:rPr>
+          <w:rFonts w:ascii="Consolas" w:hAnsi="Consolas" w:cs="Arial"/>
+          <w:sz w:val="18"/>
+          <w:szCs w:val="18"/>
+        </w:rPr>
+        <w:t xml:space="preserve">&lt;style&gt;</w:t>
+      </w:r>
+    </w:p>
+    <w:p>
+      <w:pPr>
+        <w:keepNext/>
+        <w:shd w:val="clear" w:color="auto" w:fill="F3F4F6"/>
+        <w:spacing w:before="0" w:after="0"/>
+        <w:jc w:val="left"/>
+      </w:pPr>
+      <w:r>
+        <w:rPr>
+          <w:rFonts w:ascii="Consolas" w:hAnsi="Consolas" w:cs="Arial"/>
+          <w:sz w:val="18"/>
+          <w:szCs w:val="18"/>
+        </w:rPr>
+        <w:t xml:space="preserve">  body { background: #eef2f7; font-family: Tahoma; }</w:t>
+      </w:r>
+    </w:p>
+    <w:p>
+      <w:pPr>
+        <w:keepNext/>
+        <w:shd w:val="clear" w:color="auto" w:fill="F3F4F6"/>
+        <w:spacing w:before="0" w:after="0"/>
+        <w:jc w:val="left"/>
+      </w:pPr>
+      <w:r>
+        <w:rPr>
+          <w:rFonts w:ascii="Consolas" w:hAnsi="Consolas" w:cs="Arial"/>
+          <w:sz w:val="18"/>
+          <w:szCs w:val="18"/>
+        </w:rPr>
+        <w:t xml:space="preserve">  h1 { color: #0f766e; text-align: center; }</w:t>
+      </w:r>
+    </w:p>
+    <w:p>
+      <w:pPr>
+        <w:keepNext/>
+        <w:shd w:val="clear" w:color="auto" w:fill="F3F4F6"/>
+        <w:spacing w:before="0" w:after="0"/>
+        <w:jc w:val="left"/>
+      </w:pPr>
+      <w:r>
+        <w:rPr>
+          <w:rFonts w:ascii="Consolas" w:hAnsi="Consolas" w:cs="Arial"/>
+          <w:sz w:val="18"/>
+          <w:szCs w:val="18"/>
+        </w:rPr>
+        <w:t xml:space="preserve">  img { border-radius: 50%; display: block; margin: auto; }</w:t>
+      </w:r>
+    </w:p>
+    <w:p>
+      <w:pPr>
+        <w:keepNext/>
+        <w:shd w:val="clear" w:color="auto" w:fill="F3F4F6"/>
+        <w:spacing w:before="0" w:after="0"/>
+        <w:jc w:val="left"/>
+      </w:pPr>
+      <w:r>
+        <w:rPr>
+          <w:rFonts w:ascii="Consolas" w:hAnsi="Consolas" w:cs="Arial"/>
+          <w:sz w:val="18"/>
+          <w:szCs w:val="18"/>
+        </w:rPr>
+        <w:t xml:space="preserve">&lt;/style&gt;</w:t>
+      </w:r>
+    </w:p>
+    <w:p>
+      <w:pPr>
+        <w:keepNext/>
+        <w:shd w:val="clear" w:color="auto" w:fill="F3F4F6"/>
+        <w:spacing w:before="0" w:after="0"/>
+        <w:jc w:val="left"/>
+      </w:pPr>
+      <w:r>
+        <w:rPr>
+          <w:rFonts w:ascii="Consolas" w:hAnsi="Consolas" w:cs="Arial"/>
+          <w:sz w:val="18"/>
+          <w:szCs w:val="18"/>
+        </w:rPr>
+        <w:t xml:space="preserve">&lt;h1&gt;أحمد علي&lt;/h1&gt;</w:t>
+      </w:r>
+    </w:p>
+    <w:p>
+      <w:pPr>
+        <w:keepNext/>
+        <w:shd w:val="clear" w:color="auto" w:fill="F3F4F6"/>
+        <w:spacing w:before="0" w:after="0"/>
+        <w:jc w:val="left"/>
+      </w:pPr>
+      <w:r>
+        <w:rPr>
+          <w:rFonts w:ascii="Consolas" w:hAnsi="Consolas" w:cs="Arial"/>
+          <w:sz w:val="18"/>
+          <w:szCs w:val="18"/>
+        </w:rPr>
+        <w:t xml:space="preserve">&lt;img src="https://placehold.co/150" alt="صورتي"&gt;</w:t>
+      </w:r>
+    </w:p>
+    <w:p>
+      <w:pPr>
+        <w:keepNext/>
+        <w:shd w:val="clear" w:color="auto" w:fill="F3F4F6"/>
+        <w:spacing w:before="0" w:after="0"/>
+        <w:jc w:val="left"/>
+      </w:pPr>
+      <w:r>
+        <w:rPr>
+          <w:rFonts w:ascii="Consolas" w:hAnsi="Consolas" w:cs="Arial"/>
+          <w:sz w:val="18"/>
+          <w:szCs w:val="18"/>
+        </w:rPr>
+        <w:t xml:space="preserve">&lt;p&gt;أنا طالب أحب البرمجة.&lt;/p&gt;</w:t>
+      </w:r>
+    </w:p>
+    <w:p>
+      <w:pPr>
+        <w:shd w:val="clear" w:color="auto" w:fill="F3F4F6"/>
+        <w:spacing w:before="0" w:after="120"/>
+        <w:jc w:val="left"/>
+      </w:pPr>
+      <w:r>
+        <w:rPr>
+          <w:sz w:val="8"/>
+          <w:szCs w:val="8"/>
+        </w:rPr>
+        <w:t xml:space="preserve"> </w:t>
+      </w:r>
+    </w:p>
+    <w:p>
+      <w:pPr>
+        <w:shd w:val="clear" w:color="auto" w:fill="DDF0EE"/>
+        <w:bidi/>
+        <w:spacing w:before="0" w:after="80"/>
+      </w:pPr>
+      <w:r>
+        <w:rPr>
+          <w:b/>
+          <w:bCs/>
+          <w:color w:val="0E6B66"/>
+          <w:rtl/>
+        </w:rPr>
+        <w:t xml:space="preserve">ماذا يفعل هذا الكود؟ </w:t>
+      </w:r>
+      <w:r>
+        <w:rPr>
+          <w:rtl/>
+        </w:rPr>
+        <w:t xml:space="preserve">يعرض هذا الحل صفحة تعريف بخلفية زرقاء فاتحة، فيها اسم في الوسط بلون أخضر مزرق، وتحته صورة دائرية في منتصف الصفحة، ثم جملة تعريفية.</w:t>
+      </w:r>
+    </w:p>
+    <w:tbl>
+      <w:tblPr>
+        <w:bidiVisual/>
+        <w:tblW w:w="5000" w:type="pct"/>
+        <w:tblBorders>
+          <w:top w:val="single" w:color="D9DEE5" w:sz="4"/>
+          <w:left w:val="single" w:color="D9DEE5" w:sz="4"/>
+          <w:bottom w:val="single" w:color="D9DEE5" w:sz="4"/>
+          <w:right w:val="single" w:color="D9DEE5" w:sz="4"/>
+          <w:insideH w:val="single" w:color="D9DEE5" w:sz="4"/>
+          <w:insideV w:val="single" w:color="D9DEE5" w:sz="4"/>
+        </w:tblBorders>
+        <w:tblCellMar>
+          <w:top w:w="60" w:type="dxa"/>
+          <w:left w:w="100" w:type="dxa"/>
+          <w:bottom w:w="60" w:type="dxa"/>
+          <w:right w:w="100" w:type="dxa"/>
+        </w:tblCellMar>
+      </w:tblPr>
+      <w:tblGrid>
+        <w:gridCol w:w="3600"/>
+        <w:gridCol w:w="6038"/>
+      </w:tblGrid>
+      <w:tr>
+        <w:tc>
+          <w:tcPr>
+            <w:tcW w:w="3600" w:type="dxa"/>
+            <w:shd w:val="clear" w:color="auto" w:fill="F3F4F6"/>
+          </w:tcPr>
+          <w:p>
+            <w:pPr>
+              <w:bidi/>
+              <w:spacing w:before="0" w:after="0"/>
+            </w:pPr>
+            <w:r>
+              <w:rPr>
+                <w:b/>
+                <w:bCs/>
+                <w:rtl/>
+              </w:rPr>
+              <w:t xml:space="preserve">السطر</w:t>
+            </w:r>
+          </w:p>
+        </w:tc>
+        <w:tc>
+          <w:tcPr>
+            <w:tcW w:w="6038" w:type="dxa"/>
+            <w:shd w:val="clear" w:color="auto" w:fill="F3F4F6"/>
+          </w:tcPr>
+          <w:p>
+            <w:pPr>
+              <w:bidi/>
+              <w:spacing w:before="0" w:after="0"/>
+            </w:pPr>
+            <w:r>
+              <w:rPr>
+                <w:b/>
+                <w:bCs/>
+                <w:rtl/>
+              </w:rPr>
+              <w:t xml:space="preserve">الشرح</w:t>
+            </w:r>
+          </w:p>
+        </w:tc>
+      </w:tr>
+      <w:tr>
+        <w:tc>
+          <w:tcPr>
+            <w:tcW w:w="3600" w:type="dxa"/>
+          </w:tcPr>
+          <w:p>
+            <w:pPr>
+              <w:spacing w:before="0" w:after="0"/>
+              <w:jc w:val="left"/>
+            </w:pPr>
+            <w:r>
+              <w:rPr>
+                <w:rFonts w:ascii="Consolas" w:hAnsi="Consolas" w:cs="Arial"/>
+                <w:sz w:val="17"/>
+                <w:szCs w:val="17"/>
+              </w:rPr>
+              <w:t xml:space="preserve">&lt;style&gt;</w:t>
+            </w:r>
+          </w:p>
+        </w:tc>
+        <w:tc>
+          <w:tcPr>
+            <w:tcW w:w="6038" w:type="dxa"/>
+          </w:tcPr>
+          <w:p>
+            <w:pPr>
+              <w:bidi/>
+              <w:spacing w:before="0" w:after="0"/>
+            </w:pPr>
+            <w:r>
+              <w:rPr>
+                <w:sz w:val="20"/>
+                <w:szCs w:val="20"/>
+                <w:rtl/>
+              </w:rPr>
+              <w:t xml:space="preserve">بداية قسم تنسيقات CSS.</w:t>
+            </w:r>
+          </w:p>
+        </w:tc>
+      </w:tr>
+      <w:tr>
+        <w:tc>
+          <w:tcPr>
+            <w:tcW w:w="3600" w:type="dxa"/>
+          </w:tcPr>
+          <w:p>
+            <w:pPr>
+              <w:spacing w:before="0" w:after="0"/>
+              <w:jc w:val="left"/>
+            </w:pPr>
+            <w:r>
+              <w:rPr>
+                <w:rFonts w:ascii="Consolas" w:hAnsi="Consolas" w:cs="Arial"/>
+                <w:sz w:val="17"/>
+                <w:szCs w:val="17"/>
+              </w:rPr>
+              <w:t xml:space="preserve">body { background: #eef2f7; font-family: Tahoma; }</w:t>
+            </w:r>
+          </w:p>
+        </w:tc>
+        <w:tc>
+          <w:tcPr>
+            <w:tcW w:w="6038" w:type="dxa"/>
+          </w:tcPr>
+          <w:p>
+            <w:pPr>
+              <w:bidi/>
+              <w:spacing w:before="0" w:after="0"/>
+            </w:pPr>
+            <w:r>
+              <w:rPr>
+                <w:sz w:val="20"/>
+                <w:szCs w:val="20"/>
+                <w:rtl/>
+              </w:rPr>
+              <w:t xml:space="preserve">تنسيق الصفحة كلها: خلفية بلون #eef2f7 (أزرق رمادي فاتح جدًا)، والخط Tahoma.</w:t>
+            </w:r>
+          </w:p>
+        </w:tc>
+      </w:tr>
+      <w:tr>
+        <w:tc>
+          <w:tcPr>
+            <w:tcW w:w="3600" w:type="dxa"/>
+          </w:tcPr>
+          <w:p>
+            <w:pPr>
+              <w:spacing w:before="0" w:after="0"/>
+              <w:jc w:val="left"/>
+            </w:pPr>
+            <w:r>
+              <w:rPr>
+                <w:rFonts w:ascii="Consolas" w:hAnsi="Consolas" w:cs="Arial"/>
+                <w:sz w:val="17"/>
+                <w:szCs w:val="17"/>
+              </w:rPr>
+              <w:t xml:space="preserve">h1 { color: #0f766e; text-align: center; }</w:t>
+            </w:r>
+          </w:p>
+        </w:tc>
+        <w:tc>
+          <w:tcPr>
+            <w:tcW w:w="6038" w:type="dxa"/>
+          </w:tcPr>
+          <w:p>
+            <w:pPr>
+              <w:bidi/>
+              <w:spacing w:before="0" w:after="0"/>
+            </w:pPr>
+            <w:r>
+              <w:rPr>
+                <w:sz w:val="20"/>
+                <w:szCs w:val="20"/>
+                <w:rtl/>
+              </w:rPr>
+              <w:t xml:space="preserve">العنوان h1 يظهر بلون #0f766e (أخضر مزرق) وفي منتصف السطر بفضل text-align: center.</w:t>
+            </w:r>
+          </w:p>
+        </w:tc>
+      </w:tr>
+      <w:tr>
+        <w:tc>
+          <w:tcPr>
+            <w:tcW w:w="3600" w:type="dxa"/>
+          </w:tcPr>
+          <w:p>
+            <w:pPr>
+              <w:spacing w:before="0" w:after="0"/>
+              <w:jc w:val="left"/>
+            </w:pPr>
+            <w:r>
+              <w:rPr>
+                <w:rFonts w:ascii="Consolas" w:hAnsi="Consolas" w:cs="Arial"/>
+                <w:sz w:val="17"/>
+                <w:szCs w:val="17"/>
+              </w:rPr>
+              <w:t xml:space="preserve">img { border-radius: 50%; display: block; margin: auto; }</w:t>
+            </w:r>
+          </w:p>
+        </w:tc>
+        <w:tc>
+          <w:tcPr>
+            <w:tcW w:w="6038" w:type="dxa"/>
+          </w:tcPr>
+          <w:p>
+            <w:pPr>
+              <w:bidi/>
+              <w:spacing w:before="0" w:after="0"/>
+            </w:pPr>
+            <w:r>
+              <w:rPr>
+                <w:sz w:val="20"/>
+                <w:szCs w:val="20"/>
+                <w:rtl/>
+              </w:rPr>
+              <w:t xml:space="preserve">تنسيق الصورة: border-radius: 50% يجعل الصورة المربعة دائرة كاملة. display: block يجعل الصورة تأخذ سطرًا خاصًا بها، وmargin: auto يوزع المسافة الفارغة على الجانبين بالتساوي فتصبح الصورة في منتصف الصفحة أفقيًا.</w:t>
+            </w:r>
+          </w:p>
+        </w:tc>
+      </w:tr>
+      <w:tr>
+        <w:tc>
+          <w:tcPr>
+            <w:tcW w:w="3600" w:type="dxa"/>
+          </w:tcPr>
+          <w:p>
+            <w:pPr>
+              <w:spacing w:before="0" w:after="0"/>
+              <w:jc w:val="left"/>
+            </w:pPr>
+            <w:r>
+              <w:rPr>
+                <w:rFonts w:ascii="Consolas" w:hAnsi="Consolas" w:cs="Arial"/>
+                <w:sz w:val="17"/>
+                <w:szCs w:val="17"/>
+              </w:rPr>
+              <w:t xml:space="preserve">&lt;/style&gt;</w:t>
+            </w:r>
+          </w:p>
+        </w:tc>
+        <w:tc>
+          <w:tcPr>
+            <w:tcW w:w="6038" w:type="dxa"/>
+          </w:tcPr>
+          <w:p>
+            <w:pPr>
+              <w:bidi/>
+              <w:spacing w:before="0" w:after="0"/>
+            </w:pPr>
+            <w:r>
+              <w:rPr>
+                <w:sz w:val="20"/>
+                <w:szCs w:val="20"/>
+                <w:rtl/>
+              </w:rPr>
+              <w:t xml:space="preserve">يغلق قسم التنسيقات.</w:t>
+            </w:r>
+          </w:p>
+        </w:tc>
+      </w:tr>
+      <w:tr>
+        <w:tc>
+          <w:tcPr>
+            <w:tcW w:w="3600" w:type="dxa"/>
+          </w:tcPr>
+          <w:p>
+            <w:pPr>
+              <w:spacing w:before="0" w:after="0"/>
+              <w:jc w:val="left"/>
+            </w:pPr>
+            <w:r>
+              <w:rPr>
+                <w:rFonts w:ascii="Consolas" w:hAnsi="Consolas" w:cs="Arial"/>
+                <w:sz w:val="17"/>
+                <w:szCs w:val="17"/>
+              </w:rPr>
+              <w:t xml:space="preserve">&lt;h1&gt;أحمد علي&lt;/h1&gt;</w:t>
+            </w:r>
+          </w:p>
+        </w:tc>
+        <w:tc>
+          <w:tcPr>
+            <w:tcW w:w="6038" w:type="dxa"/>
+          </w:tcPr>
+          <w:p>
+            <w:pPr>
+              <w:bidi/>
+              <w:spacing w:before="0" w:after="0"/>
+            </w:pPr>
+            <w:r>
+              <w:rPr>
+                <w:sz w:val="20"/>
+                <w:szCs w:val="20"/>
+                <w:rtl/>
+              </w:rPr>
+              <w:t xml:space="preserve">عنوان h1 يعرض الاسم بالتنسيق المحدد أعلاه.</w:t>
+            </w:r>
+          </w:p>
+        </w:tc>
+      </w:tr>
+      <w:tr>
+        <w:tc>
+          <w:tcPr>
+            <w:tcW w:w="3600" w:type="dxa"/>
+          </w:tcPr>
+          <w:p>
+            <w:pPr>
+              <w:spacing w:before="0" w:after="0"/>
+              <w:jc w:val="left"/>
+            </w:pPr>
+            <w:r>
+              <w:rPr>
+                <w:rFonts w:ascii="Consolas" w:hAnsi="Consolas" w:cs="Arial"/>
+                <w:sz w:val="17"/>
+                <w:szCs w:val="17"/>
+              </w:rPr>
+              <w:t xml:space="preserve">&lt;img src="https://placehold.co/150" alt="صورتي"&gt;</w:t>
+            </w:r>
+          </w:p>
+        </w:tc>
+        <w:tc>
+          <w:tcPr>
+            <w:tcW w:w="6038" w:type="dxa"/>
+          </w:tcPr>
+          <w:p>
+            <w:pPr>
+              <w:bidi/>
+              <w:spacing w:before="0" w:after="0"/>
+            </w:pPr>
+            <w:r>
+              <w:rPr>
+                <w:sz w:val="20"/>
+                <w:szCs w:val="20"/>
+                <w:rtl/>
+              </w:rPr>
+              <w:t xml:space="preserve">صورة تجريبية مربعة بحجم 150 بكسل، وستظهر دائرية وفي المنتصف بسبب قاعدة img.</w:t>
+            </w:r>
+          </w:p>
+        </w:tc>
+      </w:tr>
+      <w:tr>
+        <w:tc>
+          <w:tcPr>
+            <w:tcW w:w="3600" w:type="dxa"/>
+          </w:tcPr>
+          <w:p>
+            <w:pPr>
+              <w:spacing w:before="0" w:after="0"/>
+              <w:jc w:val="left"/>
+            </w:pPr>
+            <w:r>
+              <w:rPr>
+                <w:rFonts w:ascii="Consolas" w:hAnsi="Consolas" w:cs="Arial"/>
+                <w:sz w:val="17"/>
+                <w:szCs w:val="17"/>
+              </w:rPr>
+              <w:t xml:space="preserve">&lt;p&gt;أنا طالب أحب البرمجة.&lt;/p&gt;</w:t>
+            </w:r>
+          </w:p>
+        </w:tc>
+        <w:tc>
+          <w:tcPr>
+            <w:tcW w:w="6038" w:type="dxa"/>
+          </w:tcPr>
+          <w:p>
+            <w:pPr>
+              <w:bidi/>
+              <w:spacing w:before="0" w:after="0"/>
+            </w:pPr>
+            <w:r>
+              <w:rPr>
+                <w:sz w:val="20"/>
+                <w:szCs w:val="20"/>
+                <w:rtl/>
+              </w:rPr>
+              <w:t xml:space="preserve">فقرة تعريفية تظهر تحت الصورة.</w:t>
+            </w:r>
+          </w:p>
+        </w:tc>
+      </w:tr>
+    </w:tbl>
+    <w:p>
+      <w:pPr>
+        <w:bidi/>
+        <w:spacing w:before="0" w:after="120"/>
+      </w:pPr>
+      <w:r>
+        <w:rPr>
+          <w:sz w:val="8"/>
+          <w:szCs w:val="8"/>
+        </w:rPr>
+        <w:t xml:space="preserve"> </w:t>
+      </w:r>
+    </w:p>
+    <w:p>
+      <w:pPr>
+        <w:keepNext/>
+        <w:bidi/>
+        <w:spacing w:before="160" w:after="100"/>
+      </w:pPr>
+      <w:r>
+        <w:rPr>
+          <w:b/>
+          <w:bCs/>
+          <w:color w:val="18202B"/>
+          <w:sz w:val="25"/>
+          <w:szCs w:val="25"/>
+          <w:rtl/>
+        </w:rPr>
+        <w:t xml:space="preserve">تمرين 2: بطاقات الطلاب (متوسط)</w:t>
+      </w:r>
+    </w:p>
+    <w:p>
+      <w:pPr>
+        <w:bidi/>
+        <w:spacing w:before="0" w:after="120"/>
+      </w:pPr>
+      <w:r>
+        <w:rPr>
+          <w:rtl/>
+        </w:rPr>
+        <w:t xml:space="preserve">أنشئ 3 بطاقات طلاب (اسم + دورة + درجة) متجاورة باستخدام flex، لكل بطاقة إطار وحواف دائرية ومسافة داخلية.</w:t>
+      </w:r>
+    </w:p>
+    <w:p>
+      <w:pPr>
+        <w:keepNext/>
+        <w:bidi/>
+        <w:spacing w:before="0" w:after="60"/>
+      </w:pPr>
+      <w:r>
+        <w:rPr>
+          <w:b/>
+          <w:bCs/>
+          <w:color w:val="0E6B66"/>
+          <w:rtl/>
+        </w:rPr>
+        <w:t xml:space="preserve">الحل المقترح:</w:t>
+      </w:r>
+    </w:p>
+    <w:p>
+      <w:pPr>
+        <w:keepNext/>
+        <w:shd w:val="clear" w:color="auto" w:fill="F3F4F6"/>
+        <w:spacing w:before="0" w:after="0"/>
+        <w:jc w:val="left"/>
+      </w:pPr>
+      <w:r>
+        <w:rPr>
+          <w:rFonts w:ascii="Consolas" w:hAnsi="Consolas" w:cs="Arial"/>
+          <w:b/>
+          <w:bCs/>
+          <w:color w:val="5B6575"/>
+          <w:sz w:val="18"/>
+          <w:szCs w:val="18"/>
+        </w:rPr>
+        <w:t xml:space="preserve">HTML</w:t>
+      </w:r>
+    </w:p>
+    <w:p>
+      <w:pPr>
+        <w:keepNext/>
+        <w:shd w:val="clear" w:color="auto" w:fill="F3F4F6"/>
+        <w:spacing w:before="0" w:after="0"/>
+        <w:jc w:val="left"/>
+      </w:pPr>
+      <w:r>
+        <w:rPr>
+          <w:rFonts w:ascii="Consolas" w:hAnsi="Consolas" w:cs="Arial"/>
+          <w:sz w:val="18"/>
+          <w:szCs w:val="18"/>
+        </w:rPr>
+        <w:t xml:space="preserve">&lt;style&gt;</w:t>
+      </w:r>
+    </w:p>
+    <w:p>
+      <w:pPr>
+        <w:keepNext/>
+        <w:shd w:val="clear" w:color="auto" w:fill="F3F4F6"/>
+        <w:spacing w:before="0" w:after="0"/>
+        <w:jc w:val="left"/>
+      </w:pPr>
+      <w:r>
+        <w:rPr>
+          <w:rFonts w:ascii="Consolas" w:hAnsi="Consolas" w:cs="Arial"/>
+          <w:sz w:val="18"/>
+          <w:szCs w:val="18"/>
+        </w:rPr>
+        <w:t xml:space="preserve">  .cards { display: flex; gap: 16px; flex-wrap: wrap; }</w:t>
+      </w:r>
+    </w:p>
+    <w:p>
+      <w:pPr>
+        <w:keepNext/>
+        <w:shd w:val="clear" w:color="auto" w:fill="F3F4F6"/>
+        <w:spacing w:before="0" w:after="0"/>
+        <w:jc w:val="left"/>
+      </w:pPr>
+      <w:r>
+        <w:rPr>
+          <w:rFonts w:ascii="Consolas" w:hAnsi="Consolas" w:cs="Arial"/>
+          <w:sz w:val="18"/>
+          <w:szCs w:val="18"/>
+        </w:rPr>
+        <w:t xml:space="preserve">  .card { border: 1px solid #ccc; border-radius: 10px; padding: 16px; width: 180px; background: white; }</w:t>
+      </w:r>
+    </w:p>
+    <w:p>
+      <w:pPr>
+        <w:keepNext/>
+        <w:shd w:val="clear" w:color="auto" w:fill="F3F4F6"/>
+        <w:spacing w:before="0" w:after="0"/>
+        <w:jc w:val="left"/>
+      </w:pPr>
+      <w:r>
+        <w:rPr>
+          <w:rFonts w:ascii="Consolas" w:hAnsi="Consolas" w:cs="Arial"/>
+          <w:sz w:val="18"/>
+          <w:szCs w:val="18"/>
+        </w:rPr>
+        <w:t xml:space="preserve">  .card h3 { margin: 0; color: #6d3fc0; }</w:t>
+      </w:r>
+    </w:p>
+    <w:p>
+      <w:pPr>
+        <w:keepNext/>
+        <w:shd w:val="clear" w:color="auto" w:fill="F3F4F6"/>
+        <w:spacing w:before="0" w:after="0"/>
+        <w:jc w:val="left"/>
+      </w:pPr>
+      <w:r>
+        <w:rPr>
+          <w:rFonts w:ascii="Consolas" w:hAnsi="Consolas" w:cs="Arial"/>
+          <w:sz w:val="18"/>
+          <w:szCs w:val="18"/>
+        </w:rPr>
+        <w:t xml:space="preserve">&lt;/style&gt;</w:t>
+      </w:r>
+    </w:p>
+    <w:p>
+      <w:pPr>
+        <w:keepNext/>
+        <w:shd w:val="clear" w:color="auto" w:fill="F3F4F6"/>
+        <w:spacing w:before="0" w:after="0"/>
+        <w:jc w:val="left"/>
+      </w:pPr>
+      <w:r>
+        <w:rPr>
+          <w:rFonts w:ascii="Consolas" w:hAnsi="Consolas" w:cs="Arial"/>
+          <w:sz w:val="18"/>
+          <w:szCs w:val="18"/>
+        </w:rPr>
+        <w:t xml:space="preserve">&lt;div class="cards"&gt;</w:t>
+      </w:r>
+    </w:p>
+    <w:p>
+      <w:pPr>
+        <w:keepNext/>
+        <w:shd w:val="clear" w:color="auto" w:fill="F3F4F6"/>
+        <w:spacing w:before="0" w:after="0"/>
+        <w:jc w:val="left"/>
+      </w:pPr>
+      <w:r>
+        <w:rPr>
+          <w:rFonts w:ascii="Consolas" w:hAnsi="Consolas" w:cs="Arial"/>
+          <w:sz w:val="18"/>
+          <w:szCs w:val="18"/>
+        </w:rPr>
+        <w:t xml:space="preserve">  &lt;div class="card"&gt;&lt;h3&gt;سارة&lt;/h3&gt;&lt;p&gt;C#&lt;/p&gt;&lt;b&gt;95&lt;/b&gt;&lt;/div&gt;</w:t>
+      </w:r>
+    </w:p>
+    <w:p>
+      <w:pPr>
+        <w:keepNext/>
+        <w:shd w:val="clear" w:color="auto" w:fill="F3F4F6"/>
+        <w:spacing w:before="0" w:after="0"/>
+        <w:jc w:val="left"/>
+      </w:pPr>
+      <w:r>
+        <w:rPr>
+          <w:rFonts w:ascii="Consolas" w:hAnsi="Consolas" w:cs="Arial"/>
+          <w:sz w:val="18"/>
+          <w:szCs w:val="18"/>
+        </w:rPr>
+        <w:t xml:space="preserve">  &lt;div class="card"&gt;&lt;h3&gt;خالد&lt;/h3&gt;&lt;p&gt;HTML&lt;/p&gt;&lt;b&gt;88&lt;/b&gt;&lt;/div&gt;</w:t>
+      </w:r>
+    </w:p>
+    <w:p>
+      <w:pPr>
+        <w:keepNext/>
+        <w:shd w:val="clear" w:color="auto" w:fill="F3F4F6"/>
+        <w:spacing w:before="0" w:after="0"/>
+        <w:jc w:val="left"/>
+      </w:pPr>
+      <w:r>
+        <w:rPr>
+          <w:rFonts w:ascii="Consolas" w:hAnsi="Consolas" w:cs="Arial"/>
+          <w:sz w:val="18"/>
+          <w:szCs w:val="18"/>
+        </w:rPr>
+        <w:t xml:space="preserve">  &lt;div class="card"&gt;&lt;h3&gt;مريم&lt;/h3&gt;&lt;p&gt;SQL&lt;/p&gt;&lt;b&gt;91&lt;/b&gt;&lt;/div&gt;</w:t>
+      </w:r>
+    </w:p>
+    <w:p>
+      <w:pPr>
+        <w:keepNext/>
+        <w:shd w:val="clear" w:color="auto" w:fill="F3F4F6"/>
+        <w:spacing w:before="0" w:after="0"/>
+        <w:jc w:val="left"/>
+      </w:pPr>
+      <w:r>
+        <w:rPr>
+          <w:rFonts w:ascii="Consolas" w:hAnsi="Consolas" w:cs="Arial"/>
+          <w:sz w:val="18"/>
+          <w:szCs w:val="18"/>
+        </w:rPr>
+        <w:t xml:space="preserve">&lt;/div&gt;</w:t>
+      </w:r>
+    </w:p>
+    <w:p>
+      <w:pPr>
+        <w:shd w:val="clear" w:color="auto" w:fill="F3F4F6"/>
+        <w:spacing w:before="0" w:after="120"/>
+        <w:jc w:val="left"/>
+      </w:pPr>
+      <w:r>
+        <w:rPr>
+          <w:sz w:val="8"/>
+          <w:szCs w:val="8"/>
+        </w:rPr>
+        <w:t xml:space="preserve"> </w:t>
+      </w:r>
+    </w:p>
+    <w:p>
+      <w:pPr>
+        <w:shd w:val="clear" w:color="auto" w:fill="DDF0EE"/>
+        <w:bidi/>
+        <w:spacing w:before="0" w:after="80"/>
+      </w:pPr>
+      <w:r>
+        <w:rPr>
+          <w:b/>
+          <w:bCs/>
+          <w:color w:val="0E6B66"/>
+          <w:rtl/>
+        </w:rPr>
+        <w:t xml:space="preserve">ماذا يفعل هذا الكود؟ </w:t>
+      </w:r>
+      <w:r>
+        <w:rPr>
+          <w:rtl/>
+        </w:rPr>
+        <w:t xml:space="preserve">يعرض هذا الحل ثلاث بطاقات طلاب متجاورة في صف، كل بطاقة فيها اسم الطالب ولغته ودرجته، وتنتقل البطاقات إلى سطر جديد إذا ضاقت الشاشة.</w:t>
+      </w:r>
+    </w:p>
+    <w:tbl>
+      <w:tblPr>
+        <w:bidiVisual/>
+        <w:tblW w:w="5000" w:type="pct"/>
+        <w:tblBorders>
+          <w:top w:val="single" w:color="D9DEE5" w:sz="4"/>
+          <w:left w:val="single" w:color="D9DEE5" w:sz="4"/>
+          <w:bottom w:val="single" w:color="D9DEE5" w:sz="4"/>
+          <w:right w:val="single" w:color="D9DEE5" w:sz="4"/>
+          <w:insideH w:val="single" w:color="D9DEE5" w:sz="4"/>
+          <w:insideV w:val="single" w:color="D9DEE5" w:sz="4"/>
+        </w:tblBorders>
+        <w:tblCellMar>
+          <w:top w:w="60" w:type="dxa"/>
+          <w:left w:w="100" w:type="dxa"/>
+          <w:bottom w:w="60" w:type="dxa"/>
+          <w:right w:w="100" w:type="dxa"/>
+        </w:tblCellMar>
+      </w:tblPr>
+      <w:tblGrid>
+        <w:gridCol w:w="3600"/>
+        <w:gridCol w:w="6038"/>
+      </w:tblGrid>
+      <w:tr>
+        <w:tc>
+          <w:tcPr>
+            <w:tcW w:w="3600" w:type="dxa"/>
+            <w:shd w:val="clear" w:color="auto" w:fill="F3F4F6"/>
+          </w:tcPr>
+          <w:p>
+            <w:pPr>
+              <w:bidi/>
+              <w:spacing w:before="0" w:after="0"/>
+            </w:pPr>
+            <w:r>
+              <w:rPr>
+                <w:b/>
+                <w:bCs/>
+                <w:rtl/>
+              </w:rPr>
+              <w:t xml:space="preserve">السطر</w:t>
+            </w:r>
+          </w:p>
+        </w:tc>
+        <w:tc>
+          <w:tcPr>
+            <w:tcW w:w="6038" w:type="dxa"/>
+            <w:shd w:val="clear" w:color="auto" w:fill="F3F4F6"/>
+          </w:tcPr>
+          <w:p>
+            <w:pPr>
+              <w:bidi/>
+              <w:spacing w:before="0" w:after="0"/>
+            </w:pPr>
+            <w:r>
+              <w:rPr>
+                <w:b/>
+                <w:bCs/>
+                <w:rtl/>
+              </w:rPr>
+              <w:t xml:space="preserve">الشرح</w:t>
+            </w:r>
+          </w:p>
+        </w:tc>
+      </w:tr>
+      <w:tr>
+        <w:tc>
+          <w:tcPr>
+            <w:tcW w:w="3600" w:type="dxa"/>
+          </w:tcPr>
+          <w:p>
+            <w:pPr>
+              <w:spacing w:before="0" w:after="0"/>
+              <w:jc w:val="left"/>
+            </w:pPr>
+            <w:r>
+              <w:rPr>
+                <w:rFonts w:ascii="Consolas" w:hAnsi="Consolas" w:cs="Arial"/>
+                <w:sz w:val="17"/>
+                <w:szCs w:val="17"/>
+              </w:rPr>
+              <w:t xml:space="preserve">&lt;style&gt;</w:t>
+            </w:r>
+          </w:p>
+        </w:tc>
+        <w:tc>
+          <w:tcPr>
+            <w:tcW w:w="6038" w:type="dxa"/>
+          </w:tcPr>
+          <w:p>
+            <w:pPr>
+              <w:bidi/>
+              <w:spacing w:before="0" w:after="0"/>
+            </w:pPr>
+            <w:r>
+              <w:rPr>
+                <w:sz w:val="20"/>
+                <w:szCs w:val="20"/>
+                <w:rtl/>
+              </w:rPr>
+              <w:t xml:space="preserve">بداية قسم تنسيقات CSS.</w:t>
+            </w:r>
+          </w:p>
+        </w:tc>
+      </w:tr>
+      <w:tr>
+        <w:tc>
+          <w:tcPr>
+            <w:tcW w:w="3600" w:type="dxa"/>
+          </w:tcPr>
+          <w:p>
+            <w:pPr>
+              <w:spacing w:before="0" w:after="0"/>
+              <w:jc w:val="left"/>
+            </w:pPr>
+            <w:r>
+              <w:rPr>
+                <w:rFonts w:ascii="Consolas" w:hAnsi="Consolas" w:cs="Arial"/>
+                <w:sz w:val="17"/>
+                <w:szCs w:val="17"/>
+              </w:rPr>
+              <w:t xml:space="preserve">.cards { display: flex; gap: 16px; flex-wrap: wrap; }</w:t>
+            </w:r>
+          </w:p>
+        </w:tc>
+        <w:tc>
+          <w:tcPr>
+            <w:tcW w:w="6038" w:type="dxa"/>
+          </w:tcPr>
+          <w:p>
+            <w:pPr>
+              <w:bidi/>
+              <w:spacing w:before="0" w:after="0"/>
+            </w:pPr>
+            <w:r>
+              <w:rPr>
+                <w:sz w:val="20"/>
+                <w:szCs w:val="20"/>
+                <w:rtl/>
+              </w:rPr>
+              <w:t xml:space="preserve">تنسيق الحاوية التي تحمل الكلاس cards: display: flex يضع البطاقات بجانب بعضها، وgap: 16px يترك مسافة بينها، وflex-wrap: wrap يسمح للبطاقات بالنزول إلى سطر جديد إذا لم يكفِ عرض الشاشة.</w:t>
+            </w:r>
+          </w:p>
+        </w:tc>
+      </w:tr>
+      <w:tr>
+        <w:tc>
+          <w:tcPr>
+            <w:tcW w:w="3600" w:type="dxa"/>
+          </w:tcPr>
+          <w:p>
+            <w:pPr>
+              <w:spacing w:before="0" w:after="0"/>
+              <w:jc w:val="left"/>
+            </w:pPr>
+            <w:r>
+              <w:rPr>
+                <w:rFonts w:ascii="Consolas" w:hAnsi="Consolas" w:cs="Arial"/>
+                <w:sz w:val="17"/>
+                <w:szCs w:val="17"/>
+              </w:rPr>
+              <w:t xml:space="preserve">.card { border: 1px solid #ccc; border-radius: 10px; padding: 16px; width: 180px; background: white; }</w:t>
+            </w:r>
+          </w:p>
+        </w:tc>
+        <w:tc>
+          <w:tcPr>
+            <w:tcW w:w="6038" w:type="dxa"/>
+          </w:tcPr>
+          <w:p>
+            <w:pPr>
+              <w:bidi/>
+              <w:spacing w:before="0" w:after="0"/>
+            </w:pPr>
+            <w:r>
+              <w:rPr>
+                <w:sz w:val="20"/>
+                <w:szCs w:val="20"/>
+                <w:rtl/>
+              </w:rPr>
+              <w:t xml:space="preserve">تنسيق كل بطاقة: إطار رمادي فاتح رفيع (1px)، وزوايا دائرية 10 بكسل، ومسافة داخلية 16 بكسل، وعرض ثابت 180 بكسل، وخلفية بيضاء.</w:t>
+            </w:r>
+          </w:p>
+        </w:tc>
+      </w:tr>
+      <w:tr>
+        <w:tc>
+          <w:tcPr>
+            <w:tcW w:w="3600" w:type="dxa"/>
+          </w:tcPr>
+          <w:p>
+            <w:pPr>
+              <w:spacing w:before="0" w:after="0"/>
+              <w:jc w:val="left"/>
+            </w:pPr>
+            <w:r>
+              <w:rPr>
+                <w:rFonts w:ascii="Consolas" w:hAnsi="Consolas" w:cs="Arial"/>
+                <w:sz w:val="17"/>
+                <w:szCs w:val="17"/>
+              </w:rPr>
+              <w:t xml:space="preserve">.card h3 { margin: 0; color: #6d3fc0; }</w:t>
+            </w:r>
+          </w:p>
+        </w:tc>
+        <w:tc>
+          <w:tcPr>
+            <w:tcW w:w="6038" w:type="dxa"/>
+          </w:tcPr>
+          <w:p>
+            <w:pPr>
+              <w:bidi/>
+              <w:spacing w:before="0" w:after="0"/>
+            </w:pPr>
+            <w:r>
+              <w:rPr>
+                <w:sz w:val="20"/>
+                <w:szCs w:val="20"/>
+                <w:rtl/>
+              </w:rPr>
+              <w:t xml:space="preserve">المحدِّد .card h3 يعني «كل عنوان h3 داخل عنصر له الكلاس card». margin: 0 يلغي المسافة الخارجية التي يضعها المتصفح للعناوين تلقائيًا، وcolor يجعل لونه بنفسجيًا.</w:t>
+            </w:r>
+          </w:p>
+        </w:tc>
+      </w:tr>
+      <w:tr>
+        <w:tc>
+          <w:tcPr>
+            <w:tcW w:w="3600" w:type="dxa"/>
+          </w:tcPr>
+          <w:p>
+            <w:pPr>
+              <w:spacing w:before="0" w:after="0"/>
+              <w:jc w:val="left"/>
+            </w:pPr>
+            <w:r>
+              <w:rPr>
+                <w:rFonts w:ascii="Consolas" w:hAnsi="Consolas" w:cs="Arial"/>
+                <w:sz w:val="17"/>
+                <w:szCs w:val="17"/>
+              </w:rPr>
+              <w:t xml:space="preserve">&lt;/style&gt;</w:t>
+            </w:r>
+          </w:p>
+        </w:tc>
+        <w:tc>
+          <w:tcPr>
+            <w:tcW w:w="6038" w:type="dxa"/>
+          </w:tcPr>
+          <w:p>
+            <w:pPr>
+              <w:bidi/>
+              <w:spacing w:before="0" w:after="0"/>
+            </w:pPr>
+            <w:r>
+              <w:rPr>
+                <w:sz w:val="20"/>
+                <w:szCs w:val="20"/>
+                <w:rtl/>
+              </w:rPr>
+              <w:t xml:space="preserve">يغلق قسم التنسيقات.</w:t>
+            </w:r>
+          </w:p>
+        </w:tc>
+      </w:tr>
+      <w:tr>
+        <w:tc>
+          <w:tcPr>
+            <w:tcW w:w="3600" w:type="dxa"/>
+          </w:tcPr>
+          <w:p>
+            <w:pPr>
+              <w:spacing w:before="0" w:after="0"/>
+              <w:jc w:val="left"/>
+            </w:pPr>
+            <w:r>
+              <w:rPr>
+                <w:rFonts w:ascii="Consolas" w:hAnsi="Consolas" w:cs="Arial"/>
+                <w:sz w:val="17"/>
+                <w:szCs w:val="17"/>
+              </w:rPr>
+              <w:t xml:space="preserve">&lt;div class="cards"&gt;</w:t>
+            </w:r>
+          </w:p>
+        </w:tc>
+        <w:tc>
+          <w:tcPr>
+            <w:tcW w:w="6038" w:type="dxa"/>
+          </w:tcPr>
+          <w:p>
+            <w:pPr>
+              <w:bidi/>
+              <w:spacing w:before="0" w:after="0"/>
+            </w:pPr>
+            <w:r>
+              <w:rPr>
+                <w:sz w:val="20"/>
+                <w:szCs w:val="20"/>
+                <w:rtl/>
+              </w:rPr>
+              <w:t xml:space="preserve">حاوية div بالكلاس cards تجمع البطاقات الثلاث وترتبها في صف بفضل flex.</w:t>
+            </w:r>
+          </w:p>
+        </w:tc>
+      </w:tr>
+      <w:tr>
+        <w:tc>
+          <w:tcPr>
+            <w:tcW w:w="3600" w:type="dxa"/>
+          </w:tcPr>
+          <w:p>
+            <w:pPr>
+              <w:spacing w:before="0" w:after="0"/>
+              <w:jc w:val="left"/>
+            </w:pPr>
+            <w:r>
+              <w:rPr>
+                <w:rFonts w:ascii="Consolas" w:hAnsi="Consolas" w:cs="Arial"/>
+                <w:sz w:val="17"/>
+                <w:szCs w:val="17"/>
+              </w:rPr>
+              <w:t xml:space="preserve">&lt;div class="card"&gt;&lt;h3&gt;سارة&lt;/h3&gt;&lt;p&gt;C#&lt;/p&gt;&lt;b&gt;95&lt;/b&gt;&lt;/div&gt;</w:t>
+            </w:r>
+          </w:p>
+        </w:tc>
+        <w:tc>
+          <w:tcPr>
+            <w:tcW w:w="6038" w:type="dxa"/>
+          </w:tcPr>
+          <w:p>
+            <w:pPr>
+              <w:bidi/>
+              <w:spacing w:before="0" w:after="0"/>
+            </w:pPr>
+            <w:r>
+              <w:rPr>
+                <w:sz w:val="20"/>
+                <w:szCs w:val="20"/>
+                <w:rtl/>
+              </w:rPr>
+              <w:t xml:space="preserve">بطاقة واحدة: div بالكلاس card بداخلها عنوان h3 بالاسم، وفقرة p باللغة، والوسم b يعرض الدرجة 95 بخط عريض. السطران التاليان بطاقتان أخريان بنفس الشكل لخالد ومريم.</w:t>
+            </w:r>
+          </w:p>
+        </w:tc>
+      </w:tr>
+      <w:tr>
+        <w:tc>
+          <w:tcPr>
+            <w:tcW w:w="3600" w:type="dxa"/>
+          </w:tcPr>
+          <w:p>
+            <w:pPr>
+              <w:spacing w:before="0" w:after="0"/>
+              <w:jc w:val="left"/>
+            </w:pPr>
+            <w:r>
+              <w:rPr>
+                <w:rFonts w:ascii="Consolas" w:hAnsi="Consolas" w:cs="Arial"/>
+                <w:sz w:val="17"/>
+                <w:szCs w:val="17"/>
+              </w:rPr>
+              <w:t xml:space="preserve">&lt;/div&gt;</w:t>
+            </w:r>
+          </w:p>
+        </w:tc>
+        <w:tc>
+          <w:tcPr>
+            <w:tcW w:w="6038" w:type="dxa"/>
+          </w:tcPr>
+          <w:p>
+            <w:pPr>
+              <w:bidi/>
+              <w:spacing w:before="0" w:after="0"/>
+            </w:pPr>
+            <w:r>
+              <w:rPr>
+                <w:sz w:val="20"/>
+                <w:szCs w:val="20"/>
+                <w:rtl/>
+              </w:rPr>
+              <w:t xml:space="preserve">يغلق الحاوية الخارجية cards.</w:t>
+            </w:r>
+          </w:p>
+        </w:tc>
+      </w:tr>
+    </w:tbl>
+    <w:p>
+      <w:pPr>
+        <w:bidi/>
+        <w:spacing w:before="0" w:after="120"/>
+      </w:pPr>
+      <w:r>
+        <w:rPr>
+          <w:sz w:val="8"/>
+          <w:szCs w:val="8"/>
+        </w:rPr>
+        <w:t xml:space="preserve"> </w:t>
+      </w:r>
+    </w:p>
+    <w:p>
+      <w:pPr>
+        <w:keepNext/>
+        <w:bidi/>
+        <w:spacing w:before="160" w:after="100"/>
+      </w:pPr>
+      <w:r>
+        <w:rPr>
+          <w:b/>
+          <w:bCs/>
+          <w:color w:val="18202B"/>
+          <w:sz w:val="25"/>
+          <w:szCs w:val="25"/>
+          <w:rtl/>
+        </w:rPr>
+        <w:t xml:space="preserve">تمرين 3: تحدٍّ: الصفحة الرئيسية للنظام (تحدٍّ)</w:t>
+      </w:r>
+    </w:p>
+    <w:p>
+      <w:pPr>
+        <w:bidi/>
+        <w:spacing w:before="0" w:after="120"/>
+      </w:pPr>
+      <w:r>
+        <w:rPr>
+          <w:rtl/>
+        </w:rPr>
+        <w:t xml:space="preserve">اجمع ما تعلمته: header فيه اسم النظام، nav بثلاثة روابط، main فيه فقرة ترحيب ونموذج التسجيل من يوم 2، وfooter. نسّقها بشكل مرتب. هذا هو الجزء الأول من مشروعك النهائي.</w:t>
+      </w:r>
+    </w:p>
+    <w:p>
+      <w:pPr>
+        <w:keepNext/>
+        <w:bidi/>
+        <w:spacing w:before="0" w:after="60"/>
+      </w:pPr>
+      <w:r>
+        <w:rPr>
+          <w:b/>
+          <w:bCs/>
+          <w:color w:val="0E6B66"/>
+          <w:rtl/>
+        </w:rPr>
+        <w:t xml:space="preserve">الحل المقترح:</w:t>
+      </w:r>
+    </w:p>
+    <w:p>
+      <w:pPr>
+        <w:keepNext/>
+        <w:shd w:val="clear" w:color="auto" w:fill="F3F4F6"/>
+        <w:spacing w:before="0" w:after="0"/>
+        <w:jc w:val="left"/>
+      </w:pPr>
+      <w:r>
+        <w:rPr>
+          <w:rFonts w:ascii="Consolas" w:hAnsi="Consolas" w:cs="Arial"/>
+          <w:b/>
+          <w:bCs/>
+          <w:color w:val="5B6575"/>
+          <w:sz w:val="18"/>
+          <w:szCs w:val="18"/>
+        </w:rPr>
+        <w:t xml:space="preserve">HTML</w:t>
+      </w:r>
+    </w:p>
+    <w:p>
+      <w:pPr>
+        <w:keepNext/>
+        <w:shd w:val="clear" w:color="auto" w:fill="F3F4F6"/>
+        <w:spacing w:before="0" w:after="0"/>
+        <w:jc w:val="left"/>
+      </w:pPr>
+      <w:r>
+        <w:rPr>
+          <w:rFonts w:ascii="Consolas" w:hAnsi="Consolas" w:cs="Arial"/>
+          <w:sz w:val="18"/>
+          <w:szCs w:val="18"/>
+        </w:rPr>
+        <w:t xml:space="preserve">&lt;style&gt;</w:t>
+      </w:r>
+    </w:p>
+    <w:p>
+      <w:pPr>
+        <w:keepNext/>
+        <w:shd w:val="clear" w:color="auto" w:fill="F3F4F6"/>
+        <w:spacing w:before="0" w:after="0"/>
+        <w:jc w:val="left"/>
+      </w:pPr>
+      <w:r>
+        <w:rPr>
+          <w:rFonts w:ascii="Consolas" w:hAnsi="Consolas" w:cs="Arial"/>
+          <w:sz w:val="18"/>
+          <w:szCs w:val="18"/>
+        </w:rPr>
+        <w:t xml:space="preserve">  body { margin: 0; font-family: Tahoma; background: #f4f6f8; }</w:t>
+      </w:r>
+    </w:p>
+    <w:p>
+      <w:pPr>
+        <w:keepNext/>
+        <w:shd w:val="clear" w:color="auto" w:fill="F3F4F6"/>
+        <w:spacing w:before="0" w:after="0"/>
+        <w:jc w:val="left"/>
+      </w:pPr>
+      <w:r>
+        <w:rPr>
+          <w:rFonts w:ascii="Consolas" w:hAnsi="Consolas" w:cs="Arial"/>
+          <w:sz w:val="18"/>
+          <w:szCs w:val="18"/>
+        </w:rPr>
+        <w:t xml:space="preserve">  header { background: #0f766e; color: white; padding: 16px; }</w:t>
+      </w:r>
+    </w:p>
+    <w:p>
+      <w:pPr>
+        <w:keepNext/>
+        <w:shd w:val="clear" w:color="auto" w:fill="F3F4F6"/>
+        <w:spacing w:before="0" w:after="0"/>
+        <w:jc w:val="left"/>
+      </w:pPr>
+      <w:r>
+        <w:rPr>
+          <w:rFonts w:ascii="Consolas" w:hAnsi="Consolas" w:cs="Arial"/>
+          <w:sz w:val="18"/>
+          <w:szCs w:val="18"/>
+        </w:rPr>
+        <w:t xml:space="preserve">  nav { display: flex; gap: 16px; background: #134e4a; padding: 10px 16px; }</w:t>
+      </w:r>
+    </w:p>
+    <w:p>
+      <w:pPr>
+        <w:keepNext/>
+        <w:shd w:val="clear" w:color="auto" w:fill="F3F4F6"/>
+        <w:spacing w:before="0" w:after="0"/>
+        <w:jc w:val="left"/>
+      </w:pPr>
+      <w:r>
+        <w:rPr>
+          <w:rFonts w:ascii="Consolas" w:hAnsi="Consolas" w:cs="Arial"/>
+          <w:sz w:val="18"/>
+          <w:szCs w:val="18"/>
+        </w:rPr>
+        <w:t xml:space="preserve">  nav a { color: white; text-decoration: none; }</w:t>
+      </w:r>
+    </w:p>
+    <w:p>
+      <w:pPr>
+        <w:keepNext/>
+        <w:shd w:val="clear" w:color="auto" w:fill="F3F4F6"/>
+        <w:spacing w:before="0" w:after="0"/>
+        <w:jc w:val="left"/>
+      </w:pPr>
+      <w:r>
+        <w:rPr>
+          <w:rFonts w:ascii="Consolas" w:hAnsi="Consolas" w:cs="Arial"/>
+          <w:sz w:val="18"/>
+          <w:szCs w:val="18"/>
+        </w:rPr>
+        <w:t xml:space="preserve">  main { padding: 20px; max-width: 600px; margin: auto; }</w:t>
+      </w:r>
+    </w:p>
+    <w:p>
+      <w:pPr>
+        <w:keepNext/>
+        <w:shd w:val="clear" w:color="auto" w:fill="F3F4F6"/>
+        <w:spacing w:before="0" w:after="0"/>
+        <w:jc w:val="left"/>
+      </w:pPr>
+      <w:r>
+        <w:rPr>
+          <w:rFonts w:ascii="Consolas" w:hAnsi="Consolas" w:cs="Arial"/>
+          <w:sz w:val="18"/>
+          <w:szCs w:val="18"/>
+        </w:rPr>
+        <w:t xml:space="preserve">  form { background: white; padding: 16px; border-radius: 10px; }</w:t>
+      </w:r>
+    </w:p>
+    <w:p>
+      <w:pPr>
+        <w:keepNext/>
+        <w:shd w:val="clear" w:color="auto" w:fill="F3F4F6"/>
+        <w:spacing w:before="0" w:after="0"/>
+        <w:jc w:val="left"/>
+      </w:pPr>
+      <w:r>
+        <w:rPr>
+          <w:rFonts w:ascii="Consolas" w:hAnsi="Consolas" w:cs="Arial"/>
+          <w:sz w:val="18"/>
+          <w:szCs w:val="18"/>
+        </w:rPr>
+        <w:t xml:space="preserve">  input, select { padding: 6px; width: 100%; margin-bottom: 10px; }</w:t>
+      </w:r>
+    </w:p>
+    <w:p>
+      <w:pPr>
+        <w:keepNext/>
+        <w:shd w:val="clear" w:color="auto" w:fill="F3F4F6"/>
+        <w:spacing w:before="0" w:after="0"/>
+        <w:jc w:val="left"/>
+      </w:pPr>
+      <w:r>
+        <w:rPr>
+          <w:rFonts w:ascii="Consolas" w:hAnsi="Consolas" w:cs="Arial"/>
+          <w:sz w:val="18"/>
+          <w:szCs w:val="18"/>
+        </w:rPr>
+        <w:t xml:space="preserve">  button { background: #0f766e; color: white; border: 0; padding: 8px 20px; border-radius: 6px; }</w:t>
+      </w:r>
+    </w:p>
+    <w:p>
+      <w:pPr>
+        <w:keepNext/>
+        <w:shd w:val="clear" w:color="auto" w:fill="F3F4F6"/>
+        <w:spacing w:before="0" w:after="0"/>
+        <w:jc w:val="left"/>
+      </w:pPr>
+      <w:r>
+        <w:rPr>
+          <w:rFonts w:ascii="Consolas" w:hAnsi="Consolas" w:cs="Arial"/>
+          <w:sz w:val="18"/>
+          <w:szCs w:val="18"/>
+        </w:rPr>
+        <w:t xml:space="preserve">  footer { text-align: center; color: #666; padding: 16px; }</w:t>
+      </w:r>
+    </w:p>
+    <w:p>
+      <w:pPr>
+        <w:keepNext/>
+        <w:shd w:val="clear" w:color="auto" w:fill="F3F4F6"/>
+        <w:spacing w:before="0" w:after="0"/>
+        <w:jc w:val="left"/>
+      </w:pPr>
+      <w:r>
+        <w:rPr>
+          <w:rFonts w:ascii="Consolas" w:hAnsi="Consolas" w:cs="Arial"/>
+          <w:sz w:val="18"/>
+          <w:szCs w:val="18"/>
+        </w:rPr>
+        <w:t xml:space="preserve">&lt;/style&gt;</w:t>
+      </w:r>
+    </w:p>
+    <w:p>
+      <w:pPr>
+        <w:keepNext/>
+        <w:shd w:val="clear" w:color="auto" w:fill="F3F4F6"/>
+        <w:spacing w:before="0" w:after="0"/>
+        <w:jc w:val="left"/>
+      </w:pPr>
+      <w:r>
+        <w:rPr>
+          <w:rFonts w:ascii="Consolas" w:hAnsi="Consolas" w:cs="Arial"/>
+          <w:sz w:val="18"/>
+          <w:szCs w:val="18"/>
+        </w:rPr>
+        <w:t xml:space="preserve">&lt;header&gt;&lt;h1&gt;نظام سجل الطلاب&lt;/h1&gt;&lt;/header&gt;</w:t>
+      </w:r>
+    </w:p>
+    <w:p>
+      <w:pPr>
+        <w:keepNext/>
+        <w:shd w:val="clear" w:color="auto" w:fill="F3F4F6"/>
+        <w:spacing w:before="0" w:after="0"/>
+        <w:jc w:val="left"/>
+      </w:pPr>
+      <w:r>
+        <w:rPr>
+          <w:rFonts w:ascii="Consolas" w:hAnsi="Consolas" w:cs="Arial"/>
+          <w:sz w:val="18"/>
+          <w:szCs w:val="18"/>
+        </w:rPr>
+        <w:t xml:space="preserve">&lt;nav&gt;&lt;a href="#"&gt;الرئيسية&lt;/a&gt;&lt;a href="#"&gt;الطلاب&lt;/a&gt;&lt;a href="#"&gt;تسجيل&lt;/a&gt;&lt;/nav&gt;</w:t>
+      </w:r>
+    </w:p>
+    <w:p>
+      <w:pPr>
+        <w:keepNext/>
+        <w:shd w:val="clear" w:color="auto" w:fill="F3F4F6"/>
+        <w:spacing w:before="0" w:after="0"/>
+        <w:jc w:val="left"/>
+      </w:pPr>
+      <w:r>
+        <w:rPr>
+          <w:rFonts w:ascii="Consolas" w:hAnsi="Consolas" w:cs="Arial"/>
+          <w:sz w:val="18"/>
+          <w:szCs w:val="18"/>
+        </w:rPr>
+        <w:t xml:space="preserve">&lt;main&gt;</w:t>
+      </w:r>
+    </w:p>
+    <w:p>
+      <w:pPr>
+        <w:keepNext/>
+        <w:shd w:val="clear" w:color="auto" w:fill="F3F4F6"/>
+        <w:spacing w:before="0" w:after="0"/>
+        <w:jc w:val="left"/>
+      </w:pPr>
+      <w:r>
+        <w:rPr>
+          <w:rFonts w:ascii="Consolas" w:hAnsi="Consolas" w:cs="Arial"/>
+          <w:sz w:val="18"/>
+          <w:szCs w:val="18"/>
+        </w:rPr>
+        <w:t xml:space="preserve">  &lt;p&gt;مرحبًا بك في نظام تسجيل الطلاب.&lt;/p&gt;</w:t>
+      </w:r>
+    </w:p>
+    <w:p>
+      <w:pPr>
+        <w:keepNext/>
+        <w:shd w:val="clear" w:color="auto" w:fill="F3F4F6"/>
+        <w:spacing w:before="0" w:after="0"/>
+        <w:jc w:val="left"/>
+      </w:pPr>
+      <w:r>
+        <w:rPr>
+          <w:rFonts w:ascii="Consolas" w:hAnsi="Consolas" w:cs="Arial"/>
+          <w:sz w:val="18"/>
+          <w:szCs w:val="18"/>
+        </w:rPr>
+        <w:t xml:space="preserve">  &lt;form&gt;</w:t>
+      </w:r>
+    </w:p>
+    <w:p>
+      <w:pPr>
+        <w:keepNext/>
+        <w:shd w:val="clear" w:color="auto" w:fill="F3F4F6"/>
+        <w:spacing w:before="0" w:after="0"/>
+        <w:jc w:val="left"/>
+      </w:pPr>
+      <w:r>
+        <w:rPr>
+          <w:rFonts w:ascii="Consolas" w:hAnsi="Consolas" w:cs="Arial"/>
+          <w:sz w:val="18"/>
+          <w:szCs w:val="18"/>
+        </w:rPr>
+        <w:t xml:space="preserve">    &lt;label&gt;الاسم&lt;/label&gt;&lt;input type="text"&gt;</w:t>
+      </w:r>
+    </w:p>
+    <w:p>
+      <w:pPr>
+        <w:keepNext/>
+        <w:shd w:val="clear" w:color="auto" w:fill="F3F4F6"/>
+        <w:spacing w:before="0" w:after="0"/>
+        <w:jc w:val="left"/>
+      </w:pPr>
+      <w:r>
+        <w:rPr>
+          <w:rFonts w:ascii="Consolas" w:hAnsi="Consolas" w:cs="Arial"/>
+          <w:sz w:val="18"/>
+          <w:szCs w:val="18"/>
+        </w:rPr>
+        <w:t xml:space="preserve">    &lt;label&gt;البريد&lt;/label&gt;&lt;input type="email"&gt;</w:t>
+      </w:r>
+    </w:p>
+    <w:p>
+      <w:pPr>
+        <w:keepNext/>
+        <w:shd w:val="clear" w:color="auto" w:fill="F3F4F6"/>
+        <w:spacing w:before="0" w:after="0"/>
+        <w:jc w:val="left"/>
+      </w:pPr>
+      <w:r>
+        <w:rPr>
+          <w:rFonts w:ascii="Consolas" w:hAnsi="Consolas" w:cs="Arial"/>
+          <w:sz w:val="18"/>
+          <w:szCs w:val="18"/>
+        </w:rPr>
+        <w:t xml:space="preserve">    &lt;label&gt;الدورة&lt;/label&gt;&lt;select&gt;&lt;option&gt;C#&lt;/option&gt;&lt;option&gt;HTML&lt;/option&gt;&lt;/select&gt;</w:t>
+      </w:r>
+    </w:p>
+    <w:p>
+      <w:pPr>
+        <w:keepNext/>
+        <w:shd w:val="clear" w:color="auto" w:fill="F3F4F6"/>
+        <w:spacing w:before="0" w:after="0"/>
+        <w:jc w:val="left"/>
+      </w:pPr>
+      <w:r>
+        <w:rPr>
+          <w:rFonts w:ascii="Consolas" w:hAnsi="Consolas" w:cs="Arial"/>
+          <w:sz w:val="18"/>
+          <w:szCs w:val="18"/>
+        </w:rPr>
+        <w:t xml:space="preserve">    &lt;button&gt;تسجيل&lt;/button&gt;</w:t>
+      </w:r>
+    </w:p>
+    <w:p>
+      <w:pPr>
+        <w:keepNext/>
+        <w:shd w:val="clear" w:color="auto" w:fill="F3F4F6"/>
+        <w:spacing w:before="0" w:after="0"/>
+        <w:jc w:val="left"/>
+      </w:pPr>
+      <w:r>
+        <w:rPr>
+          <w:rFonts w:ascii="Consolas" w:hAnsi="Consolas" w:cs="Arial"/>
+          <w:sz w:val="18"/>
+          <w:szCs w:val="18"/>
+        </w:rPr>
+        <w:t xml:space="preserve">  &lt;/form&gt;</w:t>
+      </w:r>
+    </w:p>
+    <w:p>
+      <w:pPr>
+        <w:keepNext/>
+        <w:shd w:val="clear" w:color="auto" w:fill="F3F4F6"/>
+        <w:spacing w:before="0" w:after="0"/>
+        <w:jc w:val="left"/>
+      </w:pPr>
+      <w:r>
+        <w:rPr>
+          <w:rFonts w:ascii="Consolas" w:hAnsi="Consolas" w:cs="Arial"/>
+          <w:sz w:val="18"/>
+          <w:szCs w:val="18"/>
+        </w:rPr>
+        <w:t xml:space="preserve">&lt;/main&gt;</w:t>
+      </w:r>
+    </w:p>
+    <w:p>
+      <w:pPr>
+        <w:keepNext/>
+        <w:shd w:val="clear" w:color="auto" w:fill="F3F4F6"/>
+        <w:spacing w:before="0" w:after="0"/>
+        <w:jc w:val="left"/>
+      </w:pPr>
+      <w:r>
+        <w:rPr>
+          <w:rFonts w:ascii="Consolas" w:hAnsi="Consolas" w:cs="Arial"/>
+          <w:sz w:val="18"/>
+          <w:szCs w:val="18"/>
+        </w:rPr>
+        <w:t xml:space="preserve">&lt;footer&gt;© 2026&lt;/footer&gt;</w:t>
+      </w:r>
+    </w:p>
+    <w:p>
+      <w:pPr>
+        <w:shd w:val="clear" w:color="auto" w:fill="F3F4F6"/>
+        <w:spacing w:before="0" w:after="120"/>
+        <w:jc w:val="left"/>
+      </w:pPr>
+      <w:r>
+        <w:rPr>
+          <w:sz w:val="8"/>
+          <w:szCs w:val="8"/>
+        </w:rPr>
+        <w:t xml:space="preserve"> </w:t>
+      </w:r>
+    </w:p>
+    <w:p>
+      <w:pPr>
+        <w:shd w:val="clear" w:color="auto" w:fill="DDF0EE"/>
+        <w:bidi/>
+        <w:spacing w:before="0" w:after="80"/>
+      </w:pPr>
+      <w:r>
+        <w:rPr>
+          <w:b/>
+          <w:bCs/>
+          <w:color w:val="0E6B66"/>
+          <w:rtl/>
+        </w:rPr>
+        <w:t xml:space="preserve">ماذا يفعل هذا الكود؟ </w:t>
+      </w:r>
+      <w:r>
+        <w:rPr>
+          <w:rtl/>
+        </w:rPr>
+        <w:t xml:space="preserve">يعرض هذا الحل صفحة كاملة منسقة لنظام سجل الطلاب: رأس ملوّن بالعنوان، وشريط روابط، ومحتوى في الوسط فيه نموذج تسجيل أبيض، وتذييل بحقوق النشر في الأسفل.</w:t>
+      </w:r>
+    </w:p>
+    <w:tbl>
+      <w:tblPr>
+        <w:bidiVisual/>
+        <w:tblW w:w="5000" w:type="pct"/>
+        <w:tblBorders>
+          <w:top w:val="single" w:color="D9DEE5" w:sz="4"/>
+          <w:left w:val="single" w:color="D9DEE5" w:sz="4"/>
+          <w:bottom w:val="single" w:color="D9DEE5" w:sz="4"/>
+          <w:right w:val="single" w:color="D9DEE5" w:sz="4"/>
+          <w:insideH w:val="single" w:color="D9DEE5" w:sz="4"/>
+          <w:insideV w:val="single" w:color="D9DEE5" w:sz="4"/>
+        </w:tblBorders>
+        <w:tblCellMar>
+          <w:top w:w="60" w:type="dxa"/>
+          <w:left w:w="100" w:type="dxa"/>
+          <w:bottom w:w="60" w:type="dxa"/>
+          <w:right w:w="100" w:type="dxa"/>
+        </w:tblCellMar>
+      </w:tblPr>
+      <w:tblGrid>
+        <w:gridCol w:w="3600"/>
+        <w:gridCol w:w="6038"/>
+      </w:tblGrid>
+      <w:tr>
+        <w:tc>
+          <w:tcPr>
+            <w:tcW w:w="3600" w:type="dxa"/>
+            <w:shd w:val="clear" w:color="auto" w:fill="F3F4F6"/>
+          </w:tcPr>
+          <w:p>
+            <w:pPr>
+              <w:bidi/>
+              <w:spacing w:before="0" w:after="0"/>
+            </w:pPr>
+            <w:r>
+              <w:rPr>
+                <w:b/>
+                <w:bCs/>
+                <w:rtl/>
+              </w:rPr>
+              <w:t xml:space="preserve">السطر</w:t>
+            </w:r>
+          </w:p>
+        </w:tc>
+        <w:tc>
+          <w:tcPr>
+            <w:tcW w:w="6038" w:type="dxa"/>
+            <w:shd w:val="clear" w:color="auto" w:fill="F3F4F6"/>
+          </w:tcPr>
+          <w:p>
+            <w:pPr>
+              <w:bidi/>
+              <w:spacing w:before="0" w:after="0"/>
+            </w:pPr>
+            <w:r>
+              <w:rPr>
+                <w:b/>
+                <w:bCs/>
+                <w:rtl/>
+              </w:rPr>
+              <w:t xml:space="preserve">الشرح</w:t>
+            </w:r>
+          </w:p>
+        </w:tc>
+      </w:tr>
+      <w:tr>
+        <w:tc>
+          <w:tcPr>
+            <w:tcW w:w="3600" w:type="dxa"/>
+          </w:tcPr>
+          <w:p>
+            <w:pPr>
+              <w:spacing w:before="0" w:after="0"/>
+              <w:jc w:val="left"/>
+            </w:pPr>
+            <w:r>
+              <w:rPr>
+                <w:rFonts w:ascii="Consolas" w:hAnsi="Consolas" w:cs="Arial"/>
+                <w:sz w:val="17"/>
+                <w:szCs w:val="17"/>
+              </w:rPr>
+              <w:t xml:space="preserve">&lt;style&gt;</w:t>
+            </w:r>
+          </w:p>
+        </w:tc>
+        <w:tc>
+          <w:tcPr>
+            <w:tcW w:w="6038" w:type="dxa"/>
+          </w:tcPr>
+          <w:p>
+            <w:pPr>
+              <w:bidi/>
+              <w:spacing w:before="0" w:after="0"/>
+            </w:pPr>
+            <w:r>
+              <w:rPr>
+                <w:sz w:val="20"/>
+                <w:szCs w:val="20"/>
+                <w:rtl/>
+              </w:rPr>
+              <w:t xml:space="preserve">بداية قسم تنسيقات CSS للصفحة كلها.</w:t>
+            </w:r>
+          </w:p>
+        </w:tc>
+      </w:tr>
+      <w:tr>
+        <w:tc>
+          <w:tcPr>
+            <w:tcW w:w="3600" w:type="dxa"/>
+          </w:tcPr>
+          <w:p>
+            <w:pPr>
+              <w:spacing w:before="0" w:after="0"/>
+              <w:jc w:val="left"/>
+            </w:pPr>
+            <w:r>
+              <w:rPr>
+                <w:rFonts w:ascii="Consolas" w:hAnsi="Consolas" w:cs="Arial"/>
+                <w:sz w:val="17"/>
+                <w:szCs w:val="17"/>
+              </w:rPr>
+              <w:t xml:space="preserve">body { margin: 0; font-family: Tahoma; background: #f4f6f8; }</w:t>
+            </w:r>
+          </w:p>
+        </w:tc>
+        <w:tc>
+          <w:tcPr>
+            <w:tcW w:w="6038" w:type="dxa"/>
+          </w:tcPr>
+          <w:p>
+            <w:pPr>
+              <w:bidi/>
+              <w:spacing w:before="0" w:after="0"/>
+            </w:pPr>
+            <w:r>
+              <w:rPr>
+                <w:sz w:val="20"/>
+                <w:szCs w:val="20"/>
+                <w:rtl/>
+              </w:rPr>
+              <w:t xml:space="preserve">margin: 0 يزيل المسافة الصغيرة التي يضعها المتصفح حول الصفحة تلقائيًا، فيلتصق الرأس بحواف النافذة. ونحدد الخط Tahoma وخلفية رمادية فاتحة.</w:t>
+            </w:r>
+          </w:p>
+        </w:tc>
+      </w:tr>
+      <w:tr>
+        <w:tc>
+          <w:tcPr>
+            <w:tcW w:w="3600" w:type="dxa"/>
+          </w:tcPr>
+          <w:p>
+            <w:pPr>
+              <w:spacing w:before="0" w:after="0"/>
+              <w:jc w:val="left"/>
+            </w:pPr>
+            <w:r>
+              <w:rPr>
+                <w:rFonts w:ascii="Consolas" w:hAnsi="Consolas" w:cs="Arial"/>
+                <w:sz w:val="17"/>
+                <w:szCs w:val="17"/>
+              </w:rPr>
+              <w:t xml:space="preserve">header { background: #0f766e; color: white; padding: 16px; }</w:t>
+            </w:r>
+          </w:p>
+        </w:tc>
+        <w:tc>
+          <w:tcPr>
+            <w:tcW w:w="6038" w:type="dxa"/>
+          </w:tcPr>
+          <w:p>
+            <w:pPr>
+              <w:bidi/>
+              <w:spacing w:before="0" w:after="0"/>
+            </w:pPr>
+            <w:r>
+              <w:rPr>
+                <w:sz w:val="20"/>
+                <w:szCs w:val="20"/>
+                <w:rtl/>
+              </w:rPr>
+              <w:t xml:space="preserve">رأس الصفحة header يأخذ خلفية خضراء مزرقة ونصًا أبيض ومسافة داخلية 16 بكسل.</w:t>
+            </w:r>
+          </w:p>
+        </w:tc>
+      </w:tr>
+      <w:tr>
+        <w:tc>
+          <w:tcPr>
+            <w:tcW w:w="3600" w:type="dxa"/>
+          </w:tcPr>
+          <w:p>
+            <w:pPr>
+              <w:spacing w:before="0" w:after="0"/>
+              <w:jc w:val="left"/>
+            </w:pPr>
+            <w:r>
+              <w:rPr>
+                <w:rFonts w:ascii="Consolas" w:hAnsi="Consolas" w:cs="Arial"/>
+                <w:sz w:val="17"/>
+                <w:szCs w:val="17"/>
+              </w:rPr>
+              <w:t xml:space="preserve">nav { display: flex; gap: 16px; background: #134e4a; padding: 10px 16px; }</w:t>
+            </w:r>
+          </w:p>
+        </w:tc>
+        <w:tc>
+          <w:tcPr>
+            <w:tcW w:w="6038" w:type="dxa"/>
+          </w:tcPr>
+          <w:p>
+            <w:pPr>
+              <w:bidi/>
+              <w:spacing w:before="0" w:after="0"/>
+            </w:pPr>
+            <w:r>
+              <w:rPr>
+                <w:sz w:val="20"/>
+                <w:szCs w:val="20"/>
+                <w:rtl/>
+              </w:rPr>
+              <w:t xml:space="preserve">شريط التنقل يرتب روابطه في صف بـ display: flex مع مسافة بينها. عندما نكتب قيمتين في padding مثل 10px 16px فالأولى للأعلى والأسفل والثانية لليمين واليسار.</w:t>
+            </w:r>
+          </w:p>
+        </w:tc>
+      </w:tr>
+      <w:tr>
+        <w:tc>
+          <w:tcPr>
+            <w:tcW w:w="3600" w:type="dxa"/>
+          </w:tcPr>
+          <w:p>
+            <w:pPr>
+              <w:spacing w:before="0" w:after="0"/>
+              <w:jc w:val="left"/>
+            </w:pPr>
+            <w:r>
+              <w:rPr>
+                <w:rFonts w:ascii="Consolas" w:hAnsi="Consolas" w:cs="Arial"/>
+                <w:sz w:val="17"/>
+                <w:szCs w:val="17"/>
+              </w:rPr>
+              <w:t xml:space="preserve">nav a { color: white; text-decoration: none; }</w:t>
+            </w:r>
+          </w:p>
+        </w:tc>
+        <w:tc>
+          <w:tcPr>
+            <w:tcW w:w="6038" w:type="dxa"/>
+          </w:tcPr>
+          <w:p>
+            <w:pPr>
+              <w:bidi/>
+              <w:spacing w:before="0" w:after="0"/>
+            </w:pPr>
+            <w:r>
+              <w:rPr>
+                <w:sz w:val="20"/>
+                <w:szCs w:val="20"/>
+                <w:rtl/>
+              </w:rPr>
+              <w:t xml:space="preserve">روابط الشريط بيضاء وبدون خط تحتها.</w:t>
+            </w:r>
+          </w:p>
+        </w:tc>
+      </w:tr>
+      <w:tr>
+        <w:tc>
+          <w:tcPr>
+            <w:tcW w:w="3600" w:type="dxa"/>
+          </w:tcPr>
+          <w:p>
+            <w:pPr>
+              <w:spacing w:before="0" w:after="0"/>
+              <w:jc w:val="left"/>
+            </w:pPr>
+            <w:r>
+              <w:rPr>
+                <w:rFonts w:ascii="Consolas" w:hAnsi="Consolas" w:cs="Arial"/>
+                <w:sz w:val="17"/>
+                <w:szCs w:val="17"/>
+              </w:rPr>
+              <w:t xml:space="preserve">main { padding: 20px; max-width: 600px; margin: auto; }</w:t>
+            </w:r>
+          </w:p>
+        </w:tc>
+        <w:tc>
+          <w:tcPr>
+            <w:tcW w:w="6038" w:type="dxa"/>
+          </w:tcPr>
+          <w:p>
+            <w:pPr>
+              <w:bidi/>
+              <w:spacing w:before="0" w:after="0"/>
+            </w:pPr>
+            <w:r>
+              <w:rPr>
+                <w:sz w:val="20"/>
+                <w:szCs w:val="20"/>
+                <w:rtl/>
+              </w:rPr>
+              <w:t xml:space="preserve">المحتوى الرئيسي main: الخاصية max-width: 600px تمنع عرضه من تجاوز 600 بكسل، وmargin: auto تضعه في منتصف الصفحة أفقيًا، وpadding يترك مسافة داخلية.</w:t>
+            </w:r>
+          </w:p>
+        </w:tc>
+      </w:tr>
+      <w:tr>
+        <w:tc>
+          <w:tcPr>
+            <w:tcW w:w="3600" w:type="dxa"/>
+          </w:tcPr>
+          <w:p>
+            <w:pPr>
+              <w:spacing w:before="0" w:after="0"/>
+              <w:jc w:val="left"/>
+            </w:pPr>
+            <w:r>
+              <w:rPr>
+                <w:rFonts w:ascii="Consolas" w:hAnsi="Consolas" w:cs="Arial"/>
+                <w:sz w:val="17"/>
+                <w:szCs w:val="17"/>
+              </w:rPr>
+              <w:t xml:space="preserve">form { background: white; padding: 16px; border-radius: 10px; }</w:t>
+            </w:r>
+          </w:p>
+        </w:tc>
+        <w:tc>
+          <w:tcPr>
+            <w:tcW w:w="6038" w:type="dxa"/>
+          </w:tcPr>
+          <w:p>
+            <w:pPr>
+              <w:bidi/>
+              <w:spacing w:before="0" w:after="0"/>
+            </w:pPr>
+            <w:r>
+              <w:rPr>
+                <w:sz w:val="20"/>
+                <w:szCs w:val="20"/>
+                <w:rtl/>
+              </w:rPr>
+              <w:t xml:space="preserve">النموذج form يظهر كصندوق أبيض بمسافة داخلية وزوايا دائرية.</w:t>
+            </w:r>
+          </w:p>
+        </w:tc>
+      </w:tr>
+      <w:tr>
+        <w:tc>
+          <w:tcPr>
+            <w:tcW w:w="3600" w:type="dxa"/>
+          </w:tcPr>
+          <w:p>
+            <w:pPr>
+              <w:spacing w:before="0" w:after="0"/>
+              <w:jc w:val="left"/>
+            </w:pPr>
+            <w:r>
+              <w:rPr>
+                <w:rFonts w:ascii="Consolas" w:hAnsi="Consolas" w:cs="Arial"/>
+                <w:sz w:val="17"/>
+                <w:szCs w:val="17"/>
+              </w:rPr>
+              <w:t xml:space="preserve">input, select { padding: 6px; width: 100%; margin-bottom: 10px; }</w:t>
+            </w:r>
+          </w:p>
+        </w:tc>
+        <w:tc>
+          <w:tcPr>
+            <w:tcW w:w="6038" w:type="dxa"/>
+          </w:tcPr>
+          <w:p>
+            <w:pPr>
+              <w:bidi/>
+              <w:spacing w:before="0" w:after="0"/>
+            </w:pPr>
+            <w:r>
+              <w:rPr>
+                <w:sz w:val="20"/>
+                <w:szCs w:val="20"/>
+                <w:rtl/>
+              </w:rPr>
+              <w:t xml:space="preserve">الفاصلة بين input وselect تعني تطبيق نفس التنسيق على النوعين معًا. width: 100% يجعل كل خانة بعرض النموذج كاملًا، وmargin-bottom: 10px يترك مسافة تحت كل خانة.</w:t>
+            </w:r>
+          </w:p>
+        </w:tc>
+      </w:tr>
+      <w:tr>
+        <w:tc>
+          <w:tcPr>
+            <w:tcW w:w="3600" w:type="dxa"/>
+          </w:tcPr>
+          <w:p>
+            <w:pPr>
+              <w:spacing w:before="0" w:after="0"/>
+              <w:jc w:val="left"/>
+            </w:pPr>
+            <w:r>
+              <w:rPr>
+                <w:rFonts w:ascii="Consolas" w:hAnsi="Consolas" w:cs="Arial"/>
+                <w:sz w:val="17"/>
+                <w:szCs w:val="17"/>
+              </w:rPr>
+              <w:t xml:space="preserve">button { background: #0f766e; color: white; border: 0; padding: 8px 20px; border-radius: 6px; }</w:t>
+            </w:r>
+          </w:p>
+        </w:tc>
+        <w:tc>
+          <w:tcPr>
+            <w:tcW w:w="6038" w:type="dxa"/>
+          </w:tcPr>
+          <w:p>
+            <w:pPr>
+              <w:bidi/>
+              <w:spacing w:before="0" w:after="0"/>
+            </w:pPr>
+            <w:r>
+              <w:rPr>
+                <w:sz w:val="20"/>
+                <w:szCs w:val="20"/>
+                <w:rtl/>
+              </w:rPr>
+              <w:t xml:space="preserve">تنسيق الزر: خلفية خضراء مزرقة ونص أبيض، وborder: 0 يزيل الإطار الافتراضي للزر، مع مسافة داخلية وزوايا دائرية ليبدو أجمل.</w:t>
+            </w:r>
+          </w:p>
+        </w:tc>
+      </w:tr>
+      <w:tr>
+        <w:tc>
+          <w:tcPr>
+            <w:tcW w:w="3600" w:type="dxa"/>
+          </w:tcPr>
+          <w:p>
+            <w:pPr>
+              <w:spacing w:before="0" w:after="0"/>
+              <w:jc w:val="left"/>
+            </w:pPr>
+            <w:r>
+              <w:rPr>
+                <w:rFonts w:ascii="Consolas" w:hAnsi="Consolas" w:cs="Arial"/>
+                <w:sz w:val="17"/>
+                <w:szCs w:val="17"/>
+              </w:rPr>
+              <w:t xml:space="preserve">footer { text-align: center; color: #666; padding: 16px; }</w:t>
+            </w:r>
+          </w:p>
+        </w:tc>
+        <w:tc>
+          <w:tcPr>
+            <w:tcW w:w="6038" w:type="dxa"/>
+          </w:tcPr>
+          <w:p>
+            <w:pPr>
+              <w:bidi/>
+              <w:spacing w:before="0" w:after="0"/>
+            </w:pPr>
+            <w:r>
+              <w:rPr>
+                <w:sz w:val="20"/>
+                <w:szCs w:val="20"/>
+                <w:rtl/>
+              </w:rPr>
+              <w:t xml:space="preserve">التذييل footer نصه في المنتصف وبلون رمادي مع مسافة داخلية.</w:t>
+            </w:r>
+          </w:p>
+        </w:tc>
+      </w:tr>
+      <w:tr>
+        <w:tc>
+          <w:tcPr>
+            <w:tcW w:w="3600" w:type="dxa"/>
+          </w:tcPr>
+          <w:p>
+            <w:pPr>
+              <w:spacing w:before="0" w:after="0"/>
+              <w:jc w:val="left"/>
+            </w:pPr>
+            <w:r>
+              <w:rPr>
+                <w:rFonts w:ascii="Consolas" w:hAnsi="Consolas" w:cs="Arial"/>
+                <w:sz w:val="17"/>
+                <w:szCs w:val="17"/>
+              </w:rPr>
+              <w:t xml:space="preserve">&lt;/style&gt;</w:t>
+            </w:r>
+          </w:p>
+        </w:tc>
+        <w:tc>
+          <w:tcPr>
+            <w:tcW w:w="6038" w:type="dxa"/>
+          </w:tcPr>
+          <w:p>
+            <w:pPr>
+              <w:bidi/>
+              <w:spacing w:before="0" w:after="0"/>
+            </w:pPr>
+            <w:r>
+              <w:rPr>
+                <w:sz w:val="20"/>
+                <w:szCs w:val="20"/>
+                <w:rtl/>
+              </w:rPr>
+              <w:t xml:space="preserve">يغلق قسم التنسيقات، وبعده يبدأ محتوى الصفحة.</w:t>
+            </w:r>
+          </w:p>
+        </w:tc>
+      </w:tr>
+      <w:tr>
+        <w:tc>
+          <w:tcPr>
+            <w:tcW w:w="3600" w:type="dxa"/>
+          </w:tcPr>
+          <w:p>
+            <w:pPr>
+              <w:spacing w:before="0" w:after="0"/>
+              <w:jc w:val="left"/>
+            </w:pPr>
+            <w:r>
+              <w:rPr>
+                <w:rFonts w:ascii="Consolas" w:hAnsi="Consolas" w:cs="Arial"/>
+                <w:sz w:val="17"/>
+                <w:szCs w:val="17"/>
+              </w:rPr>
+              <w:t xml:space="preserve">&lt;header&gt;&lt;h1&gt;نظام سجل الطلاب&lt;/h1&gt;&lt;/header&gt;</w:t>
+            </w:r>
+          </w:p>
+        </w:tc>
+        <w:tc>
+          <w:tcPr>
+            <w:tcW w:w="6038" w:type="dxa"/>
+          </w:tcPr>
+          <w:p>
+            <w:pPr>
+              <w:bidi/>
+              <w:spacing w:before="0" w:after="0"/>
+            </w:pPr>
+            <w:r>
+              <w:rPr>
+                <w:sz w:val="20"/>
+                <w:szCs w:val="20"/>
+                <w:rtl/>
+              </w:rPr>
+              <w:t xml:space="preserve">رأس الصفحة وبداخله العنوان الرئيسي، وسيظهر بشريط أخضر عريض في أعلى الصفحة.</w:t>
+            </w:r>
+          </w:p>
+        </w:tc>
+      </w:tr>
+      <w:tr>
+        <w:tc>
+          <w:tcPr>
+            <w:tcW w:w="3600" w:type="dxa"/>
+          </w:tcPr>
+          <w:p>
+            <w:pPr>
+              <w:spacing w:before="0" w:after="0"/>
+              <w:jc w:val="left"/>
+            </w:pPr>
+            <w:r>
+              <w:rPr>
+                <w:rFonts w:ascii="Consolas" w:hAnsi="Consolas" w:cs="Arial"/>
+                <w:sz w:val="17"/>
+                <w:szCs w:val="17"/>
+              </w:rPr>
+              <w:t xml:space="preserve">&lt;nav&gt;&lt;a href="#"&gt;الرئيسية&lt;/a&gt;&lt;a href="#"&gt;الطلاب&lt;/a&gt;&lt;a href="#"&gt;تسجيل&lt;/a&gt;&lt;/nav&gt;</w:t>
+            </w:r>
+          </w:p>
+        </w:tc>
+        <w:tc>
+          <w:tcPr>
+            <w:tcW w:w="6038" w:type="dxa"/>
+          </w:tcPr>
+          <w:p>
+            <w:pPr>
+              <w:bidi/>
+              <w:spacing w:before="0" w:after="0"/>
+            </w:pPr>
+            <w:r>
+              <w:rPr>
+                <w:sz w:val="20"/>
+                <w:szCs w:val="20"/>
+                <w:rtl/>
+              </w:rPr>
+              <w:t xml:space="preserve">شريط التنقل بثلاثة روابط مؤقتة. لم نكتب فواصل بينها لأن gap في CSS يضع المسافة بينها تلقائيًا.</w:t>
+            </w:r>
+          </w:p>
+        </w:tc>
+      </w:tr>
+      <w:tr>
+        <w:tc>
+          <w:tcPr>
+            <w:tcW w:w="3600" w:type="dxa"/>
+          </w:tcPr>
+          <w:p>
+            <w:pPr>
+              <w:spacing w:before="0" w:after="0"/>
+              <w:jc w:val="left"/>
+            </w:pPr>
+            <w:r>
+              <w:rPr>
+                <w:rFonts w:ascii="Consolas" w:hAnsi="Consolas" w:cs="Arial"/>
+                <w:sz w:val="17"/>
+                <w:szCs w:val="17"/>
+              </w:rPr>
+              <w:t xml:space="preserve">&lt;main&gt;</w:t>
+            </w:r>
+          </w:p>
+        </w:tc>
+        <w:tc>
+          <w:tcPr>
+            <w:tcW w:w="6038" w:type="dxa"/>
+          </w:tcPr>
+          <w:p>
+            <w:pPr>
+              <w:bidi/>
+              <w:spacing w:before="0" w:after="0"/>
+            </w:pPr>
+            <w:r>
+              <w:rPr>
+                <w:sz w:val="20"/>
+                <w:szCs w:val="20"/>
+                <w:rtl/>
+              </w:rPr>
+              <w:t xml:space="preserve">بداية المحتوى الرئيسي الذي سيظهر في منتصف الصفحة.</w:t>
+            </w:r>
+          </w:p>
+        </w:tc>
+      </w:tr>
+      <w:tr>
+        <w:tc>
+          <w:tcPr>
+            <w:tcW w:w="3600" w:type="dxa"/>
+          </w:tcPr>
+          <w:p>
+            <w:pPr>
+              <w:spacing w:before="0" w:after="0"/>
+              <w:jc w:val="left"/>
+            </w:pPr>
+            <w:r>
+              <w:rPr>
+                <w:rFonts w:ascii="Consolas" w:hAnsi="Consolas" w:cs="Arial"/>
+                <w:sz w:val="17"/>
+                <w:szCs w:val="17"/>
+              </w:rPr>
+              <w:t xml:space="preserve">&lt;p&gt;مرحبًا بك في نظام تسجيل الطلاب.&lt;/p&gt;</w:t>
+            </w:r>
+          </w:p>
+        </w:tc>
+        <w:tc>
+          <w:tcPr>
+            <w:tcW w:w="6038" w:type="dxa"/>
+          </w:tcPr>
+          <w:p>
+            <w:pPr>
+              <w:bidi/>
+              <w:spacing w:before="0" w:after="0"/>
+            </w:pPr>
+            <w:r>
+              <w:rPr>
+                <w:sz w:val="20"/>
+                <w:szCs w:val="20"/>
+                <w:rtl/>
+              </w:rPr>
+              <w:t xml:space="preserve">فقرة ترحيبية فوق النموذج.</w:t>
+            </w:r>
+          </w:p>
+        </w:tc>
+      </w:tr>
+      <w:tr>
+        <w:tc>
+          <w:tcPr>
+            <w:tcW w:w="3600" w:type="dxa"/>
+          </w:tcPr>
+          <w:p>
+            <w:pPr>
+              <w:spacing w:before="0" w:after="0"/>
+              <w:jc w:val="left"/>
+            </w:pPr>
+            <w:r>
+              <w:rPr>
+                <w:rFonts w:ascii="Consolas" w:hAnsi="Consolas" w:cs="Arial"/>
+                <w:sz w:val="17"/>
+                <w:szCs w:val="17"/>
+              </w:rPr>
+              <w:t xml:space="preserve">&lt;form&gt;</w:t>
+            </w:r>
+          </w:p>
+        </w:tc>
+        <w:tc>
+          <w:tcPr>
+            <w:tcW w:w="6038" w:type="dxa"/>
+          </w:tcPr>
+          <w:p>
+            <w:pPr>
+              <w:bidi/>
+              <w:spacing w:before="0" w:after="0"/>
+            </w:pPr>
+            <w:r>
+              <w:rPr>
+                <w:sz w:val="20"/>
+                <w:szCs w:val="20"/>
+                <w:rtl/>
+              </w:rPr>
+              <w:t xml:space="preserve">بداية نموذج التسجيل الذي يظهر كصندوق أبيض.</w:t>
+            </w:r>
+          </w:p>
+        </w:tc>
+      </w:tr>
+      <w:tr>
+        <w:tc>
+          <w:tcPr>
+            <w:tcW w:w="3600" w:type="dxa"/>
+          </w:tcPr>
+          <w:p>
+            <w:pPr>
+              <w:spacing w:before="0" w:after="0"/>
+              <w:jc w:val="left"/>
+            </w:pPr>
+            <w:r>
+              <w:rPr>
+                <w:rFonts w:ascii="Consolas" w:hAnsi="Consolas" w:cs="Arial"/>
+                <w:sz w:val="17"/>
+                <w:szCs w:val="17"/>
+              </w:rPr>
+              <w:t xml:space="preserve">&lt;label&gt;الاسم&lt;/label&gt;&lt;input type="text"&gt;</w:t>
+            </w:r>
+          </w:p>
+        </w:tc>
+        <w:tc>
+          <w:tcPr>
+            <w:tcW w:w="6038" w:type="dxa"/>
+          </w:tcPr>
+          <w:p>
+            <w:pPr>
+              <w:bidi/>
+              <w:spacing w:before="0" w:after="0"/>
+            </w:pPr>
+            <w:r>
+              <w:rPr>
+                <w:sz w:val="20"/>
+                <w:szCs w:val="20"/>
+                <w:rtl/>
+              </w:rPr>
+              <w:t xml:space="preserve">نص وصفي «الاسم» ثم خانة نصية. لأن عرض الخانة 100% ستنزل تحت النص وتملأ عرض النموذج. والسطر التالي يفعل نفس الشيء لخانة البريد من نوع email.</w:t>
+            </w:r>
+          </w:p>
+        </w:tc>
+      </w:tr>
+      <w:tr>
+        <w:tc>
+          <w:tcPr>
+            <w:tcW w:w="3600" w:type="dxa"/>
+          </w:tcPr>
+          <w:p>
+            <w:pPr>
+              <w:spacing w:before="0" w:after="0"/>
+              <w:jc w:val="left"/>
+            </w:pPr>
+            <w:r>
+              <w:rPr>
+                <w:rFonts w:ascii="Consolas" w:hAnsi="Consolas" w:cs="Arial"/>
+                <w:sz w:val="17"/>
+                <w:szCs w:val="17"/>
+              </w:rPr>
+              <w:t xml:space="preserve">&lt;label&gt;الدورة&lt;/label&gt;&lt;select&gt;&lt;option&gt;C#&lt;/option&gt;&lt;option&gt;HTML&lt;/option&gt;&lt;/select&gt;</w:t>
+            </w:r>
+          </w:p>
+        </w:tc>
+        <w:tc>
+          <w:tcPr>
+            <w:tcW w:w="6038" w:type="dxa"/>
+          </w:tcPr>
+          <w:p>
+            <w:pPr>
+              <w:bidi/>
+              <w:spacing w:before="0" w:after="0"/>
+            </w:pPr>
+            <w:r>
+              <w:rPr>
+                <w:sz w:val="20"/>
+                <w:szCs w:val="20"/>
+                <w:rtl/>
+              </w:rPr>
+              <w:t xml:space="preserve">نص وصفي ثم قائمة منسدلة select فيها خياران: C#‎ وHTML، وتأخذ نفس تنسيق الخانات.</w:t>
+            </w:r>
+          </w:p>
+        </w:tc>
+      </w:tr>
+      <w:tr>
+        <w:tc>
+          <w:tcPr>
+            <w:tcW w:w="3600" w:type="dxa"/>
+          </w:tcPr>
+          <w:p>
+            <w:pPr>
+              <w:spacing w:before="0" w:after="0"/>
+              <w:jc w:val="left"/>
+            </w:pPr>
+            <w:r>
+              <w:rPr>
+                <w:rFonts w:ascii="Consolas" w:hAnsi="Consolas" w:cs="Arial"/>
+                <w:sz w:val="17"/>
+                <w:szCs w:val="17"/>
+              </w:rPr>
+              <w:t xml:space="preserve">&lt;button&gt;تسجيل&lt;/button&gt;</w:t>
+            </w:r>
+          </w:p>
+        </w:tc>
+        <w:tc>
+          <w:tcPr>
+            <w:tcW w:w="6038" w:type="dxa"/>
+          </w:tcPr>
+          <w:p>
+            <w:pPr>
+              <w:bidi/>
+              <w:spacing w:before="0" w:after="0"/>
+            </w:pPr>
+            <w:r>
+              <w:rPr>
+                <w:sz w:val="20"/>
+                <w:szCs w:val="20"/>
+                <w:rtl/>
+              </w:rPr>
+              <w:t xml:space="preserve">زر «تسجيل» بالتنسيق الأخضر. الزر داخل form بدون type يكون من نوع submit تلقائيًا، أي يرسل النموذج عند الضغط.</w:t>
+            </w:r>
+          </w:p>
+        </w:tc>
+      </w:tr>
+      <w:tr>
+        <w:tc>
+          <w:tcPr>
+            <w:tcW w:w="3600" w:type="dxa"/>
+          </w:tcPr>
+          <w:p>
+            <w:pPr>
+              <w:spacing w:before="0" w:after="0"/>
+              <w:jc w:val="left"/>
+            </w:pPr>
+            <w:r>
+              <w:rPr>
+                <w:rFonts w:ascii="Consolas" w:hAnsi="Consolas" w:cs="Arial"/>
+                <w:sz w:val="17"/>
+                <w:szCs w:val="17"/>
+              </w:rPr>
+              <w:t xml:space="preserve">&lt;/form&gt;</w:t>
+            </w:r>
+          </w:p>
+        </w:tc>
+        <w:tc>
+          <w:tcPr>
+            <w:tcW w:w="6038" w:type="dxa"/>
+          </w:tcPr>
+          <w:p>
+            <w:pPr>
+              <w:bidi/>
+              <w:spacing w:before="0" w:after="0"/>
+            </w:pPr>
+            <w:r>
+              <w:rPr>
+                <w:sz w:val="20"/>
+                <w:szCs w:val="20"/>
+                <w:rtl/>
+              </w:rPr>
+              <w:t xml:space="preserve">يغلق النموذج، والسطر التالي يغلق المحتوى الرئيسي main.</w:t>
+            </w:r>
+          </w:p>
+        </w:tc>
+      </w:tr>
+      <w:tr>
+        <w:tc>
+          <w:tcPr>
+            <w:tcW w:w="3600" w:type="dxa"/>
+          </w:tcPr>
+          <w:p>
+            <w:pPr>
+              <w:spacing w:before="0" w:after="0"/>
+              <w:jc w:val="left"/>
+            </w:pPr>
+            <w:r>
+              <w:rPr>
+                <w:rFonts w:ascii="Consolas" w:hAnsi="Consolas" w:cs="Arial"/>
+                <w:sz w:val="17"/>
+                <w:szCs w:val="17"/>
+              </w:rPr>
+              <w:t xml:space="preserve">&lt;footer&gt;© 2026&lt;/footer&gt;</w:t>
+            </w:r>
+          </w:p>
+        </w:tc>
+        <w:tc>
+          <w:tcPr>
+            <w:tcW w:w="6038" w:type="dxa"/>
+          </w:tcPr>
+          <w:p>
+            <w:pPr>
+              <w:bidi/>
+              <w:spacing w:before="0" w:after="0"/>
+            </w:pPr>
+            <w:r>
+              <w:rPr>
+                <w:sz w:val="20"/>
+                <w:szCs w:val="20"/>
+                <w:rtl/>
+              </w:rPr>
+              <w:t xml:space="preserve">تذييل الصفحة يعرض رمز حقوق النشر © والسنة في منتصف أسفل الصفحة.</w:t>
+            </w:r>
+          </w:p>
+        </w:tc>
+      </w:tr>
+    </w:tbl>
+    <w:p>
+      <w:pPr>
+        <w:bidi/>
+        <w:spacing w:before="0" w:after="120"/>
+      </w:pPr>
+      <w:r>
+        <w:rPr>
+          <w:sz w:val="8"/>
+          <w:szCs w:val="8"/>
+        </w:rPr>
+        <w:t xml:space="preserve"> </w:t>
+      </w:r>
+    </w:p>
+    <w:p>
+      <w:pPr>
+        <w:keepNext/>
+        <w:bidi/>
+        <w:spacing w:before="280" w:after="100"/>
+      </w:pPr>
+      <w:r>
+        <w:rPr>
+          <w:b/>
+          <w:bCs/>
+          <w:color w:val="0E6B66"/>
+          <w:sz w:val="30"/>
+          <w:szCs w:val="30"/>
+          <w:rtl/>
+        </w:rPr>
+        <w:t xml:space="preserve">اختبر نفسك</w:t>
+      </w:r>
+    </w:p>
+    <w:p>
+      <w:pPr>
+        <w:keepNext/>
+        <w:bidi/>
+        <w:spacing w:before="0" w:after="40"/>
+      </w:pPr>
+      <w:r>
+        <w:rPr>
+          <w:b/>
+          <w:bCs/>
+          <w:rtl/>
+        </w:rPr>
+        <w:t xml:space="preserve">1. أي محدد يختار العناصر التي لها class="box"؟</w:t>
+      </w:r>
+    </w:p>
+    <w:p>
+      <w:pPr>
+        <w:bidi/>
+        <w:spacing w:before="0" w:after="120"/>
+      </w:pPr>
+      <w:r>
+        <w:rPr>
+          <w:rtl/>
+        </w:rPr>
+        <w:t xml:space="preserve">أ) #box     ب) .box     ج) box</w:t>
+      </w:r>
+    </w:p>
+    <w:p>
+      <w:pPr>
+        <w:keepNext/>
+        <w:bidi/>
+        <w:spacing w:before="0" w:after="40"/>
+      </w:pPr>
+      <w:r>
+        <w:rPr>
+          <w:b/>
+          <w:bCs/>
+          <w:rtl/>
+        </w:rPr>
+        <w:t xml:space="preserve">2. المسافة بين محتوى العنصر وإطاره هي:</w:t>
+      </w:r>
+    </w:p>
+    <w:p>
+      <w:pPr>
+        <w:bidi/>
+        <w:spacing w:before="0" w:after="120"/>
+      </w:pPr>
+      <w:r>
+        <w:rPr>
+          <w:rtl/>
+        </w:rPr>
+        <w:t xml:space="preserve">أ) margin     ب) padding     ج) gap</w:t>
+      </w:r>
+    </w:p>
+    <w:p>
+      <w:pPr>
+        <w:keepNext/>
+        <w:bidi/>
+        <w:spacing w:before="0" w:after="40"/>
+      </w:pPr>
+      <w:r>
+        <w:rPr>
+          <w:b/>
+          <w:bCs/>
+          <w:rtl/>
+        </w:rPr>
+        <w:t xml:space="preserve">3. لوضع العناصر بجانب بعضها نستخدم:</w:t>
+      </w:r>
+    </w:p>
+    <w:p>
+      <w:pPr>
+        <w:bidi/>
+        <w:spacing w:before="0" w:after="120"/>
+      </w:pPr>
+      <w:r>
+        <w:rPr>
+          <w:rtl/>
+        </w:rPr>
+        <w:t xml:space="preserve">أ) display: flex     ب) color: flex     ج) text-align: flex</w:t>
+      </w:r>
+    </w:p>
+    <w:p>
+      <w:pPr>
+        <w:bidi/>
+        <w:spacing w:before="0" w:after="120"/>
+      </w:pPr>
+      <w:r>
+        <w:rPr>
+          <w:b/>
+          <w:bCs/>
+          <w:color w:val="5B6575"/>
+          <w:sz w:val="18"/>
+          <w:szCs w:val="18"/>
+          <w:rtl/>
+        </w:rPr>
+        <w:t xml:space="preserve">الإجابات: </w:t>
+      </w:r>
+      <w:r>
+        <w:rPr>
+          <w:color w:val="5B6575"/>
+          <w:sz w:val="18"/>
+          <w:szCs w:val="18"/>
+        </w:rPr>
+        <w:t xml:space="preserve">1) .box  ·  2) padding  ·  3) display: flex</w:t>
+      </w:r>
+    </w:p>
+    <w:p>
+      <w:pPr>
+        <w:keepNext/>
+        <w:bidi/>
+        <w:spacing w:before="280" w:after="100"/>
+      </w:pPr>
+      <w:r>
+        <w:rPr>
+          <w:b/>
+          <w:bCs/>
+          <w:color w:val="0E6B66"/>
+          <w:sz w:val="30"/>
+          <w:szCs w:val="30"/>
+          <w:rtl/>
+        </w:rPr>
+        <w:t xml:space="preserve">الواجب</w:t>
+      </w:r>
+    </w:p>
+    <w:p>
+      <w:pPr>
+        <w:shd w:val="clear" w:color="auto" w:fill="DDF0EE"/>
+        <w:bidi/>
+        <w:spacing w:before="0" w:after="120"/>
+      </w:pPr>
+      <w:r>
+        <w:rPr>
+          <w:rtl/>
+        </w:rPr>
+        <w:t xml:space="preserve">أكمل الصفحة الرئيسية لمشروعك (تحدي اليوم) وأحضرها يوم 5.</w:t>
+      </w:r>
+    </w:p>
     <w:sectPr>
       <w:pgSz w:w="11906" w:h="16838"/>
       <w:pgMar w:top="1134" w:right="1134" w:bottom="1134" w:left="1134" w:header="567" w:footer="567" w:gutter="0"/>

--- a/downloads/all-lessons.docx
+++ b/downloads/all-lessons.docx
@@ -15835,6 +15835,4273 @@
         <w:t xml:space="preserve">أكمل الصفحة الرئيسية لمشروعك (تحدي اليوم) وأحضرها يوم 5.</w:t>
       </w:r>
     </w:p>
+    <w:p>
+      <w:r>
+        <w:br w:type="page"/>
+      </w:r>
+    </w:p>
+    <w:p>
+      <w:pPr>
+        <w:bidi/>
+        <w:spacing w:before="0" w:after="60"/>
+      </w:pPr>
+      <w:r>
+        <w:rPr>
+          <w:color w:val="5B6575"/>
+          <w:sz w:val="20"/>
+          <w:szCs w:val="20"/>
+          <w:rtl/>
+        </w:rPr>
+        <w:t xml:space="preserve">اليوم 4 · الأسبوع 1 · C#‎ · ساعتان</w:t>
+      </w:r>
+    </w:p>
+    <w:p>
+      <w:pPr>
+        <w:keepNext/>
+        <w:bidi/>
+        <w:spacing w:before="0" w:after="100"/>
+      </w:pPr>
+      <w:r>
+        <w:rPr>
+          <w:b/>
+          <w:bCs/>
+          <w:color w:val="18202B"/>
+          <w:sz w:val="40"/>
+          <w:szCs w:val="40"/>
+          <w:rtl/>
+        </w:rPr>
+        <w:t xml:space="preserve">أول برنامج بـ C#‎: المتغيرات وأنواع البيانات</w:t>
+      </w:r>
+    </w:p>
+    <w:p>
+      <w:pPr>
+        <w:keepNext/>
+        <w:bidi/>
+        <w:spacing w:before="280" w:after="100"/>
+      </w:pPr>
+      <w:r>
+        <w:rPr>
+          <w:b/>
+          <w:bCs/>
+          <w:color w:val="0E6B66"/>
+          <w:sz w:val="30"/>
+          <w:szCs w:val="30"/>
+          <w:rtl/>
+        </w:rPr>
+        <w:t xml:space="preserve">أهداف التعلم</w:t>
+      </w:r>
+    </w:p>
+    <w:p>
+      <w:pPr>
+        <w:bidi/>
+        <w:spacing w:before="0" w:after="120"/>
+      </w:pPr>
+      <w:r>
+        <w:rPr>
+          <w:color w:val="5B6575"/>
+          <w:rtl/>
+        </w:rPr>
+        <w:t xml:space="preserve">في نهاية الدرس يستطيع المتدرب أن:</w:t>
+      </w:r>
+    </w:p>
+    <w:p>
+      <w:pPr>
+        <w:bidi/>
+        <w:spacing w:before="0" w:after="40"/>
+      </w:pPr>
+      <w:r>
+        <w:rPr>
+          <w:rtl/>
+        </w:rPr>
+        <w:t xml:space="preserve">• ينشئ مشروع Console App في Visual Studio ويشغله.</w:t>
+      </w:r>
+    </w:p>
+    <w:p>
+      <w:pPr>
+        <w:bidi/>
+        <w:spacing w:before="0" w:after="40"/>
+      </w:pPr>
+      <w:r>
+        <w:rPr>
+          <w:rtl/>
+        </w:rPr>
+        <w:t xml:space="preserve">• يطبع النصوص بـ Console.WriteLine.</w:t>
+      </w:r>
+    </w:p>
+    <w:p>
+      <w:pPr>
+        <w:bidi/>
+        <w:spacing w:before="0" w:after="40"/>
+      </w:pPr>
+      <w:r>
+        <w:rPr>
+          <w:rtl/>
+        </w:rPr>
+        <w:t xml:space="preserve">• يعرّف متغيرات من الأنواع int وdouble وstring وbool.</w:t>
+      </w:r>
+    </w:p>
+    <w:p>
+      <w:pPr>
+        <w:bidi/>
+        <w:spacing w:before="0" w:after="40"/>
+      </w:pPr>
+      <w:r>
+        <w:rPr>
+          <w:rtl/>
+        </w:rPr>
+        <w:t xml:space="preserve">• يقرأ مدخلات المستخدم ويحولها إلى أرقام.</w:t>
+      </w:r>
+    </w:p>
+    <w:p>
+      <w:pPr>
+        <w:bidi/>
+        <w:spacing w:before="0" w:after="40"/>
+      </w:pPr>
+      <w:r>
+        <w:rPr>
+          <w:rtl/>
+        </w:rPr>
+        <w:t xml:space="preserve">• يدمج المتغيرات في النصوص باستخدام $"...".</w:t>
+      </w:r>
+    </w:p>
+    <w:p>
+      <w:pPr>
+        <w:keepNext/>
+        <w:bidi/>
+        <w:spacing w:before="280" w:after="100"/>
+      </w:pPr>
+      <w:r>
+        <w:rPr>
+          <w:b/>
+          <w:bCs/>
+          <w:color w:val="0E6B66"/>
+          <w:sz w:val="30"/>
+          <w:szCs w:val="30"/>
+          <w:rtl/>
+        </w:rPr>
+        <w:t xml:space="preserve">توزيع وقت الحصة</w:t>
+      </w:r>
+    </w:p>
+    <w:tbl>
+      <w:tblPr>
+        <w:bidiVisual/>
+        <w:tblW w:w="5000" w:type="pct"/>
+        <w:tblBorders>
+          <w:top w:val="single" w:color="D9DEE5" w:sz="4"/>
+          <w:left w:val="single" w:color="D9DEE5" w:sz="4"/>
+          <w:bottom w:val="single" w:color="D9DEE5" w:sz="4"/>
+          <w:right w:val="single" w:color="D9DEE5" w:sz="4"/>
+          <w:insideH w:val="single" w:color="D9DEE5" w:sz="4"/>
+          <w:insideV w:val="single" w:color="D9DEE5" w:sz="4"/>
+        </w:tblBorders>
+        <w:tblCellMar>
+          <w:top w:w="60" w:type="dxa"/>
+          <w:left w:w="100" w:type="dxa"/>
+          <w:bottom w:w="60" w:type="dxa"/>
+          <w:right w:w="100" w:type="dxa"/>
+        </w:tblCellMar>
+      </w:tblPr>
+      <w:tblGrid>
+        <w:gridCol w:w="2200"/>
+        <w:gridCol w:w="7438"/>
+      </w:tblGrid>
+      <w:tr>
+        <w:tc>
+          <w:tcPr>
+            <w:tcW w:w="2200" w:type="dxa"/>
+          </w:tcPr>
+          <w:p>
+            <w:pPr>
+              <w:spacing w:before="0" w:after="0"/>
+              <w:jc w:val="left"/>
+            </w:pPr>
+            <w:r>
+              <w:rPr>
+                <w:rFonts w:ascii="Consolas" w:hAnsi="Consolas" w:cs="Arial"/>
+              </w:rPr>
+              <w:t xml:space="preserve">0:00 – 0:10</w:t>
+            </w:r>
+          </w:p>
+        </w:tc>
+        <w:tc>
+          <w:tcPr>
+            <w:tcW w:w="7438" w:type="dxa"/>
+          </w:tcPr>
+          <w:p>
+            <w:pPr>
+              <w:bidi/>
+              <w:spacing w:before="0" w:after="0"/>
+            </w:pPr>
+            <w:r>
+              <w:rPr>
+                <w:rtl/>
+              </w:rPr>
+              <w:t xml:space="preserve">مراجعة سريعة لدرس الأمس وحل الواجب</w:t>
+            </w:r>
+          </w:p>
+        </w:tc>
+      </w:tr>
+      <w:tr>
+        <w:tc>
+          <w:tcPr>
+            <w:tcW w:w="2200" w:type="dxa"/>
+          </w:tcPr>
+          <w:p>
+            <w:pPr>
+              <w:spacing w:before="0" w:after="0"/>
+              <w:jc w:val="left"/>
+            </w:pPr>
+            <w:r>
+              <w:rPr>
+                <w:rFonts w:ascii="Consolas" w:hAnsi="Consolas" w:cs="Arial"/>
+              </w:rPr>
+              <w:t xml:space="preserve">0:10 – 0:50</w:t>
+            </w:r>
+          </w:p>
+        </w:tc>
+        <w:tc>
+          <w:tcPr>
+            <w:tcW w:w="7438" w:type="dxa"/>
+          </w:tcPr>
+          <w:p>
+            <w:pPr>
+              <w:bidi/>
+              <w:spacing w:before="0" w:after="0"/>
+            </w:pPr>
+            <w:r>
+              <w:rPr>
+                <w:rtl/>
+              </w:rPr>
+              <w:t xml:space="preserve">شرح الدرس مع أمثلة حيّة يكتبها المدرب والمتدربون معًا</w:t>
+            </w:r>
+          </w:p>
+        </w:tc>
+      </w:tr>
+      <w:tr>
+        <w:tc>
+          <w:tcPr>
+            <w:tcW w:w="2200" w:type="dxa"/>
+          </w:tcPr>
+          <w:p>
+            <w:pPr>
+              <w:spacing w:before="0" w:after="0"/>
+              <w:jc w:val="left"/>
+            </w:pPr>
+            <w:r>
+              <w:rPr>
+                <w:rFonts w:ascii="Consolas" w:hAnsi="Consolas" w:cs="Arial"/>
+              </w:rPr>
+              <w:t xml:space="preserve">0:50 – 1:00</w:t>
+            </w:r>
+          </w:p>
+        </w:tc>
+        <w:tc>
+          <w:tcPr>
+            <w:tcW w:w="7438" w:type="dxa"/>
+          </w:tcPr>
+          <w:p>
+            <w:pPr>
+              <w:bidi/>
+              <w:spacing w:before="0" w:after="0"/>
+            </w:pPr>
+            <w:r>
+              <w:rPr>
+                <w:rtl/>
+              </w:rPr>
+              <w:t xml:space="preserve">استراحة</w:t>
+            </w:r>
+          </w:p>
+        </w:tc>
+      </w:tr>
+      <w:tr>
+        <w:tc>
+          <w:tcPr>
+            <w:tcW w:w="2200" w:type="dxa"/>
+          </w:tcPr>
+          <w:p>
+            <w:pPr>
+              <w:spacing w:before="0" w:after="0"/>
+              <w:jc w:val="left"/>
+            </w:pPr>
+            <w:r>
+              <w:rPr>
+                <w:rFonts w:ascii="Consolas" w:hAnsi="Consolas" w:cs="Arial"/>
+              </w:rPr>
+              <w:t xml:space="preserve">1:00 – 1:40</w:t>
+            </w:r>
+          </w:p>
+        </w:tc>
+        <w:tc>
+          <w:tcPr>
+            <w:tcW w:w="7438" w:type="dxa"/>
+          </w:tcPr>
+          <w:p>
+            <w:pPr>
+              <w:bidi/>
+              <w:spacing w:before="0" w:after="0"/>
+            </w:pPr>
+            <w:r>
+              <w:rPr>
+                <w:rtl/>
+              </w:rPr>
+              <w:t xml:space="preserve">تمارين عملية فردية (المدرب يتنقل بين المتدربين الستة)</w:t>
+            </w:r>
+          </w:p>
+        </w:tc>
+      </w:tr>
+      <w:tr>
+        <w:tc>
+          <w:tcPr>
+            <w:tcW w:w="2200" w:type="dxa"/>
+          </w:tcPr>
+          <w:p>
+            <w:pPr>
+              <w:spacing w:before="0" w:after="0"/>
+              <w:jc w:val="left"/>
+            </w:pPr>
+            <w:r>
+              <w:rPr>
+                <w:rFonts w:ascii="Consolas" w:hAnsi="Consolas" w:cs="Arial"/>
+              </w:rPr>
+              <w:t xml:space="preserve">1:40 – 1:55</w:t>
+            </w:r>
+          </w:p>
+        </w:tc>
+        <w:tc>
+          <w:tcPr>
+            <w:tcW w:w="7438" w:type="dxa"/>
+          </w:tcPr>
+          <w:p>
+            <w:pPr>
+              <w:bidi/>
+              <w:spacing w:before="0" w:after="0"/>
+            </w:pPr>
+            <w:r>
+              <w:rPr>
+                <w:rtl/>
+              </w:rPr>
+              <w:t xml:space="preserve">تصحيح جماعي ومناقشة الأخطاء الشائعة</w:t>
+            </w:r>
+          </w:p>
+        </w:tc>
+      </w:tr>
+      <w:tr>
+        <w:tc>
+          <w:tcPr>
+            <w:tcW w:w="2200" w:type="dxa"/>
+          </w:tcPr>
+          <w:p>
+            <w:pPr>
+              <w:spacing w:before="0" w:after="0"/>
+              <w:jc w:val="left"/>
+            </w:pPr>
+            <w:r>
+              <w:rPr>
+                <w:rFonts w:ascii="Consolas" w:hAnsi="Consolas" w:cs="Arial"/>
+              </w:rPr>
+              <w:t xml:space="preserve">1:55 – 2:00</w:t>
+            </w:r>
+          </w:p>
+        </w:tc>
+        <w:tc>
+          <w:tcPr>
+            <w:tcW w:w="7438" w:type="dxa"/>
+          </w:tcPr>
+          <w:p>
+            <w:pPr>
+              <w:bidi/>
+              <w:spacing w:before="0" w:after="0"/>
+            </w:pPr>
+            <w:r>
+              <w:rPr>
+                <w:rtl/>
+              </w:rPr>
+              <w:t xml:space="preserve">ملخص الدرس + اختبار ذاتي سريع + الواجب</w:t>
+            </w:r>
+          </w:p>
+        </w:tc>
+      </w:tr>
+    </w:tbl>
+    <w:p>
+      <w:pPr>
+        <w:keepNext/>
+        <w:bidi/>
+        <w:spacing w:before="280" w:after="100"/>
+      </w:pPr>
+      <w:r>
+        <w:rPr>
+          <w:b/>
+          <w:bCs/>
+          <w:color w:val="0E6B66"/>
+          <w:sz w:val="30"/>
+          <w:szCs w:val="30"/>
+          <w:rtl/>
+        </w:rPr>
+        <w:t xml:space="preserve">شرح الدرس</w:t>
+      </w:r>
+    </w:p>
+    <w:p>
+      <w:pPr>
+        <w:keepNext/>
+        <w:bidi/>
+        <w:spacing w:before="160" w:after="100"/>
+      </w:pPr>
+      <w:r>
+        <w:rPr>
+          <w:b/>
+          <w:bCs/>
+          <w:color w:val="18202B"/>
+          <w:sz w:val="25"/>
+          <w:szCs w:val="25"/>
+          <w:rtl/>
+        </w:rPr>
+        <w:t xml:space="preserve">1. إنشاء أول مشروع</w:t>
+      </w:r>
+    </w:p>
+    <w:p>
+      <w:pPr>
+        <w:bidi/>
+        <w:spacing w:before="0" w:after="120"/>
+      </w:pPr>
+      <w:r>
+        <w:rPr>
+          <w:rtl/>
+        </w:rPr>
+        <w:t xml:space="preserve">افتح </w:t>
+      </w:r>
+      <w:r>
+        <w:rPr>
+          <w:b/>
+          <w:bCs/>
+        </w:rPr>
+        <w:t xml:space="preserve">Visual Studio Community</w:t>
+      </w:r>
+      <w:r>
+        <w:rPr/>
+        <w:t xml:space="preserve"> ← Create a new project ← </w:t>
+      </w:r>
+      <w:r>
+        <w:rPr>
+          <w:b/>
+          <w:bCs/>
+        </w:rPr>
+        <w:t xml:space="preserve">Console App</w:t>
+      </w:r>
+      <w:r>
+        <w:rPr>
+          <w:rtl/>
+        </w:rPr>
+        <w:t xml:space="preserve"> (C#‎) ← اختر أحدث إصدار </w:t>
+      </w:r>
+      <w:r>
+        <w:rPr>
+          <w:b/>
+          <w:bCs/>
+        </w:rPr>
+        <w:t xml:space="preserve">.NET</w:t>
+      </w:r>
+      <w:r>
+        <w:rPr>
+          <w:rtl/>
+        </w:rPr>
+        <w:t xml:space="preserve"> يظهر في القائمة ← Create. ثم اضغط </w:t>
+      </w:r>
+      <w:r>
+        <w:rPr>
+          <w:rFonts w:ascii="Consolas" w:hAnsi="Consolas" w:cs="Arial"/>
+        </w:rPr>
+        <w:t xml:space="preserve">F5</w:t>
+      </w:r>
+      <w:r>
+        <w:rPr>
+          <w:rtl/>
+        </w:rPr>
+        <w:t xml:space="preserve"> أو زر التشغيل الأخضر.</w:t>
+      </w:r>
+    </w:p>
+    <w:p>
+      <w:pPr>
+        <w:keepNext/>
+        <w:shd w:val="clear" w:color="auto" w:fill="F3F4F6"/>
+        <w:spacing w:before="0" w:after="0"/>
+        <w:jc w:val="left"/>
+      </w:pPr>
+      <w:r>
+        <w:rPr>
+          <w:rFonts w:ascii="Consolas" w:hAnsi="Consolas" w:cs="Arial"/>
+          <w:b/>
+          <w:bCs/>
+          <w:color w:val="5B6575"/>
+          <w:sz w:val="18"/>
+          <w:szCs w:val="18"/>
+        </w:rPr>
+        <w:t xml:space="preserve">C#</w:t>
+      </w:r>
+    </w:p>
+    <w:p>
+      <w:pPr>
+        <w:keepNext/>
+        <w:shd w:val="clear" w:color="auto" w:fill="F3F4F6"/>
+        <w:spacing w:before="0" w:after="0"/>
+        <w:jc w:val="left"/>
+      </w:pPr>
+      <w:r>
+        <w:rPr>
+          <w:rFonts w:ascii="Consolas" w:hAnsi="Consolas" w:cs="Arial"/>
+          <w:sz w:val="18"/>
+          <w:szCs w:val="18"/>
+        </w:rPr>
+        <w:t xml:space="preserve">// هذا تعليق: لا ينفذه الحاسوب</w:t>
+      </w:r>
+    </w:p>
+    <w:p>
+      <w:pPr>
+        <w:keepNext/>
+        <w:shd w:val="clear" w:color="auto" w:fill="F3F4F6"/>
+        <w:spacing w:before="0" w:after="0"/>
+        <w:jc w:val="left"/>
+      </w:pPr>
+      <w:r>
+        <w:rPr>
+          <w:rFonts w:ascii="Consolas" w:hAnsi="Consolas" w:cs="Arial"/>
+          <w:sz w:val="18"/>
+          <w:szCs w:val="18"/>
+        </w:rPr>
+        <w:t xml:space="preserve">Console.WriteLine("مرحبًا بالعالم!");</w:t>
+      </w:r>
+    </w:p>
+    <w:p>
+      <w:pPr>
+        <w:keepNext/>
+        <w:shd w:val="clear" w:color="auto" w:fill="F3F4F6"/>
+        <w:spacing w:before="0" w:after="0"/>
+        <w:jc w:val="left"/>
+      </w:pPr>
+      <w:r>
+        <w:rPr>
+          <w:rFonts w:ascii="Consolas" w:hAnsi="Consolas" w:cs="Arial"/>
+          <w:sz w:val="18"/>
+          <w:szCs w:val="18"/>
+        </w:rPr>
+        <w:t xml:space="preserve">Console.WriteLine("أنا أتعلم C#");</w:t>
+      </w:r>
+    </w:p>
+    <w:p>
+      <w:pPr>
+        <w:shd w:val="clear" w:color="auto" w:fill="F3F4F6"/>
+        <w:spacing w:before="0" w:after="120"/>
+        <w:jc w:val="left"/>
+      </w:pPr>
+      <w:r>
+        <w:rPr>
+          <w:sz w:val="8"/>
+          <w:szCs w:val="8"/>
+        </w:rPr>
+        <w:t xml:space="preserve"> </w:t>
+      </w:r>
+    </w:p>
+    <w:p>
+      <w:pPr>
+        <w:keepNext/>
+        <w:bidi/>
+        <w:spacing w:before="0" w:after="0"/>
+      </w:pPr>
+      <w:r>
+        <w:rPr>
+          <w:b/>
+          <w:bCs/>
+          <w:color w:val="5B6575"/>
+          <w:sz w:val="18"/>
+          <w:szCs w:val="18"/>
+          <w:rtl/>
+        </w:rPr>
+        <w:t xml:space="preserve">الناتج عند التشغيل:</w:t>
+      </w:r>
+    </w:p>
+    <w:p>
+      <w:pPr>
+        <w:spacing w:before="0" w:after="0"/>
+        <w:jc w:val="left"/>
+      </w:pPr>
+      <w:r>
+        <w:rPr>
+          <w:rFonts w:ascii="Consolas" w:hAnsi="Consolas" w:cs="Arial"/>
+          <w:color w:val="1E7A3C"/>
+          <w:sz w:val="18"/>
+          <w:szCs w:val="18"/>
+        </w:rPr>
+        <w:t xml:space="preserve">مرحبًا بالعالم!</w:t>
+      </w:r>
+    </w:p>
+    <w:p>
+      <w:pPr>
+        <w:spacing w:before="0" w:after="0"/>
+        <w:jc w:val="left"/>
+      </w:pPr>
+      <w:r>
+        <w:rPr>
+          <w:rFonts w:ascii="Consolas" w:hAnsi="Consolas" w:cs="Arial"/>
+          <w:color w:val="1E7A3C"/>
+          <w:sz w:val="18"/>
+          <w:szCs w:val="18"/>
+        </w:rPr>
+        <w:t xml:space="preserve">أنا أتعلم C#</w:t>
+      </w:r>
+    </w:p>
+    <w:p>
+      <w:pPr>
+        <w:bidi/>
+        <w:spacing w:before="0" w:after="120"/>
+      </w:pPr>
+      <w:r>
+        <w:rPr>
+          <w:sz w:val="8"/>
+          <w:szCs w:val="8"/>
+        </w:rPr>
+        <w:t xml:space="preserve"> </w:t>
+      </w:r>
+    </w:p>
+    <w:p>
+      <w:pPr>
+        <w:shd w:val="clear" w:color="auto" w:fill="DDF0EE"/>
+        <w:bidi/>
+        <w:spacing w:before="0" w:after="80"/>
+      </w:pPr>
+      <w:r>
+        <w:rPr>
+          <w:b/>
+          <w:bCs/>
+          <w:color w:val="0E6B66"/>
+          <w:rtl/>
+        </w:rPr>
+        <w:t xml:space="preserve">ماذا يفعل هذا الكود؟ </w:t>
+      </w:r>
+      <w:r>
+        <w:rPr>
+          <w:rtl/>
+        </w:rPr>
+        <w:t xml:space="preserve">برنامج بسيط يطبع سطرين على الشاشة: «مرحبًا بالعالم!» ثم «أنا أتعلم C#‎». السطر الأول تعليق لا يظهر عند التشغيل.</w:t>
+      </w:r>
+    </w:p>
+    <w:tbl>
+      <w:tblPr>
+        <w:bidiVisual/>
+        <w:tblW w:w="5000" w:type="pct"/>
+        <w:tblBorders>
+          <w:top w:val="single" w:color="D9DEE5" w:sz="4"/>
+          <w:left w:val="single" w:color="D9DEE5" w:sz="4"/>
+          <w:bottom w:val="single" w:color="D9DEE5" w:sz="4"/>
+          <w:right w:val="single" w:color="D9DEE5" w:sz="4"/>
+          <w:insideH w:val="single" w:color="D9DEE5" w:sz="4"/>
+          <w:insideV w:val="single" w:color="D9DEE5" w:sz="4"/>
+        </w:tblBorders>
+        <w:tblCellMar>
+          <w:top w:w="60" w:type="dxa"/>
+          <w:left w:w="100" w:type="dxa"/>
+          <w:bottom w:w="60" w:type="dxa"/>
+          <w:right w:w="100" w:type="dxa"/>
+        </w:tblCellMar>
+      </w:tblPr>
+      <w:tblGrid>
+        <w:gridCol w:w="3600"/>
+        <w:gridCol w:w="6038"/>
+      </w:tblGrid>
+      <w:tr>
+        <w:tc>
+          <w:tcPr>
+            <w:tcW w:w="3600" w:type="dxa"/>
+            <w:shd w:val="clear" w:color="auto" w:fill="F3F4F6"/>
+          </w:tcPr>
+          <w:p>
+            <w:pPr>
+              <w:bidi/>
+              <w:spacing w:before="0" w:after="0"/>
+            </w:pPr>
+            <w:r>
+              <w:rPr>
+                <w:b/>
+                <w:bCs/>
+                <w:rtl/>
+              </w:rPr>
+              <w:t xml:space="preserve">السطر</w:t>
+            </w:r>
+          </w:p>
+        </w:tc>
+        <w:tc>
+          <w:tcPr>
+            <w:tcW w:w="6038" w:type="dxa"/>
+            <w:shd w:val="clear" w:color="auto" w:fill="F3F4F6"/>
+          </w:tcPr>
+          <w:p>
+            <w:pPr>
+              <w:bidi/>
+              <w:spacing w:before="0" w:after="0"/>
+            </w:pPr>
+            <w:r>
+              <w:rPr>
+                <w:b/>
+                <w:bCs/>
+                <w:rtl/>
+              </w:rPr>
+              <w:t xml:space="preserve">الشرح</w:t>
+            </w:r>
+          </w:p>
+        </w:tc>
+      </w:tr>
+      <w:tr>
+        <w:tc>
+          <w:tcPr>
+            <w:tcW w:w="3600" w:type="dxa"/>
+          </w:tcPr>
+          <w:p>
+            <w:pPr>
+              <w:spacing w:before="0" w:after="0"/>
+              <w:jc w:val="left"/>
+            </w:pPr>
+            <w:r>
+              <w:rPr>
+                <w:rFonts w:ascii="Consolas" w:hAnsi="Consolas" w:cs="Arial"/>
+                <w:sz w:val="17"/>
+                <w:szCs w:val="17"/>
+              </w:rPr>
+              <w:t xml:space="preserve">// هذا تعليق: لا ينفذه الحاسوب</w:t>
+            </w:r>
+          </w:p>
+        </w:tc>
+        <w:tc>
+          <w:tcPr>
+            <w:tcW w:w="6038" w:type="dxa"/>
+          </w:tcPr>
+          <w:p>
+            <w:pPr>
+              <w:bidi/>
+              <w:spacing w:before="0" w:after="0"/>
+            </w:pPr>
+            <w:r>
+              <w:rPr>
+                <w:sz w:val="20"/>
+                <w:szCs w:val="20"/>
+                <w:rtl/>
+              </w:rPr>
+              <w:t xml:space="preserve">الرمزان // يبدآن «تعليقًا»، وهو ملاحظة نكتبها للبشر داخل الكود. الحاسوب يتجاهل كل ما بعد // حتى نهاية السطر، فلا يؤثر على عمل البرنامج.</w:t>
+            </w:r>
+          </w:p>
+        </w:tc>
+      </w:tr>
+      <w:tr>
+        <w:tc>
+          <w:tcPr>
+            <w:tcW w:w="3600" w:type="dxa"/>
+          </w:tcPr>
+          <w:p>
+            <w:pPr>
+              <w:spacing w:before="0" w:after="0"/>
+              <w:jc w:val="left"/>
+            </w:pPr>
+            <w:r>
+              <w:rPr>
+                <w:rFonts w:ascii="Consolas" w:hAnsi="Consolas" w:cs="Arial"/>
+                <w:sz w:val="17"/>
+                <w:szCs w:val="17"/>
+              </w:rPr>
+              <w:t xml:space="preserve">Console.WriteLine("مرحبًا بالعالم!");</w:t>
+            </w:r>
+          </w:p>
+        </w:tc>
+        <w:tc>
+          <w:tcPr>
+            <w:tcW w:w="6038" w:type="dxa"/>
+          </w:tcPr>
+          <w:p>
+            <w:pPr>
+              <w:bidi/>
+              <w:spacing w:before="0" w:after="0"/>
+            </w:pPr>
+            <w:r>
+              <w:rPr>
+                <w:sz w:val="20"/>
+                <w:szCs w:val="20"/>
+                <w:rtl/>
+              </w:rPr>
+              <w:t xml:space="preserve">Console هي «الشاشة السوداء» التي يكتب فيها البرنامج، و WriteLine أمر يطبع النص الموجود بين القوسين ثم ينتقل إلى سطر جديد. النص يوضع بين علامتي تنصيص "..."، والفاصلة المنقوطة ; في النهاية تعني «انتهت هذه التعليمة» ويجب وضعها بعد كل تعليمة في C#‎.</w:t>
+            </w:r>
+          </w:p>
+        </w:tc>
+      </w:tr>
+      <w:tr>
+        <w:tc>
+          <w:tcPr>
+            <w:tcW w:w="3600" w:type="dxa"/>
+          </w:tcPr>
+          <w:p>
+            <w:pPr>
+              <w:spacing w:before="0" w:after="0"/>
+              <w:jc w:val="left"/>
+            </w:pPr>
+            <w:r>
+              <w:rPr>
+                <w:rFonts w:ascii="Consolas" w:hAnsi="Consolas" w:cs="Arial"/>
+                <w:sz w:val="17"/>
+                <w:szCs w:val="17"/>
+              </w:rPr>
+              <w:t xml:space="preserve">Console.WriteLine("أنا أتعلم C#");</w:t>
+            </w:r>
+          </w:p>
+        </w:tc>
+        <w:tc>
+          <w:tcPr>
+            <w:tcW w:w="6038" w:type="dxa"/>
+          </w:tcPr>
+          <w:p>
+            <w:pPr>
+              <w:bidi/>
+              <w:spacing w:before="0" w:after="0"/>
+            </w:pPr>
+            <w:r>
+              <w:rPr>
+                <w:sz w:val="20"/>
+                <w:szCs w:val="20"/>
+                <w:rtl/>
+              </w:rPr>
+              <w:t xml:space="preserve">تعليمة ثانية من نفس النوع تطبع «أنا أتعلم C#‎» في سطر جديد. الحاسوب ينفذ التعليمات بالترتيب من الأعلى إلى الأسفل، لذلك يظهر هذا السطر بعد الأول.</w:t>
+            </w:r>
+          </w:p>
+        </w:tc>
+      </w:tr>
+    </w:tbl>
+    <w:p>
+      <w:pPr>
+        <w:bidi/>
+        <w:spacing w:before="0" w:after="120"/>
+      </w:pPr>
+      <w:r>
+        <w:rPr>
+          <w:sz w:val="8"/>
+          <w:szCs w:val="8"/>
+        </w:rPr>
+        <w:t xml:space="preserve"> </w:t>
+      </w:r>
+    </w:p>
+    <w:p>
+      <w:pPr>
+        <w:shd w:val="clear" w:color="auto" w:fill="DDF0EE"/>
+        <w:bidi/>
+        <w:spacing w:before="0" w:after="160"/>
+      </w:pPr>
+      <w:r>
+        <w:rPr>
+          <w:b/>
+          <w:bCs/>
+          <w:color w:val="0E6B66"/>
+          <w:rtl/>
+        </w:rPr>
+        <w:t xml:space="preserve">ملاحظة: </w:t>
+      </w:r>
+      <w:r>
+        <w:rPr>
+          <w:rtl/>
+        </w:rPr>
+        <w:t xml:space="preserve">كل أمر في C#‎ ينتهي بفاصلة منقوطة ; ونسيانها هو أكثر خطأ شائع عند المبتدئين. ولغة C#‎ حساسة لحالة الأحرف: Console غير console.</w:t>
+      </w:r>
+    </w:p>
+    <w:p>
+      <w:pPr>
+        <w:keepNext/>
+        <w:bidi/>
+        <w:spacing w:before="160" w:after="100"/>
+      </w:pPr>
+      <w:r>
+        <w:rPr>
+          <w:b/>
+          <w:bCs/>
+          <w:color w:val="18202B"/>
+          <w:sz w:val="25"/>
+          <w:szCs w:val="25"/>
+          <w:rtl/>
+        </w:rPr>
+        <w:t xml:space="preserve">2. المتغيرات وأنواع البيانات</w:t>
+      </w:r>
+    </w:p>
+    <w:p>
+      <w:pPr>
+        <w:bidi/>
+        <w:spacing w:before="0" w:after="120"/>
+      </w:pPr>
+      <w:r>
+        <w:rPr>
+          <w:rtl/>
+        </w:rPr>
+        <w:t xml:space="preserve">المتغير صندوق له </w:t>
+      </w:r>
+      <w:r>
+        <w:rPr>
+          <w:b/>
+          <w:bCs/>
+          <w:rtl/>
+        </w:rPr>
+        <w:t xml:space="preserve">نوع</w:t>
+      </w:r>
+      <w:r>
+        <w:rPr>
+          <w:rtl/>
+        </w:rPr>
+        <w:t xml:space="preserve"> و</w:t>
+      </w:r>
+      <w:r>
+        <w:rPr>
+          <w:b/>
+          <w:bCs/>
+          <w:rtl/>
+        </w:rPr>
+        <w:t xml:space="preserve">اسم</w:t>
+      </w:r>
+      <w:r>
+        <w:rPr>
+          <w:rtl/>
+        </w:rPr>
+        <w:t xml:space="preserve"> و</w:t>
+      </w:r>
+      <w:r>
+        <w:rPr>
+          <w:b/>
+          <w:bCs/>
+          <w:rtl/>
+        </w:rPr>
+        <w:t xml:space="preserve">قيمة</w:t>
+      </w:r>
+      <w:r>
+        <w:rPr/>
+        <w:t xml:space="preserve">.</w:t>
+      </w:r>
+    </w:p>
+    <w:tbl>
+      <w:tblPr>
+        <w:bidiVisual/>
+        <w:tblW w:w="5000" w:type="pct"/>
+        <w:tblBorders>
+          <w:top w:val="single" w:color="D9DEE5" w:sz="4"/>
+          <w:left w:val="single" w:color="D9DEE5" w:sz="4"/>
+          <w:bottom w:val="single" w:color="D9DEE5" w:sz="4"/>
+          <w:right w:val="single" w:color="D9DEE5" w:sz="4"/>
+          <w:insideH w:val="single" w:color="D9DEE5" w:sz="4"/>
+          <w:insideV w:val="single" w:color="D9DEE5" w:sz="4"/>
+        </w:tblBorders>
+        <w:tblCellMar>
+          <w:top w:w="60" w:type="dxa"/>
+          <w:left w:w="100" w:type="dxa"/>
+          <w:bottom w:w="60" w:type="dxa"/>
+          <w:right w:w="100" w:type="dxa"/>
+        </w:tblCellMar>
+      </w:tblPr>
+      <w:tblGrid>
+        <w:gridCol w:w="3212"/>
+        <w:gridCol w:w="3212"/>
+        <w:gridCol w:w="3212"/>
+      </w:tblGrid>
+      <w:tr>
+        <w:tc>
+          <w:tcPr>
+            <w:tcW w:w="3212" w:type="dxa"/>
+            <w:shd w:val="clear" w:color="auto" w:fill="F3F4F6"/>
+          </w:tcPr>
+          <w:p>
+            <w:pPr>
+              <w:bidi/>
+              <w:spacing w:before="0" w:after="0"/>
+            </w:pPr>
+            <w:r>
+              <w:rPr>
+                <w:b/>
+                <w:bCs/>
+                <w:rtl/>
+              </w:rPr>
+              <w:t xml:space="preserve">النوع</w:t>
+            </w:r>
+          </w:p>
+        </w:tc>
+        <w:tc>
+          <w:tcPr>
+            <w:tcW w:w="3212" w:type="dxa"/>
+            <w:shd w:val="clear" w:color="auto" w:fill="F3F4F6"/>
+          </w:tcPr>
+          <w:p>
+            <w:pPr>
+              <w:bidi/>
+              <w:spacing w:before="0" w:after="0"/>
+            </w:pPr>
+            <w:r>
+              <w:rPr>
+                <w:b/>
+                <w:bCs/>
+                <w:rtl/>
+              </w:rPr>
+              <w:t xml:space="preserve">يخزن</w:t>
+            </w:r>
+          </w:p>
+        </w:tc>
+        <w:tc>
+          <w:tcPr>
+            <w:tcW w:w="3212" w:type="dxa"/>
+            <w:shd w:val="clear" w:color="auto" w:fill="F3F4F6"/>
+          </w:tcPr>
+          <w:p>
+            <w:pPr>
+              <w:bidi/>
+              <w:spacing w:before="0" w:after="0"/>
+            </w:pPr>
+            <w:r>
+              <w:rPr>
+                <w:b/>
+                <w:bCs/>
+                <w:rtl/>
+              </w:rPr>
+              <w:t xml:space="preserve">مثال</w:t>
+            </w:r>
+          </w:p>
+        </w:tc>
+      </w:tr>
+      <w:tr>
+        <w:tc>
+          <w:tcPr>
+            <w:tcW w:w="3212" w:type="dxa"/>
+          </w:tcPr>
+          <w:p>
+            <w:pPr>
+              <w:spacing w:before="0" w:after="0"/>
+              <w:jc w:val="left"/>
+            </w:pPr>
+            <w:r>
+              <w:rPr>
+                <w:rFonts w:ascii="Consolas" w:hAnsi="Consolas" w:cs="Arial"/>
+              </w:rPr>
+              <w:t xml:space="preserve">int</w:t>
+            </w:r>
+          </w:p>
+        </w:tc>
+        <w:tc>
+          <w:tcPr>
+            <w:tcW w:w="3212" w:type="dxa"/>
+          </w:tcPr>
+          <w:p>
+            <w:pPr>
+              <w:bidi/>
+              <w:spacing w:before="0" w:after="0"/>
+            </w:pPr>
+            <w:r>
+              <w:rPr>
+                <w:rtl/>
+              </w:rPr>
+              <w:t xml:space="preserve">عدد صحيح</w:t>
+            </w:r>
+          </w:p>
+        </w:tc>
+        <w:tc>
+          <w:tcPr>
+            <w:tcW w:w="3212" w:type="dxa"/>
+          </w:tcPr>
+          <w:p>
+            <w:pPr>
+              <w:spacing w:before="0" w:after="0"/>
+              <w:jc w:val="left"/>
+            </w:pPr>
+            <w:r>
+              <w:rPr>
+                <w:rFonts w:ascii="Consolas" w:hAnsi="Consolas" w:cs="Arial"/>
+              </w:rPr>
+              <w:t xml:space="preserve">int age = 20;</w:t>
+            </w:r>
+          </w:p>
+        </w:tc>
+      </w:tr>
+      <w:tr>
+        <w:tc>
+          <w:tcPr>
+            <w:tcW w:w="3212" w:type="dxa"/>
+          </w:tcPr>
+          <w:p>
+            <w:pPr>
+              <w:spacing w:before="0" w:after="0"/>
+              <w:jc w:val="left"/>
+            </w:pPr>
+            <w:r>
+              <w:rPr>
+                <w:rFonts w:ascii="Consolas" w:hAnsi="Consolas" w:cs="Arial"/>
+              </w:rPr>
+              <w:t xml:space="preserve">double</w:t>
+            </w:r>
+          </w:p>
+        </w:tc>
+        <w:tc>
+          <w:tcPr>
+            <w:tcW w:w="3212" w:type="dxa"/>
+          </w:tcPr>
+          <w:p>
+            <w:pPr>
+              <w:bidi/>
+              <w:spacing w:before="0" w:after="0"/>
+            </w:pPr>
+            <w:r>
+              <w:rPr>
+                <w:rtl/>
+              </w:rPr>
+              <w:t xml:space="preserve">عدد عشري</w:t>
+            </w:r>
+          </w:p>
+        </w:tc>
+        <w:tc>
+          <w:tcPr>
+            <w:tcW w:w="3212" w:type="dxa"/>
+          </w:tcPr>
+          <w:p>
+            <w:pPr>
+              <w:spacing w:before="0" w:after="0"/>
+              <w:jc w:val="left"/>
+            </w:pPr>
+            <w:r>
+              <w:rPr>
+                <w:rFonts w:ascii="Consolas" w:hAnsi="Consolas" w:cs="Arial"/>
+              </w:rPr>
+              <w:t xml:space="preserve">double price = 9.5;</w:t>
+            </w:r>
+          </w:p>
+        </w:tc>
+      </w:tr>
+      <w:tr>
+        <w:tc>
+          <w:tcPr>
+            <w:tcW w:w="3212" w:type="dxa"/>
+          </w:tcPr>
+          <w:p>
+            <w:pPr>
+              <w:spacing w:before="0" w:after="0"/>
+              <w:jc w:val="left"/>
+            </w:pPr>
+            <w:r>
+              <w:rPr>
+                <w:rFonts w:ascii="Consolas" w:hAnsi="Consolas" w:cs="Arial"/>
+              </w:rPr>
+              <w:t xml:space="preserve">string</w:t>
+            </w:r>
+          </w:p>
+        </w:tc>
+        <w:tc>
+          <w:tcPr>
+            <w:tcW w:w="3212" w:type="dxa"/>
+          </w:tcPr>
+          <w:p>
+            <w:pPr>
+              <w:bidi/>
+              <w:spacing w:before="0" w:after="0"/>
+            </w:pPr>
+            <w:r>
+              <w:rPr>
+                <w:rtl/>
+              </w:rPr>
+              <w:t xml:space="preserve">نص</w:t>
+            </w:r>
+          </w:p>
+        </w:tc>
+        <w:tc>
+          <w:tcPr>
+            <w:tcW w:w="3212" w:type="dxa"/>
+          </w:tcPr>
+          <w:p>
+            <w:pPr>
+              <w:spacing w:before="0" w:after="0"/>
+              <w:jc w:val="left"/>
+            </w:pPr>
+            <w:r>
+              <w:rPr>
+                <w:rFonts w:ascii="Consolas" w:hAnsi="Consolas" w:cs="Arial"/>
+              </w:rPr>
+              <w:t xml:space="preserve">string name = "Ali";</w:t>
+            </w:r>
+          </w:p>
+        </w:tc>
+      </w:tr>
+      <w:tr>
+        <w:tc>
+          <w:tcPr>
+            <w:tcW w:w="3212" w:type="dxa"/>
+          </w:tcPr>
+          <w:p>
+            <w:pPr>
+              <w:spacing w:before="0" w:after="0"/>
+              <w:jc w:val="left"/>
+            </w:pPr>
+            <w:r>
+              <w:rPr>
+                <w:rFonts w:ascii="Consolas" w:hAnsi="Consolas" w:cs="Arial"/>
+              </w:rPr>
+              <w:t xml:space="preserve">bool</w:t>
+            </w:r>
+          </w:p>
+        </w:tc>
+        <w:tc>
+          <w:tcPr>
+            <w:tcW w:w="3212" w:type="dxa"/>
+          </w:tcPr>
+          <w:p>
+            <w:pPr>
+              <w:bidi/>
+              <w:spacing w:before="0" w:after="0"/>
+            </w:pPr>
+            <w:r>
+              <w:rPr>
+                <w:rtl/>
+              </w:rPr>
+              <w:t xml:space="preserve">صح/خطأ</w:t>
+            </w:r>
+          </w:p>
+        </w:tc>
+        <w:tc>
+          <w:tcPr>
+            <w:tcW w:w="3212" w:type="dxa"/>
+          </w:tcPr>
+          <w:p>
+            <w:pPr>
+              <w:spacing w:before="0" w:after="0"/>
+              <w:jc w:val="left"/>
+            </w:pPr>
+            <w:r>
+              <w:rPr>
+                <w:rFonts w:ascii="Consolas" w:hAnsi="Consolas" w:cs="Arial"/>
+              </w:rPr>
+              <w:t xml:space="preserve">bool passed = true;</w:t>
+            </w:r>
+          </w:p>
+        </w:tc>
+      </w:tr>
+      <w:tr>
+        <w:tc>
+          <w:tcPr>
+            <w:tcW w:w="3212" w:type="dxa"/>
+          </w:tcPr>
+          <w:p>
+            <w:pPr>
+              <w:spacing w:before="0" w:after="0"/>
+              <w:jc w:val="left"/>
+            </w:pPr>
+            <w:r>
+              <w:rPr>
+                <w:rFonts w:ascii="Consolas" w:hAnsi="Consolas" w:cs="Arial"/>
+              </w:rPr>
+              <w:t xml:space="preserve">char</w:t>
+            </w:r>
+          </w:p>
+        </w:tc>
+        <w:tc>
+          <w:tcPr>
+            <w:tcW w:w="3212" w:type="dxa"/>
+          </w:tcPr>
+          <w:p>
+            <w:pPr>
+              <w:bidi/>
+              <w:spacing w:before="0" w:after="0"/>
+            </w:pPr>
+            <w:r>
+              <w:rPr>
+                <w:rtl/>
+              </w:rPr>
+              <w:t xml:space="preserve">حرف واحد</w:t>
+            </w:r>
+          </w:p>
+        </w:tc>
+        <w:tc>
+          <w:tcPr>
+            <w:tcW w:w="3212" w:type="dxa"/>
+          </w:tcPr>
+          <w:p>
+            <w:pPr>
+              <w:spacing w:before="0" w:after="0"/>
+              <w:jc w:val="left"/>
+            </w:pPr>
+            <w:r>
+              <w:rPr>
+                <w:rFonts w:ascii="Consolas" w:hAnsi="Consolas" w:cs="Arial"/>
+              </w:rPr>
+              <w:t xml:space="preserve">char grade = 'A';</w:t>
+            </w:r>
+          </w:p>
+        </w:tc>
+      </w:tr>
+    </w:tbl>
+    <w:p>
+      <w:pPr>
+        <w:bidi/>
+        <w:spacing w:before="0" w:after="60"/>
+      </w:pPr>
+      <w:r>
+        <w:rPr>
+          <w:sz w:val="8"/>
+          <w:szCs w:val="8"/>
+        </w:rPr>
+        <w:t xml:space="preserve"> </w:t>
+      </w:r>
+    </w:p>
+    <w:p>
+      <w:pPr>
+        <w:keepNext/>
+        <w:shd w:val="clear" w:color="auto" w:fill="F3F4F6"/>
+        <w:spacing w:before="0" w:after="0"/>
+        <w:jc w:val="left"/>
+      </w:pPr>
+      <w:r>
+        <w:rPr>
+          <w:rFonts w:ascii="Consolas" w:hAnsi="Consolas" w:cs="Arial"/>
+          <w:b/>
+          <w:bCs/>
+          <w:color w:val="5B6575"/>
+          <w:sz w:val="18"/>
+          <w:szCs w:val="18"/>
+        </w:rPr>
+        <w:t xml:space="preserve">C#</w:t>
+      </w:r>
+    </w:p>
+    <w:p>
+      <w:pPr>
+        <w:keepNext/>
+        <w:shd w:val="clear" w:color="auto" w:fill="F3F4F6"/>
+        <w:spacing w:before="0" w:after="0"/>
+        <w:jc w:val="left"/>
+      </w:pPr>
+      <w:r>
+        <w:rPr>
+          <w:rFonts w:ascii="Consolas" w:hAnsi="Consolas" w:cs="Arial"/>
+          <w:sz w:val="18"/>
+          <w:szCs w:val="18"/>
+        </w:rPr>
+        <w:t xml:space="preserve">string name = "سارة";</w:t>
+      </w:r>
+    </w:p>
+    <w:p>
+      <w:pPr>
+        <w:keepNext/>
+        <w:shd w:val="clear" w:color="auto" w:fill="F3F4F6"/>
+        <w:spacing w:before="0" w:after="0"/>
+        <w:jc w:val="left"/>
+      </w:pPr>
+      <w:r>
+        <w:rPr>
+          <w:rFonts w:ascii="Consolas" w:hAnsi="Consolas" w:cs="Arial"/>
+          <w:sz w:val="18"/>
+          <w:szCs w:val="18"/>
+        </w:rPr>
+        <w:t xml:space="preserve">int age = 22;</w:t>
+      </w:r>
+    </w:p>
+    <w:p>
+      <w:pPr>
+        <w:keepNext/>
+        <w:shd w:val="clear" w:color="auto" w:fill="F3F4F6"/>
+        <w:spacing w:before="0" w:after="0"/>
+        <w:jc w:val="left"/>
+      </w:pPr>
+      <w:r>
+        <w:rPr>
+          <w:rFonts w:ascii="Consolas" w:hAnsi="Consolas" w:cs="Arial"/>
+          <w:sz w:val="18"/>
+          <w:szCs w:val="18"/>
+        </w:rPr>
+        <w:t xml:space="preserve">double gpa = 3.75;</w:t>
+      </w:r>
+    </w:p>
+    <w:p>
+      <w:pPr>
+        <w:keepNext/>
+        <w:shd w:val="clear" w:color="auto" w:fill="F3F4F6"/>
+        <w:spacing w:before="0" w:after="0"/>
+        <w:jc w:val="left"/>
+      </w:pPr>
+      <w:r>
+        <w:rPr>
+          <w:rFonts w:ascii="Consolas" w:hAnsi="Consolas" w:cs="Arial"/>
+          <w:sz w:val="18"/>
+          <w:szCs w:val="18"/>
+        </w:rPr>
+        <w:t xml:space="preserve">bool isStudent = true;</w:t>
+      </w:r>
+    </w:p>
+    <w:p>
+      <w:pPr>
+        <w:keepNext/>
+        <w:shd w:val="clear" w:color="auto" w:fill="F3F4F6"/>
+        <w:spacing w:before="0" w:after="0"/>
+        <w:jc w:val="left"/>
+      </w:pPr>
+      <w:r>
+        <w:rPr>
+          <w:rFonts w:ascii="Consolas" w:hAnsi="Consolas" w:cs="Arial"/>
+          <w:sz w:val="18"/>
+          <w:szCs w:val="18"/>
+        </w:rPr>
+        <w:t xml:space="preserve"> </w:t>
+      </w:r>
+    </w:p>
+    <w:p>
+      <w:pPr>
+        <w:keepNext/>
+        <w:shd w:val="clear" w:color="auto" w:fill="F3F4F6"/>
+        <w:spacing w:before="0" w:after="0"/>
+        <w:jc w:val="left"/>
+      </w:pPr>
+      <w:r>
+        <w:rPr>
+          <w:rFonts w:ascii="Consolas" w:hAnsi="Consolas" w:cs="Arial"/>
+          <w:sz w:val="18"/>
+          <w:szCs w:val="18"/>
+        </w:rPr>
+        <w:t xml:space="preserve">Console.WriteLine($"الاسم: {name}");</w:t>
+      </w:r>
+    </w:p>
+    <w:p>
+      <w:pPr>
+        <w:keepNext/>
+        <w:shd w:val="clear" w:color="auto" w:fill="F3F4F6"/>
+        <w:spacing w:before="0" w:after="0"/>
+        <w:jc w:val="left"/>
+      </w:pPr>
+      <w:r>
+        <w:rPr>
+          <w:rFonts w:ascii="Consolas" w:hAnsi="Consolas" w:cs="Arial"/>
+          <w:sz w:val="18"/>
+          <w:szCs w:val="18"/>
+        </w:rPr>
+        <w:t xml:space="preserve">Console.WriteLine($"العمر: {age} - المعدل: {gpa}");</w:t>
+      </w:r>
+    </w:p>
+    <w:p>
+      <w:pPr>
+        <w:keepNext/>
+        <w:shd w:val="clear" w:color="auto" w:fill="F3F4F6"/>
+        <w:spacing w:before="0" w:after="0"/>
+        <w:jc w:val="left"/>
+      </w:pPr>
+      <w:r>
+        <w:rPr>
+          <w:rFonts w:ascii="Consolas" w:hAnsi="Consolas" w:cs="Arial"/>
+          <w:sz w:val="18"/>
+          <w:szCs w:val="18"/>
+        </w:rPr>
+        <w:t xml:space="preserve">Console.WriteLine($"طالبة؟ {isStudent}");</w:t>
+      </w:r>
+    </w:p>
+    <w:p>
+      <w:pPr>
+        <w:shd w:val="clear" w:color="auto" w:fill="F3F4F6"/>
+        <w:spacing w:before="0" w:after="120"/>
+        <w:jc w:val="left"/>
+      </w:pPr>
+      <w:r>
+        <w:rPr>
+          <w:sz w:val="8"/>
+          <w:szCs w:val="8"/>
+        </w:rPr>
+        <w:t xml:space="preserve"> </w:t>
+      </w:r>
+    </w:p>
+    <w:p>
+      <w:pPr>
+        <w:keepNext/>
+        <w:bidi/>
+        <w:spacing w:before="0" w:after="0"/>
+      </w:pPr>
+      <w:r>
+        <w:rPr>
+          <w:b/>
+          <w:bCs/>
+          <w:color w:val="5B6575"/>
+          <w:sz w:val="18"/>
+          <w:szCs w:val="18"/>
+          <w:rtl/>
+        </w:rPr>
+        <w:t xml:space="preserve">الناتج عند التشغيل:</w:t>
+      </w:r>
+    </w:p>
+    <w:p>
+      <w:pPr>
+        <w:spacing w:before="0" w:after="0"/>
+        <w:jc w:val="left"/>
+      </w:pPr>
+      <w:r>
+        <w:rPr>
+          <w:rFonts w:ascii="Consolas" w:hAnsi="Consolas" w:cs="Arial"/>
+          <w:color w:val="1E7A3C"/>
+          <w:sz w:val="18"/>
+          <w:szCs w:val="18"/>
+        </w:rPr>
+        <w:t xml:space="preserve">الاسم: سارة</w:t>
+      </w:r>
+    </w:p>
+    <w:p>
+      <w:pPr>
+        <w:spacing w:before="0" w:after="0"/>
+        <w:jc w:val="left"/>
+      </w:pPr>
+      <w:r>
+        <w:rPr>
+          <w:rFonts w:ascii="Consolas" w:hAnsi="Consolas" w:cs="Arial"/>
+          <w:color w:val="1E7A3C"/>
+          <w:sz w:val="18"/>
+          <w:szCs w:val="18"/>
+        </w:rPr>
+        <w:t xml:space="preserve">العمر: 22 - المعدل: 3.75</w:t>
+      </w:r>
+    </w:p>
+    <w:p>
+      <w:pPr>
+        <w:spacing w:before="0" w:after="0"/>
+        <w:jc w:val="left"/>
+      </w:pPr>
+      <w:r>
+        <w:rPr>
+          <w:rFonts w:ascii="Consolas" w:hAnsi="Consolas" w:cs="Arial"/>
+          <w:color w:val="1E7A3C"/>
+          <w:sz w:val="18"/>
+          <w:szCs w:val="18"/>
+        </w:rPr>
+        <w:t xml:space="preserve">طالبة؟ True</w:t>
+      </w:r>
+    </w:p>
+    <w:p>
+      <w:pPr>
+        <w:bidi/>
+        <w:spacing w:before="0" w:after="120"/>
+      </w:pPr>
+      <w:r>
+        <w:rPr>
+          <w:sz w:val="8"/>
+          <w:szCs w:val="8"/>
+        </w:rPr>
+        <w:t xml:space="preserve"> </w:t>
+      </w:r>
+    </w:p>
+    <w:p>
+      <w:pPr>
+        <w:shd w:val="clear" w:color="auto" w:fill="DDF0EE"/>
+        <w:bidi/>
+        <w:spacing w:before="0" w:after="80"/>
+      </w:pPr>
+      <w:r>
+        <w:rPr>
+          <w:b/>
+          <w:bCs/>
+          <w:color w:val="0E6B66"/>
+          <w:rtl/>
+        </w:rPr>
+        <w:t xml:space="preserve">ماذا يفعل هذا الكود؟ </w:t>
+      </w:r>
+      <w:r>
+        <w:rPr>
+          <w:rtl/>
+        </w:rPr>
+        <w:t xml:space="preserve">ينشئ البرنامج أربعة متغيرات من أنواع مختلفة (نص، عدد صحيح، عدد عشري، صح/خطأ) ثم يطبع قيمها داخل جمل. سيرى الطالب: الاسم: سارة، ثم العمر والمعدل، ثم «طالبة؟ True».</w:t>
+      </w:r>
+    </w:p>
+    <w:tbl>
+      <w:tblPr>
+        <w:bidiVisual/>
+        <w:tblW w:w="5000" w:type="pct"/>
+        <w:tblBorders>
+          <w:top w:val="single" w:color="D9DEE5" w:sz="4"/>
+          <w:left w:val="single" w:color="D9DEE5" w:sz="4"/>
+          <w:bottom w:val="single" w:color="D9DEE5" w:sz="4"/>
+          <w:right w:val="single" w:color="D9DEE5" w:sz="4"/>
+          <w:insideH w:val="single" w:color="D9DEE5" w:sz="4"/>
+          <w:insideV w:val="single" w:color="D9DEE5" w:sz="4"/>
+        </w:tblBorders>
+        <w:tblCellMar>
+          <w:top w:w="60" w:type="dxa"/>
+          <w:left w:w="100" w:type="dxa"/>
+          <w:bottom w:w="60" w:type="dxa"/>
+          <w:right w:w="100" w:type="dxa"/>
+        </w:tblCellMar>
+      </w:tblPr>
+      <w:tblGrid>
+        <w:gridCol w:w="3600"/>
+        <w:gridCol w:w="6038"/>
+      </w:tblGrid>
+      <w:tr>
+        <w:tc>
+          <w:tcPr>
+            <w:tcW w:w="3600" w:type="dxa"/>
+            <w:shd w:val="clear" w:color="auto" w:fill="F3F4F6"/>
+          </w:tcPr>
+          <w:p>
+            <w:pPr>
+              <w:bidi/>
+              <w:spacing w:before="0" w:after="0"/>
+            </w:pPr>
+            <w:r>
+              <w:rPr>
+                <w:b/>
+                <w:bCs/>
+                <w:rtl/>
+              </w:rPr>
+              <w:t xml:space="preserve">السطر</w:t>
+            </w:r>
+          </w:p>
+        </w:tc>
+        <w:tc>
+          <w:tcPr>
+            <w:tcW w:w="6038" w:type="dxa"/>
+            <w:shd w:val="clear" w:color="auto" w:fill="F3F4F6"/>
+          </w:tcPr>
+          <w:p>
+            <w:pPr>
+              <w:bidi/>
+              <w:spacing w:before="0" w:after="0"/>
+            </w:pPr>
+            <w:r>
+              <w:rPr>
+                <w:b/>
+                <w:bCs/>
+                <w:rtl/>
+              </w:rPr>
+              <w:t xml:space="preserve">الشرح</w:t>
+            </w:r>
+          </w:p>
+        </w:tc>
+      </w:tr>
+      <w:tr>
+        <w:tc>
+          <w:tcPr>
+            <w:tcW w:w="3600" w:type="dxa"/>
+          </w:tcPr>
+          <w:p>
+            <w:pPr>
+              <w:spacing w:before="0" w:after="0"/>
+              <w:jc w:val="left"/>
+            </w:pPr>
+            <w:r>
+              <w:rPr>
+                <w:rFonts w:ascii="Consolas" w:hAnsi="Consolas" w:cs="Arial"/>
+                <w:sz w:val="17"/>
+                <w:szCs w:val="17"/>
+              </w:rPr>
+              <w:t xml:space="preserve">string name = "سارة";</w:t>
+            </w:r>
+          </w:p>
+        </w:tc>
+        <w:tc>
+          <w:tcPr>
+            <w:tcW w:w="6038" w:type="dxa"/>
+          </w:tcPr>
+          <w:p>
+            <w:pPr>
+              <w:bidi/>
+              <w:spacing w:before="0" w:after="0"/>
+            </w:pPr>
+            <w:r>
+              <w:rPr>
+                <w:sz w:val="20"/>
+                <w:szCs w:val="20"/>
+                <w:rtl/>
+              </w:rPr>
+              <w:t xml:space="preserve">هنا ننشئ «متغيرًا»، وهو صندوق في الذاكرة له اسم ويحفظ قيمة. الكلمة string تعني أن نوعه «نص»، واسمه name، والعلامة = تعني «ضع القيمة التي على اليمين داخل المتغير»، فيصبح name يحتوي على النص "سارة".</w:t>
+            </w:r>
+          </w:p>
+        </w:tc>
+      </w:tr>
+      <w:tr>
+        <w:tc>
+          <w:tcPr>
+            <w:tcW w:w="3600" w:type="dxa"/>
+          </w:tcPr>
+          <w:p>
+            <w:pPr>
+              <w:spacing w:before="0" w:after="0"/>
+              <w:jc w:val="left"/>
+            </w:pPr>
+            <w:r>
+              <w:rPr>
+                <w:rFonts w:ascii="Consolas" w:hAnsi="Consolas" w:cs="Arial"/>
+                <w:sz w:val="17"/>
+                <w:szCs w:val="17"/>
+              </w:rPr>
+              <w:t xml:space="preserve">int age = 22;</w:t>
+            </w:r>
+          </w:p>
+        </w:tc>
+        <w:tc>
+          <w:tcPr>
+            <w:tcW w:w="6038" w:type="dxa"/>
+          </w:tcPr>
+          <w:p>
+            <w:pPr>
+              <w:bidi/>
+              <w:spacing w:before="0" w:after="0"/>
+            </w:pPr>
+            <w:r>
+              <w:rPr>
+                <w:sz w:val="20"/>
+                <w:szCs w:val="20"/>
+                <w:rtl/>
+              </w:rPr>
+              <w:t xml:space="preserve">الكلمة int تعني «عدد صحيح» أي عدد بدون كسور. أنشأنا متغيرًا اسمه age ووضعنا فيه 22، ولاحظ أن الأعداد لا توضع بين علامات تنصيص.</w:t>
+            </w:r>
+          </w:p>
+        </w:tc>
+      </w:tr>
+      <w:tr>
+        <w:tc>
+          <w:tcPr>
+            <w:tcW w:w="3600" w:type="dxa"/>
+          </w:tcPr>
+          <w:p>
+            <w:pPr>
+              <w:spacing w:before="0" w:after="0"/>
+              <w:jc w:val="left"/>
+            </w:pPr>
+            <w:r>
+              <w:rPr>
+                <w:rFonts w:ascii="Consolas" w:hAnsi="Consolas" w:cs="Arial"/>
+                <w:sz w:val="17"/>
+                <w:szCs w:val="17"/>
+              </w:rPr>
+              <w:t xml:space="preserve">double gpa = 3.75;</w:t>
+            </w:r>
+          </w:p>
+        </w:tc>
+        <w:tc>
+          <w:tcPr>
+            <w:tcW w:w="6038" w:type="dxa"/>
+          </w:tcPr>
+          <w:p>
+            <w:pPr>
+              <w:bidi/>
+              <w:spacing w:before="0" w:after="0"/>
+            </w:pPr>
+            <w:r>
+              <w:rPr>
+                <w:sz w:val="20"/>
+                <w:szCs w:val="20"/>
+                <w:rtl/>
+              </w:rPr>
+              <w:t xml:space="preserve">الكلمة double تعني «عدد عشري» يمكن أن يحتوي على فاصلة عشرية. المتغير gpa يحفظ المعدل 3.75، ونكتب الفاصلة العشرية في الكود بنقطة دائمًا.</w:t>
+            </w:r>
+          </w:p>
+        </w:tc>
+      </w:tr>
+      <w:tr>
+        <w:tc>
+          <w:tcPr>
+            <w:tcW w:w="3600" w:type="dxa"/>
+          </w:tcPr>
+          <w:p>
+            <w:pPr>
+              <w:spacing w:before="0" w:after="0"/>
+              <w:jc w:val="left"/>
+            </w:pPr>
+            <w:r>
+              <w:rPr>
+                <w:rFonts w:ascii="Consolas" w:hAnsi="Consolas" w:cs="Arial"/>
+                <w:sz w:val="17"/>
+                <w:szCs w:val="17"/>
+              </w:rPr>
+              <w:t xml:space="preserve">bool isStudent = true;</w:t>
+            </w:r>
+          </w:p>
+        </w:tc>
+        <w:tc>
+          <w:tcPr>
+            <w:tcW w:w="6038" w:type="dxa"/>
+          </w:tcPr>
+          <w:p>
+            <w:pPr>
+              <w:bidi/>
+              <w:spacing w:before="0" w:after="0"/>
+            </w:pPr>
+            <w:r>
+              <w:rPr>
+                <w:sz w:val="20"/>
+                <w:szCs w:val="20"/>
+                <w:rtl/>
+              </w:rPr>
+              <w:t xml:space="preserve">الكلمة bool نوع لا يحمل إلا قيمتين: true (صحيح) أو false (خطأ). المتغير isStudent يحفظ true أي «نعم، هي طالبة».</w:t>
+            </w:r>
+          </w:p>
+        </w:tc>
+      </w:tr>
+      <w:tr>
+        <w:tc>
+          <w:tcPr>
+            <w:tcW w:w="3600" w:type="dxa"/>
+          </w:tcPr>
+          <w:p>
+            <w:pPr>
+              <w:spacing w:before="0" w:after="0"/>
+              <w:jc w:val="left"/>
+            </w:pPr>
+            <w:r>
+              <w:rPr>
+                <w:rFonts w:ascii="Consolas" w:hAnsi="Consolas" w:cs="Arial"/>
+                <w:sz w:val="17"/>
+                <w:szCs w:val="17"/>
+              </w:rPr>
+              <w:t xml:space="preserve">Console.WriteLine($"الاسم: {name}");</w:t>
+            </w:r>
+          </w:p>
+        </w:tc>
+        <w:tc>
+          <w:tcPr>
+            <w:tcW w:w="6038" w:type="dxa"/>
+          </w:tcPr>
+          <w:p>
+            <w:pPr>
+              <w:bidi/>
+              <w:spacing w:before="0" w:after="0"/>
+            </w:pPr>
+            <w:r>
+              <w:rPr>
+                <w:sz w:val="20"/>
+                <w:szCs w:val="20"/>
+                <w:rtl/>
+              </w:rPr>
+              <w:t xml:space="preserve">العلامة $ قبل النص تسمح لنا بوضع متغيرات داخل النص بين قوسين معقوفين { }، وهذا يسمى «إدراج القيم في النص». عند التشغيل يُستبدل {name} بقيمته فيظهر: الاسم: سارة.</w:t>
+            </w:r>
+          </w:p>
+        </w:tc>
+      </w:tr>
+      <w:tr>
+        <w:tc>
+          <w:tcPr>
+            <w:tcW w:w="3600" w:type="dxa"/>
+          </w:tcPr>
+          <w:p>
+            <w:pPr>
+              <w:spacing w:before="0" w:after="0"/>
+              <w:jc w:val="left"/>
+            </w:pPr>
+            <w:r>
+              <w:rPr>
+                <w:rFonts w:ascii="Consolas" w:hAnsi="Consolas" w:cs="Arial"/>
+                <w:sz w:val="17"/>
+                <w:szCs w:val="17"/>
+              </w:rPr>
+              <w:t xml:space="preserve">Console.WriteLine($"العمر: {age} - المعدل: {gpa}");</w:t>
+            </w:r>
+          </w:p>
+        </w:tc>
+        <w:tc>
+          <w:tcPr>
+            <w:tcW w:w="6038" w:type="dxa"/>
+          </w:tcPr>
+          <w:p>
+            <w:pPr>
+              <w:bidi/>
+              <w:spacing w:before="0" w:after="0"/>
+            </w:pPr>
+            <w:r>
+              <w:rPr>
+                <w:sz w:val="20"/>
+                <w:szCs w:val="20"/>
+                <w:rtl/>
+              </w:rPr>
+              <w:t xml:space="preserve">يمكن إدراج أكثر من متغير في النص نفسه. هنا يُستبدل {age} بـ 22 و {gpa} بـ 3.75، فيظهر العمر والمعدل في سطر واحد.</w:t>
+            </w:r>
+          </w:p>
+        </w:tc>
+      </w:tr>
+      <w:tr>
+        <w:tc>
+          <w:tcPr>
+            <w:tcW w:w="3600" w:type="dxa"/>
+          </w:tcPr>
+          <w:p>
+            <w:pPr>
+              <w:spacing w:before="0" w:after="0"/>
+              <w:jc w:val="left"/>
+            </w:pPr>
+            <w:r>
+              <w:rPr>
+                <w:rFonts w:ascii="Consolas" w:hAnsi="Consolas" w:cs="Arial"/>
+                <w:sz w:val="17"/>
+                <w:szCs w:val="17"/>
+              </w:rPr>
+              <w:t xml:space="preserve">Console.WriteLine($"طالبة؟ {isStudent}");</w:t>
+            </w:r>
+          </w:p>
+        </w:tc>
+        <w:tc>
+          <w:tcPr>
+            <w:tcW w:w="6038" w:type="dxa"/>
+          </w:tcPr>
+          <w:p>
+            <w:pPr>
+              <w:bidi/>
+              <w:spacing w:before="0" w:after="0"/>
+            </w:pPr>
+            <w:r>
+              <w:rPr>
+                <w:sz w:val="20"/>
+                <w:szCs w:val="20"/>
+                <w:rtl/>
+              </w:rPr>
+              <w:t xml:space="preserve">عند طباعة متغير من نوع bool تكتب C#‎ قيمته بالإنجليزية وبحرف كبير في أوله، فيظهر على الشاشة: طالبة؟ True.</w:t>
+            </w:r>
+          </w:p>
+        </w:tc>
+      </w:tr>
+    </w:tbl>
+    <w:p>
+      <w:pPr>
+        <w:bidi/>
+        <w:spacing w:before="0" w:after="120"/>
+      </w:pPr>
+      <w:r>
+        <w:rPr>
+          <w:sz w:val="8"/>
+          <w:szCs w:val="8"/>
+        </w:rPr>
+        <w:t xml:space="preserve"> </w:t>
+      </w:r>
+    </w:p>
+    <w:p>
+      <w:pPr>
+        <w:keepNext/>
+        <w:bidi/>
+        <w:spacing w:before="160" w:after="100"/>
+      </w:pPr>
+      <w:r>
+        <w:rPr>
+          <w:b/>
+          <w:bCs/>
+          <w:color w:val="18202B"/>
+          <w:sz w:val="25"/>
+          <w:szCs w:val="25"/>
+          <w:rtl/>
+        </w:rPr>
+        <w:t xml:space="preserve">3. قراءة مدخلات المستخدم</w:t>
+      </w:r>
+    </w:p>
+    <w:p>
+      <w:pPr>
+        <w:bidi/>
+        <w:spacing w:before="0" w:after="120"/>
+      </w:pPr>
+      <w:r>
+        <w:rPr>
+          <w:rFonts w:ascii="Consolas" w:hAnsi="Consolas" w:cs="Arial"/>
+        </w:rPr>
+        <w:t xml:space="preserve">Console.ReadLine()</w:t>
+      </w:r>
+      <w:r>
+        <w:rPr>
+          <w:rtl/>
+        </w:rPr>
+        <w:t xml:space="preserve"> يقرأ ما يكتبه المستخدم كنص دائمًا. لتحويله إلى رقم نستخدم </w:t>
+      </w:r>
+      <w:r>
+        <w:rPr>
+          <w:rFonts w:ascii="Consolas" w:hAnsi="Consolas" w:cs="Arial"/>
+        </w:rPr>
+        <w:t xml:space="preserve">int.Parse</w:t>
+      </w:r>
+      <w:r>
+        <w:rPr>
+          <w:rtl/>
+        </w:rPr>
+        <w:t xml:space="preserve"> أو </w:t>
+      </w:r>
+      <w:r>
+        <w:rPr>
+          <w:rFonts w:ascii="Consolas" w:hAnsi="Consolas" w:cs="Arial"/>
+        </w:rPr>
+        <w:t xml:space="preserve">double.Parse</w:t>
+      </w:r>
+      <w:r>
+        <w:rPr/>
+        <w:t xml:space="preserve">.</w:t>
+      </w:r>
+    </w:p>
+    <w:p>
+      <w:pPr>
+        <w:keepNext/>
+        <w:shd w:val="clear" w:color="auto" w:fill="F3F4F6"/>
+        <w:spacing w:before="0" w:after="0"/>
+        <w:jc w:val="left"/>
+      </w:pPr>
+      <w:r>
+        <w:rPr>
+          <w:rFonts w:ascii="Consolas" w:hAnsi="Consolas" w:cs="Arial"/>
+          <w:b/>
+          <w:bCs/>
+          <w:color w:val="5B6575"/>
+          <w:sz w:val="18"/>
+          <w:szCs w:val="18"/>
+        </w:rPr>
+        <w:t xml:space="preserve">C#</w:t>
+      </w:r>
+    </w:p>
+    <w:p>
+      <w:pPr>
+        <w:keepNext/>
+        <w:shd w:val="clear" w:color="auto" w:fill="F3F4F6"/>
+        <w:spacing w:before="0" w:after="0"/>
+        <w:jc w:val="left"/>
+      </w:pPr>
+      <w:r>
+        <w:rPr>
+          <w:rFonts w:ascii="Consolas" w:hAnsi="Consolas" w:cs="Arial"/>
+          <w:sz w:val="18"/>
+          <w:szCs w:val="18"/>
+        </w:rPr>
+        <w:t xml:space="preserve">Console.Write("ما اسمك؟ ");</w:t>
+      </w:r>
+    </w:p>
+    <w:p>
+      <w:pPr>
+        <w:keepNext/>
+        <w:shd w:val="clear" w:color="auto" w:fill="F3F4F6"/>
+        <w:spacing w:before="0" w:after="0"/>
+        <w:jc w:val="left"/>
+      </w:pPr>
+      <w:r>
+        <w:rPr>
+          <w:rFonts w:ascii="Consolas" w:hAnsi="Consolas" w:cs="Arial"/>
+          <w:sz w:val="18"/>
+          <w:szCs w:val="18"/>
+        </w:rPr>
+        <w:t xml:space="preserve">string name = Console.ReadLine();</w:t>
+      </w:r>
+    </w:p>
+    <w:p>
+      <w:pPr>
+        <w:keepNext/>
+        <w:shd w:val="clear" w:color="auto" w:fill="F3F4F6"/>
+        <w:spacing w:before="0" w:after="0"/>
+        <w:jc w:val="left"/>
+      </w:pPr>
+      <w:r>
+        <w:rPr>
+          <w:rFonts w:ascii="Consolas" w:hAnsi="Consolas" w:cs="Arial"/>
+          <w:sz w:val="18"/>
+          <w:szCs w:val="18"/>
+        </w:rPr>
+        <w:t xml:space="preserve"> </w:t>
+      </w:r>
+    </w:p>
+    <w:p>
+      <w:pPr>
+        <w:keepNext/>
+        <w:shd w:val="clear" w:color="auto" w:fill="F3F4F6"/>
+        <w:spacing w:before="0" w:after="0"/>
+        <w:jc w:val="left"/>
+      </w:pPr>
+      <w:r>
+        <w:rPr>
+          <w:rFonts w:ascii="Consolas" w:hAnsi="Consolas" w:cs="Arial"/>
+          <w:sz w:val="18"/>
+          <w:szCs w:val="18"/>
+        </w:rPr>
+        <w:t xml:space="preserve">Console.Write("كم عمرك؟ ");</w:t>
+      </w:r>
+    </w:p>
+    <w:p>
+      <w:pPr>
+        <w:keepNext/>
+        <w:shd w:val="clear" w:color="auto" w:fill="F3F4F6"/>
+        <w:spacing w:before="0" w:after="0"/>
+        <w:jc w:val="left"/>
+      </w:pPr>
+      <w:r>
+        <w:rPr>
+          <w:rFonts w:ascii="Consolas" w:hAnsi="Consolas" w:cs="Arial"/>
+          <w:sz w:val="18"/>
+          <w:szCs w:val="18"/>
+        </w:rPr>
+        <w:t xml:space="preserve">int age = int.Parse(Console.ReadLine());</w:t>
+      </w:r>
+    </w:p>
+    <w:p>
+      <w:pPr>
+        <w:keepNext/>
+        <w:shd w:val="clear" w:color="auto" w:fill="F3F4F6"/>
+        <w:spacing w:before="0" w:after="0"/>
+        <w:jc w:val="left"/>
+      </w:pPr>
+      <w:r>
+        <w:rPr>
+          <w:rFonts w:ascii="Consolas" w:hAnsi="Consolas" w:cs="Arial"/>
+          <w:sz w:val="18"/>
+          <w:szCs w:val="18"/>
+        </w:rPr>
+        <w:t xml:space="preserve"> </w:t>
+      </w:r>
+    </w:p>
+    <w:p>
+      <w:pPr>
+        <w:keepNext/>
+        <w:shd w:val="clear" w:color="auto" w:fill="F3F4F6"/>
+        <w:spacing w:before="0" w:after="0"/>
+        <w:jc w:val="left"/>
+      </w:pPr>
+      <w:r>
+        <w:rPr>
+          <w:rFonts w:ascii="Consolas" w:hAnsi="Consolas" w:cs="Arial"/>
+          <w:sz w:val="18"/>
+          <w:szCs w:val="18"/>
+        </w:rPr>
+        <w:t xml:space="preserve">Console.WriteLine($"أهلًا {name}، بعد 5 سنوات سيكون عمرك {age + 5}");</w:t>
+      </w:r>
+    </w:p>
+    <w:p>
+      <w:pPr>
+        <w:shd w:val="clear" w:color="auto" w:fill="F3F4F6"/>
+        <w:spacing w:before="0" w:after="120"/>
+        <w:jc w:val="left"/>
+      </w:pPr>
+      <w:r>
+        <w:rPr>
+          <w:sz w:val="8"/>
+          <w:szCs w:val="8"/>
+        </w:rPr>
+        <w:t xml:space="preserve"> </w:t>
+      </w:r>
+    </w:p>
+    <w:p>
+      <w:pPr>
+        <w:keepNext/>
+        <w:bidi/>
+        <w:spacing w:before="0" w:after="0"/>
+      </w:pPr>
+      <w:r>
+        <w:rPr>
+          <w:b/>
+          <w:bCs/>
+          <w:color w:val="5B6575"/>
+          <w:sz w:val="18"/>
+          <w:szCs w:val="18"/>
+          <w:rtl/>
+        </w:rPr>
+        <w:t xml:space="preserve">الناتج عند التشغيل:</w:t>
+      </w:r>
+    </w:p>
+    <w:p>
+      <w:pPr>
+        <w:spacing w:before="0" w:after="0"/>
+        <w:jc w:val="left"/>
+      </w:pPr>
+      <w:r>
+        <w:rPr>
+          <w:rFonts w:ascii="Consolas" w:hAnsi="Consolas" w:cs="Arial"/>
+          <w:color w:val="1E7A3C"/>
+          <w:sz w:val="18"/>
+          <w:szCs w:val="18"/>
+        </w:rPr>
+        <w:t xml:space="preserve">ما اسمك؟ خالد</w:t>
+      </w:r>
+    </w:p>
+    <w:p>
+      <w:pPr>
+        <w:spacing w:before="0" w:after="0"/>
+        <w:jc w:val="left"/>
+      </w:pPr>
+      <w:r>
+        <w:rPr>
+          <w:rFonts w:ascii="Consolas" w:hAnsi="Consolas" w:cs="Arial"/>
+          <w:color w:val="1E7A3C"/>
+          <w:sz w:val="18"/>
+          <w:szCs w:val="18"/>
+        </w:rPr>
+        <w:t xml:space="preserve">كم عمرك؟ 20</w:t>
+      </w:r>
+    </w:p>
+    <w:p>
+      <w:pPr>
+        <w:spacing w:before="0" w:after="0"/>
+        <w:jc w:val="left"/>
+      </w:pPr>
+      <w:r>
+        <w:rPr>
+          <w:rFonts w:ascii="Consolas" w:hAnsi="Consolas" w:cs="Arial"/>
+          <w:color w:val="1E7A3C"/>
+          <w:sz w:val="18"/>
+          <w:szCs w:val="18"/>
+        </w:rPr>
+        <w:t xml:space="preserve">أهلًا خالد، بعد 5 سنوات سيكون عمرك 25</w:t>
+      </w:r>
+    </w:p>
+    <w:p>
+      <w:pPr>
+        <w:bidi/>
+        <w:spacing w:before="0" w:after="120"/>
+      </w:pPr>
+      <w:r>
+        <w:rPr>
+          <w:sz w:val="8"/>
+          <w:szCs w:val="8"/>
+        </w:rPr>
+        <w:t xml:space="preserve"> </w:t>
+      </w:r>
+    </w:p>
+    <w:p>
+      <w:pPr>
+        <w:shd w:val="clear" w:color="auto" w:fill="DDF0EE"/>
+        <w:bidi/>
+        <w:spacing w:before="0" w:after="80"/>
+      </w:pPr>
+      <w:r>
+        <w:rPr>
+          <w:b/>
+          <w:bCs/>
+          <w:color w:val="0E6B66"/>
+          <w:rtl/>
+        </w:rPr>
+        <w:t xml:space="preserve">ماذا يفعل هذا الكود؟ </w:t>
+      </w:r>
+      <w:r>
+        <w:rPr>
+          <w:rtl/>
+        </w:rPr>
+        <w:t xml:space="preserve">يسأل البرنامج المستخدم عن اسمه وعمره، ثم يرحب به ويخبره كم سيكون عمره بعد 5 سنوات. مثلًا إذا كتب «أحمد» و 20 يظهر: أهلًا أحمد، بعد 5 سنوات سيكون عمرك 25.</w:t>
+      </w:r>
+    </w:p>
+    <w:tbl>
+      <w:tblPr>
+        <w:bidiVisual/>
+        <w:tblW w:w="5000" w:type="pct"/>
+        <w:tblBorders>
+          <w:top w:val="single" w:color="D9DEE5" w:sz="4"/>
+          <w:left w:val="single" w:color="D9DEE5" w:sz="4"/>
+          <w:bottom w:val="single" w:color="D9DEE5" w:sz="4"/>
+          <w:right w:val="single" w:color="D9DEE5" w:sz="4"/>
+          <w:insideH w:val="single" w:color="D9DEE5" w:sz="4"/>
+          <w:insideV w:val="single" w:color="D9DEE5" w:sz="4"/>
+        </w:tblBorders>
+        <w:tblCellMar>
+          <w:top w:w="60" w:type="dxa"/>
+          <w:left w:w="100" w:type="dxa"/>
+          <w:bottom w:w="60" w:type="dxa"/>
+          <w:right w:w="100" w:type="dxa"/>
+        </w:tblCellMar>
+      </w:tblPr>
+      <w:tblGrid>
+        <w:gridCol w:w="3600"/>
+        <w:gridCol w:w="6038"/>
+      </w:tblGrid>
+      <w:tr>
+        <w:tc>
+          <w:tcPr>
+            <w:tcW w:w="3600" w:type="dxa"/>
+            <w:shd w:val="clear" w:color="auto" w:fill="F3F4F6"/>
+          </w:tcPr>
+          <w:p>
+            <w:pPr>
+              <w:bidi/>
+              <w:spacing w:before="0" w:after="0"/>
+            </w:pPr>
+            <w:r>
+              <w:rPr>
+                <w:b/>
+                <w:bCs/>
+                <w:rtl/>
+              </w:rPr>
+              <w:t xml:space="preserve">السطر</w:t>
+            </w:r>
+          </w:p>
+        </w:tc>
+        <w:tc>
+          <w:tcPr>
+            <w:tcW w:w="6038" w:type="dxa"/>
+            <w:shd w:val="clear" w:color="auto" w:fill="F3F4F6"/>
+          </w:tcPr>
+          <w:p>
+            <w:pPr>
+              <w:bidi/>
+              <w:spacing w:before="0" w:after="0"/>
+            </w:pPr>
+            <w:r>
+              <w:rPr>
+                <w:b/>
+                <w:bCs/>
+                <w:rtl/>
+              </w:rPr>
+              <w:t xml:space="preserve">الشرح</w:t>
+            </w:r>
+          </w:p>
+        </w:tc>
+      </w:tr>
+      <w:tr>
+        <w:tc>
+          <w:tcPr>
+            <w:tcW w:w="3600" w:type="dxa"/>
+          </w:tcPr>
+          <w:p>
+            <w:pPr>
+              <w:spacing w:before="0" w:after="0"/>
+              <w:jc w:val="left"/>
+            </w:pPr>
+            <w:r>
+              <w:rPr>
+                <w:rFonts w:ascii="Consolas" w:hAnsi="Consolas" w:cs="Arial"/>
+                <w:sz w:val="17"/>
+                <w:szCs w:val="17"/>
+              </w:rPr>
+              <w:t xml:space="preserve">Console.Write("ما اسمك؟ ");</w:t>
+            </w:r>
+          </w:p>
+        </w:tc>
+        <w:tc>
+          <w:tcPr>
+            <w:tcW w:w="6038" w:type="dxa"/>
+          </w:tcPr>
+          <w:p>
+            <w:pPr>
+              <w:bidi/>
+              <w:spacing w:before="0" w:after="0"/>
+            </w:pPr>
+            <w:r>
+              <w:rPr>
+                <w:sz w:val="20"/>
+                <w:szCs w:val="20"/>
+                <w:rtl/>
+              </w:rPr>
+              <w:t xml:space="preserve">الأمر Write يطبع النص مثل WriteLine لكنه لا ينتقل إلى سطر جديد، فيبقى المؤشر بجانب السؤال ليكتب المستخدم إجابته في نفس السطر.</w:t>
+            </w:r>
+          </w:p>
+        </w:tc>
+      </w:tr>
+      <w:tr>
+        <w:tc>
+          <w:tcPr>
+            <w:tcW w:w="3600" w:type="dxa"/>
+          </w:tcPr>
+          <w:p>
+            <w:pPr>
+              <w:spacing w:before="0" w:after="0"/>
+              <w:jc w:val="left"/>
+            </w:pPr>
+            <w:r>
+              <w:rPr>
+                <w:rFonts w:ascii="Consolas" w:hAnsi="Consolas" w:cs="Arial"/>
+                <w:sz w:val="17"/>
+                <w:szCs w:val="17"/>
+              </w:rPr>
+              <w:t xml:space="preserve">string name = Console.ReadLine();</w:t>
+            </w:r>
+          </w:p>
+        </w:tc>
+        <w:tc>
+          <w:tcPr>
+            <w:tcW w:w="6038" w:type="dxa"/>
+          </w:tcPr>
+          <w:p>
+            <w:pPr>
+              <w:bidi/>
+              <w:spacing w:before="0" w:after="0"/>
+            </w:pPr>
+            <w:r>
+              <w:rPr>
+                <w:sz w:val="20"/>
+                <w:szCs w:val="20"/>
+                <w:rtl/>
+              </w:rPr>
+              <w:t xml:space="preserve">الأمر Console.ReadLine ينتظر حتى يكتب المستخدم شيئًا ويضغط Enter، ثم يعيد ما كتبه على شكل نص (string). نحفظ هذا النص في المتغير name لنستخدمه لاحقًا.</w:t>
+            </w:r>
+          </w:p>
+        </w:tc>
+      </w:tr>
+      <w:tr>
+        <w:tc>
+          <w:tcPr>
+            <w:tcW w:w="3600" w:type="dxa"/>
+          </w:tcPr>
+          <w:p>
+            <w:pPr>
+              <w:spacing w:before="0" w:after="0"/>
+              <w:jc w:val="left"/>
+            </w:pPr>
+            <w:r>
+              <w:rPr>
+                <w:rFonts w:ascii="Consolas" w:hAnsi="Consolas" w:cs="Arial"/>
+                <w:sz w:val="17"/>
+                <w:szCs w:val="17"/>
+              </w:rPr>
+              <w:t xml:space="preserve">Console.Write("كم عمرك؟ ");</w:t>
+            </w:r>
+          </w:p>
+        </w:tc>
+        <w:tc>
+          <w:tcPr>
+            <w:tcW w:w="6038" w:type="dxa"/>
+          </w:tcPr>
+          <w:p>
+            <w:pPr>
+              <w:bidi/>
+              <w:spacing w:before="0" w:after="0"/>
+            </w:pPr>
+            <w:r>
+              <w:rPr>
+                <w:sz w:val="20"/>
+                <w:szCs w:val="20"/>
+                <w:rtl/>
+              </w:rPr>
+              <w:t xml:space="preserve">نطبع السؤال الثاني بنفس الطريقة، دون الانتقال إلى سطر جديد.</w:t>
+            </w:r>
+          </w:p>
+        </w:tc>
+      </w:tr>
+      <w:tr>
+        <w:tc>
+          <w:tcPr>
+            <w:tcW w:w="3600" w:type="dxa"/>
+          </w:tcPr>
+          <w:p>
+            <w:pPr>
+              <w:spacing w:before="0" w:after="0"/>
+              <w:jc w:val="left"/>
+            </w:pPr>
+            <w:r>
+              <w:rPr>
+                <w:rFonts w:ascii="Consolas" w:hAnsi="Consolas" w:cs="Arial"/>
+                <w:sz w:val="17"/>
+                <w:szCs w:val="17"/>
+              </w:rPr>
+              <w:t xml:space="preserve">int age = int.Parse(Console.ReadLine());</w:t>
+            </w:r>
+          </w:p>
+        </w:tc>
+        <w:tc>
+          <w:tcPr>
+            <w:tcW w:w="6038" w:type="dxa"/>
+          </w:tcPr>
+          <w:p>
+            <w:pPr>
+              <w:bidi/>
+              <w:spacing w:before="0" w:after="0"/>
+            </w:pPr>
+            <w:r>
+              <w:rPr>
+                <w:sz w:val="20"/>
+                <w:szCs w:val="20"/>
+                <w:rtl/>
+              </w:rPr>
+              <w:t xml:space="preserve">ReadLine يعيد دائمًا نصًا حتى لو كتب المستخدم أرقامًا، والنص "20" لا يمكن جمعه كعدد. لذلك نستخدم int.Parse الذي يحوّل النص إلى عدد صحيح int، وإذا كتب المستخدم شيئًا ليس عددًا يتوقف البرنامج برسالة خطأ.</w:t>
+            </w:r>
+          </w:p>
+        </w:tc>
+      </w:tr>
+      <w:tr>
+        <w:tc>
+          <w:tcPr>
+            <w:tcW w:w="3600" w:type="dxa"/>
+          </w:tcPr>
+          <w:p>
+            <w:pPr>
+              <w:spacing w:before="0" w:after="0"/>
+              <w:jc w:val="left"/>
+            </w:pPr>
+            <w:r>
+              <w:rPr>
+                <w:rFonts w:ascii="Consolas" w:hAnsi="Consolas" w:cs="Arial"/>
+                <w:sz w:val="17"/>
+                <w:szCs w:val="17"/>
+              </w:rPr>
+              <w:t xml:space="preserve">Console.WriteLine($"أهلًا {name}، بعد 5 سنوات سيكون عمرك {age + 5}");</w:t>
+            </w:r>
+          </w:p>
+        </w:tc>
+        <w:tc>
+          <w:tcPr>
+            <w:tcW w:w="6038" w:type="dxa"/>
+          </w:tcPr>
+          <w:p>
+            <w:pPr>
+              <w:bidi/>
+              <w:spacing w:before="0" w:after="0"/>
+            </w:pPr>
+            <w:r>
+              <w:rPr>
+                <w:sz w:val="20"/>
+                <w:szCs w:val="20"/>
+                <w:rtl/>
+              </w:rPr>
+              <w:t xml:space="preserve">داخل الأقواس { } في النص الذي يبدأ بـ $ يمكن وضع عملية حسابية وليس متغيرًا فقط. هنا {age + 5} يُحسب أولًا ثم تُطبع النتيجة، أما المتغير age نفسه فلا تتغير قيمته.</w:t>
+            </w:r>
+          </w:p>
+        </w:tc>
+      </w:tr>
+    </w:tbl>
+    <w:p>
+      <w:pPr>
+        <w:bidi/>
+        <w:spacing w:before="0" w:after="120"/>
+      </w:pPr>
+      <w:r>
+        <w:rPr>
+          <w:sz w:val="8"/>
+          <w:szCs w:val="8"/>
+        </w:rPr>
+        <w:t xml:space="preserve"> </w:t>
+      </w:r>
+    </w:p>
+    <w:p>
+      <w:pPr>
+        <w:shd w:val="clear" w:color="auto" w:fill="DDF0EE"/>
+        <w:bidi/>
+        <w:spacing w:before="0" w:after="160"/>
+      </w:pPr>
+      <w:r>
+        <w:rPr>
+          <w:b/>
+          <w:bCs/>
+          <w:color w:val="0E6B66"/>
+          <w:rtl/>
+        </w:rPr>
+        <w:t xml:space="preserve">ملاحظة: </w:t>
+      </w:r>
+      <w:r>
+        <w:rPr>
+          <w:rtl/>
+        </w:rPr>
+        <w:t xml:space="preserve">لعرض العربية بشكل صحيح في الكونسول أضف في أول البرنامج: Console.OutputEncoding = System.Text.Encoding.UTF8;</w:t>
+      </w:r>
+    </w:p>
+    <w:p>
+      <w:pPr>
+        <w:keepNext/>
+        <w:bidi/>
+        <w:spacing w:before="280" w:after="100"/>
+      </w:pPr>
+      <w:r>
+        <w:rPr>
+          <w:b/>
+          <w:bCs/>
+          <w:color w:val="0E6B66"/>
+          <w:sz w:val="30"/>
+          <w:szCs w:val="30"/>
+          <w:rtl/>
+        </w:rPr>
+        <w:t xml:space="preserve">التمارين العملية</w:t>
+      </w:r>
+    </w:p>
+    <w:p>
+      <w:pPr>
+        <w:keepNext/>
+        <w:bidi/>
+        <w:spacing w:before="160" w:after="100"/>
+      </w:pPr>
+      <w:r>
+        <w:rPr>
+          <w:b/>
+          <w:bCs/>
+          <w:color w:val="18202B"/>
+          <w:sz w:val="25"/>
+          <w:szCs w:val="25"/>
+          <w:rtl/>
+        </w:rPr>
+        <w:t xml:space="preserve">تمرين 1: برنامج ترحيب (سهل)</w:t>
+      </w:r>
+    </w:p>
+    <w:p>
+      <w:pPr>
+        <w:bidi/>
+        <w:spacing w:before="0" w:after="120"/>
+      </w:pPr>
+      <w:r>
+        <w:rPr>
+          <w:rtl/>
+        </w:rPr>
+        <w:t xml:space="preserve">اطلب من المستخدم اسمه ومدينته، ثم اطبع: «مرحبًا [الاسم] من [المدينة]!».</w:t>
+      </w:r>
+    </w:p>
+    <w:p>
+      <w:pPr>
+        <w:keepNext/>
+        <w:bidi/>
+        <w:spacing w:before="0" w:after="60"/>
+      </w:pPr>
+      <w:r>
+        <w:rPr>
+          <w:b/>
+          <w:bCs/>
+          <w:color w:val="0E6B66"/>
+          <w:rtl/>
+        </w:rPr>
+        <w:t xml:space="preserve">الحل المقترح:</w:t>
+      </w:r>
+    </w:p>
+    <w:p>
+      <w:pPr>
+        <w:keepNext/>
+        <w:shd w:val="clear" w:color="auto" w:fill="F3F4F6"/>
+        <w:spacing w:before="0" w:after="0"/>
+        <w:jc w:val="left"/>
+      </w:pPr>
+      <w:r>
+        <w:rPr>
+          <w:rFonts w:ascii="Consolas" w:hAnsi="Consolas" w:cs="Arial"/>
+          <w:b/>
+          <w:bCs/>
+          <w:color w:val="5B6575"/>
+          <w:sz w:val="18"/>
+          <w:szCs w:val="18"/>
+        </w:rPr>
+        <w:t xml:space="preserve">C#</w:t>
+      </w:r>
+    </w:p>
+    <w:p>
+      <w:pPr>
+        <w:keepNext/>
+        <w:shd w:val="clear" w:color="auto" w:fill="F3F4F6"/>
+        <w:spacing w:before="0" w:after="0"/>
+        <w:jc w:val="left"/>
+      </w:pPr>
+      <w:r>
+        <w:rPr>
+          <w:rFonts w:ascii="Consolas" w:hAnsi="Consolas" w:cs="Arial"/>
+          <w:sz w:val="18"/>
+          <w:szCs w:val="18"/>
+        </w:rPr>
+        <w:t xml:space="preserve">Console.Write("اسمك: ");</w:t>
+      </w:r>
+    </w:p>
+    <w:p>
+      <w:pPr>
+        <w:keepNext/>
+        <w:shd w:val="clear" w:color="auto" w:fill="F3F4F6"/>
+        <w:spacing w:before="0" w:after="0"/>
+        <w:jc w:val="left"/>
+      </w:pPr>
+      <w:r>
+        <w:rPr>
+          <w:rFonts w:ascii="Consolas" w:hAnsi="Consolas" w:cs="Arial"/>
+          <w:sz w:val="18"/>
+          <w:szCs w:val="18"/>
+        </w:rPr>
+        <w:t xml:space="preserve">string name = Console.ReadLine();</w:t>
+      </w:r>
+    </w:p>
+    <w:p>
+      <w:pPr>
+        <w:keepNext/>
+        <w:shd w:val="clear" w:color="auto" w:fill="F3F4F6"/>
+        <w:spacing w:before="0" w:after="0"/>
+        <w:jc w:val="left"/>
+      </w:pPr>
+      <w:r>
+        <w:rPr>
+          <w:rFonts w:ascii="Consolas" w:hAnsi="Consolas" w:cs="Arial"/>
+          <w:sz w:val="18"/>
+          <w:szCs w:val="18"/>
+        </w:rPr>
+        <w:t xml:space="preserve">Console.Write("مدينتك: ");</w:t>
+      </w:r>
+    </w:p>
+    <w:p>
+      <w:pPr>
+        <w:keepNext/>
+        <w:shd w:val="clear" w:color="auto" w:fill="F3F4F6"/>
+        <w:spacing w:before="0" w:after="0"/>
+        <w:jc w:val="left"/>
+      </w:pPr>
+      <w:r>
+        <w:rPr>
+          <w:rFonts w:ascii="Consolas" w:hAnsi="Consolas" w:cs="Arial"/>
+          <w:sz w:val="18"/>
+          <w:szCs w:val="18"/>
+        </w:rPr>
+        <w:t xml:space="preserve">string city = Console.ReadLine();</w:t>
+      </w:r>
+    </w:p>
+    <w:p>
+      <w:pPr>
+        <w:keepNext/>
+        <w:shd w:val="clear" w:color="auto" w:fill="F3F4F6"/>
+        <w:spacing w:before="0" w:after="0"/>
+        <w:jc w:val="left"/>
+      </w:pPr>
+      <w:r>
+        <w:rPr>
+          <w:rFonts w:ascii="Consolas" w:hAnsi="Consolas" w:cs="Arial"/>
+          <w:sz w:val="18"/>
+          <w:szCs w:val="18"/>
+        </w:rPr>
+        <w:t xml:space="preserve">Console.WriteLine($"مرحبًا {name} من {city}!");</w:t>
+      </w:r>
+    </w:p>
+    <w:p>
+      <w:pPr>
+        <w:shd w:val="clear" w:color="auto" w:fill="F3F4F6"/>
+        <w:spacing w:before="0" w:after="120"/>
+        <w:jc w:val="left"/>
+      </w:pPr>
+      <w:r>
+        <w:rPr>
+          <w:sz w:val="8"/>
+          <w:szCs w:val="8"/>
+        </w:rPr>
+        <w:t xml:space="preserve"> </w:t>
+      </w:r>
+    </w:p>
+    <w:p>
+      <w:pPr>
+        <w:shd w:val="clear" w:color="auto" w:fill="DDF0EE"/>
+        <w:bidi/>
+        <w:spacing w:before="0" w:after="80"/>
+      </w:pPr>
+      <w:r>
+        <w:rPr>
+          <w:b/>
+          <w:bCs/>
+          <w:color w:val="0E6B66"/>
+          <w:rtl/>
+        </w:rPr>
+        <w:t xml:space="preserve">ماذا يفعل هذا الكود؟ </w:t>
+      </w:r>
+      <w:r>
+        <w:rPr>
+          <w:rtl/>
+        </w:rPr>
+        <w:t xml:space="preserve">يسأل البرنامج المستخدم عن اسمه ومدينته ثم يطبع ترحيبًا يجمعهما، مثل: مرحبًا سارة من مسقط!</w:t>
+      </w:r>
+    </w:p>
+    <w:tbl>
+      <w:tblPr>
+        <w:bidiVisual/>
+        <w:tblW w:w="5000" w:type="pct"/>
+        <w:tblBorders>
+          <w:top w:val="single" w:color="D9DEE5" w:sz="4"/>
+          <w:left w:val="single" w:color="D9DEE5" w:sz="4"/>
+          <w:bottom w:val="single" w:color="D9DEE5" w:sz="4"/>
+          <w:right w:val="single" w:color="D9DEE5" w:sz="4"/>
+          <w:insideH w:val="single" w:color="D9DEE5" w:sz="4"/>
+          <w:insideV w:val="single" w:color="D9DEE5" w:sz="4"/>
+        </w:tblBorders>
+        <w:tblCellMar>
+          <w:top w:w="60" w:type="dxa"/>
+          <w:left w:w="100" w:type="dxa"/>
+          <w:bottom w:w="60" w:type="dxa"/>
+          <w:right w:w="100" w:type="dxa"/>
+        </w:tblCellMar>
+      </w:tblPr>
+      <w:tblGrid>
+        <w:gridCol w:w="3600"/>
+        <w:gridCol w:w="6038"/>
+      </w:tblGrid>
+      <w:tr>
+        <w:tc>
+          <w:tcPr>
+            <w:tcW w:w="3600" w:type="dxa"/>
+            <w:shd w:val="clear" w:color="auto" w:fill="F3F4F6"/>
+          </w:tcPr>
+          <w:p>
+            <w:pPr>
+              <w:bidi/>
+              <w:spacing w:before="0" w:after="0"/>
+            </w:pPr>
+            <w:r>
+              <w:rPr>
+                <w:b/>
+                <w:bCs/>
+                <w:rtl/>
+              </w:rPr>
+              <w:t xml:space="preserve">السطر</w:t>
+            </w:r>
+          </w:p>
+        </w:tc>
+        <w:tc>
+          <w:tcPr>
+            <w:tcW w:w="6038" w:type="dxa"/>
+            <w:shd w:val="clear" w:color="auto" w:fill="F3F4F6"/>
+          </w:tcPr>
+          <w:p>
+            <w:pPr>
+              <w:bidi/>
+              <w:spacing w:before="0" w:after="0"/>
+            </w:pPr>
+            <w:r>
+              <w:rPr>
+                <w:b/>
+                <w:bCs/>
+                <w:rtl/>
+              </w:rPr>
+              <w:t xml:space="preserve">الشرح</w:t>
+            </w:r>
+          </w:p>
+        </w:tc>
+      </w:tr>
+      <w:tr>
+        <w:tc>
+          <w:tcPr>
+            <w:tcW w:w="3600" w:type="dxa"/>
+          </w:tcPr>
+          <w:p>
+            <w:pPr>
+              <w:spacing w:before="0" w:after="0"/>
+              <w:jc w:val="left"/>
+            </w:pPr>
+            <w:r>
+              <w:rPr>
+                <w:rFonts w:ascii="Consolas" w:hAnsi="Consolas" w:cs="Arial"/>
+                <w:sz w:val="17"/>
+                <w:szCs w:val="17"/>
+              </w:rPr>
+              <w:t xml:space="preserve">Console.Write("اسمك: ");</w:t>
+            </w:r>
+          </w:p>
+        </w:tc>
+        <w:tc>
+          <w:tcPr>
+            <w:tcW w:w="6038" w:type="dxa"/>
+          </w:tcPr>
+          <w:p>
+            <w:pPr>
+              <w:bidi/>
+              <w:spacing w:before="0" w:after="0"/>
+            </w:pPr>
+            <w:r>
+              <w:rPr>
+                <w:sz w:val="20"/>
+                <w:szCs w:val="20"/>
+                <w:rtl/>
+              </w:rPr>
+              <w:t xml:space="preserve">Console.Write يطبع السؤال ويترك المؤشر في نفس السطر حتى يكتب المستخدم بجانبه.</w:t>
+            </w:r>
+          </w:p>
+        </w:tc>
+      </w:tr>
+      <w:tr>
+        <w:tc>
+          <w:tcPr>
+            <w:tcW w:w="3600" w:type="dxa"/>
+          </w:tcPr>
+          <w:p>
+            <w:pPr>
+              <w:spacing w:before="0" w:after="0"/>
+              <w:jc w:val="left"/>
+            </w:pPr>
+            <w:r>
+              <w:rPr>
+                <w:rFonts w:ascii="Consolas" w:hAnsi="Consolas" w:cs="Arial"/>
+                <w:sz w:val="17"/>
+                <w:szCs w:val="17"/>
+              </w:rPr>
+              <w:t xml:space="preserve">string name = Console.ReadLine();</w:t>
+            </w:r>
+          </w:p>
+        </w:tc>
+        <w:tc>
+          <w:tcPr>
+            <w:tcW w:w="6038" w:type="dxa"/>
+          </w:tcPr>
+          <w:p>
+            <w:pPr>
+              <w:bidi/>
+              <w:spacing w:before="0" w:after="0"/>
+            </w:pPr>
+            <w:r>
+              <w:rPr>
+                <w:sz w:val="20"/>
+                <w:szCs w:val="20"/>
+                <w:rtl/>
+              </w:rPr>
+              <w:t xml:space="preserve">Console.ReadLine يقرأ ما يكتبه المستخدم حتى يضغط Enter ويعيده كنص، فنحفظه في المتغير name من نوع string.</w:t>
+            </w:r>
+          </w:p>
+        </w:tc>
+      </w:tr>
+      <w:tr>
+        <w:tc>
+          <w:tcPr>
+            <w:tcW w:w="3600" w:type="dxa"/>
+          </w:tcPr>
+          <w:p>
+            <w:pPr>
+              <w:spacing w:before="0" w:after="0"/>
+              <w:jc w:val="left"/>
+            </w:pPr>
+            <w:r>
+              <w:rPr>
+                <w:rFonts w:ascii="Consolas" w:hAnsi="Consolas" w:cs="Arial"/>
+                <w:sz w:val="17"/>
+                <w:szCs w:val="17"/>
+              </w:rPr>
+              <w:t xml:space="preserve">Console.Write("مدينتك: ");</w:t>
+            </w:r>
+          </w:p>
+        </w:tc>
+        <w:tc>
+          <w:tcPr>
+            <w:tcW w:w="6038" w:type="dxa"/>
+          </w:tcPr>
+          <w:p>
+            <w:pPr>
+              <w:bidi/>
+              <w:spacing w:before="0" w:after="0"/>
+            </w:pPr>
+            <w:r>
+              <w:rPr>
+                <w:sz w:val="20"/>
+                <w:szCs w:val="20"/>
+                <w:rtl/>
+              </w:rPr>
+              <w:t xml:space="preserve">نطبع السؤال الثاني عن المدينة بنفس الطريقة.</w:t>
+            </w:r>
+          </w:p>
+        </w:tc>
+      </w:tr>
+      <w:tr>
+        <w:tc>
+          <w:tcPr>
+            <w:tcW w:w="3600" w:type="dxa"/>
+          </w:tcPr>
+          <w:p>
+            <w:pPr>
+              <w:spacing w:before="0" w:after="0"/>
+              <w:jc w:val="left"/>
+            </w:pPr>
+            <w:r>
+              <w:rPr>
+                <w:rFonts w:ascii="Consolas" w:hAnsi="Consolas" w:cs="Arial"/>
+                <w:sz w:val="17"/>
+                <w:szCs w:val="17"/>
+              </w:rPr>
+              <w:t xml:space="preserve">string city = Console.ReadLine();</w:t>
+            </w:r>
+          </w:p>
+        </w:tc>
+        <w:tc>
+          <w:tcPr>
+            <w:tcW w:w="6038" w:type="dxa"/>
+          </w:tcPr>
+          <w:p>
+            <w:pPr>
+              <w:bidi/>
+              <w:spacing w:before="0" w:after="0"/>
+            </w:pPr>
+            <w:r>
+              <w:rPr>
+                <w:sz w:val="20"/>
+                <w:szCs w:val="20"/>
+                <w:rtl/>
+              </w:rPr>
+              <w:t xml:space="preserve">نقرأ اسم المدينة ونحفظه في متغير نصي جديد اسمه city. لا نحتاج إلى تحويل هنا لأننا نريد نصًا أصلًا.</w:t>
+            </w:r>
+          </w:p>
+        </w:tc>
+      </w:tr>
+      <w:tr>
+        <w:tc>
+          <w:tcPr>
+            <w:tcW w:w="3600" w:type="dxa"/>
+          </w:tcPr>
+          <w:p>
+            <w:pPr>
+              <w:spacing w:before="0" w:after="0"/>
+              <w:jc w:val="left"/>
+            </w:pPr>
+            <w:r>
+              <w:rPr>
+                <w:rFonts w:ascii="Consolas" w:hAnsi="Consolas" w:cs="Arial"/>
+                <w:sz w:val="17"/>
+                <w:szCs w:val="17"/>
+              </w:rPr>
+              <w:t xml:space="preserve">Console.WriteLine($"مرحبًا {name} من {city}!");</w:t>
+            </w:r>
+          </w:p>
+        </w:tc>
+        <w:tc>
+          <w:tcPr>
+            <w:tcW w:w="6038" w:type="dxa"/>
+          </w:tcPr>
+          <w:p>
+            <w:pPr>
+              <w:bidi/>
+              <w:spacing w:before="0" w:after="0"/>
+            </w:pPr>
+            <w:r>
+              <w:rPr>
+                <w:sz w:val="20"/>
+                <w:szCs w:val="20"/>
+                <w:rtl/>
+              </w:rPr>
+              <w:t xml:space="preserve">النص الذي يبدأ بـ $ يسمح بإدراج المتغيرات بين { }، فيُستبدل {name} و {city} بما كتبه المستخدم ثم يُطبع السطر كاملًا.</w:t>
+            </w:r>
+          </w:p>
+        </w:tc>
+      </w:tr>
+    </w:tbl>
+    <w:p>
+      <w:pPr>
+        <w:bidi/>
+        <w:spacing w:before="0" w:after="120"/>
+      </w:pPr>
+      <w:r>
+        <w:rPr>
+          <w:sz w:val="8"/>
+          <w:szCs w:val="8"/>
+        </w:rPr>
+        <w:t xml:space="preserve"> </w:t>
+      </w:r>
+    </w:p>
+    <w:p>
+      <w:pPr>
+        <w:keepNext/>
+        <w:bidi/>
+        <w:spacing w:before="160" w:after="100"/>
+      </w:pPr>
+      <w:r>
+        <w:rPr>
+          <w:b/>
+          <w:bCs/>
+          <w:color w:val="18202B"/>
+          <w:sz w:val="25"/>
+          <w:szCs w:val="25"/>
+          <w:rtl/>
+        </w:rPr>
+        <w:t xml:space="preserve">تمرين 2: مساحة المستطيل (متوسط)</w:t>
+      </w:r>
+    </w:p>
+    <w:p>
+      <w:pPr>
+        <w:bidi/>
+        <w:spacing w:before="0" w:after="120"/>
+      </w:pPr>
+      <w:r>
+        <w:rPr>
+          <w:rtl/>
+        </w:rPr>
+        <w:t xml:space="preserve">اقرأ الطول والعرض (أعداد عشرية) واطبع المساحة والمحيط.</w:t>
+      </w:r>
+    </w:p>
+    <w:p>
+      <w:pPr>
+        <w:keepNext/>
+        <w:bidi/>
+        <w:spacing w:before="0" w:after="60"/>
+      </w:pPr>
+      <w:r>
+        <w:rPr>
+          <w:b/>
+          <w:bCs/>
+          <w:color w:val="0E6B66"/>
+          <w:rtl/>
+        </w:rPr>
+        <w:t xml:space="preserve">الحل المقترح:</w:t>
+      </w:r>
+    </w:p>
+    <w:p>
+      <w:pPr>
+        <w:keepNext/>
+        <w:shd w:val="clear" w:color="auto" w:fill="F3F4F6"/>
+        <w:spacing w:before="0" w:after="0"/>
+        <w:jc w:val="left"/>
+      </w:pPr>
+      <w:r>
+        <w:rPr>
+          <w:rFonts w:ascii="Consolas" w:hAnsi="Consolas" w:cs="Arial"/>
+          <w:b/>
+          <w:bCs/>
+          <w:color w:val="5B6575"/>
+          <w:sz w:val="18"/>
+          <w:szCs w:val="18"/>
+        </w:rPr>
+        <w:t xml:space="preserve">C#</w:t>
+      </w:r>
+    </w:p>
+    <w:p>
+      <w:pPr>
+        <w:keepNext/>
+        <w:shd w:val="clear" w:color="auto" w:fill="F3F4F6"/>
+        <w:spacing w:before="0" w:after="0"/>
+        <w:jc w:val="left"/>
+      </w:pPr>
+      <w:r>
+        <w:rPr>
+          <w:rFonts w:ascii="Consolas" w:hAnsi="Consolas" w:cs="Arial"/>
+          <w:sz w:val="18"/>
+          <w:szCs w:val="18"/>
+        </w:rPr>
+        <w:t xml:space="preserve">Console.Write("الطول: ");</w:t>
+      </w:r>
+    </w:p>
+    <w:p>
+      <w:pPr>
+        <w:keepNext/>
+        <w:shd w:val="clear" w:color="auto" w:fill="F3F4F6"/>
+        <w:spacing w:before="0" w:after="0"/>
+        <w:jc w:val="left"/>
+      </w:pPr>
+      <w:r>
+        <w:rPr>
+          <w:rFonts w:ascii="Consolas" w:hAnsi="Consolas" w:cs="Arial"/>
+          <w:sz w:val="18"/>
+          <w:szCs w:val="18"/>
+        </w:rPr>
+        <w:t xml:space="preserve">double length = double.Parse(Console.ReadLine());</w:t>
+      </w:r>
+    </w:p>
+    <w:p>
+      <w:pPr>
+        <w:keepNext/>
+        <w:shd w:val="clear" w:color="auto" w:fill="F3F4F6"/>
+        <w:spacing w:before="0" w:after="0"/>
+        <w:jc w:val="left"/>
+      </w:pPr>
+      <w:r>
+        <w:rPr>
+          <w:rFonts w:ascii="Consolas" w:hAnsi="Consolas" w:cs="Arial"/>
+          <w:sz w:val="18"/>
+          <w:szCs w:val="18"/>
+        </w:rPr>
+        <w:t xml:space="preserve">Console.Write("العرض: ");</w:t>
+      </w:r>
+    </w:p>
+    <w:p>
+      <w:pPr>
+        <w:keepNext/>
+        <w:shd w:val="clear" w:color="auto" w:fill="F3F4F6"/>
+        <w:spacing w:before="0" w:after="0"/>
+        <w:jc w:val="left"/>
+      </w:pPr>
+      <w:r>
+        <w:rPr>
+          <w:rFonts w:ascii="Consolas" w:hAnsi="Consolas" w:cs="Arial"/>
+          <w:sz w:val="18"/>
+          <w:szCs w:val="18"/>
+        </w:rPr>
+        <w:t xml:space="preserve">double width = double.Parse(Console.ReadLine());</w:t>
+      </w:r>
+    </w:p>
+    <w:p>
+      <w:pPr>
+        <w:keepNext/>
+        <w:shd w:val="clear" w:color="auto" w:fill="F3F4F6"/>
+        <w:spacing w:before="0" w:after="0"/>
+        <w:jc w:val="left"/>
+      </w:pPr>
+      <w:r>
+        <w:rPr>
+          <w:rFonts w:ascii="Consolas" w:hAnsi="Consolas" w:cs="Arial"/>
+          <w:sz w:val="18"/>
+          <w:szCs w:val="18"/>
+        </w:rPr>
+        <w:t xml:space="preserve"> </w:t>
+      </w:r>
+    </w:p>
+    <w:p>
+      <w:pPr>
+        <w:keepNext/>
+        <w:shd w:val="clear" w:color="auto" w:fill="F3F4F6"/>
+        <w:spacing w:before="0" w:after="0"/>
+        <w:jc w:val="left"/>
+      </w:pPr>
+      <w:r>
+        <w:rPr>
+          <w:rFonts w:ascii="Consolas" w:hAnsi="Consolas" w:cs="Arial"/>
+          <w:sz w:val="18"/>
+          <w:szCs w:val="18"/>
+        </w:rPr>
+        <w:t xml:space="preserve">double area = length * width;</w:t>
+      </w:r>
+    </w:p>
+    <w:p>
+      <w:pPr>
+        <w:keepNext/>
+        <w:shd w:val="clear" w:color="auto" w:fill="F3F4F6"/>
+        <w:spacing w:before="0" w:after="0"/>
+        <w:jc w:val="left"/>
+      </w:pPr>
+      <w:r>
+        <w:rPr>
+          <w:rFonts w:ascii="Consolas" w:hAnsi="Consolas" w:cs="Arial"/>
+          <w:sz w:val="18"/>
+          <w:szCs w:val="18"/>
+        </w:rPr>
+        <w:t xml:space="preserve">double perimeter = 2 * (length + width);</w:t>
+      </w:r>
+    </w:p>
+    <w:p>
+      <w:pPr>
+        <w:keepNext/>
+        <w:shd w:val="clear" w:color="auto" w:fill="F3F4F6"/>
+        <w:spacing w:before="0" w:after="0"/>
+        <w:jc w:val="left"/>
+      </w:pPr>
+      <w:r>
+        <w:rPr>
+          <w:rFonts w:ascii="Consolas" w:hAnsi="Consolas" w:cs="Arial"/>
+          <w:sz w:val="18"/>
+          <w:szCs w:val="18"/>
+        </w:rPr>
+        <w:t xml:space="preserve">Console.WriteLine($"المساحة = {area}");</w:t>
+      </w:r>
+    </w:p>
+    <w:p>
+      <w:pPr>
+        <w:keepNext/>
+        <w:shd w:val="clear" w:color="auto" w:fill="F3F4F6"/>
+        <w:spacing w:before="0" w:after="0"/>
+        <w:jc w:val="left"/>
+      </w:pPr>
+      <w:r>
+        <w:rPr>
+          <w:rFonts w:ascii="Consolas" w:hAnsi="Consolas" w:cs="Arial"/>
+          <w:sz w:val="18"/>
+          <w:szCs w:val="18"/>
+        </w:rPr>
+        <w:t xml:space="preserve">Console.WriteLine($"المحيط = {perimeter}");</w:t>
+      </w:r>
+    </w:p>
+    <w:p>
+      <w:pPr>
+        <w:shd w:val="clear" w:color="auto" w:fill="F3F4F6"/>
+        <w:spacing w:before="0" w:after="120"/>
+        <w:jc w:val="left"/>
+      </w:pPr>
+      <w:r>
+        <w:rPr>
+          <w:sz w:val="8"/>
+          <w:szCs w:val="8"/>
+        </w:rPr>
+        <w:t xml:space="preserve"> </w:t>
+      </w:r>
+    </w:p>
+    <w:p>
+      <w:pPr>
+        <w:shd w:val="clear" w:color="auto" w:fill="DDF0EE"/>
+        <w:bidi/>
+        <w:spacing w:before="0" w:after="80"/>
+      </w:pPr>
+      <w:r>
+        <w:rPr>
+          <w:b/>
+          <w:bCs/>
+          <w:color w:val="0E6B66"/>
+          <w:rtl/>
+        </w:rPr>
+        <w:t xml:space="preserve">ماذا يفعل هذا الكود؟ </w:t>
+      </w:r>
+      <w:r>
+        <w:rPr>
+          <w:rtl/>
+        </w:rPr>
+        <w:t xml:space="preserve">يطلب البرنامج طول المستطيل وعرضه، ثم يحسب مساحته ومحيطه ويطبعهما. مثلًا مع طول 5 وعرض 3 يظهر: المساحة = 15 ثم المحيط = 16.</w:t>
+      </w:r>
+    </w:p>
+    <w:tbl>
+      <w:tblPr>
+        <w:bidiVisual/>
+        <w:tblW w:w="5000" w:type="pct"/>
+        <w:tblBorders>
+          <w:top w:val="single" w:color="D9DEE5" w:sz="4"/>
+          <w:left w:val="single" w:color="D9DEE5" w:sz="4"/>
+          <w:bottom w:val="single" w:color="D9DEE5" w:sz="4"/>
+          <w:right w:val="single" w:color="D9DEE5" w:sz="4"/>
+          <w:insideH w:val="single" w:color="D9DEE5" w:sz="4"/>
+          <w:insideV w:val="single" w:color="D9DEE5" w:sz="4"/>
+        </w:tblBorders>
+        <w:tblCellMar>
+          <w:top w:w="60" w:type="dxa"/>
+          <w:left w:w="100" w:type="dxa"/>
+          <w:bottom w:w="60" w:type="dxa"/>
+          <w:right w:w="100" w:type="dxa"/>
+        </w:tblCellMar>
+      </w:tblPr>
+      <w:tblGrid>
+        <w:gridCol w:w="3600"/>
+        <w:gridCol w:w="6038"/>
+      </w:tblGrid>
+      <w:tr>
+        <w:tc>
+          <w:tcPr>
+            <w:tcW w:w="3600" w:type="dxa"/>
+            <w:shd w:val="clear" w:color="auto" w:fill="F3F4F6"/>
+          </w:tcPr>
+          <w:p>
+            <w:pPr>
+              <w:bidi/>
+              <w:spacing w:before="0" w:after="0"/>
+            </w:pPr>
+            <w:r>
+              <w:rPr>
+                <w:b/>
+                <w:bCs/>
+                <w:rtl/>
+              </w:rPr>
+              <w:t xml:space="preserve">السطر</w:t>
+            </w:r>
+          </w:p>
+        </w:tc>
+        <w:tc>
+          <w:tcPr>
+            <w:tcW w:w="6038" w:type="dxa"/>
+            <w:shd w:val="clear" w:color="auto" w:fill="F3F4F6"/>
+          </w:tcPr>
+          <w:p>
+            <w:pPr>
+              <w:bidi/>
+              <w:spacing w:before="0" w:after="0"/>
+            </w:pPr>
+            <w:r>
+              <w:rPr>
+                <w:b/>
+                <w:bCs/>
+                <w:rtl/>
+              </w:rPr>
+              <w:t xml:space="preserve">الشرح</w:t>
+            </w:r>
+          </w:p>
+        </w:tc>
+      </w:tr>
+      <w:tr>
+        <w:tc>
+          <w:tcPr>
+            <w:tcW w:w="3600" w:type="dxa"/>
+          </w:tcPr>
+          <w:p>
+            <w:pPr>
+              <w:spacing w:before="0" w:after="0"/>
+              <w:jc w:val="left"/>
+            </w:pPr>
+            <w:r>
+              <w:rPr>
+                <w:rFonts w:ascii="Consolas" w:hAnsi="Consolas" w:cs="Arial"/>
+                <w:sz w:val="17"/>
+                <w:szCs w:val="17"/>
+              </w:rPr>
+              <w:t xml:space="preserve">Console.Write("الطول: ");</w:t>
+            </w:r>
+          </w:p>
+        </w:tc>
+        <w:tc>
+          <w:tcPr>
+            <w:tcW w:w="6038" w:type="dxa"/>
+          </w:tcPr>
+          <w:p>
+            <w:pPr>
+              <w:bidi/>
+              <w:spacing w:before="0" w:after="0"/>
+            </w:pPr>
+            <w:r>
+              <w:rPr>
+                <w:sz w:val="20"/>
+                <w:szCs w:val="20"/>
+                <w:rtl/>
+              </w:rPr>
+              <w:t xml:space="preserve">نطبع طلبًا للمستخدم ليكتب الطول، ويبقى المؤشر في نفس السطر لأننا استخدمنا Write وليس WriteLine.</w:t>
+            </w:r>
+          </w:p>
+        </w:tc>
+      </w:tr>
+      <w:tr>
+        <w:tc>
+          <w:tcPr>
+            <w:tcW w:w="3600" w:type="dxa"/>
+          </w:tcPr>
+          <w:p>
+            <w:pPr>
+              <w:spacing w:before="0" w:after="0"/>
+              <w:jc w:val="left"/>
+            </w:pPr>
+            <w:r>
+              <w:rPr>
+                <w:rFonts w:ascii="Consolas" w:hAnsi="Consolas" w:cs="Arial"/>
+                <w:sz w:val="17"/>
+                <w:szCs w:val="17"/>
+              </w:rPr>
+              <w:t xml:space="preserve">double length = double.Parse(Console.ReadLine());</w:t>
+            </w:r>
+          </w:p>
+        </w:tc>
+        <w:tc>
+          <w:tcPr>
+            <w:tcW w:w="6038" w:type="dxa"/>
+          </w:tcPr>
+          <w:p>
+            <w:pPr>
+              <w:bidi/>
+              <w:spacing w:before="0" w:after="0"/>
+            </w:pPr>
+            <w:r>
+              <w:rPr>
+                <w:sz w:val="20"/>
+                <w:szCs w:val="20"/>
+                <w:rtl/>
+              </w:rPr>
+              <w:t xml:space="preserve">ReadLine يعيد نصًا، و double.Parse يحوّله إلى عدد عشري double حتى نستطيع إجراء الحساب عليه، ويقبل أعدادًا بكسور مثل 2.5. نحفظ النتيجة في المتغير length.</w:t>
+            </w:r>
+          </w:p>
+        </w:tc>
+      </w:tr>
+      <w:tr>
+        <w:tc>
+          <w:tcPr>
+            <w:tcW w:w="3600" w:type="dxa"/>
+          </w:tcPr>
+          <w:p>
+            <w:pPr>
+              <w:spacing w:before="0" w:after="0"/>
+              <w:jc w:val="left"/>
+            </w:pPr>
+            <w:r>
+              <w:rPr>
+                <w:rFonts w:ascii="Consolas" w:hAnsi="Consolas" w:cs="Arial"/>
+                <w:sz w:val="17"/>
+                <w:szCs w:val="17"/>
+              </w:rPr>
+              <w:t xml:space="preserve">Console.Write("العرض: ");</w:t>
+            </w:r>
+          </w:p>
+        </w:tc>
+        <w:tc>
+          <w:tcPr>
+            <w:tcW w:w="6038" w:type="dxa"/>
+          </w:tcPr>
+          <w:p>
+            <w:pPr>
+              <w:bidi/>
+              <w:spacing w:before="0" w:after="0"/>
+            </w:pPr>
+            <w:r>
+              <w:rPr>
+                <w:sz w:val="20"/>
+                <w:szCs w:val="20"/>
+                <w:rtl/>
+              </w:rPr>
+              <w:t xml:space="preserve">نطلب من المستخدم إدخال العرض.</w:t>
+            </w:r>
+          </w:p>
+        </w:tc>
+      </w:tr>
+      <w:tr>
+        <w:tc>
+          <w:tcPr>
+            <w:tcW w:w="3600" w:type="dxa"/>
+          </w:tcPr>
+          <w:p>
+            <w:pPr>
+              <w:spacing w:before="0" w:after="0"/>
+              <w:jc w:val="left"/>
+            </w:pPr>
+            <w:r>
+              <w:rPr>
+                <w:rFonts w:ascii="Consolas" w:hAnsi="Consolas" w:cs="Arial"/>
+                <w:sz w:val="17"/>
+                <w:szCs w:val="17"/>
+              </w:rPr>
+              <w:t xml:space="preserve">double width = double.Parse(Console.ReadLine());</w:t>
+            </w:r>
+          </w:p>
+        </w:tc>
+        <w:tc>
+          <w:tcPr>
+            <w:tcW w:w="6038" w:type="dxa"/>
+          </w:tcPr>
+          <w:p>
+            <w:pPr>
+              <w:bidi/>
+              <w:spacing w:before="0" w:after="0"/>
+            </w:pPr>
+            <w:r>
+              <w:rPr>
+                <w:sz w:val="20"/>
+                <w:szCs w:val="20"/>
+                <w:rtl/>
+              </w:rPr>
+              <w:t xml:space="preserve">نقرأ العرض ونحوّله إلى عدد عشري بنفس الطريقة ونحفظه في width.</w:t>
+            </w:r>
+          </w:p>
+        </w:tc>
+      </w:tr>
+      <w:tr>
+        <w:tc>
+          <w:tcPr>
+            <w:tcW w:w="3600" w:type="dxa"/>
+          </w:tcPr>
+          <w:p>
+            <w:pPr>
+              <w:spacing w:before="0" w:after="0"/>
+              <w:jc w:val="left"/>
+            </w:pPr>
+            <w:r>
+              <w:rPr>
+                <w:rFonts w:ascii="Consolas" w:hAnsi="Consolas" w:cs="Arial"/>
+                <w:sz w:val="17"/>
+                <w:szCs w:val="17"/>
+              </w:rPr>
+              <w:t xml:space="preserve">double area = length * width;</w:t>
+            </w:r>
+          </w:p>
+        </w:tc>
+        <w:tc>
+          <w:tcPr>
+            <w:tcW w:w="6038" w:type="dxa"/>
+          </w:tcPr>
+          <w:p>
+            <w:pPr>
+              <w:bidi/>
+              <w:spacing w:before="0" w:after="0"/>
+            </w:pPr>
+            <w:r>
+              <w:rPr>
+                <w:sz w:val="20"/>
+                <w:szCs w:val="20"/>
+                <w:rtl/>
+              </w:rPr>
+              <w:t xml:space="preserve">العلامة * تعني الضرب في C#‎. نضرب الطول في العرض للحصول على المساحة ونحفظ الناتج في متغير جديد اسمه area.</w:t>
+            </w:r>
+          </w:p>
+        </w:tc>
+      </w:tr>
+      <w:tr>
+        <w:tc>
+          <w:tcPr>
+            <w:tcW w:w="3600" w:type="dxa"/>
+          </w:tcPr>
+          <w:p>
+            <w:pPr>
+              <w:spacing w:before="0" w:after="0"/>
+              <w:jc w:val="left"/>
+            </w:pPr>
+            <w:r>
+              <w:rPr>
+                <w:rFonts w:ascii="Consolas" w:hAnsi="Consolas" w:cs="Arial"/>
+                <w:sz w:val="17"/>
+                <w:szCs w:val="17"/>
+              </w:rPr>
+              <w:t xml:space="preserve">double perimeter = 2 * (length + width);</w:t>
+            </w:r>
+          </w:p>
+        </w:tc>
+        <w:tc>
+          <w:tcPr>
+            <w:tcW w:w="6038" w:type="dxa"/>
+          </w:tcPr>
+          <w:p>
+            <w:pPr>
+              <w:bidi/>
+              <w:spacing w:before="0" w:after="0"/>
+            </w:pPr>
+            <w:r>
+              <w:rPr>
+                <w:sz w:val="20"/>
+                <w:szCs w:val="20"/>
+                <w:rtl/>
+              </w:rPr>
+              <w:t xml:space="preserve">الأقواس ( ) تجعل الجمع يُنفذ أولًا، ثم يُضرب الناتج في 2. بدون الأقواس كانت C#‎ ستضرب 2 في length أولًا لأن الضرب يسبق الجمع، فتكون النتيجة خاطئة.</w:t>
+            </w:r>
+          </w:p>
+        </w:tc>
+      </w:tr>
+      <w:tr>
+        <w:tc>
+          <w:tcPr>
+            <w:tcW w:w="3600" w:type="dxa"/>
+          </w:tcPr>
+          <w:p>
+            <w:pPr>
+              <w:spacing w:before="0" w:after="0"/>
+              <w:jc w:val="left"/>
+            </w:pPr>
+            <w:r>
+              <w:rPr>
+                <w:rFonts w:ascii="Consolas" w:hAnsi="Consolas" w:cs="Arial"/>
+                <w:sz w:val="17"/>
+                <w:szCs w:val="17"/>
+              </w:rPr>
+              <w:t xml:space="preserve">Console.WriteLine($"المساحة = {area}");</w:t>
+            </w:r>
+          </w:p>
+        </w:tc>
+        <w:tc>
+          <w:tcPr>
+            <w:tcW w:w="6038" w:type="dxa"/>
+          </w:tcPr>
+          <w:p>
+            <w:pPr>
+              <w:bidi/>
+              <w:spacing w:before="0" w:after="0"/>
+            </w:pPr>
+            <w:r>
+              <w:rPr>
+                <w:sz w:val="20"/>
+                <w:szCs w:val="20"/>
+                <w:rtl/>
+              </w:rPr>
+              <w:t xml:space="preserve">نطبع المساحة بإدراج المتغير area داخل النص باستخدام $ والأقواس { }.</w:t>
+            </w:r>
+          </w:p>
+        </w:tc>
+      </w:tr>
+      <w:tr>
+        <w:tc>
+          <w:tcPr>
+            <w:tcW w:w="3600" w:type="dxa"/>
+          </w:tcPr>
+          <w:p>
+            <w:pPr>
+              <w:spacing w:before="0" w:after="0"/>
+              <w:jc w:val="left"/>
+            </w:pPr>
+            <w:r>
+              <w:rPr>
+                <w:rFonts w:ascii="Consolas" w:hAnsi="Consolas" w:cs="Arial"/>
+                <w:sz w:val="17"/>
+                <w:szCs w:val="17"/>
+              </w:rPr>
+              <w:t xml:space="preserve">Console.WriteLine($"المحيط = {perimeter}");</w:t>
+            </w:r>
+          </w:p>
+        </w:tc>
+        <w:tc>
+          <w:tcPr>
+            <w:tcW w:w="6038" w:type="dxa"/>
+          </w:tcPr>
+          <w:p>
+            <w:pPr>
+              <w:bidi/>
+              <w:spacing w:before="0" w:after="0"/>
+            </w:pPr>
+            <w:r>
+              <w:rPr>
+                <w:sz w:val="20"/>
+                <w:szCs w:val="20"/>
+                <w:rtl/>
+              </w:rPr>
+              <w:t xml:space="preserve">نطبع المحيط في سطر جديد بنفس الطريقة.</w:t>
+            </w:r>
+          </w:p>
+        </w:tc>
+      </w:tr>
+    </w:tbl>
+    <w:p>
+      <w:pPr>
+        <w:bidi/>
+        <w:spacing w:before="0" w:after="120"/>
+      </w:pPr>
+      <w:r>
+        <w:rPr>
+          <w:sz w:val="8"/>
+          <w:szCs w:val="8"/>
+        </w:rPr>
+        <w:t xml:space="preserve"> </w:t>
+      </w:r>
+    </w:p>
+    <w:p>
+      <w:pPr>
+        <w:keepNext/>
+        <w:bidi/>
+        <w:spacing w:before="160" w:after="100"/>
+      </w:pPr>
+      <w:r>
+        <w:rPr>
+          <w:b/>
+          <w:bCs/>
+          <w:color w:val="18202B"/>
+          <w:sz w:val="25"/>
+          <w:szCs w:val="25"/>
+          <w:rtl/>
+        </w:rPr>
+        <w:t xml:space="preserve">تمرين 3: تحدٍّ: تحويل الحرارة (تحدٍّ)</w:t>
+      </w:r>
+    </w:p>
+    <w:p>
+      <w:pPr>
+        <w:bidi/>
+        <w:spacing w:before="0" w:after="120"/>
+      </w:pPr>
+      <w:r>
+        <w:rPr>
+          <w:rtl/>
+        </w:rPr>
+        <w:t xml:space="preserve">اقرأ درجة الحرارة بالمئوية وحوّلها إلى فهرنهايت بالمعادلة F = C × 9 / 5 + 32.</w:t>
+      </w:r>
+    </w:p>
+    <w:p>
+      <w:pPr>
+        <w:keepNext/>
+        <w:bidi/>
+        <w:spacing w:before="0" w:after="60"/>
+      </w:pPr>
+      <w:r>
+        <w:rPr>
+          <w:b/>
+          <w:bCs/>
+          <w:color w:val="0E6B66"/>
+          <w:rtl/>
+        </w:rPr>
+        <w:t xml:space="preserve">الحل المقترح:</w:t>
+      </w:r>
+    </w:p>
+    <w:p>
+      <w:pPr>
+        <w:keepNext/>
+        <w:shd w:val="clear" w:color="auto" w:fill="F3F4F6"/>
+        <w:spacing w:before="0" w:after="0"/>
+        <w:jc w:val="left"/>
+      </w:pPr>
+      <w:r>
+        <w:rPr>
+          <w:rFonts w:ascii="Consolas" w:hAnsi="Consolas" w:cs="Arial"/>
+          <w:b/>
+          <w:bCs/>
+          <w:color w:val="5B6575"/>
+          <w:sz w:val="18"/>
+          <w:szCs w:val="18"/>
+        </w:rPr>
+        <w:t xml:space="preserve">C#</w:t>
+      </w:r>
+    </w:p>
+    <w:p>
+      <w:pPr>
+        <w:keepNext/>
+        <w:shd w:val="clear" w:color="auto" w:fill="F3F4F6"/>
+        <w:spacing w:before="0" w:after="0"/>
+        <w:jc w:val="left"/>
+      </w:pPr>
+      <w:r>
+        <w:rPr>
+          <w:rFonts w:ascii="Consolas" w:hAnsi="Consolas" w:cs="Arial"/>
+          <w:sz w:val="18"/>
+          <w:szCs w:val="18"/>
+        </w:rPr>
+        <w:t xml:space="preserve">Console.Write("الحرارة بالمئوية: ");</w:t>
+      </w:r>
+    </w:p>
+    <w:p>
+      <w:pPr>
+        <w:keepNext/>
+        <w:shd w:val="clear" w:color="auto" w:fill="F3F4F6"/>
+        <w:spacing w:before="0" w:after="0"/>
+        <w:jc w:val="left"/>
+      </w:pPr>
+      <w:r>
+        <w:rPr>
+          <w:rFonts w:ascii="Consolas" w:hAnsi="Consolas" w:cs="Arial"/>
+          <w:sz w:val="18"/>
+          <w:szCs w:val="18"/>
+        </w:rPr>
+        <w:t xml:space="preserve">double c = double.Parse(Console.ReadLine());</w:t>
+      </w:r>
+    </w:p>
+    <w:p>
+      <w:pPr>
+        <w:keepNext/>
+        <w:shd w:val="clear" w:color="auto" w:fill="F3F4F6"/>
+        <w:spacing w:before="0" w:after="0"/>
+        <w:jc w:val="left"/>
+      </w:pPr>
+      <w:r>
+        <w:rPr>
+          <w:rFonts w:ascii="Consolas" w:hAnsi="Consolas" w:cs="Arial"/>
+          <w:sz w:val="18"/>
+          <w:szCs w:val="18"/>
+        </w:rPr>
+        <w:t xml:space="preserve">double f = c * 9 / 5 + 32;</w:t>
+      </w:r>
+    </w:p>
+    <w:p>
+      <w:pPr>
+        <w:keepNext/>
+        <w:shd w:val="clear" w:color="auto" w:fill="F3F4F6"/>
+        <w:spacing w:before="0" w:after="0"/>
+        <w:jc w:val="left"/>
+      </w:pPr>
+      <w:r>
+        <w:rPr>
+          <w:rFonts w:ascii="Consolas" w:hAnsi="Consolas" w:cs="Arial"/>
+          <w:sz w:val="18"/>
+          <w:szCs w:val="18"/>
+        </w:rPr>
+        <w:t xml:space="preserve">Console.WriteLine($"{c}°C = {f}°F");</w:t>
+      </w:r>
+    </w:p>
+    <w:p>
+      <w:pPr>
+        <w:shd w:val="clear" w:color="auto" w:fill="F3F4F6"/>
+        <w:spacing w:before="0" w:after="120"/>
+        <w:jc w:val="left"/>
+      </w:pPr>
+      <w:r>
+        <w:rPr>
+          <w:sz w:val="8"/>
+          <w:szCs w:val="8"/>
+        </w:rPr>
+        <w:t xml:space="preserve"> </w:t>
+      </w:r>
+    </w:p>
+    <w:p>
+      <w:pPr>
+        <w:keepNext/>
+        <w:bidi/>
+        <w:spacing w:before="0" w:after="0"/>
+      </w:pPr>
+      <w:r>
+        <w:rPr>
+          <w:b/>
+          <w:bCs/>
+          <w:color w:val="5B6575"/>
+          <w:sz w:val="18"/>
+          <w:szCs w:val="18"/>
+          <w:rtl/>
+        </w:rPr>
+        <w:t xml:space="preserve">الناتج عند التشغيل:</w:t>
+      </w:r>
+    </w:p>
+    <w:p>
+      <w:pPr>
+        <w:spacing w:before="0" w:after="0"/>
+        <w:jc w:val="left"/>
+      </w:pPr>
+      <w:r>
+        <w:rPr>
+          <w:rFonts w:ascii="Consolas" w:hAnsi="Consolas" w:cs="Arial"/>
+          <w:color w:val="1E7A3C"/>
+          <w:sz w:val="18"/>
+          <w:szCs w:val="18"/>
+        </w:rPr>
+        <w:t xml:space="preserve">الحرارة بالمئوية: 30</w:t>
+      </w:r>
+    </w:p>
+    <w:p>
+      <w:pPr>
+        <w:spacing w:before="0" w:after="0"/>
+        <w:jc w:val="left"/>
+      </w:pPr>
+      <w:r>
+        <w:rPr>
+          <w:rFonts w:ascii="Consolas" w:hAnsi="Consolas" w:cs="Arial"/>
+          <w:color w:val="1E7A3C"/>
+          <w:sz w:val="18"/>
+          <w:szCs w:val="18"/>
+        </w:rPr>
+        <w:t xml:space="preserve">30°C = 86°F</w:t>
+      </w:r>
+    </w:p>
+    <w:p>
+      <w:pPr>
+        <w:bidi/>
+        <w:spacing w:before="0" w:after="120"/>
+      </w:pPr>
+      <w:r>
+        <w:rPr>
+          <w:sz w:val="8"/>
+          <w:szCs w:val="8"/>
+        </w:rPr>
+        <w:t xml:space="preserve"> </w:t>
+      </w:r>
+    </w:p>
+    <w:p>
+      <w:pPr>
+        <w:shd w:val="clear" w:color="auto" w:fill="DDF0EE"/>
+        <w:bidi/>
+        <w:spacing w:before="0" w:after="80"/>
+      </w:pPr>
+      <w:r>
+        <w:rPr>
+          <w:b/>
+          <w:bCs/>
+          <w:color w:val="0E6B66"/>
+          <w:rtl/>
+        </w:rPr>
+        <w:t xml:space="preserve">ماذا يفعل هذا الكود؟ </w:t>
+      </w:r>
+      <w:r>
+        <w:rPr>
+          <w:rtl/>
+        </w:rPr>
+        <w:t xml:space="preserve">يطلب البرنامج درجة الحرارة بالمئوية ويحوّلها إلى فهرنهايت. مثلًا إذا أدخل المستخدم 100 يظهر: 100°C = 212°F.</w:t>
+      </w:r>
+    </w:p>
+    <w:tbl>
+      <w:tblPr>
+        <w:bidiVisual/>
+        <w:tblW w:w="5000" w:type="pct"/>
+        <w:tblBorders>
+          <w:top w:val="single" w:color="D9DEE5" w:sz="4"/>
+          <w:left w:val="single" w:color="D9DEE5" w:sz="4"/>
+          <w:bottom w:val="single" w:color="D9DEE5" w:sz="4"/>
+          <w:right w:val="single" w:color="D9DEE5" w:sz="4"/>
+          <w:insideH w:val="single" w:color="D9DEE5" w:sz="4"/>
+          <w:insideV w:val="single" w:color="D9DEE5" w:sz="4"/>
+        </w:tblBorders>
+        <w:tblCellMar>
+          <w:top w:w="60" w:type="dxa"/>
+          <w:left w:w="100" w:type="dxa"/>
+          <w:bottom w:w="60" w:type="dxa"/>
+          <w:right w:w="100" w:type="dxa"/>
+        </w:tblCellMar>
+      </w:tblPr>
+      <w:tblGrid>
+        <w:gridCol w:w="3600"/>
+        <w:gridCol w:w="6038"/>
+      </w:tblGrid>
+      <w:tr>
+        <w:tc>
+          <w:tcPr>
+            <w:tcW w:w="3600" w:type="dxa"/>
+            <w:shd w:val="clear" w:color="auto" w:fill="F3F4F6"/>
+          </w:tcPr>
+          <w:p>
+            <w:pPr>
+              <w:bidi/>
+              <w:spacing w:before="0" w:after="0"/>
+            </w:pPr>
+            <w:r>
+              <w:rPr>
+                <w:b/>
+                <w:bCs/>
+                <w:rtl/>
+              </w:rPr>
+              <w:t xml:space="preserve">السطر</w:t>
+            </w:r>
+          </w:p>
+        </w:tc>
+        <w:tc>
+          <w:tcPr>
+            <w:tcW w:w="6038" w:type="dxa"/>
+            <w:shd w:val="clear" w:color="auto" w:fill="F3F4F6"/>
+          </w:tcPr>
+          <w:p>
+            <w:pPr>
+              <w:bidi/>
+              <w:spacing w:before="0" w:after="0"/>
+            </w:pPr>
+            <w:r>
+              <w:rPr>
+                <w:b/>
+                <w:bCs/>
+                <w:rtl/>
+              </w:rPr>
+              <w:t xml:space="preserve">الشرح</w:t>
+            </w:r>
+          </w:p>
+        </w:tc>
+      </w:tr>
+      <w:tr>
+        <w:tc>
+          <w:tcPr>
+            <w:tcW w:w="3600" w:type="dxa"/>
+          </w:tcPr>
+          <w:p>
+            <w:pPr>
+              <w:spacing w:before="0" w:after="0"/>
+              <w:jc w:val="left"/>
+            </w:pPr>
+            <w:r>
+              <w:rPr>
+                <w:rFonts w:ascii="Consolas" w:hAnsi="Consolas" w:cs="Arial"/>
+                <w:sz w:val="17"/>
+                <w:szCs w:val="17"/>
+              </w:rPr>
+              <w:t xml:space="preserve">Console.Write("الحرارة بالمئوية: ");</w:t>
+            </w:r>
+          </w:p>
+        </w:tc>
+        <w:tc>
+          <w:tcPr>
+            <w:tcW w:w="6038" w:type="dxa"/>
+          </w:tcPr>
+          <w:p>
+            <w:pPr>
+              <w:bidi/>
+              <w:spacing w:before="0" w:after="0"/>
+            </w:pPr>
+            <w:r>
+              <w:rPr>
+                <w:sz w:val="20"/>
+                <w:szCs w:val="20"/>
+                <w:rtl/>
+              </w:rPr>
+              <w:t xml:space="preserve">نطبع طلبًا للمستخدم ليكتب درجة الحرارة، ويبقى المؤشر بجانبه لأننا استخدمنا Write.</w:t>
+            </w:r>
+          </w:p>
+        </w:tc>
+      </w:tr>
+      <w:tr>
+        <w:tc>
+          <w:tcPr>
+            <w:tcW w:w="3600" w:type="dxa"/>
+          </w:tcPr>
+          <w:p>
+            <w:pPr>
+              <w:spacing w:before="0" w:after="0"/>
+              <w:jc w:val="left"/>
+            </w:pPr>
+            <w:r>
+              <w:rPr>
+                <w:rFonts w:ascii="Consolas" w:hAnsi="Consolas" w:cs="Arial"/>
+                <w:sz w:val="17"/>
+                <w:szCs w:val="17"/>
+              </w:rPr>
+              <w:t xml:space="preserve">double c = double.Parse(Console.ReadLine());</w:t>
+            </w:r>
+          </w:p>
+        </w:tc>
+        <w:tc>
+          <w:tcPr>
+            <w:tcW w:w="6038" w:type="dxa"/>
+          </w:tcPr>
+          <w:p>
+            <w:pPr>
+              <w:bidi/>
+              <w:spacing w:before="0" w:after="0"/>
+            </w:pPr>
+            <w:r>
+              <w:rPr>
+                <w:sz w:val="20"/>
+                <w:szCs w:val="20"/>
+                <w:rtl/>
+              </w:rPr>
+              <w:t xml:space="preserve">نقرأ ما كتبه المستخدم كنص بـ ReadLine ثم نحوّله إلى عدد عشري بـ double.Parse، ونحفظه في المتغير c.</w:t>
+            </w:r>
+          </w:p>
+        </w:tc>
+      </w:tr>
+      <w:tr>
+        <w:tc>
+          <w:tcPr>
+            <w:tcW w:w="3600" w:type="dxa"/>
+          </w:tcPr>
+          <w:p>
+            <w:pPr>
+              <w:spacing w:before="0" w:after="0"/>
+              <w:jc w:val="left"/>
+            </w:pPr>
+            <w:r>
+              <w:rPr>
+                <w:rFonts w:ascii="Consolas" w:hAnsi="Consolas" w:cs="Arial"/>
+                <w:sz w:val="17"/>
+                <w:szCs w:val="17"/>
+              </w:rPr>
+              <w:t xml:space="preserve">double f = c * 9 / 5 + 32;</w:t>
+            </w:r>
+          </w:p>
+        </w:tc>
+        <w:tc>
+          <w:tcPr>
+            <w:tcW w:w="6038" w:type="dxa"/>
+          </w:tcPr>
+          <w:p>
+            <w:pPr>
+              <w:bidi/>
+              <w:spacing w:before="0" w:after="0"/>
+            </w:pPr>
+            <w:r>
+              <w:rPr>
+                <w:sz w:val="20"/>
+                <w:szCs w:val="20"/>
+                <w:rtl/>
+              </w:rPr>
+              <w:t xml:space="preserve">هذه معادلة التحويل: C#‎ تنفذ الضرب * والقسمة / أولًا من اليسار إلى اليمين، ثم الجمع + في الأخير. ولأن c من نوع double فالنتيجة تحتفظ بالكسور ولا تضيع.</w:t>
+            </w:r>
+          </w:p>
+        </w:tc>
+      </w:tr>
+      <w:tr>
+        <w:tc>
+          <w:tcPr>
+            <w:tcW w:w="3600" w:type="dxa"/>
+          </w:tcPr>
+          <w:p>
+            <w:pPr>
+              <w:spacing w:before="0" w:after="0"/>
+              <w:jc w:val="left"/>
+            </w:pPr>
+            <w:r>
+              <w:rPr>
+                <w:rFonts w:ascii="Consolas" w:hAnsi="Consolas" w:cs="Arial"/>
+                <w:sz w:val="17"/>
+                <w:szCs w:val="17"/>
+              </w:rPr>
+              <w:t xml:space="preserve">Console.WriteLine($"{c}°C = {f}°F");</w:t>
+            </w:r>
+          </w:p>
+        </w:tc>
+        <w:tc>
+          <w:tcPr>
+            <w:tcW w:w="6038" w:type="dxa"/>
+          </w:tcPr>
+          <w:p>
+            <w:pPr>
+              <w:bidi/>
+              <w:spacing w:before="0" w:after="0"/>
+            </w:pPr>
+            <w:r>
+              <w:rPr>
+                <w:sz w:val="20"/>
+                <w:szCs w:val="20"/>
+                <w:rtl/>
+              </w:rPr>
+              <w:t xml:space="preserve">نطبع القيمتين داخل نص واحد باستخدام $ و { }، والرموز °C و °F مجرد نص عادي يُطبع كما هو.</w:t>
+            </w:r>
+          </w:p>
+        </w:tc>
+      </w:tr>
+    </w:tbl>
+    <w:p>
+      <w:pPr>
+        <w:bidi/>
+        <w:spacing w:before="0" w:after="120"/>
+      </w:pPr>
+      <w:r>
+        <w:rPr>
+          <w:sz w:val="8"/>
+          <w:szCs w:val="8"/>
+        </w:rPr>
+        <w:t xml:space="preserve"> </w:t>
+      </w:r>
+    </w:p>
+    <w:p>
+      <w:pPr>
+        <w:keepNext/>
+        <w:bidi/>
+        <w:spacing w:before="280" w:after="100"/>
+      </w:pPr>
+      <w:r>
+        <w:rPr>
+          <w:b/>
+          <w:bCs/>
+          <w:color w:val="0E6B66"/>
+          <w:sz w:val="30"/>
+          <w:szCs w:val="30"/>
+          <w:rtl/>
+        </w:rPr>
+        <w:t xml:space="preserve">اختبر نفسك</w:t>
+      </w:r>
+    </w:p>
+    <w:p>
+      <w:pPr>
+        <w:keepNext/>
+        <w:bidi/>
+        <w:spacing w:before="0" w:after="40"/>
+      </w:pPr>
+      <w:r>
+        <w:rPr>
+          <w:b/>
+          <w:bCs/>
+          <w:rtl/>
+        </w:rPr>
+        <w:t xml:space="preserve">1. أي نوع يناسب تخزين السعر 12.5؟</w:t>
+      </w:r>
+    </w:p>
+    <w:p>
+      <w:pPr>
+        <w:bidi/>
+        <w:spacing w:before="0" w:after="120"/>
+      </w:pPr>
+      <w:r>
+        <w:rPr>
+          <w:rtl/>
+        </w:rPr>
+        <w:t xml:space="preserve">أ) int     ب) double     ج) bool</w:t>
+      </w:r>
+    </w:p>
+    <w:p>
+      <w:pPr>
+        <w:keepNext/>
+        <w:bidi/>
+        <w:spacing w:before="0" w:after="40"/>
+      </w:pPr>
+      <w:r>
+        <w:rPr>
+          <w:b/>
+          <w:bCs/>
+          <w:rtl/>
+        </w:rPr>
+        <w:t xml:space="preserve">2. ماذا يُرجع Console.ReadLine()؟</w:t>
+      </w:r>
+    </w:p>
+    <w:p>
+      <w:pPr>
+        <w:bidi/>
+        <w:spacing w:before="0" w:after="120"/>
+      </w:pPr>
+      <w:r>
+        <w:rPr>
+          <w:rtl/>
+        </w:rPr>
+        <w:t xml:space="preserve">أ) رقمًا     ب) نصًا string     ج) قيمة bool</w:t>
+      </w:r>
+    </w:p>
+    <w:p>
+      <w:pPr>
+        <w:keepNext/>
+        <w:bidi/>
+        <w:spacing w:before="0" w:after="40"/>
+      </w:pPr>
+      <w:r>
+        <w:rPr>
+          <w:b/>
+          <w:bCs/>
+          <w:rtl/>
+        </w:rPr>
+        <w:t xml:space="preserve">3. ما الذي ينقص هذا السطر؟  int x = 5</w:t>
+      </w:r>
+    </w:p>
+    <w:p>
+      <w:pPr>
+        <w:bidi/>
+        <w:spacing w:before="0" w:after="120"/>
+      </w:pPr>
+      <w:r>
+        <w:rPr>
+          <w:rtl/>
+        </w:rPr>
+        <w:t xml:space="preserve">أ) فاصلة منقوطة ;     ب) قوسان ()     ج) علامة $</w:t>
+      </w:r>
+    </w:p>
+    <w:p>
+      <w:pPr>
+        <w:bidi/>
+        <w:spacing w:before="0" w:after="120"/>
+      </w:pPr>
+      <w:r>
+        <w:rPr>
+          <w:b/>
+          <w:bCs/>
+          <w:color w:val="5B6575"/>
+          <w:sz w:val="18"/>
+          <w:szCs w:val="18"/>
+          <w:rtl/>
+        </w:rPr>
+        <w:t xml:space="preserve">الإجابات: </w:t>
+      </w:r>
+      <w:r>
+        <w:rPr>
+          <w:color w:val="5B6575"/>
+          <w:sz w:val="18"/>
+          <w:szCs w:val="18"/>
+          <w:rtl/>
+        </w:rPr>
+        <w:t xml:space="preserve">1) double  ·  2) نصًا string  ·  3) فاصلة منقوطة ;</w:t>
+      </w:r>
+    </w:p>
+    <w:p>
+      <w:pPr>
+        <w:keepNext/>
+        <w:bidi/>
+        <w:spacing w:before="280" w:after="100"/>
+      </w:pPr>
+      <w:r>
+        <w:rPr>
+          <w:b/>
+          <w:bCs/>
+          <w:color w:val="0E6B66"/>
+          <w:sz w:val="30"/>
+          <w:szCs w:val="30"/>
+          <w:rtl/>
+        </w:rPr>
+        <w:t xml:space="preserve">الواجب</w:t>
+      </w:r>
+    </w:p>
+    <w:p>
+      <w:pPr>
+        <w:shd w:val="clear" w:color="auto" w:fill="DDF0EE"/>
+        <w:bidi/>
+        <w:spacing w:before="0" w:after="120"/>
+      </w:pPr>
+      <w:r>
+        <w:rPr>
+          <w:rtl/>
+        </w:rPr>
+        <w:t xml:space="preserve">اكتب برنامجًا يقرأ اسم منتج وسعره وكميته ويطبع الإجمالي.</w:t>
+      </w:r>
+    </w:p>
     <w:sectPr>
       <w:pgSz w:w="11906" w:h="16838"/>
       <w:pgMar w:top="1134" w:right="1134" w:bottom="1134" w:left="1134" w:header="567" w:footer="567" w:gutter="0"/>

--- a/downloads/all-lessons.docx
+++ b/downloads/all-lessons.docx
@@ -20102,6 +20102,5546 @@
         <w:t xml:space="preserve">اكتب برنامجًا يقرأ اسم منتج وسعره وكميته ويطبع الإجمالي.</w:t>
       </w:r>
     </w:p>
+    <w:p>
+      <w:r>
+        <w:br w:type="page"/>
+      </w:r>
+    </w:p>
+    <w:p>
+      <w:pPr>
+        <w:bidi/>
+        <w:spacing w:before="0" w:after="60"/>
+      </w:pPr>
+      <w:r>
+        <w:rPr>
+          <w:color w:val="5B6575"/>
+          <w:sz w:val="20"/>
+          <w:szCs w:val="20"/>
+          <w:rtl/>
+        </w:rPr>
+        <w:t xml:space="preserve">اليوم 5 · الأسبوع 1 · C#‎ · ساعتان</w:t>
+      </w:r>
+    </w:p>
+    <w:p>
+      <w:pPr>
+        <w:keepNext/>
+        <w:bidi/>
+        <w:spacing w:before="0" w:after="100"/>
+      </w:pPr>
+      <w:r>
+        <w:rPr>
+          <w:b/>
+          <w:bCs/>
+          <w:color w:val="18202B"/>
+          <w:sz w:val="40"/>
+          <w:szCs w:val="40"/>
+          <w:rtl/>
+        </w:rPr>
+        <w:t xml:space="preserve">العمليات والشروط + اختبار منتصف الدورة</w:t>
+      </w:r>
+    </w:p>
+    <w:p>
+      <w:pPr>
+        <w:keepNext/>
+        <w:bidi/>
+        <w:spacing w:before="280" w:after="100"/>
+      </w:pPr>
+      <w:r>
+        <w:rPr>
+          <w:b/>
+          <w:bCs/>
+          <w:color w:val="0E6B66"/>
+          <w:sz w:val="30"/>
+          <w:szCs w:val="30"/>
+          <w:rtl/>
+        </w:rPr>
+        <w:t xml:space="preserve">أهداف التعلم</w:t>
+      </w:r>
+    </w:p>
+    <w:p>
+      <w:pPr>
+        <w:bidi/>
+        <w:spacing w:before="0" w:after="120"/>
+      </w:pPr>
+      <w:r>
+        <w:rPr>
+          <w:color w:val="5B6575"/>
+          <w:rtl/>
+        </w:rPr>
+        <w:t xml:space="preserve">في نهاية الدرس يستطيع المتدرب أن:</w:t>
+      </w:r>
+    </w:p>
+    <w:p>
+      <w:pPr>
+        <w:bidi/>
+        <w:spacing w:before="0" w:after="40"/>
+      </w:pPr>
+      <w:r>
+        <w:rPr>
+          <w:rtl/>
+        </w:rPr>
+        <w:t xml:space="preserve">• يستخدم العمليات الحسابية + − * / % بشكل صحيح.</w:t>
+      </w:r>
+    </w:p>
+    <w:p>
+      <w:pPr>
+        <w:bidi/>
+        <w:spacing w:before="0" w:after="40"/>
+      </w:pPr>
+      <w:r>
+        <w:rPr>
+          <w:rtl/>
+        </w:rPr>
+        <w:t xml:space="preserve">• يقارن القيم بـ == و!= و&gt; و&lt;.</w:t>
+      </w:r>
+    </w:p>
+    <w:p>
+      <w:pPr>
+        <w:bidi/>
+        <w:spacing w:before="0" w:after="40"/>
+      </w:pPr>
+      <w:r>
+        <w:rPr>
+          <w:rtl/>
+        </w:rPr>
+        <w:t xml:space="preserve">• يجمع الشروط بـ &amp;&amp; و|| و!.</w:t>
+      </w:r>
+    </w:p>
+    <w:p>
+      <w:pPr>
+        <w:bidi/>
+        <w:spacing w:before="0" w:after="40"/>
+      </w:pPr>
+      <w:r>
+        <w:rPr>
+          <w:rtl/>
+        </w:rPr>
+        <w:t xml:space="preserve">• يكتب قرارات بـ if / else if / else.</w:t>
+      </w:r>
+    </w:p>
+    <w:p>
+      <w:pPr>
+        <w:bidi/>
+        <w:spacing w:before="0" w:after="40"/>
+      </w:pPr>
+      <w:r>
+        <w:rPr>
+          <w:rtl/>
+        </w:rPr>
+        <w:t xml:space="preserve">• يستخدم switch لاختيار من عدة حالات.</w:t>
+      </w:r>
+    </w:p>
+    <w:p>
+      <w:pPr>
+        <w:keepNext/>
+        <w:bidi/>
+        <w:spacing w:before="280" w:after="100"/>
+      </w:pPr>
+      <w:r>
+        <w:rPr>
+          <w:b/>
+          <w:bCs/>
+          <w:color w:val="0E6B66"/>
+          <w:sz w:val="30"/>
+          <w:szCs w:val="30"/>
+          <w:rtl/>
+        </w:rPr>
+        <w:t xml:space="preserve">توزيع وقت الحصة</w:t>
+      </w:r>
+    </w:p>
+    <w:tbl>
+      <w:tblPr>
+        <w:bidiVisual/>
+        <w:tblW w:w="5000" w:type="pct"/>
+        <w:tblBorders>
+          <w:top w:val="single" w:color="D9DEE5" w:sz="4"/>
+          <w:left w:val="single" w:color="D9DEE5" w:sz="4"/>
+          <w:bottom w:val="single" w:color="D9DEE5" w:sz="4"/>
+          <w:right w:val="single" w:color="D9DEE5" w:sz="4"/>
+          <w:insideH w:val="single" w:color="D9DEE5" w:sz="4"/>
+          <w:insideV w:val="single" w:color="D9DEE5" w:sz="4"/>
+        </w:tblBorders>
+        <w:tblCellMar>
+          <w:top w:w="60" w:type="dxa"/>
+          <w:left w:w="100" w:type="dxa"/>
+          <w:bottom w:w="60" w:type="dxa"/>
+          <w:right w:w="100" w:type="dxa"/>
+        </w:tblCellMar>
+      </w:tblPr>
+      <w:tblGrid>
+        <w:gridCol w:w="2200"/>
+        <w:gridCol w:w="7438"/>
+      </w:tblGrid>
+      <w:tr>
+        <w:tc>
+          <w:tcPr>
+            <w:tcW w:w="2200" w:type="dxa"/>
+          </w:tcPr>
+          <w:p>
+            <w:pPr>
+              <w:spacing w:before="0" w:after="0"/>
+              <w:jc w:val="left"/>
+            </w:pPr>
+            <w:r>
+              <w:rPr>
+                <w:rFonts w:ascii="Consolas" w:hAnsi="Consolas" w:cs="Arial"/>
+              </w:rPr>
+              <w:t xml:space="preserve">0:00 – 0:10</w:t>
+            </w:r>
+          </w:p>
+        </w:tc>
+        <w:tc>
+          <w:tcPr>
+            <w:tcW w:w="7438" w:type="dxa"/>
+          </w:tcPr>
+          <w:p>
+            <w:pPr>
+              <w:bidi/>
+              <w:spacing w:before="0" w:after="0"/>
+            </w:pPr>
+            <w:r>
+              <w:rPr>
+                <w:rtl/>
+              </w:rPr>
+              <w:t xml:space="preserve">مراجعة المتغيرات والإدخال</w:t>
+            </w:r>
+          </w:p>
+        </w:tc>
+      </w:tr>
+      <w:tr>
+        <w:tc>
+          <w:tcPr>
+            <w:tcW w:w="2200" w:type="dxa"/>
+          </w:tcPr>
+          <w:p>
+            <w:pPr>
+              <w:spacing w:before="0" w:after="0"/>
+              <w:jc w:val="left"/>
+            </w:pPr>
+            <w:r>
+              <w:rPr>
+                <w:rFonts w:ascii="Consolas" w:hAnsi="Consolas" w:cs="Arial"/>
+              </w:rPr>
+              <w:t xml:space="preserve">0:10 – 0:45</w:t>
+            </w:r>
+          </w:p>
+        </w:tc>
+        <w:tc>
+          <w:tcPr>
+            <w:tcW w:w="7438" w:type="dxa"/>
+          </w:tcPr>
+          <w:p>
+            <w:pPr>
+              <w:bidi/>
+              <w:spacing w:before="0" w:after="0"/>
+            </w:pPr>
+            <w:r>
+              <w:rPr>
+                <w:rtl/>
+              </w:rPr>
+              <w:t xml:space="preserve">شرح العمليات الحسابية والمنطقية وif وswitch</w:t>
+            </w:r>
+          </w:p>
+        </w:tc>
+      </w:tr>
+      <w:tr>
+        <w:tc>
+          <w:tcPr>
+            <w:tcW w:w="2200" w:type="dxa"/>
+          </w:tcPr>
+          <w:p>
+            <w:pPr>
+              <w:spacing w:before="0" w:after="0"/>
+              <w:jc w:val="left"/>
+            </w:pPr>
+            <w:r>
+              <w:rPr>
+                <w:rFonts w:ascii="Consolas" w:hAnsi="Consolas" w:cs="Arial"/>
+              </w:rPr>
+              <w:t xml:space="preserve">0:45 – 1:20</w:t>
+            </w:r>
+          </w:p>
+        </w:tc>
+        <w:tc>
+          <w:tcPr>
+            <w:tcW w:w="7438" w:type="dxa"/>
+          </w:tcPr>
+          <w:p>
+            <w:pPr>
+              <w:bidi/>
+              <w:spacing w:before="0" w:after="0"/>
+            </w:pPr>
+            <w:r>
+              <w:rPr>
+                <w:rtl/>
+              </w:rPr>
+              <w:t xml:space="preserve">تمارين عملية على الشروط</w:t>
+            </w:r>
+          </w:p>
+        </w:tc>
+      </w:tr>
+      <w:tr>
+        <w:tc>
+          <w:tcPr>
+            <w:tcW w:w="2200" w:type="dxa"/>
+          </w:tcPr>
+          <w:p>
+            <w:pPr>
+              <w:spacing w:before="0" w:after="0"/>
+              <w:jc w:val="left"/>
+            </w:pPr>
+            <w:r>
+              <w:rPr>
+                <w:rFonts w:ascii="Consolas" w:hAnsi="Consolas" w:cs="Arial"/>
+              </w:rPr>
+              <w:t xml:space="preserve">1:20 – 1:30</w:t>
+            </w:r>
+          </w:p>
+        </w:tc>
+        <w:tc>
+          <w:tcPr>
+            <w:tcW w:w="7438" w:type="dxa"/>
+          </w:tcPr>
+          <w:p>
+            <w:pPr>
+              <w:bidi/>
+              <w:spacing w:before="0" w:after="0"/>
+            </w:pPr>
+            <w:r>
+              <w:rPr>
+                <w:rtl/>
+              </w:rPr>
+              <w:t xml:space="preserve">استراحة</w:t>
+            </w:r>
+          </w:p>
+        </w:tc>
+      </w:tr>
+      <w:tr>
+        <w:tc>
+          <w:tcPr>
+            <w:tcW w:w="2200" w:type="dxa"/>
+          </w:tcPr>
+          <w:p>
+            <w:pPr>
+              <w:spacing w:before="0" w:after="0"/>
+              <w:jc w:val="left"/>
+            </w:pPr>
+            <w:r>
+              <w:rPr>
+                <w:rFonts w:ascii="Consolas" w:hAnsi="Consolas" w:cs="Arial"/>
+              </w:rPr>
+              <w:t xml:space="preserve">1:30 – 1:55</w:t>
+            </w:r>
+          </w:p>
+        </w:tc>
+        <w:tc>
+          <w:tcPr>
+            <w:tcW w:w="7438" w:type="dxa"/>
+          </w:tcPr>
+          <w:p>
+            <w:pPr>
+              <w:bidi/>
+              <w:spacing w:before="0" w:after="0"/>
+            </w:pPr>
+            <w:r>
+              <w:rPr>
+                <w:rtl/>
+              </w:rPr>
+              <w:t xml:space="preserve">اختبار منتصف الدورة (HTML + أساسيات C#‎)</w:t>
+            </w:r>
+          </w:p>
+        </w:tc>
+      </w:tr>
+      <w:tr>
+        <w:tc>
+          <w:tcPr>
+            <w:tcW w:w="2200" w:type="dxa"/>
+          </w:tcPr>
+          <w:p>
+            <w:pPr>
+              <w:spacing w:before="0" w:after="0"/>
+              <w:jc w:val="left"/>
+            </w:pPr>
+            <w:r>
+              <w:rPr>
+                <w:rFonts w:ascii="Consolas" w:hAnsi="Consolas" w:cs="Arial"/>
+              </w:rPr>
+              <w:t xml:space="preserve">1:55 – 2:00</w:t>
+            </w:r>
+          </w:p>
+        </w:tc>
+        <w:tc>
+          <w:tcPr>
+            <w:tcW w:w="7438" w:type="dxa"/>
+          </w:tcPr>
+          <w:p>
+            <w:pPr>
+              <w:bidi/>
+              <w:spacing w:before="0" w:after="0"/>
+            </w:pPr>
+            <w:r>
+              <w:rPr>
+                <w:rtl/>
+              </w:rPr>
+              <w:t xml:space="preserve">ملاحظات ختام الأسبوع الأول</w:t>
+            </w:r>
+          </w:p>
+        </w:tc>
+      </w:tr>
+    </w:tbl>
+    <w:p>
+      <w:pPr>
+        <w:keepNext/>
+        <w:bidi/>
+        <w:spacing w:before="280" w:after="100"/>
+      </w:pPr>
+      <w:r>
+        <w:rPr>
+          <w:b/>
+          <w:bCs/>
+          <w:color w:val="0E6B66"/>
+          <w:sz w:val="30"/>
+          <w:szCs w:val="30"/>
+          <w:rtl/>
+        </w:rPr>
+        <w:t xml:space="preserve">شرح الدرس</w:t>
+      </w:r>
+    </w:p>
+    <w:p>
+      <w:pPr>
+        <w:keepNext/>
+        <w:bidi/>
+        <w:spacing w:before="160" w:after="100"/>
+      </w:pPr>
+      <w:r>
+        <w:rPr>
+          <w:b/>
+          <w:bCs/>
+          <w:color w:val="18202B"/>
+          <w:sz w:val="25"/>
+          <w:szCs w:val="25"/>
+          <w:rtl/>
+        </w:rPr>
+        <w:t xml:space="preserve">1. العمليات الحسابية</w:t>
+      </w:r>
+    </w:p>
+    <w:p>
+      <w:pPr>
+        <w:bidi/>
+        <w:spacing w:before="0" w:after="120"/>
+      </w:pPr>
+      <w:r>
+        <w:rPr>
+          <w:rFonts w:ascii="Consolas" w:hAnsi="Consolas" w:cs="Arial"/>
+        </w:rPr>
+        <w:t xml:space="preserve">%</w:t>
+      </w:r>
+      <w:r>
+        <w:rPr>
+          <w:rtl/>
+        </w:rPr>
+        <w:t xml:space="preserve"> يعطي </w:t>
+      </w:r>
+      <w:r>
+        <w:rPr>
+          <w:b/>
+          <w:bCs/>
+          <w:rtl/>
+        </w:rPr>
+        <w:t xml:space="preserve">باقي القسمة</w:t>
+      </w:r>
+      <w:r>
+        <w:rPr>
+          <w:rtl/>
+        </w:rPr>
+        <w:t xml:space="preserve">، ومفيد لمعرفة الزوجي والفردي. انتبه: قسمة عددين صحيحين تعطي عددًا صحيحًا: </w:t>
+      </w:r>
+      <w:r>
+        <w:rPr>
+          <w:rFonts w:ascii="Consolas" w:hAnsi="Consolas" w:cs="Arial"/>
+        </w:rPr>
+        <w:t xml:space="preserve">7 / 2 = 3</w:t>
+      </w:r>
+      <w:r>
+        <w:rPr/>
+        <w:t xml:space="preserve">.</w:t>
+      </w:r>
+    </w:p>
+    <w:p>
+      <w:pPr>
+        <w:keepNext/>
+        <w:shd w:val="clear" w:color="auto" w:fill="F3F4F6"/>
+        <w:spacing w:before="0" w:after="0"/>
+        <w:jc w:val="left"/>
+      </w:pPr>
+      <w:r>
+        <w:rPr>
+          <w:rFonts w:ascii="Consolas" w:hAnsi="Consolas" w:cs="Arial"/>
+          <w:b/>
+          <w:bCs/>
+          <w:color w:val="5B6575"/>
+          <w:sz w:val="18"/>
+          <w:szCs w:val="18"/>
+        </w:rPr>
+        <w:t xml:space="preserve">C#</w:t>
+      </w:r>
+    </w:p>
+    <w:p>
+      <w:pPr>
+        <w:keepNext/>
+        <w:shd w:val="clear" w:color="auto" w:fill="F3F4F6"/>
+        <w:spacing w:before="0" w:after="0"/>
+        <w:jc w:val="left"/>
+      </w:pPr>
+      <w:r>
+        <w:rPr>
+          <w:rFonts w:ascii="Consolas" w:hAnsi="Consolas" w:cs="Arial"/>
+          <w:sz w:val="18"/>
+          <w:szCs w:val="18"/>
+        </w:rPr>
+        <w:t xml:space="preserve">int a = 17, b = 5;</w:t>
+      </w:r>
+    </w:p>
+    <w:p>
+      <w:pPr>
+        <w:keepNext/>
+        <w:shd w:val="clear" w:color="auto" w:fill="F3F4F6"/>
+        <w:spacing w:before="0" w:after="0"/>
+        <w:jc w:val="left"/>
+      </w:pPr>
+      <w:r>
+        <w:rPr>
+          <w:rFonts w:ascii="Consolas" w:hAnsi="Consolas" w:cs="Arial"/>
+          <w:sz w:val="18"/>
+          <w:szCs w:val="18"/>
+        </w:rPr>
+        <w:t xml:space="preserve">Console.WriteLine(a + b);   // 22</w:t>
+      </w:r>
+    </w:p>
+    <w:p>
+      <w:pPr>
+        <w:keepNext/>
+        <w:shd w:val="clear" w:color="auto" w:fill="F3F4F6"/>
+        <w:spacing w:before="0" w:after="0"/>
+        <w:jc w:val="left"/>
+      </w:pPr>
+      <w:r>
+        <w:rPr>
+          <w:rFonts w:ascii="Consolas" w:hAnsi="Consolas" w:cs="Arial"/>
+          <w:sz w:val="18"/>
+          <w:szCs w:val="18"/>
+        </w:rPr>
+        <w:t xml:space="preserve">Console.WriteLine(a - b);   // 12</w:t>
+      </w:r>
+    </w:p>
+    <w:p>
+      <w:pPr>
+        <w:keepNext/>
+        <w:shd w:val="clear" w:color="auto" w:fill="F3F4F6"/>
+        <w:spacing w:before="0" w:after="0"/>
+        <w:jc w:val="left"/>
+      </w:pPr>
+      <w:r>
+        <w:rPr>
+          <w:rFonts w:ascii="Consolas" w:hAnsi="Consolas" w:cs="Arial"/>
+          <w:sz w:val="18"/>
+          <w:szCs w:val="18"/>
+        </w:rPr>
+        <w:t xml:space="preserve">Console.WriteLine(a * b);   // 85</w:t>
+      </w:r>
+    </w:p>
+    <w:p>
+      <w:pPr>
+        <w:keepNext/>
+        <w:shd w:val="clear" w:color="auto" w:fill="F3F4F6"/>
+        <w:spacing w:before="0" w:after="0"/>
+        <w:jc w:val="left"/>
+      </w:pPr>
+      <w:r>
+        <w:rPr>
+          <w:rFonts w:ascii="Consolas" w:hAnsi="Consolas" w:cs="Arial"/>
+          <w:sz w:val="18"/>
+          <w:szCs w:val="18"/>
+        </w:rPr>
+        <w:t xml:space="preserve">Console.WriteLine(a / b);   // 3</w:t>
+      </w:r>
+    </w:p>
+    <w:p>
+      <w:pPr>
+        <w:keepNext/>
+        <w:shd w:val="clear" w:color="auto" w:fill="F3F4F6"/>
+        <w:spacing w:before="0" w:after="0"/>
+        <w:jc w:val="left"/>
+      </w:pPr>
+      <w:r>
+        <w:rPr>
+          <w:rFonts w:ascii="Consolas" w:hAnsi="Consolas" w:cs="Arial"/>
+          <w:sz w:val="18"/>
+          <w:szCs w:val="18"/>
+        </w:rPr>
+        <w:t xml:space="preserve">Console.WriteLine(a % b);   // 2</w:t>
+      </w:r>
+    </w:p>
+    <w:p>
+      <w:pPr>
+        <w:keepNext/>
+        <w:shd w:val="clear" w:color="auto" w:fill="F3F4F6"/>
+        <w:spacing w:before="0" w:after="0"/>
+        <w:jc w:val="left"/>
+      </w:pPr>
+      <w:r>
+        <w:rPr>
+          <w:rFonts w:ascii="Consolas" w:hAnsi="Consolas" w:cs="Arial"/>
+          <w:sz w:val="18"/>
+          <w:szCs w:val="18"/>
+        </w:rPr>
+        <w:t xml:space="preserve">Console.WriteLine(7.0 / 2); // 3.5</w:t>
+      </w:r>
+    </w:p>
+    <w:p>
+      <w:pPr>
+        <w:shd w:val="clear" w:color="auto" w:fill="F3F4F6"/>
+        <w:spacing w:before="0" w:after="120"/>
+        <w:jc w:val="left"/>
+      </w:pPr>
+      <w:r>
+        <w:rPr>
+          <w:sz w:val="8"/>
+          <w:szCs w:val="8"/>
+        </w:rPr>
+        <w:t xml:space="preserve"> </w:t>
+      </w:r>
+    </w:p>
+    <w:p>
+      <w:pPr>
+        <w:shd w:val="clear" w:color="auto" w:fill="DDF0EE"/>
+        <w:bidi/>
+        <w:spacing w:before="0" w:after="80"/>
+      </w:pPr>
+      <w:r>
+        <w:rPr>
+          <w:b/>
+          <w:bCs/>
+          <w:color w:val="0E6B66"/>
+          <w:rtl/>
+        </w:rPr>
+        <w:t xml:space="preserve">ماذا يفعل هذا الكود؟ </w:t>
+      </w:r>
+      <w:r>
+        <w:rPr>
+          <w:rtl/>
+        </w:rPr>
+        <w:t xml:space="preserve">يجرب البرنامج العمليات الحسابية الأساسية على العددين 17 و 5 ويطبع ناتج كل عملية في سطر. يرى الطالب: 22 ثم 12 ثم 85 ثم 3 ثم 2 ثم 3.5.</w:t>
+      </w:r>
+    </w:p>
+    <w:tbl>
+      <w:tblPr>
+        <w:bidiVisual/>
+        <w:tblW w:w="5000" w:type="pct"/>
+        <w:tblBorders>
+          <w:top w:val="single" w:color="D9DEE5" w:sz="4"/>
+          <w:left w:val="single" w:color="D9DEE5" w:sz="4"/>
+          <w:bottom w:val="single" w:color="D9DEE5" w:sz="4"/>
+          <w:right w:val="single" w:color="D9DEE5" w:sz="4"/>
+          <w:insideH w:val="single" w:color="D9DEE5" w:sz="4"/>
+          <w:insideV w:val="single" w:color="D9DEE5" w:sz="4"/>
+        </w:tblBorders>
+        <w:tblCellMar>
+          <w:top w:w="60" w:type="dxa"/>
+          <w:left w:w="100" w:type="dxa"/>
+          <w:bottom w:w="60" w:type="dxa"/>
+          <w:right w:w="100" w:type="dxa"/>
+        </w:tblCellMar>
+      </w:tblPr>
+      <w:tblGrid>
+        <w:gridCol w:w="3600"/>
+        <w:gridCol w:w="6038"/>
+      </w:tblGrid>
+      <w:tr>
+        <w:tc>
+          <w:tcPr>
+            <w:tcW w:w="3600" w:type="dxa"/>
+            <w:shd w:val="clear" w:color="auto" w:fill="F3F4F6"/>
+          </w:tcPr>
+          <w:p>
+            <w:pPr>
+              <w:bidi/>
+              <w:spacing w:before="0" w:after="0"/>
+            </w:pPr>
+            <w:r>
+              <w:rPr>
+                <w:b/>
+                <w:bCs/>
+                <w:rtl/>
+              </w:rPr>
+              <w:t xml:space="preserve">السطر</w:t>
+            </w:r>
+          </w:p>
+        </w:tc>
+        <w:tc>
+          <w:tcPr>
+            <w:tcW w:w="6038" w:type="dxa"/>
+            <w:shd w:val="clear" w:color="auto" w:fill="F3F4F6"/>
+          </w:tcPr>
+          <w:p>
+            <w:pPr>
+              <w:bidi/>
+              <w:spacing w:before="0" w:after="0"/>
+            </w:pPr>
+            <w:r>
+              <w:rPr>
+                <w:b/>
+                <w:bCs/>
+                <w:rtl/>
+              </w:rPr>
+              <w:t xml:space="preserve">الشرح</w:t>
+            </w:r>
+          </w:p>
+        </w:tc>
+      </w:tr>
+      <w:tr>
+        <w:tc>
+          <w:tcPr>
+            <w:tcW w:w="3600" w:type="dxa"/>
+          </w:tcPr>
+          <w:p>
+            <w:pPr>
+              <w:spacing w:before="0" w:after="0"/>
+              <w:jc w:val="left"/>
+            </w:pPr>
+            <w:r>
+              <w:rPr>
+                <w:rFonts w:ascii="Consolas" w:hAnsi="Consolas" w:cs="Arial"/>
+                <w:sz w:val="17"/>
+                <w:szCs w:val="17"/>
+              </w:rPr>
+              <w:t xml:space="preserve">int a = 17, b = 5;</w:t>
+            </w:r>
+          </w:p>
+        </w:tc>
+        <w:tc>
+          <w:tcPr>
+            <w:tcW w:w="6038" w:type="dxa"/>
+          </w:tcPr>
+          <w:p>
+            <w:pPr>
+              <w:bidi/>
+              <w:spacing w:before="0" w:after="0"/>
+            </w:pPr>
+            <w:r>
+              <w:rPr>
+                <w:sz w:val="20"/>
+                <w:szCs w:val="20"/>
+                <w:rtl/>
+              </w:rPr>
+              <w:t xml:space="preserve">نُنشئ متغيرين من نوع int (عدد صحيح) في سطر واحد، ونفصل بينهما بفاصلة: a قيمته 17 و b قيمته 5.</w:t>
+            </w:r>
+          </w:p>
+        </w:tc>
+      </w:tr>
+      <w:tr>
+        <w:tc>
+          <w:tcPr>
+            <w:tcW w:w="3600" w:type="dxa"/>
+          </w:tcPr>
+          <w:p>
+            <w:pPr>
+              <w:spacing w:before="0" w:after="0"/>
+              <w:jc w:val="left"/>
+            </w:pPr>
+            <w:r>
+              <w:rPr>
+                <w:rFonts w:ascii="Consolas" w:hAnsi="Consolas" w:cs="Arial"/>
+                <w:sz w:val="17"/>
+                <w:szCs w:val="17"/>
+              </w:rPr>
+              <w:t xml:space="preserve">Console.WriteLine(a + b);   // 22</w:t>
+            </w:r>
+          </w:p>
+        </w:tc>
+        <w:tc>
+          <w:tcPr>
+            <w:tcW w:w="6038" w:type="dxa"/>
+          </w:tcPr>
+          <w:p>
+            <w:pPr>
+              <w:bidi/>
+              <w:spacing w:before="0" w:after="0"/>
+            </w:pPr>
+            <w:r>
+              <w:rPr>
+                <w:sz w:val="20"/>
+                <w:szCs w:val="20"/>
+                <w:rtl/>
+              </w:rPr>
+              <w:t xml:space="preserve">العلامة + تجمع العددين، و WriteLine يطبع الناتج 22. النص بعد // تعليق يوضح النتيجة المتوقعة ولا يُنفذ.</w:t>
+            </w:r>
+          </w:p>
+        </w:tc>
+      </w:tr>
+      <w:tr>
+        <w:tc>
+          <w:tcPr>
+            <w:tcW w:w="3600" w:type="dxa"/>
+          </w:tcPr>
+          <w:p>
+            <w:pPr>
+              <w:spacing w:before="0" w:after="0"/>
+              <w:jc w:val="left"/>
+            </w:pPr>
+            <w:r>
+              <w:rPr>
+                <w:rFonts w:ascii="Consolas" w:hAnsi="Consolas" w:cs="Arial"/>
+                <w:sz w:val="17"/>
+                <w:szCs w:val="17"/>
+              </w:rPr>
+              <w:t xml:space="preserve">Console.WriteLine(a - b);   // 12</w:t>
+            </w:r>
+          </w:p>
+        </w:tc>
+        <w:tc>
+          <w:tcPr>
+            <w:tcW w:w="6038" w:type="dxa"/>
+          </w:tcPr>
+          <w:p>
+            <w:pPr>
+              <w:bidi/>
+              <w:spacing w:before="0" w:after="0"/>
+            </w:pPr>
+            <w:r>
+              <w:rPr>
+                <w:sz w:val="20"/>
+                <w:szCs w:val="20"/>
+                <w:rtl/>
+              </w:rPr>
+              <w:t xml:space="preserve">العلامة - للطرح، فيُطبع 12.</w:t>
+            </w:r>
+          </w:p>
+        </w:tc>
+      </w:tr>
+      <w:tr>
+        <w:tc>
+          <w:tcPr>
+            <w:tcW w:w="3600" w:type="dxa"/>
+          </w:tcPr>
+          <w:p>
+            <w:pPr>
+              <w:spacing w:before="0" w:after="0"/>
+              <w:jc w:val="left"/>
+            </w:pPr>
+            <w:r>
+              <w:rPr>
+                <w:rFonts w:ascii="Consolas" w:hAnsi="Consolas" w:cs="Arial"/>
+                <w:sz w:val="17"/>
+                <w:szCs w:val="17"/>
+              </w:rPr>
+              <w:t xml:space="preserve">Console.WriteLine(a * b);   // 85</w:t>
+            </w:r>
+          </w:p>
+        </w:tc>
+        <w:tc>
+          <w:tcPr>
+            <w:tcW w:w="6038" w:type="dxa"/>
+          </w:tcPr>
+          <w:p>
+            <w:pPr>
+              <w:bidi/>
+              <w:spacing w:before="0" w:after="0"/>
+            </w:pPr>
+            <w:r>
+              <w:rPr>
+                <w:sz w:val="20"/>
+                <w:szCs w:val="20"/>
+                <w:rtl/>
+              </w:rPr>
+              <w:t xml:space="preserve">العلامة * للضرب في C#‎ (وليس ×)، فيُطبع 85.</w:t>
+            </w:r>
+          </w:p>
+        </w:tc>
+      </w:tr>
+      <w:tr>
+        <w:tc>
+          <w:tcPr>
+            <w:tcW w:w="3600" w:type="dxa"/>
+          </w:tcPr>
+          <w:p>
+            <w:pPr>
+              <w:spacing w:before="0" w:after="0"/>
+              <w:jc w:val="left"/>
+            </w:pPr>
+            <w:r>
+              <w:rPr>
+                <w:rFonts w:ascii="Consolas" w:hAnsi="Consolas" w:cs="Arial"/>
+                <w:sz w:val="17"/>
+                <w:szCs w:val="17"/>
+              </w:rPr>
+              <w:t xml:space="preserve">Console.WriteLine(a / b);   // 3</w:t>
+            </w:r>
+          </w:p>
+        </w:tc>
+        <w:tc>
+          <w:tcPr>
+            <w:tcW w:w="6038" w:type="dxa"/>
+          </w:tcPr>
+          <w:p>
+            <w:pPr>
+              <w:bidi/>
+              <w:spacing w:before="0" w:after="0"/>
+            </w:pPr>
+            <w:r>
+              <w:rPr>
+                <w:sz w:val="20"/>
+                <w:szCs w:val="20"/>
+                <w:rtl/>
+              </w:rPr>
+              <w:t xml:space="preserve">العلامة / للقسمة. لكن عندما يكون العددان صحيحين int تكون القسمة «صحيحة»: يُحذف الكسر وتبقى النتيجة 3 بدلًا من 3.4.</w:t>
+            </w:r>
+          </w:p>
+        </w:tc>
+      </w:tr>
+      <w:tr>
+        <w:tc>
+          <w:tcPr>
+            <w:tcW w:w="3600" w:type="dxa"/>
+          </w:tcPr>
+          <w:p>
+            <w:pPr>
+              <w:spacing w:before="0" w:after="0"/>
+              <w:jc w:val="left"/>
+            </w:pPr>
+            <w:r>
+              <w:rPr>
+                <w:rFonts w:ascii="Consolas" w:hAnsi="Consolas" w:cs="Arial"/>
+                <w:sz w:val="17"/>
+                <w:szCs w:val="17"/>
+              </w:rPr>
+              <w:t xml:space="preserve">Console.WriteLine(a % b);   // 2</w:t>
+            </w:r>
+          </w:p>
+        </w:tc>
+        <w:tc>
+          <w:tcPr>
+            <w:tcW w:w="6038" w:type="dxa"/>
+          </w:tcPr>
+          <w:p>
+            <w:pPr>
+              <w:bidi/>
+              <w:spacing w:before="0" w:after="0"/>
+            </w:pPr>
+            <w:r>
+              <w:rPr>
+                <w:sz w:val="20"/>
+                <w:szCs w:val="20"/>
+                <w:rtl/>
+              </w:rPr>
+              <w:t xml:space="preserve">العلامة % تعطي «باقي القسمة»: 17 مقسومة على 5 تساوي 3 والباقي 2، فيُطبع 2. هذه العملية مفيدة جدًا، مثلًا لمعرفة هل العدد زوجي أم فردي.</w:t>
+            </w:r>
+          </w:p>
+        </w:tc>
+      </w:tr>
+      <w:tr>
+        <w:tc>
+          <w:tcPr>
+            <w:tcW w:w="3600" w:type="dxa"/>
+          </w:tcPr>
+          <w:p>
+            <w:pPr>
+              <w:spacing w:before="0" w:after="0"/>
+              <w:jc w:val="left"/>
+            </w:pPr>
+            <w:r>
+              <w:rPr>
+                <w:rFonts w:ascii="Consolas" w:hAnsi="Consolas" w:cs="Arial"/>
+                <w:sz w:val="17"/>
+                <w:szCs w:val="17"/>
+              </w:rPr>
+              <w:t xml:space="preserve">Console.WriteLine(7.0 / 2); // 3.5</w:t>
+            </w:r>
+          </w:p>
+        </w:tc>
+        <w:tc>
+          <w:tcPr>
+            <w:tcW w:w="6038" w:type="dxa"/>
+          </w:tcPr>
+          <w:p>
+            <w:pPr>
+              <w:bidi/>
+              <w:spacing w:before="0" w:after="0"/>
+            </w:pPr>
+            <w:r>
+              <w:rPr>
+                <w:sz w:val="20"/>
+                <w:szCs w:val="20"/>
+                <w:rtl/>
+              </w:rPr>
+              <w:t xml:space="preserve">كتبنا 7.0 بفاصلة عشرية فأصبح عددًا عشريًا double، وعندما يكون أحد طرفي القسمة عشريًا تحتفظ النتيجة بالكسر فيُطبع 3.5.</w:t>
+            </w:r>
+          </w:p>
+        </w:tc>
+      </w:tr>
+    </w:tbl>
+    <w:p>
+      <w:pPr>
+        <w:bidi/>
+        <w:spacing w:before="0" w:after="120"/>
+      </w:pPr>
+      <w:r>
+        <w:rPr>
+          <w:sz w:val="8"/>
+          <w:szCs w:val="8"/>
+        </w:rPr>
+        <w:t xml:space="preserve"> </w:t>
+      </w:r>
+    </w:p>
+    <w:p>
+      <w:pPr>
+        <w:keepNext/>
+        <w:bidi/>
+        <w:spacing w:before="160" w:after="100"/>
+      </w:pPr>
+      <w:r>
+        <w:rPr>
+          <w:b/>
+          <w:bCs/>
+          <w:color w:val="18202B"/>
+          <w:sz w:val="25"/>
+          <w:szCs w:val="25"/>
+          <w:rtl/>
+        </w:rPr>
+        <w:t xml:space="preserve">2. المقارنة والمنطق</w:t>
+      </w:r>
+    </w:p>
+    <w:tbl>
+      <w:tblPr>
+        <w:bidiVisual/>
+        <w:tblW w:w="5000" w:type="pct"/>
+        <w:tblBorders>
+          <w:top w:val="single" w:color="D9DEE5" w:sz="4"/>
+          <w:left w:val="single" w:color="D9DEE5" w:sz="4"/>
+          <w:bottom w:val="single" w:color="D9DEE5" w:sz="4"/>
+          <w:right w:val="single" w:color="D9DEE5" w:sz="4"/>
+          <w:insideH w:val="single" w:color="D9DEE5" w:sz="4"/>
+          <w:insideV w:val="single" w:color="D9DEE5" w:sz="4"/>
+        </w:tblBorders>
+        <w:tblCellMar>
+          <w:top w:w="60" w:type="dxa"/>
+          <w:left w:w="100" w:type="dxa"/>
+          <w:bottom w:w="60" w:type="dxa"/>
+          <w:right w:w="100" w:type="dxa"/>
+        </w:tblCellMar>
+      </w:tblPr>
+      <w:tblGrid>
+        <w:gridCol w:w="4819"/>
+        <w:gridCol w:w="4819"/>
+      </w:tblGrid>
+      <w:tr>
+        <w:tc>
+          <w:tcPr>
+            <w:tcW w:w="4819" w:type="dxa"/>
+            <w:shd w:val="clear" w:color="auto" w:fill="F3F4F6"/>
+          </w:tcPr>
+          <w:p>
+            <w:pPr>
+              <w:bidi/>
+              <w:spacing w:before="0" w:after="0"/>
+            </w:pPr>
+            <w:r>
+              <w:rPr>
+                <w:b/>
+                <w:bCs/>
+                <w:rtl/>
+              </w:rPr>
+              <w:t xml:space="preserve">العملية</w:t>
+            </w:r>
+          </w:p>
+        </w:tc>
+        <w:tc>
+          <w:tcPr>
+            <w:tcW w:w="4819" w:type="dxa"/>
+            <w:shd w:val="clear" w:color="auto" w:fill="F3F4F6"/>
+          </w:tcPr>
+          <w:p>
+            <w:pPr>
+              <w:bidi/>
+              <w:spacing w:before="0" w:after="0"/>
+            </w:pPr>
+            <w:r>
+              <w:rPr>
+                <w:b/>
+                <w:bCs/>
+                <w:rtl/>
+              </w:rPr>
+              <w:t xml:space="preserve">المعنى</w:t>
+            </w:r>
+          </w:p>
+        </w:tc>
+      </w:tr>
+      <w:tr>
+        <w:tc>
+          <w:tcPr>
+            <w:tcW w:w="4819" w:type="dxa"/>
+          </w:tcPr>
+          <w:p>
+            <w:pPr>
+              <w:spacing w:before="0" w:after="0"/>
+              <w:jc w:val="left"/>
+            </w:pPr>
+            <w:r>
+              <w:rPr>
+                <w:rFonts w:ascii="Consolas" w:hAnsi="Consolas" w:cs="Arial"/>
+              </w:rPr>
+              <w:t xml:space="preserve">==</w:t>
+            </w:r>
+          </w:p>
+        </w:tc>
+        <w:tc>
+          <w:tcPr>
+            <w:tcW w:w="4819" w:type="dxa"/>
+          </w:tcPr>
+          <w:p>
+            <w:pPr>
+              <w:bidi/>
+              <w:spacing w:before="0" w:after="0"/>
+            </w:pPr>
+            <w:r>
+              <w:rPr>
+                <w:rtl/>
+              </w:rPr>
+              <w:t xml:space="preserve">يساوي</w:t>
+            </w:r>
+          </w:p>
+        </w:tc>
+      </w:tr>
+      <w:tr>
+        <w:tc>
+          <w:tcPr>
+            <w:tcW w:w="4819" w:type="dxa"/>
+          </w:tcPr>
+          <w:p>
+            <w:pPr>
+              <w:spacing w:before="0" w:after="0"/>
+              <w:jc w:val="left"/>
+            </w:pPr>
+            <w:r>
+              <w:rPr>
+                <w:rFonts w:ascii="Consolas" w:hAnsi="Consolas" w:cs="Arial"/>
+              </w:rPr>
+              <w:t xml:space="preserve">!=</w:t>
+            </w:r>
+          </w:p>
+        </w:tc>
+        <w:tc>
+          <w:tcPr>
+            <w:tcW w:w="4819" w:type="dxa"/>
+          </w:tcPr>
+          <w:p>
+            <w:pPr>
+              <w:bidi/>
+              <w:spacing w:before="0" w:after="0"/>
+            </w:pPr>
+            <w:r>
+              <w:rPr>
+                <w:rtl/>
+              </w:rPr>
+              <w:t xml:space="preserve">لا يساوي</w:t>
+            </w:r>
+          </w:p>
+        </w:tc>
+      </w:tr>
+      <w:tr>
+        <w:tc>
+          <w:tcPr>
+            <w:tcW w:w="4819" w:type="dxa"/>
+          </w:tcPr>
+          <w:p>
+            <w:pPr>
+              <w:spacing w:before="0" w:after="0"/>
+              <w:jc w:val="left"/>
+            </w:pPr>
+            <w:r>
+              <w:rPr>
+                <w:rFonts w:ascii="Consolas" w:hAnsi="Consolas" w:cs="Arial"/>
+              </w:rPr>
+              <w:t xml:space="preserve">&gt; &lt; &gt;= &lt;=</w:t>
+            </w:r>
+          </w:p>
+        </w:tc>
+        <w:tc>
+          <w:tcPr>
+            <w:tcW w:w="4819" w:type="dxa"/>
+          </w:tcPr>
+          <w:p>
+            <w:pPr>
+              <w:bidi/>
+              <w:spacing w:before="0" w:after="0"/>
+            </w:pPr>
+            <w:r>
+              <w:rPr>
+                <w:rtl/>
+              </w:rPr>
+              <w:t xml:space="preserve">أكبر، أصغر، أكبر أو يساوي، أصغر أو يساوي</w:t>
+            </w:r>
+          </w:p>
+        </w:tc>
+      </w:tr>
+      <w:tr>
+        <w:tc>
+          <w:tcPr>
+            <w:tcW w:w="4819" w:type="dxa"/>
+          </w:tcPr>
+          <w:p>
+            <w:pPr>
+              <w:spacing w:before="0" w:after="0"/>
+              <w:jc w:val="left"/>
+            </w:pPr>
+            <w:r>
+              <w:rPr>
+                <w:rFonts w:ascii="Consolas" w:hAnsi="Consolas" w:cs="Arial"/>
+              </w:rPr>
+              <w:t xml:space="preserve">&amp;&amp;</w:t>
+            </w:r>
+          </w:p>
+        </w:tc>
+        <w:tc>
+          <w:tcPr>
+            <w:tcW w:w="4819" w:type="dxa"/>
+          </w:tcPr>
+          <w:p>
+            <w:pPr>
+              <w:bidi/>
+              <w:spacing w:before="0" w:after="0"/>
+            </w:pPr>
+            <w:r>
+              <w:rPr>
+                <w:rtl/>
+              </w:rPr>
+              <w:t xml:space="preserve">و (الشرطان صحيحان)</w:t>
+            </w:r>
+          </w:p>
+        </w:tc>
+      </w:tr>
+      <w:tr>
+        <w:tc>
+          <w:tcPr>
+            <w:tcW w:w="4819" w:type="dxa"/>
+          </w:tcPr>
+          <w:p>
+            <w:pPr>
+              <w:spacing w:before="0" w:after="0"/>
+              <w:jc w:val="left"/>
+            </w:pPr>
+            <w:r>
+              <w:rPr>
+                <w:rFonts w:ascii="Consolas" w:hAnsi="Consolas" w:cs="Arial"/>
+              </w:rPr>
+              <w:t xml:space="preserve">||</w:t>
+            </w:r>
+          </w:p>
+        </w:tc>
+        <w:tc>
+          <w:tcPr>
+            <w:tcW w:w="4819" w:type="dxa"/>
+          </w:tcPr>
+          <w:p>
+            <w:pPr>
+              <w:bidi/>
+              <w:spacing w:before="0" w:after="0"/>
+            </w:pPr>
+            <w:r>
+              <w:rPr>
+                <w:rtl/>
+              </w:rPr>
+              <w:t xml:space="preserve">أو (أحدهما صحيح)</w:t>
+            </w:r>
+          </w:p>
+        </w:tc>
+      </w:tr>
+      <w:tr>
+        <w:tc>
+          <w:tcPr>
+            <w:tcW w:w="4819" w:type="dxa"/>
+          </w:tcPr>
+          <w:p>
+            <w:pPr>
+              <w:spacing w:before="0" w:after="0"/>
+              <w:jc w:val="left"/>
+            </w:pPr>
+            <w:r>
+              <w:rPr>
+                <w:rFonts w:ascii="Consolas" w:hAnsi="Consolas" w:cs="Arial"/>
+              </w:rPr>
+              <w:t xml:space="preserve">!</w:t>
+            </w:r>
+          </w:p>
+        </w:tc>
+        <w:tc>
+          <w:tcPr>
+            <w:tcW w:w="4819" w:type="dxa"/>
+          </w:tcPr>
+          <w:p>
+            <w:pPr>
+              <w:bidi/>
+              <w:spacing w:before="0" w:after="0"/>
+            </w:pPr>
+            <w:r>
+              <w:rPr>
+                <w:rtl/>
+              </w:rPr>
+              <w:t xml:space="preserve">نفي</w:t>
+            </w:r>
+          </w:p>
+        </w:tc>
+      </w:tr>
+    </w:tbl>
+    <w:p>
+      <w:pPr>
+        <w:bidi/>
+        <w:spacing w:before="0" w:after="60"/>
+      </w:pPr>
+      <w:r>
+        <w:rPr>
+          <w:sz w:val="8"/>
+          <w:szCs w:val="8"/>
+        </w:rPr>
+        <w:t xml:space="preserve"> </w:t>
+      </w:r>
+    </w:p>
+    <w:p>
+      <w:pPr>
+        <w:keepNext/>
+        <w:bidi/>
+        <w:spacing w:before="160" w:after="100"/>
+      </w:pPr>
+      <w:r>
+        <w:rPr>
+          <w:b/>
+          <w:bCs/>
+          <w:color w:val="18202B"/>
+          <w:sz w:val="25"/>
+          <w:szCs w:val="25"/>
+          <w:rtl/>
+        </w:rPr>
+        <w:t xml:space="preserve">3. الجملة الشرطية if</w:t>
+      </w:r>
+    </w:p>
+    <w:p>
+      <w:pPr>
+        <w:bidi/>
+        <w:spacing w:before="0" w:after="120"/>
+      </w:pPr>
+      <w:r>
+        <w:rPr>
+          <w:rtl/>
+        </w:rPr>
+        <w:t xml:space="preserve">ينفذ البرنامج الجزء الأول الذي يتحقق شرطه فقط، ويتجاهل الباقي.</w:t>
+      </w:r>
+    </w:p>
+    <w:p>
+      <w:pPr>
+        <w:keepNext/>
+        <w:shd w:val="clear" w:color="auto" w:fill="F3F4F6"/>
+        <w:spacing w:before="0" w:after="0"/>
+        <w:jc w:val="left"/>
+      </w:pPr>
+      <w:r>
+        <w:rPr>
+          <w:rFonts w:ascii="Consolas" w:hAnsi="Consolas" w:cs="Arial"/>
+          <w:b/>
+          <w:bCs/>
+          <w:color w:val="5B6575"/>
+          <w:sz w:val="18"/>
+          <w:szCs w:val="18"/>
+        </w:rPr>
+        <w:t xml:space="preserve">C#</w:t>
+      </w:r>
+    </w:p>
+    <w:p>
+      <w:pPr>
+        <w:keepNext/>
+        <w:shd w:val="clear" w:color="auto" w:fill="F3F4F6"/>
+        <w:spacing w:before="0" w:after="0"/>
+        <w:jc w:val="left"/>
+      </w:pPr>
+      <w:r>
+        <w:rPr>
+          <w:rFonts w:ascii="Consolas" w:hAnsi="Consolas" w:cs="Arial"/>
+          <w:sz w:val="18"/>
+          <w:szCs w:val="18"/>
+        </w:rPr>
+        <w:t xml:space="preserve">Console.Write("أدخل الدرجة: ");</w:t>
+      </w:r>
+    </w:p>
+    <w:p>
+      <w:pPr>
+        <w:keepNext/>
+        <w:shd w:val="clear" w:color="auto" w:fill="F3F4F6"/>
+        <w:spacing w:before="0" w:after="0"/>
+        <w:jc w:val="left"/>
+      </w:pPr>
+      <w:r>
+        <w:rPr>
+          <w:rFonts w:ascii="Consolas" w:hAnsi="Consolas" w:cs="Arial"/>
+          <w:sz w:val="18"/>
+          <w:szCs w:val="18"/>
+        </w:rPr>
+        <w:t xml:space="preserve">int score = int.Parse(Console.ReadLine());</w:t>
+      </w:r>
+    </w:p>
+    <w:p>
+      <w:pPr>
+        <w:keepNext/>
+        <w:shd w:val="clear" w:color="auto" w:fill="F3F4F6"/>
+        <w:spacing w:before="0" w:after="0"/>
+        <w:jc w:val="left"/>
+      </w:pPr>
+      <w:r>
+        <w:rPr>
+          <w:rFonts w:ascii="Consolas" w:hAnsi="Consolas" w:cs="Arial"/>
+          <w:sz w:val="18"/>
+          <w:szCs w:val="18"/>
+        </w:rPr>
+        <w:t xml:space="preserve"> </w:t>
+      </w:r>
+    </w:p>
+    <w:p>
+      <w:pPr>
+        <w:keepNext/>
+        <w:shd w:val="clear" w:color="auto" w:fill="F3F4F6"/>
+        <w:spacing w:before="0" w:after="0"/>
+        <w:jc w:val="left"/>
+      </w:pPr>
+      <w:r>
+        <w:rPr>
+          <w:rFonts w:ascii="Consolas" w:hAnsi="Consolas" w:cs="Arial"/>
+          <w:sz w:val="18"/>
+          <w:szCs w:val="18"/>
+        </w:rPr>
+        <w:t xml:space="preserve">if (score &gt;= 90)</w:t>
+      </w:r>
+    </w:p>
+    <w:p>
+      <w:pPr>
+        <w:keepNext/>
+        <w:shd w:val="clear" w:color="auto" w:fill="F3F4F6"/>
+        <w:spacing w:before="0" w:after="0"/>
+        <w:jc w:val="left"/>
+      </w:pPr>
+      <w:r>
+        <w:rPr>
+          <w:rFonts w:ascii="Consolas" w:hAnsi="Consolas" w:cs="Arial"/>
+          <w:sz w:val="18"/>
+          <w:szCs w:val="18"/>
+        </w:rPr>
+        <w:t xml:space="preserve">    Console.WriteLine("ممتاز");</w:t>
+      </w:r>
+    </w:p>
+    <w:p>
+      <w:pPr>
+        <w:keepNext/>
+        <w:shd w:val="clear" w:color="auto" w:fill="F3F4F6"/>
+        <w:spacing w:before="0" w:after="0"/>
+        <w:jc w:val="left"/>
+      </w:pPr>
+      <w:r>
+        <w:rPr>
+          <w:rFonts w:ascii="Consolas" w:hAnsi="Consolas" w:cs="Arial"/>
+          <w:sz w:val="18"/>
+          <w:szCs w:val="18"/>
+        </w:rPr>
+        <w:t xml:space="preserve">else if (score &gt;= 80)</w:t>
+      </w:r>
+    </w:p>
+    <w:p>
+      <w:pPr>
+        <w:keepNext/>
+        <w:shd w:val="clear" w:color="auto" w:fill="F3F4F6"/>
+        <w:spacing w:before="0" w:after="0"/>
+        <w:jc w:val="left"/>
+      </w:pPr>
+      <w:r>
+        <w:rPr>
+          <w:rFonts w:ascii="Consolas" w:hAnsi="Consolas" w:cs="Arial"/>
+          <w:sz w:val="18"/>
+          <w:szCs w:val="18"/>
+        </w:rPr>
+        <w:t xml:space="preserve">    Console.WriteLine("جيد جدًا");</w:t>
+      </w:r>
+    </w:p>
+    <w:p>
+      <w:pPr>
+        <w:keepNext/>
+        <w:shd w:val="clear" w:color="auto" w:fill="F3F4F6"/>
+        <w:spacing w:before="0" w:after="0"/>
+        <w:jc w:val="left"/>
+      </w:pPr>
+      <w:r>
+        <w:rPr>
+          <w:rFonts w:ascii="Consolas" w:hAnsi="Consolas" w:cs="Arial"/>
+          <w:sz w:val="18"/>
+          <w:szCs w:val="18"/>
+        </w:rPr>
+        <w:t xml:space="preserve">else if (score &gt;= 60)</w:t>
+      </w:r>
+    </w:p>
+    <w:p>
+      <w:pPr>
+        <w:keepNext/>
+        <w:shd w:val="clear" w:color="auto" w:fill="F3F4F6"/>
+        <w:spacing w:before="0" w:after="0"/>
+        <w:jc w:val="left"/>
+      </w:pPr>
+      <w:r>
+        <w:rPr>
+          <w:rFonts w:ascii="Consolas" w:hAnsi="Consolas" w:cs="Arial"/>
+          <w:sz w:val="18"/>
+          <w:szCs w:val="18"/>
+        </w:rPr>
+        <w:t xml:space="preserve">    Console.WriteLine("ناجح");</w:t>
+      </w:r>
+    </w:p>
+    <w:p>
+      <w:pPr>
+        <w:keepNext/>
+        <w:shd w:val="clear" w:color="auto" w:fill="F3F4F6"/>
+        <w:spacing w:before="0" w:after="0"/>
+        <w:jc w:val="left"/>
+      </w:pPr>
+      <w:r>
+        <w:rPr>
+          <w:rFonts w:ascii="Consolas" w:hAnsi="Consolas" w:cs="Arial"/>
+          <w:sz w:val="18"/>
+          <w:szCs w:val="18"/>
+        </w:rPr>
+        <w:t xml:space="preserve">else</w:t>
+      </w:r>
+    </w:p>
+    <w:p>
+      <w:pPr>
+        <w:keepNext/>
+        <w:shd w:val="clear" w:color="auto" w:fill="F3F4F6"/>
+        <w:spacing w:before="0" w:after="0"/>
+        <w:jc w:val="left"/>
+      </w:pPr>
+      <w:r>
+        <w:rPr>
+          <w:rFonts w:ascii="Consolas" w:hAnsi="Consolas" w:cs="Arial"/>
+          <w:sz w:val="18"/>
+          <w:szCs w:val="18"/>
+        </w:rPr>
+        <w:t xml:space="preserve">    Console.WriteLine("راسب");</w:t>
+      </w:r>
+    </w:p>
+    <w:p>
+      <w:pPr>
+        <w:shd w:val="clear" w:color="auto" w:fill="F3F4F6"/>
+        <w:spacing w:before="0" w:after="120"/>
+        <w:jc w:val="left"/>
+      </w:pPr>
+      <w:r>
+        <w:rPr>
+          <w:sz w:val="8"/>
+          <w:szCs w:val="8"/>
+        </w:rPr>
+        <w:t xml:space="preserve"> </w:t>
+      </w:r>
+    </w:p>
+    <w:p>
+      <w:pPr>
+        <w:keepNext/>
+        <w:bidi/>
+        <w:spacing w:before="0" w:after="0"/>
+      </w:pPr>
+      <w:r>
+        <w:rPr>
+          <w:b/>
+          <w:bCs/>
+          <w:color w:val="5B6575"/>
+          <w:sz w:val="18"/>
+          <w:szCs w:val="18"/>
+          <w:rtl/>
+        </w:rPr>
+        <w:t xml:space="preserve">الناتج عند التشغيل:</w:t>
+      </w:r>
+    </w:p>
+    <w:p>
+      <w:pPr>
+        <w:spacing w:before="0" w:after="0"/>
+        <w:jc w:val="left"/>
+      </w:pPr>
+      <w:r>
+        <w:rPr>
+          <w:rFonts w:ascii="Consolas" w:hAnsi="Consolas" w:cs="Arial"/>
+          <w:color w:val="1E7A3C"/>
+          <w:sz w:val="18"/>
+          <w:szCs w:val="18"/>
+        </w:rPr>
+        <w:t xml:space="preserve">أدخل الدرجة: 85</w:t>
+      </w:r>
+    </w:p>
+    <w:p>
+      <w:pPr>
+        <w:spacing w:before="0" w:after="0"/>
+        <w:jc w:val="left"/>
+      </w:pPr>
+      <w:r>
+        <w:rPr>
+          <w:rFonts w:ascii="Consolas" w:hAnsi="Consolas" w:cs="Arial"/>
+          <w:color w:val="1E7A3C"/>
+          <w:sz w:val="18"/>
+          <w:szCs w:val="18"/>
+        </w:rPr>
+        <w:t xml:space="preserve">جيد جدًا</w:t>
+      </w:r>
+    </w:p>
+    <w:p>
+      <w:pPr>
+        <w:bidi/>
+        <w:spacing w:before="0" w:after="120"/>
+      </w:pPr>
+      <w:r>
+        <w:rPr>
+          <w:sz w:val="8"/>
+          <w:szCs w:val="8"/>
+        </w:rPr>
+        <w:t xml:space="preserve"> </w:t>
+      </w:r>
+    </w:p>
+    <w:p>
+      <w:pPr>
+        <w:shd w:val="clear" w:color="auto" w:fill="DDF0EE"/>
+        <w:bidi/>
+        <w:spacing w:before="0" w:after="80"/>
+      </w:pPr>
+      <w:r>
+        <w:rPr>
+          <w:b/>
+          <w:bCs/>
+          <w:color w:val="0E6B66"/>
+          <w:rtl/>
+        </w:rPr>
+        <w:t xml:space="preserve">ماذا يفعل هذا الكود؟ </w:t>
+      </w:r>
+      <w:r>
+        <w:rPr>
+          <w:rtl/>
+        </w:rPr>
+        <w:t xml:space="preserve">يطلب البرنامج درجة الطالب ثم يطبع تقديرًا واحدًا حسبها: ممتاز أو جيد جدًا أو ناجح أو راسب. مثلًا الدرجة 85 تطبع «جيد جدًا».</w:t>
+      </w:r>
+    </w:p>
+    <w:tbl>
+      <w:tblPr>
+        <w:bidiVisual/>
+        <w:tblW w:w="5000" w:type="pct"/>
+        <w:tblBorders>
+          <w:top w:val="single" w:color="D9DEE5" w:sz="4"/>
+          <w:left w:val="single" w:color="D9DEE5" w:sz="4"/>
+          <w:bottom w:val="single" w:color="D9DEE5" w:sz="4"/>
+          <w:right w:val="single" w:color="D9DEE5" w:sz="4"/>
+          <w:insideH w:val="single" w:color="D9DEE5" w:sz="4"/>
+          <w:insideV w:val="single" w:color="D9DEE5" w:sz="4"/>
+        </w:tblBorders>
+        <w:tblCellMar>
+          <w:top w:w="60" w:type="dxa"/>
+          <w:left w:w="100" w:type="dxa"/>
+          <w:bottom w:w="60" w:type="dxa"/>
+          <w:right w:w="100" w:type="dxa"/>
+        </w:tblCellMar>
+      </w:tblPr>
+      <w:tblGrid>
+        <w:gridCol w:w="3600"/>
+        <w:gridCol w:w="6038"/>
+      </w:tblGrid>
+      <w:tr>
+        <w:tc>
+          <w:tcPr>
+            <w:tcW w:w="3600" w:type="dxa"/>
+            <w:shd w:val="clear" w:color="auto" w:fill="F3F4F6"/>
+          </w:tcPr>
+          <w:p>
+            <w:pPr>
+              <w:bidi/>
+              <w:spacing w:before="0" w:after="0"/>
+            </w:pPr>
+            <w:r>
+              <w:rPr>
+                <w:b/>
+                <w:bCs/>
+                <w:rtl/>
+              </w:rPr>
+              <w:t xml:space="preserve">السطر</w:t>
+            </w:r>
+          </w:p>
+        </w:tc>
+        <w:tc>
+          <w:tcPr>
+            <w:tcW w:w="6038" w:type="dxa"/>
+            <w:shd w:val="clear" w:color="auto" w:fill="F3F4F6"/>
+          </w:tcPr>
+          <w:p>
+            <w:pPr>
+              <w:bidi/>
+              <w:spacing w:before="0" w:after="0"/>
+            </w:pPr>
+            <w:r>
+              <w:rPr>
+                <w:b/>
+                <w:bCs/>
+                <w:rtl/>
+              </w:rPr>
+              <w:t xml:space="preserve">الشرح</w:t>
+            </w:r>
+          </w:p>
+        </w:tc>
+      </w:tr>
+      <w:tr>
+        <w:tc>
+          <w:tcPr>
+            <w:tcW w:w="3600" w:type="dxa"/>
+          </w:tcPr>
+          <w:p>
+            <w:pPr>
+              <w:spacing w:before="0" w:after="0"/>
+              <w:jc w:val="left"/>
+            </w:pPr>
+            <w:r>
+              <w:rPr>
+                <w:rFonts w:ascii="Consolas" w:hAnsi="Consolas" w:cs="Arial"/>
+                <w:sz w:val="17"/>
+                <w:szCs w:val="17"/>
+              </w:rPr>
+              <w:t xml:space="preserve">Console.Write("أدخل الدرجة: ");</w:t>
+            </w:r>
+          </w:p>
+        </w:tc>
+        <w:tc>
+          <w:tcPr>
+            <w:tcW w:w="6038" w:type="dxa"/>
+          </w:tcPr>
+          <w:p>
+            <w:pPr>
+              <w:bidi/>
+              <w:spacing w:before="0" w:after="0"/>
+            </w:pPr>
+            <w:r>
+              <w:rPr>
+                <w:sz w:val="20"/>
+                <w:szCs w:val="20"/>
+                <w:rtl/>
+              </w:rPr>
+              <w:t xml:space="preserve">نطبع طلبًا للمستخدم ليكتب الدرجة، ويبقى المؤشر في نفس السطر.</w:t>
+            </w:r>
+          </w:p>
+        </w:tc>
+      </w:tr>
+      <w:tr>
+        <w:tc>
+          <w:tcPr>
+            <w:tcW w:w="3600" w:type="dxa"/>
+          </w:tcPr>
+          <w:p>
+            <w:pPr>
+              <w:spacing w:before="0" w:after="0"/>
+              <w:jc w:val="left"/>
+            </w:pPr>
+            <w:r>
+              <w:rPr>
+                <w:rFonts w:ascii="Consolas" w:hAnsi="Consolas" w:cs="Arial"/>
+                <w:sz w:val="17"/>
+                <w:szCs w:val="17"/>
+              </w:rPr>
+              <w:t xml:space="preserve">int score = int.Parse(Console.ReadLine());</w:t>
+            </w:r>
+          </w:p>
+        </w:tc>
+        <w:tc>
+          <w:tcPr>
+            <w:tcW w:w="6038" w:type="dxa"/>
+          </w:tcPr>
+          <w:p>
+            <w:pPr>
+              <w:bidi/>
+              <w:spacing w:before="0" w:after="0"/>
+            </w:pPr>
+            <w:r>
+              <w:rPr>
+                <w:sz w:val="20"/>
+                <w:szCs w:val="20"/>
+                <w:rtl/>
+              </w:rPr>
+              <w:t xml:space="preserve">ReadLine يعيد ما كتبه المستخدم كنص، و int.Parse يحوّله إلى عدد صحيح حتى نستطيع مقارنته بأعداد أخرى. نحفظه في score.</w:t>
+            </w:r>
+          </w:p>
+        </w:tc>
+      </w:tr>
+      <w:tr>
+        <w:tc>
+          <w:tcPr>
+            <w:tcW w:w="3600" w:type="dxa"/>
+          </w:tcPr>
+          <w:p>
+            <w:pPr>
+              <w:spacing w:before="0" w:after="0"/>
+              <w:jc w:val="left"/>
+            </w:pPr>
+            <w:r>
+              <w:rPr>
+                <w:rFonts w:ascii="Consolas" w:hAnsi="Consolas" w:cs="Arial"/>
+                <w:sz w:val="17"/>
+                <w:szCs w:val="17"/>
+              </w:rPr>
+              <w:t xml:space="preserve">if (score &gt;= 90)</w:t>
+            </w:r>
+          </w:p>
+        </w:tc>
+        <w:tc>
+          <w:tcPr>
+            <w:tcW w:w="6038" w:type="dxa"/>
+          </w:tcPr>
+          <w:p>
+            <w:pPr>
+              <w:bidi/>
+              <w:spacing w:before="0" w:after="0"/>
+            </w:pPr>
+            <w:r>
+              <w:rPr>
+                <w:sz w:val="20"/>
+                <w:szCs w:val="20"/>
+                <w:rtl/>
+              </w:rPr>
+              <w:t xml:space="preserve">الكلمة if تعني «إذا»: تفحص الشرط بين القوسين، فإن كان صحيحًا تُنفذ التعليمة التي تحته. العلامة &gt;= تعني «أكبر من أو يساوي».</w:t>
+            </w:r>
+          </w:p>
+        </w:tc>
+      </w:tr>
+      <w:tr>
+        <w:tc>
+          <w:tcPr>
+            <w:tcW w:w="3600" w:type="dxa"/>
+          </w:tcPr>
+          <w:p>
+            <w:pPr>
+              <w:spacing w:before="0" w:after="0"/>
+              <w:jc w:val="left"/>
+            </w:pPr>
+            <w:r>
+              <w:rPr>
+                <w:rFonts w:ascii="Consolas" w:hAnsi="Consolas" w:cs="Arial"/>
+                <w:sz w:val="17"/>
+                <w:szCs w:val="17"/>
+              </w:rPr>
+              <w:t xml:space="preserve">Console.WriteLine("ممتاز");</w:t>
+            </w:r>
+          </w:p>
+        </w:tc>
+        <w:tc>
+          <w:tcPr>
+            <w:tcW w:w="6038" w:type="dxa"/>
+          </w:tcPr>
+          <w:p>
+            <w:pPr>
+              <w:bidi/>
+              <w:spacing w:before="0" w:after="0"/>
+            </w:pPr>
+            <w:r>
+              <w:rPr>
+                <w:sz w:val="20"/>
+                <w:szCs w:val="20"/>
+                <w:rtl/>
+              </w:rPr>
+              <w:t xml:space="preserve">هذا السطر يُنفذ فقط إذا كانت الدرجة 90 أو أكثر. عندما لا نستخدم الأقواس { } يتبع if سطر واحد فقط هو الذي بعده مباشرة.</w:t>
+            </w:r>
+          </w:p>
+        </w:tc>
+      </w:tr>
+      <w:tr>
+        <w:tc>
+          <w:tcPr>
+            <w:tcW w:w="3600" w:type="dxa"/>
+          </w:tcPr>
+          <w:p>
+            <w:pPr>
+              <w:spacing w:before="0" w:after="0"/>
+              <w:jc w:val="left"/>
+            </w:pPr>
+            <w:r>
+              <w:rPr>
+                <w:rFonts w:ascii="Consolas" w:hAnsi="Consolas" w:cs="Arial"/>
+                <w:sz w:val="17"/>
+                <w:szCs w:val="17"/>
+              </w:rPr>
+              <w:t xml:space="preserve">else if (score &gt;= 80)</w:t>
+            </w:r>
+          </w:p>
+        </w:tc>
+        <w:tc>
+          <w:tcPr>
+            <w:tcW w:w="6038" w:type="dxa"/>
+          </w:tcPr>
+          <w:p>
+            <w:pPr>
+              <w:bidi/>
+              <w:spacing w:before="0" w:after="0"/>
+            </w:pPr>
+            <w:r>
+              <w:rPr>
+                <w:sz w:val="20"/>
+                <w:szCs w:val="20"/>
+                <w:rtl/>
+              </w:rPr>
+              <w:t xml:space="preserve">else if تعني «وإلا، إذا...»: لا يُفحص هذا الشرط إلا إذا كان الشرط السابق خاطئًا. أي أننا نصل هنا فقط إذا كانت الدرجة أقل من 90.</w:t>
+            </w:r>
+          </w:p>
+        </w:tc>
+      </w:tr>
+      <w:tr>
+        <w:tc>
+          <w:tcPr>
+            <w:tcW w:w="3600" w:type="dxa"/>
+          </w:tcPr>
+          <w:p>
+            <w:pPr>
+              <w:spacing w:before="0" w:after="0"/>
+              <w:jc w:val="left"/>
+            </w:pPr>
+            <w:r>
+              <w:rPr>
+                <w:rFonts w:ascii="Consolas" w:hAnsi="Consolas" w:cs="Arial"/>
+                <w:sz w:val="17"/>
+                <w:szCs w:val="17"/>
+              </w:rPr>
+              <w:t xml:space="preserve">Console.WriteLine("جيد جدًا");</w:t>
+            </w:r>
+          </w:p>
+        </w:tc>
+        <w:tc>
+          <w:tcPr>
+            <w:tcW w:w="6038" w:type="dxa"/>
+          </w:tcPr>
+          <w:p>
+            <w:pPr>
+              <w:bidi/>
+              <w:spacing w:before="0" w:after="0"/>
+            </w:pPr>
+            <w:r>
+              <w:rPr>
+                <w:sz w:val="20"/>
+                <w:szCs w:val="20"/>
+                <w:rtl/>
+              </w:rPr>
+              <w:t xml:space="preserve">يُطبع «جيد جدًا» إذا كانت الدرجة من 80 إلى 89.</w:t>
+            </w:r>
+          </w:p>
+        </w:tc>
+      </w:tr>
+      <w:tr>
+        <w:tc>
+          <w:tcPr>
+            <w:tcW w:w="3600" w:type="dxa"/>
+          </w:tcPr>
+          <w:p>
+            <w:pPr>
+              <w:spacing w:before="0" w:after="0"/>
+              <w:jc w:val="left"/>
+            </w:pPr>
+            <w:r>
+              <w:rPr>
+                <w:rFonts w:ascii="Consolas" w:hAnsi="Consolas" w:cs="Arial"/>
+                <w:sz w:val="17"/>
+                <w:szCs w:val="17"/>
+              </w:rPr>
+              <w:t xml:space="preserve">else if (score &gt;= 60)</w:t>
+            </w:r>
+          </w:p>
+        </w:tc>
+        <w:tc>
+          <w:tcPr>
+            <w:tcW w:w="6038" w:type="dxa"/>
+          </w:tcPr>
+          <w:p>
+            <w:pPr>
+              <w:bidi/>
+              <w:spacing w:before="0" w:after="0"/>
+            </w:pPr>
+            <w:r>
+              <w:rPr>
+                <w:sz w:val="20"/>
+                <w:szCs w:val="20"/>
+                <w:rtl/>
+              </w:rPr>
+              <w:t xml:space="preserve">شرط ثالث يُفحص فقط إذا فشل الشرطان السابقان، أي الدرجة أقل من 80.</w:t>
+            </w:r>
+          </w:p>
+        </w:tc>
+      </w:tr>
+      <w:tr>
+        <w:tc>
+          <w:tcPr>
+            <w:tcW w:w="3600" w:type="dxa"/>
+          </w:tcPr>
+          <w:p>
+            <w:pPr>
+              <w:spacing w:before="0" w:after="0"/>
+              <w:jc w:val="left"/>
+            </w:pPr>
+            <w:r>
+              <w:rPr>
+                <w:rFonts w:ascii="Consolas" w:hAnsi="Consolas" w:cs="Arial"/>
+                <w:sz w:val="17"/>
+                <w:szCs w:val="17"/>
+              </w:rPr>
+              <w:t xml:space="preserve">Console.WriteLine("ناجح");</w:t>
+            </w:r>
+          </w:p>
+        </w:tc>
+        <w:tc>
+          <w:tcPr>
+            <w:tcW w:w="6038" w:type="dxa"/>
+          </w:tcPr>
+          <w:p>
+            <w:pPr>
+              <w:bidi/>
+              <w:spacing w:before="0" w:after="0"/>
+            </w:pPr>
+            <w:r>
+              <w:rPr>
+                <w:sz w:val="20"/>
+                <w:szCs w:val="20"/>
+                <w:rtl/>
+              </w:rPr>
+              <w:t xml:space="preserve">يُطبع «ناجح» إذا كانت الدرجة من 60 إلى 79.</w:t>
+            </w:r>
+          </w:p>
+        </w:tc>
+      </w:tr>
+      <w:tr>
+        <w:tc>
+          <w:tcPr>
+            <w:tcW w:w="3600" w:type="dxa"/>
+          </w:tcPr>
+          <w:p>
+            <w:pPr>
+              <w:spacing w:before="0" w:after="0"/>
+              <w:jc w:val="left"/>
+            </w:pPr>
+            <w:r>
+              <w:rPr>
+                <w:rFonts w:ascii="Consolas" w:hAnsi="Consolas" w:cs="Arial"/>
+                <w:sz w:val="17"/>
+                <w:szCs w:val="17"/>
+              </w:rPr>
+              <w:t xml:space="preserve">else</w:t>
+            </w:r>
+          </w:p>
+        </w:tc>
+        <w:tc>
+          <w:tcPr>
+            <w:tcW w:w="6038" w:type="dxa"/>
+          </w:tcPr>
+          <w:p>
+            <w:pPr>
+              <w:bidi/>
+              <w:spacing w:before="0" w:after="0"/>
+            </w:pPr>
+            <w:r>
+              <w:rPr>
+                <w:sz w:val="20"/>
+                <w:szCs w:val="20"/>
+                <w:rtl/>
+              </w:rPr>
+              <w:t xml:space="preserve">else وحدها تعني «في كل الحالات الأخرى» ولا تحتاج شرطًا. تُنفذ فقط إذا كانت كل الشروط السابقة خاطئة، أي الدرجة أقل من 60.</w:t>
+            </w:r>
+          </w:p>
+        </w:tc>
+      </w:tr>
+      <w:tr>
+        <w:tc>
+          <w:tcPr>
+            <w:tcW w:w="3600" w:type="dxa"/>
+          </w:tcPr>
+          <w:p>
+            <w:pPr>
+              <w:spacing w:before="0" w:after="0"/>
+              <w:jc w:val="left"/>
+            </w:pPr>
+            <w:r>
+              <w:rPr>
+                <w:rFonts w:ascii="Consolas" w:hAnsi="Consolas" w:cs="Arial"/>
+                <w:sz w:val="17"/>
+                <w:szCs w:val="17"/>
+              </w:rPr>
+              <w:t xml:space="preserve">Console.WriteLine("راسب");</w:t>
+            </w:r>
+          </w:p>
+        </w:tc>
+        <w:tc>
+          <w:tcPr>
+            <w:tcW w:w="6038" w:type="dxa"/>
+          </w:tcPr>
+          <w:p>
+            <w:pPr>
+              <w:bidi/>
+              <w:spacing w:before="0" w:after="0"/>
+            </w:pPr>
+            <w:r>
+              <w:rPr>
+                <w:sz w:val="20"/>
+                <w:szCs w:val="20"/>
+                <w:rtl/>
+              </w:rPr>
+              <w:t xml:space="preserve">يُطبع «راسب». لاحظ أن البرنامج ينفذ فرعًا واحدًا فقط من السلسلة: أول شرط صحيح ثم يتجاهل الباقي.</w:t>
+            </w:r>
+          </w:p>
+        </w:tc>
+      </w:tr>
+    </w:tbl>
+    <w:p>
+      <w:pPr>
+        <w:bidi/>
+        <w:spacing w:before="0" w:after="120"/>
+      </w:pPr>
+      <w:r>
+        <w:rPr>
+          <w:sz w:val="8"/>
+          <w:szCs w:val="8"/>
+        </w:rPr>
+        <w:t xml:space="preserve"> </w:t>
+      </w:r>
+    </w:p>
+    <w:p>
+      <w:pPr>
+        <w:shd w:val="clear" w:color="auto" w:fill="DDF0EE"/>
+        <w:bidi/>
+        <w:spacing w:before="0" w:after="160"/>
+      </w:pPr>
+      <w:r>
+        <w:rPr>
+          <w:b/>
+          <w:bCs/>
+          <w:color w:val="0E6B66"/>
+          <w:rtl/>
+        </w:rPr>
+        <w:t xml:space="preserve">ملاحظة: </w:t>
+      </w:r>
+      <w:r>
+        <w:rPr>
+          <w:rtl/>
+        </w:rPr>
+        <w:t xml:space="preserve">خطأ شائع: كتابة = (إسناد) بدل == (مقارنة) داخل الشرط.</w:t>
+      </w:r>
+    </w:p>
+    <w:p>
+      <w:pPr>
+        <w:keepNext/>
+        <w:bidi/>
+        <w:spacing w:before="160" w:after="100"/>
+      </w:pPr>
+      <w:r>
+        <w:rPr>
+          <w:b/>
+          <w:bCs/>
+          <w:color w:val="18202B"/>
+          <w:sz w:val="25"/>
+          <w:szCs w:val="25"/>
+          <w:rtl/>
+        </w:rPr>
+        <w:t xml:space="preserve">4. الجملة switch</w:t>
+      </w:r>
+    </w:p>
+    <w:p>
+      <w:pPr>
+        <w:bidi/>
+        <w:spacing w:before="0" w:after="120"/>
+      </w:pPr>
+      <w:r>
+        <w:rPr>
+          <w:rtl/>
+        </w:rPr>
+        <w:t xml:space="preserve">تناسب الاختيار من قيم محددة، مثل قوائم البرامج.</w:t>
+      </w:r>
+    </w:p>
+    <w:p>
+      <w:pPr>
+        <w:keepNext/>
+        <w:shd w:val="clear" w:color="auto" w:fill="F3F4F6"/>
+        <w:spacing w:before="0" w:after="0"/>
+        <w:jc w:val="left"/>
+      </w:pPr>
+      <w:r>
+        <w:rPr>
+          <w:rFonts w:ascii="Consolas" w:hAnsi="Consolas" w:cs="Arial"/>
+          <w:b/>
+          <w:bCs/>
+          <w:color w:val="5B6575"/>
+          <w:sz w:val="18"/>
+          <w:szCs w:val="18"/>
+        </w:rPr>
+        <w:t xml:space="preserve">C#</w:t>
+      </w:r>
+    </w:p>
+    <w:p>
+      <w:pPr>
+        <w:keepNext/>
+        <w:shd w:val="clear" w:color="auto" w:fill="F3F4F6"/>
+        <w:spacing w:before="0" w:after="0"/>
+        <w:jc w:val="left"/>
+      </w:pPr>
+      <w:r>
+        <w:rPr>
+          <w:rFonts w:ascii="Consolas" w:hAnsi="Consolas" w:cs="Arial"/>
+          <w:sz w:val="18"/>
+          <w:szCs w:val="18"/>
+        </w:rPr>
+        <w:t xml:space="preserve">Console.Write("اختر (1 إضافة، 2 عرض، 0 خروج): ");</w:t>
+      </w:r>
+    </w:p>
+    <w:p>
+      <w:pPr>
+        <w:keepNext/>
+        <w:shd w:val="clear" w:color="auto" w:fill="F3F4F6"/>
+        <w:spacing w:before="0" w:after="0"/>
+        <w:jc w:val="left"/>
+      </w:pPr>
+      <w:r>
+        <w:rPr>
+          <w:rFonts w:ascii="Consolas" w:hAnsi="Consolas" w:cs="Arial"/>
+          <w:sz w:val="18"/>
+          <w:szCs w:val="18"/>
+        </w:rPr>
+        <w:t xml:space="preserve">string choice = Console.ReadLine();</w:t>
+      </w:r>
+    </w:p>
+    <w:p>
+      <w:pPr>
+        <w:keepNext/>
+        <w:shd w:val="clear" w:color="auto" w:fill="F3F4F6"/>
+        <w:spacing w:before="0" w:after="0"/>
+        <w:jc w:val="left"/>
+      </w:pPr>
+      <w:r>
+        <w:rPr>
+          <w:rFonts w:ascii="Consolas" w:hAnsi="Consolas" w:cs="Arial"/>
+          <w:sz w:val="18"/>
+          <w:szCs w:val="18"/>
+        </w:rPr>
+        <w:t xml:space="preserve"> </w:t>
+      </w:r>
+    </w:p>
+    <w:p>
+      <w:pPr>
+        <w:keepNext/>
+        <w:shd w:val="clear" w:color="auto" w:fill="F3F4F6"/>
+        <w:spacing w:before="0" w:after="0"/>
+        <w:jc w:val="left"/>
+      </w:pPr>
+      <w:r>
+        <w:rPr>
+          <w:rFonts w:ascii="Consolas" w:hAnsi="Consolas" w:cs="Arial"/>
+          <w:sz w:val="18"/>
+          <w:szCs w:val="18"/>
+        </w:rPr>
+        <w:t xml:space="preserve">switch (choice)</w:t>
+      </w:r>
+    </w:p>
+    <w:p>
+      <w:pPr>
+        <w:keepNext/>
+        <w:shd w:val="clear" w:color="auto" w:fill="F3F4F6"/>
+        <w:spacing w:before="0" w:after="0"/>
+        <w:jc w:val="left"/>
+      </w:pPr>
+      <w:r>
+        <w:rPr>
+          <w:rFonts w:ascii="Consolas" w:hAnsi="Consolas" w:cs="Arial"/>
+          <w:sz w:val="18"/>
+          <w:szCs w:val="18"/>
+        </w:rPr>
+        <w:t xml:space="preserve">{</w:t>
+      </w:r>
+    </w:p>
+    <w:p>
+      <w:pPr>
+        <w:keepNext/>
+        <w:shd w:val="clear" w:color="auto" w:fill="F3F4F6"/>
+        <w:spacing w:before="0" w:after="0"/>
+        <w:jc w:val="left"/>
+      </w:pPr>
+      <w:r>
+        <w:rPr>
+          <w:rFonts w:ascii="Consolas" w:hAnsi="Consolas" w:cs="Arial"/>
+          <w:sz w:val="18"/>
+          <w:szCs w:val="18"/>
+        </w:rPr>
+        <w:t xml:space="preserve">    case "1":</w:t>
+      </w:r>
+    </w:p>
+    <w:p>
+      <w:pPr>
+        <w:keepNext/>
+        <w:shd w:val="clear" w:color="auto" w:fill="F3F4F6"/>
+        <w:spacing w:before="0" w:after="0"/>
+        <w:jc w:val="left"/>
+      </w:pPr>
+      <w:r>
+        <w:rPr>
+          <w:rFonts w:ascii="Consolas" w:hAnsi="Consolas" w:cs="Arial"/>
+          <w:sz w:val="18"/>
+          <w:szCs w:val="18"/>
+        </w:rPr>
+        <w:t xml:space="preserve">        Console.WriteLine("إضافة طالب...");</w:t>
+      </w:r>
+    </w:p>
+    <w:p>
+      <w:pPr>
+        <w:keepNext/>
+        <w:shd w:val="clear" w:color="auto" w:fill="F3F4F6"/>
+        <w:spacing w:before="0" w:after="0"/>
+        <w:jc w:val="left"/>
+      </w:pPr>
+      <w:r>
+        <w:rPr>
+          <w:rFonts w:ascii="Consolas" w:hAnsi="Consolas" w:cs="Arial"/>
+          <w:sz w:val="18"/>
+          <w:szCs w:val="18"/>
+        </w:rPr>
+        <w:t xml:space="preserve">        break;</w:t>
+      </w:r>
+    </w:p>
+    <w:p>
+      <w:pPr>
+        <w:keepNext/>
+        <w:shd w:val="clear" w:color="auto" w:fill="F3F4F6"/>
+        <w:spacing w:before="0" w:after="0"/>
+        <w:jc w:val="left"/>
+      </w:pPr>
+      <w:r>
+        <w:rPr>
+          <w:rFonts w:ascii="Consolas" w:hAnsi="Consolas" w:cs="Arial"/>
+          <w:sz w:val="18"/>
+          <w:szCs w:val="18"/>
+        </w:rPr>
+        <w:t xml:space="preserve">    case "2":</w:t>
+      </w:r>
+    </w:p>
+    <w:p>
+      <w:pPr>
+        <w:keepNext/>
+        <w:shd w:val="clear" w:color="auto" w:fill="F3F4F6"/>
+        <w:spacing w:before="0" w:after="0"/>
+        <w:jc w:val="left"/>
+      </w:pPr>
+      <w:r>
+        <w:rPr>
+          <w:rFonts w:ascii="Consolas" w:hAnsi="Consolas" w:cs="Arial"/>
+          <w:sz w:val="18"/>
+          <w:szCs w:val="18"/>
+        </w:rPr>
+        <w:t xml:space="preserve">        Console.WriteLine("عرض الطلاب...");</w:t>
+      </w:r>
+    </w:p>
+    <w:p>
+      <w:pPr>
+        <w:keepNext/>
+        <w:shd w:val="clear" w:color="auto" w:fill="F3F4F6"/>
+        <w:spacing w:before="0" w:after="0"/>
+        <w:jc w:val="left"/>
+      </w:pPr>
+      <w:r>
+        <w:rPr>
+          <w:rFonts w:ascii="Consolas" w:hAnsi="Consolas" w:cs="Arial"/>
+          <w:sz w:val="18"/>
+          <w:szCs w:val="18"/>
+        </w:rPr>
+        <w:t xml:space="preserve">        break;</w:t>
+      </w:r>
+    </w:p>
+    <w:p>
+      <w:pPr>
+        <w:keepNext/>
+        <w:shd w:val="clear" w:color="auto" w:fill="F3F4F6"/>
+        <w:spacing w:before="0" w:after="0"/>
+        <w:jc w:val="left"/>
+      </w:pPr>
+      <w:r>
+        <w:rPr>
+          <w:rFonts w:ascii="Consolas" w:hAnsi="Consolas" w:cs="Arial"/>
+          <w:sz w:val="18"/>
+          <w:szCs w:val="18"/>
+        </w:rPr>
+        <w:t xml:space="preserve">    case "0":</w:t>
+      </w:r>
+    </w:p>
+    <w:p>
+      <w:pPr>
+        <w:keepNext/>
+        <w:shd w:val="clear" w:color="auto" w:fill="F3F4F6"/>
+        <w:spacing w:before="0" w:after="0"/>
+        <w:jc w:val="left"/>
+      </w:pPr>
+      <w:r>
+        <w:rPr>
+          <w:rFonts w:ascii="Consolas" w:hAnsi="Consolas" w:cs="Arial"/>
+          <w:sz w:val="18"/>
+          <w:szCs w:val="18"/>
+        </w:rPr>
+        <w:t xml:space="preserve">        Console.WriteLine("وداعًا");</w:t>
+      </w:r>
+    </w:p>
+    <w:p>
+      <w:pPr>
+        <w:keepNext/>
+        <w:shd w:val="clear" w:color="auto" w:fill="F3F4F6"/>
+        <w:spacing w:before="0" w:after="0"/>
+        <w:jc w:val="left"/>
+      </w:pPr>
+      <w:r>
+        <w:rPr>
+          <w:rFonts w:ascii="Consolas" w:hAnsi="Consolas" w:cs="Arial"/>
+          <w:sz w:val="18"/>
+          <w:szCs w:val="18"/>
+        </w:rPr>
+        <w:t xml:space="preserve">        break;</w:t>
+      </w:r>
+    </w:p>
+    <w:p>
+      <w:pPr>
+        <w:keepNext/>
+        <w:shd w:val="clear" w:color="auto" w:fill="F3F4F6"/>
+        <w:spacing w:before="0" w:after="0"/>
+        <w:jc w:val="left"/>
+      </w:pPr>
+      <w:r>
+        <w:rPr>
+          <w:rFonts w:ascii="Consolas" w:hAnsi="Consolas" w:cs="Arial"/>
+          <w:sz w:val="18"/>
+          <w:szCs w:val="18"/>
+        </w:rPr>
+        <w:t xml:space="preserve">    default:</w:t>
+      </w:r>
+    </w:p>
+    <w:p>
+      <w:pPr>
+        <w:keepNext/>
+        <w:shd w:val="clear" w:color="auto" w:fill="F3F4F6"/>
+        <w:spacing w:before="0" w:after="0"/>
+        <w:jc w:val="left"/>
+      </w:pPr>
+      <w:r>
+        <w:rPr>
+          <w:rFonts w:ascii="Consolas" w:hAnsi="Consolas" w:cs="Arial"/>
+          <w:sz w:val="18"/>
+          <w:szCs w:val="18"/>
+        </w:rPr>
+        <w:t xml:space="preserve">        Console.WriteLine("اختيار غير صحيح");</w:t>
+      </w:r>
+    </w:p>
+    <w:p>
+      <w:pPr>
+        <w:keepNext/>
+        <w:shd w:val="clear" w:color="auto" w:fill="F3F4F6"/>
+        <w:spacing w:before="0" w:after="0"/>
+        <w:jc w:val="left"/>
+      </w:pPr>
+      <w:r>
+        <w:rPr>
+          <w:rFonts w:ascii="Consolas" w:hAnsi="Consolas" w:cs="Arial"/>
+          <w:sz w:val="18"/>
+          <w:szCs w:val="18"/>
+        </w:rPr>
+        <w:t xml:space="preserve">        break;</w:t>
+      </w:r>
+    </w:p>
+    <w:p>
+      <w:pPr>
+        <w:keepNext/>
+        <w:shd w:val="clear" w:color="auto" w:fill="F3F4F6"/>
+        <w:spacing w:before="0" w:after="0"/>
+        <w:jc w:val="left"/>
+      </w:pPr>
+      <w:r>
+        <w:rPr>
+          <w:rFonts w:ascii="Consolas" w:hAnsi="Consolas" w:cs="Arial"/>
+          <w:sz w:val="18"/>
+          <w:szCs w:val="18"/>
+        </w:rPr>
+        <w:t xml:space="preserve">}</w:t>
+      </w:r>
+    </w:p>
+    <w:p>
+      <w:pPr>
+        <w:shd w:val="clear" w:color="auto" w:fill="F3F4F6"/>
+        <w:spacing w:before="0" w:after="120"/>
+        <w:jc w:val="left"/>
+      </w:pPr>
+      <w:r>
+        <w:rPr>
+          <w:sz w:val="8"/>
+          <w:szCs w:val="8"/>
+        </w:rPr>
+        <w:t xml:space="preserve"> </w:t>
+      </w:r>
+    </w:p>
+    <w:p>
+      <w:pPr>
+        <w:shd w:val="clear" w:color="auto" w:fill="DDF0EE"/>
+        <w:bidi/>
+        <w:spacing w:before="0" w:after="80"/>
+      </w:pPr>
+      <w:r>
+        <w:rPr>
+          <w:b/>
+          <w:bCs/>
+          <w:color w:val="0E6B66"/>
+          <w:rtl/>
+        </w:rPr>
+        <w:t xml:space="preserve">ماذا يفعل هذا الكود؟ </w:t>
+      </w:r>
+      <w:r>
+        <w:rPr>
+          <w:rtl/>
+        </w:rPr>
+        <w:t xml:space="preserve">يعرض البرنامج قائمة اختيارات ويقرأ اختيار المستخدم، ثم يطبع رسالة مناسبة: إضافة أو عرض أو وداع، أو «اختيار غير صحيح» إذا كتب شيئًا آخر.</w:t>
+      </w:r>
+    </w:p>
+    <w:tbl>
+      <w:tblPr>
+        <w:bidiVisual/>
+        <w:tblW w:w="5000" w:type="pct"/>
+        <w:tblBorders>
+          <w:top w:val="single" w:color="D9DEE5" w:sz="4"/>
+          <w:left w:val="single" w:color="D9DEE5" w:sz="4"/>
+          <w:bottom w:val="single" w:color="D9DEE5" w:sz="4"/>
+          <w:right w:val="single" w:color="D9DEE5" w:sz="4"/>
+          <w:insideH w:val="single" w:color="D9DEE5" w:sz="4"/>
+          <w:insideV w:val="single" w:color="D9DEE5" w:sz="4"/>
+        </w:tblBorders>
+        <w:tblCellMar>
+          <w:top w:w="60" w:type="dxa"/>
+          <w:left w:w="100" w:type="dxa"/>
+          <w:bottom w:w="60" w:type="dxa"/>
+          <w:right w:w="100" w:type="dxa"/>
+        </w:tblCellMar>
+      </w:tblPr>
+      <w:tblGrid>
+        <w:gridCol w:w="3600"/>
+        <w:gridCol w:w="6038"/>
+      </w:tblGrid>
+      <w:tr>
+        <w:tc>
+          <w:tcPr>
+            <w:tcW w:w="3600" w:type="dxa"/>
+            <w:shd w:val="clear" w:color="auto" w:fill="F3F4F6"/>
+          </w:tcPr>
+          <w:p>
+            <w:pPr>
+              <w:bidi/>
+              <w:spacing w:before="0" w:after="0"/>
+            </w:pPr>
+            <w:r>
+              <w:rPr>
+                <w:b/>
+                <w:bCs/>
+                <w:rtl/>
+              </w:rPr>
+              <w:t xml:space="preserve">السطر</w:t>
+            </w:r>
+          </w:p>
+        </w:tc>
+        <w:tc>
+          <w:tcPr>
+            <w:tcW w:w="6038" w:type="dxa"/>
+            <w:shd w:val="clear" w:color="auto" w:fill="F3F4F6"/>
+          </w:tcPr>
+          <w:p>
+            <w:pPr>
+              <w:bidi/>
+              <w:spacing w:before="0" w:after="0"/>
+            </w:pPr>
+            <w:r>
+              <w:rPr>
+                <w:b/>
+                <w:bCs/>
+                <w:rtl/>
+              </w:rPr>
+              <w:t xml:space="preserve">الشرح</w:t>
+            </w:r>
+          </w:p>
+        </w:tc>
+      </w:tr>
+      <w:tr>
+        <w:tc>
+          <w:tcPr>
+            <w:tcW w:w="3600" w:type="dxa"/>
+          </w:tcPr>
+          <w:p>
+            <w:pPr>
+              <w:spacing w:before="0" w:after="0"/>
+              <w:jc w:val="left"/>
+            </w:pPr>
+            <w:r>
+              <w:rPr>
+                <w:rFonts w:ascii="Consolas" w:hAnsi="Consolas" w:cs="Arial"/>
+                <w:sz w:val="17"/>
+                <w:szCs w:val="17"/>
+              </w:rPr>
+              <w:t xml:space="preserve">Console.Write("اختر (1 إضافة، 2 عرض، 0 خروج): ");</w:t>
+            </w:r>
+          </w:p>
+        </w:tc>
+        <w:tc>
+          <w:tcPr>
+            <w:tcW w:w="6038" w:type="dxa"/>
+          </w:tcPr>
+          <w:p>
+            <w:pPr>
+              <w:bidi/>
+              <w:spacing w:before="0" w:after="0"/>
+            </w:pPr>
+            <w:r>
+              <w:rPr>
+                <w:sz w:val="20"/>
+                <w:szCs w:val="20"/>
+                <w:rtl/>
+              </w:rPr>
+              <w:t xml:space="preserve">نطبع قائمة الاختيارات المتاحة ليعرف المستخدم ماذا يكتب، ويبقى المؤشر في نفس السطر.</w:t>
+            </w:r>
+          </w:p>
+        </w:tc>
+      </w:tr>
+      <w:tr>
+        <w:tc>
+          <w:tcPr>
+            <w:tcW w:w="3600" w:type="dxa"/>
+          </w:tcPr>
+          <w:p>
+            <w:pPr>
+              <w:spacing w:before="0" w:after="0"/>
+              <w:jc w:val="left"/>
+            </w:pPr>
+            <w:r>
+              <w:rPr>
+                <w:rFonts w:ascii="Consolas" w:hAnsi="Consolas" w:cs="Arial"/>
+                <w:sz w:val="17"/>
+                <w:szCs w:val="17"/>
+              </w:rPr>
+              <w:t xml:space="preserve">string choice = Console.ReadLine();</w:t>
+            </w:r>
+          </w:p>
+        </w:tc>
+        <w:tc>
+          <w:tcPr>
+            <w:tcW w:w="6038" w:type="dxa"/>
+          </w:tcPr>
+          <w:p>
+            <w:pPr>
+              <w:bidi/>
+              <w:spacing w:before="0" w:after="0"/>
+            </w:pPr>
+            <w:r>
+              <w:rPr>
+                <w:sz w:val="20"/>
+                <w:szCs w:val="20"/>
+                <w:rtl/>
+              </w:rPr>
+              <w:t xml:space="preserve">نقرأ اختيار المستخدم كنص ونحفظه في choice. لم نحوّله إلى عدد لأننا سنقارنه بنصوص مثل "1".</w:t>
+            </w:r>
+          </w:p>
+        </w:tc>
+      </w:tr>
+      <w:tr>
+        <w:tc>
+          <w:tcPr>
+            <w:tcW w:w="3600" w:type="dxa"/>
+          </w:tcPr>
+          <w:p>
+            <w:pPr>
+              <w:spacing w:before="0" w:after="0"/>
+              <w:jc w:val="left"/>
+            </w:pPr>
+            <w:r>
+              <w:rPr>
+                <w:rFonts w:ascii="Consolas" w:hAnsi="Consolas" w:cs="Arial"/>
+                <w:sz w:val="17"/>
+                <w:szCs w:val="17"/>
+              </w:rPr>
+              <w:t xml:space="preserve">switch (choice)</w:t>
+            </w:r>
+          </w:p>
+        </w:tc>
+        <w:tc>
+          <w:tcPr>
+            <w:tcW w:w="6038" w:type="dxa"/>
+          </w:tcPr>
+          <w:p>
+            <w:pPr>
+              <w:bidi/>
+              <w:spacing w:before="0" w:after="0"/>
+            </w:pPr>
+            <w:r>
+              <w:rPr>
+                <w:sz w:val="20"/>
+                <w:szCs w:val="20"/>
+                <w:rtl/>
+              </w:rPr>
+              <w:t xml:space="preserve">الكلمة switch تعني «بدّل حسب»: تأخذ قيمة choice وتقارنها بعدة قيم محتملة، وتنفذ الجزء المطابق. هي بديل أوضح لسلسلة طويلة من if و else if.</w:t>
+            </w:r>
+          </w:p>
+        </w:tc>
+      </w:tr>
+      <w:tr>
+        <w:tc>
+          <w:tcPr>
+            <w:tcW w:w="3600" w:type="dxa"/>
+          </w:tcPr>
+          <w:p>
+            <w:pPr>
+              <w:spacing w:before="0" w:after="0"/>
+              <w:jc w:val="left"/>
+            </w:pPr>
+            <w:r>
+              <w:rPr>
+                <w:rFonts w:ascii="Consolas" w:hAnsi="Consolas" w:cs="Arial"/>
+                <w:sz w:val="17"/>
+                <w:szCs w:val="17"/>
+              </w:rPr>
+              <w:t xml:space="preserve">{</w:t>
+            </w:r>
+          </w:p>
+        </w:tc>
+        <w:tc>
+          <w:tcPr>
+            <w:tcW w:w="6038" w:type="dxa"/>
+          </w:tcPr>
+          <w:p>
+            <w:pPr>
+              <w:bidi/>
+              <w:spacing w:before="0" w:after="0"/>
+            </w:pPr>
+            <w:r>
+              <w:rPr>
+                <w:sz w:val="20"/>
+                <w:szCs w:val="20"/>
+                <w:rtl/>
+              </w:rPr>
+              <w:t xml:space="preserve">الأقواس المعقوفة { } تجمع مجموعة من التعليمات في «كتلة» واحدة، وهنا تحدد بداية ونهاية جسم الـ switch.</w:t>
+            </w:r>
+          </w:p>
+        </w:tc>
+      </w:tr>
+      <w:tr>
+        <w:tc>
+          <w:tcPr>
+            <w:tcW w:w="3600" w:type="dxa"/>
+          </w:tcPr>
+          <w:p>
+            <w:pPr>
+              <w:spacing w:before="0" w:after="0"/>
+              <w:jc w:val="left"/>
+            </w:pPr>
+            <w:r>
+              <w:rPr>
+                <w:rFonts w:ascii="Consolas" w:hAnsi="Consolas" w:cs="Arial"/>
+                <w:sz w:val="17"/>
+                <w:szCs w:val="17"/>
+              </w:rPr>
+              <w:t xml:space="preserve">case "1":</w:t>
+            </w:r>
+          </w:p>
+        </w:tc>
+        <w:tc>
+          <w:tcPr>
+            <w:tcW w:w="6038" w:type="dxa"/>
+          </w:tcPr>
+          <w:p>
+            <w:pPr>
+              <w:bidi/>
+              <w:spacing w:before="0" w:after="0"/>
+            </w:pPr>
+            <w:r>
+              <w:rPr>
+                <w:sz w:val="20"/>
+                <w:szCs w:val="20"/>
+                <w:rtl/>
+              </w:rPr>
+              <w:t xml:space="preserve">case تعني «حالة»: إذا كانت قيمة choice تساوي النص "1" يبدأ التنفيذ من هنا. لاحظ علامة النقطتين : في نهاية السطر.</w:t>
+            </w:r>
+          </w:p>
+        </w:tc>
+      </w:tr>
+      <w:tr>
+        <w:tc>
+          <w:tcPr>
+            <w:tcW w:w="3600" w:type="dxa"/>
+          </w:tcPr>
+          <w:p>
+            <w:pPr>
+              <w:spacing w:before="0" w:after="0"/>
+              <w:jc w:val="left"/>
+            </w:pPr>
+            <w:r>
+              <w:rPr>
+                <w:rFonts w:ascii="Consolas" w:hAnsi="Consolas" w:cs="Arial"/>
+                <w:sz w:val="17"/>
+                <w:szCs w:val="17"/>
+              </w:rPr>
+              <w:t xml:space="preserve">Console.WriteLine("إضافة طالب...");</w:t>
+            </w:r>
+          </w:p>
+        </w:tc>
+        <w:tc>
+          <w:tcPr>
+            <w:tcW w:w="6038" w:type="dxa"/>
+          </w:tcPr>
+          <w:p>
+            <w:pPr>
+              <w:bidi/>
+              <w:spacing w:before="0" w:after="0"/>
+            </w:pPr>
+            <w:r>
+              <w:rPr>
+                <w:sz w:val="20"/>
+                <w:szCs w:val="20"/>
+                <w:rtl/>
+              </w:rPr>
+              <w:t xml:space="preserve">هذه التعليمة تُنفذ عندما يختار المستخدم 1.</w:t>
+            </w:r>
+          </w:p>
+        </w:tc>
+      </w:tr>
+      <w:tr>
+        <w:tc>
+          <w:tcPr>
+            <w:tcW w:w="3600" w:type="dxa"/>
+          </w:tcPr>
+          <w:p>
+            <w:pPr>
+              <w:spacing w:before="0" w:after="0"/>
+              <w:jc w:val="left"/>
+            </w:pPr>
+            <w:r>
+              <w:rPr>
+                <w:rFonts w:ascii="Consolas" w:hAnsi="Consolas" w:cs="Arial"/>
+                <w:sz w:val="17"/>
+                <w:szCs w:val="17"/>
+              </w:rPr>
+              <w:t xml:space="preserve">break;</w:t>
+            </w:r>
+          </w:p>
+        </w:tc>
+        <w:tc>
+          <w:tcPr>
+            <w:tcW w:w="6038" w:type="dxa"/>
+          </w:tcPr>
+          <w:p>
+            <w:pPr>
+              <w:bidi/>
+              <w:spacing w:before="0" w:after="0"/>
+            </w:pPr>
+            <w:r>
+              <w:rPr>
+                <w:sz w:val="20"/>
+                <w:szCs w:val="20"/>
+                <w:rtl/>
+              </w:rPr>
+              <w:t xml:space="preserve">break تعني «اخرج من الـ switch الآن». في C#‎ يجب أن ينتهي كل case بـ break (أو ما يشبهها) حتى لا ينتقل التنفيذ إلى الحالة التالية، وإلا يرفض المترجم البرنامج.</w:t>
+            </w:r>
+          </w:p>
+        </w:tc>
+      </w:tr>
+      <w:tr>
+        <w:tc>
+          <w:tcPr>
+            <w:tcW w:w="3600" w:type="dxa"/>
+          </w:tcPr>
+          <w:p>
+            <w:pPr>
+              <w:spacing w:before="0" w:after="0"/>
+              <w:jc w:val="left"/>
+            </w:pPr>
+            <w:r>
+              <w:rPr>
+                <w:rFonts w:ascii="Consolas" w:hAnsi="Consolas" w:cs="Arial"/>
+                <w:sz w:val="17"/>
+                <w:szCs w:val="17"/>
+              </w:rPr>
+              <w:t xml:space="preserve">case "2":</w:t>
+            </w:r>
+          </w:p>
+        </w:tc>
+        <w:tc>
+          <w:tcPr>
+            <w:tcW w:w="6038" w:type="dxa"/>
+          </w:tcPr>
+          <w:p>
+            <w:pPr>
+              <w:bidi/>
+              <w:spacing w:before="0" w:after="0"/>
+            </w:pPr>
+            <w:r>
+              <w:rPr>
+                <w:sz w:val="20"/>
+                <w:szCs w:val="20"/>
+                <w:rtl/>
+              </w:rPr>
+              <w:t xml:space="preserve">الحالة الثانية: إذا كتب المستخدم "2" تُنفذ التعليمات التي تحتها.</w:t>
+            </w:r>
+          </w:p>
+        </w:tc>
+      </w:tr>
+      <w:tr>
+        <w:tc>
+          <w:tcPr>
+            <w:tcW w:w="3600" w:type="dxa"/>
+          </w:tcPr>
+          <w:p>
+            <w:pPr>
+              <w:spacing w:before="0" w:after="0"/>
+              <w:jc w:val="left"/>
+            </w:pPr>
+            <w:r>
+              <w:rPr>
+                <w:rFonts w:ascii="Consolas" w:hAnsi="Consolas" w:cs="Arial"/>
+                <w:sz w:val="17"/>
+                <w:szCs w:val="17"/>
+              </w:rPr>
+              <w:t xml:space="preserve">Console.WriteLine("عرض الطلاب...");</w:t>
+            </w:r>
+          </w:p>
+        </w:tc>
+        <w:tc>
+          <w:tcPr>
+            <w:tcW w:w="6038" w:type="dxa"/>
+          </w:tcPr>
+          <w:p>
+            <w:pPr>
+              <w:bidi/>
+              <w:spacing w:before="0" w:after="0"/>
+            </w:pPr>
+            <w:r>
+              <w:rPr>
+                <w:sz w:val="20"/>
+                <w:szCs w:val="20"/>
+                <w:rtl/>
+              </w:rPr>
+              <w:t xml:space="preserve">يُطبع «عرض الطلاب...» ثم تأتي break للخروج.</w:t>
+            </w:r>
+          </w:p>
+        </w:tc>
+      </w:tr>
+      <w:tr>
+        <w:tc>
+          <w:tcPr>
+            <w:tcW w:w="3600" w:type="dxa"/>
+          </w:tcPr>
+          <w:p>
+            <w:pPr>
+              <w:spacing w:before="0" w:after="0"/>
+              <w:jc w:val="left"/>
+            </w:pPr>
+            <w:r>
+              <w:rPr>
+                <w:rFonts w:ascii="Consolas" w:hAnsi="Consolas" w:cs="Arial"/>
+                <w:sz w:val="17"/>
+                <w:szCs w:val="17"/>
+              </w:rPr>
+              <w:t xml:space="preserve">case "0":</w:t>
+            </w:r>
+          </w:p>
+        </w:tc>
+        <w:tc>
+          <w:tcPr>
+            <w:tcW w:w="6038" w:type="dxa"/>
+          </w:tcPr>
+          <w:p>
+            <w:pPr>
+              <w:bidi/>
+              <w:spacing w:before="0" w:after="0"/>
+            </w:pPr>
+            <w:r>
+              <w:rPr>
+                <w:sz w:val="20"/>
+                <w:szCs w:val="20"/>
+                <w:rtl/>
+              </w:rPr>
+              <w:t xml:space="preserve">الحالة الثالثة: إذا كتب المستخدم "0" للخروج.</w:t>
+            </w:r>
+          </w:p>
+        </w:tc>
+      </w:tr>
+      <w:tr>
+        <w:tc>
+          <w:tcPr>
+            <w:tcW w:w="3600" w:type="dxa"/>
+          </w:tcPr>
+          <w:p>
+            <w:pPr>
+              <w:spacing w:before="0" w:after="0"/>
+              <w:jc w:val="left"/>
+            </w:pPr>
+            <w:r>
+              <w:rPr>
+                <w:rFonts w:ascii="Consolas" w:hAnsi="Consolas" w:cs="Arial"/>
+                <w:sz w:val="17"/>
+                <w:szCs w:val="17"/>
+              </w:rPr>
+              <w:t xml:space="preserve">Console.WriteLine("وداعًا");</w:t>
+            </w:r>
+          </w:p>
+        </w:tc>
+        <w:tc>
+          <w:tcPr>
+            <w:tcW w:w="6038" w:type="dxa"/>
+          </w:tcPr>
+          <w:p>
+            <w:pPr>
+              <w:bidi/>
+              <w:spacing w:before="0" w:after="0"/>
+            </w:pPr>
+            <w:r>
+              <w:rPr>
+                <w:sz w:val="20"/>
+                <w:szCs w:val="20"/>
+                <w:rtl/>
+              </w:rPr>
+              <w:t xml:space="preserve">يُطبع «وداعًا» ثم break تُنهي الـ switch.</w:t>
+            </w:r>
+          </w:p>
+        </w:tc>
+      </w:tr>
+      <w:tr>
+        <w:tc>
+          <w:tcPr>
+            <w:tcW w:w="3600" w:type="dxa"/>
+          </w:tcPr>
+          <w:p>
+            <w:pPr>
+              <w:spacing w:before="0" w:after="0"/>
+              <w:jc w:val="left"/>
+            </w:pPr>
+            <w:r>
+              <w:rPr>
+                <w:rFonts w:ascii="Consolas" w:hAnsi="Consolas" w:cs="Arial"/>
+                <w:sz w:val="17"/>
+                <w:szCs w:val="17"/>
+              </w:rPr>
+              <w:t xml:space="preserve">default:</w:t>
+            </w:r>
+          </w:p>
+        </w:tc>
+        <w:tc>
+          <w:tcPr>
+            <w:tcW w:w="6038" w:type="dxa"/>
+          </w:tcPr>
+          <w:p>
+            <w:pPr>
+              <w:bidi/>
+              <w:spacing w:before="0" w:after="0"/>
+            </w:pPr>
+            <w:r>
+              <w:rPr>
+                <w:sz w:val="20"/>
+                <w:szCs w:val="20"/>
+                <w:rtl/>
+              </w:rPr>
+              <w:t xml:space="preserve">default تعني «الحالة الافتراضية»: تُنفذ إذا لم تطابق القيمة أي case من الحالات السابقة، مثل أن يكتب المستخدم 5 أو حرفًا.</w:t>
+            </w:r>
+          </w:p>
+        </w:tc>
+      </w:tr>
+      <w:tr>
+        <w:tc>
+          <w:tcPr>
+            <w:tcW w:w="3600" w:type="dxa"/>
+          </w:tcPr>
+          <w:p>
+            <w:pPr>
+              <w:spacing w:before="0" w:after="0"/>
+              <w:jc w:val="left"/>
+            </w:pPr>
+            <w:r>
+              <w:rPr>
+                <w:rFonts w:ascii="Consolas" w:hAnsi="Consolas" w:cs="Arial"/>
+                <w:sz w:val="17"/>
+                <w:szCs w:val="17"/>
+              </w:rPr>
+              <w:t xml:space="preserve">Console.WriteLine("اختيار غير صحيح");</w:t>
+            </w:r>
+          </w:p>
+        </w:tc>
+        <w:tc>
+          <w:tcPr>
+            <w:tcW w:w="6038" w:type="dxa"/>
+          </w:tcPr>
+          <w:p>
+            <w:pPr>
+              <w:bidi/>
+              <w:spacing w:before="0" w:after="0"/>
+            </w:pPr>
+            <w:r>
+              <w:rPr>
+                <w:sz w:val="20"/>
+                <w:szCs w:val="20"/>
+                <w:rtl/>
+              </w:rPr>
+              <w:t xml:space="preserve">يُطبع تنبيه للمستخدم بأن ما كتبه ليس من الاختيارات المتاحة، ثم break الأخيرة تُنهي الـ switch.</w:t>
+            </w:r>
+          </w:p>
+        </w:tc>
+      </w:tr>
+    </w:tbl>
+    <w:p>
+      <w:pPr>
+        <w:bidi/>
+        <w:spacing w:before="0" w:after="120"/>
+      </w:pPr>
+      <w:r>
+        <w:rPr>
+          <w:sz w:val="8"/>
+          <w:szCs w:val="8"/>
+        </w:rPr>
+        <w:t xml:space="preserve"> </w:t>
+      </w:r>
+    </w:p>
+    <w:p>
+      <w:pPr>
+        <w:keepNext/>
+        <w:bidi/>
+        <w:spacing w:before="280" w:after="100"/>
+      </w:pPr>
+      <w:r>
+        <w:rPr>
+          <w:b/>
+          <w:bCs/>
+          <w:color w:val="0E6B66"/>
+          <w:sz w:val="30"/>
+          <w:szCs w:val="30"/>
+          <w:rtl/>
+        </w:rPr>
+        <w:t xml:space="preserve">التمارين العملية</w:t>
+      </w:r>
+    </w:p>
+    <w:p>
+      <w:pPr>
+        <w:keepNext/>
+        <w:bidi/>
+        <w:spacing w:before="160" w:after="100"/>
+      </w:pPr>
+      <w:r>
+        <w:rPr>
+          <w:b/>
+          <w:bCs/>
+          <w:color w:val="18202B"/>
+          <w:sz w:val="25"/>
+          <w:szCs w:val="25"/>
+          <w:rtl/>
+        </w:rPr>
+        <w:t xml:space="preserve">تمرين 1: زوجي أم فردي (سهل)</w:t>
+      </w:r>
+    </w:p>
+    <w:p>
+      <w:pPr>
+        <w:bidi/>
+        <w:spacing w:before="0" w:after="120"/>
+      </w:pPr>
+      <w:r>
+        <w:rPr>
+          <w:rtl/>
+        </w:rPr>
+        <w:t xml:space="preserve">اقرأ عددًا واطبع هل هو زوجي أم فردي.</w:t>
+      </w:r>
+    </w:p>
+    <w:p>
+      <w:pPr>
+        <w:keepNext/>
+        <w:bidi/>
+        <w:spacing w:before="0" w:after="60"/>
+      </w:pPr>
+      <w:r>
+        <w:rPr>
+          <w:b/>
+          <w:bCs/>
+          <w:color w:val="0E6B66"/>
+          <w:rtl/>
+        </w:rPr>
+        <w:t xml:space="preserve">الحل المقترح:</w:t>
+      </w:r>
+    </w:p>
+    <w:p>
+      <w:pPr>
+        <w:keepNext/>
+        <w:shd w:val="clear" w:color="auto" w:fill="F3F4F6"/>
+        <w:spacing w:before="0" w:after="0"/>
+        <w:jc w:val="left"/>
+      </w:pPr>
+      <w:r>
+        <w:rPr>
+          <w:rFonts w:ascii="Consolas" w:hAnsi="Consolas" w:cs="Arial"/>
+          <w:b/>
+          <w:bCs/>
+          <w:color w:val="5B6575"/>
+          <w:sz w:val="18"/>
+          <w:szCs w:val="18"/>
+        </w:rPr>
+        <w:t xml:space="preserve">C#</w:t>
+      </w:r>
+    </w:p>
+    <w:p>
+      <w:pPr>
+        <w:keepNext/>
+        <w:shd w:val="clear" w:color="auto" w:fill="F3F4F6"/>
+        <w:spacing w:before="0" w:after="0"/>
+        <w:jc w:val="left"/>
+      </w:pPr>
+      <w:r>
+        <w:rPr>
+          <w:rFonts w:ascii="Consolas" w:hAnsi="Consolas" w:cs="Arial"/>
+          <w:sz w:val="18"/>
+          <w:szCs w:val="18"/>
+        </w:rPr>
+        <w:t xml:space="preserve">Console.Write("أدخل عددًا: ");</w:t>
+      </w:r>
+    </w:p>
+    <w:p>
+      <w:pPr>
+        <w:keepNext/>
+        <w:shd w:val="clear" w:color="auto" w:fill="F3F4F6"/>
+        <w:spacing w:before="0" w:after="0"/>
+        <w:jc w:val="left"/>
+      </w:pPr>
+      <w:r>
+        <w:rPr>
+          <w:rFonts w:ascii="Consolas" w:hAnsi="Consolas" w:cs="Arial"/>
+          <w:sz w:val="18"/>
+          <w:szCs w:val="18"/>
+        </w:rPr>
+        <w:t xml:space="preserve">int n = int.Parse(Console.ReadLine());</w:t>
+      </w:r>
+    </w:p>
+    <w:p>
+      <w:pPr>
+        <w:keepNext/>
+        <w:shd w:val="clear" w:color="auto" w:fill="F3F4F6"/>
+        <w:spacing w:before="0" w:after="0"/>
+        <w:jc w:val="left"/>
+      </w:pPr>
+      <w:r>
+        <w:rPr>
+          <w:rFonts w:ascii="Consolas" w:hAnsi="Consolas" w:cs="Arial"/>
+          <w:sz w:val="18"/>
+          <w:szCs w:val="18"/>
+        </w:rPr>
+        <w:t xml:space="preserve">if (n % 2 == 0)</w:t>
+      </w:r>
+    </w:p>
+    <w:p>
+      <w:pPr>
+        <w:keepNext/>
+        <w:shd w:val="clear" w:color="auto" w:fill="F3F4F6"/>
+        <w:spacing w:before="0" w:after="0"/>
+        <w:jc w:val="left"/>
+      </w:pPr>
+      <w:r>
+        <w:rPr>
+          <w:rFonts w:ascii="Consolas" w:hAnsi="Consolas" w:cs="Arial"/>
+          <w:sz w:val="18"/>
+          <w:szCs w:val="18"/>
+        </w:rPr>
+        <w:t xml:space="preserve">    Console.WriteLine("زوجي");</w:t>
+      </w:r>
+    </w:p>
+    <w:p>
+      <w:pPr>
+        <w:keepNext/>
+        <w:shd w:val="clear" w:color="auto" w:fill="F3F4F6"/>
+        <w:spacing w:before="0" w:after="0"/>
+        <w:jc w:val="left"/>
+      </w:pPr>
+      <w:r>
+        <w:rPr>
+          <w:rFonts w:ascii="Consolas" w:hAnsi="Consolas" w:cs="Arial"/>
+          <w:sz w:val="18"/>
+          <w:szCs w:val="18"/>
+        </w:rPr>
+        <w:t xml:space="preserve">else</w:t>
+      </w:r>
+    </w:p>
+    <w:p>
+      <w:pPr>
+        <w:keepNext/>
+        <w:shd w:val="clear" w:color="auto" w:fill="F3F4F6"/>
+        <w:spacing w:before="0" w:after="0"/>
+        <w:jc w:val="left"/>
+      </w:pPr>
+      <w:r>
+        <w:rPr>
+          <w:rFonts w:ascii="Consolas" w:hAnsi="Consolas" w:cs="Arial"/>
+          <w:sz w:val="18"/>
+          <w:szCs w:val="18"/>
+        </w:rPr>
+        <w:t xml:space="preserve">    Console.WriteLine("فردي");</w:t>
+      </w:r>
+    </w:p>
+    <w:p>
+      <w:pPr>
+        <w:shd w:val="clear" w:color="auto" w:fill="F3F4F6"/>
+        <w:spacing w:before="0" w:after="120"/>
+        <w:jc w:val="left"/>
+      </w:pPr>
+      <w:r>
+        <w:rPr>
+          <w:sz w:val="8"/>
+          <w:szCs w:val="8"/>
+        </w:rPr>
+        <w:t xml:space="preserve"> </w:t>
+      </w:r>
+    </w:p>
+    <w:p>
+      <w:pPr>
+        <w:shd w:val="clear" w:color="auto" w:fill="DDF0EE"/>
+        <w:bidi/>
+        <w:spacing w:before="0" w:after="80"/>
+      </w:pPr>
+      <w:r>
+        <w:rPr>
+          <w:b/>
+          <w:bCs/>
+          <w:color w:val="0E6B66"/>
+          <w:rtl/>
+        </w:rPr>
+        <w:t xml:space="preserve">ماذا يفعل هذا الكود؟ </w:t>
+      </w:r>
+      <w:r>
+        <w:rPr>
+          <w:rtl/>
+        </w:rPr>
+        <w:t xml:space="preserve">يطلب البرنامج عددًا صحيحًا ثم يطبع «زوجي» إذا كان يقبل القسمة على 2، أو «فردي» إذا لم يكن كذلك.</w:t>
+      </w:r>
+    </w:p>
+    <w:tbl>
+      <w:tblPr>
+        <w:bidiVisual/>
+        <w:tblW w:w="5000" w:type="pct"/>
+        <w:tblBorders>
+          <w:top w:val="single" w:color="D9DEE5" w:sz="4"/>
+          <w:left w:val="single" w:color="D9DEE5" w:sz="4"/>
+          <w:bottom w:val="single" w:color="D9DEE5" w:sz="4"/>
+          <w:right w:val="single" w:color="D9DEE5" w:sz="4"/>
+          <w:insideH w:val="single" w:color="D9DEE5" w:sz="4"/>
+          <w:insideV w:val="single" w:color="D9DEE5" w:sz="4"/>
+        </w:tblBorders>
+        <w:tblCellMar>
+          <w:top w:w="60" w:type="dxa"/>
+          <w:left w:w="100" w:type="dxa"/>
+          <w:bottom w:w="60" w:type="dxa"/>
+          <w:right w:w="100" w:type="dxa"/>
+        </w:tblCellMar>
+      </w:tblPr>
+      <w:tblGrid>
+        <w:gridCol w:w="3600"/>
+        <w:gridCol w:w="6038"/>
+      </w:tblGrid>
+      <w:tr>
+        <w:tc>
+          <w:tcPr>
+            <w:tcW w:w="3600" w:type="dxa"/>
+            <w:shd w:val="clear" w:color="auto" w:fill="F3F4F6"/>
+          </w:tcPr>
+          <w:p>
+            <w:pPr>
+              <w:bidi/>
+              <w:spacing w:before="0" w:after="0"/>
+            </w:pPr>
+            <w:r>
+              <w:rPr>
+                <w:b/>
+                <w:bCs/>
+                <w:rtl/>
+              </w:rPr>
+              <w:t xml:space="preserve">السطر</w:t>
+            </w:r>
+          </w:p>
+        </w:tc>
+        <w:tc>
+          <w:tcPr>
+            <w:tcW w:w="6038" w:type="dxa"/>
+            <w:shd w:val="clear" w:color="auto" w:fill="F3F4F6"/>
+          </w:tcPr>
+          <w:p>
+            <w:pPr>
+              <w:bidi/>
+              <w:spacing w:before="0" w:after="0"/>
+            </w:pPr>
+            <w:r>
+              <w:rPr>
+                <w:b/>
+                <w:bCs/>
+                <w:rtl/>
+              </w:rPr>
+              <w:t xml:space="preserve">الشرح</w:t>
+            </w:r>
+          </w:p>
+        </w:tc>
+      </w:tr>
+      <w:tr>
+        <w:tc>
+          <w:tcPr>
+            <w:tcW w:w="3600" w:type="dxa"/>
+          </w:tcPr>
+          <w:p>
+            <w:pPr>
+              <w:spacing w:before="0" w:after="0"/>
+              <w:jc w:val="left"/>
+            </w:pPr>
+            <w:r>
+              <w:rPr>
+                <w:rFonts w:ascii="Consolas" w:hAnsi="Consolas" w:cs="Arial"/>
+                <w:sz w:val="17"/>
+                <w:szCs w:val="17"/>
+              </w:rPr>
+              <w:t xml:space="preserve">Console.Write("أدخل عددًا: ");</w:t>
+            </w:r>
+          </w:p>
+        </w:tc>
+        <w:tc>
+          <w:tcPr>
+            <w:tcW w:w="6038" w:type="dxa"/>
+          </w:tcPr>
+          <w:p>
+            <w:pPr>
+              <w:bidi/>
+              <w:spacing w:before="0" w:after="0"/>
+            </w:pPr>
+            <w:r>
+              <w:rPr>
+                <w:sz w:val="20"/>
+                <w:szCs w:val="20"/>
+                <w:rtl/>
+              </w:rPr>
+              <w:t xml:space="preserve">نطبع طلبًا للمستخدم ليكتب عددًا.</w:t>
+            </w:r>
+          </w:p>
+        </w:tc>
+      </w:tr>
+      <w:tr>
+        <w:tc>
+          <w:tcPr>
+            <w:tcW w:w="3600" w:type="dxa"/>
+          </w:tcPr>
+          <w:p>
+            <w:pPr>
+              <w:spacing w:before="0" w:after="0"/>
+              <w:jc w:val="left"/>
+            </w:pPr>
+            <w:r>
+              <w:rPr>
+                <w:rFonts w:ascii="Consolas" w:hAnsi="Consolas" w:cs="Arial"/>
+                <w:sz w:val="17"/>
+                <w:szCs w:val="17"/>
+              </w:rPr>
+              <w:t xml:space="preserve">int n = int.Parse(Console.ReadLine());</w:t>
+            </w:r>
+          </w:p>
+        </w:tc>
+        <w:tc>
+          <w:tcPr>
+            <w:tcW w:w="6038" w:type="dxa"/>
+          </w:tcPr>
+          <w:p>
+            <w:pPr>
+              <w:bidi/>
+              <w:spacing w:before="0" w:after="0"/>
+            </w:pPr>
+            <w:r>
+              <w:rPr>
+                <w:sz w:val="20"/>
+                <w:szCs w:val="20"/>
+                <w:rtl/>
+              </w:rPr>
+              <w:t xml:space="preserve">نقرأ ما كتبه كنص بـ ReadLine، ثم نحوّله إلى عدد صحيح بـ int.Parse ونحفظه في n.</w:t>
+            </w:r>
+          </w:p>
+        </w:tc>
+      </w:tr>
+      <w:tr>
+        <w:tc>
+          <w:tcPr>
+            <w:tcW w:w="3600" w:type="dxa"/>
+          </w:tcPr>
+          <w:p>
+            <w:pPr>
+              <w:spacing w:before="0" w:after="0"/>
+              <w:jc w:val="left"/>
+            </w:pPr>
+            <w:r>
+              <w:rPr>
+                <w:rFonts w:ascii="Consolas" w:hAnsi="Consolas" w:cs="Arial"/>
+                <w:sz w:val="17"/>
+                <w:szCs w:val="17"/>
+              </w:rPr>
+              <w:t xml:space="preserve">if (n % 2 == 0)</w:t>
+            </w:r>
+          </w:p>
+        </w:tc>
+        <w:tc>
+          <w:tcPr>
+            <w:tcW w:w="6038" w:type="dxa"/>
+          </w:tcPr>
+          <w:p>
+            <w:pPr>
+              <w:bidi/>
+              <w:spacing w:before="0" w:after="0"/>
+            </w:pPr>
+            <w:r>
+              <w:rPr>
+                <w:sz w:val="20"/>
+                <w:szCs w:val="20"/>
+                <w:rtl/>
+              </w:rPr>
+              <w:t xml:space="preserve">n % 2 يحسب باقي قسمة العدد على 2، والعلامة == تعني «هل يساوي؟» للمقارنة، وهي تختلف عن = التي تضع قيمة في متغير. فإذا كان الباقي صفرًا فالعدد زوجي.</w:t>
+            </w:r>
+          </w:p>
+        </w:tc>
+      </w:tr>
+      <w:tr>
+        <w:tc>
+          <w:tcPr>
+            <w:tcW w:w="3600" w:type="dxa"/>
+          </w:tcPr>
+          <w:p>
+            <w:pPr>
+              <w:spacing w:before="0" w:after="0"/>
+              <w:jc w:val="left"/>
+            </w:pPr>
+            <w:r>
+              <w:rPr>
+                <w:rFonts w:ascii="Consolas" w:hAnsi="Consolas" w:cs="Arial"/>
+                <w:sz w:val="17"/>
+                <w:szCs w:val="17"/>
+              </w:rPr>
+              <w:t xml:space="preserve">Console.WriteLine("زوجي");</w:t>
+            </w:r>
+          </w:p>
+        </w:tc>
+        <w:tc>
+          <w:tcPr>
+            <w:tcW w:w="6038" w:type="dxa"/>
+          </w:tcPr>
+          <w:p>
+            <w:pPr>
+              <w:bidi/>
+              <w:spacing w:before="0" w:after="0"/>
+            </w:pPr>
+            <w:r>
+              <w:rPr>
+                <w:sz w:val="20"/>
+                <w:szCs w:val="20"/>
+                <w:rtl/>
+              </w:rPr>
+              <w:t xml:space="preserve">يُطبع «زوجي» فقط عندما يكون الشرط صحيحًا.</w:t>
+            </w:r>
+          </w:p>
+        </w:tc>
+      </w:tr>
+      <w:tr>
+        <w:tc>
+          <w:tcPr>
+            <w:tcW w:w="3600" w:type="dxa"/>
+          </w:tcPr>
+          <w:p>
+            <w:pPr>
+              <w:spacing w:before="0" w:after="0"/>
+              <w:jc w:val="left"/>
+            </w:pPr>
+            <w:r>
+              <w:rPr>
+                <w:rFonts w:ascii="Consolas" w:hAnsi="Consolas" w:cs="Arial"/>
+                <w:sz w:val="17"/>
+                <w:szCs w:val="17"/>
+              </w:rPr>
+              <w:t xml:space="preserve">else</w:t>
+            </w:r>
+          </w:p>
+        </w:tc>
+        <w:tc>
+          <w:tcPr>
+            <w:tcW w:w="6038" w:type="dxa"/>
+          </w:tcPr>
+          <w:p>
+            <w:pPr>
+              <w:bidi/>
+              <w:spacing w:before="0" w:after="0"/>
+            </w:pPr>
+            <w:r>
+              <w:rPr>
+                <w:sz w:val="20"/>
+                <w:szCs w:val="20"/>
+                <w:rtl/>
+              </w:rPr>
+              <w:t xml:space="preserve">else تعني «وإلا»: تُنفذ عندما يكون شرط if خاطئًا، أي عندما يكون الباقي 1 (أو -1 للأعداد السالبة).</w:t>
+            </w:r>
+          </w:p>
+        </w:tc>
+      </w:tr>
+      <w:tr>
+        <w:tc>
+          <w:tcPr>
+            <w:tcW w:w="3600" w:type="dxa"/>
+          </w:tcPr>
+          <w:p>
+            <w:pPr>
+              <w:spacing w:before="0" w:after="0"/>
+              <w:jc w:val="left"/>
+            </w:pPr>
+            <w:r>
+              <w:rPr>
+                <w:rFonts w:ascii="Consolas" w:hAnsi="Consolas" w:cs="Arial"/>
+                <w:sz w:val="17"/>
+                <w:szCs w:val="17"/>
+              </w:rPr>
+              <w:t xml:space="preserve">Console.WriteLine("فردي");</w:t>
+            </w:r>
+          </w:p>
+        </w:tc>
+        <w:tc>
+          <w:tcPr>
+            <w:tcW w:w="6038" w:type="dxa"/>
+          </w:tcPr>
+          <w:p>
+            <w:pPr>
+              <w:bidi/>
+              <w:spacing w:before="0" w:after="0"/>
+            </w:pPr>
+            <w:r>
+              <w:rPr>
+                <w:sz w:val="20"/>
+                <w:szCs w:val="20"/>
+                <w:rtl/>
+              </w:rPr>
+              <w:t xml:space="preserve">يُطبع «فردي» في هذه الحالة.</w:t>
+            </w:r>
+          </w:p>
+        </w:tc>
+      </w:tr>
+    </w:tbl>
+    <w:p>
+      <w:pPr>
+        <w:bidi/>
+        <w:spacing w:before="0" w:after="120"/>
+      </w:pPr>
+      <w:r>
+        <w:rPr>
+          <w:sz w:val="8"/>
+          <w:szCs w:val="8"/>
+        </w:rPr>
+        <w:t xml:space="preserve"> </w:t>
+      </w:r>
+    </w:p>
+    <w:p>
+      <w:pPr>
+        <w:keepNext/>
+        <w:bidi/>
+        <w:spacing w:before="160" w:after="100"/>
+      </w:pPr>
+      <w:r>
+        <w:rPr>
+          <w:b/>
+          <w:bCs/>
+          <w:color w:val="18202B"/>
+          <w:sz w:val="25"/>
+          <w:szCs w:val="25"/>
+          <w:rtl/>
+        </w:rPr>
+        <w:t xml:space="preserve">تمرين 2: تقدير الطالب (متوسط)</w:t>
+      </w:r>
+    </w:p>
+    <w:p>
+      <w:pPr>
+        <w:bidi/>
+        <w:spacing w:before="0" w:after="120"/>
+      </w:pPr>
+      <w:r>
+        <w:rPr>
+          <w:rtl/>
+        </w:rPr>
+        <w:t xml:space="preserve">اقرأ درجة من 100. إن كانت أقل من 0 أو أكبر من 100 اطبع «درجة غير صالحة»، وإلا اطبع التقدير: ممتاز (90+)، جيد جدًا (80+)، جيد (70+)، مقبول (60+)، راسب.</w:t>
+      </w:r>
+    </w:p>
+    <w:p>
+      <w:pPr>
+        <w:keepNext/>
+        <w:bidi/>
+        <w:spacing w:before="0" w:after="60"/>
+      </w:pPr>
+      <w:r>
+        <w:rPr>
+          <w:b/>
+          <w:bCs/>
+          <w:color w:val="0E6B66"/>
+          <w:rtl/>
+        </w:rPr>
+        <w:t xml:space="preserve">الحل المقترح:</w:t>
+      </w:r>
+    </w:p>
+    <w:p>
+      <w:pPr>
+        <w:keepNext/>
+        <w:shd w:val="clear" w:color="auto" w:fill="F3F4F6"/>
+        <w:spacing w:before="0" w:after="0"/>
+        <w:jc w:val="left"/>
+      </w:pPr>
+      <w:r>
+        <w:rPr>
+          <w:rFonts w:ascii="Consolas" w:hAnsi="Consolas" w:cs="Arial"/>
+          <w:b/>
+          <w:bCs/>
+          <w:color w:val="5B6575"/>
+          <w:sz w:val="18"/>
+          <w:szCs w:val="18"/>
+        </w:rPr>
+        <w:t xml:space="preserve">C#</w:t>
+      </w:r>
+    </w:p>
+    <w:p>
+      <w:pPr>
+        <w:keepNext/>
+        <w:shd w:val="clear" w:color="auto" w:fill="F3F4F6"/>
+        <w:spacing w:before="0" w:after="0"/>
+        <w:jc w:val="left"/>
+      </w:pPr>
+      <w:r>
+        <w:rPr>
+          <w:rFonts w:ascii="Consolas" w:hAnsi="Consolas" w:cs="Arial"/>
+          <w:sz w:val="18"/>
+          <w:szCs w:val="18"/>
+        </w:rPr>
+        <w:t xml:space="preserve">Console.Write("الدرجة: ");</w:t>
+      </w:r>
+    </w:p>
+    <w:p>
+      <w:pPr>
+        <w:keepNext/>
+        <w:shd w:val="clear" w:color="auto" w:fill="F3F4F6"/>
+        <w:spacing w:before="0" w:after="0"/>
+        <w:jc w:val="left"/>
+      </w:pPr>
+      <w:r>
+        <w:rPr>
+          <w:rFonts w:ascii="Consolas" w:hAnsi="Consolas" w:cs="Arial"/>
+          <w:sz w:val="18"/>
+          <w:szCs w:val="18"/>
+        </w:rPr>
+        <w:t xml:space="preserve">int s = int.Parse(Console.ReadLine());</w:t>
+      </w:r>
+    </w:p>
+    <w:p>
+      <w:pPr>
+        <w:keepNext/>
+        <w:shd w:val="clear" w:color="auto" w:fill="F3F4F6"/>
+        <w:spacing w:before="0" w:after="0"/>
+        <w:jc w:val="left"/>
+      </w:pPr>
+      <w:r>
+        <w:rPr>
+          <w:rFonts w:ascii="Consolas" w:hAnsi="Consolas" w:cs="Arial"/>
+          <w:sz w:val="18"/>
+          <w:szCs w:val="18"/>
+        </w:rPr>
+        <w:t xml:space="preserve"> </w:t>
+      </w:r>
+    </w:p>
+    <w:p>
+      <w:pPr>
+        <w:keepNext/>
+        <w:shd w:val="clear" w:color="auto" w:fill="F3F4F6"/>
+        <w:spacing w:before="0" w:after="0"/>
+        <w:jc w:val="left"/>
+      </w:pPr>
+      <w:r>
+        <w:rPr>
+          <w:rFonts w:ascii="Consolas" w:hAnsi="Consolas" w:cs="Arial"/>
+          <w:sz w:val="18"/>
+          <w:szCs w:val="18"/>
+        </w:rPr>
+        <w:t xml:space="preserve">if (s &lt; 0 || s &gt; 100) Console.WriteLine("درجة غير صالحة");</w:t>
+      </w:r>
+    </w:p>
+    <w:p>
+      <w:pPr>
+        <w:keepNext/>
+        <w:shd w:val="clear" w:color="auto" w:fill="F3F4F6"/>
+        <w:spacing w:before="0" w:after="0"/>
+        <w:jc w:val="left"/>
+      </w:pPr>
+      <w:r>
+        <w:rPr>
+          <w:rFonts w:ascii="Consolas" w:hAnsi="Consolas" w:cs="Arial"/>
+          <w:sz w:val="18"/>
+          <w:szCs w:val="18"/>
+        </w:rPr>
+        <w:t xml:space="preserve">else if (s &gt;= 90) Console.WriteLine("ممتاز");</w:t>
+      </w:r>
+    </w:p>
+    <w:p>
+      <w:pPr>
+        <w:keepNext/>
+        <w:shd w:val="clear" w:color="auto" w:fill="F3F4F6"/>
+        <w:spacing w:before="0" w:after="0"/>
+        <w:jc w:val="left"/>
+      </w:pPr>
+      <w:r>
+        <w:rPr>
+          <w:rFonts w:ascii="Consolas" w:hAnsi="Consolas" w:cs="Arial"/>
+          <w:sz w:val="18"/>
+          <w:szCs w:val="18"/>
+        </w:rPr>
+        <w:t xml:space="preserve">else if (s &gt;= 80) Console.WriteLine("جيد جدًا");</w:t>
+      </w:r>
+    </w:p>
+    <w:p>
+      <w:pPr>
+        <w:keepNext/>
+        <w:shd w:val="clear" w:color="auto" w:fill="F3F4F6"/>
+        <w:spacing w:before="0" w:after="0"/>
+        <w:jc w:val="left"/>
+      </w:pPr>
+      <w:r>
+        <w:rPr>
+          <w:rFonts w:ascii="Consolas" w:hAnsi="Consolas" w:cs="Arial"/>
+          <w:sz w:val="18"/>
+          <w:szCs w:val="18"/>
+        </w:rPr>
+        <w:t xml:space="preserve">else if (s &gt;= 70) Console.WriteLine("جيد");</w:t>
+      </w:r>
+    </w:p>
+    <w:p>
+      <w:pPr>
+        <w:keepNext/>
+        <w:shd w:val="clear" w:color="auto" w:fill="F3F4F6"/>
+        <w:spacing w:before="0" w:after="0"/>
+        <w:jc w:val="left"/>
+      </w:pPr>
+      <w:r>
+        <w:rPr>
+          <w:rFonts w:ascii="Consolas" w:hAnsi="Consolas" w:cs="Arial"/>
+          <w:sz w:val="18"/>
+          <w:szCs w:val="18"/>
+        </w:rPr>
+        <w:t xml:space="preserve">else if (s &gt;= 60) Console.WriteLine("مقبول");</w:t>
+      </w:r>
+    </w:p>
+    <w:p>
+      <w:pPr>
+        <w:keepNext/>
+        <w:shd w:val="clear" w:color="auto" w:fill="F3F4F6"/>
+        <w:spacing w:before="0" w:after="0"/>
+        <w:jc w:val="left"/>
+      </w:pPr>
+      <w:r>
+        <w:rPr>
+          <w:rFonts w:ascii="Consolas" w:hAnsi="Consolas" w:cs="Arial"/>
+          <w:sz w:val="18"/>
+          <w:szCs w:val="18"/>
+        </w:rPr>
+        <w:t xml:space="preserve">else Console.WriteLine("راسب");</w:t>
+      </w:r>
+    </w:p>
+    <w:p>
+      <w:pPr>
+        <w:shd w:val="clear" w:color="auto" w:fill="F3F4F6"/>
+        <w:spacing w:before="0" w:after="120"/>
+        <w:jc w:val="left"/>
+      </w:pPr>
+      <w:r>
+        <w:rPr>
+          <w:sz w:val="8"/>
+          <w:szCs w:val="8"/>
+        </w:rPr>
+        <w:t xml:space="preserve"> </w:t>
+      </w:r>
+    </w:p>
+    <w:p>
+      <w:pPr>
+        <w:shd w:val="clear" w:color="auto" w:fill="DDF0EE"/>
+        <w:bidi/>
+        <w:spacing w:before="0" w:after="80"/>
+      </w:pPr>
+      <w:r>
+        <w:rPr>
+          <w:b/>
+          <w:bCs/>
+          <w:color w:val="0E6B66"/>
+          <w:rtl/>
+        </w:rPr>
+        <w:t xml:space="preserve">ماذا يفعل هذا الكود؟ </w:t>
+      </w:r>
+      <w:r>
+        <w:rPr>
+          <w:rtl/>
+        </w:rPr>
+        <w:t xml:space="preserve">يطلب البرنامج درجة من 0 إلى 100 ويطبع تقديرها (ممتاز، جيد جدًا، جيد، مقبول، راسب)، ويطبع «درجة غير صالحة» إذا كانت الدرجة خارج هذا المدى.</w:t>
+      </w:r>
+    </w:p>
+    <w:tbl>
+      <w:tblPr>
+        <w:bidiVisual/>
+        <w:tblW w:w="5000" w:type="pct"/>
+        <w:tblBorders>
+          <w:top w:val="single" w:color="D9DEE5" w:sz="4"/>
+          <w:left w:val="single" w:color="D9DEE5" w:sz="4"/>
+          <w:bottom w:val="single" w:color="D9DEE5" w:sz="4"/>
+          <w:right w:val="single" w:color="D9DEE5" w:sz="4"/>
+          <w:insideH w:val="single" w:color="D9DEE5" w:sz="4"/>
+          <w:insideV w:val="single" w:color="D9DEE5" w:sz="4"/>
+        </w:tblBorders>
+        <w:tblCellMar>
+          <w:top w:w="60" w:type="dxa"/>
+          <w:left w:w="100" w:type="dxa"/>
+          <w:bottom w:w="60" w:type="dxa"/>
+          <w:right w:w="100" w:type="dxa"/>
+        </w:tblCellMar>
+      </w:tblPr>
+      <w:tblGrid>
+        <w:gridCol w:w="3600"/>
+        <w:gridCol w:w="6038"/>
+      </w:tblGrid>
+      <w:tr>
+        <w:tc>
+          <w:tcPr>
+            <w:tcW w:w="3600" w:type="dxa"/>
+            <w:shd w:val="clear" w:color="auto" w:fill="F3F4F6"/>
+          </w:tcPr>
+          <w:p>
+            <w:pPr>
+              <w:bidi/>
+              <w:spacing w:before="0" w:after="0"/>
+            </w:pPr>
+            <w:r>
+              <w:rPr>
+                <w:b/>
+                <w:bCs/>
+                <w:rtl/>
+              </w:rPr>
+              <w:t xml:space="preserve">السطر</w:t>
+            </w:r>
+          </w:p>
+        </w:tc>
+        <w:tc>
+          <w:tcPr>
+            <w:tcW w:w="6038" w:type="dxa"/>
+            <w:shd w:val="clear" w:color="auto" w:fill="F3F4F6"/>
+          </w:tcPr>
+          <w:p>
+            <w:pPr>
+              <w:bidi/>
+              <w:spacing w:before="0" w:after="0"/>
+            </w:pPr>
+            <w:r>
+              <w:rPr>
+                <w:b/>
+                <w:bCs/>
+                <w:rtl/>
+              </w:rPr>
+              <w:t xml:space="preserve">الشرح</w:t>
+            </w:r>
+          </w:p>
+        </w:tc>
+      </w:tr>
+      <w:tr>
+        <w:tc>
+          <w:tcPr>
+            <w:tcW w:w="3600" w:type="dxa"/>
+          </w:tcPr>
+          <w:p>
+            <w:pPr>
+              <w:spacing w:before="0" w:after="0"/>
+              <w:jc w:val="left"/>
+            </w:pPr>
+            <w:r>
+              <w:rPr>
+                <w:rFonts w:ascii="Consolas" w:hAnsi="Consolas" w:cs="Arial"/>
+                <w:sz w:val="17"/>
+                <w:szCs w:val="17"/>
+              </w:rPr>
+              <w:t xml:space="preserve">Console.Write("الدرجة: ");</w:t>
+            </w:r>
+          </w:p>
+        </w:tc>
+        <w:tc>
+          <w:tcPr>
+            <w:tcW w:w="6038" w:type="dxa"/>
+          </w:tcPr>
+          <w:p>
+            <w:pPr>
+              <w:bidi/>
+              <w:spacing w:before="0" w:after="0"/>
+            </w:pPr>
+            <w:r>
+              <w:rPr>
+                <w:sz w:val="20"/>
+                <w:szCs w:val="20"/>
+                <w:rtl/>
+              </w:rPr>
+              <w:t xml:space="preserve">نطبع طلبًا للمستخدم ليكتب الدرجة.</w:t>
+            </w:r>
+          </w:p>
+        </w:tc>
+      </w:tr>
+      <w:tr>
+        <w:tc>
+          <w:tcPr>
+            <w:tcW w:w="3600" w:type="dxa"/>
+          </w:tcPr>
+          <w:p>
+            <w:pPr>
+              <w:spacing w:before="0" w:after="0"/>
+              <w:jc w:val="left"/>
+            </w:pPr>
+            <w:r>
+              <w:rPr>
+                <w:rFonts w:ascii="Consolas" w:hAnsi="Consolas" w:cs="Arial"/>
+                <w:sz w:val="17"/>
+                <w:szCs w:val="17"/>
+              </w:rPr>
+              <w:t xml:space="preserve">int s = int.Parse(Console.ReadLine());</w:t>
+            </w:r>
+          </w:p>
+        </w:tc>
+        <w:tc>
+          <w:tcPr>
+            <w:tcW w:w="6038" w:type="dxa"/>
+          </w:tcPr>
+          <w:p>
+            <w:pPr>
+              <w:bidi/>
+              <w:spacing w:before="0" w:after="0"/>
+            </w:pPr>
+            <w:r>
+              <w:rPr>
+                <w:sz w:val="20"/>
+                <w:szCs w:val="20"/>
+                <w:rtl/>
+              </w:rPr>
+              <w:t xml:space="preserve">نقرأ النص الذي كتبه ونحوّله إلى عدد صحيح بـ int.Parse، ونحفظه في المتغير s.</w:t>
+            </w:r>
+          </w:p>
+        </w:tc>
+      </w:tr>
+      <w:tr>
+        <w:tc>
+          <w:tcPr>
+            <w:tcW w:w="3600" w:type="dxa"/>
+          </w:tcPr>
+          <w:p>
+            <w:pPr>
+              <w:spacing w:before="0" w:after="0"/>
+              <w:jc w:val="left"/>
+            </w:pPr>
+            <w:r>
+              <w:rPr>
+                <w:rFonts w:ascii="Consolas" w:hAnsi="Consolas" w:cs="Arial"/>
+                <w:sz w:val="17"/>
+                <w:szCs w:val="17"/>
+              </w:rPr>
+              <w:t xml:space="preserve">if (s &lt; 0 || s &gt; 100) Console.WriteLine("درجة غير صالحة");</w:t>
+            </w:r>
+          </w:p>
+        </w:tc>
+        <w:tc>
+          <w:tcPr>
+            <w:tcW w:w="6038" w:type="dxa"/>
+          </w:tcPr>
+          <w:p>
+            <w:pPr>
+              <w:bidi/>
+              <w:spacing w:before="0" w:after="0"/>
+            </w:pPr>
+            <w:r>
+              <w:rPr>
+                <w:sz w:val="20"/>
+                <w:szCs w:val="20"/>
+                <w:rtl/>
+              </w:rPr>
+              <w:t xml:space="preserve">العلامة || تعني «أو»: يكون الشرط صحيحًا إذا تحقق أحد الجزأين على الأقل، أي الدرجة أقل من 0 أو أكبر من 100. نفحص هذا أولًا لنرفض الدرجات غير المنطقية، ويمكن كتابة التعليمة في نفس سطر if.</w:t>
+            </w:r>
+          </w:p>
+        </w:tc>
+      </w:tr>
+      <w:tr>
+        <w:tc>
+          <w:tcPr>
+            <w:tcW w:w="3600" w:type="dxa"/>
+          </w:tcPr>
+          <w:p>
+            <w:pPr>
+              <w:spacing w:before="0" w:after="0"/>
+              <w:jc w:val="left"/>
+            </w:pPr>
+            <w:r>
+              <w:rPr>
+                <w:rFonts w:ascii="Consolas" w:hAnsi="Consolas" w:cs="Arial"/>
+                <w:sz w:val="17"/>
+                <w:szCs w:val="17"/>
+              </w:rPr>
+              <w:t xml:space="preserve">else if (s &gt;= 90) Console.WriteLine("ممتاز");</w:t>
+            </w:r>
+          </w:p>
+        </w:tc>
+        <w:tc>
+          <w:tcPr>
+            <w:tcW w:w="6038" w:type="dxa"/>
+          </w:tcPr>
+          <w:p>
+            <w:pPr>
+              <w:bidi/>
+              <w:spacing w:before="0" w:after="0"/>
+            </w:pPr>
+            <w:r>
+              <w:rPr>
+                <w:sz w:val="20"/>
+                <w:szCs w:val="20"/>
+                <w:rtl/>
+              </w:rPr>
+              <w:t xml:space="preserve">نصل إلى هنا فقط إذا كانت الدرجة صالحة. إذا كانت 90 أو أكثر يُطبع «ممتاز».</w:t>
+            </w:r>
+          </w:p>
+        </w:tc>
+      </w:tr>
+      <w:tr>
+        <w:tc>
+          <w:tcPr>
+            <w:tcW w:w="3600" w:type="dxa"/>
+          </w:tcPr>
+          <w:p>
+            <w:pPr>
+              <w:spacing w:before="0" w:after="0"/>
+              <w:jc w:val="left"/>
+            </w:pPr>
+            <w:r>
+              <w:rPr>
+                <w:rFonts w:ascii="Consolas" w:hAnsi="Consolas" w:cs="Arial"/>
+                <w:sz w:val="17"/>
+                <w:szCs w:val="17"/>
+              </w:rPr>
+              <w:t xml:space="preserve">else if (s &gt;= 80) Console.WriteLine("جيد جدًا");</w:t>
+            </w:r>
+          </w:p>
+        </w:tc>
+        <w:tc>
+          <w:tcPr>
+            <w:tcW w:w="6038" w:type="dxa"/>
+          </w:tcPr>
+          <w:p>
+            <w:pPr>
+              <w:bidi/>
+              <w:spacing w:before="0" w:after="0"/>
+            </w:pPr>
+            <w:r>
+              <w:rPr>
+                <w:sz w:val="20"/>
+                <w:szCs w:val="20"/>
+                <w:rtl/>
+              </w:rPr>
+              <w:t xml:space="preserve">إذا فشلت الشروط السابقة وكانت الدرجة 80 أو أكثر (أي 80 إلى 89) يُطبع «جيد جدًا».</w:t>
+            </w:r>
+          </w:p>
+        </w:tc>
+      </w:tr>
+      <w:tr>
+        <w:tc>
+          <w:tcPr>
+            <w:tcW w:w="3600" w:type="dxa"/>
+          </w:tcPr>
+          <w:p>
+            <w:pPr>
+              <w:spacing w:before="0" w:after="0"/>
+              <w:jc w:val="left"/>
+            </w:pPr>
+            <w:r>
+              <w:rPr>
+                <w:rFonts w:ascii="Consolas" w:hAnsi="Consolas" w:cs="Arial"/>
+                <w:sz w:val="17"/>
+                <w:szCs w:val="17"/>
+              </w:rPr>
+              <w:t xml:space="preserve">else if (s &gt;= 70) Console.WriteLine("جيد");</w:t>
+            </w:r>
+          </w:p>
+        </w:tc>
+        <w:tc>
+          <w:tcPr>
+            <w:tcW w:w="6038" w:type="dxa"/>
+          </w:tcPr>
+          <w:p>
+            <w:pPr>
+              <w:bidi/>
+              <w:spacing w:before="0" w:after="0"/>
+            </w:pPr>
+            <w:r>
+              <w:rPr>
+                <w:sz w:val="20"/>
+                <w:szCs w:val="20"/>
+                <w:rtl/>
+              </w:rPr>
+              <w:t xml:space="preserve">الدرجات من 70 إلى 79 تعطي «جيد». ترتيب الشروط من الأعلى إلى الأدنى مهم لأن أول شرط صحيح هو الذي يُنفذ.</w:t>
+            </w:r>
+          </w:p>
+        </w:tc>
+      </w:tr>
+      <w:tr>
+        <w:tc>
+          <w:tcPr>
+            <w:tcW w:w="3600" w:type="dxa"/>
+          </w:tcPr>
+          <w:p>
+            <w:pPr>
+              <w:spacing w:before="0" w:after="0"/>
+              <w:jc w:val="left"/>
+            </w:pPr>
+            <w:r>
+              <w:rPr>
+                <w:rFonts w:ascii="Consolas" w:hAnsi="Consolas" w:cs="Arial"/>
+                <w:sz w:val="17"/>
+                <w:szCs w:val="17"/>
+              </w:rPr>
+              <w:t xml:space="preserve">else if (s &gt;= 60) Console.WriteLine("مقبول");</w:t>
+            </w:r>
+          </w:p>
+        </w:tc>
+        <w:tc>
+          <w:tcPr>
+            <w:tcW w:w="6038" w:type="dxa"/>
+          </w:tcPr>
+          <w:p>
+            <w:pPr>
+              <w:bidi/>
+              <w:spacing w:before="0" w:after="0"/>
+            </w:pPr>
+            <w:r>
+              <w:rPr>
+                <w:sz w:val="20"/>
+                <w:szCs w:val="20"/>
+                <w:rtl/>
+              </w:rPr>
+              <w:t xml:space="preserve">الدرجات من 60 إلى 69 تعطي «مقبول».</w:t>
+            </w:r>
+          </w:p>
+        </w:tc>
+      </w:tr>
+      <w:tr>
+        <w:tc>
+          <w:tcPr>
+            <w:tcW w:w="3600" w:type="dxa"/>
+          </w:tcPr>
+          <w:p>
+            <w:pPr>
+              <w:spacing w:before="0" w:after="0"/>
+              <w:jc w:val="left"/>
+            </w:pPr>
+            <w:r>
+              <w:rPr>
+                <w:rFonts w:ascii="Consolas" w:hAnsi="Consolas" w:cs="Arial"/>
+                <w:sz w:val="17"/>
+                <w:szCs w:val="17"/>
+              </w:rPr>
+              <w:t xml:space="preserve">else Console.WriteLine("راسب");</w:t>
+            </w:r>
+          </w:p>
+        </w:tc>
+        <w:tc>
+          <w:tcPr>
+            <w:tcW w:w="6038" w:type="dxa"/>
+          </w:tcPr>
+          <w:p>
+            <w:pPr>
+              <w:bidi/>
+              <w:spacing w:before="0" w:after="0"/>
+            </w:pPr>
+            <w:r>
+              <w:rPr>
+                <w:sz w:val="20"/>
+                <w:szCs w:val="20"/>
+                <w:rtl/>
+              </w:rPr>
+              <w:t xml:space="preserve">else الأخيرة تلتقط كل ما تبقى، أي الدرجات من 0 إلى 59، فيُطبع «راسب».</w:t>
+            </w:r>
+          </w:p>
+        </w:tc>
+      </w:tr>
+    </w:tbl>
+    <w:p>
+      <w:pPr>
+        <w:bidi/>
+        <w:spacing w:before="0" w:after="120"/>
+      </w:pPr>
+      <w:r>
+        <w:rPr>
+          <w:sz w:val="8"/>
+          <w:szCs w:val="8"/>
+        </w:rPr>
+        <w:t xml:space="preserve"> </w:t>
+      </w:r>
+    </w:p>
+    <w:p>
+      <w:pPr>
+        <w:keepNext/>
+        <w:bidi/>
+        <w:spacing w:before="160" w:after="100"/>
+      </w:pPr>
+      <w:r>
+        <w:rPr>
+          <w:b/>
+          <w:bCs/>
+          <w:color w:val="18202B"/>
+          <w:sz w:val="25"/>
+          <w:szCs w:val="25"/>
+          <w:rtl/>
+        </w:rPr>
+        <w:t xml:space="preserve">تمرين 3: تحدٍّ: آلة حاسبة (تحدٍّ)</w:t>
+      </w:r>
+    </w:p>
+    <w:p>
+      <w:pPr>
+        <w:bidi/>
+        <w:spacing w:before="0" w:after="120"/>
+      </w:pPr>
+      <w:r>
+        <w:rPr>
+          <w:rtl/>
+        </w:rPr>
+        <w:t xml:space="preserve">اقرأ عددين وعملية (+ أو - أو * أو /) واستخدم switch لطباعة الناتج. لا تسمح بالقسمة على صفر.</w:t>
+      </w:r>
+    </w:p>
+    <w:p>
+      <w:pPr>
+        <w:keepNext/>
+        <w:bidi/>
+        <w:spacing w:before="0" w:after="60"/>
+      </w:pPr>
+      <w:r>
+        <w:rPr>
+          <w:b/>
+          <w:bCs/>
+          <w:color w:val="0E6B66"/>
+          <w:rtl/>
+        </w:rPr>
+        <w:t xml:space="preserve">الحل المقترح:</w:t>
+      </w:r>
+    </w:p>
+    <w:p>
+      <w:pPr>
+        <w:keepNext/>
+        <w:shd w:val="clear" w:color="auto" w:fill="F3F4F6"/>
+        <w:spacing w:before="0" w:after="0"/>
+        <w:jc w:val="left"/>
+      </w:pPr>
+      <w:r>
+        <w:rPr>
+          <w:rFonts w:ascii="Consolas" w:hAnsi="Consolas" w:cs="Arial"/>
+          <w:b/>
+          <w:bCs/>
+          <w:color w:val="5B6575"/>
+          <w:sz w:val="18"/>
+          <w:szCs w:val="18"/>
+        </w:rPr>
+        <w:t xml:space="preserve">C#</w:t>
+      </w:r>
+    </w:p>
+    <w:p>
+      <w:pPr>
+        <w:keepNext/>
+        <w:shd w:val="clear" w:color="auto" w:fill="F3F4F6"/>
+        <w:spacing w:before="0" w:after="0"/>
+        <w:jc w:val="left"/>
+      </w:pPr>
+      <w:r>
+        <w:rPr>
+          <w:rFonts w:ascii="Consolas" w:hAnsi="Consolas" w:cs="Arial"/>
+          <w:sz w:val="18"/>
+          <w:szCs w:val="18"/>
+        </w:rPr>
+        <w:t xml:space="preserve">Console.Write("العدد الأول: ");</w:t>
+      </w:r>
+    </w:p>
+    <w:p>
+      <w:pPr>
+        <w:keepNext/>
+        <w:shd w:val="clear" w:color="auto" w:fill="F3F4F6"/>
+        <w:spacing w:before="0" w:after="0"/>
+        <w:jc w:val="left"/>
+      </w:pPr>
+      <w:r>
+        <w:rPr>
+          <w:rFonts w:ascii="Consolas" w:hAnsi="Consolas" w:cs="Arial"/>
+          <w:sz w:val="18"/>
+          <w:szCs w:val="18"/>
+        </w:rPr>
+        <w:t xml:space="preserve">double x = double.Parse(Console.ReadLine());</w:t>
+      </w:r>
+    </w:p>
+    <w:p>
+      <w:pPr>
+        <w:keepNext/>
+        <w:shd w:val="clear" w:color="auto" w:fill="F3F4F6"/>
+        <w:spacing w:before="0" w:after="0"/>
+        <w:jc w:val="left"/>
+      </w:pPr>
+      <w:r>
+        <w:rPr>
+          <w:rFonts w:ascii="Consolas" w:hAnsi="Consolas" w:cs="Arial"/>
+          <w:sz w:val="18"/>
+          <w:szCs w:val="18"/>
+        </w:rPr>
+        <w:t xml:space="preserve">Console.Write("العملية (+ - * /): ");</w:t>
+      </w:r>
+    </w:p>
+    <w:p>
+      <w:pPr>
+        <w:keepNext/>
+        <w:shd w:val="clear" w:color="auto" w:fill="F3F4F6"/>
+        <w:spacing w:before="0" w:after="0"/>
+        <w:jc w:val="left"/>
+      </w:pPr>
+      <w:r>
+        <w:rPr>
+          <w:rFonts w:ascii="Consolas" w:hAnsi="Consolas" w:cs="Arial"/>
+          <w:sz w:val="18"/>
+          <w:szCs w:val="18"/>
+        </w:rPr>
+        <w:t xml:space="preserve">string op = Console.ReadLine();</w:t>
+      </w:r>
+    </w:p>
+    <w:p>
+      <w:pPr>
+        <w:keepNext/>
+        <w:shd w:val="clear" w:color="auto" w:fill="F3F4F6"/>
+        <w:spacing w:before="0" w:after="0"/>
+        <w:jc w:val="left"/>
+      </w:pPr>
+      <w:r>
+        <w:rPr>
+          <w:rFonts w:ascii="Consolas" w:hAnsi="Consolas" w:cs="Arial"/>
+          <w:sz w:val="18"/>
+          <w:szCs w:val="18"/>
+        </w:rPr>
+        <w:t xml:space="preserve">Console.Write("العدد الثاني: ");</w:t>
+      </w:r>
+    </w:p>
+    <w:p>
+      <w:pPr>
+        <w:keepNext/>
+        <w:shd w:val="clear" w:color="auto" w:fill="F3F4F6"/>
+        <w:spacing w:before="0" w:after="0"/>
+        <w:jc w:val="left"/>
+      </w:pPr>
+      <w:r>
+        <w:rPr>
+          <w:rFonts w:ascii="Consolas" w:hAnsi="Consolas" w:cs="Arial"/>
+          <w:sz w:val="18"/>
+          <w:szCs w:val="18"/>
+        </w:rPr>
+        <w:t xml:space="preserve">double y = double.Parse(Console.ReadLine());</w:t>
+      </w:r>
+    </w:p>
+    <w:p>
+      <w:pPr>
+        <w:keepNext/>
+        <w:shd w:val="clear" w:color="auto" w:fill="F3F4F6"/>
+        <w:spacing w:before="0" w:after="0"/>
+        <w:jc w:val="left"/>
+      </w:pPr>
+      <w:r>
+        <w:rPr>
+          <w:rFonts w:ascii="Consolas" w:hAnsi="Consolas" w:cs="Arial"/>
+          <w:sz w:val="18"/>
+          <w:szCs w:val="18"/>
+        </w:rPr>
+        <w:t xml:space="preserve"> </w:t>
+      </w:r>
+    </w:p>
+    <w:p>
+      <w:pPr>
+        <w:keepNext/>
+        <w:shd w:val="clear" w:color="auto" w:fill="F3F4F6"/>
+        <w:spacing w:before="0" w:after="0"/>
+        <w:jc w:val="left"/>
+      </w:pPr>
+      <w:r>
+        <w:rPr>
+          <w:rFonts w:ascii="Consolas" w:hAnsi="Consolas" w:cs="Arial"/>
+          <w:sz w:val="18"/>
+          <w:szCs w:val="18"/>
+        </w:rPr>
+        <w:t xml:space="preserve">switch (op)</w:t>
+      </w:r>
+    </w:p>
+    <w:p>
+      <w:pPr>
+        <w:keepNext/>
+        <w:shd w:val="clear" w:color="auto" w:fill="F3F4F6"/>
+        <w:spacing w:before="0" w:after="0"/>
+        <w:jc w:val="left"/>
+      </w:pPr>
+      <w:r>
+        <w:rPr>
+          <w:rFonts w:ascii="Consolas" w:hAnsi="Consolas" w:cs="Arial"/>
+          <w:sz w:val="18"/>
+          <w:szCs w:val="18"/>
+        </w:rPr>
+        <w:t xml:space="preserve">{</w:t>
+      </w:r>
+    </w:p>
+    <w:p>
+      <w:pPr>
+        <w:keepNext/>
+        <w:shd w:val="clear" w:color="auto" w:fill="F3F4F6"/>
+        <w:spacing w:before="0" w:after="0"/>
+        <w:jc w:val="left"/>
+      </w:pPr>
+      <w:r>
+        <w:rPr>
+          <w:rFonts w:ascii="Consolas" w:hAnsi="Consolas" w:cs="Arial"/>
+          <w:sz w:val="18"/>
+          <w:szCs w:val="18"/>
+        </w:rPr>
+        <w:t xml:space="preserve">    case "+": Console.WriteLine(x + y); break;</w:t>
+      </w:r>
+    </w:p>
+    <w:p>
+      <w:pPr>
+        <w:keepNext/>
+        <w:shd w:val="clear" w:color="auto" w:fill="F3F4F6"/>
+        <w:spacing w:before="0" w:after="0"/>
+        <w:jc w:val="left"/>
+      </w:pPr>
+      <w:r>
+        <w:rPr>
+          <w:rFonts w:ascii="Consolas" w:hAnsi="Consolas" w:cs="Arial"/>
+          <w:sz w:val="18"/>
+          <w:szCs w:val="18"/>
+        </w:rPr>
+        <w:t xml:space="preserve">    case "-": Console.WriteLine(x - y); break;</w:t>
+      </w:r>
+    </w:p>
+    <w:p>
+      <w:pPr>
+        <w:keepNext/>
+        <w:shd w:val="clear" w:color="auto" w:fill="F3F4F6"/>
+        <w:spacing w:before="0" w:after="0"/>
+        <w:jc w:val="left"/>
+      </w:pPr>
+      <w:r>
+        <w:rPr>
+          <w:rFonts w:ascii="Consolas" w:hAnsi="Consolas" w:cs="Arial"/>
+          <w:sz w:val="18"/>
+          <w:szCs w:val="18"/>
+        </w:rPr>
+        <w:t xml:space="preserve">    case "*": Console.WriteLine(x * y); break;</w:t>
+      </w:r>
+    </w:p>
+    <w:p>
+      <w:pPr>
+        <w:keepNext/>
+        <w:shd w:val="clear" w:color="auto" w:fill="F3F4F6"/>
+        <w:spacing w:before="0" w:after="0"/>
+        <w:jc w:val="left"/>
+      </w:pPr>
+      <w:r>
+        <w:rPr>
+          <w:rFonts w:ascii="Consolas" w:hAnsi="Consolas" w:cs="Arial"/>
+          <w:sz w:val="18"/>
+          <w:szCs w:val="18"/>
+        </w:rPr>
+        <w:t xml:space="preserve">    case "/":</w:t>
+      </w:r>
+    </w:p>
+    <w:p>
+      <w:pPr>
+        <w:keepNext/>
+        <w:shd w:val="clear" w:color="auto" w:fill="F3F4F6"/>
+        <w:spacing w:before="0" w:after="0"/>
+        <w:jc w:val="left"/>
+      </w:pPr>
+      <w:r>
+        <w:rPr>
+          <w:rFonts w:ascii="Consolas" w:hAnsi="Consolas" w:cs="Arial"/>
+          <w:sz w:val="18"/>
+          <w:szCs w:val="18"/>
+        </w:rPr>
+        <w:t xml:space="preserve">        if (y == 0) Console.WriteLine("لا يمكن القسمة على صفر");</w:t>
+      </w:r>
+    </w:p>
+    <w:p>
+      <w:pPr>
+        <w:keepNext/>
+        <w:shd w:val="clear" w:color="auto" w:fill="F3F4F6"/>
+        <w:spacing w:before="0" w:after="0"/>
+        <w:jc w:val="left"/>
+      </w:pPr>
+      <w:r>
+        <w:rPr>
+          <w:rFonts w:ascii="Consolas" w:hAnsi="Consolas" w:cs="Arial"/>
+          <w:sz w:val="18"/>
+          <w:szCs w:val="18"/>
+        </w:rPr>
+        <w:t xml:space="preserve">        else Console.WriteLine(x / y);</w:t>
+      </w:r>
+    </w:p>
+    <w:p>
+      <w:pPr>
+        <w:keepNext/>
+        <w:shd w:val="clear" w:color="auto" w:fill="F3F4F6"/>
+        <w:spacing w:before="0" w:after="0"/>
+        <w:jc w:val="left"/>
+      </w:pPr>
+      <w:r>
+        <w:rPr>
+          <w:rFonts w:ascii="Consolas" w:hAnsi="Consolas" w:cs="Arial"/>
+          <w:sz w:val="18"/>
+          <w:szCs w:val="18"/>
+        </w:rPr>
+        <w:t xml:space="preserve">        break;</w:t>
+      </w:r>
+    </w:p>
+    <w:p>
+      <w:pPr>
+        <w:keepNext/>
+        <w:shd w:val="clear" w:color="auto" w:fill="F3F4F6"/>
+        <w:spacing w:before="0" w:after="0"/>
+        <w:jc w:val="left"/>
+      </w:pPr>
+      <w:r>
+        <w:rPr>
+          <w:rFonts w:ascii="Consolas" w:hAnsi="Consolas" w:cs="Arial"/>
+          <w:sz w:val="18"/>
+          <w:szCs w:val="18"/>
+        </w:rPr>
+        <w:t xml:space="preserve">    default: Console.WriteLine("عملية غير معروفة"); break;</w:t>
+      </w:r>
+    </w:p>
+    <w:p>
+      <w:pPr>
+        <w:keepNext/>
+        <w:shd w:val="clear" w:color="auto" w:fill="F3F4F6"/>
+        <w:spacing w:before="0" w:after="0"/>
+        <w:jc w:val="left"/>
+      </w:pPr>
+      <w:r>
+        <w:rPr>
+          <w:rFonts w:ascii="Consolas" w:hAnsi="Consolas" w:cs="Arial"/>
+          <w:sz w:val="18"/>
+          <w:szCs w:val="18"/>
+        </w:rPr>
+        <w:t xml:space="preserve">}</w:t>
+      </w:r>
+    </w:p>
+    <w:p>
+      <w:pPr>
+        <w:shd w:val="clear" w:color="auto" w:fill="F3F4F6"/>
+        <w:spacing w:before="0" w:after="120"/>
+        <w:jc w:val="left"/>
+      </w:pPr>
+      <w:r>
+        <w:rPr>
+          <w:sz w:val="8"/>
+          <w:szCs w:val="8"/>
+        </w:rPr>
+        <w:t xml:space="preserve"> </w:t>
+      </w:r>
+    </w:p>
+    <w:p>
+      <w:pPr>
+        <w:shd w:val="clear" w:color="auto" w:fill="DDF0EE"/>
+        <w:bidi/>
+        <w:spacing w:before="0" w:after="80"/>
+      </w:pPr>
+      <w:r>
+        <w:rPr>
+          <w:b/>
+          <w:bCs/>
+          <w:color w:val="0E6B66"/>
+          <w:rtl/>
+        </w:rPr>
+        <w:t xml:space="preserve">ماذا يفعل هذا الكود؟ </w:t>
+      </w:r>
+      <w:r>
+        <w:rPr>
+          <w:rtl/>
+        </w:rPr>
+        <w:t xml:space="preserve">آلة حاسبة بسيطة: يطلب البرنامج عددين وعملية حسابية (+ أو - أو * أو /) ثم يطبع النتيجة، ويرفض القسمة على صفر أو أي عملية غير معروفة.</w:t>
+      </w:r>
+    </w:p>
+    <w:tbl>
+      <w:tblPr>
+        <w:bidiVisual/>
+        <w:tblW w:w="5000" w:type="pct"/>
+        <w:tblBorders>
+          <w:top w:val="single" w:color="D9DEE5" w:sz="4"/>
+          <w:left w:val="single" w:color="D9DEE5" w:sz="4"/>
+          <w:bottom w:val="single" w:color="D9DEE5" w:sz="4"/>
+          <w:right w:val="single" w:color="D9DEE5" w:sz="4"/>
+          <w:insideH w:val="single" w:color="D9DEE5" w:sz="4"/>
+          <w:insideV w:val="single" w:color="D9DEE5" w:sz="4"/>
+        </w:tblBorders>
+        <w:tblCellMar>
+          <w:top w:w="60" w:type="dxa"/>
+          <w:left w:w="100" w:type="dxa"/>
+          <w:bottom w:w="60" w:type="dxa"/>
+          <w:right w:w="100" w:type="dxa"/>
+        </w:tblCellMar>
+      </w:tblPr>
+      <w:tblGrid>
+        <w:gridCol w:w="3600"/>
+        <w:gridCol w:w="6038"/>
+      </w:tblGrid>
+      <w:tr>
+        <w:tc>
+          <w:tcPr>
+            <w:tcW w:w="3600" w:type="dxa"/>
+            <w:shd w:val="clear" w:color="auto" w:fill="F3F4F6"/>
+          </w:tcPr>
+          <w:p>
+            <w:pPr>
+              <w:bidi/>
+              <w:spacing w:before="0" w:after="0"/>
+            </w:pPr>
+            <w:r>
+              <w:rPr>
+                <w:b/>
+                <w:bCs/>
+                <w:rtl/>
+              </w:rPr>
+              <w:t xml:space="preserve">السطر</w:t>
+            </w:r>
+          </w:p>
+        </w:tc>
+        <w:tc>
+          <w:tcPr>
+            <w:tcW w:w="6038" w:type="dxa"/>
+            <w:shd w:val="clear" w:color="auto" w:fill="F3F4F6"/>
+          </w:tcPr>
+          <w:p>
+            <w:pPr>
+              <w:bidi/>
+              <w:spacing w:before="0" w:after="0"/>
+            </w:pPr>
+            <w:r>
+              <w:rPr>
+                <w:b/>
+                <w:bCs/>
+                <w:rtl/>
+              </w:rPr>
+              <w:t xml:space="preserve">الشرح</w:t>
+            </w:r>
+          </w:p>
+        </w:tc>
+      </w:tr>
+      <w:tr>
+        <w:tc>
+          <w:tcPr>
+            <w:tcW w:w="3600" w:type="dxa"/>
+          </w:tcPr>
+          <w:p>
+            <w:pPr>
+              <w:spacing w:before="0" w:after="0"/>
+              <w:jc w:val="left"/>
+            </w:pPr>
+            <w:r>
+              <w:rPr>
+                <w:rFonts w:ascii="Consolas" w:hAnsi="Consolas" w:cs="Arial"/>
+                <w:sz w:val="17"/>
+                <w:szCs w:val="17"/>
+              </w:rPr>
+              <w:t xml:space="preserve">Console.Write("العدد الأول: ");</w:t>
+            </w:r>
+          </w:p>
+        </w:tc>
+        <w:tc>
+          <w:tcPr>
+            <w:tcW w:w="6038" w:type="dxa"/>
+          </w:tcPr>
+          <w:p>
+            <w:pPr>
+              <w:bidi/>
+              <w:spacing w:before="0" w:after="0"/>
+            </w:pPr>
+            <w:r>
+              <w:rPr>
+                <w:sz w:val="20"/>
+                <w:szCs w:val="20"/>
+                <w:rtl/>
+              </w:rPr>
+              <w:t xml:space="preserve">نطبع طلبًا للمستخدم ليكتب العدد الأول.</w:t>
+            </w:r>
+          </w:p>
+        </w:tc>
+      </w:tr>
+      <w:tr>
+        <w:tc>
+          <w:tcPr>
+            <w:tcW w:w="3600" w:type="dxa"/>
+          </w:tcPr>
+          <w:p>
+            <w:pPr>
+              <w:spacing w:before="0" w:after="0"/>
+              <w:jc w:val="left"/>
+            </w:pPr>
+            <w:r>
+              <w:rPr>
+                <w:rFonts w:ascii="Consolas" w:hAnsi="Consolas" w:cs="Arial"/>
+                <w:sz w:val="17"/>
+                <w:szCs w:val="17"/>
+              </w:rPr>
+              <w:t xml:space="preserve">double x = double.Parse(Console.ReadLine());</w:t>
+            </w:r>
+          </w:p>
+        </w:tc>
+        <w:tc>
+          <w:tcPr>
+            <w:tcW w:w="6038" w:type="dxa"/>
+          </w:tcPr>
+          <w:p>
+            <w:pPr>
+              <w:bidi/>
+              <w:spacing w:before="0" w:after="0"/>
+            </w:pPr>
+            <w:r>
+              <w:rPr>
+                <w:sz w:val="20"/>
+                <w:szCs w:val="20"/>
+                <w:rtl/>
+              </w:rPr>
+              <w:t xml:space="preserve">نقرأ النص ونحوّله إلى عدد عشري بـ double.Parse حتى نقبل أعدادًا بكسور، ونحفظه في x.</w:t>
+            </w:r>
+          </w:p>
+        </w:tc>
+      </w:tr>
+      <w:tr>
+        <w:tc>
+          <w:tcPr>
+            <w:tcW w:w="3600" w:type="dxa"/>
+          </w:tcPr>
+          <w:p>
+            <w:pPr>
+              <w:spacing w:before="0" w:after="0"/>
+              <w:jc w:val="left"/>
+            </w:pPr>
+            <w:r>
+              <w:rPr>
+                <w:rFonts w:ascii="Consolas" w:hAnsi="Consolas" w:cs="Arial"/>
+                <w:sz w:val="17"/>
+                <w:szCs w:val="17"/>
+              </w:rPr>
+              <w:t xml:space="preserve">Console.Write("العملية (+ - * /): ");</w:t>
+            </w:r>
+          </w:p>
+        </w:tc>
+        <w:tc>
+          <w:tcPr>
+            <w:tcW w:w="6038" w:type="dxa"/>
+          </w:tcPr>
+          <w:p>
+            <w:pPr>
+              <w:bidi/>
+              <w:spacing w:before="0" w:after="0"/>
+            </w:pPr>
+            <w:r>
+              <w:rPr>
+                <w:sz w:val="20"/>
+                <w:szCs w:val="20"/>
+                <w:rtl/>
+              </w:rPr>
+              <w:t xml:space="preserve">نطلب من المستخدم أن يكتب رمز العملية التي يريدها.</w:t>
+            </w:r>
+          </w:p>
+        </w:tc>
+      </w:tr>
+      <w:tr>
+        <w:tc>
+          <w:tcPr>
+            <w:tcW w:w="3600" w:type="dxa"/>
+          </w:tcPr>
+          <w:p>
+            <w:pPr>
+              <w:spacing w:before="0" w:after="0"/>
+              <w:jc w:val="left"/>
+            </w:pPr>
+            <w:r>
+              <w:rPr>
+                <w:rFonts w:ascii="Consolas" w:hAnsi="Consolas" w:cs="Arial"/>
+                <w:sz w:val="17"/>
+                <w:szCs w:val="17"/>
+              </w:rPr>
+              <w:t xml:space="preserve">string op = Console.ReadLine();</w:t>
+            </w:r>
+          </w:p>
+        </w:tc>
+        <w:tc>
+          <w:tcPr>
+            <w:tcW w:w="6038" w:type="dxa"/>
+          </w:tcPr>
+          <w:p>
+            <w:pPr>
+              <w:bidi/>
+              <w:spacing w:before="0" w:after="0"/>
+            </w:pPr>
+            <w:r>
+              <w:rPr>
+                <w:sz w:val="20"/>
+                <w:szCs w:val="20"/>
+                <w:rtl/>
+              </w:rPr>
+              <w:t xml:space="preserve">نحفظ رمز العملية كنص في المتغير op، ولا نحوّله لأنه رمز وليس عددًا.</w:t>
+            </w:r>
+          </w:p>
+        </w:tc>
+      </w:tr>
+      <w:tr>
+        <w:tc>
+          <w:tcPr>
+            <w:tcW w:w="3600" w:type="dxa"/>
+          </w:tcPr>
+          <w:p>
+            <w:pPr>
+              <w:spacing w:before="0" w:after="0"/>
+              <w:jc w:val="left"/>
+            </w:pPr>
+            <w:r>
+              <w:rPr>
+                <w:rFonts w:ascii="Consolas" w:hAnsi="Consolas" w:cs="Arial"/>
+                <w:sz w:val="17"/>
+                <w:szCs w:val="17"/>
+              </w:rPr>
+              <w:t xml:space="preserve">Console.Write("العدد الثاني: ");</w:t>
+            </w:r>
+          </w:p>
+        </w:tc>
+        <w:tc>
+          <w:tcPr>
+            <w:tcW w:w="6038" w:type="dxa"/>
+          </w:tcPr>
+          <w:p>
+            <w:pPr>
+              <w:bidi/>
+              <w:spacing w:before="0" w:after="0"/>
+            </w:pPr>
+            <w:r>
+              <w:rPr>
+                <w:sz w:val="20"/>
+                <w:szCs w:val="20"/>
+                <w:rtl/>
+              </w:rPr>
+              <w:t xml:space="preserve">نطلب العدد الثاني.</w:t>
+            </w:r>
+          </w:p>
+        </w:tc>
+      </w:tr>
+      <w:tr>
+        <w:tc>
+          <w:tcPr>
+            <w:tcW w:w="3600" w:type="dxa"/>
+          </w:tcPr>
+          <w:p>
+            <w:pPr>
+              <w:spacing w:before="0" w:after="0"/>
+              <w:jc w:val="left"/>
+            </w:pPr>
+            <w:r>
+              <w:rPr>
+                <w:rFonts w:ascii="Consolas" w:hAnsi="Consolas" w:cs="Arial"/>
+                <w:sz w:val="17"/>
+                <w:szCs w:val="17"/>
+              </w:rPr>
+              <w:t xml:space="preserve">double y = double.Parse(Console.ReadLine());</w:t>
+            </w:r>
+          </w:p>
+        </w:tc>
+        <w:tc>
+          <w:tcPr>
+            <w:tcW w:w="6038" w:type="dxa"/>
+          </w:tcPr>
+          <w:p>
+            <w:pPr>
+              <w:bidi/>
+              <w:spacing w:before="0" w:after="0"/>
+            </w:pPr>
+            <w:r>
+              <w:rPr>
+                <w:sz w:val="20"/>
+                <w:szCs w:val="20"/>
+                <w:rtl/>
+              </w:rPr>
+              <w:t xml:space="preserve">نقرأ العدد الثاني ونحوّله إلى double ونحفظه في y.</w:t>
+            </w:r>
+          </w:p>
+        </w:tc>
+      </w:tr>
+      <w:tr>
+        <w:tc>
+          <w:tcPr>
+            <w:tcW w:w="3600" w:type="dxa"/>
+          </w:tcPr>
+          <w:p>
+            <w:pPr>
+              <w:spacing w:before="0" w:after="0"/>
+              <w:jc w:val="left"/>
+            </w:pPr>
+            <w:r>
+              <w:rPr>
+                <w:rFonts w:ascii="Consolas" w:hAnsi="Consolas" w:cs="Arial"/>
+                <w:sz w:val="17"/>
+                <w:szCs w:val="17"/>
+              </w:rPr>
+              <w:t xml:space="preserve">switch (op)</w:t>
+            </w:r>
+          </w:p>
+        </w:tc>
+        <w:tc>
+          <w:tcPr>
+            <w:tcW w:w="6038" w:type="dxa"/>
+          </w:tcPr>
+          <w:p>
+            <w:pPr>
+              <w:bidi/>
+              <w:spacing w:before="0" w:after="0"/>
+            </w:pPr>
+            <w:r>
+              <w:rPr>
+                <w:sz w:val="20"/>
+                <w:szCs w:val="20"/>
+                <w:rtl/>
+              </w:rPr>
+              <w:t xml:space="preserve">switch يقارن قيمة op بكل حالة case، وينفذ الحالة التي تطابق رمز العملية.</w:t>
+            </w:r>
+          </w:p>
+        </w:tc>
+      </w:tr>
+      <w:tr>
+        <w:tc>
+          <w:tcPr>
+            <w:tcW w:w="3600" w:type="dxa"/>
+          </w:tcPr>
+          <w:p>
+            <w:pPr>
+              <w:spacing w:before="0" w:after="0"/>
+              <w:jc w:val="left"/>
+            </w:pPr>
+            <w:r>
+              <w:rPr>
+                <w:rFonts w:ascii="Consolas" w:hAnsi="Consolas" w:cs="Arial"/>
+                <w:sz w:val="17"/>
+                <w:szCs w:val="17"/>
+              </w:rPr>
+              <w:t xml:space="preserve">{</w:t>
+            </w:r>
+          </w:p>
+        </w:tc>
+        <w:tc>
+          <w:tcPr>
+            <w:tcW w:w="6038" w:type="dxa"/>
+          </w:tcPr>
+          <w:p>
+            <w:pPr>
+              <w:bidi/>
+              <w:spacing w:before="0" w:after="0"/>
+            </w:pPr>
+            <w:r>
+              <w:rPr>
+                <w:sz w:val="20"/>
+                <w:szCs w:val="20"/>
+                <w:rtl/>
+              </w:rPr>
+              <w:t xml:space="preserve">الأقواس المعقوفة { } تجمع التعليمات في كتلة واحدة، وهنا تحدد بداية ونهاية جسم الـ switch.</w:t>
+            </w:r>
+          </w:p>
+        </w:tc>
+      </w:tr>
+      <w:tr>
+        <w:tc>
+          <w:tcPr>
+            <w:tcW w:w="3600" w:type="dxa"/>
+          </w:tcPr>
+          <w:p>
+            <w:pPr>
+              <w:spacing w:before="0" w:after="0"/>
+              <w:jc w:val="left"/>
+            </w:pPr>
+            <w:r>
+              <w:rPr>
+                <w:rFonts w:ascii="Consolas" w:hAnsi="Consolas" w:cs="Arial"/>
+                <w:sz w:val="17"/>
+                <w:szCs w:val="17"/>
+              </w:rPr>
+              <w:t xml:space="preserve">case "+": Console.WriteLine(x + y); break;</w:t>
+            </w:r>
+          </w:p>
+        </w:tc>
+        <w:tc>
+          <w:tcPr>
+            <w:tcW w:w="6038" w:type="dxa"/>
+          </w:tcPr>
+          <w:p>
+            <w:pPr>
+              <w:bidi/>
+              <w:spacing w:before="0" w:after="0"/>
+            </w:pPr>
+            <w:r>
+              <w:rPr>
+                <w:sz w:val="20"/>
+                <w:szCs w:val="20"/>
+                <w:rtl/>
+              </w:rPr>
+              <w:t xml:space="preserve">إذا كان op هو "+" نطبع ناتج الجمع ثم break للخروج من الـ switch. يمكن كتابة case وتعليماتها و break في سطر واحد.</w:t>
+            </w:r>
+          </w:p>
+        </w:tc>
+      </w:tr>
+      <w:tr>
+        <w:tc>
+          <w:tcPr>
+            <w:tcW w:w="3600" w:type="dxa"/>
+          </w:tcPr>
+          <w:p>
+            <w:pPr>
+              <w:spacing w:before="0" w:after="0"/>
+              <w:jc w:val="left"/>
+            </w:pPr>
+            <w:r>
+              <w:rPr>
+                <w:rFonts w:ascii="Consolas" w:hAnsi="Consolas" w:cs="Arial"/>
+                <w:sz w:val="17"/>
+                <w:szCs w:val="17"/>
+              </w:rPr>
+              <w:t xml:space="preserve">case "-": Console.WriteLine(x - y); break;</w:t>
+            </w:r>
+          </w:p>
+        </w:tc>
+        <w:tc>
+          <w:tcPr>
+            <w:tcW w:w="6038" w:type="dxa"/>
+          </w:tcPr>
+          <w:p>
+            <w:pPr>
+              <w:bidi/>
+              <w:spacing w:before="0" w:after="0"/>
+            </w:pPr>
+            <w:r>
+              <w:rPr>
+                <w:sz w:val="20"/>
+                <w:szCs w:val="20"/>
+                <w:rtl/>
+              </w:rPr>
+              <w:t xml:space="preserve">إذا كان op هو "-" نطبع ناتج الطرح ثم نخرج.</w:t>
+            </w:r>
+          </w:p>
+        </w:tc>
+      </w:tr>
+      <w:tr>
+        <w:tc>
+          <w:tcPr>
+            <w:tcW w:w="3600" w:type="dxa"/>
+          </w:tcPr>
+          <w:p>
+            <w:pPr>
+              <w:spacing w:before="0" w:after="0"/>
+              <w:jc w:val="left"/>
+            </w:pPr>
+            <w:r>
+              <w:rPr>
+                <w:rFonts w:ascii="Consolas" w:hAnsi="Consolas" w:cs="Arial"/>
+                <w:sz w:val="17"/>
+                <w:szCs w:val="17"/>
+              </w:rPr>
+              <w:t xml:space="preserve">case "*": Console.WriteLine(x * y); break;</w:t>
+            </w:r>
+          </w:p>
+        </w:tc>
+        <w:tc>
+          <w:tcPr>
+            <w:tcW w:w="6038" w:type="dxa"/>
+          </w:tcPr>
+          <w:p>
+            <w:pPr>
+              <w:bidi/>
+              <w:spacing w:before="0" w:after="0"/>
+            </w:pPr>
+            <w:r>
+              <w:rPr>
+                <w:sz w:val="20"/>
+                <w:szCs w:val="20"/>
+                <w:rtl/>
+              </w:rPr>
+              <w:t xml:space="preserve">إذا كان op هو "*" نطبع ناتج الضرب ثم نخرج.</w:t>
+            </w:r>
+          </w:p>
+        </w:tc>
+      </w:tr>
+      <w:tr>
+        <w:tc>
+          <w:tcPr>
+            <w:tcW w:w="3600" w:type="dxa"/>
+          </w:tcPr>
+          <w:p>
+            <w:pPr>
+              <w:spacing w:before="0" w:after="0"/>
+              <w:jc w:val="left"/>
+            </w:pPr>
+            <w:r>
+              <w:rPr>
+                <w:rFonts w:ascii="Consolas" w:hAnsi="Consolas" w:cs="Arial"/>
+                <w:sz w:val="17"/>
+                <w:szCs w:val="17"/>
+              </w:rPr>
+              <w:t xml:space="preserve">case "/":</w:t>
+            </w:r>
+          </w:p>
+        </w:tc>
+        <w:tc>
+          <w:tcPr>
+            <w:tcW w:w="6038" w:type="dxa"/>
+          </w:tcPr>
+          <w:p>
+            <w:pPr>
+              <w:bidi/>
+              <w:spacing w:before="0" w:after="0"/>
+            </w:pPr>
+            <w:r>
+              <w:rPr>
+                <w:sz w:val="20"/>
+                <w:szCs w:val="20"/>
+                <w:rtl/>
+              </w:rPr>
+              <w:t xml:space="preserve">حالة القسمة تحتاج عدة أسطر لأننا نريد فحص شيء قبل القسمة.</w:t>
+            </w:r>
+          </w:p>
+        </w:tc>
+      </w:tr>
+      <w:tr>
+        <w:tc>
+          <w:tcPr>
+            <w:tcW w:w="3600" w:type="dxa"/>
+          </w:tcPr>
+          <w:p>
+            <w:pPr>
+              <w:spacing w:before="0" w:after="0"/>
+              <w:jc w:val="left"/>
+            </w:pPr>
+            <w:r>
+              <w:rPr>
+                <w:rFonts w:ascii="Consolas" w:hAnsi="Consolas" w:cs="Arial"/>
+                <w:sz w:val="17"/>
+                <w:szCs w:val="17"/>
+              </w:rPr>
+              <w:t xml:space="preserve">if (y == 0) Console.WriteLine("لا يمكن القسمة على صفر");</w:t>
+            </w:r>
+          </w:p>
+        </w:tc>
+        <w:tc>
+          <w:tcPr>
+            <w:tcW w:w="6038" w:type="dxa"/>
+          </w:tcPr>
+          <w:p>
+            <w:pPr>
+              <w:bidi/>
+              <w:spacing w:before="0" w:after="0"/>
+            </w:pPr>
+            <w:r>
+              <w:rPr>
+                <w:sz w:val="20"/>
+                <w:szCs w:val="20"/>
+                <w:rtl/>
+              </w:rPr>
+              <w:t xml:space="preserve">نستخدم == للمقارنة: إذا كان العدد الثاني صفرًا نطبع رسالة تحذير. مع النوع double لا يتوقف البرنامج عند القسمة على صفر بل يعطي قيمة غريبة مثل ∞ (Infinity)، لذلك نمنعها بأنفسنا.</w:t>
+            </w:r>
+          </w:p>
+        </w:tc>
+      </w:tr>
+      <w:tr>
+        <w:tc>
+          <w:tcPr>
+            <w:tcW w:w="3600" w:type="dxa"/>
+          </w:tcPr>
+          <w:p>
+            <w:pPr>
+              <w:spacing w:before="0" w:after="0"/>
+              <w:jc w:val="left"/>
+            </w:pPr>
+            <w:r>
+              <w:rPr>
+                <w:rFonts w:ascii="Consolas" w:hAnsi="Consolas" w:cs="Arial"/>
+                <w:sz w:val="17"/>
+                <w:szCs w:val="17"/>
+              </w:rPr>
+              <w:t xml:space="preserve">else Console.WriteLine(x / y);</w:t>
+            </w:r>
+          </w:p>
+        </w:tc>
+        <w:tc>
+          <w:tcPr>
+            <w:tcW w:w="6038" w:type="dxa"/>
+          </w:tcPr>
+          <w:p>
+            <w:pPr>
+              <w:bidi/>
+              <w:spacing w:before="0" w:after="0"/>
+            </w:pPr>
+            <w:r>
+              <w:rPr>
+                <w:sz w:val="20"/>
+                <w:szCs w:val="20"/>
+                <w:rtl/>
+              </w:rPr>
+              <w:t xml:space="preserve">إذا لم يكن y صفرًا نقسم ونطبع النتيجة بأمان.</w:t>
+            </w:r>
+          </w:p>
+        </w:tc>
+      </w:tr>
+      <w:tr>
+        <w:tc>
+          <w:tcPr>
+            <w:tcW w:w="3600" w:type="dxa"/>
+          </w:tcPr>
+          <w:p>
+            <w:pPr>
+              <w:spacing w:before="0" w:after="0"/>
+              <w:jc w:val="left"/>
+            </w:pPr>
+            <w:r>
+              <w:rPr>
+                <w:rFonts w:ascii="Consolas" w:hAnsi="Consolas" w:cs="Arial"/>
+                <w:sz w:val="17"/>
+                <w:szCs w:val="17"/>
+              </w:rPr>
+              <w:t xml:space="preserve">break;</w:t>
+            </w:r>
+          </w:p>
+        </w:tc>
+        <w:tc>
+          <w:tcPr>
+            <w:tcW w:w="6038" w:type="dxa"/>
+          </w:tcPr>
+          <w:p>
+            <w:pPr>
+              <w:bidi/>
+              <w:spacing w:before="0" w:after="0"/>
+            </w:pPr>
+            <w:r>
+              <w:rPr>
+                <w:sz w:val="20"/>
+                <w:szCs w:val="20"/>
+                <w:rtl/>
+              </w:rPr>
+              <w:t xml:space="preserve">break تُنهي حالة القسمة وتخرج من الـ switch، وهي ضرورية في C#‎ في نهاية كل case.</w:t>
+            </w:r>
+          </w:p>
+        </w:tc>
+      </w:tr>
+      <w:tr>
+        <w:tc>
+          <w:tcPr>
+            <w:tcW w:w="3600" w:type="dxa"/>
+          </w:tcPr>
+          <w:p>
+            <w:pPr>
+              <w:spacing w:before="0" w:after="0"/>
+              <w:jc w:val="left"/>
+            </w:pPr>
+            <w:r>
+              <w:rPr>
+                <w:rFonts w:ascii="Consolas" w:hAnsi="Consolas" w:cs="Arial"/>
+                <w:sz w:val="17"/>
+                <w:szCs w:val="17"/>
+              </w:rPr>
+              <w:t xml:space="preserve">default: Console.WriteLine("عملية غير معروفة"); break;</w:t>
+            </w:r>
+          </w:p>
+        </w:tc>
+        <w:tc>
+          <w:tcPr>
+            <w:tcW w:w="6038" w:type="dxa"/>
+          </w:tcPr>
+          <w:p>
+            <w:pPr>
+              <w:bidi/>
+              <w:spacing w:before="0" w:after="0"/>
+            </w:pPr>
+            <w:r>
+              <w:rPr>
+                <w:sz w:val="20"/>
+                <w:szCs w:val="20"/>
+                <w:rtl/>
+              </w:rPr>
+              <w:t xml:space="preserve">default تُنفذ إذا كتب المستخدم رمزًا لا يطابق أي حالة، مثل % أو حرف، فنخبره أن العملية غير معروفة.</w:t>
+            </w:r>
+          </w:p>
+        </w:tc>
+      </w:tr>
+    </w:tbl>
+    <w:p>
+      <w:pPr>
+        <w:bidi/>
+        <w:spacing w:before="0" w:after="120"/>
+      </w:pPr>
+      <w:r>
+        <w:rPr>
+          <w:sz w:val="8"/>
+          <w:szCs w:val="8"/>
+        </w:rPr>
+        <w:t xml:space="preserve"> </w:t>
+      </w:r>
+    </w:p>
+    <w:p>
+      <w:pPr>
+        <w:keepNext/>
+        <w:bidi/>
+        <w:spacing w:before="280" w:after="100"/>
+      </w:pPr>
+      <w:r>
+        <w:rPr>
+          <w:b/>
+          <w:bCs/>
+          <w:color w:val="0E6B66"/>
+          <w:sz w:val="30"/>
+          <w:szCs w:val="30"/>
+          <w:rtl/>
+        </w:rPr>
+        <w:t xml:space="preserve">اختبر نفسك</w:t>
+      </w:r>
+    </w:p>
+    <w:p>
+      <w:pPr>
+        <w:keepNext/>
+        <w:bidi/>
+        <w:spacing w:before="0" w:after="40"/>
+      </w:pPr>
+      <w:r>
+        <w:rPr>
+          <w:b/>
+          <w:bCs/>
+          <w:rtl/>
+        </w:rPr>
+        <w:t xml:space="preserve">1. ما ناتج 10 % 3 ؟</w:t>
+      </w:r>
+    </w:p>
+    <w:p>
+      <w:pPr>
+        <w:bidi/>
+        <w:spacing w:before="0" w:after="120"/>
+      </w:pPr>
+      <w:r>
+        <w:rPr>
+          <w:rtl/>
+        </w:rPr>
+        <w:t xml:space="preserve">أ) 3     ب) 1     ج) 0</w:t>
+      </w:r>
+    </w:p>
+    <w:p>
+      <w:pPr>
+        <w:keepNext/>
+        <w:bidi/>
+        <w:spacing w:before="0" w:after="40"/>
+      </w:pPr>
+      <w:r>
+        <w:rPr>
+          <w:b/>
+          <w:bCs/>
+          <w:rtl/>
+        </w:rPr>
+        <w:t xml:space="preserve">2. لكي يتحقق الشرط يجب أن يكون الشرطان صحيحين، نستخدم:</w:t>
+      </w:r>
+    </w:p>
+    <w:p>
+      <w:pPr>
+        <w:bidi/>
+        <w:spacing w:before="0" w:after="120"/>
+      </w:pPr>
+      <w:r>
+        <w:rPr>
+          <w:rtl/>
+        </w:rPr>
+        <w:t xml:space="preserve">أ) ||     ب) &amp;&amp;     ج) !</w:t>
+      </w:r>
+    </w:p>
+    <w:p>
+      <w:pPr>
+        <w:keepNext/>
+        <w:bidi/>
+        <w:spacing w:before="0" w:after="40"/>
+      </w:pPr>
+      <w:r>
+        <w:rPr>
+          <w:b/>
+          <w:bCs/>
+          <w:rtl/>
+        </w:rPr>
+        <w:t xml:space="preserve">3. ما الكلمة التي تنهي كل حالة case؟</w:t>
+      </w:r>
+    </w:p>
+    <w:p>
+      <w:pPr>
+        <w:bidi/>
+        <w:spacing w:before="0" w:after="120"/>
+      </w:pPr>
+      <w:r>
+        <w:rPr>
+          <w:rtl/>
+        </w:rPr>
+        <w:t xml:space="preserve">أ) stop     ب) end     ج) break</w:t>
+      </w:r>
+    </w:p>
+    <w:p>
+      <w:pPr>
+        <w:bidi/>
+        <w:spacing w:before="0" w:after="120"/>
+      </w:pPr>
+      <w:r>
+        <w:rPr>
+          <w:b/>
+          <w:bCs/>
+          <w:color w:val="5B6575"/>
+          <w:sz w:val="18"/>
+          <w:szCs w:val="18"/>
+          <w:rtl/>
+        </w:rPr>
+        <w:t xml:space="preserve">الإجابات: </w:t>
+      </w:r>
+      <w:r>
+        <w:rPr>
+          <w:color w:val="5B6575"/>
+          <w:sz w:val="18"/>
+          <w:szCs w:val="18"/>
+        </w:rPr>
+        <w:t xml:space="preserve">1) 1  ·  2) &amp;&amp;  ·  3) break</w:t>
+      </w:r>
+    </w:p>
+    <w:p>
+      <w:pPr>
+        <w:keepNext/>
+        <w:bidi/>
+        <w:spacing w:before="280" w:after="100"/>
+      </w:pPr>
+      <w:r>
+        <w:rPr>
+          <w:b/>
+          <w:bCs/>
+          <w:color w:val="0E6B66"/>
+          <w:sz w:val="30"/>
+          <w:szCs w:val="30"/>
+          <w:rtl/>
+        </w:rPr>
+        <w:t xml:space="preserve">الواجب</w:t>
+      </w:r>
+    </w:p>
+    <w:p>
+      <w:pPr>
+        <w:shd w:val="clear" w:color="auto" w:fill="DDF0EE"/>
+        <w:bidi/>
+        <w:spacing w:before="0" w:after="120"/>
+      </w:pPr>
+      <w:r>
+        <w:rPr>
+          <w:rtl/>
+        </w:rPr>
+        <w:t xml:space="preserve">راجع دروس الأسبوع الأول، واختر فكرة مشروعك النهائي من قائمة المشروع.</w:t>
+      </w:r>
+    </w:p>
     <w:sectPr>
       <w:pgSz w:w="11906" w:h="16838"/>
       <w:pgMar w:top="1134" w:right="1134" w:bottom="1134" w:left="1134" w:header="567" w:footer="567" w:gutter="0"/>

--- a/downloads/all-lessons.docx
+++ b/downloads/all-lessons.docx
@@ -25642,6 +25642,4679 @@
         <w:t xml:space="preserve">راجع دروس الأسبوع الأول، واختر فكرة مشروعك النهائي من قائمة المشروع.</w:t>
       </w:r>
     </w:p>
+    <w:p>
+      <w:r>
+        <w:br w:type="page"/>
+      </w:r>
+    </w:p>
+    <w:p>
+      <w:pPr>
+        <w:bidi/>
+        <w:spacing w:before="0" w:after="60"/>
+      </w:pPr>
+      <w:r>
+        <w:rPr>
+          <w:color w:val="5B6575"/>
+          <w:sz w:val="20"/>
+          <w:szCs w:val="20"/>
+          <w:rtl/>
+        </w:rPr>
+        <w:t xml:space="preserve">اليوم 6 · الأسبوع 2 · C#‎ · ساعتان</w:t>
+      </w:r>
+    </w:p>
+    <w:p>
+      <w:pPr>
+        <w:keepNext/>
+        <w:bidi/>
+        <w:spacing w:before="0" w:after="100"/>
+      </w:pPr>
+      <w:r>
+        <w:rPr>
+          <w:b/>
+          <w:bCs/>
+          <w:color w:val="18202B"/>
+          <w:sz w:val="40"/>
+          <w:szCs w:val="40"/>
+          <w:rtl/>
+        </w:rPr>
+        <w:t xml:space="preserve">الحلقات التكرارية والمصفوفات</w:t>
+      </w:r>
+    </w:p>
+    <w:p>
+      <w:pPr>
+        <w:keepNext/>
+        <w:bidi/>
+        <w:spacing w:before="280" w:after="100"/>
+      </w:pPr>
+      <w:r>
+        <w:rPr>
+          <w:b/>
+          <w:bCs/>
+          <w:color w:val="0E6B66"/>
+          <w:sz w:val="30"/>
+          <w:szCs w:val="30"/>
+          <w:rtl/>
+        </w:rPr>
+        <w:t xml:space="preserve">أهداف التعلم</w:t>
+      </w:r>
+    </w:p>
+    <w:p>
+      <w:pPr>
+        <w:bidi/>
+        <w:spacing w:before="0" w:after="120"/>
+      </w:pPr>
+      <w:r>
+        <w:rPr>
+          <w:color w:val="5B6575"/>
+          <w:rtl/>
+        </w:rPr>
+        <w:t xml:space="preserve">في نهاية الدرس يستطيع المتدرب أن:</w:t>
+      </w:r>
+    </w:p>
+    <w:p>
+      <w:pPr>
+        <w:bidi/>
+        <w:spacing w:before="0" w:after="40"/>
+      </w:pPr>
+      <w:r>
+        <w:rPr>
+          <w:rtl/>
+        </w:rPr>
+        <w:t xml:space="preserve">• يكرر الأوامر باستخدام for وwhile.</w:t>
+      </w:r>
+    </w:p>
+    <w:p>
+      <w:pPr>
+        <w:bidi/>
+        <w:spacing w:before="0" w:after="40"/>
+      </w:pPr>
+      <w:r>
+        <w:rPr>
+          <w:rtl/>
+        </w:rPr>
+        <w:t xml:space="preserve">• يميز متى يستخدم for ومتى يستخدم while.</w:t>
+      </w:r>
+    </w:p>
+    <w:p>
+      <w:pPr>
+        <w:bidi/>
+        <w:spacing w:before="0" w:after="40"/>
+      </w:pPr>
+      <w:r>
+        <w:rPr>
+          <w:rtl/>
+        </w:rPr>
+        <w:t xml:space="preserve">• يخزن مجموعة قيم في مصفوفة ويصل إليها بالفهرس.</w:t>
+      </w:r>
+    </w:p>
+    <w:p>
+      <w:pPr>
+        <w:bidi/>
+        <w:spacing w:before="0" w:after="40"/>
+      </w:pPr>
+      <w:r>
+        <w:rPr>
+          <w:rtl/>
+        </w:rPr>
+        <w:t xml:space="preserve">• يمر على المصفوفة بـ foreach ويحسب المجموع والمتوسط والأكبر.</w:t>
+      </w:r>
+    </w:p>
+    <w:p>
+      <w:pPr>
+        <w:keepNext/>
+        <w:bidi/>
+        <w:spacing w:before="280" w:after="100"/>
+      </w:pPr>
+      <w:r>
+        <w:rPr>
+          <w:b/>
+          <w:bCs/>
+          <w:color w:val="0E6B66"/>
+          <w:sz w:val="30"/>
+          <w:szCs w:val="30"/>
+          <w:rtl/>
+        </w:rPr>
+        <w:t xml:space="preserve">توزيع وقت الحصة</w:t>
+      </w:r>
+    </w:p>
+    <w:tbl>
+      <w:tblPr>
+        <w:bidiVisual/>
+        <w:tblW w:w="5000" w:type="pct"/>
+        <w:tblBorders>
+          <w:top w:val="single" w:color="D9DEE5" w:sz="4"/>
+          <w:left w:val="single" w:color="D9DEE5" w:sz="4"/>
+          <w:bottom w:val="single" w:color="D9DEE5" w:sz="4"/>
+          <w:right w:val="single" w:color="D9DEE5" w:sz="4"/>
+          <w:insideH w:val="single" w:color="D9DEE5" w:sz="4"/>
+          <w:insideV w:val="single" w:color="D9DEE5" w:sz="4"/>
+        </w:tblBorders>
+        <w:tblCellMar>
+          <w:top w:w="60" w:type="dxa"/>
+          <w:left w:w="100" w:type="dxa"/>
+          <w:bottom w:w="60" w:type="dxa"/>
+          <w:right w:w="100" w:type="dxa"/>
+        </w:tblCellMar>
+      </w:tblPr>
+      <w:tblGrid>
+        <w:gridCol w:w="2200"/>
+        <w:gridCol w:w="7438"/>
+      </w:tblGrid>
+      <w:tr>
+        <w:tc>
+          <w:tcPr>
+            <w:tcW w:w="2200" w:type="dxa"/>
+          </w:tcPr>
+          <w:p>
+            <w:pPr>
+              <w:spacing w:before="0" w:after="0"/>
+              <w:jc w:val="left"/>
+            </w:pPr>
+            <w:r>
+              <w:rPr>
+                <w:rFonts w:ascii="Consolas" w:hAnsi="Consolas" w:cs="Arial"/>
+              </w:rPr>
+              <w:t xml:space="preserve">0:00 – 0:10</w:t>
+            </w:r>
+          </w:p>
+        </w:tc>
+        <w:tc>
+          <w:tcPr>
+            <w:tcW w:w="7438" w:type="dxa"/>
+          </w:tcPr>
+          <w:p>
+            <w:pPr>
+              <w:bidi/>
+              <w:spacing w:before="0" w:after="0"/>
+            </w:pPr>
+            <w:r>
+              <w:rPr>
+                <w:rtl/>
+              </w:rPr>
+              <w:t xml:space="preserve">مراجعة سريعة لدرس الأمس وحل الواجب</w:t>
+            </w:r>
+          </w:p>
+        </w:tc>
+      </w:tr>
+      <w:tr>
+        <w:tc>
+          <w:tcPr>
+            <w:tcW w:w="2200" w:type="dxa"/>
+          </w:tcPr>
+          <w:p>
+            <w:pPr>
+              <w:spacing w:before="0" w:after="0"/>
+              <w:jc w:val="left"/>
+            </w:pPr>
+            <w:r>
+              <w:rPr>
+                <w:rFonts w:ascii="Consolas" w:hAnsi="Consolas" w:cs="Arial"/>
+              </w:rPr>
+              <w:t xml:space="preserve">0:10 – 0:50</w:t>
+            </w:r>
+          </w:p>
+        </w:tc>
+        <w:tc>
+          <w:tcPr>
+            <w:tcW w:w="7438" w:type="dxa"/>
+          </w:tcPr>
+          <w:p>
+            <w:pPr>
+              <w:bidi/>
+              <w:spacing w:before="0" w:after="0"/>
+            </w:pPr>
+            <w:r>
+              <w:rPr>
+                <w:rtl/>
+              </w:rPr>
+              <w:t xml:space="preserve">شرح الدرس مع أمثلة حيّة يكتبها المدرب والمتدربون معًا</w:t>
+            </w:r>
+          </w:p>
+        </w:tc>
+      </w:tr>
+      <w:tr>
+        <w:tc>
+          <w:tcPr>
+            <w:tcW w:w="2200" w:type="dxa"/>
+          </w:tcPr>
+          <w:p>
+            <w:pPr>
+              <w:spacing w:before="0" w:after="0"/>
+              <w:jc w:val="left"/>
+            </w:pPr>
+            <w:r>
+              <w:rPr>
+                <w:rFonts w:ascii="Consolas" w:hAnsi="Consolas" w:cs="Arial"/>
+              </w:rPr>
+              <w:t xml:space="preserve">0:50 – 1:00</w:t>
+            </w:r>
+          </w:p>
+        </w:tc>
+        <w:tc>
+          <w:tcPr>
+            <w:tcW w:w="7438" w:type="dxa"/>
+          </w:tcPr>
+          <w:p>
+            <w:pPr>
+              <w:bidi/>
+              <w:spacing w:before="0" w:after="0"/>
+            </w:pPr>
+            <w:r>
+              <w:rPr>
+                <w:rtl/>
+              </w:rPr>
+              <w:t xml:space="preserve">استراحة</w:t>
+            </w:r>
+          </w:p>
+        </w:tc>
+      </w:tr>
+      <w:tr>
+        <w:tc>
+          <w:tcPr>
+            <w:tcW w:w="2200" w:type="dxa"/>
+          </w:tcPr>
+          <w:p>
+            <w:pPr>
+              <w:spacing w:before="0" w:after="0"/>
+              <w:jc w:val="left"/>
+            </w:pPr>
+            <w:r>
+              <w:rPr>
+                <w:rFonts w:ascii="Consolas" w:hAnsi="Consolas" w:cs="Arial"/>
+              </w:rPr>
+              <w:t xml:space="preserve">1:00 – 1:40</w:t>
+            </w:r>
+          </w:p>
+        </w:tc>
+        <w:tc>
+          <w:tcPr>
+            <w:tcW w:w="7438" w:type="dxa"/>
+          </w:tcPr>
+          <w:p>
+            <w:pPr>
+              <w:bidi/>
+              <w:spacing w:before="0" w:after="0"/>
+            </w:pPr>
+            <w:r>
+              <w:rPr>
+                <w:rtl/>
+              </w:rPr>
+              <w:t xml:space="preserve">تمارين عملية فردية (المدرب يتنقل بين المتدربين الستة)</w:t>
+            </w:r>
+          </w:p>
+        </w:tc>
+      </w:tr>
+      <w:tr>
+        <w:tc>
+          <w:tcPr>
+            <w:tcW w:w="2200" w:type="dxa"/>
+          </w:tcPr>
+          <w:p>
+            <w:pPr>
+              <w:spacing w:before="0" w:after="0"/>
+              <w:jc w:val="left"/>
+            </w:pPr>
+            <w:r>
+              <w:rPr>
+                <w:rFonts w:ascii="Consolas" w:hAnsi="Consolas" w:cs="Arial"/>
+              </w:rPr>
+              <w:t xml:space="preserve">1:40 – 1:55</w:t>
+            </w:r>
+          </w:p>
+        </w:tc>
+        <w:tc>
+          <w:tcPr>
+            <w:tcW w:w="7438" w:type="dxa"/>
+          </w:tcPr>
+          <w:p>
+            <w:pPr>
+              <w:bidi/>
+              <w:spacing w:before="0" w:after="0"/>
+            </w:pPr>
+            <w:r>
+              <w:rPr>
+                <w:rtl/>
+              </w:rPr>
+              <w:t xml:space="preserve">تصحيح جماعي ومناقشة الأخطاء الشائعة</w:t>
+            </w:r>
+          </w:p>
+        </w:tc>
+      </w:tr>
+      <w:tr>
+        <w:tc>
+          <w:tcPr>
+            <w:tcW w:w="2200" w:type="dxa"/>
+          </w:tcPr>
+          <w:p>
+            <w:pPr>
+              <w:spacing w:before="0" w:after="0"/>
+              <w:jc w:val="left"/>
+            </w:pPr>
+            <w:r>
+              <w:rPr>
+                <w:rFonts w:ascii="Consolas" w:hAnsi="Consolas" w:cs="Arial"/>
+              </w:rPr>
+              <w:t xml:space="preserve">1:55 – 2:00</w:t>
+            </w:r>
+          </w:p>
+        </w:tc>
+        <w:tc>
+          <w:tcPr>
+            <w:tcW w:w="7438" w:type="dxa"/>
+          </w:tcPr>
+          <w:p>
+            <w:pPr>
+              <w:bidi/>
+              <w:spacing w:before="0" w:after="0"/>
+            </w:pPr>
+            <w:r>
+              <w:rPr>
+                <w:rtl/>
+              </w:rPr>
+              <w:t xml:space="preserve">ملخص الدرس + اختبار ذاتي سريع + الواجب</w:t>
+            </w:r>
+          </w:p>
+        </w:tc>
+      </w:tr>
+    </w:tbl>
+    <w:p>
+      <w:pPr>
+        <w:keepNext/>
+        <w:bidi/>
+        <w:spacing w:before="280" w:after="100"/>
+      </w:pPr>
+      <w:r>
+        <w:rPr>
+          <w:b/>
+          <w:bCs/>
+          <w:color w:val="0E6B66"/>
+          <w:sz w:val="30"/>
+          <w:szCs w:val="30"/>
+          <w:rtl/>
+        </w:rPr>
+        <w:t xml:space="preserve">شرح الدرس</w:t>
+      </w:r>
+    </w:p>
+    <w:p>
+      <w:pPr>
+        <w:keepNext/>
+        <w:bidi/>
+        <w:spacing w:before="160" w:after="100"/>
+      </w:pPr>
+      <w:r>
+        <w:rPr>
+          <w:b/>
+          <w:bCs/>
+          <w:color w:val="18202B"/>
+          <w:sz w:val="25"/>
+          <w:szCs w:val="25"/>
+          <w:rtl/>
+        </w:rPr>
+        <w:t xml:space="preserve">1. حلقة for</w:t>
+      </w:r>
+    </w:p>
+    <w:p>
+      <w:pPr>
+        <w:bidi/>
+        <w:spacing w:before="0" w:after="120"/>
+      </w:pPr>
+      <w:r>
+        <w:rPr>
+          <w:rtl/>
+        </w:rPr>
+        <w:t xml:space="preserve">نستخدمها عندما نعرف عدد مرات التكرار مسبقًا. تتكون من: </w:t>
+      </w:r>
+      <w:r>
+        <w:rPr>
+          <w:b/>
+          <w:bCs/>
+          <w:rtl/>
+        </w:rPr>
+        <w:t xml:space="preserve">البداية</w:t>
+      </w:r>
+      <w:r>
+        <w:rPr>
+          <w:rtl/>
+        </w:rPr>
+        <w:t xml:space="preserve">؛ </w:t>
+      </w:r>
+      <w:r>
+        <w:rPr>
+          <w:b/>
+          <w:bCs/>
+          <w:rtl/>
+        </w:rPr>
+        <w:t xml:space="preserve">شرط الاستمرار</w:t>
+      </w:r>
+      <w:r>
+        <w:rPr>
+          <w:rtl/>
+        </w:rPr>
+        <w:t xml:space="preserve">؛ </w:t>
+      </w:r>
+      <w:r>
+        <w:rPr>
+          <w:b/>
+          <w:bCs/>
+          <w:rtl/>
+        </w:rPr>
+        <w:t xml:space="preserve">الزيادة</w:t>
+      </w:r>
+      <w:r>
+        <w:rPr/>
+        <w:t xml:space="preserve">.</w:t>
+      </w:r>
+    </w:p>
+    <w:p>
+      <w:pPr>
+        <w:keepNext/>
+        <w:shd w:val="clear" w:color="auto" w:fill="F3F4F6"/>
+        <w:spacing w:before="0" w:after="0"/>
+        <w:jc w:val="left"/>
+      </w:pPr>
+      <w:r>
+        <w:rPr>
+          <w:rFonts w:ascii="Consolas" w:hAnsi="Consolas" w:cs="Arial"/>
+          <w:b/>
+          <w:bCs/>
+          <w:color w:val="5B6575"/>
+          <w:sz w:val="18"/>
+          <w:szCs w:val="18"/>
+        </w:rPr>
+        <w:t xml:space="preserve">C#</w:t>
+      </w:r>
+    </w:p>
+    <w:p>
+      <w:pPr>
+        <w:keepNext/>
+        <w:shd w:val="clear" w:color="auto" w:fill="F3F4F6"/>
+        <w:spacing w:before="0" w:after="0"/>
+        <w:jc w:val="left"/>
+      </w:pPr>
+      <w:r>
+        <w:rPr>
+          <w:rFonts w:ascii="Consolas" w:hAnsi="Consolas" w:cs="Arial"/>
+          <w:sz w:val="18"/>
+          <w:szCs w:val="18"/>
+        </w:rPr>
+        <w:t xml:space="preserve">for (int i = 1; i &lt;= 5; i++)</w:t>
+      </w:r>
+    </w:p>
+    <w:p>
+      <w:pPr>
+        <w:keepNext/>
+        <w:shd w:val="clear" w:color="auto" w:fill="F3F4F6"/>
+        <w:spacing w:before="0" w:after="0"/>
+        <w:jc w:val="left"/>
+      </w:pPr>
+      <w:r>
+        <w:rPr>
+          <w:rFonts w:ascii="Consolas" w:hAnsi="Consolas" w:cs="Arial"/>
+          <w:sz w:val="18"/>
+          <w:szCs w:val="18"/>
+        </w:rPr>
+        <w:t xml:space="preserve">{</w:t>
+      </w:r>
+    </w:p>
+    <w:p>
+      <w:pPr>
+        <w:keepNext/>
+        <w:shd w:val="clear" w:color="auto" w:fill="F3F4F6"/>
+        <w:spacing w:before="0" w:after="0"/>
+        <w:jc w:val="left"/>
+      </w:pPr>
+      <w:r>
+        <w:rPr>
+          <w:rFonts w:ascii="Consolas" w:hAnsi="Consolas" w:cs="Arial"/>
+          <w:sz w:val="18"/>
+          <w:szCs w:val="18"/>
+        </w:rPr>
+        <w:t xml:space="preserve">    Console.WriteLine($"المحاولة رقم {i}");</w:t>
+      </w:r>
+    </w:p>
+    <w:p>
+      <w:pPr>
+        <w:keepNext/>
+        <w:shd w:val="clear" w:color="auto" w:fill="F3F4F6"/>
+        <w:spacing w:before="0" w:after="0"/>
+        <w:jc w:val="left"/>
+      </w:pPr>
+      <w:r>
+        <w:rPr>
+          <w:rFonts w:ascii="Consolas" w:hAnsi="Consolas" w:cs="Arial"/>
+          <w:sz w:val="18"/>
+          <w:szCs w:val="18"/>
+        </w:rPr>
+        <w:t xml:space="preserve">}</w:t>
+      </w:r>
+    </w:p>
+    <w:p>
+      <w:pPr>
+        <w:shd w:val="clear" w:color="auto" w:fill="F3F4F6"/>
+        <w:spacing w:before="0" w:after="120"/>
+        <w:jc w:val="left"/>
+      </w:pPr>
+      <w:r>
+        <w:rPr>
+          <w:sz w:val="8"/>
+          <w:szCs w:val="8"/>
+        </w:rPr>
+        <w:t xml:space="preserve"> </w:t>
+      </w:r>
+    </w:p>
+    <w:p>
+      <w:pPr>
+        <w:keepNext/>
+        <w:bidi/>
+        <w:spacing w:before="0" w:after="0"/>
+      </w:pPr>
+      <w:r>
+        <w:rPr>
+          <w:b/>
+          <w:bCs/>
+          <w:color w:val="5B6575"/>
+          <w:sz w:val="18"/>
+          <w:szCs w:val="18"/>
+          <w:rtl/>
+        </w:rPr>
+        <w:t xml:space="preserve">الناتج عند التشغيل:</w:t>
+      </w:r>
+    </w:p>
+    <w:p>
+      <w:pPr>
+        <w:spacing w:before="0" w:after="0"/>
+        <w:jc w:val="left"/>
+      </w:pPr>
+      <w:r>
+        <w:rPr>
+          <w:rFonts w:ascii="Consolas" w:hAnsi="Consolas" w:cs="Arial"/>
+          <w:color w:val="1E7A3C"/>
+          <w:sz w:val="18"/>
+          <w:szCs w:val="18"/>
+        </w:rPr>
+        <w:t xml:space="preserve">المحاولة رقم 1</w:t>
+      </w:r>
+    </w:p>
+    <w:p>
+      <w:pPr>
+        <w:spacing w:before="0" w:after="0"/>
+        <w:jc w:val="left"/>
+      </w:pPr>
+      <w:r>
+        <w:rPr>
+          <w:rFonts w:ascii="Consolas" w:hAnsi="Consolas" w:cs="Arial"/>
+          <w:color w:val="1E7A3C"/>
+          <w:sz w:val="18"/>
+          <w:szCs w:val="18"/>
+        </w:rPr>
+        <w:t xml:space="preserve">المحاولة رقم 2</w:t>
+      </w:r>
+    </w:p>
+    <w:p>
+      <w:pPr>
+        <w:spacing w:before="0" w:after="0"/>
+        <w:jc w:val="left"/>
+      </w:pPr>
+      <w:r>
+        <w:rPr>
+          <w:rFonts w:ascii="Consolas" w:hAnsi="Consolas" w:cs="Arial"/>
+          <w:color w:val="1E7A3C"/>
+          <w:sz w:val="18"/>
+          <w:szCs w:val="18"/>
+        </w:rPr>
+        <w:t xml:space="preserve">المحاولة رقم 3</w:t>
+      </w:r>
+    </w:p>
+    <w:p>
+      <w:pPr>
+        <w:spacing w:before="0" w:after="0"/>
+        <w:jc w:val="left"/>
+      </w:pPr>
+      <w:r>
+        <w:rPr>
+          <w:rFonts w:ascii="Consolas" w:hAnsi="Consolas" w:cs="Arial"/>
+          <w:color w:val="1E7A3C"/>
+          <w:sz w:val="18"/>
+          <w:szCs w:val="18"/>
+        </w:rPr>
+        <w:t xml:space="preserve">المحاولة رقم 4</w:t>
+      </w:r>
+    </w:p>
+    <w:p>
+      <w:pPr>
+        <w:spacing w:before="0" w:after="0"/>
+        <w:jc w:val="left"/>
+      </w:pPr>
+      <w:r>
+        <w:rPr>
+          <w:rFonts w:ascii="Consolas" w:hAnsi="Consolas" w:cs="Arial"/>
+          <w:color w:val="1E7A3C"/>
+          <w:sz w:val="18"/>
+          <w:szCs w:val="18"/>
+        </w:rPr>
+        <w:t xml:space="preserve">المحاولة رقم 5</w:t>
+      </w:r>
+    </w:p>
+    <w:p>
+      <w:pPr>
+        <w:bidi/>
+        <w:spacing w:before="0" w:after="120"/>
+      </w:pPr>
+      <w:r>
+        <w:rPr>
+          <w:sz w:val="8"/>
+          <w:szCs w:val="8"/>
+        </w:rPr>
+        <w:t xml:space="preserve"> </w:t>
+      </w:r>
+    </w:p>
+    <w:p>
+      <w:pPr>
+        <w:shd w:val="clear" w:color="auto" w:fill="DDF0EE"/>
+        <w:bidi/>
+        <w:spacing w:before="0" w:after="80"/>
+      </w:pPr>
+      <w:r>
+        <w:rPr>
+          <w:b/>
+          <w:bCs/>
+          <w:color w:val="0E6B66"/>
+          <w:rtl/>
+        </w:rPr>
+        <w:t xml:space="preserve">ماذا يفعل هذا الكود؟ </w:t>
+      </w:r>
+      <w:r>
+        <w:rPr>
+          <w:rtl/>
+        </w:rPr>
+        <w:t xml:space="preserve">برنامج يكرر طباعة سطر واحد خمس مرات باستخدام حلقة for، فيرى الطالب: المحاولة رقم 1 حتى المحاولة رقم 5.</w:t>
+      </w:r>
+    </w:p>
+    <w:tbl>
+      <w:tblPr>
+        <w:bidiVisual/>
+        <w:tblW w:w="5000" w:type="pct"/>
+        <w:tblBorders>
+          <w:top w:val="single" w:color="D9DEE5" w:sz="4"/>
+          <w:left w:val="single" w:color="D9DEE5" w:sz="4"/>
+          <w:bottom w:val="single" w:color="D9DEE5" w:sz="4"/>
+          <w:right w:val="single" w:color="D9DEE5" w:sz="4"/>
+          <w:insideH w:val="single" w:color="D9DEE5" w:sz="4"/>
+          <w:insideV w:val="single" w:color="D9DEE5" w:sz="4"/>
+        </w:tblBorders>
+        <w:tblCellMar>
+          <w:top w:w="60" w:type="dxa"/>
+          <w:left w:w="100" w:type="dxa"/>
+          <w:bottom w:w="60" w:type="dxa"/>
+          <w:right w:w="100" w:type="dxa"/>
+        </w:tblCellMar>
+      </w:tblPr>
+      <w:tblGrid>
+        <w:gridCol w:w="3600"/>
+        <w:gridCol w:w="6038"/>
+      </w:tblGrid>
+      <w:tr>
+        <w:tc>
+          <w:tcPr>
+            <w:tcW w:w="3600" w:type="dxa"/>
+            <w:shd w:val="clear" w:color="auto" w:fill="F3F4F6"/>
+          </w:tcPr>
+          <w:p>
+            <w:pPr>
+              <w:bidi/>
+              <w:spacing w:before="0" w:after="0"/>
+            </w:pPr>
+            <w:r>
+              <w:rPr>
+                <w:b/>
+                <w:bCs/>
+                <w:rtl/>
+              </w:rPr>
+              <w:t xml:space="preserve">السطر</w:t>
+            </w:r>
+          </w:p>
+        </w:tc>
+        <w:tc>
+          <w:tcPr>
+            <w:tcW w:w="6038" w:type="dxa"/>
+            <w:shd w:val="clear" w:color="auto" w:fill="F3F4F6"/>
+          </w:tcPr>
+          <w:p>
+            <w:pPr>
+              <w:bidi/>
+              <w:spacing w:before="0" w:after="0"/>
+            </w:pPr>
+            <w:r>
+              <w:rPr>
+                <w:b/>
+                <w:bCs/>
+                <w:rtl/>
+              </w:rPr>
+              <w:t xml:space="preserve">الشرح</w:t>
+            </w:r>
+          </w:p>
+        </w:tc>
+      </w:tr>
+      <w:tr>
+        <w:tc>
+          <w:tcPr>
+            <w:tcW w:w="3600" w:type="dxa"/>
+          </w:tcPr>
+          <w:p>
+            <w:pPr>
+              <w:spacing w:before="0" w:after="0"/>
+              <w:jc w:val="left"/>
+            </w:pPr>
+            <w:r>
+              <w:rPr>
+                <w:rFonts w:ascii="Consolas" w:hAnsi="Consolas" w:cs="Arial"/>
+                <w:sz w:val="17"/>
+                <w:szCs w:val="17"/>
+              </w:rPr>
+              <w:t xml:space="preserve">for (int i = 1; i &lt;= 5; i++)</w:t>
+            </w:r>
+          </w:p>
+        </w:tc>
+        <w:tc>
+          <w:tcPr>
+            <w:tcW w:w="6038" w:type="dxa"/>
+          </w:tcPr>
+          <w:p>
+            <w:pPr>
+              <w:bidi/>
+              <w:spacing w:before="0" w:after="0"/>
+            </w:pPr>
+            <w:r>
+              <w:rPr>
+                <w:sz w:val="20"/>
+                <w:szCs w:val="20"/>
+                <w:rtl/>
+              </w:rPr>
+              <w:t xml:space="preserve">الكلمة for تبدأ حلقة تكرار لها ثلاثة أجزاء مفصولة بفاصلة منقوطة: البداية int i = 1 تنشئ عدّادًا قيمته 1، والشرط i &lt;= 5 يعني استمر ما دام العداد أصغر من أو يساوي 5، والخطوة i++ تزيد العداد بمقدار 1 بعد كل دورة.</w:t>
+            </w:r>
+          </w:p>
+        </w:tc>
+      </w:tr>
+      <w:tr>
+        <w:tc>
+          <w:tcPr>
+            <w:tcW w:w="3600" w:type="dxa"/>
+          </w:tcPr>
+          <w:p>
+            <w:pPr>
+              <w:spacing w:before="0" w:after="0"/>
+              <w:jc w:val="left"/>
+            </w:pPr>
+            <w:r>
+              <w:rPr>
+                <w:rFonts w:ascii="Consolas" w:hAnsi="Consolas" w:cs="Arial"/>
+                <w:sz w:val="17"/>
+                <w:szCs w:val="17"/>
+              </w:rPr>
+              <w:t xml:space="preserve">{</w:t>
+            </w:r>
+          </w:p>
+        </w:tc>
+        <w:tc>
+          <w:tcPr>
+            <w:tcW w:w="6038" w:type="dxa"/>
+          </w:tcPr>
+          <w:p>
+            <w:pPr>
+              <w:bidi/>
+              <w:spacing w:before="0" w:after="0"/>
+            </w:pPr>
+            <w:r>
+              <w:rPr>
+                <w:sz w:val="20"/>
+                <w:szCs w:val="20"/>
+                <w:rtl/>
+              </w:rPr>
+              <w:t xml:space="preserve">الأقواس المعقوصة { و } تجمع مجموعة أسطر في كتلة واحدة، وهنا تحدد الأسطر التي ستتكرر في كل دورة من الحلقة.</w:t>
+            </w:r>
+          </w:p>
+        </w:tc>
+      </w:tr>
+      <w:tr>
+        <w:tc>
+          <w:tcPr>
+            <w:tcW w:w="3600" w:type="dxa"/>
+          </w:tcPr>
+          <w:p>
+            <w:pPr>
+              <w:spacing w:before="0" w:after="0"/>
+              <w:jc w:val="left"/>
+            </w:pPr>
+            <w:r>
+              <w:rPr>
+                <w:rFonts w:ascii="Consolas" w:hAnsi="Consolas" w:cs="Arial"/>
+                <w:sz w:val="17"/>
+                <w:szCs w:val="17"/>
+              </w:rPr>
+              <w:t xml:space="preserve">Console.WriteLine($"المحاولة رقم {i}");</w:t>
+            </w:r>
+          </w:p>
+        </w:tc>
+        <w:tc>
+          <w:tcPr>
+            <w:tcW w:w="6038" w:type="dxa"/>
+          </w:tcPr>
+          <w:p>
+            <w:pPr>
+              <w:bidi/>
+              <w:spacing w:before="0" w:after="0"/>
+            </w:pPr>
+            <w:r>
+              <w:rPr>
+                <w:sz w:val="20"/>
+                <w:szCs w:val="20"/>
+                <w:rtl/>
+              </w:rPr>
+              <w:t xml:space="preserve">يطبع هذا السطر نصًا ثم ينتقل لسطر جديد. العلامة $ قبل النص تسمح بوضع متغير داخل أقواس { } فتظهر قيمته، لذلك يُطبع رقم الدورة الحالية: 1 ثم 2 ثم ... حتى 5.</w:t>
+            </w:r>
+          </w:p>
+        </w:tc>
+      </w:tr>
+    </w:tbl>
+    <w:p>
+      <w:pPr>
+        <w:bidi/>
+        <w:spacing w:before="0" w:after="120"/>
+      </w:pPr>
+      <w:r>
+        <w:rPr>
+          <w:sz w:val="8"/>
+          <w:szCs w:val="8"/>
+        </w:rPr>
+        <w:t xml:space="preserve"> </w:t>
+      </w:r>
+    </w:p>
+    <w:p>
+      <w:pPr>
+        <w:keepNext/>
+        <w:bidi/>
+        <w:spacing w:before="160" w:after="100"/>
+      </w:pPr>
+      <w:r>
+        <w:rPr>
+          <w:b/>
+          <w:bCs/>
+          <w:color w:val="18202B"/>
+          <w:sz w:val="25"/>
+          <w:szCs w:val="25"/>
+          <w:rtl/>
+        </w:rPr>
+        <w:t xml:space="preserve">2. حلقة while</w:t>
+      </w:r>
+    </w:p>
+    <w:p>
+      <w:pPr>
+        <w:bidi/>
+        <w:spacing w:before="0" w:after="120"/>
+      </w:pPr>
+      <w:r>
+        <w:rPr>
+          <w:rtl/>
+        </w:rPr>
+        <w:t xml:space="preserve">تستمر ما دام الشرط صحيحًا، وتناسب الحالات التي لا نعرف فيها عدد التكرارات، مثل قوائم البرامج.</w:t>
+      </w:r>
+    </w:p>
+    <w:p>
+      <w:pPr>
+        <w:keepNext/>
+        <w:shd w:val="clear" w:color="auto" w:fill="F3F4F6"/>
+        <w:spacing w:before="0" w:after="0"/>
+        <w:jc w:val="left"/>
+      </w:pPr>
+      <w:r>
+        <w:rPr>
+          <w:rFonts w:ascii="Consolas" w:hAnsi="Consolas" w:cs="Arial"/>
+          <w:b/>
+          <w:bCs/>
+          <w:color w:val="5B6575"/>
+          <w:sz w:val="18"/>
+          <w:szCs w:val="18"/>
+        </w:rPr>
+        <w:t xml:space="preserve">C#</w:t>
+      </w:r>
+    </w:p>
+    <w:p>
+      <w:pPr>
+        <w:keepNext/>
+        <w:shd w:val="clear" w:color="auto" w:fill="F3F4F6"/>
+        <w:spacing w:before="0" w:after="0"/>
+        <w:jc w:val="left"/>
+      </w:pPr>
+      <w:r>
+        <w:rPr>
+          <w:rFonts w:ascii="Consolas" w:hAnsi="Consolas" w:cs="Arial"/>
+          <w:sz w:val="18"/>
+          <w:szCs w:val="18"/>
+        </w:rPr>
+        <w:t xml:space="preserve">string password = "";</w:t>
+      </w:r>
+    </w:p>
+    <w:p>
+      <w:pPr>
+        <w:keepNext/>
+        <w:shd w:val="clear" w:color="auto" w:fill="F3F4F6"/>
+        <w:spacing w:before="0" w:after="0"/>
+        <w:jc w:val="left"/>
+      </w:pPr>
+      <w:r>
+        <w:rPr>
+          <w:rFonts w:ascii="Consolas" w:hAnsi="Consolas" w:cs="Arial"/>
+          <w:sz w:val="18"/>
+          <w:szCs w:val="18"/>
+        </w:rPr>
+        <w:t xml:space="preserve">while (password != "1234")</w:t>
+      </w:r>
+    </w:p>
+    <w:p>
+      <w:pPr>
+        <w:keepNext/>
+        <w:shd w:val="clear" w:color="auto" w:fill="F3F4F6"/>
+        <w:spacing w:before="0" w:after="0"/>
+        <w:jc w:val="left"/>
+      </w:pPr>
+      <w:r>
+        <w:rPr>
+          <w:rFonts w:ascii="Consolas" w:hAnsi="Consolas" w:cs="Arial"/>
+          <w:sz w:val="18"/>
+          <w:szCs w:val="18"/>
+        </w:rPr>
+        <w:t xml:space="preserve">{</w:t>
+      </w:r>
+    </w:p>
+    <w:p>
+      <w:pPr>
+        <w:keepNext/>
+        <w:shd w:val="clear" w:color="auto" w:fill="F3F4F6"/>
+        <w:spacing w:before="0" w:after="0"/>
+        <w:jc w:val="left"/>
+      </w:pPr>
+      <w:r>
+        <w:rPr>
+          <w:rFonts w:ascii="Consolas" w:hAnsi="Consolas" w:cs="Arial"/>
+          <w:sz w:val="18"/>
+          <w:szCs w:val="18"/>
+        </w:rPr>
+        <w:t xml:space="preserve">    Console.Write("أدخل كلمة المرور: ");</w:t>
+      </w:r>
+    </w:p>
+    <w:p>
+      <w:pPr>
+        <w:keepNext/>
+        <w:shd w:val="clear" w:color="auto" w:fill="F3F4F6"/>
+        <w:spacing w:before="0" w:after="0"/>
+        <w:jc w:val="left"/>
+      </w:pPr>
+      <w:r>
+        <w:rPr>
+          <w:rFonts w:ascii="Consolas" w:hAnsi="Consolas" w:cs="Arial"/>
+          <w:sz w:val="18"/>
+          <w:szCs w:val="18"/>
+        </w:rPr>
+        <w:t xml:space="preserve">    password = Console.ReadLine();</w:t>
+      </w:r>
+    </w:p>
+    <w:p>
+      <w:pPr>
+        <w:keepNext/>
+        <w:shd w:val="clear" w:color="auto" w:fill="F3F4F6"/>
+        <w:spacing w:before="0" w:after="0"/>
+        <w:jc w:val="left"/>
+      </w:pPr>
+      <w:r>
+        <w:rPr>
+          <w:rFonts w:ascii="Consolas" w:hAnsi="Consolas" w:cs="Arial"/>
+          <w:sz w:val="18"/>
+          <w:szCs w:val="18"/>
+        </w:rPr>
+        <w:t xml:space="preserve">}</w:t>
+      </w:r>
+    </w:p>
+    <w:p>
+      <w:pPr>
+        <w:keepNext/>
+        <w:shd w:val="clear" w:color="auto" w:fill="F3F4F6"/>
+        <w:spacing w:before="0" w:after="0"/>
+        <w:jc w:val="left"/>
+      </w:pPr>
+      <w:r>
+        <w:rPr>
+          <w:rFonts w:ascii="Consolas" w:hAnsi="Consolas" w:cs="Arial"/>
+          <w:sz w:val="18"/>
+          <w:szCs w:val="18"/>
+        </w:rPr>
+        <w:t xml:space="preserve">Console.WriteLine("تم الدخول بنجاح");</w:t>
+      </w:r>
+    </w:p>
+    <w:p>
+      <w:pPr>
+        <w:shd w:val="clear" w:color="auto" w:fill="F3F4F6"/>
+        <w:spacing w:before="0" w:after="120"/>
+        <w:jc w:val="left"/>
+      </w:pPr>
+      <w:r>
+        <w:rPr>
+          <w:sz w:val="8"/>
+          <w:szCs w:val="8"/>
+        </w:rPr>
+        <w:t xml:space="preserve"> </w:t>
+      </w:r>
+    </w:p>
+    <w:p>
+      <w:pPr>
+        <w:shd w:val="clear" w:color="auto" w:fill="DDF0EE"/>
+        <w:bidi/>
+        <w:spacing w:before="0" w:after="80"/>
+      </w:pPr>
+      <w:r>
+        <w:rPr>
+          <w:b/>
+          <w:bCs/>
+          <w:color w:val="0E6B66"/>
+          <w:rtl/>
+        </w:rPr>
+        <w:t xml:space="preserve">ماذا يفعل هذا الكود؟ </w:t>
+      </w:r>
+      <w:r>
+        <w:rPr>
+          <w:rtl/>
+        </w:rPr>
+        <w:t xml:space="preserve">برنامج يطلب كلمة المرور مرارًا حتى يكتب المستخدم 1234، ثم يطبع رسالة نجاح الدخول.</w:t>
+      </w:r>
+    </w:p>
+    <w:tbl>
+      <w:tblPr>
+        <w:bidiVisual/>
+        <w:tblW w:w="5000" w:type="pct"/>
+        <w:tblBorders>
+          <w:top w:val="single" w:color="D9DEE5" w:sz="4"/>
+          <w:left w:val="single" w:color="D9DEE5" w:sz="4"/>
+          <w:bottom w:val="single" w:color="D9DEE5" w:sz="4"/>
+          <w:right w:val="single" w:color="D9DEE5" w:sz="4"/>
+          <w:insideH w:val="single" w:color="D9DEE5" w:sz="4"/>
+          <w:insideV w:val="single" w:color="D9DEE5" w:sz="4"/>
+        </w:tblBorders>
+        <w:tblCellMar>
+          <w:top w:w="60" w:type="dxa"/>
+          <w:left w:w="100" w:type="dxa"/>
+          <w:bottom w:w="60" w:type="dxa"/>
+          <w:right w:w="100" w:type="dxa"/>
+        </w:tblCellMar>
+      </w:tblPr>
+      <w:tblGrid>
+        <w:gridCol w:w="3600"/>
+        <w:gridCol w:w="6038"/>
+      </w:tblGrid>
+      <w:tr>
+        <w:tc>
+          <w:tcPr>
+            <w:tcW w:w="3600" w:type="dxa"/>
+            <w:shd w:val="clear" w:color="auto" w:fill="F3F4F6"/>
+          </w:tcPr>
+          <w:p>
+            <w:pPr>
+              <w:bidi/>
+              <w:spacing w:before="0" w:after="0"/>
+            </w:pPr>
+            <w:r>
+              <w:rPr>
+                <w:b/>
+                <w:bCs/>
+                <w:rtl/>
+              </w:rPr>
+              <w:t xml:space="preserve">السطر</w:t>
+            </w:r>
+          </w:p>
+        </w:tc>
+        <w:tc>
+          <w:tcPr>
+            <w:tcW w:w="6038" w:type="dxa"/>
+            <w:shd w:val="clear" w:color="auto" w:fill="F3F4F6"/>
+          </w:tcPr>
+          <w:p>
+            <w:pPr>
+              <w:bidi/>
+              <w:spacing w:before="0" w:after="0"/>
+            </w:pPr>
+            <w:r>
+              <w:rPr>
+                <w:b/>
+                <w:bCs/>
+                <w:rtl/>
+              </w:rPr>
+              <w:t xml:space="preserve">الشرح</w:t>
+            </w:r>
+          </w:p>
+        </w:tc>
+      </w:tr>
+      <w:tr>
+        <w:tc>
+          <w:tcPr>
+            <w:tcW w:w="3600" w:type="dxa"/>
+          </w:tcPr>
+          <w:p>
+            <w:pPr>
+              <w:spacing w:before="0" w:after="0"/>
+              <w:jc w:val="left"/>
+            </w:pPr>
+            <w:r>
+              <w:rPr>
+                <w:rFonts w:ascii="Consolas" w:hAnsi="Consolas" w:cs="Arial"/>
+                <w:sz w:val="17"/>
+                <w:szCs w:val="17"/>
+              </w:rPr>
+              <w:t xml:space="preserve">string password = "";</w:t>
+            </w:r>
+          </w:p>
+        </w:tc>
+        <w:tc>
+          <w:tcPr>
+            <w:tcW w:w="6038" w:type="dxa"/>
+          </w:tcPr>
+          <w:p>
+            <w:pPr>
+              <w:bidi/>
+              <w:spacing w:before="0" w:after="0"/>
+            </w:pPr>
+            <w:r>
+              <w:rPr>
+                <w:sz w:val="20"/>
+                <w:szCs w:val="20"/>
+                <w:rtl/>
+              </w:rPr>
+              <w:t xml:space="preserve">ننشئ متغيرًا نصيًا من نوع string اسمه password ونعطيه قيمة فارغة "" في البداية، حتى يكون له قيمة يمكن فحصها في شرط الحلقة.</w:t>
+            </w:r>
+          </w:p>
+        </w:tc>
+      </w:tr>
+      <w:tr>
+        <w:tc>
+          <w:tcPr>
+            <w:tcW w:w="3600" w:type="dxa"/>
+          </w:tcPr>
+          <w:p>
+            <w:pPr>
+              <w:spacing w:before="0" w:after="0"/>
+              <w:jc w:val="left"/>
+            </w:pPr>
+            <w:r>
+              <w:rPr>
+                <w:rFonts w:ascii="Consolas" w:hAnsi="Consolas" w:cs="Arial"/>
+                <w:sz w:val="17"/>
+                <w:szCs w:val="17"/>
+              </w:rPr>
+              <w:t xml:space="preserve">while (password != "1234")</w:t>
+            </w:r>
+          </w:p>
+        </w:tc>
+        <w:tc>
+          <w:tcPr>
+            <w:tcW w:w="6038" w:type="dxa"/>
+          </w:tcPr>
+          <w:p>
+            <w:pPr>
+              <w:bidi/>
+              <w:spacing w:before="0" w:after="0"/>
+            </w:pPr>
+            <w:r>
+              <w:rPr>
+                <w:sz w:val="20"/>
+                <w:szCs w:val="20"/>
+                <w:rtl/>
+              </w:rPr>
+              <w:t xml:space="preserve">الحلقة while تكرر الكتلة التي بعدها ما دام الشرط صحيحًا. المعامل != يعني «لا يساوي»، أي استمر في التكرار ما دامت كلمة المرور ليست "1234". نستخدم while عندما لا نعرف مسبقًا عدد مرات التكرار.</w:t>
+            </w:r>
+          </w:p>
+        </w:tc>
+      </w:tr>
+      <w:tr>
+        <w:tc>
+          <w:tcPr>
+            <w:tcW w:w="3600" w:type="dxa"/>
+          </w:tcPr>
+          <w:p>
+            <w:pPr>
+              <w:spacing w:before="0" w:after="0"/>
+              <w:jc w:val="left"/>
+            </w:pPr>
+            <w:r>
+              <w:rPr>
+                <w:rFonts w:ascii="Consolas" w:hAnsi="Consolas" w:cs="Arial"/>
+                <w:sz w:val="17"/>
+                <w:szCs w:val="17"/>
+              </w:rPr>
+              <w:t xml:space="preserve">{</w:t>
+            </w:r>
+          </w:p>
+        </w:tc>
+        <w:tc>
+          <w:tcPr>
+            <w:tcW w:w="6038" w:type="dxa"/>
+          </w:tcPr>
+          <w:p>
+            <w:pPr>
+              <w:bidi/>
+              <w:spacing w:before="0" w:after="0"/>
+            </w:pPr>
+            <w:r>
+              <w:rPr>
+                <w:sz w:val="20"/>
+                <w:szCs w:val="20"/>
+                <w:rtl/>
+              </w:rPr>
+              <w:t xml:space="preserve">الأقواس المعقوصة { و } تجمع الأسطر التي تتكرر داخل الحلقة في كتلة واحدة.</w:t>
+            </w:r>
+          </w:p>
+        </w:tc>
+      </w:tr>
+      <w:tr>
+        <w:tc>
+          <w:tcPr>
+            <w:tcW w:w="3600" w:type="dxa"/>
+          </w:tcPr>
+          <w:p>
+            <w:pPr>
+              <w:spacing w:before="0" w:after="0"/>
+              <w:jc w:val="left"/>
+            </w:pPr>
+            <w:r>
+              <w:rPr>
+                <w:rFonts w:ascii="Consolas" w:hAnsi="Consolas" w:cs="Arial"/>
+                <w:sz w:val="17"/>
+                <w:szCs w:val="17"/>
+              </w:rPr>
+              <w:t xml:space="preserve">Console.Write("أدخل كلمة المرور: ");</w:t>
+            </w:r>
+          </w:p>
+        </w:tc>
+        <w:tc>
+          <w:tcPr>
+            <w:tcW w:w="6038" w:type="dxa"/>
+          </w:tcPr>
+          <w:p>
+            <w:pPr>
+              <w:bidi/>
+              <w:spacing w:before="0" w:after="0"/>
+            </w:pPr>
+            <w:r>
+              <w:rPr>
+                <w:sz w:val="20"/>
+                <w:szCs w:val="20"/>
+                <w:rtl/>
+              </w:rPr>
+              <w:t xml:space="preserve">الأمر Console.Write يطبع النص دون أن ينتقل إلى سطر جديد، فيكتب المستخدم إجابته بجانب السؤال مباشرة.</w:t>
+            </w:r>
+          </w:p>
+        </w:tc>
+      </w:tr>
+      <w:tr>
+        <w:tc>
+          <w:tcPr>
+            <w:tcW w:w="3600" w:type="dxa"/>
+          </w:tcPr>
+          <w:p>
+            <w:pPr>
+              <w:spacing w:before="0" w:after="0"/>
+              <w:jc w:val="left"/>
+            </w:pPr>
+            <w:r>
+              <w:rPr>
+                <w:rFonts w:ascii="Consolas" w:hAnsi="Consolas" w:cs="Arial"/>
+                <w:sz w:val="17"/>
+                <w:szCs w:val="17"/>
+              </w:rPr>
+              <w:t xml:space="preserve">password = Console.ReadLine();</w:t>
+            </w:r>
+          </w:p>
+        </w:tc>
+        <w:tc>
+          <w:tcPr>
+            <w:tcW w:w="6038" w:type="dxa"/>
+          </w:tcPr>
+          <w:p>
+            <w:pPr>
+              <w:bidi/>
+              <w:spacing w:before="0" w:after="0"/>
+            </w:pPr>
+            <w:r>
+              <w:rPr>
+                <w:sz w:val="20"/>
+                <w:szCs w:val="20"/>
+                <w:rtl/>
+              </w:rPr>
+              <w:t xml:space="preserve">الأمر Console.ReadLine ينتظر المستخدم حتى يكتب نصًا ويضغط Enter، ثم نخزّن ما كتبه في المتغير password لتُفحص قيمته الجديدة في شرط الحلقة مرة أخرى.</w:t>
+            </w:r>
+          </w:p>
+        </w:tc>
+      </w:tr>
+      <w:tr>
+        <w:tc>
+          <w:tcPr>
+            <w:tcW w:w="3600" w:type="dxa"/>
+          </w:tcPr>
+          <w:p>
+            <w:pPr>
+              <w:spacing w:before="0" w:after="0"/>
+              <w:jc w:val="left"/>
+            </w:pPr>
+            <w:r>
+              <w:rPr>
+                <w:rFonts w:ascii="Consolas" w:hAnsi="Consolas" w:cs="Arial"/>
+                <w:sz w:val="17"/>
+                <w:szCs w:val="17"/>
+              </w:rPr>
+              <w:t xml:space="preserve">Console.WriteLine("تم الدخول بنجاح");</w:t>
+            </w:r>
+          </w:p>
+        </w:tc>
+        <w:tc>
+          <w:tcPr>
+            <w:tcW w:w="6038" w:type="dxa"/>
+          </w:tcPr>
+          <w:p>
+            <w:pPr>
+              <w:bidi/>
+              <w:spacing w:before="0" w:after="0"/>
+            </w:pPr>
+            <w:r>
+              <w:rPr>
+                <w:sz w:val="20"/>
+                <w:szCs w:val="20"/>
+                <w:rtl/>
+              </w:rPr>
+              <w:t xml:space="preserve">هذا السطر خارج الحلقة، فلا يُنفَّذ إلا بعد أن يصبح الشرط خاطئًا، أي بعد أن يكتب المستخدم 1234 فتنتهي الحلقة.</w:t>
+            </w:r>
+          </w:p>
+        </w:tc>
+      </w:tr>
+    </w:tbl>
+    <w:p>
+      <w:pPr>
+        <w:bidi/>
+        <w:spacing w:before="0" w:after="120"/>
+      </w:pPr>
+      <w:r>
+        <w:rPr>
+          <w:sz w:val="8"/>
+          <w:szCs w:val="8"/>
+        </w:rPr>
+        <w:t xml:space="preserve"> </w:t>
+      </w:r>
+    </w:p>
+    <w:p>
+      <w:pPr>
+        <w:shd w:val="clear" w:color="auto" w:fill="DDF0EE"/>
+        <w:bidi/>
+        <w:spacing w:before="0" w:after="160"/>
+      </w:pPr>
+      <w:r>
+        <w:rPr>
+          <w:b/>
+          <w:bCs/>
+          <w:color w:val="0E6B66"/>
+          <w:rtl/>
+        </w:rPr>
+        <w:t xml:space="preserve">ملاحظة: </w:t>
+      </w:r>
+      <w:r>
+        <w:rPr>
+          <w:rtl/>
+        </w:rPr>
+        <w:t xml:space="preserve">احذر الحلقة اللانهائية: تأكد أن شيئًا داخل الحلقة يغير الشرط في النهاية.</w:t>
+      </w:r>
+    </w:p>
+    <w:p>
+      <w:pPr>
+        <w:keepNext/>
+        <w:bidi/>
+        <w:spacing w:before="160" w:after="100"/>
+      </w:pPr>
+      <w:r>
+        <w:rPr>
+          <w:b/>
+          <w:bCs/>
+          <w:color w:val="18202B"/>
+          <w:sz w:val="25"/>
+          <w:szCs w:val="25"/>
+          <w:rtl/>
+        </w:rPr>
+        <w:t xml:space="preserve">3. المصفوفات</w:t>
+      </w:r>
+    </w:p>
+    <w:p>
+      <w:pPr>
+        <w:bidi/>
+        <w:spacing w:before="0" w:after="120"/>
+      </w:pPr>
+      <w:r>
+        <w:rPr>
+          <w:rtl/>
+        </w:rPr>
+        <w:t xml:space="preserve">المصفوفة تخزن عدة قيم من نفس النوع. الفهرس يبدأ من </w:t>
+      </w:r>
+      <w:r>
+        <w:rPr>
+          <w:b/>
+          <w:bCs/>
+        </w:rPr>
+        <w:t xml:space="preserve">0</w:t>
+      </w:r>
+      <w:r>
+        <w:rPr>
+          <w:rtl/>
+        </w:rPr>
+        <w:t xml:space="preserve">، وعدد العناصر </w:t>
+      </w:r>
+      <w:r>
+        <w:rPr>
+          <w:rFonts w:ascii="Consolas" w:hAnsi="Consolas" w:cs="Arial"/>
+        </w:rPr>
+        <w:t xml:space="preserve">Length</w:t>
+      </w:r>
+      <w:r>
+        <w:rPr/>
+        <w:t xml:space="preserve">.</w:t>
+      </w:r>
+    </w:p>
+    <w:p>
+      <w:pPr>
+        <w:keepNext/>
+        <w:shd w:val="clear" w:color="auto" w:fill="F3F4F6"/>
+        <w:spacing w:before="0" w:after="0"/>
+        <w:jc w:val="left"/>
+      </w:pPr>
+      <w:r>
+        <w:rPr>
+          <w:rFonts w:ascii="Consolas" w:hAnsi="Consolas" w:cs="Arial"/>
+          <w:b/>
+          <w:bCs/>
+          <w:color w:val="5B6575"/>
+          <w:sz w:val="18"/>
+          <w:szCs w:val="18"/>
+        </w:rPr>
+        <w:t xml:space="preserve">C#</w:t>
+      </w:r>
+    </w:p>
+    <w:p>
+      <w:pPr>
+        <w:keepNext/>
+        <w:shd w:val="clear" w:color="auto" w:fill="F3F4F6"/>
+        <w:spacing w:before="0" w:after="0"/>
+        <w:jc w:val="left"/>
+      </w:pPr>
+      <w:r>
+        <w:rPr>
+          <w:rFonts w:ascii="Consolas" w:hAnsi="Consolas" w:cs="Arial"/>
+          <w:sz w:val="18"/>
+          <w:szCs w:val="18"/>
+        </w:rPr>
+        <w:t xml:space="preserve">int[] grades = { 85, 92, 78, 95, 60, 88 };</w:t>
+      </w:r>
+    </w:p>
+    <w:p>
+      <w:pPr>
+        <w:keepNext/>
+        <w:shd w:val="clear" w:color="auto" w:fill="F3F4F6"/>
+        <w:spacing w:before="0" w:after="0"/>
+        <w:jc w:val="left"/>
+      </w:pPr>
+      <w:r>
+        <w:rPr>
+          <w:rFonts w:ascii="Consolas" w:hAnsi="Consolas" w:cs="Arial"/>
+          <w:sz w:val="18"/>
+          <w:szCs w:val="18"/>
+        </w:rPr>
+        <w:t xml:space="preserve"> </w:t>
+      </w:r>
+    </w:p>
+    <w:p>
+      <w:pPr>
+        <w:keepNext/>
+        <w:shd w:val="clear" w:color="auto" w:fill="F3F4F6"/>
+        <w:spacing w:before="0" w:after="0"/>
+        <w:jc w:val="left"/>
+      </w:pPr>
+      <w:r>
+        <w:rPr>
+          <w:rFonts w:ascii="Consolas" w:hAnsi="Consolas" w:cs="Arial"/>
+          <w:sz w:val="18"/>
+          <w:szCs w:val="18"/>
+        </w:rPr>
+        <w:t xml:space="preserve">Console.WriteLine(grades[0]);       // 85</w:t>
+      </w:r>
+    </w:p>
+    <w:p>
+      <w:pPr>
+        <w:keepNext/>
+        <w:shd w:val="clear" w:color="auto" w:fill="F3F4F6"/>
+        <w:spacing w:before="0" w:after="0"/>
+        <w:jc w:val="left"/>
+      </w:pPr>
+      <w:r>
+        <w:rPr>
+          <w:rFonts w:ascii="Consolas" w:hAnsi="Consolas" w:cs="Arial"/>
+          <w:sz w:val="18"/>
+          <w:szCs w:val="18"/>
+        </w:rPr>
+        <w:t xml:space="preserve">Console.WriteLine(grades.Length);   // 6</w:t>
+      </w:r>
+    </w:p>
+    <w:p>
+      <w:pPr>
+        <w:keepNext/>
+        <w:shd w:val="clear" w:color="auto" w:fill="F3F4F6"/>
+        <w:spacing w:before="0" w:after="0"/>
+        <w:jc w:val="left"/>
+      </w:pPr>
+      <w:r>
+        <w:rPr>
+          <w:rFonts w:ascii="Consolas" w:hAnsi="Consolas" w:cs="Arial"/>
+          <w:sz w:val="18"/>
+          <w:szCs w:val="18"/>
+        </w:rPr>
+        <w:t xml:space="preserve"> </w:t>
+      </w:r>
+    </w:p>
+    <w:p>
+      <w:pPr>
+        <w:keepNext/>
+        <w:shd w:val="clear" w:color="auto" w:fill="F3F4F6"/>
+        <w:spacing w:before="0" w:after="0"/>
+        <w:jc w:val="left"/>
+      </w:pPr>
+      <w:r>
+        <w:rPr>
+          <w:rFonts w:ascii="Consolas" w:hAnsi="Consolas" w:cs="Arial"/>
+          <w:sz w:val="18"/>
+          <w:szCs w:val="18"/>
+        </w:rPr>
+        <w:t xml:space="preserve">int sum = 0;</w:t>
+      </w:r>
+    </w:p>
+    <w:p>
+      <w:pPr>
+        <w:keepNext/>
+        <w:shd w:val="clear" w:color="auto" w:fill="F3F4F6"/>
+        <w:spacing w:before="0" w:after="0"/>
+        <w:jc w:val="left"/>
+      </w:pPr>
+      <w:r>
+        <w:rPr>
+          <w:rFonts w:ascii="Consolas" w:hAnsi="Consolas" w:cs="Arial"/>
+          <w:sz w:val="18"/>
+          <w:szCs w:val="18"/>
+        </w:rPr>
+        <w:t xml:space="preserve">int max = grades[0];</w:t>
+      </w:r>
+    </w:p>
+    <w:p>
+      <w:pPr>
+        <w:keepNext/>
+        <w:shd w:val="clear" w:color="auto" w:fill="F3F4F6"/>
+        <w:spacing w:before="0" w:after="0"/>
+        <w:jc w:val="left"/>
+      </w:pPr>
+      <w:r>
+        <w:rPr>
+          <w:rFonts w:ascii="Consolas" w:hAnsi="Consolas" w:cs="Arial"/>
+          <w:sz w:val="18"/>
+          <w:szCs w:val="18"/>
+        </w:rPr>
+        <w:t xml:space="preserve">foreach (int g in grades)</w:t>
+      </w:r>
+    </w:p>
+    <w:p>
+      <w:pPr>
+        <w:keepNext/>
+        <w:shd w:val="clear" w:color="auto" w:fill="F3F4F6"/>
+        <w:spacing w:before="0" w:after="0"/>
+        <w:jc w:val="left"/>
+      </w:pPr>
+      <w:r>
+        <w:rPr>
+          <w:rFonts w:ascii="Consolas" w:hAnsi="Consolas" w:cs="Arial"/>
+          <w:sz w:val="18"/>
+          <w:szCs w:val="18"/>
+        </w:rPr>
+        <w:t xml:space="preserve">{</w:t>
+      </w:r>
+    </w:p>
+    <w:p>
+      <w:pPr>
+        <w:keepNext/>
+        <w:shd w:val="clear" w:color="auto" w:fill="F3F4F6"/>
+        <w:spacing w:before="0" w:after="0"/>
+        <w:jc w:val="left"/>
+      </w:pPr>
+      <w:r>
+        <w:rPr>
+          <w:rFonts w:ascii="Consolas" w:hAnsi="Consolas" w:cs="Arial"/>
+          <w:sz w:val="18"/>
+          <w:szCs w:val="18"/>
+        </w:rPr>
+        <w:t xml:space="preserve">    sum += g;</w:t>
+      </w:r>
+    </w:p>
+    <w:p>
+      <w:pPr>
+        <w:keepNext/>
+        <w:shd w:val="clear" w:color="auto" w:fill="F3F4F6"/>
+        <w:spacing w:before="0" w:after="0"/>
+        <w:jc w:val="left"/>
+      </w:pPr>
+      <w:r>
+        <w:rPr>
+          <w:rFonts w:ascii="Consolas" w:hAnsi="Consolas" w:cs="Arial"/>
+          <w:sz w:val="18"/>
+          <w:szCs w:val="18"/>
+        </w:rPr>
+        <w:t xml:space="preserve">    if (g &gt; max) max = g;</w:t>
+      </w:r>
+    </w:p>
+    <w:p>
+      <w:pPr>
+        <w:keepNext/>
+        <w:shd w:val="clear" w:color="auto" w:fill="F3F4F6"/>
+        <w:spacing w:before="0" w:after="0"/>
+        <w:jc w:val="left"/>
+      </w:pPr>
+      <w:r>
+        <w:rPr>
+          <w:rFonts w:ascii="Consolas" w:hAnsi="Consolas" w:cs="Arial"/>
+          <w:sz w:val="18"/>
+          <w:szCs w:val="18"/>
+        </w:rPr>
+        <w:t xml:space="preserve">}</w:t>
+      </w:r>
+    </w:p>
+    <w:p>
+      <w:pPr>
+        <w:keepNext/>
+        <w:shd w:val="clear" w:color="auto" w:fill="F3F4F6"/>
+        <w:spacing w:before="0" w:after="0"/>
+        <w:jc w:val="left"/>
+      </w:pPr>
+      <w:r>
+        <w:rPr>
+          <w:rFonts w:ascii="Consolas" w:hAnsi="Consolas" w:cs="Arial"/>
+          <w:sz w:val="18"/>
+          <w:szCs w:val="18"/>
+        </w:rPr>
+        <w:t xml:space="preserve">double avg = (double)sum / grades.Length;</w:t>
+      </w:r>
+    </w:p>
+    <w:p>
+      <w:pPr>
+        <w:keepNext/>
+        <w:shd w:val="clear" w:color="auto" w:fill="F3F4F6"/>
+        <w:spacing w:before="0" w:after="0"/>
+        <w:jc w:val="left"/>
+      </w:pPr>
+      <w:r>
+        <w:rPr>
+          <w:rFonts w:ascii="Consolas" w:hAnsi="Consolas" w:cs="Arial"/>
+          <w:sz w:val="18"/>
+          <w:szCs w:val="18"/>
+        </w:rPr>
+        <w:t xml:space="preserve">Console.WriteLine($"المتوسط: {avg:F1} - الأعلى: {max}");</w:t>
+      </w:r>
+    </w:p>
+    <w:p>
+      <w:pPr>
+        <w:shd w:val="clear" w:color="auto" w:fill="F3F4F6"/>
+        <w:spacing w:before="0" w:after="120"/>
+        <w:jc w:val="left"/>
+      </w:pPr>
+      <w:r>
+        <w:rPr>
+          <w:sz w:val="8"/>
+          <w:szCs w:val="8"/>
+        </w:rPr>
+        <w:t xml:space="preserve"> </w:t>
+      </w:r>
+    </w:p>
+    <w:p>
+      <w:pPr>
+        <w:keepNext/>
+        <w:bidi/>
+        <w:spacing w:before="0" w:after="0"/>
+      </w:pPr>
+      <w:r>
+        <w:rPr>
+          <w:b/>
+          <w:bCs/>
+          <w:color w:val="5B6575"/>
+          <w:sz w:val="18"/>
+          <w:szCs w:val="18"/>
+          <w:rtl/>
+        </w:rPr>
+        <w:t xml:space="preserve">الناتج عند التشغيل:</w:t>
+      </w:r>
+    </w:p>
+    <w:p>
+      <w:pPr>
+        <w:spacing w:before="0" w:after="0"/>
+        <w:jc w:val="left"/>
+      </w:pPr>
+      <w:r>
+        <w:rPr>
+          <w:rFonts w:ascii="Consolas" w:hAnsi="Consolas" w:cs="Arial"/>
+          <w:color w:val="1E7A3C"/>
+          <w:sz w:val="18"/>
+          <w:szCs w:val="18"/>
+        </w:rPr>
+        <w:t xml:space="preserve">85</w:t>
+      </w:r>
+    </w:p>
+    <w:p>
+      <w:pPr>
+        <w:spacing w:before="0" w:after="0"/>
+        <w:jc w:val="left"/>
+      </w:pPr>
+      <w:r>
+        <w:rPr>
+          <w:rFonts w:ascii="Consolas" w:hAnsi="Consolas" w:cs="Arial"/>
+          <w:color w:val="1E7A3C"/>
+          <w:sz w:val="18"/>
+          <w:szCs w:val="18"/>
+        </w:rPr>
+        <w:t xml:space="preserve">6</w:t>
+      </w:r>
+    </w:p>
+    <w:p>
+      <w:pPr>
+        <w:spacing w:before="0" w:after="0"/>
+        <w:jc w:val="left"/>
+      </w:pPr>
+      <w:r>
+        <w:rPr>
+          <w:rFonts w:ascii="Consolas" w:hAnsi="Consolas" w:cs="Arial"/>
+          <w:color w:val="1E7A3C"/>
+          <w:sz w:val="18"/>
+          <w:szCs w:val="18"/>
+        </w:rPr>
+        <w:t xml:space="preserve">المتوسط: 83.0 - الأعلى: 95</w:t>
+      </w:r>
+    </w:p>
+    <w:p>
+      <w:pPr>
+        <w:bidi/>
+        <w:spacing w:before="0" w:after="120"/>
+      </w:pPr>
+      <w:r>
+        <w:rPr>
+          <w:sz w:val="8"/>
+          <w:szCs w:val="8"/>
+        </w:rPr>
+        <w:t xml:space="preserve"> </w:t>
+      </w:r>
+    </w:p>
+    <w:p>
+      <w:pPr>
+        <w:shd w:val="clear" w:color="auto" w:fill="DDF0EE"/>
+        <w:bidi/>
+        <w:spacing w:before="0" w:after="80"/>
+      </w:pPr>
+      <w:r>
+        <w:rPr>
+          <w:b/>
+          <w:bCs/>
+          <w:color w:val="0E6B66"/>
+          <w:rtl/>
+        </w:rPr>
+        <w:t xml:space="preserve">ماذا يفعل هذا الكود؟ </w:t>
+      </w:r>
+      <w:r>
+        <w:rPr>
+          <w:rtl/>
+        </w:rPr>
+        <w:t xml:space="preserve">برنامج يخزّن ست درجات في مصفوفة، ثم يطبع أول درجة وعدد الدرجات، ويحسب المتوسط وأعلى درجة ويطبعهما.</w:t>
+      </w:r>
+    </w:p>
+    <w:tbl>
+      <w:tblPr>
+        <w:bidiVisual/>
+        <w:tblW w:w="5000" w:type="pct"/>
+        <w:tblBorders>
+          <w:top w:val="single" w:color="D9DEE5" w:sz="4"/>
+          <w:left w:val="single" w:color="D9DEE5" w:sz="4"/>
+          <w:bottom w:val="single" w:color="D9DEE5" w:sz="4"/>
+          <w:right w:val="single" w:color="D9DEE5" w:sz="4"/>
+          <w:insideH w:val="single" w:color="D9DEE5" w:sz="4"/>
+          <w:insideV w:val="single" w:color="D9DEE5" w:sz="4"/>
+        </w:tblBorders>
+        <w:tblCellMar>
+          <w:top w:w="60" w:type="dxa"/>
+          <w:left w:w="100" w:type="dxa"/>
+          <w:bottom w:w="60" w:type="dxa"/>
+          <w:right w:w="100" w:type="dxa"/>
+        </w:tblCellMar>
+      </w:tblPr>
+      <w:tblGrid>
+        <w:gridCol w:w="3600"/>
+        <w:gridCol w:w="6038"/>
+      </w:tblGrid>
+      <w:tr>
+        <w:tc>
+          <w:tcPr>
+            <w:tcW w:w="3600" w:type="dxa"/>
+            <w:shd w:val="clear" w:color="auto" w:fill="F3F4F6"/>
+          </w:tcPr>
+          <w:p>
+            <w:pPr>
+              <w:bidi/>
+              <w:spacing w:before="0" w:after="0"/>
+            </w:pPr>
+            <w:r>
+              <w:rPr>
+                <w:b/>
+                <w:bCs/>
+                <w:rtl/>
+              </w:rPr>
+              <w:t xml:space="preserve">السطر</w:t>
+            </w:r>
+          </w:p>
+        </w:tc>
+        <w:tc>
+          <w:tcPr>
+            <w:tcW w:w="6038" w:type="dxa"/>
+            <w:shd w:val="clear" w:color="auto" w:fill="F3F4F6"/>
+          </w:tcPr>
+          <w:p>
+            <w:pPr>
+              <w:bidi/>
+              <w:spacing w:before="0" w:after="0"/>
+            </w:pPr>
+            <w:r>
+              <w:rPr>
+                <w:b/>
+                <w:bCs/>
+                <w:rtl/>
+              </w:rPr>
+              <w:t xml:space="preserve">الشرح</w:t>
+            </w:r>
+          </w:p>
+        </w:tc>
+      </w:tr>
+      <w:tr>
+        <w:tc>
+          <w:tcPr>
+            <w:tcW w:w="3600" w:type="dxa"/>
+          </w:tcPr>
+          <w:p>
+            <w:pPr>
+              <w:spacing w:before="0" w:after="0"/>
+              <w:jc w:val="left"/>
+            </w:pPr>
+            <w:r>
+              <w:rPr>
+                <w:rFonts w:ascii="Consolas" w:hAnsi="Consolas" w:cs="Arial"/>
+                <w:sz w:val="17"/>
+                <w:szCs w:val="17"/>
+              </w:rPr>
+              <w:t xml:space="preserve">int[] grades = { 85, 92, 78, 95, 60, 88 };</w:t>
+            </w:r>
+          </w:p>
+        </w:tc>
+        <w:tc>
+          <w:tcPr>
+            <w:tcW w:w="6038" w:type="dxa"/>
+          </w:tcPr>
+          <w:p>
+            <w:pPr>
+              <w:bidi/>
+              <w:spacing w:before="0" w:after="0"/>
+            </w:pPr>
+            <w:r>
+              <w:rPr>
+                <w:sz w:val="20"/>
+                <w:szCs w:val="20"/>
+                <w:rtl/>
+              </w:rPr>
+              <w:t xml:space="preserve">int[] تعني مصفوفة (array) من الأعداد الصحيحة، والمصفوفة متغير واحد يحمل عدة قيم مرتبة. نضع القيم الست بين { } مفصولة بفواصل لتكون القيم الأولى للمصفوفة grades.</w:t>
+            </w:r>
+          </w:p>
+        </w:tc>
+      </w:tr>
+      <w:tr>
+        <w:tc>
+          <w:tcPr>
+            <w:tcW w:w="3600" w:type="dxa"/>
+          </w:tcPr>
+          <w:p>
+            <w:pPr>
+              <w:spacing w:before="0" w:after="0"/>
+              <w:jc w:val="left"/>
+            </w:pPr>
+            <w:r>
+              <w:rPr>
+                <w:rFonts w:ascii="Consolas" w:hAnsi="Consolas" w:cs="Arial"/>
+                <w:sz w:val="17"/>
+                <w:szCs w:val="17"/>
+              </w:rPr>
+              <w:t xml:space="preserve">Console.WriteLine(grades[0]);       // 85</w:t>
+            </w:r>
+          </w:p>
+        </w:tc>
+        <w:tc>
+          <w:tcPr>
+            <w:tcW w:w="6038" w:type="dxa"/>
+          </w:tcPr>
+          <w:p>
+            <w:pPr>
+              <w:bidi/>
+              <w:spacing w:before="0" w:after="0"/>
+            </w:pPr>
+            <w:r>
+              <w:rPr>
+                <w:sz w:val="20"/>
+                <w:szCs w:val="20"/>
+                <w:rtl/>
+              </w:rPr>
+              <w:t xml:space="preserve">نصل إلى عنصر في المصفوفة برقم موقعه بين أقواس مربعة [ ]، ويسمى الفهرس (index). الترقيم يبدأ من 0 لا من 1، لذلك grades[0] هو أول عنصر وقيمته 85. والنص بعد // تعليق يتجاهله الحاسوب.</w:t>
+            </w:r>
+          </w:p>
+        </w:tc>
+      </w:tr>
+      <w:tr>
+        <w:tc>
+          <w:tcPr>
+            <w:tcW w:w="3600" w:type="dxa"/>
+          </w:tcPr>
+          <w:p>
+            <w:pPr>
+              <w:spacing w:before="0" w:after="0"/>
+              <w:jc w:val="left"/>
+            </w:pPr>
+            <w:r>
+              <w:rPr>
+                <w:rFonts w:ascii="Consolas" w:hAnsi="Consolas" w:cs="Arial"/>
+                <w:sz w:val="17"/>
+                <w:szCs w:val="17"/>
+              </w:rPr>
+              <w:t xml:space="preserve">Console.WriteLine(grades.Length);   // 6</w:t>
+            </w:r>
+          </w:p>
+        </w:tc>
+        <w:tc>
+          <w:tcPr>
+            <w:tcW w:w="6038" w:type="dxa"/>
+          </w:tcPr>
+          <w:p>
+            <w:pPr>
+              <w:bidi/>
+              <w:spacing w:before="0" w:after="0"/>
+            </w:pPr>
+            <w:r>
+              <w:rPr>
+                <w:sz w:val="20"/>
+                <w:szCs w:val="20"/>
+                <w:rtl/>
+              </w:rPr>
+              <w:t xml:space="preserve">الخاصية .Length تعطي عدد عناصر المصفوفة، وهنا 6. لاحظ أن آخر فهرس يكون دائمًا Length - 1 أي 5.</w:t>
+            </w:r>
+          </w:p>
+        </w:tc>
+      </w:tr>
+      <w:tr>
+        <w:tc>
+          <w:tcPr>
+            <w:tcW w:w="3600" w:type="dxa"/>
+          </w:tcPr>
+          <w:p>
+            <w:pPr>
+              <w:spacing w:before="0" w:after="0"/>
+              <w:jc w:val="left"/>
+            </w:pPr>
+            <w:r>
+              <w:rPr>
+                <w:rFonts w:ascii="Consolas" w:hAnsi="Consolas" w:cs="Arial"/>
+                <w:sz w:val="17"/>
+                <w:szCs w:val="17"/>
+              </w:rPr>
+              <w:t xml:space="preserve">int sum = 0;</w:t>
+            </w:r>
+          </w:p>
+        </w:tc>
+        <w:tc>
+          <w:tcPr>
+            <w:tcW w:w="6038" w:type="dxa"/>
+          </w:tcPr>
+          <w:p>
+            <w:pPr>
+              <w:bidi/>
+              <w:spacing w:before="0" w:after="0"/>
+            </w:pPr>
+            <w:r>
+              <w:rPr>
+                <w:sz w:val="20"/>
+                <w:szCs w:val="20"/>
+                <w:rtl/>
+              </w:rPr>
+              <w:t xml:space="preserve">ننشئ متغيرًا sum يبدأ بصفر لنجمع فيه الدرجات واحدة تلو الأخرى.</w:t>
+            </w:r>
+          </w:p>
+        </w:tc>
+      </w:tr>
+      <w:tr>
+        <w:tc>
+          <w:tcPr>
+            <w:tcW w:w="3600" w:type="dxa"/>
+          </w:tcPr>
+          <w:p>
+            <w:pPr>
+              <w:spacing w:before="0" w:after="0"/>
+              <w:jc w:val="left"/>
+            </w:pPr>
+            <w:r>
+              <w:rPr>
+                <w:rFonts w:ascii="Consolas" w:hAnsi="Consolas" w:cs="Arial"/>
+                <w:sz w:val="17"/>
+                <w:szCs w:val="17"/>
+              </w:rPr>
+              <w:t xml:space="preserve">int max = grades[0];</w:t>
+            </w:r>
+          </w:p>
+        </w:tc>
+        <w:tc>
+          <w:tcPr>
+            <w:tcW w:w="6038" w:type="dxa"/>
+          </w:tcPr>
+          <w:p>
+            <w:pPr>
+              <w:bidi/>
+              <w:spacing w:before="0" w:after="0"/>
+            </w:pPr>
+            <w:r>
+              <w:rPr>
+                <w:sz w:val="20"/>
+                <w:szCs w:val="20"/>
+                <w:rtl/>
+              </w:rPr>
+              <w:t xml:space="preserve">نفترض في البداية أن أعلى درجة هي أول عنصر، ثم سنقارن بقية الدرجات بها ونحدّثها إذا وجدنا درجة أكبر.</w:t>
+            </w:r>
+          </w:p>
+        </w:tc>
+      </w:tr>
+      <w:tr>
+        <w:tc>
+          <w:tcPr>
+            <w:tcW w:w="3600" w:type="dxa"/>
+          </w:tcPr>
+          <w:p>
+            <w:pPr>
+              <w:spacing w:before="0" w:after="0"/>
+              <w:jc w:val="left"/>
+            </w:pPr>
+            <w:r>
+              <w:rPr>
+                <w:rFonts w:ascii="Consolas" w:hAnsi="Consolas" w:cs="Arial"/>
+                <w:sz w:val="17"/>
+                <w:szCs w:val="17"/>
+              </w:rPr>
+              <w:t xml:space="preserve">foreach (int g in grades)</w:t>
+            </w:r>
+          </w:p>
+        </w:tc>
+        <w:tc>
+          <w:tcPr>
+            <w:tcW w:w="6038" w:type="dxa"/>
+          </w:tcPr>
+          <w:p>
+            <w:pPr>
+              <w:bidi/>
+              <w:spacing w:before="0" w:after="0"/>
+            </w:pPr>
+            <w:r>
+              <w:rPr>
+                <w:sz w:val="20"/>
+                <w:szCs w:val="20"/>
+                <w:rtl/>
+              </w:rPr>
+              <w:t xml:space="preserve">الحلقة foreach تمر على كل عنصر في المصفوفة بالترتيب دون الحاجة إلى عدّاد أو فهرس، وفي كل دورة يحمل المتغير g قيمة العنصر الحالي.</w:t>
+            </w:r>
+          </w:p>
+        </w:tc>
+      </w:tr>
+      <w:tr>
+        <w:tc>
+          <w:tcPr>
+            <w:tcW w:w="3600" w:type="dxa"/>
+          </w:tcPr>
+          <w:p>
+            <w:pPr>
+              <w:spacing w:before="0" w:after="0"/>
+              <w:jc w:val="left"/>
+            </w:pPr>
+            <w:r>
+              <w:rPr>
+                <w:rFonts w:ascii="Consolas" w:hAnsi="Consolas" w:cs="Arial"/>
+                <w:sz w:val="17"/>
+                <w:szCs w:val="17"/>
+              </w:rPr>
+              <w:t xml:space="preserve">{</w:t>
+            </w:r>
+          </w:p>
+        </w:tc>
+        <w:tc>
+          <w:tcPr>
+            <w:tcW w:w="6038" w:type="dxa"/>
+          </w:tcPr>
+          <w:p>
+            <w:pPr>
+              <w:bidi/>
+              <w:spacing w:before="0" w:after="0"/>
+            </w:pPr>
+            <w:r>
+              <w:rPr>
+                <w:sz w:val="20"/>
+                <w:szCs w:val="20"/>
+                <w:rtl/>
+              </w:rPr>
+              <w:t xml:space="preserve">الأقواس المعقوصة { و } تجمع الأسطر التي تُنفَّذ في كل دورة من الحلقة في كتلة واحدة.</w:t>
+            </w:r>
+          </w:p>
+        </w:tc>
+      </w:tr>
+      <w:tr>
+        <w:tc>
+          <w:tcPr>
+            <w:tcW w:w="3600" w:type="dxa"/>
+          </w:tcPr>
+          <w:p>
+            <w:pPr>
+              <w:spacing w:before="0" w:after="0"/>
+              <w:jc w:val="left"/>
+            </w:pPr>
+            <w:r>
+              <w:rPr>
+                <w:rFonts w:ascii="Consolas" w:hAnsi="Consolas" w:cs="Arial"/>
+                <w:sz w:val="17"/>
+                <w:szCs w:val="17"/>
+              </w:rPr>
+              <w:t xml:space="preserve">sum += g;</w:t>
+            </w:r>
+          </w:p>
+        </w:tc>
+        <w:tc>
+          <w:tcPr>
+            <w:tcW w:w="6038" w:type="dxa"/>
+          </w:tcPr>
+          <w:p>
+            <w:pPr>
+              <w:bidi/>
+              <w:spacing w:before="0" w:after="0"/>
+            </w:pPr>
+            <w:r>
+              <w:rPr>
+                <w:sz w:val="20"/>
+                <w:szCs w:val="20"/>
+                <w:rtl/>
+              </w:rPr>
+              <w:t xml:space="preserve">المعامل += يعني «أضف إلى القيمة الحالية»، فهذا السطر يساوي sum = sum + g، أي نضيف الدرجة الحالية إلى المجموع.</w:t>
+            </w:r>
+          </w:p>
+        </w:tc>
+      </w:tr>
+      <w:tr>
+        <w:tc>
+          <w:tcPr>
+            <w:tcW w:w="3600" w:type="dxa"/>
+          </w:tcPr>
+          <w:p>
+            <w:pPr>
+              <w:spacing w:before="0" w:after="0"/>
+              <w:jc w:val="left"/>
+            </w:pPr>
+            <w:r>
+              <w:rPr>
+                <w:rFonts w:ascii="Consolas" w:hAnsi="Consolas" w:cs="Arial"/>
+                <w:sz w:val="17"/>
+                <w:szCs w:val="17"/>
+              </w:rPr>
+              <w:t xml:space="preserve">if (g &gt; max) max = g;</w:t>
+            </w:r>
+          </w:p>
+        </w:tc>
+        <w:tc>
+          <w:tcPr>
+            <w:tcW w:w="6038" w:type="dxa"/>
+          </w:tcPr>
+          <w:p>
+            <w:pPr>
+              <w:bidi/>
+              <w:spacing w:before="0" w:after="0"/>
+            </w:pPr>
+            <w:r>
+              <w:rPr>
+                <w:sz w:val="20"/>
+                <w:szCs w:val="20"/>
+                <w:rtl/>
+              </w:rPr>
+              <w:t xml:space="preserve">إذا كانت الدرجة الحالية g أكبر من أعلى درجة وجدناها حتى الآن، نجعلها هي الأعلى. وعندما يكون بعد if أمر واحد فقط يمكن كتابته دون أقواس { }.</w:t>
+            </w:r>
+          </w:p>
+        </w:tc>
+      </w:tr>
+      <w:tr>
+        <w:tc>
+          <w:tcPr>
+            <w:tcW w:w="3600" w:type="dxa"/>
+          </w:tcPr>
+          <w:p>
+            <w:pPr>
+              <w:spacing w:before="0" w:after="0"/>
+              <w:jc w:val="left"/>
+            </w:pPr>
+            <w:r>
+              <w:rPr>
+                <w:rFonts w:ascii="Consolas" w:hAnsi="Consolas" w:cs="Arial"/>
+                <w:sz w:val="17"/>
+                <w:szCs w:val="17"/>
+              </w:rPr>
+              <w:t xml:space="preserve">double avg = (double)sum / grades.Length;</w:t>
+            </w:r>
+          </w:p>
+        </w:tc>
+        <w:tc>
+          <w:tcPr>
+            <w:tcW w:w="6038" w:type="dxa"/>
+          </w:tcPr>
+          <w:p>
+            <w:pPr>
+              <w:bidi/>
+              <w:spacing w:before="0" w:after="0"/>
+            </w:pPr>
+            <w:r>
+              <w:rPr>
+                <w:sz w:val="20"/>
+                <w:szCs w:val="20"/>
+                <w:rtl/>
+              </w:rPr>
+              <w:t xml:space="preserve">نحسب المتوسط بقسمة المجموع على عدد الدرجات. الكتابة (double) قبل sum تحوّله إلى عدد عشري (تحويل النوع أو cast)، لأن قسمة عددين صحيحين في C#‎ تحذف الكسور، فنحتاج العشري لنحصل على نتيجة دقيقة.</w:t>
+            </w:r>
+          </w:p>
+        </w:tc>
+      </w:tr>
+      <w:tr>
+        <w:tc>
+          <w:tcPr>
+            <w:tcW w:w="3600" w:type="dxa"/>
+          </w:tcPr>
+          <w:p>
+            <w:pPr>
+              <w:spacing w:before="0" w:after="0"/>
+              <w:jc w:val="left"/>
+            </w:pPr>
+            <w:r>
+              <w:rPr>
+                <w:rFonts w:ascii="Consolas" w:hAnsi="Consolas" w:cs="Arial"/>
+                <w:sz w:val="17"/>
+                <w:szCs w:val="17"/>
+              </w:rPr>
+              <w:t xml:space="preserve">Console.WriteLine($"المتوسط: {avg:F1} - الأعلى: {max}");</w:t>
+            </w:r>
+          </w:p>
+        </w:tc>
+        <w:tc>
+          <w:tcPr>
+            <w:tcW w:w="6038" w:type="dxa"/>
+          </w:tcPr>
+          <w:p>
+            <w:pPr>
+              <w:bidi/>
+              <w:spacing w:before="0" w:after="0"/>
+            </w:pPr>
+            <w:r>
+              <w:rPr>
+                <w:sz w:val="20"/>
+                <w:szCs w:val="20"/>
+                <w:rtl/>
+              </w:rPr>
+              <w:t xml:space="preserve">نطبع المتوسط وأعلى درجة داخل نص واحد. الكتابة :F1 بعد avg تعني «اعرض الرقم برقم عشري واحد بعد الفاصلة»، فيظهر المتوسط 83.0 بدل رقم طويل.</w:t>
+            </w:r>
+          </w:p>
+        </w:tc>
+      </w:tr>
+    </w:tbl>
+    <w:p>
+      <w:pPr>
+        <w:bidi/>
+        <w:spacing w:before="0" w:after="120"/>
+      </w:pPr>
+      <w:r>
+        <w:rPr>
+          <w:sz w:val="8"/>
+          <w:szCs w:val="8"/>
+        </w:rPr>
+        <w:t xml:space="preserve"> </w:t>
+      </w:r>
+    </w:p>
+    <w:p>
+      <w:pPr>
+        <w:keepNext/>
+        <w:bidi/>
+        <w:spacing w:before="280" w:after="100"/>
+      </w:pPr>
+      <w:r>
+        <w:rPr>
+          <w:b/>
+          <w:bCs/>
+          <w:color w:val="0E6B66"/>
+          <w:sz w:val="30"/>
+          <w:szCs w:val="30"/>
+          <w:rtl/>
+        </w:rPr>
+        <w:t xml:space="preserve">التمارين العملية</w:t>
+      </w:r>
+    </w:p>
+    <w:p>
+      <w:pPr>
+        <w:keepNext/>
+        <w:bidi/>
+        <w:spacing w:before="160" w:after="100"/>
+      </w:pPr>
+      <w:r>
+        <w:rPr>
+          <w:b/>
+          <w:bCs/>
+          <w:color w:val="18202B"/>
+          <w:sz w:val="25"/>
+          <w:szCs w:val="25"/>
+          <w:rtl/>
+        </w:rPr>
+        <w:t xml:space="preserve">تمرين 1: جدول الضرب (سهل)</w:t>
+      </w:r>
+    </w:p>
+    <w:p>
+      <w:pPr>
+        <w:bidi/>
+        <w:spacing w:before="0" w:after="120"/>
+      </w:pPr>
+      <w:r>
+        <w:rPr>
+          <w:rtl/>
+        </w:rPr>
+        <w:t xml:space="preserve">اقرأ رقمًا واطبع جدول ضربه من 1 إلى 10.</w:t>
+      </w:r>
+    </w:p>
+    <w:p>
+      <w:pPr>
+        <w:keepNext/>
+        <w:bidi/>
+        <w:spacing w:before="0" w:after="60"/>
+      </w:pPr>
+      <w:r>
+        <w:rPr>
+          <w:b/>
+          <w:bCs/>
+          <w:color w:val="0E6B66"/>
+          <w:rtl/>
+        </w:rPr>
+        <w:t xml:space="preserve">الحل المقترح:</w:t>
+      </w:r>
+    </w:p>
+    <w:p>
+      <w:pPr>
+        <w:keepNext/>
+        <w:shd w:val="clear" w:color="auto" w:fill="F3F4F6"/>
+        <w:spacing w:before="0" w:after="0"/>
+        <w:jc w:val="left"/>
+      </w:pPr>
+      <w:r>
+        <w:rPr>
+          <w:rFonts w:ascii="Consolas" w:hAnsi="Consolas" w:cs="Arial"/>
+          <w:b/>
+          <w:bCs/>
+          <w:color w:val="5B6575"/>
+          <w:sz w:val="18"/>
+          <w:szCs w:val="18"/>
+        </w:rPr>
+        <w:t xml:space="preserve">C#</w:t>
+      </w:r>
+    </w:p>
+    <w:p>
+      <w:pPr>
+        <w:keepNext/>
+        <w:shd w:val="clear" w:color="auto" w:fill="F3F4F6"/>
+        <w:spacing w:before="0" w:after="0"/>
+        <w:jc w:val="left"/>
+      </w:pPr>
+      <w:r>
+        <w:rPr>
+          <w:rFonts w:ascii="Consolas" w:hAnsi="Consolas" w:cs="Arial"/>
+          <w:sz w:val="18"/>
+          <w:szCs w:val="18"/>
+        </w:rPr>
+        <w:t xml:space="preserve">Console.Write("الرقم: ");</w:t>
+      </w:r>
+    </w:p>
+    <w:p>
+      <w:pPr>
+        <w:keepNext/>
+        <w:shd w:val="clear" w:color="auto" w:fill="F3F4F6"/>
+        <w:spacing w:before="0" w:after="0"/>
+        <w:jc w:val="left"/>
+      </w:pPr>
+      <w:r>
+        <w:rPr>
+          <w:rFonts w:ascii="Consolas" w:hAnsi="Consolas" w:cs="Arial"/>
+          <w:sz w:val="18"/>
+          <w:szCs w:val="18"/>
+        </w:rPr>
+        <w:t xml:space="preserve">int n = int.Parse(Console.ReadLine());</w:t>
+      </w:r>
+    </w:p>
+    <w:p>
+      <w:pPr>
+        <w:keepNext/>
+        <w:shd w:val="clear" w:color="auto" w:fill="F3F4F6"/>
+        <w:spacing w:before="0" w:after="0"/>
+        <w:jc w:val="left"/>
+      </w:pPr>
+      <w:r>
+        <w:rPr>
+          <w:rFonts w:ascii="Consolas" w:hAnsi="Consolas" w:cs="Arial"/>
+          <w:sz w:val="18"/>
+          <w:szCs w:val="18"/>
+        </w:rPr>
+        <w:t xml:space="preserve">for (int i = 1; i &lt;= 10; i++)</w:t>
+      </w:r>
+    </w:p>
+    <w:p>
+      <w:pPr>
+        <w:keepNext/>
+        <w:shd w:val="clear" w:color="auto" w:fill="F3F4F6"/>
+        <w:spacing w:before="0" w:after="0"/>
+        <w:jc w:val="left"/>
+      </w:pPr>
+      <w:r>
+        <w:rPr>
+          <w:rFonts w:ascii="Consolas" w:hAnsi="Consolas" w:cs="Arial"/>
+          <w:sz w:val="18"/>
+          <w:szCs w:val="18"/>
+        </w:rPr>
+        <w:t xml:space="preserve">    Console.WriteLine($"{n} × {i} = {n * i}");</w:t>
+      </w:r>
+    </w:p>
+    <w:p>
+      <w:pPr>
+        <w:shd w:val="clear" w:color="auto" w:fill="F3F4F6"/>
+        <w:spacing w:before="0" w:after="120"/>
+        <w:jc w:val="left"/>
+      </w:pPr>
+      <w:r>
+        <w:rPr>
+          <w:sz w:val="8"/>
+          <w:szCs w:val="8"/>
+        </w:rPr>
+        <w:t xml:space="preserve"> </w:t>
+      </w:r>
+    </w:p>
+    <w:p>
+      <w:pPr>
+        <w:shd w:val="clear" w:color="auto" w:fill="DDF0EE"/>
+        <w:bidi/>
+        <w:spacing w:before="0" w:after="80"/>
+      </w:pPr>
+      <w:r>
+        <w:rPr>
+          <w:b/>
+          <w:bCs/>
+          <w:color w:val="0E6B66"/>
+          <w:rtl/>
+        </w:rPr>
+        <w:t xml:space="preserve">ماذا يفعل هذا الكود؟ </w:t>
+      </w:r>
+      <w:r>
+        <w:rPr>
+          <w:rtl/>
+        </w:rPr>
+        <w:t xml:space="preserve">برنامج يطلب رقمًا من المستخدم ثم يطبع جدول ضربه من 1 إلى 10، كل عملية في سطر.</w:t>
+      </w:r>
+    </w:p>
+    <w:tbl>
+      <w:tblPr>
+        <w:bidiVisual/>
+        <w:tblW w:w="5000" w:type="pct"/>
+        <w:tblBorders>
+          <w:top w:val="single" w:color="D9DEE5" w:sz="4"/>
+          <w:left w:val="single" w:color="D9DEE5" w:sz="4"/>
+          <w:bottom w:val="single" w:color="D9DEE5" w:sz="4"/>
+          <w:right w:val="single" w:color="D9DEE5" w:sz="4"/>
+          <w:insideH w:val="single" w:color="D9DEE5" w:sz="4"/>
+          <w:insideV w:val="single" w:color="D9DEE5" w:sz="4"/>
+        </w:tblBorders>
+        <w:tblCellMar>
+          <w:top w:w="60" w:type="dxa"/>
+          <w:left w:w="100" w:type="dxa"/>
+          <w:bottom w:w="60" w:type="dxa"/>
+          <w:right w:w="100" w:type="dxa"/>
+        </w:tblCellMar>
+      </w:tblPr>
+      <w:tblGrid>
+        <w:gridCol w:w="3600"/>
+        <w:gridCol w:w="6038"/>
+      </w:tblGrid>
+      <w:tr>
+        <w:tc>
+          <w:tcPr>
+            <w:tcW w:w="3600" w:type="dxa"/>
+            <w:shd w:val="clear" w:color="auto" w:fill="F3F4F6"/>
+          </w:tcPr>
+          <w:p>
+            <w:pPr>
+              <w:bidi/>
+              <w:spacing w:before="0" w:after="0"/>
+            </w:pPr>
+            <w:r>
+              <w:rPr>
+                <w:b/>
+                <w:bCs/>
+                <w:rtl/>
+              </w:rPr>
+              <w:t xml:space="preserve">السطر</w:t>
+            </w:r>
+          </w:p>
+        </w:tc>
+        <w:tc>
+          <w:tcPr>
+            <w:tcW w:w="6038" w:type="dxa"/>
+            <w:shd w:val="clear" w:color="auto" w:fill="F3F4F6"/>
+          </w:tcPr>
+          <w:p>
+            <w:pPr>
+              <w:bidi/>
+              <w:spacing w:before="0" w:after="0"/>
+            </w:pPr>
+            <w:r>
+              <w:rPr>
+                <w:b/>
+                <w:bCs/>
+                <w:rtl/>
+              </w:rPr>
+              <w:t xml:space="preserve">الشرح</w:t>
+            </w:r>
+          </w:p>
+        </w:tc>
+      </w:tr>
+      <w:tr>
+        <w:tc>
+          <w:tcPr>
+            <w:tcW w:w="3600" w:type="dxa"/>
+          </w:tcPr>
+          <w:p>
+            <w:pPr>
+              <w:spacing w:before="0" w:after="0"/>
+              <w:jc w:val="left"/>
+            </w:pPr>
+            <w:r>
+              <w:rPr>
+                <w:rFonts w:ascii="Consolas" w:hAnsi="Consolas" w:cs="Arial"/>
+                <w:sz w:val="17"/>
+                <w:szCs w:val="17"/>
+              </w:rPr>
+              <w:t xml:space="preserve">Console.Write("الرقم: ");</w:t>
+            </w:r>
+          </w:p>
+        </w:tc>
+        <w:tc>
+          <w:tcPr>
+            <w:tcW w:w="6038" w:type="dxa"/>
+          </w:tcPr>
+          <w:p>
+            <w:pPr>
+              <w:bidi/>
+              <w:spacing w:before="0" w:after="0"/>
+            </w:pPr>
+            <w:r>
+              <w:rPr>
+                <w:sz w:val="20"/>
+                <w:szCs w:val="20"/>
+                <w:rtl/>
+              </w:rPr>
+              <w:t xml:space="preserve">نطبع سؤالًا للمستخدم دون الانتقال إلى سطر جديد، ليكتب الرقم بجانبه.</w:t>
+            </w:r>
+          </w:p>
+        </w:tc>
+      </w:tr>
+      <w:tr>
+        <w:tc>
+          <w:tcPr>
+            <w:tcW w:w="3600" w:type="dxa"/>
+          </w:tcPr>
+          <w:p>
+            <w:pPr>
+              <w:spacing w:before="0" w:after="0"/>
+              <w:jc w:val="left"/>
+            </w:pPr>
+            <w:r>
+              <w:rPr>
+                <w:rFonts w:ascii="Consolas" w:hAnsi="Consolas" w:cs="Arial"/>
+                <w:sz w:val="17"/>
+                <w:szCs w:val="17"/>
+              </w:rPr>
+              <w:t xml:space="preserve">int n = int.Parse(Console.ReadLine());</w:t>
+            </w:r>
+          </w:p>
+        </w:tc>
+        <w:tc>
+          <w:tcPr>
+            <w:tcW w:w="6038" w:type="dxa"/>
+          </w:tcPr>
+          <w:p>
+            <w:pPr>
+              <w:bidi/>
+              <w:spacing w:before="0" w:after="0"/>
+            </w:pPr>
+            <w:r>
+              <w:rPr>
+                <w:sz w:val="20"/>
+                <w:szCs w:val="20"/>
+                <w:rtl/>
+              </w:rPr>
+              <w:t xml:space="preserve">Console.ReadLine يقرأ ما يكتبه المستخدم كنص، ثم int.Parse يحوّل هذا النص إلى عدد صحيح لنتمكن من الحساب به، ونخزّنه في n. إذا كتب المستخدم شيئًا ليس رقمًا يتوقف البرنامج بخطأ.</w:t>
+            </w:r>
+          </w:p>
+        </w:tc>
+      </w:tr>
+      <w:tr>
+        <w:tc>
+          <w:tcPr>
+            <w:tcW w:w="3600" w:type="dxa"/>
+          </w:tcPr>
+          <w:p>
+            <w:pPr>
+              <w:spacing w:before="0" w:after="0"/>
+              <w:jc w:val="left"/>
+            </w:pPr>
+            <w:r>
+              <w:rPr>
+                <w:rFonts w:ascii="Consolas" w:hAnsi="Consolas" w:cs="Arial"/>
+                <w:sz w:val="17"/>
+                <w:szCs w:val="17"/>
+              </w:rPr>
+              <w:t xml:space="preserve">for (int i = 1; i &lt;= 10; i++)</w:t>
+            </w:r>
+          </w:p>
+        </w:tc>
+        <w:tc>
+          <w:tcPr>
+            <w:tcW w:w="6038" w:type="dxa"/>
+          </w:tcPr>
+          <w:p>
+            <w:pPr>
+              <w:bidi/>
+              <w:spacing w:before="0" w:after="0"/>
+            </w:pPr>
+            <w:r>
+              <w:rPr>
+                <w:sz w:val="20"/>
+                <w:szCs w:val="20"/>
+                <w:rtl/>
+              </w:rPr>
+              <w:t xml:space="preserve">حلقة for تبدأ العداد i من 1، وتستمر ما دام i &lt;= 10، وتزيده بواحد في كل دورة عبر i++، فتتكرر 10 مرات. لا توجد أقواس { } لأن جسم الحلقة أمر واحد فقط هو السطر التالي.</w:t>
+            </w:r>
+          </w:p>
+        </w:tc>
+      </w:tr>
+      <w:tr>
+        <w:tc>
+          <w:tcPr>
+            <w:tcW w:w="3600" w:type="dxa"/>
+          </w:tcPr>
+          <w:p>
+            <w:pPr>
+              <w:spacing w:before="0" w:after="0"/>
+              <w:jc w:val="left"/>
+            </w:pPr>
+            <w:r>
+              <w:rPr>
+                <w:rFonts w:ascii="Consolas" w:hAnsi="Consolas" w:cs="Arial"/>
+                <w:sz w:val="17"/>
+                <w:szCs w:val="17"/>
+              </w:rPr>
+              <w:t xml:space="preserve">Console.WriteLine($"{n} × {i} = {n * i}");</w:t>
+            </w:r>
+          </w:p>
+        </w:tc>
+        <w:tc>
+          <w:tcPr>
+            <w:tcW w:w="6038" w:type="dxa"/>
+          </w:tcPr>
+          <w:p>
+            <w:pPr>
+              <w:bidi/>
+              <w:spacing w:before="0" w:after="0"/>
+            </w:pPr>
+            <w:r>
+              <w:rPr>
+                <w:sz w:val="20"/>
+                <w:szCs w:val="20"/>
+                <w:rtl/>
+              </w:rPr>
+              <w:t xml:space="preserve">يطبع سطرًا من جدول الضرب مثل 7 × 3 = 21. داخل { } يمكن وضع عملية حسابية أيضًا، فالتعبير {n * i} يُحسب أولًا ثم تُعرض نتيجته؛ والرمز * هو الضرب في C#‎، أما × فهو مجرد نص للعرض.</w:t>
+            </w:r>
+          </w:p>
+        </w:tc>
+      </w:tr>
+    </w:tbl>
+    <w:p>
+      <w:pPr>
+        <w:bidi/>
+        <w:spacing w:before="0" w:after="120"/>
+      </w:pPr>
+      <w:r>
+        <w:rPr>
+          <w:sz w:val="8"/>
+          <w:szCs w:val="8"/>
+        </w:rPr>
+        <w:t xml:space="preserve"> </w:t>
+      </w:r>
+    </w:p>
+    <w:p>
+      <w:pPr>
+        <w:keepNext/>
+        <w:bidi/>
+        <w:spacing w:before="160" w:after="100"/>
+      </w:pPr>
+      <w:r>
+        <w:rPr>
+          <w:b/>
+          <w:bCs/>
+          <w:color w:val="18202B"/>
+          <w:sz w:val="25"/>
+          <w:szCs w:val="25"/>
+          <w:rtl/>
+        </w:rPr>
+        <w:t xml:space="preserve">تمرين 2: درجات الطلاب الستة (متوسط)</w:t>
+      </w:r>
+    </w:p>
+    <w:p>
+      <w:pPr>
+        <w:bidi/>
+        <w:spacing w:before="0" w:after="120"/>
+      </w:pPr>
+      <w:r>
+        <w:rPr>
+          <w:rtl/>
+        </w:rPr>
+        <w:t xml:space="preserve">اقرأ درجات 6 طلاب في مصفوفة، ثم اطبع المتوسط وأعلى درجة وأقل درجة وعدد الناجحين (60 فأكثر).</w:t>
+      </w:r>
+    </w:p>
+    <w:p>
+      <w:pPr>
+        <w:keepNext/>
+        <w:bidi/>
+        <w:spacing w:before="0" w:after="60"/>
+      </w:pPr>
+      <w:r>
+        <w:rPr>
+          <w:b/>
+          <w:bCs/>
+          <w:color w:val="0E6B66"/>
+          <w:rtl/>
+        </w:rPr>
+        <w:t xml:space="preserve">الحل المقترح:</w:t>
+      </w:r>
+    </w:p>
+    <w:p>
+      <w:pPr>
+        <w:keepNext/>
+        <w:shd w:val="clear" w:color="auto" w:fill="F3F4F6"/>
+        <w:spacing w:before="0" w:after="0"/>
+        <w:jc w:val="left"/>
+      </w:pPr>
+      <w:r>
+        <w:rPr>
+          <w:rFonts w:ascii="Consolas" w:hAnsi="Consolas" w:cs="Arial"/>
+          <w:b/>
+          <w:bCs/>
+          <w:color w:val="5B6575"/>
+          <w:sz w:val="18"/>
+          <w:szCs w:val="18"/>
+        </w:rPr>
+        <w:t xml:space="preserve">C#</w:t>
+      </w:r>
+    </w:p>
+    <w:p>
+      <w:pPr>
+        <w:keepNext/>
+        <w:shd w:val="clear" w:color="auto" w:fill="F3F4F6"/>
+        <w:spacing w:before="0" w:after="0"/>
+        <w:jc w:val="left"/>
+      </w:pPr>
+      <w:r>
+        <w:rPr>
+          <w:rFonts w:ascii="Consolas" w:hAnsi="Consolas" w:cs="Arial"/>
+          <w:sz w:val="18"/>
+          <w:szCs w:val="18"/>
+        </w:rPr>
+        <w:t xml:space="preserve">int[] g = new int[6];</w:t>
+      </w:r>
+    </w:p>
+    <w:p>
+      <w:pPr>
+        <w:keepNext/>
+        <w:shd w:val="clear" w:color="auto" w:fill="F3F4F6"/>
+        <w:spacing w:before="0" w:after="0"/>
+        <w:jc w:val="left"/>
+      </w:pPr>
+      <w:r>
+        <w:rPr>
+          <w:rFonts w:ascii="Consolas" w:hAnsi="Consolas" w:cs="Arial"/>
+          <w:sz w:val="18"/>
+          <w:szCs w:val="18"/>
+        </w:rPr>
+        <w:t xml:space="preserve">for (int i = 0; i &lt; g.Length; i++)</w:t>
+      </w:r>
+    </w:p>
+    <w:p>
+      <w:pPr>
+        <w:keepNext/>
+        <w:shd w:val="clear" w:color="auto" w:fill="F3F4F6"/>
+        <w:spacing w:before="0" w:after="0"/>
+        <w:jc w:val="left"/>
+      </w:pPr>
+      <w:r>
+        <w:rPr>
+          <w:rFonts w:ascii="Consolas" w:hAnsi="Consolas" w:cs="Arial"/>
+          <w:sz w:val="18"/>
+          <w:szCs w:val="18"/>
+        </w:rPr>
+        <w:t xml:space="preserve">{</w:t>
+      </w:r>
+    </w:p>
+    <w:p>
+      <w:pPr>
+        <w:keepNext/>
+        <w:shd w:val="clear" w:color="auto" w:fill="F3F4F6"/>
+        <w:spacing w:before="0" w:after="0"/>
+        <w:jc w:val="left"/>
+      </w:pPr>
+      <w:r>
+        <w:rPr>
+          <w:rFonts w:ascii="Consolas" w:hAnsi="Consolas" w:cs="Arial"/>
+          <w:sz w:val="18"/>
+          <w:szCs w:val="18"/>
+        </w:rPr>
+        <w:t xml:space="preserve">    Console.Write($"درجة الطالب {i + 1}: ");</w:t>
+      </w:r>
+    </w:p>
+    <w:p>
+      <w:pPr>
+        <w:keepNext/>
+        <w:shd w:val="clear" w:color="auto" w:fill="F3F4F6"/>
+        <w:spacing w:before="0" w:after="0"/>
+        <w:jc w:val="left"/>
+      </w:pPr>
+      <w:r>
+        <w:rPr>
+          <w:rFonts w:ascii="Consolas" w:hAnsi="Consolas" w:cs="Arial"/>
+          <w:sz w:val="18"/>
+          <w:szCs w:val="18"/>
+        </w:rPr>
+        <w:t xml:space="preserve">    g[i] = int.Parse(Console.ReadLine());</w:t>
+      </w:r>
+    </w:p>
+    <w:p>
+      <w:pPr>
+        <w:keepNext/>
+        <w:shd w:val="clear" w:color="auto" w:fill="F3F4F6"/>
+        <w:spacing w:before="0" w:after="0"/>
+        <w:jc w:val="left"/>
+      </w:pPr>
+      <w:r>
+        <w:rPr>
+          <w:rFonts w:ascii="Consolas" w:hAnsi="Consolas" w:cs="Arial"/>
+          <w:sz w:val="18"/>
+          <w:szCs w:val="18"/>
+        </w:rPr>
+        <w:t xml:space="preserve">}</w:t>
+      </w:r>
+    </w:p>
+    <w:p>
+      <w:pPr>
+        <w:keepNext/>
+        <w:shd w:val="clear" w:color="auto" w:fill="F3F4F6"/>
+        <w:spacing w:before="0" w:after="0"/>
+        <w:jc w:val="left"/>
+      </w:pPr>
+      <w:r>
+        <w:rPr>
+          <w:rFonts w:ascii="Consolas" w:hAnsi="Consolas" w:cs="Arial"/>
+          <w:sz w:val="18"/>
+          <w:szCs w:val="18"/>
+        </w:rPr>
+        <w:t xml:space="preserve"> </w:t>
+      </w:r>
+    </w:p>
+    <w:p>
+      <w:pPr>
+        <w:keepNext/>
+        <w:shd w:val="clear" w:color="auto" w:fill="F3F4F6"/>
+        <w:spacing w:before="0" w:after="0"/>
+        <w:jc w:val="left"/>
+      </w:pPr>
+      <w:r>
+        <w:rPr>
+          <w:rFonts w:ascii="Consolas" w:hAnsi="Consolas" w:cs="Arial"/>
+          <w:sz w:val="18"/>
+          <w:szCs w:val="18"/>
+        </w:rPr>
+        <w:t xml:space="preserve">int sum = 0, max = g[0], min = g[0], passed = 0;</w:t>
+      </w:r>
+    </w:p>
+    <w:p>
+      <w:pPr>
+        <w:keepNext/>
+        <w:shd w:val="clear" w:color="auto" w:fill="F3F4F6"/>
+        <w:spacing w:before="0" w:after="0"/>
+        <w:jc w:val="left"/>
+      </w:pPr>
+      <w:r>
+        <w:rPr>
+          <w:rFonts w:ascii="Consolas" w:hAnsi="Consolas" w:cs="Arial"/>
+          <w:sz w:val="18"/>
+          <w:szCs w:val="18"/>
+        </w:rPr>
+        <w:t xml:space="preserve">foreach (int x in g)</w:t>
+      </w:r>
+    </w:p>
+    <w:p>
+      <w:pPr>
+        <w:keepNext/>
+        <w:shd w:val="clear" w:color="auto" w:fill="F3F4F6"/>
+        <w:spacing w:before="0" w:after="0"/>
+        <w:jc w:val="left"/>
+      </w:pPr>
+      <w:r>
+        <w:rPr>
+          <w:rFonts w:ascii="Consolas" w:hAnsi="Consolas" w:cs="Arial"/>
+          <w:sz w:val="18"/>
+          <w:szCs w:val="18"/>
+        </w:rPr>
+        <w:t xml:space="preserve">{</w:t>
+      </w:r>
+    </w:p>
+    <w:p>
+      <w:pPr>
+        <w:keepNext/>
+        <w:shd w:val="clear" w:color="auto" w:fill="F3F4F6"/>
+        <w:spacing w:before="0" w:after="0"/>
+        <w:jc w:val="left"/>
+      </w:pPr>
+      <w:r>
+        <w:rPr>
+          <w:rFonts w:ascii="Consolas" w:hAnsi="Consolas" w:cs="Arial"/>
+          <w:sz w:val="18"/>
+          <w:szCs w:val="18"/>
+        </w:rPr>
+        <w:t xml:space="preserve">    sum += x;</w:t>
+      </w:r>
+    </w:p>
+    <w:p>
+      <w:pPr>
+        <w:keepNext/>
+        <w:shd w:val="clear" w:color="auto" w:fill="F3F4F6"/>
+        <w:spacing w:before="0" w:after="0"/>
+        <w:jc w:val="left"/>
+      </w:pPr>
+      <w:r>
+        <w:rPr>
+          <w:rFonts w:ascii="Consolas" w:hAnsi="Consolas" w:cs="Arial"/>
+          <w:sz w:val="18"/>
+          <w:szCs w:val="18"/>
+        </w:rPr>
+        <w:t xml:space="preserve">    if (x &gt; max) max = x;</w:t>
+      </w:r>
+    </w:p>
+    <w:p>
+      <w:pPr>
+        <w:keepNext/>
+        <w:shd w:val="clear" w:color="auto" w:fill="F3F4F6"/>
+        <w:spacing w:before="0" w:after="0"/>
+        <w:jc w:val="left"/>
+      </w:pPr>
+      <w:r>
+        <w:rPr>
+          <w:rFonts w:ascii="Consolas" w:hAnsi="Consolas" w:cs="Arial"/>
+          <w:sz w:val="18"/>
+          <w:szCs w:val="18"/>
+        </w:rPr>
+        <w:t xml:space="preserve">    if (x &lt; min) min = x;</w:t>
+      </w:r>
+    </w:p>
+    <w:p>
+      <w:pPr>
+        <w:keepNext/>
+        <w:shd w:val="clear" w:color="auto" w:fill="F3F4F6"/>
+        <w:spacing w:before="0" w:after="0"/>
+        <w:jc w:val="left"/>
+      </w:pPr>
+      <w:r>
+        <w:rPr>
+          <w:rFonts w:ascii="Consolas" w:hAnsi="Consolas" w:cs="Arial"/>
+          <w:sz w:val="18"/>
+          <w:szCs w:val="18"/>
+        </w:rPr>
+        <w:t xml:space="preserve">    if (x &gt;= 60) passed++;</w:t>
+      </w:r>
+    </w:p>
+    <w:p>
+      <w:pPr>
+        <w:keepNext/>
+        <w:shd w:val="clear" w:color="auto" w:fill="F3F4F6"/>
+        <w:spacing w:before="0" w:after="0"/>
+        <w:jc w:val="left"/>
+      </w:pPr>
+      <w:r>
+        <w:rPr>
+          <w:rFonts w:ascii="Consolas" w:hAnsi="Consolas" w:cs="Arial"/>
+          <w:sz w:val="18"/>
+          <w:szCs w:val="18"/>
+        </w:rPr>
+        <w:t xml:space="preserve">}</w:t>
+      </w:r>
+    </w:p>
+    <w:p>
+      <w:pPr>
+        <w:keepNext/>
+        <w:shd w:val="clear" w:color="auto" w:fill="F3F4F6"/>
+        <w:spacing w:before="0" w:after="0"/>
+        <w:jc w:val="left"/>
+      </w:pPr>
+      <w:r>
+        <w:rPr>
+          <w:rFonts w:ascii="Consolas" w:hAnsi="Consolas" w:cs="Arial"/>
+          <w:sz w:val="18"/>
+          <w:szCs w:val="18"/>
+        </w:rPr>
+        <w:t xml:space="preserve">Console.WriteLine($"المتوسط: {(double)sum / g.Length:F1}");</w:t>
+      </w:r>
+    </w:p>
+    <w:p>
+      <w:pPr>
+        <w:keepNext/>
+        <w:shd w:val="clear" w:color="auto" w:fill="F3F4F6"/>
+        <w:spacing w:before="0" w:after="0"/>
+        <w:jc w:val="left"/>
+      </w:pPr>
+      <w:r>
+        <w:rPr>
+          <w:rFonts w:ascii="Consolas" w:hAnsi="Consolas" w:cs="Arial"/>
+          <w:sz w:val="18"/>
+          <w:szCs w:val="18"/>
+        </w:rPr>
+        <w:t xml:space="preserve">Console.WriteLine($"الأعلى: {max} - الأقل: {min} - الناجحون: {passed}");</w:t>
+      </w:r>
+    </w:p>
+    <w:p>
+      <w:pPr>
+        <w:shd w:val="clear" w:color="auto" w:fill="F3F4F6"/>
+        <w:spacing w:before="0" w:after="120"/>
+        <w:jc w:val="left"/>
+      </w:pPr>
+      <w:r>
+        <w:rPr>
+          <w:sz w:val="8"/>
+          <w:szCs w:val="8"/>
+        </w:rPr>
+        <w:t xml:space="preserve"> </w:t>
+      </w:r>
+    </w:p>
+    <w:p>
+      <w:pPr>
+        <w:shd w:val="clear" w:color="auto" w:fill="DDF0EE"/>
+        <w:bidi/>
+        <w:spacing w:before="0" w:after="80"/>
+      </w:pPr>
+      <w:r>
+        <w:rPr>
+          <w:b/>
+          <w:bCs/>
+          <w:color w:val="0E6B66"/>
+          <w:rtl/>
+        </w:rPr>
+        <w:t xml:space="preserve">ماذا يفعل هذا الكود؟ </w:t>
+      </w:r>
+      <w:r>
+        <w:rPr>
+          <w:rtl/>
+        </w:rPr>
+        <w:t xml:space="preserve">برنامج يطلب درجات ستة طلاب ويخزّنها في مصفوفة، ثم يطبع المتوسط وأعلى درجة وأقل درجة وعدد الناجحين.</w:t>
+      </w:r>
+    </w:p>
+    <w:tbl>
+      <w:tblPr>
+        <w:bidiVisual/>
+        <w:tblW w:w="5000" w:type="pct"/>
+        <w:tblBorders>
+          <w:top w:val="single" w:color="D9DEE5" w:sz="4"/>
+          <w:left w:val="single" w:color="D9DEE5" w:sz="4"/>
+          <w:bottom w:val="single" w:color="D9DEE5" w:sz="4"/>
+          <w:right w:val="single" w:color="D9DEE5" w:sz="4"/>
+          <w:insideH w:val="single" w:color="D9DEE5" w:sz="4"/>
+          <w:insideV w:val="single" w:color="D9DEE5" w:sz="4"/>
+        </w:tblBorders>
+        <w:tblCellMar>
+          <w:top w:w="60" w:type="dxa"/>
+          <w:left w:w="100" w:type="dxa"/>
+          <w:bottom w:w="60" w:type="dxa"/>
+          <w:right w:w="100" w:type="dxa"/>
+        </w:tblCellMar>
+      </w:tblPr>
+      <w:tblGrid>
+        <w:gridCol w:w="3600"/>
+        <w:gridCol w:w="6038"/>
+      </w:tblGrid>
+      <w:tr>
+        <w:tc>
+          <w:tcPr>
+            <w:tcW w:w="3600" w:type="dxa"/>
+            <w:shd w:val="clear" w:color="auto" w:fill="F3F4F6"/>
+          </w:tcPr>
+          <w:p>
+            <w:pPr>
+              <w:bidi/>
+              <w:spacing w:before="0" w:after="0"/>
+            </w:pPr>
+            <w:r>
+              <w:rPr>
+                <w:b/>
+                <w:bCs/>
+                <w:rtl/>
+              </w:rPr>
+              <w:t xml:space="preserve">السطر</w:t>
+            </w:r>
+          </w:p>
+        </w:tc>
+        <w:tc>
+          <w:tcPr>
+            <w:tcW w:w="6038" w:type="dxa"/>
+            <w:shd w:val="clear" w:color="auto" w:fill="F3F4F6"/>
+          </w:tcPr>
+          <w:p>
+            <w:pPr>
+              <w:bidi/>
+              <w:spacing w:before="0" w:after="0"/>
+            </w:pPr>
+            <w:r>
+              <w:rPr>
+                <w:b/>
+                <w:bCs/>
+                <w:rtl/>
+              </w:rPr>
+              <w:t xml:space="preserve">الشرح</w:t>
+            </w:r>
+          </w:p>
+        </w:tc>
+      </w:tr>
+      <w:tr>
+        <w:tc>
+          <w:tcPr>
+            <w:tcW w:w="3600" w:type="dxa"/>
+          </w:tcPr>
+          <w:p>
+            <w:pPr>
+              <w:spacing w:before="0" w:after="0"/>
+              <w:jc w:val="left"/>
+            </w:pPr>
+            <w:r>
+              <w:rPr>
+                <w:rFonts w:ascii="Consolas" w:hAnsi="Consolas" w:cs="Arial"/>
+                <w:sz w:val="17"/>
+                <w:szCs w:val="17"/>
+              </w:rPr>
+              <w:t xml:space="preserve">int[] g = new int[6];</w:t>
+            </w:r>
+          </w:p>
+        </w:tc>
+        <w:tc>
+          <w:tcPr>
+            <w:tcW w:w="6038" w:type="dxa"/>
+          </w:tcPr>
+          <w:p>
+            <w:pPr>
+              <w:bidi/>
+              <w:spacing w:before="0" w:after="0"/>
+            </w:pPr>
+            <w:r>
+              <w:rPr>
+                <w:sz w:val="20"/>
+                <w:szCs w:val="20"/>
+                <w:rtl/>
+              </w:rPr>
+              <w:t xml:space="preserve">ننشئ مصفوفة أعداد صحيحة اسمها g تتسع لـ6 عناصر. الكلمة new تحجز مكانًا جديدًا في الذاكرة، وتبدأ كل العناصر بقيمة 0 حتى نملأها.</w:t>
+            </w:r>
+          </w:p>
+        </w:tc>
+      </w:tr>
+      <w:tr>
+        <w:tc>
+          <w:tcPr>
+            <w:tcW w:w="3600" w:type="dxa"/>
+          </w:tcPr>
+          <w:p>
+            <w:pPr>
+              <w:spacing w:before="0" w:after="0"/>
+              <w:jc w:val="left"/>
+            </w:pPr>
+            <w:r>
+              <w:rPr>
+                <w:rFonts w:ascii="Consolas" w:hAnsi="Consolas" w:cs="Arial"/>
+                <w:sz w:val="17"/>
+                <w:szCs w:val="17"/>
+              </w:rPr>
+              <w:t xml:space="preserve">for (int i = 0; i &lt; g.Length; i++)</w:t>
+            </w:r>
+          </w:p>
+        </w:tc>
+        <w:tc>
+          <w:tcPr>
+            <w:tcW w:w="6038" w:type="dxa"/>
+          </w:tcPr>
+          <w:p>
+            <w:pPr>
+              <w:bidi/>
+              <w:spacing w:before="0" w:after="0"/>
+            </w:pPr>
+            <w:r>
+              <w:rPr>
+                <w:sz w:val="20"/>
+                <w:szCs w:val="20"/>
+                <w:rtl/>
+              </w:rPr>
+              <w:t xml:space="preserve">حلقة for يبدأ عدادها من 0 لأن فهارس المصفوفة تبدأ من 0، وتستمر ما دام i &lt; g.Length أي حتى 5، فتمر على المواقع الستة كلها.</w:t>
+            </w:r>
+          </w:p>
+        </w:tc>
+      </w:tr>
+      <w:tr>
+        <w:tc>
+          <w:tcPr>
+            <w:tcW w:w="3600" w:type="dxa"/>
+          </w:tcPr>
+          <w:p>
+            <w:pPr>
+              <w:spacing w:before="0" w:after="0"/>
+              <w:jc w:val="left"/>
+            </w:pPr>
+            <w:r>
+              <w:rPr>
+                <w:rFonts w:ascii="Consolas" w:hAnsi="Consolas" w:cs="Arial"/>
+                <w:sz w:val="17"/>
+                <w:szCs w:val="17"/>
+              </w:rPr>
+              <w:t xml:space="preserve">{</w:t>
+            </w:r>
+          </w:p>
+        </w:tc>
+        <w:tc>
+          <w:tcPr>
+            <w:tcW w:w="6038" w:type="dxa"/>
+          </w:tcPr>
+          <w:p>
+            <w:pPr>
+              <w:bidi/>
+              <w:spacing w:before="0" w:after="0"/>
+            </w:pPr>
+            <w:r>
+              <w:rPr>
+                <w:sz w:val="20"/>
+                <w:szCs w:val="20"/>
+                <w:rtl/>
+              </w:rPr>
+              <w:t xml:space="preserve">الأقواس المعقوصة { و } تجمع الأسطر التي تتكرر في كل دورة من الحلقة في كتلة واحدة.</w:t>
+            </w:r>
+          </w:p>
+        </w:tc>
+      </w:tr>
+      <w:tr>
+        <w:tc>
+          <w:tcPr>
+            <w:tcW w:w="3600" w:type="dxa"/>
+          </w:tcPr>
+          <w:p>
+            <w:pPr>
+              <w:spacing w:before="0" w:after="0"/>
+              <w:jc w:val="left"/>
+            </w:pPr>
+            <w:r>
+              <w:rPr>
+                <w:rFonts w:ascii="Consolas" w:hAnsi="Consolas" w:cs="Arial"/>
+                <w:sz w:val="17"/>
+                <w:szCs w:val="17"/>
+              </w:rPr>
+              <w:t xml:space="preserve">Console.Write($"درجة الطالب {i + 1}: ");</w:t>
+            </w:r>
+          </w:p>
+        </w:tc>
+        <w:tc>
+          <w:tcPr>
+            <w:tcW w:w="6038" w:type="dxa"/>
+          </w:tcPr>
+          <w:p>
+            <w:pPr>
+              <w:bidi/>
+              <w:spacing w:before="0" w:after="0"/>
+            </w:pPr>
+            <w:r>
+              <w:rPr>
+                <w:sz w:val="20"/>
+                <w:szCs w:val="20"/>
+                <w:rtl/>
+              </w:rPr>
+              <w:t xml:space="preserve">نطبع سؤالًا يحمل رقم الطالب. نكتب i + 1 لأن العداد يبدأ من 0، والناس يعدّون من 1، فيظهر «درجة الطالب 1» بدل 0.</w:t>
+            </w:r>
+          </w:p>
+        </w:tc>
+      </w:tr>
+      <w:tr>
+        <w:tc>
+          <w:tcPr>
+            <w:tcW w:w="3600" w:type="dxa"/>
+          </w:tcPr>
+          <w:p>
+            <w:pPr>
+              <w:spacing w:before="0" w:after="0"/>
+              <w:jc w:val="left"/>
+            </w:pPr>
+            <w:r>
+              <w:rPr>
+                <w:rFonts w:ascii="Consolas" w:hAnsi="Consolas" w:cs="Arial"/>
+                <w:sz w:val="17"/>
+                <w:szCs w:val="17"/>
+              </w:rPr>
+              <w:t xml:space="preserve">g[i] = int.Parse(Console.ReadLine());</w:t>
+            </w:r>
+          </w:p>
+        </w:tc>
+        <w:tc>
+          <w:tcPr>
+            <w:tcW w:w="6038" w:type="dxa"/>
+          </w:tcPr>
+          <w:p>
+            <w:pPr>
+              <w:bidi/>
+              <w:spacing w:before="0" w:after="0"/>
+            </w:pPr>
+            <w:r>
+              <w:rPr>
+                <w:sz w:val="20"/>
+                <w:szCs w:val="20"/>
+                <w:rtl/>
+              </w:rPr>
+              <w:t xml:space="preserve">نقرأ ما يكتبه المستخدم ونحوّله إلى عدد صحيح بـ int.Parse، ثم نضعه في الموقع رقم i من المصفوفة.</w:t>
+            </w:r>
+          </w:p>
+        </w:tc>
+      </w:tr>
+      <w:tr>
+        <w:tc>
+          <w:tcPr>
+            <w:tcW w:w="3600" w:type="dxa"/>
+          </w:tcPr>
+          <w:p>
+            <w:pPr>
+              <w:spacing w:before="0" w:after="0"/>
+              <w:jc w:val="left"/>
+            </w:pPr>
+            <w:r>
+              <w:rPr>
+                <w:rFonts w:ascii="Consolas" w:hAnsi="Consolas" w:cs="Arial"/>
+                <w:sz w:val="17"/>
+                <w:szCs w:val="17"/>
+              </w:rPr>
+              <w:t xml:space="preserve">int sum = 0, max = g[0], min = g[0], passed = 0;</w:t>
+            </w:r>
+          </w:p>
+        </w:tc>
+        <w:tc>
+          <w:tcPr>
+            <w:tcW w:w="6038" w:type="dxa"/>
+          </w:tcPr>
+          <w:p>
+            <w:pPr>
+              <w:bidi/>
+              <w:spacing w:before="0" w:after="0"/>
+            </w:pPr>
+            <w:r>
+              <w:rPr>
+                <w:sz w:val="20"/>
+                <w:szCs w:val="20"/>
+                <w:rtl/>
+              </w:rPr>
+              <w:t xml:space="preserve">نعرّف أربعة متغيرات من النوع int في سطر واحد مفصولة بفواصل: sum للمجموع، وmax وmin يبدآن بأول درجة لنقارن بها، وpassed لعدّ الناجحين.</w:t>
+            </w:r>
+          </w:p>
+        </w:tc>
+      </w:tr>
+      <w:tr>
+        <w:tc>
+          <w:tcPr>
+            <w:tcW w:w="3600" w:type="dxa"/>
+          </w:tcPr>
+          <w:p>
+            <w:pPr>
+              <w:spacing w:before="0" w:after="0"/>
+              <w:jc w:val="left"/>
+            </w:pPr>
+            <w:r>
+              <w:rPr>
+                <w:rFonts w:ascii="Consolas" w:hAnsi="Consolas" w:cs="Arial"/>
+                <w:sz w:val="17"/>
+                <w:szCs w:val="17"/>
+              </w:rPr>
+              <w:t xml:space="preserve">foreach (int x in g)</w:t>
+            </w:r>
+          </w:p>
+        </w:tc>
+        <w:tc>
+          <w:tcPr>
+            <w:tcW w:w="6038" w:type="dxa"/>
+          </w:tcPr>
+          <w:p>
+            <w:pPr>
+              <w:bidi/>
+              <w:spacing w:before="0" w:after="0"/>
+            </w:pPr>
+            <w:r>
+              <w:rPr>
+                <w:sz w:val="20"/>
+                <w:szCs w:val="20"/>
+                <w:rtl/>
+              </w:rPr>
+              <w:t xml:space="preserve">الحلقة foreach تمر على كل درجة في المصفوفة g بالترتيب، ويحمل المتغير x الدرجة الحالية في كل دورة.</w:t>
+            </w:r>
+          </w:p>
+        </w:tc>
+      </w:tr>
+      <w:tr>
+        <w:tc>
+          <w:tcPr>
+            <w:tcW w:w="3600" w:type="dxa"/>
+          </w:tcPr>
+          <w:p>
+            <w:pPr>
+              <w:spacing w:before="0" w:after="0"/>
+              <w:jc w:val="left"/>
+            </w:pPr>
+            <w:r>
+              <w:rPr>
+                <w:rFonts w:ascii="Consolas" w:hAnsi="Consolas" w:cs="Arial"/>
+                <w:sz w:val="17"/>
+                <w:szCs w:val="17"/>
+              </w:rPr>
+              <w:t xml:space="preserve">sum += x;</w:t>
+            </w:r>
+          </w:p>
+        </w:tc>
+        <w:tc>
+          <w:tcPr>
+            <w:tcW w:w="6038" w:type="dxa"/>
+          </w:tcPr>
+          <w:p>
+            <w:pPr>
+              <w:bidi/>
+              <w:spacing w:before="0" w:after="0"/>
+            </w:pPr>
+            <w:r>
+              <w:rPr>
+                <w:sz w:val="20"/>
+                <w:szCs w:val="20"/>
+                <w:rtl/>
+              </w:rPr>
+              <w:t xml:space="preserve">المعامل += يضيف x إلى قيمة sum الحالية، أي sum = sum + x.</w:t>
+            </w:r>
+          </w:p>
+        </w:tc>
+      </w:tr>
+      <w:tr>
+        <w:tc>
+          <w:tcPr>
+            <w:tcW w:w="3600" w:type="dxa"/>
+          </w:tcPr>
+          <w:p>
+            <w:pPr>
+              <w:spacing w:before="0" w:after="0"/>
+              <w:jc w:val="left"/>
+            </w:pPr>
+            <w:r>
+              <w:rPr>
+                <w:rFonts w:ascii="Consolas" w:hAnsi="Consolas" w:cs="Arial"/>
+                <w:sz w:val="17"/>
+                <w:szCs w:val="17"/>
+              </w:rPr>
+              <w:t xml:space="preserve">if (x &gt; max) max = x;</w:t>
+            </w:r>
+          </w:p>
+        </w:tc>
+        <w:tc>
+          <w:tcPr>
+            <w:tcW w:w="6038" w:type="dxa"/>
+          </w:tcPr>
+          <w:p>
+            <w:pPr>
+              <w:bidi/>
+              <w:spacing w:before="0" w:after="0"/>
+            </w:pPr>
+            <w:r>
+              <w:rPr>
+                <w:sz w:val="20"/>
+                <w:szCs w:val="20"/>
+                <w:rtl/>
+              </w:rPr>
+              <w:t xml:space="preserve">إذا كانت الدرجة الحالية أكبر من أعلى درجة حتى الآن، تصبح هي الأعلى الجديدة.</w:t>
+            </w:r>
+          </w:p>
+        </w:tc>
+      </w:tr>
+      <w:tr>
+        <w:tc>
+          <w:tcPr>
+            <w:tcW w:w="3600" w:type="dxa"/>
+          </w:tcPr>
+          <w:p>
+            <w:pPr>
+              <w:spacing w:before="0" w:after="0"/>
+              <w:jc w:val="left"/>
+            </w:pPr>
+            <w:r>
+              <w:rPr>
+                <w:rFonts w:ascii="Consolas" w:hAnsi="Consolas" w:cs="Arial"/>
+                <w:sz w:val="17"/>
+                <w:szCs w:val="17"/>
+              </w:rPr>
+              <w:t xml:space="preserve">if (x &lt; min) min = x;</w:t>
+            </w:r>
+          </w:p>
+        </w:tc>
+        <w:tc>
+          <w:tcPr>
+            <w:tcW w:w="6038" w:type="dxa"/>
+          </w:tcPr>
+          <w:p>
+            <w:pPr>
+              <w:bidi/>
+              <w:spacing w:before="0" w:after="0"/>
+            </w:pPr>
+            <w:r>
+              <w:rPr>
+                <w:sz w:val="20"/>
+                <w:szCs w:val="20"/>
+                <w:rtl/>
+              </w:rPr>
+              <w:t xml:space="preserve">وبالمثل، إذا كانت الدرجة الحالية أصغر من أقل درجة حتى الآن، تصبح هي الأقل الجديدة.</w:t>
+            </w:r>
+          </w:p>
+        </w:tc>
+      </w:tr>
+      <w:tr>
+        <w:tc>
+          <w:tcPr>
+            <w:tcW w:w="3600" w:type="dxa"/>
+          </w:tcPr>
+          <w:p>
+            <w:pPr>
+              <w:spacing w:before="0" w:after="0"/>
+              <w:jc w:val="left"/>
+            </w:pPr>
+            <w:r>
+              <w:rPr>
+                <w:rFonts w:ascii="Consolas" w:hAnsi="Consolas" w:cs="Arial"/>
+                <w:sz w:val="17"/>
+                <w:szCs w:val="17"/>
+              </w:rPr>
+              <w:t xml:space="preserve">if (x &gt;= 60) passed++;</w:t>
+            </w:r>
+          </w:p>
+        </w:tc>
+        <w:tc>
+          <w:tcPr>
+            <w:tcW w:w="6038" w:type="dxa"/>
+          </w:tcPr>
+          <w:p>
+            <w:pPr>
+              <w:bidi/>
+              <w:spacing w:before="0" w:after="0"/>
+            </w:pPr>
+            <w:r>
+              <w:rPr>
+                <w:sz w:val="20"/>
+                <w:szCs w:val="20"/>
+                <w:rtl/>
+              </w:rPr>
+              <w:t xml:space="preserve">المعامل &gt;= يعني «أكبر من أو يساوي»؛ فإذا كانت الدرجة 60 أو أكثر نزيد عداد الناجحين بواحد باستخدام ++.</w:t>
+            </w:r>
+          </w:p>
+        </w:tc>
+      </w:tr>
+      <w:tr>
+        <w:tc>
+          <w:tcPr>
+            <w:tcW w:w="3600" w:type="dxa"/>
+          </w:tcPr>
+          <w:p>
+            <w:pPr>
+              <w:spacing w:before="0" w:after="0"/>
+              <w:jc w:val="left"/>
+            </w:pPr>
+            <w:r>
+              <w:rPr>
+                <w:rFonts w:ascii="Consolas" w:hAnsi="Consolas" w:cs="Arial"/>
+                <w:sz w:val="17"/>
+                <w:szCs w:val="17"/>
+              </w:rPr>
+              <w:t xml:space="preserve">Console.WriteLine($"المتوسط: {(double)sum / g.Length:F1}");</w:t>
+            </w:r>
+          </w:p>
+        </w:tc>
+        <w:tc>
+          <w:tcPr>
+            <w:tcW w:w="6038" w:type="dxa"/>
+          </w:tcPr>
+          <w:p>
+            <w:pPr>
+              <w:bidi/>
+              <w:spacing w:before="0" w:after="0"/>
+            </w:pPr>
+            <w:r>
+              <w:rPr>
+                <w:sz w:val="20"/>
+                <w:szCs w:val="20"/>
+                <w:rtl/>
+              </w:rPr>
+              <w:t xml:space="preserve">نحسب المتوسط مباشرة داخل النص: (double) تحوّل المجموع إلى عدد عشري حتى لا تُحذف الكسور عند القسمة، و:F1 تعرض النتيجة برقم عشري واحد بعد الفاصلة.</w:t>
+            </w:r>
+          </w:p>
+        </w:tc>
+      </w:tr>
+      <w:tr>
+        <w:tc>
+          <w:tcPr>
+            <w:tcW w:w="3600" w:type="dxa"/>
+          </w:tcPr>
+          <w:p>
+            <w:pPr>
+              <w:spacing w:before="0" w:after="0"/>
+              <w:jc w:val="left"/>
+            </w:pPr>
+            <w:r>
+              <w:rPr>
+                <w:rFonts w:ascii="Consolas" w:hAnsi="Consolas" w:cs="Arial"/>
+                <w:sz w:val="17"/>
+                <w:szCs w:val="17"/>
+              </w:rPr>
+              <w:t xml:space="preserve">Console.WriteLine($"الأعلى: {max} - الأقل: {min} - الناجحون: {passed}");</w:t>
+            </w:r>
+          </w:p>
+        </w:tc>
+        <w:tc>
+          <w:tcPr>
+            <w:tcW w:w="6038" w:type="dxa"/>
+          </w:tcPr>
+          <w:p>
+            <w:pPr>
+              <w:bidi/>
+              <w:spacing w:before="0" w:after="0"/>
+            </w:pPr>
+            <w:r>
+              <w:rPr>
+                <w:sz w:val="20"/>
+                <w:szCs w:val="20"/>
+                <w:rtl/>
+              </w:rPr>
+              <w:t xml:space="preserve">نطبع أعلى درجة وأقل درجة وعدد الناجحين في سطر واحد، كل قيمة داخل { } تُستبدل بقيمة متغيرها.</w:t>
+            </w:r>
+          </w:p>
+        </w:tc>
+      </w:tr>
+    </w:tbl>
+    <w:p>
+      <w:pPr>
+        <w:bidi/>
+        <w:spacing w:before="0" w:after="120"/>
+      </w:pPr>
+      <w:r>
+        <w:rPr>
+          <w:sz w:val="8"/>
+          <w:szCs w:val="8"/>
+        </w:rPr>
+        <w:t xml:space="preserve"> </w:t>
+      </w:r>
+    </w:p>
+    <w:p>
+      <w:pPr>
+        <w:keepNext/>
+        <w:bidi/>
+        <w:spacing w:before="160" w:after="100"/>
+      </w:pPr>
+      <w:r>
+        <w:rPr>
+          <w:b/>
+          <w:bCs/>
+          <w:color w:val="18202B"/>
+          <w:sz w:val="25"/>
+          <w:szCs w:val="25"/>
+          <w:rtl/>
+        </w:rPr>
+        <w:t xml:space="preserve">تمرين 3: تحدٍّ: لعبة تخمين الرقم (تحدٍّ)</w:t>
+      </w:r>
+    </w:p>
+    <w:p>
+      <w:pPr>
+        <w:bidi/>
+        <w:spacing w:before="0" w:after="120"/>
+      </w:pPr>
+      <w:r>
+        <w:rPr>
+          <w:rtl/>
+        </w:rPr>
+        <w:t xml:space="preserve">يختار البرنامج رقمًا عشوائيًا من 1 إلى 100، ويخمّن المستخدم حتى يصيب. بعد كل محاولة اطبع «أكبر» أو «أصغر»، وفي النهاية اطبع عدد المحاولات.</w:t>
+      </w:r>
+    </w:p>
+    <w:p>
+      <w:pPr>
+        <w:keepNext/>
+        <w:bidi/>
+        <w:spacing w:before="0" w:after="60"/>
+      </w:pPr>
+      <w:r>
+        <w:rPr>
+          <w:b/>
+          <w:bCs/>
+          <w:color w:val="0E6B66"/>
+          <w:rtl/>
+        </w:rPr>
+        <w:t xml:space="preserve">الحل المقترح:</w:t>
+      </w:r>
+    </w:p>
+    <w:p>
+      <w:pPr>
+        <w:keepNext/>
+        <w:shd w:val="clear" w:color="auto" w:fill="F3F4F6"/>
+        <w:spacing w:before="0" w:after="0"/>
+        <w:jc w:val="left"/>
+      </w:pPr>
+      <w:r>
+        <w:rPr>
+          <w:rFonts w:ascii="Consolas" w:hAnsi="Consolas" w:cs="Arial"/>
+          <w:b/>
+          <w:bCs/>
+          <w:color w:val="5B6575"/>
+          <w:sz w:val="18"/>
+          <w:szCs w:val="18"/>
+        </w:rPr>
+        <w:t xml:space="preserve">C#</w:t>
+      </w:r>
+    </w:p>
+    <w:p>
+      <w:pPr>
+        <w:keepNext/>
+        <w:shd w:val="clear" w:color="auto" w:fill="F3F4F6"/>
+        <w:spacing w:before="0" w:after="0"/>
+        <w:jc w:val="left"/>
+      </w:pPr>
+      <w:r>
+        <w:rPr>
+          <w:rFonts w:ascii="Consolas" w:hAnsi="Consolas" w:cs="Arial"/>
+          <w:sz w:val="18"/>
+          <w:szCs w:val="18"/>
+        </w:rPr>
+        <w:t xml:space="preserve">int secret = Random.Shared.Next(1, 101);</w:t>
+      </w:r>
+    </w:p>
+    <w:p>
+      <w:pPr>
+        <w:keepNext/>
+        <w:shd w:val="clear" w:color="auto" w:fill="F3F4F6"/>
+        <w:spacing w:before="0" w:after="0"/>
+        <w:jc w:val="left"/>
+      </w:pPr>
+      <w:r>
+        <w:rPr>
+          <w:rFonts w:ascii="Consolas" w:hAnsi="Consolas" w:cs="Arial"/>
+          <w:sz w:val="18"/>
+          <w:szCs w:val="18"/>
+        </w:rPr>
+        <w:t xml:space="preserve">int guess = 0, tries = 0;</w:t>
+      </w:r>
+    </w:p>
+    <w:p>
+      <w:pPr>
+        <w:keepNext/>
+        <w:shd w:val="clear" w:color="auto" w:fill="F3F4F6"/>
+        <w:spacing w:before="0" w:after="0"/>
+        <w:jc w:val="left"/>
+      </w:pPr>
+      <w:r>
+        <w:rPr>
+          <w:rFonts w:ascii="Consolas" w:hAnsi="Consolas" w:cs="Arial"/>
+          <w:sz w:val="18"/>
+          <w:szCs w:val="18"/>
+        </w:rPr>
+        <w:t xml:space="preserve"> </w:t>
+      </w:r>
+    </w:p>
+    <w:p>
+      <w:pPr>
+        <w:keepNext/>
+        <w:shd w:val="clear" w:color="auto" w:fill="F3F4F6"/>
+        <w:spacing w:before="0" w:after="0"/>
+        <w:jc w:val="left"/>
+      </w:pPr>
+      <w:r>
+        <w:rPr>
+          <w:rFonts w:ascii="Consolas" w:hAnsi="Consolas" w:cs="Arial"/>
+          <w:sz w:val="18"/>
+          <w:szCs w:val="18"/>
+        </w:rPr>
+        <w:t xml:space="preserve">while (guess != secret)</w:t>
+      </w:r>
+    </w:p>
+    <w:p>
+      <w:pPr>
+        <w:keepNext/>
+        <w:shd w:val="clear" w:color="auto" w:fill="F3F4F6"/>
+        <w:spacing w:before="0" w:after="0"/>
+        <w:jc w:val="left"/>
+      </w:pPr>
+      <w:r>
+        <w:rPr>
+          <w:rFonts w:ascii="Consolas" w:hAnsi="Consolas" w:cs="Arial"/>
+          <w:sz w:val="18"/>
+          <w:szCs w:val="18"/>
+        </w:rPr>
+        <w:t xml:space="preserve">{</w:t>
+      </w:r>
+    </w:p>
+    <w:p>
+      <w:pPr>
+        <w:keepNext/>
+        <w:shd w:val="clear" w:color="auto" w:fill="F3F4F6"/>
+        <w:spacing w:before="0" w:after="0"/>
+        <w:jc w:val="left"/>
+      </w:pPr>
+      <w:r>
+        <w:rPr>
+          <w:rFonts w:ascii="Consolas" w:hAnsi="Consolas" w:cs="Arial"/>
+          <w:sz w:val="18"/>
+          <w:szCs w:val="18"/>
+        </w:rPr>
+        <w:t xml:space="preserve">    Console.Write("خمّن: ");</w:t>
+      </w:r>
+    </w:p>
+    <w:p>
+      <w:pPr>
+        <w:keepNext/>
+        <w:shd w:val="clear" w:color="auto" w:fill="F3F4F6"/>
+        <w:spacing w:before="0" w:after="0"/>
+        <w:jc w:val="left"/>
+      </w:pPr>
+      <w:r>
+        <w:rPr>
+          <w:rFonts w:ascii="Consolas" w:hAnsi="Consolas" w:cs="Arial"/>
+          <w:sz w:val="18"/>
+          <w:szCs w:val="18"/>
+        </w:rPr>
+        <w:t xml:space="preserve">    guess = int.Parse(Console.ReadLine());</w:t>
+      </w:r>
+    </w:p>
+    <w:p>
+      <w:pPr>
+        <w:keepNext/>
+        <w:shd w:val="clear" w:color="auto" w:fill="F3F4F6"/>
+        <w:spacing w:before="0" w:after="0"/>
+        <w:jc w:val="left"/>
+      </w:pPr>
+      <w:r>
+        <w:rPr>
+          <w:rFonts w:ascii="Consolas" w:hAnsi="Consolas" w:cs="Arial"/>
+          <w:sz w:val="18"/>
+          <w:szCs w:val="18"/>
+        </w:rPr>
+        <w:t xml:space="preserve">    tries++;</w:t>
+      </w:r>
+    </w:p>
+    <w:p>
+      <w:pPr>
+        <w:keepNext/>
+        <w:shd w:val="clear" w:color="auto" w:fill="F3F4F6"/>
+        <w:spacing w:before="0" w:after="0"/>
+        <w:jc w:val="left"/>
+      </w:pPr>
+      <w:r>
+        <w:rPr>
+          <w:rFonts w:ascii="Consolas" w:hAnsi="Consolas" w:cs="Arial"/>
+          <w:sz w:val="18"/>
+          <w:szCs w:val="18"/>
+        </w:rPr>
+        <w:t xml:space="preserve">    if (guess &lt; secret) Console.WriteLine("أكبر ⬆");</w:t>
+      </w:r>
+    </w:p>
+    <w:p>
+      <w:pPr>
+        <w:keepNext/>
+        <w:shd w:val="clear" w:color="auto" w:fill="F3F4F6"/>
+        <w:spacing w:before="0" w:after="0"/>
+        <w:jc w:val="left"/>
+      </w:pPr>
+      <w:r>
+        <w:rPr>
+          <w:rFonts w:ascii="Consolas" w:hAnsi="Consolas" w:cs="Arial"/>
+          <w:sz w:val="18"/>
+          <w:szCs w:val="18"/>
+        </w:rPr>
+        <w:t xml:space="preserve">    else if (guess &gt; secret) Console.WriteLine("أصغر ⬇");</w:t>
+      </w:r>
+    </w:p>
+    <w:p>
+      <w:pPr>
+        <w:keepNext/>
+        <w:shd w:val="clear" w:color="auto" w:fill="F3F4F6"/>
+        <w:spacing w:before="0" w:after="0"/>
+        <w:jc w:val="left"/>
+      </w:pPr>
+      <w:r>
+        <w:rPr>
+          <w:rFonts w:ascii="Consolas" w:hAnsi="Consolas" w:cs="Arial"/>
+          <w:sz w:val="18"/>
+          <w:szCs w:val="18"/>
+        </w:rPr>
+        <w:t xml:space="preserve">}</w:t>
+      </w:r>
+    </w:p>
+    <w:p>
+      <w:pPr>
+        <w:keepNext/>
+        <w:shd w:val="clear" w:color="auto" w:fill="F3F4F6"/>
+        <w:spacing w:before="0" w:after="0"/>
+        <w:jc w:val="left"/>
+      </w:pPr>
+      <w:r>
+        <w:rPr>
+          <w:rFonts w:ascii="Consolas" w:hAnsi="Consolas" w:cs="Arial"/>
+          <w:sz w:val="18"/>
+          <w:szCs w:val="18"/>
+        </w:rPr>
+        <w:t xml:space="preserve">Console.WriteLine($"أحسنت! عرفته في {tries} محاولات");</w:t>
+      </w:r>
+    </w:p>
+    <w:p>
+      <w:pPr>
+        <w:shd w:val="clear" w:color="auto" w:fill="F3F4F6"/>
+        <w:spacing w:before="0" w:after="120"/>
+        <w:jc w:val="left"/>
+      </w:pPr>
+      <w:r>
+        <w:rPr>
+          <w:sz w:val="8"/>
+          <w:szCs w:val="8"/>
+        </w:rPr>
+        <w:t xml:space="preserve"> </w:t>
+      </w:r>
+    </w:p>
+    <w:p>
+      <w:pPr>
+        <w:shd w:val="clear" w:color="auto" w:fill="DDF0EE"/>
+        <w:bidi/>
+        <w:spacing w:before="0" w:after="80"/>
+      </w:pPr>
+      <w:r>
+        <w:rPr>
+          <w:b/>
+          <w:bCs/>
+          <w:color w:val="0E6B66"/>
+          <w:rtl/>
+        </w:rPr>
+        <w:t xml:space="preserve">ماذا يفعل هذا الكود؟ </w:t>
+      </w:r>
+      <w:r>
+        <w:rPr>
+          <w:rtl/>
+        </w:rPr>
+        <w:t xml:space="preserve">لعبة تخمين: يختار البرنامج رقمًا سريًا عشوائيًا من 1 إلى 100، والمستخدم يخمّن ويحصل على تلميح «أكبر» أو «أصغر» حتى يصيب، ثم يرى عدد محاولاته.</w:t>
+      </w:r>
+    </w:p>
+    <w:tbl>
+      <w:tblPr>
+        <w:bidiVisual/>
+        <w:tblW w:w="5000" w:type="pct"/>
+        <w:tblBorders>
+          <w:top w:val="single" w:color="D9DEE5" w:sz="4"/>
+          <w:left w:val="single" w:color="D9DEE5" w:sz="4"/>
+          <w:bottom w:val="single" w:color="D9DEE5" w:sz="4"/>
+          <w:right w:val="single" w:color="D9DEE5" w:sz="4"/>
+          <w:insideH w:val="single" w:color="D9DEE5" w:sz="4"/>
+          <w:insideV w:val="single" w:color="D9DEE5" w:sz="4"/>
+        </w:tblBorders>
+        <w:tblCellMar>
+          <w:top w:w="60" w:type="dxa"/>
+          <w:left w:w="100" w:type="dxa"/>
+          <w:bottom w:w="60" w:type="dxa"/>
+          <w:right w:w="100" w:type="dxa"/>
+        </w:tblCellMar>
+      </w:tblPr>
+      <w:tblGrid>
+        <w:gridCol w:w="3600"/>
+        <w:gridCol w:w="6038"/>
+      </w:tblGrid>
+      <w:tr>
+        <w:tc>
+          <w:tcPr>
+            <w:tcW w:w="3600" w:type="dxa"/>
+            <w:shd w:val="clear" w:color="auto" w:fill="F3F4F6"/>
+          </w:tcPr>
+          <w:p>
+            <w:pPr>
+              <w:bidi/>
+              <w:spacing w:before="0" w:after="0"/>
+            </w:pPr>
+            <w:r>
+              <w:rPr>
+                <w:b/>
+                <w:bCs/>
+                <w:rtl/>
+              </w:rPr>
+              <w:t xml:space="preserve">السطر</w:t>
+            </w:r>
+          </w:p>
+        </w:tc>
+        <w:tc>
+          <w:tcPr>
+            <w:tcW w:w="6038" w:type="dxa"/>
+            <w:shd w:val="clear" w:color="auto" w:fill="F3F4F6"/>
+          </w:tcPr>
+          <w:p>
+            <w:pPr>
+              <w:bidi/>
+              <w:spacing w:before="0" w:after="0"/>
+            </w:pPr>
+            <w:r>
+              <w:rPr>
+                <w:b/>
+                <w:bCs/>
+                <w:rtl/>
+              </w:rPr>
+              <w:t xml:space="preserve">الشرح</w:t>
+            </w:r>
+          </w:p>
+        </w:tc>
+      </w:tr>
+      <w:tr>
+        <w:tc>
+          <w:tcPr>
+            <w:tcW w:w="3600" w:type="dxa"/>
+          </w:tcPr>
+          <w:p>
+            <w:pPr>
+              <w:spacing w:before="0" w:after="0"/>
+              <w:jc w:val="left"/>
+            </w:pPr>
+            <w:r>
+              <w:rPr>
+                <w:rFonts w:ascii="Consolas" w:hAnsi="Consolas" w:cs="Arial"/>
+                <w:sz w:val="17"/>
+                <w:szCs w:val="17"/>
+              </w:rPr>
+              <w:t xml:space="preserve">int secret = Random.Shared.Next(1, 101);</w:t>
+            </w:r>
+          </w:p>
+        </w:tc>
+        <w:tc>
+          <w:tcPr>
+            <w:tcW w:w="6038" w:type="dxa"/>
+          </w:tcPr>
+          <w:p>
+            <w:pPr>
+              <w:bidi/>
+              <w:spacing w:before="0" w:after="0"/>
+            </w:pPr>
+            <w:r>
+              <w:rPr>
+                <w:sz w:val="20"/>
+                <w:szCs w:val="20"/>
+                <w:rtl/>
+              </w:rPr>
+              <w:t xml:space="preserve">Random.Shared مولّد أرقام عشوائية جاهز في .NET، والدالة Next(1, 101) تعطي عددًا صحيحًا عشوائيًا من 1 حتى 100؛ لأن الحد الثاني 101 غير داخل في النطاق. نخزّن الرقم في secret.</w:t>
+            </w:r>
+          </w:p>
+        </w:tc>
+      </w:tr>
+      <w:tr>
+        <w:tc>
+          <w:tcPr>
+            <w:tcW w:w="3600" w:type="dxa"/>
+          </w:tcPr>
+          <w:p>
+            <w:pPr>
+              <w:spacing w:before="0" w:after="0"/>
+              <w:jc w:val="left"/>
+            </w:pPr>
+            <w:r>
+              <w:rPr>
+                <w:rFonts w:ascii="Consolas" w:hAnsi="Consolas" w:cs="Arial"/>
+                <w:sz w:val="17"/>
+                <w:szCs w:val="17"/>
+              </w:rPr>
+              <w:t xml:space="preserve">int guess = 0, tries = 0;</w:t>
+            </w:r>
+          </w:p>
+        </w:tc>
+        <w:tc>
+          <w:tcPr>
+            <w:tcW w:w="6038" w:type="dxa"/>
+          </w:tcPr>
+          <w:p>
+            <w:pPr>
+              <w:bidi/>
+              <w:spacing w:before="0" w:after="0"/>
+            </w:pPr>
+            <w:r>
+              <w:rPr>
+                <w:sz w:val="20"/>
+                <w:szCs w:val="20"/>
+                <w:rtl/>
+              </w:rPr>
+              <w:t xml:space="preserve">نعرّف متغيرين: guess لتخمين المستخدم ويبدأ بـ0 (رقم لا يمكن أن يكون هو السر)، وtries لعدّ المحاولات ويبدأ بـ0.</w:t>
+            </w:r>
+          </w:p>
+        </w:tc>
+      </w:tr>
+      <w:tr>
+        <w:tc>
+          <w:tcPr>
+            <w:tcW w:w="3600" w:type="dxa"/>
+          </w:tcPr>
+          <w:p>
+            <w:pPr>
+              <w:spacing w:before="0" w:after="0"/>
+              <w:jc w:val="left"/>
+            </w:pPr>
+            <w:r>
+              <w:rPr>
+                <w:rFonts w:ascii="Consolas" w:hAnsi="Consolas" w:cs="Arial"/>
+                <w:sz w:val="17"/>
+                <w:szCs w:val="17"/>
+              </w:rPr>
+              <w:t xml:space="preserve">while (guess != secret)</w:t>
+            </w:r>
+          </w:p>
+        </w:tc>
+        <w:tc>
+          <w:tcPr>
+            <w:tcW w:w="6038" w:type="dxa"/>
+          </w:tcPr>
+          <w:p>
+            <w:pPr>
+              <w:bidi/>
+              <w:spacing w:before="0" w:after="0"/>
+            </w:pPr>
+            <w:r>
+              <w:rPr>
+                <w:sz w:val="20"/>
+                <w:szCs w:val="20"/>
+                <w:rtl/>
+              </w:rPr>
+              <w:t xml:space="preserve">الحلقة while تستمر ما دام التخمين لا يساوي (!=) الرقم السري، لأننا لا نعرف مسبقًا كم محاولة سيحتاج المستخدم.</w:t>
+            </w:r>
+          </w:p>
+        </w:tc>
+      </w:tr>
+      <w:tr>
+        <w:tc>
+          <w:tcPr>
+            <w:tcW w:w="3600" w:type="dxa"/>
+          </w:tcPr>
+          <w:p>
+            <w:pPr>
+              <w:spacing w:before="0" w:after="0"/>
+              <w:jc w:val="left"/>
+            </w:pPr>
+            <w:r>
+              <w:rPr>
+                <w:rFonts w:ascii="Consolas" w:hAnsi="Consolas" w:cs="Arial"/>
+                <w:sz w:val="17"/>
+                <w:szCs w:val="17"/>
+              </w:rPr>
+              <w:t xml:space="preserve">{</w:t>
+            </w:r>
+          </w:p>
+        </w:tc>
+        <w:tc>
+          <w:tcPr>
+            <w:tcW w:w="6038" w:type="dxa"/>
+          </w:tcPr>
+          <w:p>
+            <w:pPr>
+              <w:bidi/>
+              <w:spacing w:before="0" w:after="0"/>
+            </w:pPr>
+            <w:r>
+              <w:rPr>
+                <w:sz w:val="20"/>
+                <w:szCs w:val="20"/>
+                <w:rtl/>
+              </w:rPr>
+              <w:t xml:space="preserve">الأقواس المعقوصة { و } تجمع الأسطر التي تتكرر في كل محاولة في كتلة واحدة.</w:t>
+            </w:r>
+          </w:p>
+        </w:tc>
+      </w:tr>
+      <w:tr>
+        <w:tc>
+          <w:tcPr>
+            <w:tcW w:w="3600" w:type="dxa"/>
+          </w:tcPr>
+          <w:p>
+            <w:pPr>
+              <w:spacing w:before="0" w:after="0"/>
+              <w:jc w:val="left"/>
+            </w:pPr>
+            <w:r>
+              <w:rPr>
+                <w:rFonts w:ascii="Consolas" w:hAnsi="Consolas" w:cs="Arial"/>
+                <w:sz w:val="17"/>
+                <w:szCs w:val="17"/>
+              </w:rPr>
+              <w:t xml:space="preserve">Console.Write("خمّن: ");</w:t>
+            </w:r>
+          </w:p>
+        </w:tc>
+        <w:tc>
+          <w:tcPr>
+            <w:tcW w:w="6038" w:type="dxa"/>
+          </w:tcPr>
+          <w:p>
+            <w:pPr>
+              <w:bidi/>
+              <w:spacing w:before="0" w:after="0"/>
+            </w:pPr>
+            <w:r>
+              <w:rPr>
+                <w:sz w:val="20"/>
+                <w:szCs w:val="20"/>
+                <w:rtl/>
+              </w:rPr>
+              <w:t xml:space="preserve">نطلب من المستخدم أن يكتب تخمينه بجانب الكلمة دون سطر جديد.</w:t>
+            </w:r>
+          </w:p>
+        </w:tc>
+      </w:tr>
+      <w:tr>
+        <w:tc>
+          <w:tcPr>
+            <w:tcW w:w="3600" w:type="dxa"/>
+          </w:tcPr>
+          <w:p>
+            <w:pPr>
+              <w:spacing w:before="0" w:after="0"/>
+              <w:jc w:val="left"/>
+            </w:pPr>
+            <w:r>
+              <w:rPr>
+                <w:rFonts w:ascii="Consolas" w:hAnsi="Consolas" w:cs="Arial"/>
+                <w:sz w:val="17"/>
+                <w:szCs w:val="17"/>
+              </w:rPr>
+              <w:t xml:space="preserve">guess = int.Parse(Console.ReadLine());</w:t>
+            </w:r>
+          </w:p>
+        </w:tc>
+        <w:tc>
+          <w:tcPr>
+            <w:tcW w:w="6038" w:type="dxa"/>
+          </w:tcPr>
+          <w:p>
+            <w:pPr>
+              <w:bidi/>
+              <w:spacing w:before="0" w:after="0"/>
+            </w:pPr>
+            <w:r>
+              <w:rPr>
+                <w:sz w:val="20"/>
+                <w:szCs w:val="20"/>
+                <w:rtl/>
+              </w:rPr>
+              <w:t xml:space="preserve">نقرأ ما كتبه المستخدم ونحوّله من نص إلى عدد صحيح بـ int.Parse، ونخزّنه في guess.</w:t>
+            </w:r>
+          </w:p>
+        </w:tc>
+      </w:tr>
+      <w:tr>
+        <w:tc>
+          <w:tcPr>
+            <w:tcW w:w="3600" w:type="dxa"/>
+          </w:tcPr>
+          <w:p>
+            <w:pPr>
+              <w:spacing w:before="0" w:after="0"/>
+              <w:jc w:val="left"/>
+            </w:pPr>
+            <w:r>
+              <w:rPr>
+                <w:rFonts w:ascii="Consolas" w:hAnsi="Consolas" w:cs="Arial"/>
+                <w:sz w:val="17"/>
+                <w:szCs w:val="17"/>
+              </w:rPr>
+              <w:t xml:space="preserve">tries++;</w:t>
+            </w:r>
+          </w:p>
+        </w:tc>
+        <w:tc>
+          <w:tcPr>
+            <w:tcW w:w="6038" w:type="dxa"/>
+          </w:tcPr>
+          <w:p>
+            <w:pPr>
+              <w:bidi/>
+              <w:spacing w:before="0" w:after="0"/>
+            </w:pPr>
+            <w:r>
+              <w:rPr>
+                <w:sz w:val="20"/>
+                <w:szCs w:val="20"/>
+                <w:rtl/>
+              </w:rPr>
+              <w:t xml:space="preserve">المعامل ++ يزيد قيمة tries بمقدار 1، فنحسب هذه المحاولة.</w:t>
+            </w:r>
+          </w:p>
+        </w:tc>
+      </w:tr>
+      <w:tr>
+        <w:tc>
+          <w:tcPr>
+            <w:tcW w:w="3600" w:type="dxa"/>
+          </w:tcPr>
+          <w:p>
+            <w:pPr>
+              <w:spacing w:before="0" w:after="0"/>
+              <w:jc w:val="left"/>
+            </w:pPr>
+            <w:r>
+              <w:rPr>
+                <w:rFonts w:ascii="Consolas" w:hAnsi="Consolas" w:cs="Arial"/>
+                <w:sz w:val="17"/>
+                <w:szCs w:val="17"/>
+              </w:rPr>
+              <w:t xml:space="preserve">if (guess &lt; secret) Console.WriteLine("أكبر ⬆");</w:t>
+            </w:r>
+          </w:p>
+        </w:tc>
+        <w:tc>
+          <w:tcPr>
+            <w:tcW w:w="6038" w:type="dxa"/>
+          </w:tcPr>
+          <w:p>
+            <w:pPr>
+              <w:bidi/>
+              <w:spacing w:before="0" w:after="0"/>
+            </w:pPr>
+            <w:r>
+              <w:rPr>
+                <w:sz w:val="20"/>
+                <w:szCs w:val="20"/>
+                <w:rtl/>
+              </w:rPr>
+              <w:t xml:space="preserve">إذا كان التخمين أصغر من الرقم السري، نخبر المستخدم أن الرقم المطلوب أكبر.</w:t>
+            </w:r>
+          </w:p>
+        </w:tc>
+      </w:tr>
+      <w:tr>
+        <w:tc>
+          <w:tcPr>
+            <w:tcW w:w="3600" w:type="dxa"/>
+          </w:tcPr>
+          <w:p>
+            <w:pPr>
+              <w:spacing w:before="0" w:after="0"/>
+              <w:jc w:val="left"/>
+            </w:pPr>
+            <w:r>
+              <w:rPr>
+                <w:rFonts w:ascii="Consolas" w:hAnsi="Consolas" w:cs="Arial"/>
+                <w:sz w:val="17"/>
+                <w:szCs w:val="17"/>
+              </w:rPr>
+              <w:t xml:space="preserve">else if (guess &gt; secret) Console.WriteLine("أصغر ⬇");</w:t>
+            </w:r>
+          </w:p>
+        </w:tc>
+        <w:tc>
+          <w:tcPr>
+            <w:tcW w:w="6038" w:type="dxa"/>
+          </w:tcPr>
+          <w:p>
+            <w:pPr>
+              <w:bidi/>
+              <w:spacing w:before="0" w:after="0"/>
+            </w:pPr>
+            <w:r>
+              <w:rPr>
+                <w:sz w:val="20"/>
+                <w:szCs w:val="20"/>
+                <w:rtl/>
+              </w:rPr>
+              <w:t xml:space="preserve">else if تعني «وإلا، إذا...»: تُفحص فقط إذا لم يتحقق الشرط السابق؛ فإذا كان التخمين أكبر من السر نخبره أن الرقم أصغر. وإذا كان مساويًا لا يُطبع شيء وتنتهي الحلقة.</w:t>
+            </w:r>
+          </w:p>
+        </w:tc>
+      </w:tr>
+      <w:tr>
+        <w:tc>
+          <w:tcPr>
+            <w:tcW w:w="3600" w:type="dxa"/>
+          </w:tcPr>
+          <w:p>
+            <w:pPr>
+              <w:spacing w:before="0" w:after="0"/>
+              <w:jc w:val="left"/>
+            </w:pPr>
+            <w:r>
+              <w:rPr>
+                <w:rFonts w:ascii="Consolas" w:hAnsi="Consolas" w:cs="Arial"/>
+                <w:sz w:val="17"/>
+                <w:szCs w:val="17"/>
+              </w:rPr>
+              <w:t xml:space="preserve">Console.WriteLine($"أحسنت! عرفته في {tries} محاولات");</w:t>
+            </w:r>
+          </w:p>
+        </w:tc>
+        <w:tc>
+          <w:tcPr>
+            <w:tcW w:w="6038" w:type="dxa"/>
+          </w:tcPr>
+          <w:p>
+            <w:pPr>
+              <w:bidi/>
+              <w:spacing w:before="0" w:after="0"/>
+            </w:pPr>
+            <w:r>
+              <w:rPr>
+                <w:sz w:val="20"/>
+                <w:szCs w:val="20"/>
+                <w:rtl/>
+              </w:rPr>
+              <w:t xml:space="preserve">بعد الخروج من الحلقة، أي عند التخمين الصحيح، نطبع رسالة تهنئة مع عدد المحاولات المخزّن في tries.</w:t>
+            </w:r>
+          </w:p>
+        </w:tc>
+      </w:tr>
+    </w:tbl>
+    <w:p>
+      <w:pPr>
+        <w:bidi/>
+        <w:spacing w:before="0" w:after="120"/>
+      </w:pPr>
+      <w:r>
+        <w:rPr>
+          <w:sz w:val="8"/>
+          <w:szCs w:val="8"/>
+        </w:rPr>
+        <w:t xml:space="preserve"> </w:t>
+      </w:r>
+    </w:p>
+    <w:p>
+      <w:pPr>
+        <w:keepNext/>
+        <w:bidi/>
+        <w:spacing w:before="280" w:after="100"/>
+      </w:pPr>
+      <w:r>
+        <w:rPr>
+          <w:b/>
+          <w:bCs/>
+          <w:color w:val="0E6B66"/>
+          <w:sz w:val="30"/>
+          <w:szCs w:val="30"/>
+          <w:rtl/>
+        </w:rPr>
+        <w:t xml:space="preserve">اختبر نفسك</w:t>
+      </w:r>
+    </w:p>
+    <w:p>
+      <w:pPr>
+        <w:keepNext/>
+        <w:bidi/>
+        <w:spacing w:before="0" w:after="40"/>
+      </w:pPr>
+      <w:r>
+        <w:rPr>
+          <w:b/>
+          <w:bCs/>
+          <w:rtl/>
+        </w:rPr>
+        <w:t xml:space="preserve">1. كم مرة تُنفذ: for (int i = 0; i &lt; 3; i++)؟</w:t>
+      </w:r>
+    </w:p>
+    <w:p>
+      <w:pPr>
+        <w:bidi/>
+        <w:spacing w:before="0" w:after="120"/>
+      </w:pPr>
+      <w:r>
+        <w:rPr>
+          <w:rtl/>
+        </w:rPr>
+        <w:t xml:space="preserve">أ) 2     ب) 3     ج) 4</w:t>
+      </w:r>
+    </w:p>
+    <w:p>
+      <w:pPr>
+        <w:keepNext/>
+        <w:bidi/>
+        <w:spacing w:before="0" w:after="40"/>
+      </w:pPr>
+      <w:r>
+        <w:rPr>
+          <w:b/>
+          <w:bCs/>
+          <w:rtl/>
+        </w:rPr>
+        <w:t xml:space="preserve">2. ما فهرس أول عنصر في المصفوفة؟</w:t>
+      </w:r>
+    </w:p>
+    <w:p>
+      <w:pPr>
+        <w:bidi/>
+        <w:spacing w:before="0" w:after="120"/>
+      </w:pPr>
+      <w:r>
+        <w:rPr>
+          <w:rtl/>
+        </w:rPr>
+        <w:t xml:space="preserve">أ) 0     ب) 1     ج) -1</w:t>
+      </w:r>
+    </w:p>
+    <w:p>
+      <w:pPr>
+        <w:keepNext/>
+        <w:bidi/>
+        <w:spacing w:before="0" w:after="40"/>
+      </w:pPr>
+      <w:r>
+        <w:rPr>
+          <w:b/>
+          <w:bCs/>
+          <w:rtl/>
+        </w:rPr>
+        <w:t xml:space="preserve">3. أي حلقة تناسب «كرر حتى يكتب المستخدم 0»؟</w:t>
+      </w:r>
+    </w:p>
+    <w:p>
+      <w:pPr>
+        <w:bidi/>
+        <w:spacing w:before="0" w:after="120"/>
+      </w:pPr>
+      <w:r>
+        <w:rPr>
+          <w:rtl/>
+        </w:rPr>
+        <w:t xml:space="preserve">أ) for     ب) while     ج) لا شيء</w:t>
+      </w:r>
+    </w:p>
+    <w:p>
+      <w:pPr>
+        <w:bidi/>
+        <w:spacing w:before="0" w:after="120"/>
+      </w:pPr>
+      <w:r>
+        <w:rPr>
+          <w:b/>
+          <w:bCs/>
+          <w:color w:val="5B6575"/>
+          <w:sz w:val="18"/>
+          <w:szCs w:val="18"/>
+          <w:rtl/>
+        </w:rPr>
+        <w:t xml:space="preserve">الإجابات: </w:t>
+      </w:r>
+      <w:r>
+        <w:rPr>
+          <w:color w:val="5B6575"/>
+          <w:sz w:val="18"/>
+          <w:szCs w:val="18"/>
+        </w:rPr>
+        <w:t xml:space="preserve">1) 3  ·  2) 0  ·  3) while</w:t>
+      </w:r>
+    </w:p>
+    <w:p>
+      <w:pPr>
+        <w:keepNext/>
+        <w:bidi/>
+        <w:spacing w:before="280" w:after="100"/>
+      </w:pPr>
+      <w:r>
+        <w:rPr>
+          <w:b/>
+          <w:bCs/>
+          <w:color w:val="0E6B66"/>
+          <w:sz w:val="30"/>
+          <w:szCs w:val="30"/>
+          <w:rtl/>
+        </w:rPr>
+        <w:t xml:space="preserve">الواجب</w:t>
+      </w:r>
+    </w:p>
+    <w:p>
+      <w:pPr>
+        <w:shd w:val="clear" w:color="auto" w:fill="DDF0EE"/>
+        <w:bidi/>
+        <w:spacing w:before="0" w:after="120"/>
+      </w:pPr>
+      <w:r>
+        <w:rPr>
+          <w:rtl/>
+        </w:rPr>
+        <w:t xml:space="preserve">إعلان المشروع النهائي: اقرأ متطلبات المشروع وابدأ بصفحة HTML الخاصة بفكرتك.</w:t>
+      </w:r>
+    </w:p>
     <w:sectPr>
       <w:pgSz w:w="11906" w:h="16838"/>
       <w:pgMar w:top="1134" w:right="1134" w:bottom="1134" w:left="1134" w:header="567" w:footer="567" w:gutter="0"/>

--- a/downloads/all-lessons.docx
+++ b/downloads/all-lessons.docx
@@ -30315,6 +30315,6097 @@
         <w:t xml:space="preserve">إعلان المشروع النهائي: اقرأ متطلبات المشروع وابدأ بصفحة HTML الخاصة بفكرتك.</w:t>
       </w:r>
     </w:p>
+    <w:p>
+      <w:r>
+        <w:br w:type="page"/>
+      </w:r>
+    </w:p>
+    <w:p>
+      <w:pPr>
+        <w:bidi/>
+        <w:spacing w:before="0" w:after="60"/>
+      </w:pPr>
+      <w:r>
+        <w:rPr>
+          <w:color w:val="5B6575"/>
+          <w:sz w:val="20"/>
+          <w:szCs w:val="20"/>
+          <w:rtl/>
+        </w:rPr>
+        <w:t xml:space="preserve">اليوم 7 · الأسبوع 2 · C#‎ · ساعتان</w:t>
+      </w:r>
+    </w:p>
+    <w:p>
+      <w:pPr>
+        <w:keepNext/>
+        <w:bidi/>
+        <w:spacing w:before="0" w:after="100"/>
+      </w:pPr>
+      <w:r>
+        <w:rPr>
+          <w:b/>
+          <w:bCs/>
+          <w:color w:val="18202B"/>
+          <w:sz w:val="40"/>
+          <w:szCs w:val="40"/>
+          <w:rtl/>
+        </w:rPr>
+        <w:t xml:space="preserve">الدوال والقوائم List ومدخل للكائنات</w:t>
+      </w:r>
+    </w:p>
+    <w:p>
+      <w:pPr>
+        <w:keepNext/>
+        <w:bidi/>
+        <w:spacing w:before="280" w:after="100"/>
+      </w:pPr>
+      <w:r>
+        <w:rPr>
+          <w:b/>
+          <w:bCs/>
+          <w:color w:val="0E6B66"/>
+          <w:sz w:val="30"/>
+          <w:szCs w:val="30"/>
+          <w:rtl/>
+        </w:rPr>
+        <w:t xml:space="preserve">أهداف التعلم</w:t>
+      </w:r>
+    </w:p>
+    <w:p>
+      <w:pPr>
+        <w:bidi/>
+        <w:spacing w:before="0" w:after="120"/>
+      </w:pPr>
+      <w:r>
+        <w:rPr>
+          <w:color w:val="5B6575"/>
+          <w:rtl/>
+        </w:rPr>
+        <w:t xml:space="preserve">في نهاية الدرس يستطيع المتدرب أن:</w:t>
+      </w:r>
+    </w:p>
+    <w:p>
+      <w:pPr>
+        <w:bidi/>
+        <w:spacing w:before="0" w:after="40"/>
+      </w:pPr>
+      <w:r>
+        <w:rPr>
+          <w:rtl/>
+        </w:rPr>
+        <w:t xml:space="preserve">• يقسّم البرنامج إلى دوال (Methods) تستقبل مدخلات وتُرجع نتيجة.</w:t>
+      </w:r>
+    </w:p>
+    <w:p>
+      <w:pPr>
+        <w:bidi/>
+        <w:spacing w:before="0" w:after="40"/>
+      </w:pPr>
+      <w:r>
+        <w:rPr>
+          <w:rtl/>
+        </w:rPr>
+        <w:t xml:space="preserve">• يستخدم List لإضافة العناصر وحذفها بمرونة.</w:t>
+      </w:r>
+    </w:p>
+    <w:p>
+      <w:pPr>
+        <w:bidi/>
+        <w:spacing w:before="0" w:after="40"/>
+      </w:pPr>
+      <w:r>
+        <w:rPr>
+          <w:rtl/>
+        </w:rPr>
+        <w:t xml:space="preserve">• يعرّف كلاسًا بسيطًا Student بخصائص وينشئ منه كائنات.</w:t>
+      </w:r>
+    </w:p>
+    <w:p>
+      <w:pPr>
+        <w:bidi/>
+        <w:spacing w:before="0" w:after="40"/>
+      </w:pPr>
+      <w:r>
+        <w:rPr>
+          <w:rtl/>
+        </w:rPr>
+        <w:t xml:space="preserve">• يتعامل مع الإدخال الخاطئ باستخدام int.TryParse.</w:t>
+      </w:r>
+    </w:p>
+    <w:p>
+      <w:pPr>
+        <w:keepNext/>
+        <w:bidi/>
+        <w:spacing w:before="280" w:after="100"/>
+      </w:pPr>
+      <w:r>
+        <w:rPr>
+          <w:b/>
+          <w:bCs/>
+          <w:color w:val="0E6B66"/>
+          <w:sz w:val="30"/>
+          <w:szCs w:val="30"/>
+          <w:rtl/>
+        </w:rPr>
+        <w:t xml:space="preserve">توزيع وقت الحصة</w:t>
+      </w:r>
+    </w:p>
+    <w:tbl>
+      <w:tblPr>
+        <w:bidiVisual/>
+        <w:tblW w:w="5000" w:type="pct"/>
+        <w:tblBorders>
+          <w:top w:val="single" w:color="D9DEE5" w:sz="4"/>
+          <w:left w:val="single" w:color="D9DEE5" w:sz="4"/>
+          <w:bottom w:val="single" w:color="D9DEE5" w:sz="4"/>
+          <w:right w:val="single" w:color="D9DEE5" w:sz="4"/>
+          <w:insideH w:val="single" w:color="D9DEE5" w:sz="4"/>
+          <w:insideV w:val="single" w:color="D9DEE5" w:sz="4"/>
+        </w:tblBorders>
+        <w:tblCellMar>
+          <w:top w:w="60" w:type="dxa"/>
+          <w:left w:w="100" w:type="dxa"/>
+          <w:bottom w:w="60" w:type="dxa"/>
+          <w:right w:w="100" w:type="dxa"/>
+        </w:tblCellMar>
+      </w:tblPr>
+      <w:tblGrid>
+        <w:gridCol w:w="2200"/>
+        <w:gridCol w:w="7438"/>
+      </w:tblGrid>
+      <w:tr>
+        <w:tc>
+          <w:tcPr>
+            <w:tcW w:w="2200" w:type="dxa"/>
+          </w:tcPr>
+          <w:p>
+            <w:pPr>
+              <w:spacing w:before="0" w:after="0"/>
+              <w:jc w:val="left"/>
+            </w:pPr>
+            <w:r>
+              <w:rPr>
+                <w:rFonts w:ascii="Consolas" w:hAnsi="Consolas" w:cs="Arial"/>
+              </w:rPr>
+              <w:t xml:space="preserve">0:00 – 0:10</w:t>
+            </w:r>
+          </w:p>
+        </w:tc>
+        <w:tc>
+          <w:tcPr>
+            <w:tcW w:w="7438" w:type="dxa"/>
+          </w:tcPr>
+          <w:p>
+            <w:pPr>
+              <w:bidi/>
+              <w:spacing w:before="0" w:after="0"/>
+            </w:pPr>
+            <w:r>
+              <w:rPr>
+                <w:rtl/>
+              </w:rPr>
+              <w:t xml:space="preserve">مراجعة سريعة لدرس الأمس وحل الواجب</w:t>
+            </w:r>
+          </w:p>
+        </w:tc>
+      </w:tr>
+      <w:tr>
+        <w:tc>
+          <w:tcPr>
+            <w:tcW w:w="2200" w:type="dxa"/>
+          </w:tcPr>
+          <w:p>
+            <w:pPr>
+              <w:spacing w:before="0" w:after="0"/>
+              <w:jc w:val="left"/>
+            </w:pPr>
+            <w:r>
+              <w:rPr>
+                <w:rFonts w:ascii="Consolas" w:hAnsi="Consolas" w:cs="Arial"/>
+              </w:rPr>
+              <w:t xml:space="preserve">0:10 – 0:50</w:t>
+            </w:r>
+          </w:p>
+        </w:tc>
+        <w:tc>
+          <w:tcPr>
+            <w:tcW w:w="7438" w:type="dxa"/>
+          </w:tcPr>
+          <w:p>
+            <w:pPr>
+              <w:bidi/>
+              <w:spacing w:before="0" w:after="0"/>
+            </w:pPr>
+            <w:r>
+              <w:rPr>
+                <w:rtl/>
+              </w:rPr>
+              <w:t xml:space="preserve">شرح الدرس مع أمثلة حيّة يكتبها المدرب والمتدربون معًا</w:t>
+            </w:r>
+          </w:p>
+        </w:tc>
+      </w:tr>
+      <w:tr>
+        <w:tc>
+          <w:tcPr>
+            <w:tcW w:w="2200" w:type="dxa"/>
+          </w:tcPr>
+          <w:p>
+            <w:pPr>
+              <w:spacing w:before="0" w:after="0"/>
+              <w:jc w:val="left"/>
+            </w:pPr>
+            <w:r>
+              <w:rPr>
+                <w:rFonts w:ascii="Consolas" w:hAnsi="Consolas" w:cs="Arial"/>
+              </w:rPr>
+              <w:t xml:space="preserve">0:50 – 1:00</w:t>
+            </w:r>
+          </w:p>
+        </w:tc>
+        <w:tc>
+          <w:tcPr>
+            <w:tcW w:w="7438" w:type="dxa"/>
+          </w:tcPr>
+          <w:p>
+            <w:pPr>
+              <w:bidi/>
+              <w:spacing w:before="0" w:after="0"/>
+            </w:pPr>
+            <w:r>
+              <w:rPr>
+                <w:rtl/>
+              </w:rPr>
+              <w:t xml:space="preserve">استراحة</w:t>
+            </w:r>
+          </w:p>
+        </w:tc>
+      </w:tr>
+      <w:tr>
+        <w:tc>
+          <w:tcPr>
+            <w:tcW w:w="2200" w:type="dxa"/>
+          </w:tcPr>
+          <w:p>
+            <w:pPr>
+              <w:spacing w:before="0" w:after="0"/>
+              <w:jc w:val="left"/>
+            </w:pPr>
+            <w:r>
+              <w:rPr>
+                <w:rFonts w:ascii="Consolas" w:hAnsi="Consolas" w:cs="Arial"/>
+              </w:rPr>
+              <w:t xml:space="preserve">1:00 – 1:40</w:t>
+            </w:r>
+          </w:p>
+        </w:tc>
+        <w:tc>
+          <w:tcPr>
+            <w:tcW w:w="7438" w:type="dxa"/>
+          </w:tcPr>
+          <w:p>
+            <w:pPr>
+              <w:bidi/>
+              <w:spacing w:before="0" w:after="0"/>
+            </w:pPr>
+            <w:r>
+              <w:rPr>
+                <w:rtl/>
+              </w:rPr>
+              <w:t xml:space="preserve">تمارين عملية فردية (المدرب يتنقل بين المتدربين الستة)</w:t>
+            </w:r>
+          </w:p>
+        </w:tc>
+      </w:tr>
+      <w:tr>
+        <w:tc>
+          <w:tcPr>
+            <w:tcW w:w="2200" w:type="dxa"/>
+          </w:tcPr>
+          <w:p>
+            <w:pPr>
+              <w:spacing w:before="0" w:after="0"/>
+              <w:jc w:val="left"/>
+            </w:pPr>
+            <w:r>
+              <w:rPr>
+                <w:rFonts w:ascii="Consolas" w:hAnsi="Consolas" w:cs="Arial"/>
+              </w:rPr>
+              <w:t xml:space="preserve">1:40 – 1:55</w:t>
+            </w:r>
+          </w:p>
+        </w:tc>
+        <w:tc>
+          <w:tcPr>
+            <w:tcW w:w="7438" w:type="dxa"/>
+          </w:tcPr>
+          <w:p>
+            <w:pPr>
+              <w:bidi/>
+              <w:spacing w:before="0" w:after="0"/>
+            </w:pPr>
+            <w:r>
+              <w:rPr>
+                <w:rtl/>
+              </w:rPr>
+              <w:t xml:space="preserve">تصحيح جماعي ومناقشة الأخطاء الشائعة</w:t>
+            </w:r>
+          </w:p>
+        </w:tc>
+      </w:tr>
+      <w:tr>
+        <w:tc>
+          <w:tcPr>
+            <w:tcW w:w="2200" w:type="dxa"/>
+          </w:tcPr>
+          <w:p>
+            <w:pPr>
+              <w:spacing w:before="0" w:after="0"/>
+              <w:jc w:val="left"/>
+            </w:pPr>
+            <w:r>
+              <w:rPr>
+                <w:rFonts w:ascii="Consolas" w:hAnsi="Consolas" w:cs="Arial"/>
+              </w:rPr>
+              <w:t xml:space="preserve">1:55 – 2:00</w:t>
+            </w:r>
+          </w:p>
+        </w:tc>
+        <w:tc>
+          <w:tcPr>
+            <w:tcW w:w="7438" w:type="dxa"/>
+          </w:tcPr>
+          <w:p>
+            <w:pPr>
+              <w:bidi/>
+              <w:spacing w:before="0" w:after="0"/>
+            </w:pPr>
+            <w:r>
+              <w:rPr>
+                <w:rtl/>
+              </w:rPr>
+              <w:t xml:space="preserve">ملخص الدرس + اختبار ذاتي سريع + الواجب</w:t>
+            </w:r>
+          </w:p>
+        </w:tc>
+      </w:tr>
+    </w:tbl>
+    <w:p>
+      <w:pPr>
+        <w:keepNext/>
+        <w:bidi/>
+        <w:spacing w:before="280" w:after="100"/>
+      </w:pPr>
+      <w:r>
+        <w:rPr>
+          <w:b/>
+          <w:bCs/>
+          <w:color w:val="0E6B66"/>
+          <w:sz w:val="30"/>
+          <w:szCs w:val="30"/>
+          <w:rtl/>
+        </w:rPr>
+        <w:t xml:space="preserve">شرح الدرس</w:t>
+      </w:r>
+    </w:p>
+    <w:p>
+      <w:pPr>
+        <w:keepNext/>
+        <w:bidi/>
+        <w:spacing w:before="160" w:after="100"/>
+      </w:pPr>
+      <w:r>
+        <w:rPr>
+          <w:b/>
+          <w:bCs/>
+          <w:color w:val="18202B"/>
+          <w:sz w:val="25"/>
+          <w:szCs w:val="25"/>
+          <w:rtl/>
+        </w:rPr>
+        <w:t xml:space="preserve">1. الدوال (Methods)</w:t>
+      </w:r>
+    </w:p>
+    <w:p>
+      <w:pPr>
+        <w:bidi/>
+        <w:spacing w:before="0" w:after="120"/>
+      </w:pPr>
+      <w:r>
+        <w:rPr>
+          <w:rtl/>
+        </w:rPr>
+        <w:t xml:space="preserve">الدالة مجموعة أوامر لها اسم، نكتبها مرة ونستدعيها كثيرًا. </w:t>
+      </w:r>
+      <w:r>
+        <w:rPr>
+          <w:rFonts w:ascii="Consolas" w:hAnsi="Consolas" w:cs="Arial"/>
+        </w:rPr>
+        <w:t xml:space="preserve">void</w:t>
+      </w:r>
+      <w:r>
+        <w:rPr>
+          <w:rtl/>
+        </w:rPr>
+        <w:t xml:space="preserve"> تعني أنها لا تُرجع قيمة.</w:t>
+      </w:r>
+    </w:p>
+    <w:p>
+      <w:pPr>
+        <w:keepNext/>
+        <w:shd w:val="clear" w:color="auto" w:fill="F3F4F6"/>
+        <w:spacing w:before="0" w:after="0"/>
+        <w:jc w:val="left"/>
+      </w:pPr>
+      <w:r>
+        <w:rPr>
+          <w:rFonts w:ascii="Consolas" w:hAnsi="Consolas" w:cs="Arial"/>
+          <w:b/>
+          <w:bCs/>
+          <w:color w:val="5B6575"/>
+          <w:sz w:val="18"/>
+          <w:szCs w:val="18"/>
+        </w:rPr>
+        <w:t xml:space="preserve">C#</w:t>
+      </w:r>
+    </w:p>
+    <w:p>
+      <w:pPr>
+        <w:keepNext/>
+        <w:shd w:val="clear" w:color="auto" w:fill="F3F4F6"/>
+        <w:spacing w:before="0" w:after="0"/>
+        <w:jc w:val="left"/>
+      </w:pPr>
+      <w:r>
+        <w:rPr>
+          <w:rFonts w:ascii="Consolas" w:hAnsi="Consolas" w:cs="Arial"/>
+          <w:sz w:val="18"/>
+          <w:szCs w:val="18"/>
+        </w:rPr>
+        <w:t xml:space="preserve">static void Greet(string name)</w:t>
+      </w:r>
+    </w:p>
+    <w:p>
+      <w:pPr>
+        <w:keepNext/>
+        <w:shd w:val="clear" w:color="auto" w:fill="F3F4F6"/>
+        <w:spacing w:before="0" w:after="0"/>
+        <w:jc w:val="left"/>
+      </w:pPr>
+      <w:r>
+        <w:rPr>
+          <w:rFonts w:ascii="Consolas" w:hAnsi="Consolas" w:cs="Arial"/>
+          <w:sz w:val="18"/>
+          <w:szCs w:val="18"/>
+        </w:rPr>
+        <w:t xml:space="preserve">{</w:t>
+      </w:r>
+    </w:p>
+    <w:p>
+      <w:pPr>
+        <w:keepNext/>
+        <w:shd w:val="clear" w:color="auto" w:fill="F3F4F6"/>
+        <w:spacing w:before="0" w:after="0"/>
+        <w:jc w:val="left"/>
+      </w:pPr>
+      <w:r>
+        <w:rPr>
+          <w:rFonts w:ascii="Consolas" w:hAnsi="Consolas" w:cs="Arial"/>
+          <w:sz w:val="18"/>
+          <w:szCs w:val="18"/>
+        </w:rPr>
+        <w:t xml:space="preserve">    Console.WriteLine($"أهلًا يا {name}");</w:t>
+      </w:r>
+    </w:p>
+    <w:p>
+      <w:pPr>
+        <w:keepNext/>
+        <w:shd w:val="clear" w:color="auto" w:fill="F3F4F6"/>
+        <w:spacing w:before="0" w:after="0"/>
+        <w:jc w:val="left"/>
+      </w:pPr>
+      <w:r>
+        <w:rPr>
+          <w:rFonts w:ascii="Consolas" w:hAnsi="Consolas" w:cs="Arial"/>
+          <w:sz w:val="18"/>
+          <w:szCs w:val="18"/>
+        </w:rPr>
+        <w:t xml:space="preserve">}</w:t>
+      </w:r>
+    </w:p>
+    <w:p>
+      <w:pPr>
+        <w:keepNext/>
+        <w:shd w:val="clear" w:color="auto" w:fill="F3F4F6"/>
+        <w:spacing w:before="0" w:after="0"/>
+        <w:jc w:val="left"/>
+      </w:pPr>
+      <w:r>
+        <w:rPr>
+          <w:rFonts w:ascii="Consolas" w:hAnsi="Consolas" w:cs="Arial"/>
+          <w:sz w:val="18"/>
+          <w:szCs w:val="18"/>
+        </w:rPr>
+        <w:t xml:space="preserve"> </w:t>
+      </w:r>
+    </w:p>
+    <w:p>
+      <w:pPr>
+        <w:keepNext/>
+        <w:shd w:val="clear" w:color="auto" w:fill="F3F4F6"/>
+        <w:spacing w:before="0" w:after="0"/>
+        <w:jc w:val="left"/>
+      </w:pPr>
+      <w:r>
+        <w:rPr>
+          <w:rFonts w:ascii="Consolas" w:hAnsi="Consolas" w:cs="Arial"/>
+          <w:sz w:val="18"/>
+          <w:szCs w:val="18"/>
+        </w:rPr>
+        <w:t xml:space="preserve">static bool IsPassed(int score)</w:t>
+      </w:r>
+    </w:p>
+    <w:p>
+      <w:pPr>
+        <w:keepNext/>
+        <w:shd w:val="clear" w:color="auto" w:fill="F3F4F6"/>
+        <w:spacing w:before="0" w:after="0"/>
+        <w:jc w:val="left"/>
+      </w:pPr>
+      <w:r>
+        <w:rPr>
+          <w:rFonts w:ascii="Consolas" w:hAnsi="Consolas" w:cs="Arial"/>
+          <w:sz w:val="18"/>
+          <w:szCs w:val="18"/>
+        </w:rPr>
+        <w:t xml:space="preserve">{</w:t>
+      </w:r>
+    </w:p>
+    <w:p>
+      <w:pPr>
+        <w:keepNext/>
+        <w:shd w:val="clear" w:color="auto" w:fill="F3F4F6"/>
+        <w:spacing w:before="0" w:after="0"/>
+        <w:jc w:val="left"/>
+      </w:pPr>
+      <w:r>
+        <w:rPr>
+          <w:rFonts w:ascii="Consolas" w:hAnsi="Consolas" w:cs="Arial"/>
+          <w:sz w:val="18"/>
+          <w:szCs w:val="18"/>
+        </w:rPr>
+        <w:t xml:space="preserve">    return score &gt;= 60;</w:t>
+      </w:r>
+    </w:p>
+    <w:p>
+      <w:pPr>
+        <w:keepNext/>
+        <w:shd w:val="clear" w:color="auto" w:fill="F3F4F6"/>
+        <w:spacing w:before="0" w:after="0"/>
+        <w:jc w:val="left"/>
+      </w:pPr>
+      <w:r>
+        <w:rPr>
+          <w:rFonts w:ascii="Consolas" w:hAnsi="Consolas" w:cs="Arial"/>
+          <w:sz w:val="18"/>
+          <w:szCs w:val="18"/>
+        </w:rPr>
+        <w:t xml:space="preserve">}</w:t>
+      </w:r>
+    </w:p>
+    <w:p>
+      <w:pPr>
+        <w:keepNext/>
+        <w:shd w:val="clear" w:color="auto" w:fill="F3F4F6"/>
+        <w:spacing w:before="0" w:after="0"/>
+        <w:jc w:val="left"/>
+      </w:pPr>
+      <w:r>
+        <w:rPr>
+          <w:rFonts w:ascii="Consolas" w:hAnsi="Consolas" w:cs="Arial"/>
+          <w:sz w:val="18"/>
+          <w:szCs w:val="18"/>
+        </w:rPr>
+        <w:t xml:space="preserve"> </w:t>
+      </w:r>
+    </w:p>
+    <w:p>
+      <w:pPr>
+        <w:keepNext/>
+        <w:shd w:val="clear" w:color="auto" w:fill="F3F4F6"/>
+        <w:spacing w:before="0" w:after="0"/>
+        <w:jc w:val="left"/>
+      </w:pPr>
+      <w:r>
+        <w:rPr>
+          <w:rFonts w:ascii="Consolas" w:hAnsi="Consolas" w:cs="Arial"/>
+          <w:sz w:val="18"/>
+          <w:szCs w:val="18"/>
+        </w:rPr>
+        <w:t xml:space="preserve">Greet("مريم");</w:t>
+      </w:r>
+    </w:p>
+    <w:p>
+      <w:pPr>
+        <w:keepNext/>
+        <w:shd w:val="clear" w:color="auto" w:fill="F3F4F6"/>
+        <w:spacing w:before="0" w:after="0"/>
+        <w:jc w:val="left"/>
+      </w:pPr>
+      <w:r>
+        <w:rPr>
+          <w:rFonts w:ascii="Consolas" w:hAnsi="Consolas" w:cs="Arial"/>
+          <w:sz w:val="18"/>
+          <w:szCs w:val="18"/>
+        </w:rPr>
+        <w:t xml:space="preserve">Console.WriteLine(IsPassed(75));   // True</w:t>
+      </w:r>
+    </w:p>
+    <w:p>
+      <w:pPr>
+        <w:keepNext/>
+        <w:shd w:val="clear" w:color="auto" w:fill="F3F4F6"/>
+        <w:spacing w:before="0" w:after="0"/>
+        <w:jc w:val="left"/>
+      </w:pPr>
+      <w:r>
+        <w:rPr>
+          <w:rFonts w:ascii="Consolas" w:hAnsi="Consolas" w:cs="Arial"/>
+          <w:sz w:val="18"/>
+          <w:szCs w:val="18"/>
+        </w:rPr>
+        <w:t xml:space="preserve">Console.WriteLine(IsPassed(40));   // False</w:t>
+      </w:r>
+    </w:p>
+    <w:p>
+      <w:pPr>
+        <w:shd w:val="clear" w:color="auto" w:fill="F3F4F6"/>
+        <w:spacing w:before="0" w:after="120"/>
+        <w:jc w:val="left"/>
+      </w:pPr>
+      <w:r>
+        <w:rPr>
+          <w:sz w:val="8"/>
+          <w:szCs w:val="8"/>
+        </w:rPr>
+        <w:t xml:space="preserve"> </w:t>
+      </w:r>
+    </w:p>
+    <w:p>
+      <w:pPr>
+        <w:shd w:val="clear" w:color="auto" w:fill="DDF0EE"/>
+        <w:bidi/>
+        <w:spacing w:before="0" w:after="80"/>
+      </w:pPr>
+      <w:r>
+        <w:rPr>
+          <w:b/>
+          <w:bCs/>
+          <w:color w:val="0E6B66"/>
+          <w:rtl/>
+        </w:rPr>
+        <w:t xml:space="preserve">ماذا يفعل هذا الكود؟ </w:t>
+      </w:r>
+      <w:r>
+        <w:rPr>
+          <w:rtl/>
+        </w:rPr>
+        <w:t xml:space="preserve">برنامج يعرّف دالتين: الأولى تطبع ترحيبًا بالاسم، والثانية تفحص هل الدرجة ناجحة. يرى الطالب «أهلًا يا مريم» ثم True ثم False.</w:t>
+      </w:r>
+    </w:p>
+    <w:tbl>
+      <w:tblPr>
+        <w:bidiVisual/>
+        <w:tblW w:w="5000" w:type="pct"/>
+        <w:tblBorders>
+          <w:top w:val="single" w:color="D9DEE5" w:sz="4"/>
+          <w:left w:val="single" w:color="D9DEE5" w:sz="4"/>
+          <w:bottom w:val="single" w:color="D9DEE5" w:sz="4"/>
+          <w:right w:val="single" w:color="D9DEE5" w:sz="4"/>
+          <w:insideH w:val="single" w:color="D9DEE5" w:sz="4"/>
+          <w:insideV w:val="single" w:color="D9DEE5" w:sz="4"/>
+        </w:tblBorders>
+        <w:tblCellMar>
+          <w:top w:w="60" w:type="dxa"/>
+          <w:left w:w="100" w:type="dxa"/>
+          <w:bottom w:w="60" w:type="dxa"/>
+          <w:right w:w="100" w:type="dxa"/>
+        </w:tblCellMar>
+      </w:tblPr>
+      <w:tblGrid>
+        <w:gridCol w:w="3600"/>
+        <w:gridCol w:w="6038"/>
+      </w:tblGrid>
+      <w:tr>
+        <w:tc>
+          <w:tcPr>
+            <w:tcW w:w="3600" w:type="dxa"/>
+            <w:shd w:val="clear" w:color="auto" w:fill="F3F4F6"/>
+          </w:tcPr>
+          <w:p>
+            <w:pPr>
+              <w:bidi/>
+              <w:spacing w:before="0" w:after="0"/>
+            </w:pPr>
+            <w:r>
+              <w:rPr>
+                <w:b/>
+                <w:bCs/>
+                <w:rtl/>
+              </w:rPr>
+              <w:t xml:space="preserve">السطر</w:t>
+            </w:r>
+          </w:p>
+        </w:tc>
+        <w:tc>
+          <w:tcPr>
+            <w:tcW w:w="6038" w:type="dxa"/>
+            <w:shd w:val="clear" w:color="auto" w:fill="F3F4F6"/>
+          </w:tcPr>
+          <w:p>
+            <w:pPr>
+              <w:bidi/>
+              <w:spacing w:before="0" w:after="0"/>
+            </w:pPr>
+            <w:r>
+              <w:rPr>
+                <w:b/>
+                <w:bCs/>
+                <w:rtl/>
+              </w:rPr>
+              <w:t xml:space="preserve">الشرح</w:t>
+            </w:r>
+          </w:p>
+        </w:tc>
+      </w:tr>
+      <w:tr>
+        <w:tc>
+          <w:tcPr>
+            <w:tcW w:w="3600" w:type="dxa"/>
+          </w:tcPr>
+          <w:p>
+            <w:pPr>
+              <w:spacing w:before="0" w:after="0"/>
+              <w:jc w:val="left"/>
+            </w:pPr>
+            <w:r>
+              <w:rPr>
+                <w:rFonts w:ascii="Consolas" w:hAnsi="Consolas" w:cs="Arial"/>
+                <w:sz w:val="17"/>
+                <w:szCs w:val="17"/>
+              </w:rPr>
+              <w:t xml:space="preserve">static void Greet(string name)</w:t>
+            </w:r>
+          </w:p>
+        </w:tc>
+        <w:tc>
+          <w:tcPr>
+            <w:tcW w:w="6038" w:type="dxa"/>
+          </w:tcPr>
+          <w:p>
+            <w:pPr>
+              <w:bidi/>
+              <w:spacing w:before="0" w:after="0"/>
+            </w:pPr>
+            <w:r>
+              <w:rPr>
+                <w:sz w:val="20"/>
+                <w:szCs w:val="20"/>
+                <w:rtl/>
+              </w:rPr>
+              <w:t xml:space="preserve">هنا نعرّف دالة (method) اسمها Greet، والدالة مجموعة أوامر لها اسم نستدعيها متى شئنا. void تعني أنها لا تُرجع أي نتيجة، وما بين القوسين (string name) هو مُدخَل (parameter) نصي تستقبله. وstatic تعني أنها دالة مستقلة لا تستخدم متغيرات من خارجها.</w:t>
+            </w:r>
+          </w:p>
+        </w:tc>
+      </w:tr>
+      <w:tr>
+        <w:tc>
+          <w:tcPr>
+            <w:tcW w:w="3600" w:type="dxa"/>
+          </w:tcPr>
+          <w:p>
+            <w:pPr>
+              <w:spacing w:before="0" w:after="0"/>
+              <w:jc w:val="left"/>
+            </w:pPr>
+            <w:r>
+              <w:rPr>
+                <w:rFonts w:ascii="Consolas" w:hAnsi="Consolas" w:cs="Arial"/>
+                <w:sz w:val="17"/>
+                <w:szCs w:val="17"/>
+              </w:rPr>
+              <w:t xml:space="preserve">{</w:t>
+            </w:r>
+          </w:p>
+        </w:tc>
+        <w:tc>
+          <w:tcPr>
+            <w:tcW w:w="6038" w:type="dxa"/>
+          </w:tcPr>
+          <w:p>
+            <w:pPr>
+              <w:bidi/>
+              <w:spacing w:before="0" w:after="0"/>
+            </w:pPr>
+            <w:r>
+              <w:rPr>
+                <w:sz w:val="20"/>
+                <w:szCs w:val="20"/>
+                <w:rtl/>
+              </w:rPr>
+              <w:t xml:space="preserve">الأقواس المعقوصة { و } تجمع أوامر الدالة في كتلة واحدة، فكل ما بينها هو جسم الدالة.</w:t>
+            </w:r>
+          </w:p>
+        </w:tc>
+      </w:tr>
+      <w:tr>
+        <w:tc>
+          <w:tcPr>
+            <w:tcW w:w="3600" w:type="dxa"/>
+          </w:tcPr>
+          <w:p>
+            <w:pPr>
+              <w:spacing w:before="0" w:after="0"/>
+              <w:jc w:val="left"/>
+            </w:pPr>
+            <w:r>
+              <w:rPr>
+                <w:rFonts w:ascii="Consolas" w:hAnsi="Consolas" w:cs="Arial"/>
+                <w:sz w:val="17"/>
+                <w:szCs w:val="17"/>
+              </w:rPr>
+              <w:t xml:space="preserve">Console.WriteLine($"أهلًا يا {name}");</w:t>
+            </w:r>
+          </w:p>
+        </w:tc>
+        <w:tc>
+          <w:tcPr>
+            <w:tcW w:w="6038" w:type="dxa"/>
+          </w:tcPr>
+          <w:p>
+            <w:pPr>
+              <w:bidi/>
+              <w:spacing w:before="0" w:after="0"/>
+            </w:pPr>
+            <w:r>
+              <w:rPr>
+                <w:sz w:val="20"/>
+                <w:szCs w:val="20"/>
+                <w:rtl/>
+              </w:rPr>
+              <w:t xml:space="preserve">هذا هو عمل الدالة: تطبع ترحيبًا يحتوي على الاسم الذي أُرسل إليها في name.</w:t>
+            </w:r>
+          </w:p>
+        </w:tc>
+      </w:tr>
+      <w:tr>
+        <w:tc>
+          <w:tcPr>
+            <w:tcW w:w="3600" w:type="dxa"/>
+          </w:tcPr>
+          <w:p>
+            <w:pPr>
+              <w:spacing w:before="0" w:after="0"/>
+              <w:jc w:val="left"/>
+            </w:pPr>
+            <w:r>
+              <w:rPr>
+                <w:rFonts w:ascii="Consolas" w:hAnsi="Consolas" w:cs="Arial"/>
+                <w:sz w:val="17"/>
+                <w:szCs w:val="17"/>
+              </w:rPr>
+              <w:t xml:space="preserve">static bool IsPassed(int score)</w:t>
+            </w:r>
+          </w:p>
+        </w:tc>
+        <w:tc>
+          <w:tcPr>
+            <w:tcW w:w="6038" w:type="dxa"/>
+          </w:tcPr>
+          <w:p>
+            <w:pPr>
+              <w:bidi/>
+              <w:spacing w:before="0" w:after="0"/>
+            </w:pPr>
+            <w:r>
+              <w:rPr>
+                <w:sz w:val="20"/>
+                <w:szCs w:val="20"/>
+                <w:rtl/>
+              </w:rPr>
+              <w:t xml:space="preserve">دالة ثانية اسمها IsPassed تستقبل عددًا صحيحًا score. النوع bool قبل اسمها يعني أنها تُرجع نتيجة منطقية: true (صحيح) أو false (خطأ).</w:t>
+            </w:r>
+          </w:p>
+        </w:tc>
+      </w:tr>
+      <w:tr>
+        <w:tc>
+          <w:tcPr>
+            <w:tcW w:w="3600" w:type="dxa"/>
+          </w:tcPr>
+          <w:p>
+            <w:pPr>
+              <w:spacing w:before="0" w:after="0"/>
+              <w:jc w:val="left"/>
+            </w:pPr>
+            <w:r>
+              <w:rPr>
+                <w:rFonts w:ascii="Consolas" w:hAnsi="Consolas" w:cs="Arial"/>
+                <w:sz w:val="17"/>
+                <w:szCs w:val="17"/>
+              </w:rPr>
+              <w:t xml:space="preserve">return score &gt;= 60;</w:t>
+            </w:r>
+          </w:p>
+        </w:tc>
+        <w:tc>
+          <w:tcPr>
+            <w:tcW w:w="6038" w:type="dxa"/>
+          </w:tcPr>
+          <w:p>
+            <w:pPr>
+              <w:bidi/>
+              <w:spacing w:before="0" w:after="0"/>
+            </w:pPr>
+            <w:r>
+              <w:rPr>
+                <w:sz w:val="20"/>
+                <w:szCs w:val="20"/>
+                <w:rtl/>
+              </w:rPr>
+              <w:t xml:space="preserve">الكلمة return تُنهي الدالة وتُعيد النتيجة لمن استدعاها. هنا نُرجع ناتج المقارنة score &gt;= 60 مباشرة، فيكون true إذا كانت الدرجة 60 أو أكثر وإلا false.</w:t>
+            </w:r>
+          </w:p>
+        </w:tc>
+      </w:tr>
+      <w:tr>
+        <w:tc>
+          <w:tcPr>
+            <w:tcW w:w="3600" w:type="dxa"/>
+          </w:tcPr>
+          <w:p>
+            <w:pPr>
+              <w:spacing w:before="0" w:after="0"/>
+              <w:jc w:val="left"/>
+            </w:pPr>
+            <w:r>
+              <w:rPr>
+                <w:rFonts w:ascii="Consolas" w:hAnsi="Consolas" w:cs="Arial"/>
+                <w:sz w:val="17"/>
+                <w:szCs w:val="17"/>
+              </w:rPr>
+              <w:t xml:space="preserve">Greet("مريم");</w:t>
+            </w:r>
+          </w:p>
+        </w:tc>
+        <w:tc>
+          <w:tcPr>
+            <w:tcW w:w="6038" w:type="dxa"/>
+          </w:tcPr>
+          <w:p>
+            <w:pPr>
+              <w:bidi/>
+              <w:spacing w:before="0" w:after="0"/>
+            </w:pPr>
+            <w:r>
+              <w:rPr>
+                <w:sz w:val="20"/>
+                <w:szCs w:val="20"/>
+                <w:rtl/>
+              </w:rPr>
+              <w:t xml:space="preserve">نستدعي (نشغّل) الدالة Greet ونرسل لها النص "مريم"، فيصبح name داخلها يساوي مريم ويُطبع «أهلًا يا مريم».</w:t>
+            </w:r>
+          </w:p>
+        </w:tc>
+      </w:tr>
+      <w:tr>
+        <w:tc>
+          <w:tcPr>
+            <w:tcW w:w="3600" w:type="dxa"/>
+          </w:tcPr>
+          <w:p>
+            <w:pPr>
+              <w:spacing w:before="0" w:after="0"/>
+              <w:jc w:val="left"/>
+            </w:pPr>
+            <w:r>
+              <w:rPr>
+                <w:rFonts w:ascii="Consolas" w:hAnsi="Consolas" w:cs="Arial"/>
+                <w:sz w:val="17"/>
+                <w:szCs w:val="17"/>
+              </w:rPr>
+              <w:t xml:space="preserve">Console.WriteLine(IsPassed(75));   // True</w:t>
+            </w:r>
+          </w:p>
+        </w:tc>
+        <w:tc>
+          <w:tcPr>
+            <w:tcW w:w="6038" w:type="dxa"/>
+          </w:tcPr>
+          <w:p>
+            <w:pPr>
+              <w:bidi/>
+              <w:spacing w:before="0" w:after="0"/>
+            </w:pPr>
+            <w:r>
+              <w:rPr>
+                <w:sz w:val="20"/>
+                <w:szCs w:val="20"/>
+                <w:rtl/>
+              </w:rPr>
+              <w:t xml:space="preserve">نستدعي IsPassed بالدرجة 75، فتُرجع true لأن 75 &gt;= 60، ثم نطبع النتيجة فتظهر True.</w:t>
+            </w:r>
+          </w:p>
+        </w:tc>
+      </w:tr>
+      <w:tr>
+        <w:tc>
+          <w:tcPr>
+            <w:tcW w:w="3600" w:type="dxa"/>
+          </w:tcPr>
+          <w:p>
+            <w:pPr>
+              <w:spacing w:before="0" w:after="0"/>
+              <w:jc w:val="left"/>
+            </w:pPr>
+            <w:r>
+              <w:rPr>
+                <w:rFonts w:ascii="Consolas" w:hAnsi="Consolas" w:cs="Arial"/>
+                <w:sz w:val="17"/>
+                <w:szCs w:val="17"/>
+              </w:rPr>
+              <w:t xml:space="preserve">Console.WriteLine(IsPassed(40));   // False</w:t>
+            </w:r>
+          </w:p>
+        </w:tc>
+        <w:tc>
+          <w:tcPr>
+            <w:tcW w:w="6038" w:type="dxa"/>
+          </w:tcPr>
+          <w:p>
+            <w:pPr>
+              <w:bidi/>
+              <w:spacing w:before="0" w:after="0"/>
+            </w:pPr>
+            <w:r>
+              <w:rPr>
+                <w:sz w:val="20"/>
+                <w:szCs w:val="20"/>
+                <w:rtl/>
+              </w:rPr>
+              <w:t xml:space="preserve">هذه المرة الدرجة 40 أقل من 60، فتُرجع الدالة false ويظهر False. هكذا نعيد استخدام الدالة نفسها بقيم مختلفة.</w:t>
+            </w:r>
+          </w:p>
+        </w:tc>
+      </w:tr>
+    </w:tbl>
+    <w:p>
+      <w:pPr>
+        <w:bidi/>
+        <w:spacing w:before="0" w:after="120"/>
+      </w:pPr>
+      <w:r>
+        <w:rPr>
+          <w:sz w:val="8"/>
+          <w:szCs w:val="8"/>
+        </w:rPr>
+        <w:t xml:space="preserve"> </w:t>
+      </w:r>
+    </w:p>
+    <w:p>
+      <w:pPr>
+        <w:keepNext/>
+        <w:bidi/>
+        <w:spacing w:before="160" w:after="100"/>
+      </w:pPr>
+      <w:r>
+        <w:rPr>
+          <w:b/>
+          <w:bCs/>
+          <w:color w:val="18202B"/>
+          <w:sz w:val="25"/>
+          <w:szCs w:val="25"/>
+          <w:rtl/>
+        </w:rPr>
+        <w:t xml:space="preserve">2. القوائم List</w:t>
+      </w:r>
+    </w:p>
+    <w:p>
+      <w:pPr>
+        <w:bidi/>
+        <w:spacing w:before="0" w:after="120"/>
+      </w:pPr>
+      <w:r>
+        <w:rPr>
+          <w:rtl/>
+        </w:rPr>
+        <w:t xml:space="preserve">المصفوفة حجمها ثابت، أما </w:t>
+      </w:r>
+      <w:r>
+        <w:rPr>
+          <w:rFonts w:ascii="Consolas" w:hAnsi="Consolas" w:cs="Arial"/>
+        </w:rPr>
+        <w:t xml:space="preserve">List</w:t>
+      </w:r>
+      <w:r>
+        <w:rPr>
+          <w:rtl/>
+        </w:rPr>
+        <w:t xml:space="preserve"> فتكبر وتصغر. أهم العمليات: </w:t>
+      </w:r>
+      <w:r>
+        <w:rPr>
+          <w:rFonts w:ascii="Consolas" w:hAnsi="Consolas" w:cs="Arial"/>
+        </w:rPr>
+        <w:t xml:space="preserve">Add</w:t>
+      </w:r>
+      <w:r>
+        <w:rPr>
+          <w:rtl/>
+        </w:rPr>
+        <w:t xml:space="preserve"> و</w:t>
+      </w:r>
+      <w:r>
+        <w:rPr>
+          <w:rFonts w:ascii="Consolas" w:hAnsi="Consolas" w:cs="Arial"/>
+        </w:rPr>
+        <w:t xml:space="preserve">Remove</w:t>
+      </w:r>
+      <w:r>
+        <w:rPr>
+          <w:rtl/>
+        </w:rPr>
+        <w:t xml:space="preserve"> و</w:t>
+      </w:r>
+      <w:r>
+        <w:rPr>
+          <w:rFonts w:ascii="Consolas" w:hAnsi="Consolas" w:cs="Arial"/>
+        </w:rPr>
+        <w:t xml:space="preserve">Count</w:t>
+      </w:r>
+      <w:r>
+        <w:rPr/>
+        <w:t xml:space="preserve">.</w:t>
+      </w:r>
+    </w:p>
+    <w:p>
+      <w:pPr>
+        <w:keepNext/>
+        <w:shd w:val="clear" w:color="auto" w:fill="F3F4F6"/>
+        <w:spacing w:before="0" w:after="0"/>
+        <w:jc w:val="left"/>
+      </w:pPr>
+      <w:r>
+        <w:rPr>
+          <w:rFonts w:ascii="Consolas" w:hAnsi="Consolas" w:cs="Arial"/>
+          <w:b/>
+          <w:bCs/>
+          <w:color w:val="5B6575"/>
+          <w:sz w:val="18"/>
+          <w:szCs w:val="18"/>
+        </w:rPr>
+        <w:t xml:space="preserve">C#</w:t>
+      </w:r>
+    </w:p>
+    <w:p>
+      <w:pPr>
+        <w:keepNext/>
+        <w:shd w:val="clear" w:color="auto" w:fill="F3F4F6"/>
+        <w:spacing w:before="0" w:after="0"/>
+        <w:jc w:val="left"/>
+      </w:pPr>
+      <w:r>
+        <w:rPr>
+          <w:rFonts w:ascii="Consolas" w:hAnsi="Consolas" w:cs="Arial"/>
+          <w:sz w:val="18"/>
+          <w:szCs w:val="18"/>
+        </w:rPr>
+        <w:t xml:space="preserve">List&lt;string&gt; names = new List&lt;string&gt;();</w:t>
+      </w:r>
+    </w:p>
+    <w:p>
+      <w:pPr>
+        <w:keepNext/>
+        <w:shd w:val="clear" w:color="auto" w:fill="F3F4F6"/>
+        <w:spacing w:before="0" w:after="0"/>
+        <w:jc w:val="left"/>
+      </w:pPr>
+      <w:r>
+        <w:rPr>
+          <w:rFonts w:ascii="Consolas" w:hAnsi="Consolas" w:cs="Arial"/>
+          <w:sz w:val="18"/>
+          <w:szCs w:val="18"/>
+        </w:rPr>
+        <w:t xml:space="preserve">names.Add("سارة");</w:t>
+      </w:r>
+    </w:p>
+    <w:p>
+      <w:pPr>
+        <w:keepNext/>
+        <w:shd w:val="clear" w:color="auto" w:fill="F3F4F6"/>
+        <w:spacing w:before="0" w:after="0"/>
+        <w:jc w:val="left"/>
+      </w:pPr>
+      <w:r>
+        <w:rPr>
+          <w:rFonts w:ascii="Consolas" w:hAnsi="Consolas" w:cs="Arial"/>
+          <w:sz w:val="18"/>
+          <w:szCs w:val="18"/>
+        </w:rPr>
+        <w:t xml:space="preserve">names.Add("خالد");</w:t>
+      </w:r>
+    </w:p>
+    <w:p>
+      <w:pPr>
+        <w:keepNext/>
+        <w:shd w:val="clear" w:color="auto" w:fill="F3F4F6"/>
+        <w:spacing w:before="0" w:after="0"/>
+        <w:jc w:val="left"/>
+      </w:pPr>
+      <w:r>
+        <w:rPr>
+          <w:rFonts w:ascii="Consolas" w:hAnsi="Consolas" w:cs="Arial"/>
+          <w:sz w:val="18"/>
+          <w:szCs w:val="18"/>
+        </w:rPr>
+        <w:t xml:space="preserve">names.Add("مريم");</w:t>
+      </w:r>
+    </w:p>
+    <w:p>
+      <w:pPr>
+        <w:keepNext/>
+        <w:shd w:val="clear" w:color="auto" w:fill="F3F4F6"/>
+        <w:spacing w:before="0" w:after="0"/>
+        <w:jc w:val="left"/>
+      </w:pPr>
+      <w:r>
+        <w:rPr>
+          <w:rFonts w:ascii="Consolas" w:hAnsi="Consolas" w:cs="Arial"/>
+          <w:sz w:val="18"/>
+          <w:szCs w:val="18"/>
+        </w:rPr>
+        <w:t xml:space="preserve">names.Remove("خالد");</w:t>
+      </w:r>
+    </w:p>
+    <w:p>
+      <w:pPr>
+        <w:keepNext/>
+        <w:shd w:val="clear" w:color="auto" w:fill="F3F4F6"/>
+        <w:spacing w:before="0" w:after="0"/>
+        <w:jc w:val="left"/>
+      </w:pPr>
+      <w:r>
+        <w:rPr>
+          <w:rFonts w:ascii="Consolas" w:hAnsi="Consolas" w:cs="Arial"/>
+          <w:sz w:val="18"/>
+          <w:szCs w:val="18"/>
+        </w:rPr>
+        <w:t xml:space="preserve"> </w:t>
+      </w:r>
+    </w:p>
+    <w:p>
+      <w:pPr>
+        <w:keepNext/>
+        <w:shd w:val="clear" w:color="auto" w:fill="F3F4F6"/>
+        <w:spacing w:before="0" w:after="0"/>
+        <w:jc w:val="left"/>
+      </w:pPr>
+      <w:r>
+        <w:rPr>
+          <w:rFonts w:ascii="Consolas" w:hAnsi="Consolas" w:cs="Arial"/>
+          <w:sz w:val="18"/>
+          <w:szCs w:val="18"/>
+        </w:rPr>
+        <w:t xml:space="preserve">Console.WriteLine($"عدد الطلاب: {names.Count}");</w:t>
+      </w:r>
+    </w:p>
+    <w:p>
+      <w:pPr>
+        <w:keepNext/>
+        <w:shd w:val="clear" w:color="auto" w:fill="F3F4F6"/>
+        <w:spacing w:before="0" w:after="0"/>
+        <w:jc w:val="left"/>
+      </w:pPr>
+      <w:r>
+        <w:rPr>
+          <w:rFonts w:ascii="Consolas" w:hAnsi="Consolas" w:cs="Arial"/>
+          <w:sz w:val="18"/>
+          <w:szCs w:val="18"/>
+        </w:rPr>
+        <w:t xml:space="preserve">foreach (string n in names)</w:t>
+      </w:r>
+    </w:p>
+    <w:p>
+      <w:pPr>
+        <w:keepNext/>
+        <w:shd w:val="clear" w:color="auto" w:fill="F3F4F6"/>
+        <w:spacing w:before="0" w:after="0"/>
+        <w:jc w:val="left"/>
+      </w:pPr>
+      <w:r>
+        <w:rPr>
+          <w:rFonts w:ascii="Consolas" w:hAnsi="Consolas" w:cs="Arial"/>
+          <w:sz w:val="18"/>
+          <w:szCs w:val="18"/>
+        </w:rPr>
+        <w:t xml:space="preserve">    Console.WriteLine("- " + n);</w:t>
+      </w:r>
+    </w:p>
+    <w:p>
+      <w:pPr>
+        <w:shd w:val="clear" w:color="auto" w:fill="F3F4F6"/>
+        <w:spacing w:before="0" w:after="120"/>
+        <w:jc w:val="left"/>
+      </w:pPr>
+      <w:r>
+        <w:rPr>
+          <w:sz w:val="8"/>
+          <w:szCs w:val="8"/>
+        </w:rPr>
+        <w:t xml:space="preserve"> </w:t>
+      </w:r>
+    </w:p>
+    <w:p>
+      <w:pPr>
+        <w:keepNext/>
+        <w:bidi/>
+        <w:spacing w:before="0" w:after="0"/>
+      </w:pPr>
+      <w:r>
+        <w:rPr>
+          <w:b/>
+          <w:bCs/>
+          <w:color w:val="5B6575"/>
+          <w:sz w:val="18"/>
+          <w:szCs w:val="18"/>
+          <w:rtl/>
+        </w:rPr>
+        <w:t xml:space="preserve">الناتج عند التشغيل:</w:t>
+      </w:r>
+    </w:p>
+    <w:p>
+      <w:pPr>
+        <w:spacing w:before="0" w:after="0"/>
+        <w:jc w:val="left"/>
+      </w:pPr>
+      <w:r>
+        <w:rPr>
+          <w:rFonts w:ascii="Consolas" w:hAnsi="Consolas" w:cs="Arial"/>
+          <w:color w:val="1E7A3C"/>
+          <w:sz w:val="18"/>
+          <w:szCs w:val="18"/>
+        </w:rPr>
+        <w:t xml:space="preserve">عدد الطلاب: 2</w:t>
+      </w:r>
+    </w:p>
+    <w:p>
+      <w:pPr>
+        <w:spacing w:before="0" w:after="0"/>
+        <w:jc w:val="left"/>
+      </w:pPr>
+      <w:r>
+        <w:rPr>
+          <w:rFonts w:ascii="Consolas" w:hAnsi="Consolas" w:cs="Arial"/>
+          <w:color w:val="1E7A3C"/>
+          <w:sz w:val="18"/>
+          <w:szCs w:val="18"/>
+        </w:rPr>
+        <w:t xml:space="preserve">- سارة</w:t>
+      </w:r>
+    </w:p>
+    <w:p>
+      <w:pPr>
+        <w:spacing w:before="0" w:after="0"/>
+        <w:jc w:val="left"/>
+      </w:pPr>
+      <w:r>
+        <w:rPr>
+          <w:rFonts w:ascii="Consolas" w:hAnsi="Consolas" w:cs="Arial"/>
+          <w:color w:val="1E7A3C"/>
+          <w:sz w:val="18"/>
+          <w:szCs w:val="18"/>
+        </w:rPr>
+        <w:t xml:space="preserve">- مريم</w:t>
+      </w:r>
+    </w:p>
+    <w:p>
+      <w:pPr>
+        <w:bidi/>
+        <w:spacing w:before="0" w:after="120"/>
+      </w:pPr>
+      <w:r>
+        <w:rPr>
+          <w:sz w:val="8"/>
+          <w:szCs w:val="8"/>
+        </w:rPr>
+        <w:t xml:space="preserve"> </w:t>
+      </w:r>
+    </w:p>
+    <w:p>
+      <w:pPr>
+        <w:shd w:val="clear" w:color="auto" w:fill="DDF0EE"/>
+        <w:bidi/>
+        <w:spacing w:before="0" w:after="80"/>
+      </w:pPr>
+      <w:r>
+        <w:rPr>
+          <w:b/>
+          <w:bCs/>
+          <w:color w:val="0E6B66"/>
+          <w:rtl/>
+        </w:rPr>
+        <w:t xml:space="preserve">ماذا يفعل هذا الكود؟ </w:t>
+      </w:r>
+      <w:r>
+        <w:rPr>
+          <w:rtl/>
+        </w:rPr>
+        <w:t xml:space="preserve">برنامج ينشئ قائمة أسماء، يضيف إليها ثلاثة أسماء ثم يحذف واحدًا، ويطبع عدد الطلاب (2) والأسماء المتبقية.</w:t>
+      </w:r>
+    </w:p>
+    <w:tbl>
+      <w:tblPr>
+        <w:bidiVisual/>
+        <w:tblW w:w="5000" w:type="pct"/>
+        <w:tblBorders>
+          <w:top w:val="single" w:color="D9DEE5" w:sz="4"/>
+          <w:left w:val="single" w:color="D9DEE5" w:sz="4"/>
+          <w:bottom w:val="single" w:color="D9DEE5" w:sz="4"/>
+          <w:right w:val="single" w:color="D9DEE5" w:sz="4"/>
+          <w:insideH w:val="single" w:color="D9DEE5" w:sz="4"/>
+          <w:insideV w:val="single" w:color="D9DEE5" w:sz="4"/>
+        </w:tblBorders>
+        <w:tblCellMar>
+          <w:top w:w="60" w:type="dxa"/>
+          <w:left w:w="100" w:type="dxa"/>
+          <w:bottom w:w="60" w:type="dxa"/>
+          <w:right w:w="100" w:type="dxa"/>
+        </w:tblCellMar>
+      </w:tblPr>
+      <w:tblGrid>
+        <w:gridCol w:w="3600"/>
+        <w:gridCol w:w="6038"/>
+      </w:tblGrid>
+      <w:tr>
+        <w:tc>
+          <w:tcPr>
+            <w:tcW w:w="3600" w:type="dxa"/>
+            <w:shd w:val="clear" w:color="auto" w:fill="F3F4F6"/>
+          </w:tcPr>
+          <w:p>
+            <w:pPr>
+              <w:bidi/>
+              <w:spacing w:before="0" w:after="0"/>
+            </w:pPr>
+            <w:r>
+              <w:rPr>
+                <w:b/>
+                <w:bCs/>
+                <w:rtl/>
+              </w:rPr>
+              <w:t xml:space="preserve">السطر</w:t>
+            </w:r>
+          </w:p>
+        </w:tc>
+        <w:tc>
+          <w:tcPr>
+            <w:tcW w:w="6038" w:type="dxa"/>
+            <w:shd w:val="clear" w:color="auto" w:fill="F3F4F6"/>
+          </w:tcPr>
+          <w:p>
+            <w:pPr>
+              <w:bidi/>
+              <w:spacing w:before="0" w:after="0"/>
+            </w:pPr>
+            <w:r>
+              <w:rPr>
+                <w:b/>
+                <w:bCs/>
+                <w:rtl/>
+              </w:rPr>
+              <w:t xml:space="preserve">الشرح</w:t>
+            </w:r>
+          </w:p>
+        </w:tc>
+      </w:tr>
+      <w:tr>
+        <w:tc>
+          <w:tcPr>
+            <w:tcW w:w="3600" w:type="dxa"/>
+          </w:tcPr>
+          <w:p>
+            <w:pPr>
+              <w:spacing w:before="0" w:after="0"/>
+              <w:jc w:val="left"/>
+            </w:pPr>
+            <w:r>
+              <w:rPr>
+                <w:rFonts w:ascii="Consolas" w:hAnsi="Consolas" w:cs="Arial"/>
+                <w:sz w:val="17"/>
+                <w:szCs w:val="17"/>
+              </w:rPr>
+              <w:t xml:space="preserve">List&lt;string&gt; names = new List&lt;string&gt;();</w:t>
+            </w:r>
+          </w:p>
+        </w:tc>
+        <w:tc>
+          <w:tcPr>
+            <w:tcW w:w="6038" w:type="dxa"/>
+          </w:tcPr>
+          <w:p>
+            <w:pPr>
+              <w:bidi/>
+              <w:spacing w:before="0" w:after="0"/>
+            </w:pPr>
+            <w:r>
+              <w:rPr>
+                <w:sz w:val="20"/>
+                <w:szCs w:val="20"/>
+                <w:rtl/>
+              </w:rPr>
+              <w:t xml:space="preserve">List&lt;string&gt; قائمة من النصوص، وتختلف عن المصفوفة بأن حجمها يكبر ويصغر عند الإضافة والحذف. ما بين &lt; &gt; هو نوع العناصر، والكلمة new تنشئ قائمة جديدة فارغة.</w:t>
+            </w:r>
+          </w:p>
+        </w:tc>
+      </w:tr>
+      <w:tr>
+        <w:tc>
+          <w:tcPr>
+            <w:tcW w:w="3600" w:type="dxa"/>
+          </w:tcPr>
+          <w:p>
+            <w:pPr>
+              <w:spacing w:before="0" w:after="0"/>
+              <w:jc w:val="left"/>
+            </w:pPr>
+            <w:r>
+              <w:rPr>
+                <w:rFonts w:ascii="Consolas" w:hAnsi="Consolas" w:cs="Arial"/>
+                <w:sz w:val="17"/>
+                <w:szCs w:val="17"/>
+              </w:rPr>
+              <w:t xml:space="preserve">names.Add("سارة");</w:t>
+            </w:r>
+          </w:p>
+        </w:tc>
+        <w:tc>
+          <w:tcPr>
+            <w:tcW w:w="6038" w:type="dxa"/>
+          </w:tcPr>
+          <w:p>
+            <w:pPr>
+              <w:bidi/>
+              <w:spacing w:before="0" w:after="0"/>
+            </w:pPr>
+            <w:r>
+              <w:rPr>
+                <w:sz w:val="20"/>
+                <w:szCs w:val="20"/>
+                <w:rtl/>
+              </w:rPr>
+              <w:t xml:space="preserve">الدالة Add تضيف عنصرًا إلى آخر القائمة؛ وهذا السطر والسطران التاليان يضيفون سارة ثم خالد ثم مريم بالترتيب.</w:t>
+            </w:r>
+          </w:p>
+        </w:tc>
+      </w:tr>
+      <w:tr>
+        <w:tc>
+          <w:tcPr>
+            <w:tcW w:w="3600" w:type="dxa"/>
+          </w:tcPr>
+          <w:p>
+            <w:pPr>
+              <w:spacing w:before="0" w:after="0"/>
+              <w:jc w:val="left"/>
+            </w:pPr>
+            <w:r>
+              <w:rPr>
+                <w:rFonts w:ascii="Consolas" w:hAnsi="Consolas" w:cs="Arial"/>
+                <w:sz w:val="17"/>
+                <w:szCs w:val="17"/>
+              </w:rPr>
+              <w:t xml:space="preserve">names.Remove("خالد");</w:t>
+            </w:r>
+          </w:p>
+        </w:tc>
+        <w:tc>
+          <w:tcPr>
+            <w:tcW w:w="6038" w:type="dxa"/>
+          </w:tcPr>
+          <w:p>
+            <w:pPr>
+              <w:bidi/>
+              <w:spacing w:before="0" w:after="0"/>
+            </w:pPr>
+            <w:r>
+              <w:rPr>
+                <w:sz w:val="20"/>
+                <w:szCs w:val="20"/>
+                <w:rtl/>
+              </w:rPr>
+              <w:t xml:space="preserve">الدالة Remove تبحث عن العنصر "خالد" وتحذفه من القائمة، فتتقدم العناصر التي بعده مكانه.</w:t>
+            </w:r>
+          </w:p>
+        </w:tc>
+      </w:tr>
+      <w:tr>
+        <w:tc>
+          <w:tcPr>
+            <w:tcW w:w="3600" w:type="dxa"/>
+          </w:tcPr>
+          <w:p>
+            <w:pPr>
+              <w:spacing w:before="0" w:after="0"/>
+              <w:jc w:val="left"/>
+            </w:pPr>
+            <w:r>
+              <w:rPr>
+                <w:rFonts w:ascii="Consolas" w:hAnsi="Consolas" w:cs="Arial"/>
+                <w:sz w:val="17"/>
+                <w:szCs w:val="17"/>
+              </w:rPr>
+              <w:t xml:space="preserve">Console.WriteLine($"عدد الطلاب: {names.Count}");</w:t>
+            </w:r>
+          </w:p>
+        </w:tc>
+        <w:tc>
+          <w:tcPr>
+            <w:tcW w:w="6038" w:type="dxa"/>
+          </w:tcPr>
+          <w:p>
+            <w:pPr>
+              <w:bidi/>
+              <w:spacing w:before="0" w:after="0"/>
+            </w:pPr>
+            <w:r>
+              <w:rPr>
+                <w:sz w:val="20"/>
+                <w:szCs w:val="20"/>
+                <w:rtl/>
+              </w:rPr>
+              <w:t xml:space="preserve">الخاصية Count تعطي عدد العناصر الموجودة الآن في القائمة، وهي 2 بعد الحذف. (في المصفوفة نستخدم Length، وفي List نستخدم Count).</w:t>
+            </w:r>
+          </w:p>
+        </w:tc>
+      </w:tr>
+      <w:tr>
+        <w:tc>
+          <w:tcPr>
+            <w:tcW w:w="3600" w:type="dxa"/>
+          </w:tcPr>
+          <w:p>
+            <w:pPr>
+              <w:spacing w:before="0" w:after="0"/>
+              <w:jc w:val="left"/>
+            </w:pPr>
+            <w:r>
+              <w:rPr>
+                <w:rFonts w:ascii="Consolas" w:hAnsi="Consolas" w:cs="Arial"/>
+                <w:sz w:val="17"/>
+                <w:szCs w:val="17"/>
+              </w:rPr>
+              <w:t xml:space="preserve">foreach (string n in names)</w:t>
+            </w:r>
+          </w:p>
+        </w:tc>
+        <w:tc>
+          <w:tcPr>
+            <w:tcW w:w="6038" w:type="dxa"/>
+          </w:tcPr>
+          <w:p>
+            <w:pPr>
+              <w:bidi/>
+              <w:spacing w:before="0" w:after="0"/>
+            </w:pPr>
+            <w:r>
+              <w:rPr>
+                <w:sz w:val="20"/>
+                <w:szCs w:val="20"/>
+                <w:rtl/>
+              </w:rPr>
+              <w:t xml:space="preserve">foreach تمر على كل اسم في القائمة بالترتيب، ويحمل المتغير n الاسم الحالي. جسم الحلقة هو السطر التالي فقط لذلك لا نحتاج { }.</w:t>
+            </w:r>
+          </w:p>
+        </w:tc>
+      </w:tr>
+      <w:tr>
+        <w:tc>
+          <w:tcPr>
+            <w:tcW w:w="3600" w:type="dxa"/>
+          </w:tcPr>
+          <w:p>
+            <w:pPr>
+              <w:spacing w:before="0" w:after="0"/>
+              <w:jc w:val="left"/>
+            </w:pPr>
+            <w:r>
+              <w:rPr>
+                <w:rFonts w:ascii="Consolas" w:hAnsi="Consolas" w:cs="Arial"/>
+                <w:sz w:val="17"/>
+                <w:szCs w:val="17"/>
+              </w:rPr>
+              <w:t xml:space="preserve">Console.WriteLine("- " + n);</w:t>
+            </w:r>
+          </w:p>
+        </w:tc>
+        <w:tc>
+          <w:tcPr>
+            <w:tcW w:w="6038" w:type="dxa"/>
+          </w:tcPr>
+          <w:p>
+            <w:pPr>
+              <w:bidi/>
+              <w:spacing w:before="0" w:after="0"/>
+            </w:pPr>
+            <w:r>
+              <w:rPr>
+                <w:sz w:val="20"/>
+                <w:szCs w:val="20"/>
+                <w:rtl/>
+              </w:rPr>
+              <w:t xml:space="preserve">المعامل + مع النصوص يلصقها معًا، فيُطبع كل اسم مسبوقًا بشرطة مثل «- سارة».</w:t>
+            </w:r>
+          </w:p>
+        </w:tc>
+      </w:tr>
+    </w:tbl>
+    <w:p>
+      <w:pPr>
+        <w:bidi/>
+        <w:spacing w:before="0" w:after="120"/>
+      </w:pPr>
+      <w:r>
+        <w:rPr>
+          <w:sz w:val="8"/>
+          <w:szCs w:val="8"/>
+        </w:rPr>
+        <w:t xml:space="preserve"> </w:t>
+      </w:r>
+    </w:p>
+    <w:p>
+      <w:pPr>
+        <w:keepNext/>
+        <w:bidi/>
+        <w:spacing w:before="160" w:after="100"/>
+      </w:pPr>
+      <w:r>
+        <w:rPr>
+          <w:b/>
+          <w:bCs/>
+          <w:color w:val="18202B"/>
+          <w:sz w:val="25"/>
+          <w:szCs w:val="25"/>
+          <w:rtl/>
+        </w:rPr>
+        <w:t xml:space="preserve">3. الكلاس والكائن</w:t>
+      </w:r>
+    </w:p>
+    <w:p>
+      <w:pPr>
+        <w:bidi/>
+        <w:spacing w:before="0" w:after="120"/>
+      </w:pPr>
+      <w:r>
+        <w:rPr>
+          <w:rtl/>
+        </w:rPr>
+        <w:t xml:space="preserve">الكلاس </w:t>
+      </w:r>
+      <w:r>
+        <w:rPr>
+          <w:b/>
+          <w:bCs/>
+          <w:rtl/>
+        </w:rPr>
+        <w:t xml:space="preserve">قالب</w:t>
+      </w:r>
+      <w:r>
+        <w:rPr>
+          <w:rtl/>
+        </w:rPr>
+        <w:t xml:space="preserve"> يصف شيئًا (مثل الطالب)، والكائن </w:t>
+      </w:r>
+      <w:r>
+        <w:rPr>
+          <w:b/>
+          <w:bCs/>
+          <w:rtl/>
+        </w:rPr>
+        <w:t xml:space="preserve">نسخة</w:t>
+      </w:r>
+      <w:r>
+        <w:rPr>
+          <w:rtl/>
+        </w:rPr>
+        <w:t xml:space="preserve"> فعلية منه. هذا هو أساس البرمجة الكائنية، وسنستخدمه لتمثيل صفوف قاعدة البيانات.</w:t>
+      </w:r>
+    </w:p>
+    <w:p>
+      <w:pPr>
+        <w:keepNext/>
+        <w:shd w:val="clear" w:color="auto" w:fill="F3F4F6"/>
+        <w:spacing w:before="0" w:after="0"/>
+        <w:jc w:val="left"/>
+      </w:pPr>
+      <w:r>
+        <w:rPr>
+          <w:rFonts w:ascii="Consolas" w:hAnsi="Consolas" w:cs="Arial"/>
+          <w:b/>
+          <w:bCs/>
+          <w:color w:val="5B6575"/>
+          <w:sz w:val="18"/>
+          <w:szCs w:val="18"/>
+        </w:rPr>
+        <w:t xml:space="preserve">C#</w:t>
+      </w:r>
+    </w:p>
+    <w:p>
+      <w:pPr>
+        <w:keepNext/>
+        <w:shd w:val="clear" w:color="auto" w:fill="F3F4F6"/>
+        <w:spacing w:before="0" w:after="0"/>
+        <w:jc w:val="left"/>
+      </w:pPr>
+      <w:r>
+        <w:rPr>
+          <w:rFonts w:ascii="Consolas" w:hAnsi="Consolas" w:cs="Arial"/>
+          <w:sz w:val="18"/>
+          <w:szCs w:val="18"/>
+        </w:rPr>
+        <w:t xml:space="preserve">var list = new List&lt;Student&gt;</w:t>
+      </w:r>
+    </w:p>
+    <w:p>
+      <w:pPr>
+        <w:keepNext/>
+        <w:shd w:val="clear" w:color="auto" w:fill="F3F4F6"/>
+        <w:spacing w:before="0" w:after="0"/>
+        <w:jc w:val="left"/>
+      </w:pPr>
+      <w:r>
+        <w:rPr>
+          <w:rFonts w:ascii="Consolas" w:hAnsi="Consolas" w:cs="Arial"/>
+          <w:sz w:val="18"/>
+          <w:szCs w:val="18"/>
+        </w:rPr>
+        <w:t xml:space="preserve">{</w:t>
+      </w:r>
+    </w:p>
+    <w:p>
+      <w:pPr>
+        <w:keepNext/>
+        <w:shd w:val="clear" w:color="auto" w:fill="F3F4F6"/>
+        <w:spacing w:before="0" w:after="0"/>
+        <w:jc w:val="left"/>
+      </w:pPr>
+      <w:r>
+        <w:rPr>
+          <w:rFonts w:ascii="Consolas" w:hAnsi="Consolas" w:cs="Arial"/>
+          <w:sz w:val="18"/>
+          <w:szCs w:val="18"/>
+        </w:rPr>
+        <w:t xml:space="preserve">    new Student { Name = "سارة", Grade = 95 },</w:t>
+      </w:r>
+    </w:p>
+    <w:p>
+      <w:pPr>
+        <w:keepNext/>
+        <w:shd w:val="clear" w:color="auto" w:fill="F3F4F6"/>
+        <w:spacing w:before="0" w:after="0"/>
+        <w:jc w:val="left"/>
+      </w:pPr>
+      <w:r>
+        <w:rPr>
+          <w:rFonts w:ascii="Consolas" w:hAnsi="Consolas" w:cs="Arial"/>
+          <w:sz w:val="18"/>
+          <w:szCs w:val="18"/>
+        </w:rPr>
+        <w:t xml:space="preserve">    new Student { Name = "خالد", Grade = 55 }</w:t>
+      </w:r>
+    </w:p>
+    <w:p>
+      <w:pPr>
+        <w:keepNext/>
+        <w:shd w:val="clear" w:color="auto" w:fill="F3F4F6"/>
+        <w:spacing w:before="0" w:after="0"/>
+        <w:jc w:val="left"/>
+      </w:pPr>
+      <w:r>
+        <w:rPr>
+          <w:rFonts w:ascii="Consolas" w:hAnsi="Consolas" w:cs="Arial"/>
+          <w:sz w:val="18"/>
+          <w:szCs w:val="18"/>
+        </w:rPr>
+        <w:t xml:space="preserve">};</w:t>
+      </w:r>
+    </w:p>
+    <w:p>
+      <w:pPr>
+        <w:keepNext/>
+        <w:shd w:val="clear" w:color="auto" w:fill="F3F4F6"/>
+        <w:spacing w:before="0" w:after="0"/>
+        <w:jc w:val="left"/>
+      </w:pPr>
+      <w:r>
+        <w:rPr>
+          <w:rFonts w:ascii="Consolas" w:hAnsi="Consolas" w:cs="Arial"/>
+          <w:sz w:val="18"/>
+          <w:szCs w:val="18"/>
+        </w:rPr>
+        <w:t xml:space="preserve"> </w:t>
+      </w:r>
+    </w:p>
+    <w:p>
+      <w:pPr>
+        <w:keepNext/>
+        <w:shd w:val="clear" w:color="auto" w:fill="F3F4F6"/>
+        <w:spacing w:before="0" w:after="0"/>
+        <w:jc w:val="left"/>
+      </w:pPr>
+      <w:r>
+        <w:rPr>
+          <w:rFonts w:ascii="Consolas" w:hAnsi="Consolas" w:cs="Arial"/>
+          <w:sz w:val="18"/>
+          <w:szCs w:val="18"/>
+        </w:rPr>
+        <w:t xml:space="preserve">foreach (var s in list)</w:t>
+      </w:r>
+    </w:p>
+    <w:p>
+      <w:pPr>
+        <w:keepNext/>
+        <w:shd w:val="clear" w:color="auto" w:fill="F3F4F6"/>
+        <w:spacing w:before="0" w:after="0"/>
+        <w:jc w:val="left"/>
+      </w:pPr>
+      <w:r>
+        <w:rPr>
+          <w:rFonts w:ascii="Consolas" w:hAnsi="Consolas" w:cs="Arial"/>
+          <w:sz w:val="18"/>
+          <w:szCs w:val="18"/>
+        </w:rPr>
+        <w:t xml:space="preserve">    Console.WriteLine($"{s.Name}: {s.Grade} - {(s.Grade &gt;= 60 ? "ناجح" : "راسب")}");</w:t>
+      </w:r>
+    </w:p>
+    <w:p>
+      <w:pPr>
+        <w:keepNext/>
+        <w:shd w:val="clear" w:color="auto" w:fill="F3F4F6"/>
+        <w:spacing w:before="0" w:after="0"/>
+        <w:jc w:val="left"/>
+      </w:pPr>
+      <w:r>
+        <w:rPr>
+          <w:rFonts w:ascii="Consolas" w:hAnsi="Consolas" w:cs="Arial"/>
+          <w:sz w:val="18"/>
+          <w:szCs w:val="18"/>
+        </w:rPr>
+        <w:t xml:space="preserve"> </w:t>
+      </w:r>
+    </w:p>
+    <w:p>
+      <w:pPr>
+        <w:keepNext/>
+        <w:shd w:val="clear" w:color="auto" w:fill="F3F4F6"/>
+        <w:spacing w:before="0" w:after="0"/>
+        <w:jc w:val="left"/>
+      </w:pPr>
+      <w:r>
+        <w:rPr>
+          <w:rFonts w:ascii="Consolas" w:hAnsi="Consolas" w:cs="Arial"/>
+          <w:sz w:val="18"/>
+          <w:szCs w:val="18"/>
+        </w:rPr>
+        <w:t xml:space="preserve">class Student</w:t>
+      </w:r>
+    </w:p>
+    <w:p>
+      <w:pPr>
+        <w:keepNext/>
+        <w:shd w:val="clear" w:color="auto" w:fill="F3F4F6"/>
+        <w:spacing w:before="0" w:after="0"/>
+        <w:jc w:val="left"/>
+      </w:pPr>
+      <w:r>
+        <w:rPr>
+          <w:rFonts w:ascii="Consolas" w:hAnsi="Consolas" w:cs="Arial"/>
+          <w:sz w:val="18"/>
+          <w:szCs w:val="18"/>
+        </w:rPr>
+        <w:t xml:space="preserve">{</w:t>
+      </w:r>
+    </w:p>
+    <w:p>
+      <w:pPr>
+        <w:keepNext/>
+        <w:shd w:val="clear" w:color="auto" w:fill="F3F4F6"/>
+        <w:spacing w:before="0" w:after="0"/>
+        <w:jc w:val="left"/>
+      </w:pPr>
+      <w:r>
+        <w:rPr>
+          <w:rFonts w:ascii="Consolas" w:hAnsi="Consolas" w:cs="Arial"/>
+          <w:sz w:val="18"/>
+          <w:szCs w:val="18"/>
+        </w:rPr>
+        <w:t xml:space="preserve">    public string Name { get; set; }</w:t>
+      </w:r>
+    </w:p>
+    <w:p>
+      <w:pPr>
+        <w:keepNext/>
+        <w:shd w:val="clear" w:color="auto" w:fill="F3F4F6"/>
+        <w:spacing w:before="0" w:after="0"/>
+        <w:jc w:val="left"/>
+      </w:pPr>
+      <w:r>
+        <w:rPr>
+          <w:rFonts w:ascii="Consolas" w:hAnsi="Consolas" w:cs="Arial"/>
+          <w:sz w:val="18"/>
+          <w:szCs w:val="18"/>
+        </w:rPr>
+        <w:t xml:space="preserve">    public int Grade { get; set; }</w:t>
+      </w:r>
+    </w:p>
+    <w:p>
+      <w:pPr>
+        <w:keepNext/>
+        <w:shd w:val="clear" w:color="auto" w:fill="F3F4F6"/>
+        <w:spacing w:before="0" w:after="0"/>
+        <w:jc w:val="left"/>
+      </w:pPr>
+      <w:r>
+        <w:rPr>
+          <w:rFonts w:ascii="Consolas" w:hAnsi="Consolas" w:cs="Arial"/>
+          <w:sz w:val="18"/>
+          <w:szCs w:val="18"/>
+        </w:rPr>
+        <w:t xml:space="preserve">}</w:t>
+      </w:r>
+    </w:p>
+    <w:p>
+      <w:pPr>
+        <w:shd w:val="clear" w:color="auto" w:fill="F3F4F6"/>
+        <w:spacing w:before="0" w:after="120"/>
+        <w:jc w:val="left"/>
+      </w:pPr>
+      <w:r>
+        <w:rPr>
+          <w:sz w:val="8"/>
+          <w:szCs w:val="8"/>
+        </w:rPr>
+        <w:t xml:space="preserve"> </w:t>
+      </w:r>
+    </w:p>
+    <w:p>
+      <w:pPr>
+        <w:shd w:val="clear" w:color="auto" w:fill="DDF0EE"/>
+        <w:bidi/>
+        <w:spacing w:before="0" w:after="80"/>
+      </w:pPr>
+      <w:r>
+        <w:rPr>
+          <w:b/>
+          <w:bCs/>
+          <w:color w:val="0E6B66"/>
+          <w:rtl/>
+        </w:rPr>
+        <w:t xml:space="preserve">ماذا يفعل هذا الكود؟ </w:t>
+      </w:r>
+      <w:r>
+        <w:rPr>
+          <w:rtl/>
+        </w:rPr>
+        <w:t xml:space="preserve">برنامج يعرّف صنفًا Student له اسم ودرجة، وينشئ قائمة بطالبين، ثم يطبع لكل طالب اسمه ودرجته وهل هو ناجح أم راسب.</w:t>
+      </w:r>
+    </w:p>
+    <w:tbl>
+      <w:tblPr>
+        <w:bidiVisual/>
+        <w:tblW w:w="5000" w:type="pct"/>
+        <w:tblBorders>
+          <w:top w:val="single" w:color="D9DEE5" w:sz="4"/>
+          <w:left w:val="single" w:color="D9DEE5" w:sz="4"/>
+          <w:bottom w:val="single" w:color="D9DEE5" w:sz="4"/>
+          <w:right w:val="single" w:color="D9DEE5" w:sz="4"/>
+          <w:insideH w:val="single" w:color="D9DEE5" w:sz="4"/>
+          <w:insideV w:val="single" w:color="D9DEE5" w:sz="4"/>
+        </w:tblBorders>
+        <w:tblCellMar>
+          <w:top w:w="60" w:type="dxa"/>
+          <w:left w:w="100" w:type="dxa"/>
+          <w:bottom w:w="60" w:type="dxa"/>
+          <w:right w:w="100" w:type="dxa"/>
+        </w:tblCellMar>
+      </w:tblPr>
+      <w:tblGrid>
+        <w:gridCol w:w="3600"/>
+        <w:gridCol w:w="6038"/>
+      </w:tblGrid>
+      <w:tr>
+        <w:tc>
+          <w:tcPr>
+            <w:tcW w:w="3600" w:type="dxa"/>
+            <w:shd w:val="clear" w:color="auto" w:fill="F3F4F6"/>
+          </w:tcPr>
+          <w:p>
+            <w:pPr>
+              <w:bidi/>
+              <w:spacing w:before="0" w:after="0"/>
+            </w:pPr>
+            <w:r>
+              <w:rPr>
+                <w:b/>
+                <w:bCs/>
+                <w:rtl/>
+              </w:rPr>
+              <w:t xml:space="preserve">السطر</w:t>
+            </w:r>
+          </w:p>
+        </w:tc>
+        <w:tc>
+          <w:tcPr>
+            <w:tcW w:w="6038" w:type="dxa"/>
+            <w:shd w:val="clear" w:color="auto" w:fill="F3F4F6"/>
+          </w:tcPr>
+          <w:p>
+            <w:pPr>
+              <w:bidi/>
+              <w:spacing w:before="0" w:after="0"/>
+            </w:pPr>
+            <w:r>
+              <w:rPr>
+                <w:b/>
+                <w:bCs/>
+                <w:rtl/>
+              </w:rPr>
+              <w:t xml:space="preserve">الشرح</w:t>
+            </w:r>
+          </w:p>
+        </w:tc>
+      </w:tr>
+      <w:tr>
+        <w:tc>
+          <w:tcPr>
+            <w:tcW w:w="3600" w:type="dxa"/>
+          </w:tcPr>
+          <w:p>
+            <w:pPr>
+              <w:spacing w:before="0" w:after="0"/>
+              <w:jc w:val="left"/>
+            </w:pPr>
+            <w:r>
+              <w:rPr>
+                <w:rFonts w:ascii="Consolas" w:hAnsi="Consolas" w:cs="Arial"/>
+                <w:sz w:val="17"/>
+                <w:szCs w:val="17"/>
+              </w:rPr>
+              <w:t xml:space="preserve">var list = new List&lt;Student&gt;</w:t>
+            </w:r>
+          </w:p>
+        </w:tc>
+        <w:tc>
+          <w:tcPr>
+            <w:tcW w:w="6038" w:type="dxa"/>
+          </w:tcPr>
+          <w:p>
+            <w:pPr>
+              <w:bidi/>
+              <w:spacing w:before="0" w:after="0"/>
+            </w:pPr>
+            <w:r>
+              <w:rPr>
+                <w:sz w:val="20"/>
+                <w:szCs w:val="20"/>
+                <w:rtl/>
+              </w:rPr>
+              <w:t xml:space="preserve">ننشئ قائمة عناصرها من النوع Student (صنف سنعرّفه في آخر الملف). الكلمة var تجعل C#‎ يستنتج نوع المتغير تلقائيًا من الجهة اليمنى، فلا نحتاج كتابة List&lt;Student&gt; مرتين.</w:t>
+            </w:r>
+          </w:p>
+        </w:tc>
+      </w:tr>
+      <w:tr>
+        <w:tc>
+          <w:tcPr>
+            <w:tcW w:w="3600" w:type="dxa"/>
+          </w:tcPr>
+          <w:p>
+            <w:pPr>
+              <w:spacing w:before="0" w:after="0"/>
+              <w:jc w:val="left"/>
+            </w:pPr>
+            <w:r>
+              <w:rPr>
+                <w:rFonts w:ascii="Consolas" w:hAnsi="Consolas" w:cs="Arial"/>
+                <w:sz w:val="17"/>
+                <w:szCs w:val="17"/>
+              </w:rPr>
+              <w:t xml:space="preserve">{</w:t>
+            </w:r>
+          </w:p>
+        </w:tc>
+        <w:tc>
+          <w:tcPr>
+            <w:tcW w:w="6038" w:type="dxa"/>
+          </w:tcPr>
+          <w:p>
+            <w:pPr>
+              <w:bidi/>
+              <w:spacing w:before="0" w:after="0"/>
+            </w:pPr>
+            <w:r>
+              <w:rPr>
+                <w:sz w:val="20"/>
+                <w:szCs w:val="20"/>
+                <w:rtl/>
+              </w:rPr>
+              <w:t xml:space="preserve">الأقواس المعقوصة هنا تجمع العناصر الأولى التي نضعها في القائمة لحظة إنشائها، مفصولة بفواصل.</w:t>
+            </w:r>
+          </w:p>
+        </w:tc>
+      </w:tr>
+      <w:tr>
+        <w:tc>
+          <w:tcPr>
+            <w:tcW w:w="3600" w:type="dxa"/>
+          </w:tcPr>
+          <w:p>
+            <w:pPr>
+              <w:spacing w:before="0" w:after="0"/>
+              <w:jc w:val="left"/>
+            </w:pPr>
+            <w:r>
+              <w:rPr>
+                <w:rFonts w:ascii="Consolas" w:hAnsi="Consolas" w:cs="Arial"/>
+                <w:sz w:val="17"/>
+                <w:szCs w:val="17"/>
+              </w:rPr>
+              <w:t xml:space="preserve">new Student { Name = "سارة", Grade = 95 },</w:t>
+            </w:r>
+          </w:p>
+        </w:tc>
+        <w:tc>
+          <w:tcPr>
+            <w:tcW w:w="6038" w:type="dxa"/>
+          </w:tcPr>
+          <w:p>
+            <w:pPr>
+              <w:bidi/>
+              <w:spacing w:before="0" w:after="0"/>
+            </w:pPr>
+            <w:r>
+              <w:rPr>
+                <w:sz w:val="20"/>
+                <w:szCs w:val="20"/>
+                <w:rtl/>
+              </w:rPr>
+              <w:t xml:space="preserve">new Student ينشئ كائنًا (object) جديدًا من الصنف Student، أي طالبًا فعليًا، وما بين { } يعطي خصائصه قيمها الأولى: الاسم سارة والدرجة 95.</w:t>
+            </w:r>
+          </w:p>
+        </w:tc>
+      </w:tr>
+      <w:tr>
+        <w:tc>
+          <w:tcPr>
+            <w:tcW w:w="3600" w:type="dxa"/>
+          </w:tcPr>
+          <w:p>
+            <w:pPr>
+              <w:spacing w:before="0" w:after="0"/>
+              <w:jc w:val="left"/>
+            </w:pPr>
+            <w:r>
+              <w:rPr>
+                <w:rFonts w:ascii="Consolas" w:hAnsi="Consolas" w:cs="Arial"/>
+                <w:sz w:val="17"/>
+                <w:szCs w:val="17"/>
+              </w:rPr>
+              <w:t xml:space="preserve">new Student { Name = "خالد", Grade = 55 }</w:t>
+            </w:r>
+          </w:p>
+        </w:tc>
+        <w:tc>
+          <w:tcPr>
+            <w:tcW w:w="6038" w:type="dxa"/>
+          </w:tcPr>
+          <w:p>
+            <w:pPr>
+              <w:bidi/>
+              <w:spacing w:before="0" w:after="0"/>
+            </w:pPr>
+            <w:r>
+              <w:rPr>
+                <w:sz w:val="20"/>
+                <w:szCs w:val="20"/>
+                <w:rtl/>
+              </w:rPr>
+              <w:t xml:space="preserve">ننشئ طالبًا ثانيًا اسمه خالد ودرجته 55. لا توجد فاصلة بعده لأنه آخر عنصر في القائمة.</w:t>
+            </w:r>
+          </w:p>
+        </w:tc>
+      </w:tr>
+      <w:tr>
+        <w:tc>
+          <w:tcPr>
+            <w:tcW w:w="3600" w:type="dxa"/>
+          </w:tcPr>
+          <w:p>
+            <w:pPr>
+              <w:spacing w:before="0" w:after="0"/>
+              <w:jc w:val="left"/>
+            </w:pPr>
+            <w:r>
+              <w:rPr>
+                <w:rFonts w:ascii="Consolas" w:hAnsi="Consolas" w:cs="Arial"/>
+                <w:sz w:val="17"/>
+                <w:szCs w:val="17"/>
+              </w:rPr>
+              <w:t xml:space="preserve">foreach (var s in list)</w:t>
+            </w:r>
+          </w:p>
+        </w:tc>
+        <w:tc>
+          <w:tcPr>
+            <w:tcW w:w="6038" w:type="dxa"/>
+          </w:tcPr>
+          <w:p>
+            <w:pPr>
+              <w:bidi/>
+              <w:spacing w:before="0" w:after="0"/>
+            </w:pPr>
+            <w:r>
+              <w:rPr>
+                <w:sz w:val="20"/>
+                <w:szCs w:val="20"/>
+                <w:rtl/>
+              </w:rPr>
+              <w:t xml:space="preserve">نمر على كل طالب في القائمة، ويحمل المتغير s الطالب الحالي؛ وvar هنا تعني أن نوعه Student.</w:t>
+            </w:r>
+          </w:p>
+        </w:tc>
+      </w:tr>
+      <w:tr>
+        <w:tc>
+          <w:tcPr>
+            <w:tcW w:w="3600" w:type="dxa"/>
+          </w:tcPr>
+          <w:p>
+            <w:pPr>
+              <w:spacing w:before="0" w:after="0"/>
+              <w:jc w:val="left"/>
+            </w:pPr>
+            <w:r>
+              <w:rPr>
+                <w:rFonts w:ascii="Consolas" w:hAnsi="Consolas" w:cs="Arial"/>
+                <w:sz w:val="17"/>
+                <w:szCs w:val="17"/>
+              </w:rPr>
+              <w:t xml:space="preserve">Console.WriteLine($"{s.Name}: {s.Grade} - {(s.Grade &gt;= 60 ? "ناجح" : "راسب")}");</w:t>
+            </w:r>
+          </w:p>
+        </w:tc>
+        <w:tc>
+          <w:tcPr>
+            <w:tcW w:w="6038" w:type="dxa"/>
+          </w:tcPr>
+          <w:p>
+            <w:pPr>
+              <w:bidi/>
+              <w:spacing w:before="0" w:after="0"/>
+            </w:pPr>
+            <w:r>
+              <w:rPr>
+                <w:sz w:val="20"/>
+                <w:szCs w:val="20"/>
+                <w:rtl/>
+              </w:rPr>
+              <w:t xml:space="preserve">النقطة في s.Name تعني «خاصية Name الخاصة بهذا الطالب». أما الشرط المختصر ? : فيعمل هكذا: إذا كان s.Grade &gt;= 60 صحيحًا يعطي "ناجح" وإلا يعطي "راسب"، ونضعه بين أقواس ( ) داخل { } لأنه يحتوي على النقطتين :.</w:t>
+            </w:r>
+          </w:p>
+        </w:tc>
+      </w:tr>
+      <w:tr>
+        <w:tc>
+          <w:tcPr>
+            <w:tcW w:w="3600" w:type="dxa"/>
+          </w:tcPr>
+          <w:p>
+            <w:pPr>
+              <w:spacing w:before="0" w:after="0"/>
+              <w:jc w:val="left"/>
+            </w:pPr>
+            <w:r>
+              <w:rPr>
+                <w:rFonts w:ascii="Consolas" w:hAnsi="Consolas" w:cs="Arial"/>
+                <w:sz w:val="17"/>
+                <w:szCs w:val="17"/>
+              </w:rPr>
+              <w:t xml:space="preserve">class Student</w:t>
+            </w:r>
+          </w:p>
+        </w:tc>
+        <w:tc>
+          <w:tcPr>
+            <w:tcW w:w="6038" w:type="dxa"/>
+          </w:tcPr>
+          <w:p>
+            <w:pPr>
+              <w:bidi/>
+              <w:spacing w:before="0" w:after="0"/>
+            </w:pPr>
+            <w:r>
+              <w:rPr>
+                <w:sz w:val="20"/>
+                <w:szCs w:val="20"/>
+                <w:rtl/>
+              </w:rPr>
+              <w:t xml:space="preserve">الكلمة class تعرّف صنفًا، وهو قالب أو مخطط يصف شكل نوع جديد من البيانات؛ هنا كل طالب له اسم ودرجة. في C#‎ يجب أن تأتي تعريفات الأصناف بعد أوامر البرنامج الرئيسية في الملف.</w:t>
+            </w:r>
+          </w:p>
+        </w:tc>
+      </w:tr>
+      <w:tr>
+        <w:tc>
+          <w:tcPr>
+            <w:tcW w:w="3600" w:type="dxa"/>
+          </w:tcPr>
+          <w:p>
+            <w:pPr>
+              <w:spacing w:before="0" w:after="0"/>
+              <w:jc w:val="left"/>
+            </w:pPr>
+            <w:r>
+              <w:rPr>
+                <w:rFonts w:ascii="Consolas" w:hAnsi="Consolas" w:cs="Arial"/>
+                <w:sz w:val="17"/>
+                <w:szCs w:val="17"/>
+              </w:rPr>
+              <w:t xml:space="preserve">public string Name { get; set; }</w:t>
+            </w:r>
+          </w:p>
+        </w:tc>
+        <w:tc>
+          <w:tcPr>
+            <w:tcW w:w="6038" w:type="dxa"/>
+          </w:tcPr>
+          <w:p>
+            <w:pPr>
+              <w:bidi/>
+              <w:spacing w:before="0" w:after="0"/>
+            </w:pPr>
+            <w:r>
+              <w:rPr>
+                <w:sz w:val="20"/>
+                <w:szCs w:val="20"/>
+                <w:rtl/>
+              </w:rPr>
+              <w:t xml:space="preserve">هذه خاصية (property) اسمها Name من النوع string. الكلمة public تعني أنه يمكن الوصول إليها من خارج الصنف، و{ get; set; } تعني أنه يمكن قراءة قيمتها (get) وتغييرها (set).</w:t>
+            </w:r>
+          </w:p>
+        </w:tc>
+      </w:tr>
+      <w:tr>
+        <w:tc>
+          <w:tcPr>
+            <w:tcW w:w="3600" w:type="dxa"/>
+          </w:tcPr>
+          <w:p>
+            <w:pPr>
+              <w:spacing w:before="0" w:after="0"/>
+              <w:jc w:val="left"/>
+            </w:pPr>
+            <w:r>
+              <w:rPr>
+                <w:rFonts w:ascii="Consolas" w:hAnsi="Consolas" w:cs="Arial"/>
+                <w:sz w:val="17"/>
+                <w:szCs w:val="17"/>
+              </w:rPr>
+              <w:t xml:space="preserve">public int Grade { get; set; }</w:t>
+            </w:r>
+          </w:p>
+        </w:tc>
+        <w:tc>
+          <w:tcPr>
+            <w:tcW w:w="6038" w:type="dxa"/>
+          </w:tcPr>
+          <w:p>
+            <w:pPr>
+              <w:bidi/>
+              <w:spacing w:before="0" w:after="0"/>
+            </w:pPr>
+            <w:r>
+              <w:rPr>
+                <w:sz w:val="20"/>
+                <w:szCs w:val="20"/>
+                <w:rtl/>
+              </w:rPr>
+              <w:t xml:space="preserve">خاصية ثانية اسمها Grade من النوع int لتخزين درجة الطالب، ويمكن قراءتها وتغييرها أيضًا.</w:t>
+            </w:r>
+          </w:p>
+        </w:tc>
+      </w:tr>
+    </w:tbl>
+    <w:p>
+      <w:pPr>
+        <w:bidi/>
+        <w:spacing w:before="0" w:after="120"/>
+      </w:pPr>
+      <w:r>
+        <w:rPr>
+          <w:sz w:val="8"/>
+          <w:szCs w:val="8"/>
+        </w:rPr>
+        <w:t xml:space="preserve"> </w:t>
+      </w:r>
+    </w:p>
+    <w:p>
+      <w:pPr>
+        <w:shd w:val="clear" w:color="auto" w:fill="DDF0EE"/>
+        <w:bidi/>
+        <w:spacing w:before="0" w:after="160"/>
+      </w:pPr>
+      <w:r>
+        <w:rPr>
+          <w:b/>
+          <w:bCs/>
+          <w:color w:val="0E6B66"/>
+          <w:rtl/>
+        </w:rPr>
+        <w:t xml:space="preserve">ملاحظة: </w:t>
+      </w:r>
+      <w:r>
+        <w:rPr>
+          <w:rtl/>
+        </w:rPr>
+        <w:t xml:space="preserve">في مشاريع top-level statements يكون تعريف الكلاس في نهاية الملف بعد الأوامر.</w:t>
+      </w:r>
+    </w:p>
+    <w:p>
+      <w:pPr>
+        <w:keepNext/>
+        <w:bidi/>
+        <w:spacing w:before="160" w:after="100"/>
+      </w:pPr>
+      <w:r>
+        <w:rPr>
+          <w:b/>
+          <w:bCs/>
+          <w:color w:val="18202B"/>
+          <w:sz w:val="25"/>
+          <w:szCs w:val="25"/>
+          <w:rtl/>
+        </w:rPr>
+        <w:t xml:space="preserve">4. حماية البرنامج من الإدخال الخاطئ</w:t>
+      </w:r>
+    </w:p>
+    <w:p>
+      <w:pPr>
+        <w:bidi/>
+        <w:spacing w:before="0" w:after="120"/>
+      </w:pPr>
+      <w:r>
+        <w:rPr>
+          <w:rtl/>
+        </w:rPr>
+        <w:t xml:space="preserve">إذا كتب المستخدم حروفًا بدل رقم، فإن </w:t>
+      </w:r>
+      <w:r>
+        <w:rPr>
+          <w:rFonts w:ascii="Consolas" w:hAnsi="Consolas" w:cs="Arial"/>
+        </w:rPr>
+        <w:t xml:space="preserve">int.Parse</w:t>
+      </w:r>
+      <w:r>
+        <w:rPr>
+          <w:rtl/>
+        </w:rPr>
+        <w:t xml:space="preserve"> يوقف البرنامج بخطأ. </w:t>
+      </w:r>
+      <w:r>
+        <w:rPr>
+          <w:rFonts w:ascii="Consolas" w:hAnsi="Consolas" w:cs="Arial"/>
+        </w:rPr>
+        <w:t xml:space="preserve">int.TryParse</w:t>
+      </w:r>
+      <w:r>
+        <w:rPr>
+          <w:rtl/>
+        </w:rPr>
+        <w:t xml:space="preserve"> يحاول التحويل ويُرجع true أو false.</w:t>
+      </w:r>
+    </w:p>
+    <w:p>
+      <w:pPr>
+        <w:keepNext/>
+        <w:shd w:val="clear" w:color="auto" w:fill="F3F4F6"/>
+        <w:spacing w:before="0" w:after="0"/>
+        <w:jc w:val="left"/>
+      </w:pPr>
+      <w:r>
+        <w:rPr>
+          <w:rFonts w:ascii="Consolas" w:hAnsi="Consolas" w:cs="Arial"/>
+          <w:b/>
+          <w:bCs/>
+          <w:color w:val="5B6575"/>
+          <w:sz w:val="18"/>
+          <w:szCs w:val="18"/>
+        </w:rPr>
+        <w:t xml:space="preserve">C#</w:t>
+      </w:r>
+    </w:p>
+    <w:p>
+      <w:pPr>
+        <w:keepNext/>
+        <w:shd w:val="clear" w:color="auto" w:fill="F3F4F6"/>
+        <w:spacing w:before="0" w:after="0"/>
+        <w:jc w:val="left"/>
+      </w:pPr>
+      <w:r>
+        <w:rPr>
+          <w:rFonts w:ascii="Consolas" w:hAnsi="Consolas" w:cs="Arial"/>
+          <w:sz w:val="18"/>
+          <w:szCs w:val="18"/>
+        </w:rPr>
+        <w:t xml:space="preserve">Console.Write("العمر: ");</w:t>
+      </w:r>
+    </w:p>
+    <w:p>
+      <w:pPr>
+        <w:keepNext/>
+        <w:shd w:val="clear" w:color="auto" w:fill="F3F4F6"/>
+        <w:spacing w:before="0" w:after="0"/>
+        <w:jc w:val="left"/>
+      </w:pPr>
+      <w:r>
+        <w:rPr>
+          <w:rFonts w:ascii="Consolas" w:hAnsi="Consolas" w:cs="Arial"/>
+          <w:sz w:val="18"/>
+          <w:szCs w:val="18"/>
+        </w:rPr>
+        <w:t xml:space="preserve">if (int.TryParse(Console.ReadLine(), out int age))</w:t>
+      </w:r>
+    </w:p>
+    <w:p>
+      <w:pPr>
+        <w:keepNext/>
+        <w:shd w:val="clear" w:color="auto" w:fill="F3F4F6"/>
+        <w:spacing w:before="0" w:after="0"/>
+        <w:jc w:val="left"/>
+      </w:pPr>
+      <w:r>
+        <w:rPr>
+          <w:rFonts w:ascii="Consolas" w:hAnsi="Consolas" w:cs="Arial"/>
+          <w:sz w:val="18"/>
+          <w:szCs w:val="18"/>
+        </w:rPr>
+        <w:t xml:space="preserve">    Console.WriteLine($"عمرك {age}");</w:t>
+      </w:r>
+    </w:p>
+    <w:p>
+      <w:pPr>
+        <w:keepNext/>
+        <w:shd w:val="clear" w:color="auto" w:fill="F3F4F6"/>
+        <w:spacing w:before="0" w:after="0"/>
+        <w:jc w:val="left"/>
+      </w:pPr>
+      <w:r>
+        <w:rPr>
+          <w:rFonts w:ascii="Consolas" w:hAnsi="Consolas" w:cs="Arial"/>
+          <w:sz w:val="18"/>
+          <w:szCs w:val="18"/>
+        </w:rPr>
+        <w:t xml:space="preserve">else</w:t>
+      </w:r>
+    </w:p>
+    <w:p>
+      <w:pPr>
+        <w:keepNext/>
+        <w:shd w:val="clear" w:color="auto" w:fill="F3F4F6"/>
+        <w:spacing w:before="0" w:after="0"/>
+        <w:jc w:val="left"/>
+      </w:pPr>
+      <w:r>
+        <w:rPr>
+          <w:rFonts w:ascii="Consolas" w:hAnsi="Consolas" w:cs="Arial"/>
+          <w:sz w:val="18"/>
+          <w:szCs w:val="18"/>
+        </w:rPr>
+        <w:t xml:space="preserve">    Console.WriteLine("الرجاء إدخال رقم صحيح");</w:t>
+      </w:r>
+    </w:p>
+    <w:p>
+      <w:pPr>
+        <w:shd w:val="clear" w:color="auto" w:fill="F3F4F6"/>
+        <w:spacing w:before="0" w:after="120"/>
+        <w:jc w:val="left"/>
+      </w:pPr>
+      <w:r>
+        <w:rPr>
+          <w:sz w:val="8"/>
+          <w:szCs w:val="8"/>
+        </w:rPr>
+        <w:t xml:space="preserve"> </w:t>
+      </w:r>
+    </w:p>
+    <w:p>
+      <w:pPr>
+        <w:shd w:val="clear" w:color="auto" w:fill="DDF0EE"/>
+        <w:bidi/>
+        <w:spacing w:before="0" w:after="80"/>
+      </w:pPr>
+      <w:r>
+        <w:rPr>
+          <w:b/>
+          <w:bCs/>
+          <w:color w:val="0E6B66"/>
+          <w:rtl/>
+        </w:rPr>
+        <w:t xml:space="preserve">ماذا يفعل هذا الكود؟ </w:t>
+      </w:r>
+      <w:r>
+        <w:rPr>
+          <w:rtl/>
+        </w:rPr>
+        <w:t xml:space="preserve">برنامج يطلب العمر ويتأكد أن المدخل رقم صحيح بأمان: إن كان رقمًا يطبع «عمرك ...»، وإلا يطبع رسالة تطلب إدخال رقم صحيح بدل أن يتوقف بخطأ.</w:t>
+      </w:r>
+    </w:p>
+    <w:tbl>
+      <w:tblPr>
+        <w:bidiVisual/>
+        <w:tblW w:w="5000" w:type="pct"/>
+        <w:tblBorders>
+          <w:top w:val="single" w:color="D9DEE5" w:sz="4"/>
+          <w:left w:val="single" w:color="D9DEE5" w:sz="4"/>
+          <w:bottom w:val="single" w:color="D9DEE5" w:sz="4"/>
+          <w:right w:val="single" w:color="D9DEE5" w:sz="4"/>
+          <w:insideH w:val="single" w:color="D9DEE5" w:sz="4"/>
+          <w:insideV w:val="single" w:color="D9DEE5" w:sz="4"/>
+        </w:tblBorders>
+        <w:tblCellMar>
+          <w:top w:w="60" w:type="dxa"/>
+          <w:left w:w="100" w:type="dxa"/>
+          <w:bottom w:w="60" w:type="dxa"/>
+          <w:right w:w="100" w:type="dxa"/>
+        </w:tblCellMar>
+      </w:tblPr>
+      <w:tblGrid>
+        <w:gridCol w:w="3600"/>
+        <w:gridCol w:w="6038"/>
+      </w:tblGrid>
+      <w:tr>
+        <w:tc>
+          <w:tcPr>
+            <w:tcW w:w="3600" w:type="dxa"/>
+            <w:shd w:val="clear" w:color="auto" w:fill="F3F4F6"/>
+          </w:tcPr>
+          <w:p>
+            <w:pPr>
+              <w:bidi/>
+              <w:spacing w:before="0" w:after="0"/>
+            </w:pPr>
+            <w:r>
+              <w:rPr>
+                <w:b/>
+                <w:bCs/>
+                <w:rtl/>
+              </w:rPr>
+              <w:t xml:space="preserve">السطر</w:t>
+            </w:r>
+          </w:p>
+        </w:tc>
+        <w:tc>
+          <w:tcPr>
+            <w:tcW w:w="6038" w:type="dxa"/>
+            <w:shd w:val="clear" w:color="auto" w:fill="F3F4F6"/>
+          </w:tcPr>
+          <w:p>
+            <w:pPr>
+              <w:bidi/>
+              <w:spacing w:before="0" w:after="0"/>
+            </w:pPr>
+            <w:r>
+              <w:rPr>
+                <w:b/>
+                <w:bCs/>
+                <w:rtl/>
+              </w:rPr>
+              <w:t xml:space="preserve">الشرح</w:t>
+            </w:r>
+          </w:p>
+        </w:tc>
+      </w:tr>
+      <w:tr>
+        <w:tc>
+          <w:tcPr>
+            <w:tcW w:w="3600" w:type="dxa"/>
+          </w:tcPr>
+          <w:p>
+            <w:pPr>
+              <w:spacing w:before="0" w:after="0"/>
+              <w:jc w:val="left"/>
+            </w:pPr>
+            <w:r>
+              <w:rPr>
+                <w:rFonts w:ascii="Consolas" w:hAnsi="Consolas" w:cs="Arial"/>
+                <w:sz w:val="17"/>
+                <w:szCs w:val="17"/>
+              </w:rPr>
+              <w:t xml:space="preserve">Console.Write("العمر: ");</w:t>
+            </w:r>
+          </w:p>
+        </w:tc>
+        <w:tc>
+          <w:tcPr>
+            <w:tcW w:w="6038" w:type="dxa"/>
+          </w:tcPr>
+          <w:p>
+            <w:pPr>
+              <w:bidi/>
+              <w:spacing w:before="0" w:after="0"/>
+            </w:pPr>
+            <w:r>
+              <w:rPr>
+                <w:sz w:val="20"/>
+                <w:szCs w:val="20"/>
+                <w:rtl/>
+              </w:rPr>
+              <w:t xml:space="preserve">نطبع سؤال العمر دون الانتقال إلى سطر جديد.</w:t>
+            </w:r>
+          </w:p>
+        </w:tc>
+      </w:tr>
+      <w:tr>
+        <w:tc>
+          <w:tcPr>
+            <w:tcW w:w="3600" w:type="dxa"/>
+          </w:tcPr>
+          <w:p>
+            <w:pPr>
+              <w:spacing w:before="0" w:after="0"/>
+              <w:jc w:val="left"/>
+            </w:pPr>
+            <w:r>
+              <w:rPr>
+                <w:rFonts w:ascii="Consolas" w:hAnsi="Consolas" w:cs="Arial"/>
+                <w:sz w:val="17"/>
+                <w:szCs w:val="17"/>
+              </w:rPr>
+              <w:t xml:space="preserve">if (int.TryParse(Console.ReadLine(), out int age))</w:t>
+            </w:r>
+          </w:p>
+        </w:tc>
+        <w:tc>
+          <w:tcPr>
+            <w:tcW w:w="6038" w:type="dxa"/>
+          </w:tcPr>
+          <w:p>
+            <w:pPr>
+              <w:bidi/>
+              <w:spacing w:before="0" w:after="0"/>
+            </w:pPr>
+            <w:r>
+              <w:rPr>
+                <w:sz w:val="20"/>
+                <w:szCs w:val="20"/>
+                <w:rtl/>
+              </w:rPr>
+              <w:t xml:space="preserve">int.TryParse «تحاول» تحويل النص إلى عدد صحيح: تُرجع true إذا نجحت وfalse إذا فشلت، دون أن يتوقف البرنامج كما يحدث مع int.Parse. والكلمة out int age تعني أن الدالة ستضع الرقم الناتج في متغير جديد اسمه age ننشئه في المكان نفسه.</w:t>
+            </w:r>
+          </w:p>
+        </w:tc>
+      </w:tr>
+      <w:tr>
+        <w:tc>
+          <w:tcPr>
+            <w:tcW w:w="3600" w:type="dxa"/>
+          </w:tcPr>
+          <w:p>
+            <w:pPr>
+              <w:spacing w:before="0" w:after="0"/>
+              <w:jc w:val="left"/>
+            </w:pPr>
+            <w:r>
+              <w:rPr>
+                <w:rFonts w:ascii="Consolas" w:hAnsi="Consolas" w:cs="Arial"/>
+                <w:sz w:val="17"/>
+                <w:szCs w:val="17"/>
+              </w:rPr>
+              <w:t xml:space="preserve">Console.WriteLine($"عمرك {age}");</w:t>
+            </w:r>
+          </w:p>
+        </w:tc>
+        <w:tc>
+          <w:tcPr>
+            <w:tcW w:w="6038" w:type="dxa"/>
+          </w:tcPr>
+          <w:p>
+            <w:pPr>
+              <w:bidi/>
+              <w:spacing w:before="0" w:after="0"/>
+            </w:pPr>
+            <w:r>
+              <w:rPr>
+                <w:sz w:val="20"/>
+                <w:szCs w:val="20"/>
+                <w:rtl/>
+              </w:rPr>
+              <w:t xml:space="preserve">هذا السطر يُنفَّذ فقط إذا نجح التحويل، فنطبع العمر المخزّن في age.</w:t>
+            </w:r>
+          </w:p>
+        </w:tc>
+      </w:tr>
+      <w:tr>
+        <w:tc>
+          <w:tcPr>
+            <w:tcW w:w="3600" w:type="dxa"/>
+          </w:tcPr>
+          <w:p>
+            <w:pPr>
+              <w:spacing w:before="0" w:after="0"/>
+              <w:jc w:val="left"/>
+            </w:pPr>
+            <w:r>
+              <w:rPr>
+                <w:rFonts w:ascii="Consolas" w:hAnsi="Consolas" w:cs="Arial"/>
+                <w:sz w:val="17"/>
+                <w:szCs w:val="17"/>
+              </w:rPr>
+              <w:t xml:space="preserve">else</w:t>
+            </w:r>
+          </w:p>
+        </w:tc>
+        <w:tc>
+          <w:tcPr>
+            <w:tcW w:w="6038" w:type="dxa"/>
+          </w:tcPr>
+          <w:p>
+            <w:pPr>
+              <w:bidi/>
+              <w:spacing w:before="0" w:after="0"/>
+            </w:pPr>
+            <w:r>
+              <w:rPr>
+                <w:sz w:val="20"/>
+                <w:szCs w:val="20"/>
+                <w:rtl/>
+              </w:rPr>
+              <w:t xml:space="preserve">else تعني «وإلا»: الأمر الذي بعدها يُنفَّذ عندما يكون شرط if خاطئًا، أي عندما يكتب المستخدم شيئًا ليس رقمًا صحيحًا.</w:t>
+            </w:r>
+          </w:p>
+        </w:tc>
+      </w:tr>
+      <w:tr>
+        <w:tc>
+          <w:tcPr>
+            <w:tcW w:w="3600" w:type="dxa"/>
+          </w:tcPr>
+          <w:p>
+            <w:pPr>
+              <w:spacing w:before="0" w:after="0"/>
+              <w:jc w:val="left"/>
+            </w:pPr>
+            <w:r>
+              <w:rPr>
+                <w:rFonts w:ascii="Consolas" w:hAnsi="Consolas" w:cs="Arial"/>
+                <w:sz w:val="17"/>
+                <w:szCs w:val="17"/>
+              </w:rPr>
+              <w:t xml:space="preserve">Console.WriteLine("الرجاء إدخال رقم صحيح");</w:t>
+            </w:r>
+          </w:p>
+        </w:tc>
+        <w:tc>
+          <w:tcPr>
+            <w:tcW w:w="6038" w:type="dxa"/>
+          </w:tcPr>
+          <w:p>
+            <w:pPr>
+              <w:bidi/>
+              <w:spacing w:before="0" w:after="0"/>
+            </w:pPr>
+            <w:r>
+              <w:rPr>
+                <w:sz w:val="20"/>
+                <w:szCs w:val="20"/>
+                <w:rtl/>
+              </w:rPr>
+              <w:t xml:space="preserve">نطبع رسالة لطيفة تخبر المستخدم بالخطأ بدلًا من أن ينهار البرنامج.</w:t>
+            </w:r>
+          </w:p>
+        </w:tc>
+      </w:tr>
+    </w:tbl>
+    <w:p>
+      <w:pPr>
+        <w:bidi/>
+        <w:spacing w:before="0" w:after="120"/>
+      </w:pPr>
+      <w:r>
+        <w:rPr>
+          <w:sz w:val="8"/>
+          <w:szCs w:val="8"/>
+        </w:rPr>
+        <w:t xml:space="preserve"> </w:t>
+      </w:r>
+    </w:p>
+    <w:p>
+      <w:pPr>
+        <w:keepNext/>
+        <w:bidi/>
+        <w:spacing w:before="280" w:after="100"/>
+      </w:pPr>
+      <w:r>
+        <w:rPr>
+          <w:b/>
+          <w:bCs/>
+          <w:color w:val="0E6B66"/>
+          <w:sz w:val="30"/>
+          <w:szCs w:val="30"/>
+          <w:rtl/>
+        </w:rPr>
+        <w:t xml:space="preserve">التمارين العملية</w:t>
+      </w:r>
+    </w:p>
+    <w:p>
+      <w:pPr>
+        <w:keepNext/>
+        <w:bidi/>
+        <w:spacing w:before="160" w:after="100"/>
+      </w:pPr>
+      <w:r>
+        <w:rPr>
+          <w:b/>
+          <w:bCs/>
+          <w:color w:val="18202B"/>
+          <w:sz w:val="25"/>
+          <w:szCs w:val="25"/>
+          <w:rtl/>
+        </w:rPr>
+        <w:t xml:space="preserve">تمرين 1: دالة المساحة (سهل)</w:t>
+      </w:r>
+    </w:p>
+    <w:p>
+      <w:pPr>
+        <w:bidi/>
+        <w:spacing w:before="0" w:after="120"/>
+      </w:pPr>
+      <w:r>
+        <w:rPr>
+          <w:rtl/>
+        </w:rPr>
+        <w:t xml:space="preserve">اكتب دالة CircleArea تستقبل نصف القطر وتُرجع مساحة الدائرة (Math.PI × r × r)، واستدعها لثلاث قيم.</w:t>
+      </w:r>
+    </w:p>
+    <w:p>
+      <w:pPr>
+        <w:keepNext/>
+        <w:bidi/>
+        <w:spacing w:before="0" w:after="60"/>
+      </w:pPr>
+      <w:r>
+        <w:rPr>
+          <w:b/>
+          <w:bCs/>
+          <w:color w:val="0E6B66"/>
+          <w:rtl/>
+        </w:rPr>
+        <w:t xml:space="preserve">الحل المقترح:</w:t>
+      </w:r>
+    </w:p>
+    <w:p>
+      <w:pPr>
+        <w:keepNext/>
+        <w:shd w:val="clear" w:color="auto" w:fill="F3F4F6"/>
+        <w:spacing w:before="0" w:after="0"/>
+        <w:jc w:val="left"/>
+      </w:pPr>
+      <w:r>
+        <w:rPr>
+          <w:rFonts w:ascii="Consolas" w:hAnsi="Consolas" w:cs="Arial"/>
+          <w:b/>
+          <w:bCs/>
+          <w:color w:val="5B6575"/>
+          <w:sz w:val="18"/>
+          <w:szCs w:val="18"/>
+        </w:rPr>
+        <w:t xml:space="preserve">C#</w:t>
+      </w:r>
+    </w:p>
+    <w:p>
+      <w:pPr>
+        <w:keepNext/>
+        <w:shd w:val="clear" w:color="auto" w:fill="F3F4F6"/>
+        <w:spacing w:before="0" w:after="0"/>
+        <w:jc w:val="left"/>
+      </w:pPr>
+      <w:r>
+        <w:rPr>
+          <w:rFonts w:ascii="Consolas" w:hAnsi="Consolas" w:cs="Arial"/>
+          <w:sz w:val="18"/>
+          <w:szCs w:val="18"/>
+        </w:rPr>
+        <w:t xml:space="preserve">static double CircleArea(double r)</w:t>
+      </w:r>
+    </w:p>
+    <w:p>
+      <w:pPr>
+        <w:keepNext/>
+        <w:shd w:val="clear" w:color="auto" w:fill="F3F4F6"/>
+        <w:spacing w:before="0" w:after="0"/>
+        <w:jc w:val="left"/>
+      </w:pPr>
+      <w:r>
+        <w:rPr>
+          <w:rFonts w:ascii="Consolas" w:hAnsi="Consolas" w:cs="Arial"/>
+          <w:sz w:val="18"/>
+          <w:szCs w:val="18"/>
+        </w:rPr>
+        <w:t xml:space="preserve">{</w:t>
+      </w:r>
+    </w:p>
+    <w:p>
+      <w:pPr>
+        <w:keepNext/>
+        <w:shd w:val="clear" w:color="auto" w:fill="F3F4F6"/>
+        <w:spacing w:before="0" w:after="0"/>
+        <w:jc w:val="left"/>
+      </w:pPr>
+      <w:r>
+        <w:rPr>
+          <w:rFonts w:ascii="Consolas" w:hAnsi="Consolas" w:cs="Arial"/>
+          <w:sz w:val="18"/>
+          <w:szCs w:val="18"/>
+        </w:rPr>
+        <w:t xml:space="preserve">    return Math.PI * r * r;</w:t>
+      </w:r>
+    </w:p>
+    <w:p>
+      <w:pPr>
+        <w:keepNext/>
+        <w:shd w:val="clear" w:color="auto" w:fill="F3F4F6"/>
+        <w:spacing w:before="0" w:after="0"/>
+        <w:jc w:val="left"/>
+      </w:pPr>
+      <w:r>
+        <w:rPr>
+          <w:rFonts w:ascii="Consolas" w:hAnsi="Consolas" w:cs="Arial"/>
+          <w:sz w:val="18"/>
+          <w:szCs w:val="18"/>
+        </w:rPr>
+        <w:t xml:space="preserve">}</w:t>
+      </w:r>
+    </w:p>
+    <w:p>
+      <w:pPr>
+        <w:keepNext/>
+        <w:shd w:val="clear" w:color="auto" w:fill="F3F4F6"/>
+        <w:spacing w:before="0" w:after="0"/>
+        <w:jc w:val="left"/>
+      </w:pPr>
+      <w:r>
+        <w:rPr>
+          <w:rFonts w:ascii="Consolas" w:hAnsi="Consolas" w:cs="Arial"/>
+          <w:sz w:val="18"/>
+          <w:szCs w:val="18"/>
+        </w:rPr>
+        <w:t xml:space="preserve"> </w:t>
+      </w:r>
+    </w:p>
+    <w:p>
+      <w:pPr>
+        <w:keepNext/>
+        <w:shd w:val="clear" w:color="auto" w:fill="F3F4F6"/>
+        <w:spacing w:before="0" w:after="0"/>
+        <w:jc w:val="left"/>
+      </w:pPr>
+      <w:r>
+        <w:rPr>
+          <w:rFonts w:ascii="Consolas" w:hAnsi="Consolas" w:cs="Arial"/>
+          <w:sz w:val="18"/>
+          <w:szCs w:val="18"/>
+        </w:rPr>
+        <w:t xml:space="preserve">Console.WriteLine(CircleArea(1).ToString("F2"));</w:t>
+      </w:r>
+    </w:p>
+    <w:p>
+      <w:pPr>
+        <w:keepNext/>
+        <w:shd w:val="clear" w:color="auto" w:fill="F3F4F6"/>
+        <w:spacing w:before="0" w:after="0"/>
+        <w:jc w:val="left"/>
+      </w:pPr>
+      <w:r>
+        <w:rPr>
+          <w:rFonts w:ascii="Consolas" w:hAnsi="Consolas" w:cs="Arial"/>
+          <w:sz w:val="18"/>
+          <w:szCs w:val="18"/>
+        </w:rPr>
+        <w:t xml:space="preserve">Console.WriteLine(CircleArea(2.5).ToString("F2"));</w:t>
+      </w:r>
+    </w:p>
+    <w:p>
+      <w:pPr>
+        <w:keepNext/>
+        <w:shd w:val="clear" w:color="auto" w:fill="F3F4F6"/>
+        <w:spacing w:before="0" w:after="0"/>
+        <w:jc w:val="left"/>
+      </w:pPr>
+      <w:r>
+        <w:rPr>
+          <w:rFonts w:ascii="Consolas" w:hAnsi="Consolas" w:cs="Arial"/>
+          <w:sz w:val="18"/>
+          <w:szCs w:val="18"/>
+        </w:rPr>
+        <w:t xml:space="preserve">Console.WriteLine(CircleArea(10).ToString("F2"));</w:t>
+      </w:r>
+    </w:p>
+    <w:p>
+      <w:pPr>
+        <w:shd w:val="clear" w:color="auto" w:fill="F3F4F6"/>
+        <w:spacing w:before="0" w:after="120"/>
+        <w:jc w:val="left"/>
+      </w:pPr>
+      <w:r>
+        <w:rPr>
+          <w:sz w:val="8"/>
+          <w:szCs w:val="8"/>
+        </w:rPr>
+        <w:t xml:space="preserve"> </w:t>
+      </w:r>
+    </w:p>
+    <w:p>
+      <w:pPr>
+        <w:shd w:val="clear" w:color="auto" w:fill="DDF0EE"/>
+        <w:bidi/>
+        <w:spacing w:before="0" w:after="80"/>
+      </w:pPr>
+      <w:r>
+        <w:rPr>
+          <w:b/>
+          <w:bCs/>
+          <w:color w:val="0E6B66"/>
+          <w:rtl/>
+        </w:rPr>
+        <w:t xml:space="preserve">ماذا يفعل هذا الكود؟ </w:t>
+      </w:r>
+      <w:r>
+        <w:rPr>
+          <w:rtl/>
+        </w:rPr>
+        <w:t xml:space="preserve">برنامج يعرّف دالة تحسب مساحة الدائرة من نصف قطرها، ثم يطبع مساحة ثلاث دوائر مقرّبة إلى رقمين عشريين: 3.14 و19.63 و314.16.</w:t>
+      </w:r>
+    </w:p>
+    <w:tbl>
+      <w:tblPr>
+        <w:bidiVisual/>
+        <w:tblW w:w="5000" w:type="pct"/>
+        <w:tblBorders>
+          <w:top w:val="single" w:color="D9DEE5" w:sz="4"/>
+          <w:left w:val="single" w:color="D9DEE5" w:sz="4"/>
+          <w:bottom w:val="single" w:color="D9DEE5" w:sz="4"/>
+          <w:right w:val="single" w:color="D9DEE5" w:sz="4"/>
+          <w:insideH w:val="single" w:color="D9DEE5" w:sz="4"/>
+          <w:insideV w:val="single" w:color="D9DEE5" w:sz="4"/>
+        </w:tblBorders>
+        <w:tblCellMar>
+          <w:top w:w="60" w:type="dxa"/>
+          <w:left w:w="100" w:type="dxa"/>
+          <w:bottom w:w="60" w:type="dxa"/>
+          <w:right w:w="100" w:type="dxa"/>
+        </w:tblCellMar>
+      </w:tblPr>
+      <w:tblGrid>
+        <w:gridCol w:w="3600"/>
+        <w:gridCol w:w="6038"/>
+      </w:tblGrid>
+      <w:tr>
+        <w:tc>
+          <w:tcPr>
+            <w:tcW w:w="3600" w:type="dxa"/>
+            <w:shd w:val="clear" w:color="auto" w:fill="F3F4F6"/>
+          </w:tcPr>
+          <w:p>
+            <w:pPr>
+              <w:bidi/>
+              <w:spacing w:before="0" w:after="0"/>
+            </w:pPr>
+            <w:r>
+              <w:rPr>
+                <w:b/>
+                <w:bCs/>
+                <w:rtl/>
+              </w:rPr>
+              <w:t xml:space="preserve">السطر</w:t>
+            </w:r>
+          </w:p>
+        </w:tc>
+        <w:tc>
+          <w:tcPr>
+            <w:tcW w:w="6038" w:type="dxa"/>
+            <w:shd w:val="clear" w:color="auto" w:fill="F3F4F6"/>
+          </w:tcPr>
+          <w:p>
+            <w:pPr>
+              <w:bidi/>
+              <w:spacing w:before="0" w:after="0"/>
+            </w:pPr>
+            <w:r>
+              <w:rPr>
+                <w:b/>
+                <w:bCs/>
+                <w:rtl/>
+              </w:rPr>
+              <w:t xml:space="preserve">الشرح</w:t>
+            </w:r>
+          </w:p>
+        </w:tc>
+      </w:tr>
+      <w:tr>
+        <w:tc>
+          <w:tcPr>
+            <w:tcW w:w="3600" w:type="dxa"/>
+          </w:tcPr>
+          <w:p>
+            <w:pPr>
+              <w:spacing w:before="0" w:after="0"/>
+              <w:jc w:val="left"/>
+            </w:pPr>
+            <w:r>
+              <w:rPr>
+                <w:rFonts w:ascii="Consolas" w:hAnsi="Consolas" w:cs="Arial"/>
+                <w:sz w:val="17"/>
+                <w:szCs w:val="17"/>
+              </w:rPr>
+              <w:t xml:space="preserve">static double CircleArea(double r)</w:t>
+            </w:r>
+          </w:p>
+        </w:tc>
+        <w:tc>
+          <w:tcPr>
+            <w:tcW w:w="6038" w:type="dxa"/>
+          </w:tcPr>
+          <w:p>
+            <w:pPr>
+              <w:bidi/>
+              <w:spacing w:before="0" w:after="0"/>
+            </w:pPr>
+            <w:r>
+              <w:rPr>
+                <w:sz w:val="20"/>
+                <w:szCs w:val="20"/>
+                <w:rtl/>
+              </w:rPr>
+              <w:t xml:space="preserve">نعرّف دالة اسمها CircleArea تستقبل نصف القطر r كعدد عشري (double)، وتُرجع نتيجة من النوع double أيضًا. الكلمة static تعني أنها دالة مستقلة لا تعتمد على متغيرات خارجها.</w:t>
+            </w:r>
+          </w:p>
+        </w:tc>
+      </w:tr>
+      <w:tr>
+        <w:tc>
+          <w:tcPr>
+            <w:tcW w:w="3600" w:type="dxa"/>
+          </w:tcPr>
+          <w:p>
+            <w:pPr>
+              <w:spacing w:before="0" w:after="0"/>
+              <w:jc w:val="left"/>
+            </w:pPr>
+            <w:r>
+              <w:rPr>
+                <w:rFonts w:ascii="Consolas" w:hAnsi="Consolas" w:cs="Arial"/>
+                <w:sz w:val="17"/>
+                <w:szCs w:val="17"/>
+              </w:rPr>
+              <w:t xml:space="preserve">{</w:t>
+            </w:r>
+          </w:p>
+        </w:tc>
+        <w:tc>
+          <w:tcPr>
+            <w:tcW w:w="6038" w:type="dxa"/>
+          </w:tcPr>
+          <w:p>
+            <w:pPr>
+              <w:bidi/>
+              <w:spacing w:before="0" w:after="0"/>
+            </w:pPr>
+            <w:r>
+              <w:rPr>
+                <w:sz w:val="20"/>
+                <w:szCs w:val="20"/>
+                <w:rtl/>
+              </w:rPr>
+              <w:t xml:space="preserve">الأقواس المعقوصة { و } تجمع أوامر الدالة في كتلة واحدة هي جسم الدالة.</w:t>
+            </w:r>
+          </w:p>
+        </w:tc>
+      </w:tr>
+      <w:tr>
+        <w:tc>
+          <w:tcPr>
+            <w:tcW w:w="3600" w:type="dxa"/>
+          </w:tcPr>
+          <w:p>
+            <w:pPr>
+              <w:spacing w:before="0" w:after="0"/>
+              <w:jc w:val="left"/>
+            </w:pPr>
+            <w:r>
+              <w:rPr>
+                <w:rFonts w:ascii="Consolas" w:hAnsi="Consolas" w:cs="Arial"/>
+                <w:sz w:val="17"/>
+                <w:szCs w:val="17"/>
+              </w:rPr>
+              <w:t xml:space="preserve">return Math.PI * r * r;</w:t>
+            </w:r>
+          </w:p>
+        </w:tc>
+        <w:tc>
+          <w:tcPr>
+            <w:tcW w:w="6038" w:type="dxa"/>
+          </w:tcPr>
+          <w:p>
+            <w:pPr>
+              <w:bidi/>
+              <w:spacing w:before="0" w:after="0"/>
+            </w:pPr>
+            <w:r>
+              <w:rPr>
+                <w:sz w:val="20"/>
+                <w:szCs w:val="20"/>
+                <w:rtl/>
+              </w:rPr>
+              <w:t xml:space="preserve">Math.PI ثابت جاهز في C#‎ قيمته π تقريبًا 3.14159، ومساحة الدائرة = π × نصف القطر × نصف القطر. الكلمة return تُرجع هذه النتيجة لمن استدعى الدالة.</w:t>
+            </w:r>
+          </w:p>
+        </w:tc>
+      </w:tr>
+      <w:tr>
+        <w:tc>
+          <w:tcPr>
+            <w:tcW w:w="3600" w:type="dxa"/>
+          </w:tcPr>
+          <w:p>
+            <w:pPr>
+              <w:spacing w:before="0" w:after="0"/>
+              <w:jc w:val="left"/>
+            </w:pPr>
+            <w:r>
+              <w:rPr>
+                <w:rFonts w:ascii="Consolas" w:hAnsi="Consolas" w:cs="Arial"/>
+                <w:sz w:val="17"/>
+                <w:szCs w:val="17"/>
+              </w:rPr>
+              <w:t xml:space="preserve">Console.WriteLine(CircleArea(1).ToString("F2"));</w:t>
+            </w:r>
+          </w:p>
+        </w:tc>
+        <w:tc>
+          <w:tcPr>
+            <w:tcW w:w="6038" w:type="dxa"/>
+          </w:tcPr>
+          <w:p>
+            <w:pPr>
+              <w:bidi/>
+              <w:spacing w:before="0" w:after="0"/>
+            </w:pPr>
+            <w:r>
+              <w:rPr>
+                <w:sz w:val="20"/>
+                <w:szCs w:val="20"/>
+                <w:rtl/>
+              </w:rPr>
+              <w:t xml:space="preserve">نستدعي الدالة بنصف قطر 1، ثم الدالة ToString("F2") تحوّل الرقم الناتج إلى نص برقمين بعد الفاصلة العشرية، فيظهر 3.14.</w:t>
+            </w:r>
+          </w:p>
+        </w:tc>
+      </w:tr>
+      <w:tr>
+        <w:tc>
+          <w:tcPr>
+            <w:tcW w:w="3600" w:type="dxa"/>
+          </w:tcPr>
+          <w:p>
+            <w:pPr>
+              <w:spacing w:before="0" w:after="0"/>
+              <w:jc w:val="left"/>
+            </w:pPr>
+            <w:r>
+              <w:rPr>
+                <w:rFonts w:ascii="Consolas" w:hAnsi="Consolas" w:cs="Arial"/>
+                <w:sz w:val="17"/>
+                <w:szCs w:val="17"/>
+              </w:rPr>
+              <w:t xml:space="preserve">Console.WriteLine(CircleArea(2.5).ToString("F2"));</w:t>
+            </w:r>
+          </w:p>
+        </w:tc>
+        <w:tc>
+          <w:tcPr>
+            <w:tcW w:w="6038" w:type="dxa"/>
+          </w:tcPr>
+          <w:p>
+            <w:pPr>
+              <w:bidi/>
+              <w:spacing w:before="0" w:after="0"/>
+            </w:pPr>
+            <w:r>
+              <w:rPr>
+                <w:sz w:val="20"/>
+                <w:szCs w:val="20"/>
+                <w:rtl/>
+              </w:rPr>
+              <w:t xml:space="preserve">نعيد استخدام الدالة نفسها بنصف قطر 2.5، فيظهر 19.63. هذه فائدة الدوال: نكتب الحساب مرة ونستخدمه مرات.</w:t>
+            </w:r>
+          </w:p>
+        </w:tc>
+      </w:tr>
+      <w:tr>
+        <w:tc>
+          <w:tcPr>
+            <w:tcW w:w="3600" w:type="dxa"/>
+          </w:tcPr>
+          <w:p>
+            <w:pPr>
+              <w:spacing w:before="0" w:after="0"/>
+              <w:jc w:val="left"/>
+            </w:pPr>
+            <w:r>
+              <w:rPr>
+                <w:rFonts w:ascii="Consolas" w:hAnsi="Consolas" w:cs="Arial"/>
+                <w:sz w:val="17"/>
+                <w:szCs w:val="17"/>
+              </w:rPr>
+              <w:t xml:space="preserve">Console.WriteLine(CircleArea(10).ToString("F2"));</w:t>
+            </w:r>
+          </w:p>
+        </w:tc>
+        <w:tc>
+          <w:tcPr>
+            <w:tcW w:w="6038" w:type="dxa"/>
+          </w:tcPr>
+          <w:p>
+            <w:pPr>
+              <w:bidi/>
+              <w:spacing w:before="0" w:after="0"/>
+            </w:pPr>
+            <w:r>
+              <w:rPr>
+                <w:sz w:val="20"/>
+                <w:szCs w:val="20"/>
+                <w:rtl/>
+              </w:rPr>
+              <w:t xml:space="preserve">ومرة ثالثة بنصف قطر 10، فيظهر 314.16.</w:t>
+            </w:r>
+          </w:p>
+        </w:tc>
+      </w:tr>
+    </w:tbl>
+    <w:p>
+      <w:pPr>
+        <w:bidi/>
+        <w:spacing w:before="0" w:after="120"/>
+      </w:pPr>
+      <w:r>
+        <w:rPr>
+          <w:sz w:val="8"/>
+          <w:szCs w:val="8"/>
+        </w:rPr>
+        <w:t xml:space="preserve"> </w:t>
+      </w:r>
+    </w:p>
+    <w:p>
+      <w:pPr>
+        <w:keepNext/>
+        <w:bidi/>
+        <w:spacing w:before="160" w:after="100"/>
+      </w:pPr>
+      <w:r>
+        <w:rPr>
+          <w:b/>
+          <w:bCs/>
+          <w:color w:val="18202B"/>
+          <w:sz w:val="25"/>
+          <w:szCs w:val="25"/>
+          <w:rtl/>
+        </w:rPr>
+        <w:t xml:space="preserve">تمرين 2: قائمة طلاب تفاعلية (متوسط)</w:t>
+      </w:r>
+    </w:p>
+    <w:p>
+      <w:pPr>
+        <w:bidi/>
+        <w:spacing w:before="0" w:after="120"/>
+      </w:pPr>
+      <w:r>
+        <w:rPr>
+          <w:rtl/>
+        </w:rPr>
+        <w:t xml:space="preserve">برنامج بقائمة: 1 إضافة اسم، 2 عرض الأسماء، 3 حذف اسم، 0 خروج. استخدم while وswitch وList.</w:t>
+      </w:r>
+    </w:p>
+    <w:p>
+      <w:pPr>
+        <w:keepNext/>
+        <w:bidi/>
+        <w:spacing w:before="0" w:after="60"/>
+      </w:pPr>
+      <w:r>
+        <w:rPr>
+          <w:b/>
+          <w:bCs/>
+          <w:color w:val="0E6B66"/>
+          <w:rtl/>
+        </w:rPr>
+        <w:t xml:space="preserve">الحل المقترح:</w:t>
+      </w:r>
+    </w:p>
+    <w:p>
+      <w:pPr>
+        <w:keepNext/>
+        <w:shd w:val="clear" w:color="auto" w:fill="F3F4F6"/>
+        <w:spacing w:before="0" w:after="0"/>
+        <w:jc w:val="left"/>
+      </w:pPr>
+      <w:r>
+        <w:rPr>
+          <w:rFonts w:ascii="Consolas" w:hAnsi="Consolas" w:cs="Arial"/>
+          <w:b/>
+          <w:bCs/>
+          <w:color w:val="5B6575"/>
+          <w:sz w:val="18"/>
+          <w:szCs w:val="18"/>
+        </w:rPr>
+        <w:t xml:space="preserve">C#</w:t>
+      </w:r>
+    </w:p>
+    <w:p>
+      <w:pPr>
+        <w:keepNext/>
+        <w:shd w:val="clear" w:color="auto" w:fill="F3F4F6"/>
+        <w:spacing w:before="0" w:after="0"/>
+        <w:jc w:val="left"/>
+      </w:pPr>
+      <w:r>
+        <w:rPr>
+          <w:rFonts w:ascii="Consolas" w:hAnsi="Consolas" w:cs="Arial"/>
+          <w:sz w:val="18"/>
+          <w:szCs w:val="18"/>
+        </w:rPr>
+        <w:t xml:space="preserve">var names = new List&lt;string&gt;();</w:t>
+      </w:r>
+    </w:p>
+    <w:p>
+      <w:pPr>
+        <w:keepNext/>
+        <w:shd w:val="clear" w:color="auto" w:fill="F3F4F6"/>
+        <w:spacing w:before="0" w:after="0"/>
+        <w:jc w:val="left"/>
+      </w:pPr>
+      <w:r>
+        <w:rPr>
+          <w:rFonts w:ascii="Consolas" w:hAnsi="Consolas" w:cs="Arial"/>
+          <w:sz w:val="18"/>
+          <w:szCs w:val="18"/>
+        </w:rPr>
+        <w:t xml:space="preserve">string choice = "";</w:t>
+      </w:r>
+    </w:p>
+    <w:p>
+      <w:pPr>
+        <w:keepNext/>
+        <w:shd w:val="clear" w:color="auto" w:fill="F3F4F6"/>
+        <w:spacing w:before="0" w:after="0"/>
+        <w:jc w:val="left"/>
+      </w:pPr>
+      <w:r>
+        <w:rPr>
+          <w:rFonts w:ascii="Consolas" w:hAnsi="Consolas" w:cs="Arial"/>
+          <w:sz w:val="18"/>
+          <w:szCs w:val="18"/>
+        </w:rPr>
+        <w:t xml:space="preserve"> </w:t>
+      </w:r>
+    </w:p>
+    <w:p>
+      <w:pPr>
+        <w:keepNext/>
+        <w:shd w:val="clear" w:color="auto" w:fill="F3F4F6"/>
+        <w:spacing w:before="0" w:after="0"/>
+        <w:jc w:val="left"/>
+      </w:pPr>
+      <w:r>
+        <w:rPr>
+          <w:rFonts w:ascii="Consolas" w:hAnsi="Consolas" w:cs="Arial"/>
+          <w:sz w:val="18"/>
+          <w:szCs w:val="18"/>
+        </w:rPr>
+        <w:t xml:space="preserve">while (choice != "0")</w:t>
+      </w:r>
+    </w:p>
+    <w:p>
+      <w:pPr>
+        <w:keepNext/>
+        <w:shd w:val="clear" w:color="auto" w:fill="F3F4F6"/>
+        <w:spacing w:before="0" w:after="0"/>
+        <w:jc w:val="left"/>
+      </w:pPr>
+      <w:r>
+        <w:rPr>
+          <w:rFonts w:ascii="Consolas" w:hAnsi="Consolas" w:cs="Arial"/>
+          <w:sz w:val="18"/>
+          <w:szCs w:val="18"/>
+        </w:rPr>
+        <w:t xml:space="preserve">{</w:t>
+      </w:r>
+    </w:p>
+    <w:p>
+      <w:pPr>
+        <w:keepNext/>
+        <w:shd w:val="clear" w:color="auto" w:fill="F3F4F6"/>
+        <w:spacing w:before="0" w:after="0"/>
+        <w:jc w:val="left"/>
+      </w:pPr>
+      <w:r>
+        <w:rPr>
+          <w:rFonts w:ascii="Consolas" w:hAnsi="Consolas" w:cs="Arial"/>
+          <w:sz w:val="18"/>
+          <w:szCs w:val="18"/>
+        </w:rPr>
+        <w:t xml:space="preserve">    Console.WriteLine("\n1 إضافة | 2 عرض | 3 حذف | 0 خروج");</w:t>
+      </w:r>
+    </w:p>
+    <w:p>
+      <w:pPr>
+        <w:keepNext/>
+        <w:shd w:val="clear" w:color="auto" w:fill="F3F4F6"/>
+        <w:spacing w:before="0" w:after="0"/>
+        <w:jc w:val="left"/>
+      </w:pPr>
+      <w:r>
+        <w:rPr>
+          <w:rFonts w:ascii="Consolas" w:hAnsi="Consolas" w:cs="Arial"/>
+          <w:sz w:val="18"/>
+          <w:szCs w:val="18"/>
+        </w:rPr>
+        <w:t xml:space="preserve">    choice = Console.ReadLine();</w:t>
+      </w:r>
+    </w:p>
+    <w:p>
+      <w:pPr>
+        <w:keepNext/>
+        <w:shd w:val="clear" w:color="auto" w:fill="F3F4F6"/>
+        <w:spacing w:before="0" w:after="0"/>
+        <w:jc w:val="left"/>
+      </w:pPr>
+      <w:r>
+        <w:rPr>
+          <w:rFonts w:ascii="Consolas" w:hAnsi="Consolas" w:cs="Arial"/>
+          <w:sz w:val="18"/>
+          <w:szCs w:val="18"/>
+        </w:rPr>
+        <w:t xml:space="preserve">    switch (choice)</w:t>
+      </w:r>
+    </w:p>
+    <w:p>
+      <w:pPr>
+        <w:keepNext/>
+        <w:shd w:val="clear" w:color="auto" w:fill="F3F4F6"/>
+        <w:spacing w:before="0" w:after="0"/>
+        <w:jc w:val="left"/>
+      </w:pPr>
+      <w:r>
+        <w:rPr>
+          <w:rFonts w:ascii="Consolas" w:hAnsi="Consolas" w:cs="Arial"/>
+          <w:sz w:val="18"/>
+          <w:szCs w:val="18"/>
+        </w:rPr>
+        <w:t xml:space="preserve">    {</w:t>
+      </w:r>
+    </w:p>
+    <w:p>
+      <w:pPr>
+        <w:keepNext/>
+        <w:shd w:val="clear" w:color="auto" w:fill="F3F4F6"/>
+        <w:spacing w:before="0" w:after="0"/>
+        <w:jc w:val="left"/>
+      </w:pPr>
+      <w:r>
+        <w:rPr>
+          <w:rFonts w:ascii="Consolas" w:hAnsi="Consolas" w:cs="Arial"/>
+          <w:sz w:val="18"/>
+          <w:szCs w:val="18"/>
+        </w:rPr>
+        <w:t xml:space="preserve">        case "1":</w:t>
+      </w:r>
+    </w:p>
+    <w:p>
+      <w:pPr>
+        <w:keepNext/>
+        <w:shd w:val="clear" w:color="auto" w:fill="F3F4F6"/>
+        <w:spacing w:before="0" w:after="0"/>
+        <w:jc w:val="left"/>
+      </w:pPr>
+      <w:r>
+        <w:rPr>
+          <w:rFonts w:ascii="Consolas" w:hAnsi="Consolas" w:cs="Arial"/>
+          <w:sz w:val="18"/>
+          <w:szCs w:val="18"/>
+        </w:rPr>
+        <w:t xml:space="preserve">            Console.Write("الاسم: ");</w:t>
+      </w:r>
+    </w:p>
+    <w:p>
+      <w:pPr>
+        <w:keepNext/>
+        <w:shd w:val="clear" w:color="auto" w:fill="F3F4F6"/>
+        <w:spacing w:before="0" w:after="0"/>
+        <w:jc w:val="left"/>
+      </w:pPr>
+      <w:r>
+        <w:rPr>
+          <w:rFonts w:ascii="Consolas" w:hAnsi="Consolas" w:cs="Arial"/>
+          <w:sz w:val="18"/>
+          <w:szCs w:val="18"/>
+        </w:rPr>
+        <w:t xml:space="preserve">            names.Add(Console.ReadLine());</w:t>
+      </w:r>
+    </w:p>
+    <w:p>
+      <w:pPr>
+        <w:keepNext/>
+        <w:shd w:val="clear" w:color="auto" w:fill="F3F4F6"/>
+        <w:spacing w:before="0" w:after="0"/>
+        <w:jc w:val="left"/>
+      </w:pPr>
+      <w:r>
+        <w:rPr>
+          <w:rFonts w:ascii="Consolas" w:hAnsi="Consolas" w:cs="Arial"/>
+          <w:sz w:val="18"/>
+          <w:szCs w:val="18"/>
+        </w:rPr>
+        <w:t xml:space="preserve">            break;</w:t>
+      </w:r>
+    </w:p>
+    <w:p>
+      <w:pPr>
+        <w:keepNext/>
+        <w:shd w:val="clear" w:color="auto" w:fill="F3F4F6"/>
+        <w:spacing w:before="0" w:after="0"/>
+        <w:jc w:val="left"/>
+      </w:pPr>
+      <w:r>
+        <w:rPr>
+          <w:rFonts w:ascii="Consolas" w:hAnsi="Consolas" w:cs="Arial"/>
+          <w:sz w:val="18"/>
+          <w:szCs w:val="18"/>
+        </w:rPr>
+        <w:t xml:space="preserve">        case "2":</w:t>
+      </w:r>
+    </w:p>
+    <w:p>
+      <w:pPr>
+        <w:keepNext/>
+        <w:shd w:val="clear" w:color="auto" w:fill="F3F4F6"/>
+        <w:spacing w:before="0" w:after="0"/>
+        <w:jc w:val="left"/>
+      </w:pPr>
+      <w:r>
+        <w:rPr>
+          <w:rFonts w:ascii="Consolas" w:hAnsi="Consolas" w:cs="Arial"/>
+          <w:sz w:val="18"/>
+          <w:szCs w:val="18"/>
+        </w:rPr>
+        <w:t xml:space="preserve">            for (int i = 0; i &lt; names.Count; i++)</w:t>
+      </w:r>
+    </w:p>
+    <w:p>
+      <w:pPr>
+        <w:keepNext/>
+        <w:shd w:val="clear" w:color="auto" w:fill="F3F4F6"/>
+        <w:spacing w:before="0" w:after="0"/>
+        <w:jc w:val="left"/>
+      </w:pPr>
+      <w:r>
+        <w:rPr>
+          <w:rFonts w:ascii="Consolas" w:hAnsi="Consolas" w:cs="Arial"/>
+          <w:sz w:val="18"/>
+          <w:szCs w:val="18"/>
+        </w:rPr>
+        <w:t xml:space="preserve">                Console.WriteLine($"{i + 1}. {names[i]}");</w:t>
+      </w:r>
+    </w:p>
+    <w:p>
+      <w:pPr>
+        <w:keepNext/>
+        <w:shd w:val="clear" w:color="auto" w:fill="F3F4F6"/>
+        <w:spacing w:before="0" w:after="0"/>
+        <w:jc w:val="left"/>
+      </w:pPr>
+      <w:r>
+        <w:rPr>
+          <w:rFonts w:ascii="Consolas" w:hAnsi="Consolas" w:cs="Arial"/>
+          <w:sz w:val="18"/>
+          <w:szCs w:val="18"/>
+        </w:rPr>
+        <w:t xml:space="preserve">            break;</w:t>
+      </w:r>
+    </w:p>
+    <w:p>
+      <w:pPr>
+        <w:keepNext/>
+        <w:shd w:val="clear" w:color="auto" w:fill="F3F4F6"/>
+        <w:spacing w:before="0" w:after="0"/>
+        <w:jc w:val="left"/>
+      </w:pPr>
+      <w:r>
+        <w:rPr>
+          <w:rFonts w:ascii="Consolas" w:hAnsi="Consolas" w:cs="Arial"/>
+          <w:sz w:val="18"/>
+          <w:szCs w:val="18"/>
+        </w:rPr>
+        <w:t xml:space="preserve">        case "3":</w:t>
+      </w:r>
+    </w:p>
+    <w:p>
+      <w:pPr>
+        <w:keepNext/>
+        <w:shd w:val="clear" w:color="auto" w:fill="F3F4F6"/>
+        <w:spacing w:before="0" w:after="0"/>
+        <w:jc w:val="left"/>
+      </w:pPr>
+      <w:r>
+        <w:rPr>
+          <w:rFonts w:ascii="Consolas" w:hAnsi="Consolas" w:cs="Arial"/>
+          <w:sz w:val="18"/>
+          <w:szCs w:val="18"/>
+        </w:rPr>
+        <w:t xml:space="preserve">            Console.Write("الاسم المراد حذفه: ");</w:t>
+      </w:r>
+    </w:p>
+    <w:p>
+      <w:pPr>
+        <w:keepNext/>
+        <w:shd w:val="clear" w:color="auto" w:fill="F3F4F6"/>
+        <w:spacing w:before="0" w:after="0"/>
+        <w:jc w:val="left"/>
+      </w:pPr>
+      <w:r>
+        <w:rPr>
+          <w:rFonts w:ascii="Consolas" w:hAnsi="Consolas" w:cs="Arial"/>
+          <w:sz w:val="18"/>
+          <w:szCs w:val="18"/>
+        </w:rPr>
+        <w:t xml:space="preserve">            if (names.Remove(Console.ReadLine())) Console.WriteLine("تم الحذف");</w:t>
+      </w:r>
+    </w:p>
+    <w:p>
+      <w:pPr>
+        <w:keepNext/>
+        <w:shd w:val="clear" w:color="auto" w:fill="F3F4F6"/>
+        <w:spacing w:before="0" w:after="0"/>
+        <w:jc w:val="left"/>
+      </w:pPr>
+      <w:r>
+        <w:rPr>
+          <w:rFonts w:ascii="Consolas" w:hAnsi="Consolas" w:cs="Arial"/>
+          <w:sz w:val="18"/>
+          <w:szCs w:val="18"/>
+        </w:rPr>
+        <w:t xml:space="preserve">            else Console.WriteLine("غير موجود");</w:t>
+      </w:r>
+    </w:p>
+    <w:p>
+      <w:pPr>
+        <w:keepNext/>
+        <w:shd w:val="clear" w:color="auto" w:fill="F3F4F6"/>
+        <w:spacing w:before="0" w:after="0"/>
+        <w:jc w:val="left"/>
+      </w:pPr>
+      <w:r>
+        <w:rPr>
+          <w:rFonts w:ascii="Consolas" w:hAnsi="Consolas" w:cs="Arial"/>
+          <w:sz w:val="18"/>
+          <w:szCs w:val="18"/>
+        </w:rPr>
+        <w:t xml:space="preserve">            break;</w:t>
+      </w:r>
+    </w:p>
+    <w:p>
+      <w:pPr>
+        <w:keepNext/>
+        <w:shd w:val="clear" w:color="auto" w:fill="F3F4F6"/>
+        <w:spacing w:before="0" w:after="0"/>
+        <w:jc w:val="left"/>
+      </w:pPr>
+      <w:r>
+        <w:rPr>
+          <w:rFonts w:ascii="Consolas" w:hAnsi="Consolas" w:cs="Arial"/>
+          <w:sz w:val="18"/>
+          <w:szCs w:val="18"/>
+        </w:rPr>
+        <w:t xml:space="preserve">    }</w:t>
+      </w:r>
+    </w:p>
+    <w:p>
+      <w:pPr>
+        <w:keepNext/>
+        <w:shd w:val="clear" w:color="auto" w:fill="F3F4F6"/>
+        <w:spacing w:before="0" w:after="0"/>
+        <w:jc w:val="left"/>
+      </w:pPr>
+      <w:r>
+        <w:rPr>
+          <w:rFonts w:ascii="Consolas" w:hAnsi="Consolas" w:cs="Arial"/>
+          <w:sz w:val="18"/>
+          <w:szCs w:val="18"/>
+        </w:rPr>
+        <w:t xml:space="preserve">}</w:t>
+      </w:r>
+    </w:p>
+    <w:p>
+      <w:pPr>
+        <w:shd w:val="clear" w:color="auto" w:fill="F3F4F6"/>
+        <w:spacing w:before="0" w:after="120"/>
+        <w:jc w:val="left"/>
+      </w:pPr>
+      <w:r>
+        <w:rPr>
+          <w:sz w:val="8"/>
+          <w:szCs w:val="8"/>
+        </w:rPr>
+        <w:t xml:space="preserve"> </w:t>
+      </w:r>
+    </w:p>
+    <w:p>
+      <w:pPr>
+        <w:shd w:val="clear" w:color="auto" w:fill="DDF0EE"/>
+        <w:bidi/>
+        <w:spacing w:before="0" w:after="80"/>
+      </w:pPr>
+      <w:r>
+        <w:rPr>
+          <w:b/>
+          <w:bCs/>
+          <w:color w:val="0E6B66"/>
+          <w:rtl/>
+        </w:rPr>
+        <w:t xml:space="preserve">ماذا يفعل هذا الكود؟ </w:t>
+      </w:r>
+      <w:r>
+        <w:rPr>
+          <w:rtl/>
+        </w:rPr>
+        <w:t xml:space="preserve">برنامج قائمة أسماء تفاعلي يعرض قائمة خيارات متكررة: إضافة اسم، عرض الأسماء مرقّمة، حذف اسم، أو الخروج بكتابة 0.</w:t>
+      </w:r>
+    </w:p>
+    <w:tbl>
+      <w:tblPr>
+        <w:bidiVisual/>
+        <w:tblW w:w="5000" w:type="pct"/>
+        <w:tblBorders>
+          <w:top w:val="single" w:color="D9DEE5" w:sz="4"/>
+          <w:left w:val="single" w:color="D9DEE5" w:sz="4"/>
+          <w:bottom w:val="single" w:color="D9DEE5" w:sz="4"/>
+          <w:right w:val="single" w:color="D9DEE5" w:sz="4"/>
+          <w:insideH w:val="single" w:color="D9DEE5" w:sz="4"/>
+          <w:insideV w:val="single" w:color="D9DEE5" w:sz="4"/>
+        </w:tblBorders>
+        <w:tblCellMar>
+          <w:top w:w="60" w:type="dxa"/>
+          <w:left w:w="100" w:type="dxa"/>
+          <w:bottom w:w="60" w:type="dxa"/>
+          <w:right w:w="100" w:type="dxa"/>
+        </w:tblCellMar>
+      </w:tblPr>
+      <w:tblGrid>
+        <w:gridCol w:w="3600"/>
+        <w:gridCol w:w="6038"/>
+      </w:tblGrid>
+      <w:tr>
+        <w:tc>
+          <w:tcPr>
+            <w:tcW w:w="3600" w:type="dxa"/>
+            <w:shd w:val="clear" w:color="auto" w:fill="F3F4F6"/>
+          </w:tcPr>
+          <w:p>
+            <w:pPr>
+              <w:bidi/>
+              <w:spacing w:before="0" w:after="0"/>
+            </w:pPr>
+            <w:r>
+              <w:rPr>
+                <w:b/>
+                <w:bCs/>
+                <w:rtl/>
+              </w:rPr>
+              <w:t xml:space="preserve">السطر</w:t>
+            </w:r>
+          </w:p>
+        </w:tc>
+        <w:tc>
+          <w:tcPr>
+            <w:tcW w:w="6038" w:type="dxa"/>
+            <w:shd w:val="clear" w:color="auto" w:fill="F3F4F6"/>
+          </w:tcPr>
+          <w:p>
+            <w:pPr>
+              <w:bidi/>
+              <w:spacing w:before="0" w:after="0"/>
+            </w:pPr>
+            <w:r>
+              <w:rPr>
+                <w:b/>
+                <w:bCs/>
+                <w:rtl/>
+              </w:rPr>
+              <w:t xml:space="preserve">الشرح</w:t>
+            </w:r>
+          </w:p>
+        </w:tc>
+      </w:tr>
+      <w:tr>
+        <w:tc>
+          <w:tcPr>
+            <w:tcW w:w="3600" w:type="dxa"/>
+          </w:tcPr>
+          <w:p>
+            <w:pPr>
+              <w:spacing w:before="0" w:after="0"/>
+              <w:jc w:val="left"/>
+            </w:pPr>
+            <w:r>
+              <w:rPr>
+                <w:rFonts w:ascii="Consolas" w:hAnsi="Consolas" w:cs="Arial"/>
+                <w:sz w:val="17"/>
+                <w:szCs w:val="17"/>
+              </w:rPr>
+              <w:t xml:space="preserve">var names = new List&lt;string&gt;();</w:t>
+            </w:r>
+          </w:p>
+        </w:tc>
+        <w:tc>
+          <w:tcPr>
+            <w:tcW w:w="6038" w:type="dxa"/>
+          </w:tcPr>
+          <w:p>
+            <w:pPr>
+              <w:bidi/>
+              <w:spacing w:before="0" w:after="0"/>
+            </w:pPr>
+            <w:r>
+              <w:rPr>
+                <w:sz w:val="20"/>
+                <w:szCs w:val="20"/>
+                <w:rtl/>
+              </w:rPr>
+              <w:t xml:space="preserve">ننشئ قائمة نصوص فارغة باسم names لتخزين الأسماء، وvar تجعل C#‎ يستنتج أن نوعها List&lt;string&gt;.</w:t>
+            </w:r>
+          </w:p>
+        </w:tc>
+      </w:tr>
+      <w:tr>
+        <w:tc>
+          <w:tcPr>
+            <w:tcW w:w="3600" w:type="dxa"/>
+          </w:tcPr>
+          <w:p>
+            <w:pPr>
+              <w:spacing w:before="0" w:after="0"/>
+              <w:jc w:val="left"/>
+            </w:pPr>
+            <w:r>
+              <w:rPr>
+                <w:rFonts w:ascii="Consolas" w:hAnsi="Consolas" w:cs="Arial"/>
+                <w:sz w:val="17"/>
+                <w:szCs w:val="17"/>
+              </w:rPr>
+              <w:t xml:space="preserve">string choice = "";</w:t>
+            </w:r>
+          </w:p>
+        </w:tc>
+        <w:tc>
+          <w:tcPr>
+            <w:tcW w:w="6038" w:type="dxa"/>
+          </w:tcPr>
+          <w:p>
+            <w:pPr>
+              <w:bidi/>
+              <w:spacing w:before="0" w:after="0"/>
+            </w:pPr>
+            <w:r>
+              <w:rPr>
+                <w:sz w:val="20"/>
+                <w:szCs w:val="20"/>
+                <w:rtl/>
+              </w:rPr>
+              <w:t xml:space="preserve">متغير نصي يحفظ اختيار المستخدم من القائمة، ونبدؤه بنص فارغ حتى تدخل الحلقة أول مرة.</w:t>
+            </w:r>
+          </w:p>
+        </w:tc>
+      </w:tr>
+      <w:tr>
+        <w:tc>
+          <w:tcPr>
+            <w:tcW w:w="3600" w:type="dxa"/>
+          </w:tcPr>
+          <w:p>
+            <w:pPr>
+              <w:spacing w:before="0" w:after="0"/>
+              <w:jc w:val="left"/>
+            </w:pPr>
+            <w:r>
+              <w:rPr>
+                <w:rFonts w:ascii="Consolas" w:hAnsi="Consolas" w:cs="Arial"/>
+                <w:sz w:val="17"/>
+                <w:szCs w:val="17"/>
+              </w:rPr>
+              <w:t xml:space="preserve">while (choice != "0")</w:t>
+            </w:r>
+          </w:p>
+        </w:tc>
+        <w:tc>
+          <w:tcPr>
+            <w:tcW w:w="6038" w:type="dxa"/>
+          </w:tcPr>
+          <w:p>
+            <w:pPr>
+              <w:bidi/>
+              <w:spacing w:before="0" w:after="0"/>
+            </w:pPr>
+            <w:r>
+              <w:rPr>
+                <w:sz w:val="20"/>
+                <w:szCs w:val="20"/>
+                <w:rtl/>
+              </w:rPr>
+              <w:t xml:space="preserve">الحلقة while تستمر في عرض القائمة ما دام المستخدم لم يختر "0" (الخروج).</w:t>
+            </w:r>
+          </w:p>
+        </w:tc>
+      </w:tr>
+      <w:tr>
+        <w:tc>
+          <w:tcPr>
+            <w:tcW w:w="3600" w:type="dxa"/>
+          </w:tcPr>
+          <w:p>
+            <w:pPr>
+              <w:spacing w:before="0" w:after="0"/>
+              <w:jc w:val="left"/>
+            </w:pPr>
+            <w:r>
+              <w:rPr>
+                <w:rFonts w:ascii="Consolas" w:hAnsi="Consolas" w:cs="Arial"/>
+                <w:sz w:val="17"/>
+                <w:szCs w:val="17"/>
+              </w:rPr>
+              <w:t xml:space="preserve">{</w:t>
+            </w:r>
+          </w:p>
+        </w:tc>
+        <w:tc>
+          <w:tcPr>
+            <w:tcW w:w="6038" w:type="dxa"/>
+          </w:tcPr>
+          <w:p>
+            <w:pPr>
+              <w:bidi/>
+              <w:spacing w:before="0" w:after="0"/>
+            </w:pPr>
+            <w:r>
+              <w:rPr>
+                <w:sz w:val="20"/>
+                <w:szCs w:val="20"/>
+                <w:rtl/>
+              </w:rPr>
+              <w:t xml:space="preserve">الأقواس المعقوصة { و } تجمع الأسطر التي تتكرر داخل الحلقة في كتلة واحدة.</w:t>
+            </w:r>
+          </w:p>
+        </w:tc>
+      </w:tr>
+      <w:tr>
+        <w:tc>
+          <w:tcPr>
+            <w:tcW w:w="3600" w:type="dxa"/>
+          </w:tcPr>
+          <w:p>
+            <w:pPr>
+              <w:spacing w:before="0" w:after="0"/>
+              <w:jc w:val="left"/>
+            </w:pPr>
+            <w:r>
+              <w:rPr>
+                <w:rFonts w:ascii="Consolas" w:hAnsi="Consolas" w:cs="Arial"/>
+                <w:sz w:val="17"/>
+                <w:szCs w:val="17"/>
+              </w:rPr>
+              <w:t xml:space="preserve">Console.WriteLine("\n1 إضافة | 2 عرض | 3 حذف | 0 خروج");</w:t>
+            </w:r>
+          </w:p>
+        </w:tc>
+        <w:tc>
+          <w:tcPr>
+            <w:tcW w:w="6038" w:type="dxa"/>
+          </w:tcPr>
+          <w:p>
+            <w:pPr>
+              <w:bidi/>
+              <w:spacing w:before="0" w:after="0"/>
+            </w:pPr>
+            <w:r>
+              <w:rPr>
+                <w:sz w:val="20"/>
+                <w:szCs w:val="20"/>
+                <w:rtl/>
+              </w:rPr>
+              <w:t xml:space="preserve">نطبع قائمة الخيارات. الرمز \n داخل النص يعني «سطر جديد»، فيترك سطرًا فارغًا قبل القائمة لتكون أوضح.</w:t>
+            </w:r>
+          </w:p>
+        </w:tc>
+      </w:tr>
+      <w:tr>
+        <w:tc>
+          <w:tcPr>
+            <w:tcW w:w="3600" w:type="dxa"/>
+          </w:tcPr>
+          <w:p>
+            <w:pPr>
+              <w:spacing w:before="0" w:after="0"/>
+              <w:jc w:val="left"/>
+            </w:pPr>
+            <w:r>
+              <w:rPr>
+                <w:rFonts w:ascii="Consolas" w:hAnsi="Consolas" w:cs="Arial"/>
+                <w:sz w:val="17"/>
+                <w:szCs w:val="17"/>
+              </w:rPr>
+              <w:t xml:space="preserve">choice = Console.ReadLine();</w:t>
+            </w:r>
+          </w:p>
+        </w:tc>
+        <w:tc>
+          <w:tcPr>
+            <w:tcW w:w="6038" w:type="dxa"/>
+          </w:tcPr>
+          <w:p>
+            <w:pPr>
+              <w:bidi/>
+              <w:spacing w:before="0" w:after="0"/>
+            </w:pPr>
+            <w:r>
+              <w:rPr>
+                <w:sz w:val="20"/>
+                <w:szCs w:val="20"/>
+                <w:rtl/>
+              </w:rPr>
+              <w:t xml:space="preserve">نقرأ اختيار المستخدم كنص ونخزّنه في choice.</w:t>
+            </w:r>
+          </w:p>
+        </w:tc>
+      </w:tr>
+      <w:tr>
+        <w:tc>
+          <w:tcPr>
+            <w:tcW w:w="3600" w:type="dxa"/>
+          </w:tcPr>
+          <w:p>
+            <w:pPr>
+              <w:spacing w:before="0" w:after="0"/>
+              <w:jc w:val="left"/>
+            </w:pPr>
+            <w:r>
+              <w:rPr>
+                <w:rFonts w:ascii="Consolas" w:hAnsi="Consolas" w:cs="Arial"/>
+                <w:sz w:val="17"/>
+                <w:szCs w:val="17"/>
+              </w:rPr>
+              <w:t xml:space="preserve">switch (choice)</w:t>
+            </w:r>
+          </w:p>
+        </w:tc>
+        <w:tc>
+          <w:tcPr>
+            <w:tcW w:w="6038" w:type="dxa"/>
+          </w:tcPr>
+          <w:p>
+            <w:pPr>
+              <w:bidi/>
+              <w:spacing w:before="0" w:after="0"/>
+            </w:pPr>
+            <w:r>
+              <w:rPr>
+                <w:sz w:val="20"/>
+                <w:szCs w:val="20"/>
+                <w:rtl/>
+              </w:rPr>
+              <w:t xml:space="preserve">switch يقارن قيمة choice بعدة احتمالات، وكل احتمال يبدأ بالكلمة case؛ وهو بديل أوضح من كتابة if و else if كثيرة.</w:t>
+            </w:r>
+          </w:p>
+        </w:tc>
+      </w:tr>
+      <w:tr>
+        <w:tc>
+          <w:tcPr>
+            <w:tcW w:w="3600" w:type="dxa"/>
+          </w:tcPr>
+          <w:p>
+            <w:pPr>
+              <w:spacing w:before="0" w:after="0"/>
+              <w:jc w:val="left"/>
+            </w:pPr>
+            <w:r>
+              <w:rPr>
+                <w:rFonts w:ascii="Consolas" w:hAnsi="Consolas" w:cs="Arial"/>
+                <w:sz w:val="17"/>
+                <w:szCs w:val="17"/>
+              </w:rPr>
+              <w:t xml:space="preserve">case "1":</w:t>
+            </w:r>
+          </w:p>
+        </w:tc>
+        <w:tc>
+          <w:tcPr>
+            <w:tcW w:w="6038" w:type="dxa"/>
+          </w:tcPr>
+          <w:p>
+            <w:pPr>
+              <w:bidi/>
+              <w:spacing w:before="0" w:after="0"/>
+            </w:pPr>
+            <w:r>
+              <w:rPr>
+                <w:sz w:val="20"/>
+                <w:szCs w:val="20"/>
+                <w:rtl/>
+              </w:rPr>
+              <w:t xml:space="preserve">هذا الجزء يُنفَّذ إذا كانت قيمة choice تساوي "1" أي اختيار الإضافة.</w:t>
+            </w:r>
+          </w:p>
+        </w:tc>
+      </w:tr>
+      <w:tr>
+        <w:tc>
+          <w:tcPr>
+            <w:tcW w:w="3600" w:type="dxa"/>
+          </w:tcPr>
+          <w:p>
+            <w:pPr>
+              <w:spacing w:before="0" w:after="0"/>
+              <w:jc w:val="left"/>
+            </w:pPr>
+            <w:r>
+              <w:rPr>
+                <w:rFonts w:ascii="Consolas" w:hAnsi="Consolas" w:cs="Arial"/>
+                <w:sz w:val="17"/>
+                <w:szCs w:val="17"/>
+              </w:rPr>
+              <w:t xml:space="preserve">Console.Write("الاسم: ");</w:t>
+            </w:r>
+          </w:p>
+        </w:tc>
+        <w:tc>
+          <w:tcPr>
+            <w:tcW w:w="6038" w:type="dxa"/>
+          </w:tcPr>
+          <w:p>
+            <w:pPr>
+              <w:bidi/>
+              <w:spacing w:before="0" w:after="0"/>
+            </w:pPr>
+            <w:r>
+              <w:rPr>
+                <w:sz w:val="20"/>
+                <w:szCs w:val="20"/>
+                <w:rtl/>
+              </w:rPr>
+              <w:t xml:space="preserve">نطلب من المستخدم كتابة الاسم المراد إضافته.</w:t>
+            </w:r>
+          </w:p>
+        </w:tc>
+      </w:tr>
+      <w:tr>
+        <w:tc>
+          <w:tcPr>
+            <w:tcW w:w="3600" w:type="dxa"/>
+          </w:tcPr>
+          <w:p>
+            <w:pPr>
+              <w:spacing w:before="0" w:after="0"/>
+              <w:jc w:val="left"/>
+            </w:pPr>
+            <w:r>
+              <w:rPr>
+                <w:rFonts w:ascii="Consolas" w:hAnsi="Consolas" w:cs="Arial"/>
+                <w:sz w:val="17"/>
+                <w:szCs w:val="17"/>
+              </w:rPr>
+              <w:t xml:space="preserve">names.Add(Console.ReadLine());</w:t>
+            </w:r>
+          </w:p>
+        </w:tc>
+        <w:tc>
+          <w:tcPr>
+            <w:tcW w:w="6038" w:type="dxa"/>
+          </w:tcPr>
+          <w:p>
+            <w:pPr>
+              <w:bidi/>
+              <w:spacing w:before="0" w:after="0"/>
+            </w:pPr>
+            <w:r>
+              <w:rPr>
+                <w:sz w:val="20"/>
+                <w:szCs w:val="20"/>
+                <w:rtl/>
+              </w:rPr>
+              <w:t xml:space="preserve">نقرأ الاسم ونضيفه مباشرة إلى آخر القائمة باستخدام Add.</w:t>
+            </w:r>
+          </w:p>
+        </w:tc>
+      </w:tr>
+      <w:tr>
+        <w:tc>
+          <w:tcPr>
+            <w:tcW w:w="3600" w:type="dxa"/>
+          </w:tcPr>
+          <w:p>
+            <w:pPr>
+              <w:spacing w:before="0" w:after="0"/>
+              <w:jc w:val="left"/>
+            </w:pPr>
+            <w:r>
+              <w:rPr>
+                <w:rFonts w:ascii="Consolas" w:hAnsi="Consolas" w:cs="Arial"/>
+                <w:sz w:val="17"/>
+                <w:szCs w:val="17"/>
+              </w:rPr>
+              <w:t xml:space="preserve">break;</w:t>
+            </w:r>
+          </w:p>
+        </w:tc>
+        <w:tc>
+          <w:tcPr>
+            <w:tcW w:w="6038" w:type="dxa"/>
+          </w:tcPr>
+          <w:p>
+            <w:pPr>
+              <w:bidi/>
+              <w:spacing w:before="0" w:after="0"/>
+            </w:pPr>
+            <w:r>
+              <w:rPr>
+                <w:sz w:val="20"/>
+                <w:szCs w:val="20"/>
+                <w:rtl/>
+              </w:rPr>
+              <w:t xml:space="preserve">break تُنهي هذا الـcase وتخرج من switch. في C#‎ يجب أن ينتهي كل case بأمر مثل break حتى لا يكمل التنفيذ إلى الحالة التالية.</w:t>
+            </w:r>
+          </w:p>
+        </w:tc>
+      </w:tr>
+      <w:tr>
+        <w:tc>
+          <w:tcPr>
+            <w:tcW w:w="3600" w:type="dxa"/>
+          </w:tcPr>
+          <w:p>
+            <w:pPr>
+              <w:spacing w:before="0" w:after="0"/>
+              <w:jc w:val="left"/>
+            </w:pPr>
+            <w:r>
+              <w:rPr>
+                <w:rFonts w:ascii="Consolas" w:hAnsi="Consolas" w:cs="Arial"/>
+                <w:sz w:val="17"/>
+                <w:szCs w:val="17"/>
+              </w:rPr>
+              <w:t xml:space="preserve">case "2":</w:t>
+            </w:r>
+          </w:p>
+        </w:tc>
+        <w:tc>
+          <w:tcPr>
+            <w:tcW w:w="6038" w:type="dxa"/>
+          </w:tcPr>
+          <w:p>
+            <w:pPr>
+              <w:bidi/>
+              <w:spacing w:before="0" w:after="0"/>
+            </w:pPr>
+            <w:r>
+              <w:rPr>
+                <w:sz w:val="20"/>
+                <w:szCs w:val="20"/>
+                <w:rtl/>
+              </w:rPr>
+              <w:t xml:space="preserve">هذا الجزء للاختيار "2" أي عرض الأسماء.</w:t>
+            </w:r>
+          </w:p>
+        </w:tc>
+      </w:tr>
+      <w:tr>
+        <w:tc>
+          <w:tcPr>
+            <w:tcW w:w="3600" w:type="dxa"/>
+          </w:tcPr>
+          <w:p>
+            <w:pPr>
+              <w:spacing w:before="0" w:after="0"/>
+              <w:jc w:val="left"/>
+            </w:pPr>
+            <w:r>
+              <w:rPr>
+                <w:rFonts w:ascii="Consolas" w:hAnsi="Consolas" w:cs="Arial"/>
+                <w:sz w:val="17"/>
+                <w:szCs w:val="17"/>
+              </w:rPr>
+              <w:t xml:space="preserve">for (int i = 0; i &lt; names.Count; i++)</w:t>
+            </w:r>
+          </w:p>
+        </w:tc>
+        <w:tc>
+          <w:tcPr>
+            <w:tcW w:w="6038" w:type="dxa"/>
+          </w:tcPr>
+          <w:p>
+            <w:pPr>
+              <w:bidi/>
+              <w:spacing w:before="0" w:after="0"/>
+            </w:pPr>
+            <w:r>
+              <w:rPr>
+                <w:sz w:val="20"/>
+                <w:szCs w:val="20"/>
+                <w:rtl/>
+              </w:rPr>
+              <w:t xml:space="preserve">حلقة for تمر على مواقع القائمة من 0 حتى names.Count - 1، وCount هو عدد الأسماء الحالي.</w:t>
+            </w:r>
+          </w:p>
+        </w:tc>
+      </w:tr>
+      <w:tr>
+        <w:tc>
+          <w:tcPr>
+            <w:tcW w:w="3600" w:type="dxa"/>
+          </w:tcPr>
+          <w:p>
+            <w:pPr>
+              <w:spacing w:before="0" w:after="0"/>
+              <w:jc w:val="left"/>
+            </w:pPr>
+            <w:r>
+              <w:rPr>
+                <w:rFonts w:ascii="Consolas" w:hAnsi="Consolas" w:cs="Arial"/>
+                <w:sz w:val="17"/>
+                <w:szCs w:val="17"/>
+              </w:rPr>
+              <w:t xml:space="preserve">Console.WriteLine($"{i + 1}. {names[i]}");</w:t>
+            </w:r>
+          </w:p>
+        </w:tc>
+        <w:tc>
+          <w:tcPr>
+            <w:tcW w:w="6038" w:type="dxa"/>
+          </w:tcPr>
+          <w:p>
+            <w:pPr>
+              <w:bidi/>
+              <w:spacing w:before="0" w:after="0"/>
+            </w:pPr>
+            <w:r>
+              <w:rPr>
+                <w:sz w:val="20"/>
+                <w:szCs w:val="20"/>
+                <w:rtl/>
+              </w:rPr>
+              <w:t xml:space="preserve">نطبع رقم الاسم i + 1 (لنبدأ العدّ من 1 للمستخدم) ثم الاسم نفسه names[i]، فالقائمة مثل المصفوفة نصل إلى عناصرها بالفهرس بين [ ].</w:t>
+            </w:r>
+          </w:p>
+        </w:tc>
+      </w:tr>
+      <w:tr>
+        <w:tc>
+          <w:tcPr>
+            <w:tcW w:w="3600" w:type="dxa"/>
+          </w:tcPr>
+          <w:p>
+            <w:pPr>
+              <w:spacing w:before="0" w:after="0"/>
+              <w:jc w:val="left"/>
+            </w:pPr>
+            <w:r>
+              <w:rPr>
+                <w:rFonts w:ascii="Consolas" w:hAnsi="Consolas" w:cs="Arial"/>
+                <w:sz w:val="17"/>
+                <w:szCs w:val="17"/>
+              </w:rPr>
+              <w:t xml:space="preserve">case "3":</w:t>
+            </w:r>
+          </w:p>
+        </w:tc>
+        <w:tc>
+          <w:tcPr>
+            <w:tcW w:w="6038" w:type="dxa"/>
+          </w:tcPr>
+          <w:p>
+            <w:pPr>
+              <w:bidi/>
+              <w:spacing w:before="0" w:after="0"/>
+            </w:pPr>
+            <w:r>
+              <w:rPr>
+                <w:sz w:val="20"/>
+                <w:szCs w:val="20"/>
+                <w:rtl/>
+              </w:rPr>
+              <w:t xml:space="preserve">هذا الجزء للاختيار "3" أي حذف اسم.</w:t>
+            </w:r>
+          </w:p>
+        </w:tc>
+      </w:tr>
+      <w:tr>
+        <w:tc>
+          <w:tcPr>
+            <w:tcW w:w="3600" w:type="dxa"/>
+          </w:tcPr>
+          <w:p>
+            <w:pPr>
+              <w:spacing w:before="0" w:after="0"/>
+              <w:jc w:val="left"/>
+            </w:pPr>
+            <w:r>
+              <w:rPr>
+                <w:rFonts w:ascii="Consolas" w:hAnsi="Consolas" w:cs="Arial"/>
+                <w:sz w:val="17"/>
+                <w:szCs w:val="17"/>
+              </w:rPr>
+              <w:t xml:space="preserve">Console.Write("الاسم المراد حذفه: ");</w:t>
+            </w:r>
+          </w:p>
+        </w:tc>
+        <w:tc>
+          <w:tcPr>
+            <w:tcW w:w="6038" w:type="dxa"/>
+          </w:tcPr>
+          <w:p>
+            <w:pPr>
+              <w:bidi/>
+              <w:spacing w:before="0" w:after="0"/>
+            </w:pPr>
+            <w:r>
+              <w:rPr>
+                <w:sz w:val="20"/>
+                <w:szCs w:val="20"/>
+                <w:rtl/>
+              </w:rPr>
+              <w:t xml:space="preserve">نطلب من المستخدم كتابة الاسم الذي يريد حذفه.</w:t>
+            </w:r>
+          </w:p>
+        </w:tc>
+      </w:tr>
+      <w:tr>
+        <w:tc>
+          <w:tcPr>
+            <w:tcW w:w="3600" w:type="dxa"/>
+          </w:tcPr>
+          <w:p>
+            <w:pPr>
+              <w:spacing w:before="0" w:after="0"/>
+              <w:jc w:val="left"/>
+            </w:pPr>
+            <w:r>
+              <w:rPr>
+                <w:rFonts w:ascii="Consolas" w:hAnsi="Consolas" w:cs="Arial"/>
+                <w:sz w:val="17"/>
+                <w:szCs w:val="17"/>
+              </w:rPr>
+              <w:t xml:space="preserve">if (names.Remove(Console.ReadLine())) Console.WriteLine("تم الحذف");</w:t>
+            </w:r>
+          </w:p>
+        </w:tc>
+        <w:tc>
+          <w:tcPr>
+            <w:tcW w:w="6038" w:type="dxa"/>
+          </w:tcPr>
+          <w:p>
+            <w:pPr>
+              <w:bidi/>
+              <w:spacing w:before="0" w:after="0"/>
+            </w:pPr>
+            <w:r>
+              <w:rPr>
+                <w:sz w:val="20"/>
+                <w:szCs w:val="20"/>
+                <w:rtl/>
+              </w:rPr>
+              <w:t xml:space="preserve">الدالة Remove تحاول حذف الاسم وتُرجع true إذا وجدته وحذفته، وfalse إذا لم يكن موجودًا؛ لذلك نضعها مباشرة داخل if ونطبع «تم الحذف» عند النجاح.</w:t>
+            </w:r>
+          </w:p>
+        </w:tc>
+      </w:tr>
+      <w:tr>
+        <w:tc>
+          <w:tcPr>
+            <w:tcW w:w="3600" w:type="dxa"/>
+          </w:tcPr>
+          <w:p>
+            <w:pPr>
+              <w:spacing w:before="0" w:after="0"/>
+              <w:jc w:val="left"/>
+            </w:pPr>
+            <w:r>
+              <w:rPr>
+                <w:rFonts w:ascii="Consolas" w:hAnsi="Consolas" w:cs="Arial"/>
+                <w:sz w:val="17"/>
+                <w:szCs w:val="17"/>
+              </w:rPr>
+              <w:t xml:space="preserve">else Console.WriteLine("غير موجود");</w:t>
+            </w:r>
+          </w:p>
+        </w:tc>
+        <w:tc>
+          <w:tcPr>
+            <w:tcW w:w="6038" w:type="dxa"/>
+          </w:tcPr>
+          <w:p>
+            <w:pPr>
+              <w:bidi/>
+              <w:spacing w:before="0" w:after="0"/>
+            </w:pPr>
+            <w:r>
+              <w:rPr>
+                <w:sz w:val="20"/>
+                <w:szCs w:val="20"/>
+                <w:rtl/>
+              </w:rPr>
+              <w:t xml:space="preserve">وإذا أرجعت Remove القيمة false، أي أن الاسم ليس في القائمة، نطبع «غير موجود».</w:t>
+            </w:r>
+          </w:p>
+        </w:tc>
+      </w:tr>
+    </w:tbl>
+    <w:p>
+      <w:pPr>
+        <w:bidi/>
+        <w:spacing w:before="0" w:after="120"/>
+      </w:pPr>
+      <w:r>
+        <w:rPr>
+          <w:sz w:val="8"/>
+          <w:szCs w:val="8"/>
+        </w:rPr>
+        <w:t xml:space="preserve"> </w:t>
+      </w:r>
+    </w:p>
+    <w:p>
+      <w:pPr>
+        <w:keepNext/>
+        <w:bidi/>
+        <w:spacing w:before="160" w:after="100"/>
+      </w:pPr>
+      <w:r>
+        <w:rPr>
+          <w:b/>
+          <w:bCs/>
+          <w:color w:val="18202B"/>
+          <w:sz w:val="25"/>
+          <w:szCs w:val="25"/>
+          <w:rtl/>
+        </w:rPr>
+        <w:t xml:space="preserve">تمرين 3: تحدٍّ: كلاس المنتج (تحدٍّ)</w:t>
+      </w:r>
+    </w:p>
+    <w:p>
+      <w:pPr>
+        <w:bidi/>
+        <w:spacing w:before="0" w:after="120"/>
+      </w:pPr>
+      <w:r>
+        <w:rPr>
+          <w:rtl/>
+        </w:rPr>
+        <w:t xml:space="preserve">عرّف كلاس Product (Name, Price, Qty) ودالة Total تُرجع Price × Qty. أنشئ 3 منتجات في List واطبع إجمالي قيمة المخزون.</w:t>
+      </w:r>
+    </w:p>
+    <w:p>
+      <w:pPr>
+        <w:keepNext/>
+        <w:bidi/>
+        <w:spacing w:before="0" w:after="60"/>
+      </w:pPr>
+      <w:r>
+        <w:rPr>
+          <w:b/>
+          <w:bCs/>
+          <w:color w:val="0E6B66"/>
+          <w:rtl/>
+        </w:rPr>
+        <w:t xml:space="preserve">الحل المقترح:</w:t>
+      </w:r>
+    </w:p>
+    <w:p>
+      <w:pPr>
+        <w:keepNext/>
+        <w:shd w:val="clear" w:color="auto" w:fill="F3F4F6"/>
+        <w:spacing w:before="0" w:after="0"/>
+        <w:jc w:val="left"/>
+      </w:pPr>
+      <w:r>
+        <w:rPr>
+          <w:rFonts w:ascii="Consolas" w:hAnsi="Consolas" w:cs="Arial"/>
+          <w:b/>
+          <w:bCs/>
+          <w:color w:val="5B6575"/>
+          <w:sz w:val="18"/>
+          <w:szCs w:val="18"/>
+        </w:rPr>
+        <w:t xml:space="preserve">C#</w:t>
+      </w:r>
+    </w:p>
+    <w:p>
+      <w:pPr>
+        <w:keepNext/>
+        <w:shd w:val="clear" w:color="auto" w:fill="F3F4F6"/>
+        <w:spacing w:before="0" w:after="0"/>
+        <w:jc w:val="left"/>
+      </w:pPr>
+      <w:r>
+        <w:rPr>
+          <w:rFonts w:ascii="Consolas" w:hAnsi="Consolas" w:cs="Arial"/>
+          <w:sz w:val="18"/>
+          <w:szCs w:val="18"/>
+        </w:rPr>
+        <w:t xml:space="preserve">var items = new List&lt;Product&gt;</w:t>
+      </w:r>
+    </w:p>
+    <w:p>
+      <w:pPr>
+        <w:keepNext/>
+        <w:shd w:val="clear" w:color="auto" w:fill="F3F4F6"/>
+        <w:spacing w:before="0" w:after="0"/>
+        <w:jc w:val="left"/>
+      </w:pPr>
+      <w:r>
+        <w:rPr>
+          <w:rFonts w:ascii="Consolas" w:hAnsi="Consolas" w:cs="Arial"/>
+          <w:sz w:val="18"/>
+          <w:szCs w:val="18"/>
+        </w:rPr>
+        <w:t xml:space="preserve">{</w:t>
+      </w:r>
+    </w:p>
+    <w:p>
+      <w:pPr>
+        <w:keepNext/>
+        <w:shd w:val="clear" w:color="auto" w:fill="F3F4F6"/>
+        <w:spacing w:before="0" w:after="0"/>
+        <w:jc w:val="left"/>
+      </w:pPr>
+      <w:r>
+        <w:rPr>
+          <w:rFonts w:ascii="Consolas" w:hAnsi="Consolas" w:cs="Arial"/>
+          <w:sz w:val="18"/>
+          <w:szCs w:val="18"/>
+        </w:rPr>
+        <w:t xml:space="preserve">    new Product { Name = "قلم", Price = 0.5, Qty = 100 },</w:t>
+      </w:r>
+    </w:p>
+    <w:p>
+      <w:pPr>
+        <w:keepNext/>
+        <w:shd w:val="clear" w:color="auto" w:fill="F3F4F6"/>
+        <w:spacing w:before="0" w:after="0"/>
+        <w:jc w:val="left"/>
+      </w:pPr>
+      <w:r>
+        <w:rPr>
+          <w:rFonts w:ascii="Consolas" w:hAnsi="Consolas" w:cs="Arial"/>
+          <w:sz w:val="18"/>
+          <w:szCs w:val="18"/>
+        </w:rPr>
+        <w:t xml:space="preserve">    new Product { Name = "دفتر", Price = 1.2, Qty = 40 },</w:t>
+      </w:r>
+    </w:p>
+    <w:p>
+      <w:pPr>
+        <w:keepNext/>
+        <w:shd w:val="clear" w:color="auto" w:fill="F3F4F6"/>
+        <w:spacing w:before="0" w:after="0"/>
+        <w:jc w:val="left"/>
+      </w:pPr>
+      <w:r>
+        <w:rPr>
+          <w:rFonts w:ascii="Consolas" w:hAnsi="Consolas" w:cs="Arial"/>
+          <w:sz w:val="18"/>
+          <w:szCs w:val="18"/>
+        </w:rPr>
+        <w:t xml:space="preserve">    new Product { Name = "حقيبة", Price = 8, Qty = 5 }</w:t>
+      </w:r>
+    </w:p>
+    <w:p>
+      <w:pPr>
+        <w:keepNext/>
+        <w:shd w:val="clear" w:color="auto" w:fill="F3F4F6"/>
+        <w:spacing w:before="0" w:after="0"/>
+        <w:jc w:val="left"/>
+      </w:pPr>
+      <w:r>
+        <w:rPr>
+          <w:rFonts w:ascii="Consolas" w:hAnsi="Consolas" w:cs="Arial"/>
+          <w:sz w:val="18"/>
+          <w:szCs w:val="18"/>
+        </w:rPr>
+        <w:t xml:space="preserve">};</w:t>
+      </w:r>
+    </w:p>
+    <w:p>
+      <w:pPr>
+        <w:keepNext/>
+        <w:shd w:val="clear" w:color="auto" w:fill="F3F4F6"/>
+        <w:spacing w:before="0" w:after="0"/>
+        <w:jc w:val="left"/>
+      </w:pPr>
+      <w:r>
+        <w:rPr>
+          <w:rFonts w:ascii="Consolas" w:hAnsi="Consolas" w:cs="Arial"/>
+          <w:sz w:val="18"/>
+          <w:szCs w:val="18"/>
+        </w:rPr>
+        <w:t xml:space="preserve"> </w:t>
+      </w:r>
+    </w:p>
+    <w:p>
+      <w:pPr>
+        <w:keepNext/>
+        <w:shd w:val="clear" w:color="auto" w:fill="F3F4F6"/>
+        <w:spacing w:before="0" w:after="0"/>
+        <w:jc w:val="left"/>
+      </w:pPr>
+      <w:r>
+        <w:rPr>
+          <w:rFonts w:ascii="Consolas" w:hAnsi="Consolas" w:cs="Arial"/>
+          <w:sz w:val="18"/>
+          <w:szCs w:val="18"/>
+        </w:rPr>
+        <w:t xml:space="preserve">double all = 0;</w:t>
+      </w:r>
+    </w:p>
+    <w:p>
+      <w:pPr>
+        <w:keepNext/>
+        <w:shd w:val="clear" w:color="auto" w:fill="F3F4F6"/>
+        <w:spacing w:before="0" w:after="0"/>
+        <w:jc w:val="left"/>
+      </w:pPr>
+      <w:r>
+        <w:rPr>
+          <w:rFonts w:ascii="Consolas" w:hAnsi="Consolas" w:cs="Arial"/>
+          <w:sz w:val="18"/>
+          <w:szCs w:val="18"/>
+        </w:rPr>
+        <w:t xml:space="preserve">foreach (var p in items)</w:t>
+      </w:r>
+    </w:p>
+    <w:p>
+      <w:pPr>
+        <w:keepNext/>
+        <w:shd w:val="clear" w:color="auto" w:fill="F3F4F6"/>
+        <w:spacing w:before="0" w:after="0"/>
+        <w:jc w:val="left"/>
+      </w:pPr>
+      <w:r>
+        <w:rPr>
+          <w:rFonts w:ascii="Consolas" w:hAnsi="Consolas" w:cs="Arial"/>
+          <w:sz w:val="18"/>
+          <w:szCs w:val="18"/>
+        </w:rPr>
+        <w:t xml:space="preserve">{</w:t>
+      </w:r>
+    </w:p>
+    <w:p>
+      <w:pPr>
+        <w:keepNext/>
+        <w:shd w:val="clear" w:color="auto" w:fill="F3F4F6"/>
+        <w:spacing w:before="0" w:after="0"/>
+        <w:jc w:val="left"/>
+      </w:pPr>
+      <w:r>
+        <w:rPr>
+          <w:rFonts w:ascii="Consolas" w:hAnsi="Consolas" w:cs="Arial"/>
+          <w:sz w:val="18"/>
+          <w:szCs w:val="18"/>
+        </w:rPr>
+        <w:t xml:space="preserve">    Console.WriteLine($"{p.Name}: {p.Total()}");</w:t>
+      </w:r>
+    </w:p>
+    <w:p>
+      <w:pPr>
+        <w:keepNext/>
+        <w:shd w:val="clear" w:color="auto" w:fill="F3F4F6"/>
+        <w:spacing w:before="0" w:after="0"/>
+        <w:jc w:val="left"/>
+      </w:pPr>
+      <w:r>
+        <w:rPr>
+          <w:rFonts w:ascii="Consolas" w:hAnsi="Consolas" w:cs="Arial"/>
+          <w:sz w:val="18"/>
+          <w:szCs w:val="18"/>
+        </w:rPr>
+        <w:t xml:space="preserve">    all += p.Total();</w:t>
+      </w:r>
+    </w:p>
+    <w:p>
+      <w:pPr>
+        <w:keepNext/>
+        <w:shd w:val="clear" w:color="auto" w:fill="F3F4F6"/>
+        <w:spacing w:before="0" w:after="0"/>
+        <w:jc w:val="left"/>
+      </w:pPr>
+      <w:r>
+        <w:rPr>
+          <w:rFonts w:ascii="Consolas" w:hAnsi="Consolas" w:cs="Arial"/>
+          <w:sz w:val="18"/>
+          <w:szCs w:val="18"/>
+        </w:rPr>
+        <w:t xml:space="preserve">}</w:t>
+      </w:r>
+    </w:p>
+    <w:p>
+      <w:pPr>
+        <w:keepNext/>
+        <w:shd w:val="clear" w:color="auto" w:fill="F3F4F6"/>
+        <w:spacing w:before="0" w:after="0"/>
+        <w:jc w:val="left"/>
+      </w:pPr>
+      <w:r>
+        <w:rPr>
+          <w:rFonts w:ascii="Consolas" w:hAnsi="Consolas" w:cs="Arial"/>
+          <w:sz w:val="18"/>
+          <w:szCs w:val="18"/>
+        </w:rPr>
+        <w:t xml:space="preserve">Console.WriteLine($"الإجمالي: {all}");</w:t>
+      </w:r>
+    </w:p>
+    <w:p>
+      <w:pPr>
+        <w:keepNext/>
+        <w:shd w:val="clear" w:color="auto" w:fill="F3F4F6"/>
+        <w:spacing w:before="0" w:after="0"/>
+        <w:jc w:val="left"/>
+      </w:pPr>
+      <w:r>
+        <w:rPr>
+          <w:rFonts w:ascii="Consolas" w:hAnsi="Consolas" w:cs="Arial"/>
+          <w:sz w:val="18"/>
+          <w:szCs w:val="18"/>
+        </w:rPr>
+        <w:t xml:space="preserve"> </w:t>
+      </w:r>
+    </w:p>
+    <w:p>
+      <w:pPr>
+        <w:keepNext/>
+        <w:shd w:val="clear" w:color="auto" w:fill="F3F4F6"/>
+        <w:spacing w:before="0" w:after="0"/>
+        <w:jc w:val="left"/>
+      </w:pPr>
+      <w:r>
+        <w:rPr>
+          <w:rFonts w:ascii="Consolas" w:hAnsi="Consolas" w:cs="Arial"/>
+          <w:sz w:val="18"/>
+          <w:szCs w:val="18"/>
+        </w:rPr>
+        <w:t xml:space="preserve">class Product</w:t>
+      </w:r>
+    </w:p>
+    <w:p>
+      <w:pPr>
+        <w:keepNext/>
+        <w:shd w:val="clear" w:color="auto" w:fill="F3F4F6"/>
+        <w:spacing w:before="0" w:after="0"/>
+        <w:jc w:val="left"/>
+      </w:pPr>
+      <w:r>
+        <w:rPr>
+          <w:rFonts w:ascii="Consolas" w:hAnsi="Consolas" w:cs="Arial"/>
+          <w:sz w:val="18"/>
+          <w:szCs w:val="18"/>
+        </w:rPr>
+        <w:t xml:space="preserve">{</w:t>
+      </w:r>
+    </w:p>
+    <w:p>
+      <w:pPr>
+        <w:keepNext/>
+        <w:shd w:val="clear" w:color="auto" w:fill="F3F4F6"/>
+        <w:spacing w:before="0" w:after="0"/>
+        <w:jc w:val="left"/>
+      </w:pPr>
+      <w:r>
+        <w:rPr>
+          <w:rFonts w:ascii="Consolas" w:hAnsi="Consolas" w:cs="Arial"/>
+          <w:sz w:val="18"/>
+          <w:szCs w:val="18"/>
+        </w:rPr>
+        <w:t xml:space="preserve">    public string Name { get; set; }</w:t>
+      </w:r>
+    </w:p>
+    <w:p>
+      <w:pPr>
+        <w:keepNext/>
+        <w:shd w:val="clear" w:color="auto" w:fill="F3F4F6"/>
+        <w:spacing w:before="0" w:after="0"/>
+        <w:jc w:val="left"/>
+      </w:pPr>
+      <w:r>
+        <w:rPr>
+          <w:rFonts w:ascii="Consolas" w:hAnsi="Consolas" w:cs="Arial"/>
+          <w:sz w:val="18"/>
+          <w:szCs w:val="18"/>
+        </w:rPr>
+        <w:t xml:space="preserve">    public double Price { get; set; }</w:t>
+      </w:r>
+    </w:p>
+    <w:p>
+      <w:pPr>
+        <w:keepNext/>
+        <w:shd w:val="clear" w:color="auto" w:fill="F3F4F6"/>
+        <w:spacing w:before="0" w:after="0"/>
+        <w:jc w:val="left"/>
+      </w:pPr>
+      <w:r>
+        <w:rPr>
+          <w:rFonts w:ascii="Consolas" w:hAnsi="Consolas" w:cs="Arial"/>
+          <w:sz w:val="18"/>
+          <w:szCs w:val="18"/>
+        </w:rPr>
+        <w:t xml:space="preserve">    public int Qty { get; set; }</w:t>
+      </w:r>
+    </w:p>
+    <w:p>
+      <w:pPr>
+        <w:keepNext/>
+        <w:shd w:val="clear" w:color="auto" w:fill="F3F4F6"/>
+        <w:spacing w:before="0" w:after="0"/>
+        <w:jc w:val="left"/>
+      </w:pPr>
+      <w:r>
+        <w:rPr>
+          <w:rFonts w:ascii="Consolas" w:hAnsi="Consolas" w:cs="Arial"/>
+          <w:sz w:val="18"/>
+          <w:szCs w:val="18"/>
+        </w:rPr>
+        <w:t xml:space="preserve">    public double Total() =&gt; Price * Qty;</w:t>
+      </w:r>
+    </w:p>
+    <w:p>
+      <w:pPr>
+        <w:keepNext/>
+        <w:shd w:val="clear" w:color="auto" w:fill="F3F4F6"/>
+        <w:spacing w:before="0" w:after="0"/>
+        <w:jc w:val="left"/>
+      </w:pPr>
+      <w:r>
+        <w:rPr>
+          <w:rFonts w:ascii="Consolas" w:hAnsi="Consolas" w:cs="Arial"/>
+          <w:sz w:val="18"/>
+          <w:szCs w:val="18"/>
+        </w:rPr>
+        <w:t xml:space="preserve">}</w:t>
+      </w:r>
+    </w:p>
+    <w:p>
+      <w:pPr>
+        <w:shd w:val="clear" w:color="auto" w:fill="F3F4F6"/>
+        <w:spacing w:before="0" w:after="120"/>
+        <w:jc w:val="left"/>
+      </w:pPr>
+      <w:r>
+        <w:rPr>
+          <w:sz w:val="8"/>
+          <w:szCs w:val="8"/>
+        </w:rPr>
+        <w:t xml:space="preserve"> </w:t>
+      </w:r>
+    </w:p>
+    <w:p>
+      <w:pPr>
+        <w:shd w:val="clear" w:color="auto" w:fill="DDF0EE"/>
+        <w:bidi/>
+        <w:spacing w:before="0" w:after="80"/>
+      </w:pPr>
+      <w:r>
+        <w:rPr>
+          <w:b/>
+          <w:bCs/>
+          <w:color w:val="0E6B66"/>
+          <w:rtl/>
+        </w:rPr>
+        <w:t xml:space="preserve">ماذا يفعل هذا الكود؟ </w:t>
+      </w:r>
+      <w:r>
+        <w:rPr>
+          <w:rtl/>
+        </w:rPr>
+        <w:t xml:space="preserve">برنامج مخزن صغير: يعرّف صنف منتج له اسم وسعر وكمية ودالة تحسب قيمته الكلية، ثم يطبع قيمة كل منتج والإجمالي لكل المنتجات.</w:t>
+      </w:r>
+    </w:p>
+    <w:tbl>
+      <w:tblPr>
+        <w:bidiVisual/>
+        <w:tblW w:w="5000" w:type="pct"/>
+        <w:tblBorders>
+          <w:top w:val="single" w:color="D9DEE5" w:sz="4"/>
+          <w:left w:val="single" w:color="D9DEE5" w:sz="4"/>
+          <w:bottom w:val="single" w:color="D9DEE5" w:sz="4"/>
+          <w:right w:val="single" w:color="D9DEE5" w:sz="4"/>
+          <w:insideH w:val="single" w:color="D9DEE5" w:sz="4"/>
+          <w:insideV w:val="single" w:color="D9DEE5" w:sz="4"/>
+        </w:tblBorders>
+        <w:tblCellMar>
+          <w:top w:w="60" w:type="dxa"/>
+          <w:left w:w="100" w:type="dxa"/>
+          <w:bottom w:w="60" w:type="dxa"/>
+          <w:right w:w="100" w:type="dxa"/>
+        </w:tblCellMar>
+      </w:tblPr>
+      <w:tblGrid>
+        <w:gridCol w:w="3600"/>
+        <w:gridCol w:w="6038"/>
+      </w:tblGrid>
+      <w:tr>
+        <w:tc>
+          <w:tcPr>
+            <w:tcW w:w="3600" w:type="dxa"/>
+            <w:shd w:val="clear" w:color="auto" w:fill="F3F4F6"/>
+          </w:tcPr>
+          <w:p>
+            <w:pPr>
+              <w:bidi/>
+              <w:spacing w:before="0" w:after="0"/>
+            </w:pPr>
+            <w:r>
+              <w:rPr>
+                <w:b/>
+                <w:bCs/>
+                <w:rtl/>
+              </w:rPr>
+              <w:t xml:space="preserve">السطر</w:t>
+            </w:r>
+          </w:p>
+        </w:tc>
+        <w:tc>
+          <w:tcPr>
+            <w:tcW w:w="6038" w:type="dxa"/>
+            <w:shd w:val="clear" w:color="auto" w:fill="F3F4F6"/>
+          </w:tcPr>
+          <w:p>
+            <w:pPr>
+              <w:bidi/>
+              <w:spacing w:before="0" w:after="0"/>
+            </w:pPr>
+            <w:r>
+              <w:rPr>
+                <w:b/>
+                <w:bCs/>
+                <w:rtl/>
+              </w:rPr>
+              <w:t xml:space="preserve">الشرح</w:t>
+            </w:r>
+          </w:p>
+        </w:tc>
+      </w:tr>
+      <w:tr>
+        <w:tc>
+          <w:tcPr>
+            <w:tcW w:w="3600" w:type="dxa"/>
+          </w:tcPr>
+          <w:p>
+            <w:pPr>
+              <w:spacing w:before="0" w:after="0"/>
+              <w:jc w:val="left"/>
+            </w:pPr>
+            <w:r>
+              <w:rPr>
+                <w:rFonts w:ascii="Consolas" w:hAnsi="Consolas" w:cs="Arial"/>
+                <w:sz w:val="17"/>
+                <w:szCs w:val="17"/>
+              </w:rPr>
+              <w:t xml:space="preserve">var items = new List&lt;Product&gt;</w:t>
+            </w:r>
+          </w:p>
+        </w:tc>
+        <w:tc>
+          <w:tcPr>
+            <w:tcW w:w="6038" w:type="dxa"/>
+          </w:tcPr>
+          <w:p>
+            <w:pPr>
+              <w:bidi/>
+              <w:spacing w:before="0" w:after="0"/>
+            </w:pPr>
+            <w:r>
+              <w:rPr>
+                <w:sz w:val="20"/>
+                <w:szCs w:val="20"/>
+                <w:rtl/>
+              </w:rPr>
+              <w:t xml:space="preserve">ننشئ قائمة عناصرها من النوع Product (صنف معرَّف في آخر الملف)، وvar تجعل C#‎ يستنتج نوع المتغير تلقائيًا.</w:t>
+            </w:r>
+          </w:p>
+        </w:tc>
+      </w:tr>
+      <w:tr>
+        <w:tc>
+          <w:tcPr>
+            <w:tcW w:w="3600" w:type="dxa"/>
+          </w:tcPr>
+          <w:p>
+            <w:pPr>
+              <w:spacing w:before="0" w:after="0"/>
+              <w:jc w:val="left"/>
+            </w:pPr>
+            <w:r>
+              <w:rPr>
+                <w:rFonts w:ascii="Consolas" w:hAnsi="Consolas" w:cs="Arial"/>
+                <w:sz w:val="17"/>
+                <w:szCs w:val="17"/>
+              </w:rPr>
+              <w:t xml:space="preserve">{</w:t>
+            </w:r>
+          </w:p>
+        </w:tc>
+        <w:tc>
+          <w:tcPr>
+            <w:tcW w:w="6038" w:type="dxa"/>
+          </w:tcPr>
+          <w:p>
+            <w:pPr>
+              <w:bidi/>
+              <w:spacing w:before="0" w:after="0"/>
+            </w:pPr>
+            <w:r>
+              <w:rPr>
+                <w:sz w:val="20"/>
+                <w:szCs w:val="20"/>
+                <w:rtl/>
+              </w:rPr>
+              <w:t xml:space="preserve">الأقواس المعقوصة هنا تجمع المنتجات الأولى التي نضعها في القائمة لحظة إنشائها، مفصولة بفواصل.</w:t>
+            </w:r>
+          </w:p>
+        </w:tc>
+      </w:tr>
+      <w:tr>
+        <w:tc>
+          <w:tcPr>
+            <w:tcW w:w="3600" w:type="dxa"/>
+          </w:tcPr>
+          <w:p>
+            <w:pPr>
+              <w:spacing w:before="0" w:after="0"/>
+              <w:jc w:val="left"/>
+            </w:pPr>
+            <w:r>
+              <w:rPr>
+                <w:rFonts w:ascii="Consolas" w:hAnsi="Consolas" w:cs="Arial"/>
+                <w:sz w:val="17"/>
+                <w:szCs w:val="17"/>
+              </w:rPr>
+              <w:t xml:space="preserve">new Product { Name = "قلم", Price = 0.5, Qty = 100 },</w:t>
+            </w:r>
+          </w:p>
+        </w:tc>
+        <w:tc>
+          <w:tcPr>
+            <w:tcW w:w="6038" w:type="dxa"/>
+          </w:tcPr>
+          <w:p>
+            <w:pPr>
+              <w:bidi/>
+              <w:spacing w:before="0" w:after="0"/>
+            </w:pPr>
+            <w:r>
+              <w:rPr>
+                <w:sz w:val="20"/>
+                <w:szCs w:val="20"/>
+                <w:rtl/>
+              </w:rPr>
+              <w:t xml:space="preserve">new Product ينشئ كائنًا جديدًا من الصنف Product، ونعطي خصائصه قيمها بين { }: الاسم قلم والسعر 0.5 والكمية 100. والسطران التاليان ينشئان الدفتر والحقيبة بالطريقة نفسها.</w:t>
+            </w:r>
+          </w:p>
+        </w:tc>
+      </w:tr>
+      <w:tr>
+        <w:tc>
+          <w:tcPr>
+            <w:tcW w:w="3600" w:type="dxa"/>
+          </w:tcPr>
+          <w:p>
+            <w:pPr>
+              <w:spacing w:before="0" w:after="0"/>
+              <w:jc w:val="left"/>
+            </w:pPr>
+            <w:r>
+              <w:rPr>
+                <w:rFonts w:ascii="Consolas" w:hAnsi="Consolas" w:cs="Arial"/>
+                <w:sz w:val="17"/>
+                <w:szCs w:val="17"/>
+              </w:rPr>
+              <w:t xml:space="preserve">double all = 0;</w:t>
+            </w:r>
+          </w:p>
+        </w:tc>
+        <w:tc>
+          <w:tcPr>
+            <w:tcW w:w="6038" w:type="dxa"/>
+          </w:tcPr>
+          <w:p>
+            <w:pPr>
+              <w:bidi/>
+              <w:spacing w:before="0" w:after="0"/>
+            </w:pPr>
+            <w:r>
+              <w:rPr>
+                <w:sz w:val="20"/>
+                <w:szCs w:val="20"/>
+                <w:rtl/>
+              </w:rPr>
+              <w:t xml:space="preserve">متغير عشري all يبدأ بصفر لنجمع فيه قيمة كل المنتجات.</w:t>
+            </w:r>
+          </w:p>
+        </w:tc>
+      </w:tr>
+      <w:tr>
+        <w:tc>
+          <w:tcPr>
+            <w:tcW w:w="3600" w:type="dxa"/>
+          </w:tcPr>
+          <w:p>
+            <w:pPr>
+              <w:spacing w:before="0" w:after="0"/>
+              <w:jc w:val="left"/>
+            </w:pPr>
+            <w:r>
+              <w:rPr>
+                <w:rFonts w:ascii="Consolas" w:hAnsi="Consolas" w:cs="Arial"/>
+                <w:sz w:val="17"/>
+                <w:szCs w:val="17"/>
+              </w:rPr>
+              <w:t xml:space="preserve">foreach (var p in items)</w:t>
+            </w:r>
+          </w:p>
+        </w:tc>
+        <w:tc>
+          <w:tcPr>
+            <w:tcW w:w="6038" w:type="dxa"/>
+          </w:tcPr>
+          <w:p>
+            <w:pPr>
+              <w:bidi/>
+              <w:spacing w:before="0" w:after="0"/>
+            </w:pPr>
+            <w:r>
+              <w:rPr>
+                <w:sz w:val="20"/>
+                <w:szCs w:val="20"/>
+                <w:rtl/>
+              </w:rPr>
+              <w:t xml:space="preserve">نمر على كل منتج في القائمة، ويحمل المتغير p المنتج الحالي.</w:t>
+            </w:r>
+          </w:p>
+        </w:tc>
+      </w:tr>
+      <w:tr>
+        <w:tc>
+          <w:tcPr>
+            <w:tcW w:w="3600" w:type="dxa"/>
+          </w:tcPr>
+          <w:p>
+            <w:pPr>
+              <w:spacing w:before="0" w:after="0"/>
+              <w:jc w:val="left"/>
+            </w:pPr>
+            <w:r>
+              <w:rPr>
+                <w:rFonts w:ascii="Consolas" w:hAnsi="Consolas" w:cs="Arial"/>
+                <w:sz w:val="17"/>
+                <w:szCs w:val="17"/>
+              </w:rPr>
+              <w:t xml:space="preserve">Console.WriteLine($"{p.Name}: {p.Total()}");</w:t>
+            </w:r>
+          </w:p>
+        </w:tc>
+        <w:tc>
+          <w:tcPr>
+            <w:tcW w:w="6038" w:type="dxa"/>
+          </w:tcPr>
+          <w:p>
+            <w:pPr>
+              <w:bidi/>
+              <w:spacing w:before="0" w:after="0"/>
+            </w:pPr>
+            <w:r>
+              <w:rPr>
+                <w:sz w:val="20"/>
+                <w:szCs w:val="20"/>
+                <w:rtl/>
+              </w:rPr>
+              <w:t xml:space="preserve">نطبع اسم المنتج ثم نستدعي دالته Total() التي تحسب قيمته الكلية. الأقواس () بعد Total ضرورية لأنها دالة تُستدعى وليست خاصية.</w:t>
+            </w:r>
+          </w:p>
+        </w:tc>
+      </w:tr>
+      <w:tr>
+        <w:tc>
+          <w:tcPr>
+            <w:tcW w:w="3600" w:type="dxa"/>
+          </w:tcPr>
+          <w:p>
+            <w:pPr>
+              <w:spacing w:before="0" w:after="0"/>
+              <w:jc w:val="left"/>
+            </w:pPr>
+            <w:r>
+              <w:rPr>
+                <w:rFonts w:ascii="Consolas" w:hAnsi="Consolas" w:cs="Arial"/>
+                <w:sz w:val="17"/>
+                <w:szCs w:val="17"/>
+              </w:rPr>
+              <w:t xml:space="preserve">all += p.Total();</w:t>
+            </w:r>
+          </w:p>
+        </w:tc>
+        <w:tc>
+          <w:tcPr>
+            <w:tcW w:w="6038" w:type="dxa"/>
+          </w:tcPr>
+          <w:p>
+            <w:pPr>
+              <w:bidi/>
+              <w:spacing w:before="0" w:after="0"/>
+            </w:pPr>
+            <w:r>
+              <w:rPr>
+                <w:sz w:val="20"/>
+                <w:szCs w:val="20"/>
+                <w:rtl/>
+              </w:rPr>
+              <w:t xml:space="preserve">نضيف قيمة هذا المنتج إلى الإجمالي باستخدام += أي all = all + p.Total().</w:t>
+            </w:r>
+          </w:p>
+        </w:tc>
+      </w:tr>
+      <w:tr>
+        <w:tc>
+          <w:tcPr>
+            <w:tcW w:w="3600" w:type="dxa"/>
+          </w:tcPr>
+          <w:p>
+            <w:pPr>
+              <w:spacing w:before="0" w:after="0"/>
+              <w:jc w:val="left"/>
+            </w:pPr>
+            <w:r>
+              <w:rPr>
+                <w:rFonts w:ascii="Consolas" w:hAnsi="Consolas" w:cs="Arial"/>
+                <w:sz w:val="17"/>
+                <w:szCs w:val="17"/>
+              </w:rPr>
+              <w:t xml:space="preserve">Console.WriteLine($"الإجمالي: {all}");</w:t>
+            </w:r>
+          </w:p>
+        </w:tc>
+        <w:tc>
+          <w:tcPr>
+            <w:tcW w:w="6038" w:type="dxa"/>
+          </w:tcPr>
+          <w:p>
+            <w:pPr>
+              <w:bidi/>
+              <w:spacing w:before="0" w:after="0"/>
+            </w:pPr>
+            <w:r>
+              <w:rPr>
+                <w:sz w:val="20"/>
+                <w:szCs w:val="20"/>
+                <w:rtl/>
+              </w:rPr>
+              <w:t xml:space="preserve">بعد انتهاء الحلقة نطبع مجموع قيم كل المنتجات.</w:t>
+            </w:r>
+          </w:p>
+        </w:tc>
+      </w:tr>
+      <w:tr>
+        <w:tc>
+          <w:tcPr>
+            <w:tcW w:w="3600" w:type="dxa"/>
+          </w:tcPr>
+          <w:p>
+            <w:pPr>
+              <w:spacing w:before="0" w:after="0"/>
+              <w:jc w:val="left"/>
+            </w:pPr>
+            <w:r>
+              <w:rPr>
+                <w:rFonts w:ascii="Consolas" w:hAnsi="Consolas" w:cs="Arial"/>
+                <w:sz w:val="17"/>
+                <w:szCs w:val="17"/>
+              </w:rPr>
+              <w:t xml:space="preserve">class Product</w:t>
+            </w:r>
+          </w:p>
+        </w:tc>
+        <w:tc>
+          <w:tcPr>
+            <w:tcW w:w="6038" w:type="dxa"/>
+          </w:tcPr>
+          <w:p>
+            <w:pPr>
+              <w:bidi/>
+              <w:spacing w:before="0" w:after="0"/>
+            </w:pPr>
+            <w:r>
+              <w:rPr>
+                <w:sz w:val="20"/>
+                <w:szCs w:val="20"/>
+                <w:rtl/>
+              </w:rPr>
+              <w:t xml:space="preserve">نعرّف الصنف Product، وهو قالب يصف كل منتج: ما يحمله من بيانات (خصائص) وما يستطيع فعله (دوال). تأتي الأصناف بعد أوامر البرنامج الرئيسية في الملف.</w:t>
+            </w:r>
+          </w:p>
+        </w:tc>
+      </w:tr>
+      <w:tr>
+        <w:tc>
+          <w:tcPr>
+            <w:tcW w:w="3600" w:type="dxa"/>
+          </w:tcPr>
+          <w:p>
+            <w:pPr>
+              <w:spacing w:before="0" w:after="0"/>
+              <w:jc w:val="left"/>
+            </w:pPr>
+            <w:r>
+              <w:rPr>
+                <w:rFonts w:ascii="Consolas" w:hAnsi="Consolas" w:cs="Arial"/>
+                <w:sz w:val="17"/>
+                <w:szCs w:val="17"/>
+              </w:rPr>
+              <w:t xml:space="preserve">public string Name { get; set; }</w:t>
+            </w:r>
+          </w:p>
+        </w:tc>
+        <w:tc>
+          <w:tcPr>
+            <w:tcW w:w="6038" w:type="dxa"/>
+          </w:tcPr>
+          <w:p>
+            <w:pPr>
+              <w:bidi/>
+              <w:spacing w:before="0" w:after="0"/>
+            </w:pPr>
+            <w:r>
+              <w:rPr>
+                <w:sz w:val="20"/>
+                <w:szCs w:val="20"/>
+                <w:rtl/>
+              </w:rPr>
+              <w:t xml:space="preserve">خاصية نصية Name لاسم المنتج؛ public تعني أنها متاحة من خارج الصنف، و{ get; set; } تعني أنها قابلة للقراءة والتغيير.</w:t>
+            </w:r>
+          </w:p>
+        </w:tc>
+      </w:tr>
+      <w:tr>
+        <w:tc>
+          <w:tcPr>
+            <w:tcW w:w="3600" w:type="dxa"/>
+          </w:tcPr>
+          <w:p>
+            <w:pPr>
+              <w:spacing w:before="0" w:after="0"/>
+              <w:jc w:val="left"/>
+            </w:pPr>
+            <w:r>
+              <w:rPr>
+                <w:rFonts w:ascii="Consolas" w:hAnsi="Consolas" w:cs="Arial"/>
+                <w:sz w:val="17"/>
+                <w:szCs w:val="17"/>
+              </w:rPr>
+              <w:t xml:space="preserve">public double Price { get; set; }</w:t>
+            </w:r>
+          </w:p>
+        </w:tc>
+        <w:tc>
+          <w:tcPr>
+            <w:tcW w:w="6038" w:type="dxa"/>
+          </w:tcPr>
+          <w:p>
+            <w:pPr>
+              <w:bidi/>
+              <w:spacing w:before="0" w:after="0"/>
+            </w:pPr>
+            <w:r>
+              <w:rPr>
+                <w:sz w:val="20"/>
+                <w:szCs w:val="20"/>
+                <w:rtl/>
+              </w:rPr>
+              <w:t xml:space="preserve">خاصية Price لسعر الوحدة، ونوعها double لأن السعر قد يحتوي على كسور مثل 0.5.</w:t>
+            </w:r>
+          </w:p>
+        </w:tc>
+      </w:tr>
+      <w:tr>
+        <w:tc>
+          <w:tcPr>
+            <w:tcW w:w="3600" w:type="dxa"/>
+          </w:tcPr>
+          <w:p>
+            <w:pPr>
+              <w:spacing w:before="0" w:after="0"/>
+              <w:jc w:val="left"/>
+            </w:pPr>
+            <w:r>
+              <w:rPr>
+                <w:rFonts w:ascii="Consolas" w:hAnsi="Consolas" w:cs="Arial"/>
+                <w:sz w:val="17"/>
+                <w:szCs w:val="17"/>
+              </w:rPr>
+              <w:t xml:space="preserve">public int Qty { get; set; }</w:t>
+            </w:r>
+          </w:p>
+        </w:tc>
+        <w:tc>
+          <w:tcPr>
+            <w:tcW w:w="6038" w:type="dxa"/>
+          </w:tcPr>
+          <w:p>
+            <w:pPr>
+              <w:bidi/>
+              <w:spacing w:before="0" w:after="0"/>
+            </w:pPr>
+            <w:r>
+              <w:rPr>
+                <w:sz w:val="20"/>
+                <w:szCs w:val="20"/>
+                <w:rtl/>
+              </w:rPr>
+              <w:t xml:space="preserve">خاصية Qty للكمية، ونوعها int لأن الكمية عدد صحيح.</w:t>
+            </w:r>
+          </w:p>
+        </w:tc>
+      </w:tr>
+      <w:tr>
+        <w:tc>
+          <w:tcPr>
+            <w:tcW w:w="3600" w:type="dxa"/>
+          </w:tcPr>
+          <w:p>
+            <w:pPr>
+              <w:spacing w:before="0" w:after="0"/>
+              <w:jc w:val="left"/>
+            </w:pPr>
+            <w:r>
+              <w:rPr>
+                <w:rFonts w:ascii="Consolas" w:hAnsi="Consolas" w:cs="Arial"/>
+                <w:sz w:val="17"/>
+                <w:szCs w:val="17"/>
+              </w:rPr>
+              <w:t xml:space="preserve">public double Total() =&gt; Price * Qty;</w:t>
+            </w:r>
+          </w:p>
+        </w:tc>
+        <w:tc>
+          <w:tcPr>
+            <w:tcW w:w="6038" w:type="dxa"/>
+          </w:tcPr>
+          <w:p>
+            <w:pPr>
+              <w:bidi/>
+              <w:spacing w:before="0" w:after="0"/>
+            </w:pPr>
+            <w:r>
+              <w:rPr>
+                <w:sz w:val="20"/>
+                <w:szCs w:val="20"/>
+                <w:rtl/>
+              </w:rPr>
+              <w:t xml:space="preserve">دالة داخل الصنف اسمها Total تُرجع double. السهم =&gt; طريقة مختصرة تعني «أرجِع هذه النتيجة»، بدل كتابة { return Price * Qty; }، فتحسب السعر مضروبًا في الكمية لهذا المنتج.</w:t>
+            </w:r>
+          </w:p>
+        </w:tc>
+      </w:tr>
+    </w:tbl>
+    <w:p>
+      <w:pPr>
+        <w:bidi/>
+        <w:spacing w:before="0" w:after="120"/>
+      </w:pPr>
+      <w:r>
+        <w:rPr>
+          <w:sz w:val="8"/>
+          <w:szCs w:val="8"/>
+        </w:rPr>
+        <w:t xml:space="preserve"> </w:t>
+      </w:r>
+    </w:p>
+    <w:p>
+      <w:pPr>
+        <w:keepNext/>
+        <w:bidi/>
+        <w:spacing w:before="280" w:after="100"/>
+      </w:pPr>
+      <w:r>
+        <w:rPr>
+          <w:b/>
+          <w:bCs/>
+          <w:color w:val="0E6B66"/>
+          <w:sz w:val="30"/>
+          <w:szCs w:val="30"/>
+          <w:rtl/>
+        </w:rPr>
+        <w:t xml:space="preserve">اختبر نفسك</w:t>
+      </w:r>
+    </w:p>
+    <w:p>
+      <w:pPr>
+        <w:keepNext/>
+        <w:bidi/>
+        <w:spacing w:before="0" w:after="40"/>
+      </w:pPr>
+      <w:r>
+        <w:rPr>
+          <w:b/>
+          <w:bCs/>
+          <w:rtl/>
+        </w:rPr>
+        <w:t xml:space="preserve">1. الكلمة void تعني أن الدالة:</w:t>
+      </w:r>
+    </w:p>
+    <w:p>
+      <w:pPr>
+        <w:bidi/>
+        <w:spacing w:before="0" w:after="120"/>
+      </w:pPr>
+      <w:r>
+        <w:rPr>
+          <w:rtl/>
+        </w:rPr>
+        <w:t xml:space="preserve">أ) لا تُرجع قيمة     ب) تُرجع رقمًا     ج) فارغة من الأوامر</w:t>
+      </w:r>
+    </w:p>
+    <w:p>
+      <w:pPr>
+        <w:keepNext/>
+        <w:bidi/>
+        <w:spacing w:before="0" w:after="40"/>
+      </w:pPr>
+      <w:r>
+        <w:rPr>
+          <w:b/>
+          <w:bCs/>
+          <w:rtl/>
+        </w:rPr>
+        <w:t xml:space="preserve">2. لإضافة عنصر إلى List نستخدم:</w:t>
+      </w:r>
+    </w:p>
+    <w:p>
+      <w:pPr>
+        <w:bidi/>
+        <w:spacing w:before="0" w:after="120"/>
+      </w:pPr>
+      <w:r>
+        <w:rPr>
+          <w:rtl/>
+        </w:rPr>
+        <w:t xml:space="preserve">أ) Push     ب) Add     ج) Insert فقط</w:t>
+      </w:r>
+    </w:p>
+    <w:p>
+      <w:pPr>
+        <w:keepNext/>
+        <w:bidi/>
+        <w:spacing w:before="0" w:after="40"/>
+      </w:pPr>
+      <w:r>
+        <w:rPr>
+          <w:b/>
+          <w:bCs/>
+          <w:rtl/>
+        </w:rPr>
+        <w:t xml:space="preserve">3. الكلاس بالنسبة للكائن هو:</w:t>
+      </w:r>
+    </w:p>
+    <w:p>
+      <w:pPr>
+        <w:bidi/>
+        <w:spacing w:before="0" w:after="120"/>
+      </w:pPr>
+      <w:r>
+        <w:rPr>
+          <w:rtl/>
+        </w:rPr>
+        <w:t xml:space="preserve">أ) نسخة منه     ب) القالب الذي يُصنع منه     ج) متغير عادي</w:t>
+      </w:r>
+    </w:p>
+    <w:p>
+      <w:pPr>
+        <w:bidi/>
+        <w:spacing w:before="0" w:after="120"/>
+      </w:pPr>
+      <w:r>
+        <w:rPr>
+          <w:b/>
+          <w:bCs/>
+          <w:color w:val="5B6575"/>
+          <w:sz w:val="18"/>
+          <w:szCs w:val="18"/>
+          <w:rtl/>
+        </w:rPr>
+        <w:t xml:space="preserve">الإجابات: </w:t>
+      </w:r>
+      <w:r>
+        <w:rPr>
+          <w:color w:val="5B6575"/>
+          <w:sz w:val="18"/>
+          <w:szCs w:val="18"/>
+          <w:rtl/>
+        </w:rPr>
+        <w:t xml:space="preserve">1) لا تُرجع قيمة  ·  2) Add  ·  3) القالب الذي يُصنع منه</w:t>
+      </w:r>
+    </w:p>
+    <w:p>
+      <w:pPr>
+        <w:keepNext/>
+        <w:bidi/>
+        <w:spacing w:before="280" w:after="100"/>
+      </w:pPr>
+      <w:r>
+        <w:rPr>
+          <w:b/>
+          <w:bCs/>
+          <w:color w:val="0E6B66"/>
+          <w:sz w:val="30"/>
+          <w:szCs w:val="30"/>
+          <w:rtl/>
+        </w:rPr>
+        <w:t xml:space="preserve">الواجب</w:t>
+      </w:r>
+    </w:p>
+    <w:p>
+      <w:pPr>
+        <w:shd w:val="clear" w:color="auto" w:fill="DDF0EE"/>
+        <w:bidi/>
+        <w:spacing w:before="0" w:after="120"/>
+      </w:pPr>
+      <w:r>
+        <w:rPr>
+          <w:rtl/>
+        </w:rPr>
+        <w:t xml:space="preserve">جهّز تثبيت SQL Server Express وSSMS على جهازك قبل يوم 8 (الرابط في قسم الخطة).</w:t>
+      </w:r>
+    </w:p>
     <w:sectPr>
       <w:pgSz w:w="11906" w:h="16838"/>
       <w:pgMar w:top="1134" w:right="1134" w:bottom="1134" w:left="1134" w:header="567" w:footer="567" w:gutter="0"/>
